--- a/Books/Stories/ThePrincessInTheClouds/Book_ThePrincessInTheClouds.docx
+++ b/Books/Stories/ThePrincessInTheClouds/Book_ThePrincessInTheClouds.docx
@@ -1340,7 +1340,13 @@
         <w:t xml:space="preserve">For a moment all was quiet. Then </w:t>
       </w:r>
       <w:r>
-        <w:t>out of the surface</w:t>
+        <w:t xml:space="preserve">out of the </w:t>
+      </w:r>
+      <w:r>
+        <w:t xml:space="preserve">mirrored </w:t>
+      </w:r>
+      <w:r>
+        <w:t>surface</w:t>
       </w:r>
       <w:r>
         <w:t xml:space="preserve"> </w:t>
@@ -1902,7 +1908,19 @@
     </w:p>
     <w:p>
       <w:r>
-        <w:t xml:space="preserve">“I don’t think this is time for </w:t>
+        <w:t>“</w:t>
+      </w:r>
+      <w:r>
+        <w:t>T</w:t>
+      </w:r>
+      <w:r>
+        <w:t>his is</w:t>
+      </w:r>
+      <w:r>
+        <w:t>n’t</w:t>
+      </w:r>
+      <w:r>
+        <w:t xml:space="preserve"> time for </w:t>
       </w:r>
       <w:r>
         <w:t>cosplaying</w:t>
@@ -1942,7 +1960,7 @@
         <w:t xml:space="preserve">“This isn’t over Luke,” the leader </w:t>
       </w:r>
       <w:r>
-        <w:t>taunted</w:t>
+        <w:t>threatened</w:t>
       </w:r>
       <w:r>
         <w:t>. “Next time I’ll kick your ass.”</w:t>
@@ -2100,7 +2118,12 @@
         <w:t>living</w:t>
       </w:r>
       <w:r>
-        <w:t xml:space="preserve"> room. “</w:t>
+        <w:t xml:space="preserve"> room.</w:t>
+      </w:r>
+    </w:p>
+    <w:p>
+      <w:r>
+        <w:t>“</w:t>
       </w:r>
       <w:r>
         <w:t>No</w:t>
@@ -63364,7 +63387,7 @@
         <w:rPr>
           <w:noProof/>
         </w:rPr>
-        <w:t>464</w:t>
+        <w:t>6</w:t>
       </w:r>
     </w:fldSimple>
   </w:p>
@@ -63383,7 +63406,7 @@
         <w:rPr>
           <w:noProof/>
         </w:rPr>
-        <w:t>463</w:t>
+        <w:t>5</w:t>
       </w:r>
     </w:fldSimple>
   </w:p>
@@ -65202,7 +65225,7 @@
 </file>
 
 <file path=customXml/itemProps1.xml><?xml version="1.0" encoding="utf-8"?>
-<ds:datastoreItem xmlns:ds="http://schemas.openxmlformats.org/officeDocument/2006/customXml" ds:itemID="{0A8D9836-8274-4C1B-8F43-B587A8D8E189}">
+<ds:datastoreItem xmlns:ds="http://schemas.openxmlformats.org/officeDocument/2006/customXml" ds:itemID="{E59905BA-1194-4621-8B57-FFF3ABD1B231}">
   <ds:schemaRefs>
     <ds:schemaRef ds:uri="http://schemas.openxmlformats.org/officeDocument/2006/bibliography"/>
   </ds:schemaRefs>

--- a/Books/Stories/ThePrincessInTheClouds/Book_ThePrincessInTheClouds.docx
+++ b/Books/Stories/ThePrincessInTheClouds/Book_ThePrincessInTheClouds.docx
@@ -2957,7 +2957,13 @@
         <w:t>greeted</w:t>
       </w:r>
       <w:r>
-        <w:t xml:space="preserve"> and sat down.</w:t>
+        <w:t xml:space="preserve"> </w:t>
+      </w:r>
+      <w:r>
+        <w:t>as he gave out hugs</w:t>
+      </w:r>
+      <w:r>
+        <w:t>.</w:t>
       </w:r>
     </w:p>
     <w:p>
@@ -63387,7 +63393,7 @@
         <w:rPr>
           <w:noProof/>
         </w:rPr>
-        <w:t>6</w:t>
+        <w:t>10</w:t>
       </w:r>
     </w:fldSimple>
   </w:p>
@@ -63406,7 +63412,7 @@
         <w:rPr>
           <w:noProof/>
         </w:rPr>
-        <w:t>5</w:t>
+        <w:t>11</w:t>
       </w:r>
     </w:fldSimple>
   </w:p>
@@ -65225,7 +65231,7 @@
 </file>
 
 <file path=customXml/itemProps1.xml><?xml version="1.0" encoding="utf-8"?>
-<ds:datastoreItem xmlns:ds="http://schemas.openxmlformats.org/officeDocument/2006/customXml" ds:itemID="{E59905BA-1194-4621-8B57-FFF3ABD1B231}">
+<ds:datastoreItem xmlns:ds="http://schemas.openxmlformats.org/officeDocument/2006/customXml" ds:itemID="{F32D3E08-BBA8-4299-8003-13054E7A9C1E}">
   <ds:schemaRefs>
     <ds:schemaRef ds:uri="http://schemas.openxmlformats.org/officeDocument/2006/bibliography"/>
   </ds:schemaRefs>

--- a/Books/Stories/ThePrincessInTheClouds/Book_ThePrincessInTheClouds.docx
+++ b/Books/Stories/ThePrincessInTheClouds/Book_ThePrincessInTheClouds.docx
@@ -1261,210 +1261,524 @@
     </w:p>
     <w:p>
       <w:r>
-        <w:t>The early</w:t>
-      </w:r>
-      <w:r>
-        <w:t xml:space="preserve"> morning</w:t>
-      </w:r>
-      <w:r>
-        <w:t xml:space="preserve"> June sun shone brightly on the</w:t>
-      </w:r>
-      <w:r>
-        <w:t xml:space="preserve"> bike trails of Olympia, Washington</w:t>
-      </w:r>
-      <w:r>
-        <w:t xml:space="preserve"> as birds chirped happily near a babbling brook</w:t>
-      </w:r>
-      <w:r>
-        <w:t>.</w:t>
-      </w:r>
-    </w:p>
-    <w:p>
-      <w:r>
-        <w:t>A</w:t>
+        <w:t>A bird chirped on a branch, calling forth a new day.</w:t>
+      </w:r>
+    </w:p>
+    <w:p>
+      <w:r>
+        <w:t>Light, brighter than the sun shone out in a clearing,</w:t>
+      </w:r>
+      <w:r>
+        <w:t xml:space="preserve"> frightening a deer. </w:t>
+      </w:r>
+      <w:r>
+        <w:t>The light ballooned into a mirrored bubble, reflecting both sky and earth.</w:t>
+      </w:r>
+    </w:p>
+    <w:p>
+      <w:r>
+        <w:t xml:space="preserve">Five horse riders rode out of the dome. One was a grumpy sixteen-year-old girl. </w:t>
+      </w:r>
+      <w:r>
+        <w:t>“How many more of these stupid worlds do we have to go to? I thought the last one was the last one.”</w:t>
+      </w:r>
+    </w:p>
+    <w:p>
+      <w:r>
+        <w:t xml:space="preserve">“I’m sorry Princess Anastasia,” a twenty-five-year-old woman with the air of authority pleaded. “But the Council gave us an additional testing gate yesterday and </w:t>
+      </w:r>
+      <w:r>
+        <w:t>instructed</w:t>
+      </w:r>
+      <w:r>
+        <w:t xml:space="preserve"> us to come to these coordinates</w:t>
+      </w:r>
+      <w:r>
+        <w:t xml:space="preserve"> at this time</w:t>
+      </w:r>
+      <w:r>
+        <w:t>.”</w:t>
+      </w:r>
+    </w:p>
+    <w:p>
+      <w:r>
+        <w:t xml:space="preserve">“Okay Lady Jessica,” Anastasia </w:t>
+      </w:r>
+      <w:r>
+        <w:t>sighed</w:t>
+      </w:r>
+      <w:r>
+        <w:t xml:space="preserve">. </w:t>
+      </w:r>
+      <w:r>
+        <w:t xml:space="preserve">She had no choice but to obey her father and </w:t>
+      </w:r>
+      <w:r>
+        <w:t xml:space="preserve">travel to </w:t>
+      </w:r>
+      <w:r>
+        <w:t>stupid</w:t>
+      </w:r>
+      <w:r>
+        <w:t xml:space="preserve"> worlds. That didn’t mean she couldn’t complain.</w:t>
+      </w:r>
+    </w:p>
+    <w:p>
+      <w:r>
+        <w:t>“And why is this world so stuffy and drab?</w:t>
+      </w:r>
+      <w:r>
+        <w:t xml:space="preserve"> And why are we in the boonies?</w:t>
+      </w:r>
+      <w:r>
+        <w:t>”</w:t>
+      </w:r>
+    </w:p>
+    <w:p>
+      <w:r>
+        <w:t>A wiry man of at least forty</w:t>
+      </w:r>
+      <w:r>
+        <w:t xml:space="preserve"> reached out his hand and retrieved the </w:t>
+      </w:r>
+      <w:r>
+        <w:t xml:space="preserve">bubble </w:t>
+      </w:r>
+      <w:r>
+        <w:t>gate. He then</w:t>
+      </w:r>
+      <w:r>
+        <w:t xml:space="preserve"> tossed a twelve</w:t>
+      </w:r>
+      <w:r>
+        <w:t>-</w:t>
+      </w:r>
+      <w:r>
+        <w:t xml:space="preserve">sided die into </w:t>
+      </w:r>
+      <w:r>
+        <w:t>the</w:t>
+      </w:r>
+      <w:r>
+        <w:t xml:space="preserve"> clearing. It </w:t>
+      </w:r>
+      <w:r>
+        <w:t>inflated</w:t>
+      </w:r>
+      <w:r>
+        <w:t xml:space="preserve"> into a cottage.</w:t>
+      </w:r>
+    </w:p>
+    <w:p>
+      <w:r>
+        <w:t>“</w:t>
+      </w:r>
+      <w:r>
+        <w:t>I don’t know,</w:t>
+      </w:r>
+      <w:r>
+        <w:t xml:space="preserve">” </w:t>
+      </w:r>
+      <w:r>
+        <w:t>t</w:t>
+      </w:r>
+      <w:r>
+        <w:t xml:space="preserve">he man </w:t>
+      </w:r>
+      <w:r>
+        <w:t>said</w:t>
+      </w:r>
+      <w:r>
+        <w:t>. “</w:t>
+      </w:r>
+      <w:r>
+        <w:t>Any number of factors could account for this magic deficit. The chaotic space tells of a cataclysm, but this is not my specialty.</w:t>
+      </w:r>
+    </w:p>
+    <w:p>
+      <w:r>
+        <w:t>“As for our location, I do not know. These are the coordinates I was given.”</w:t>
+      </w:r>
+    </w:p>
+    <w:p>
+      <w:r>
+        <w:lastRenderedPageBreak/>
+        <w:t>“It will take time to find the Candidate. This is an unexplored world outside the empire. We have no diplomatic relations with it,” Lady Jessica said.</w:t>
+      </w:r>
+      <w:r>
+        <w:t xml:space="preserve"> “In the meantime, please don’t wander off Princess Anastasia. We don’t know what kind of dangerous animals or </w:t>
+      </w:r>
+      <w:r>
+        <w:t>people</w:t>
+      </w:r>
+      <w:r>
+        <w:t xml:space="preserve"> there are in this world.”</w:t>
+      </w:r>
+    </w:p>
+    <w:p>
+      <w:r>
+        <w:t xml:space="preserve">“Fine, fine, whatever,” Anastasia </w:t>
+      </w:r>
+      <w:r>
+        <w:t>sighed</w:t>
+      </w:r>
+      <w:r>
+        <w:t xml:space="preserve"> in a bored voice and meshed her hands behind her head.</w:t>
+      </w:r>
+    </w:p>
+    <w:p>
+      <w:r>
+        <w:t xml:space="preserve">She waited for everyone to enter the cottage and then walked off in a semi-formal march. Her companions wouldn’t miss her for at least </w:t>
+      </w:r>
+      <w:r>
+        <w:t>an hour or</w:t>
+      </w:r>
+      <w:r>
+        <w:t xml:space="preserve"> two</w:t>
+      </w:r>
+      <w:r>
+        <w:t>.</w:t>
+      </w:r>
+    </w:p>
+    <w:p>
+      <w:r>
+        <w:t>As the represent</w:t>
+      </w:r>
+      <w:r>
+        <w:t>at</w:t>
+      </w:r>
+      <w:r>
+        <w:t xml:space="preserve">ive of the emperor and the Council of Elders, </w:t>
+      </w:r>
+      <w:r>
+        <w:t>Anastasia’s</w:t>
       </w:r>
       <w:r>
         <w:t xml:space="preserve"> </w:t>
       </w:r>
       <w:r>
-        <w:t xml:space="preserve">flicker </w:t>
-      </w:r>
-      <w:r>
-        <w:t>of light</w:t>
+        <w:t xml:space="preserve">current </w:t>
+      </w:r>
+      <w:r>
+        <w:t xml:space="preserve">job was </w:t>
+      </w:r>
+      <w:r>
+        <w:t xml:space="preserve">to formally greet </w:t>
+      </w:r>
+      <w:r>
+        <w:t>prospects</w:t>
+      </w:r>
+      <w:r>
+        <w:t xml:space="preserve"> and offer them a chance to </w:t>
+      </w:r>
+      <w:r>
+        <w:t xml:space="preserve">be a candidate for </w:t>
+      </w:r>
+      <w:r>
+        <w:t>some</w:t>
       </w:r>
       <w:r>
         <w:t xml:space="preserve"> </w:t>
       </w:r>
       <w:r>
-        <w:t>appeared</w:t>
-      </w:r>
-      <w:r>
-        <w:t xml:space="preserve"> above a bend</w:t>
-      </w:r>
-      <w:r>
-        <w:t xml:space="preserve"> in a trail</w:t>
-      </w:r>
-      <w:r>
-        <w:t xml:space="preserve">, expanding swiftly onto </w:t>
-      </w:r>
-      <w:r>
-        <w:t xml:space="preserve">a </w:t>
-      </w:r>
-      <w:r>
-        <w:t xml:space="preserve">forty-foot </w:t>
-      </w:r>
-      <w:r>
-        <w:t>silvery bubble</w:t>
-      </w:r>
-      <w:r>
-        <w:t xml:space="preserve">. </w:t>
-      </w:r>
-      <w:r>
-        <w:t>Buried a</w:t>
-      </w:r>
-      <w:r>
-        <w:t xml:space="preserve"> third </w:t>
-      </w:r>
-      <w:r>
-        <w:t>into the ground, it reflected the world around it</w:t>
-      </w:r>
-      <w:r>
-        <w:t xml:space="preserve"> like a mirage</w:t>
-      </w:r>
-      <w:r>
-        <w:t>.</w:t>
-      </w:r>
-    </w:p>
-    <w:p>
-      <w:r>
-        <w:t xml:space="preserve">For a moment all was quiet. Then </w:t>
-      </w:r>
-      <w:r>
-        <w:t xml:space="preserve">out of the </w:t>
-      </w:r>
-      <w:r>
-        <w:t xml:space="preserve">mirrored </w:t>
-      </w:r>
-      <w:r>
-        <w:t>surface</w:t>
+        <w:t xml:space="preserve">stupid </w:t>
+      </w:r>
+      <w:r>
+        <w:t xml:space="preserve">competition </w:t>
+      </w:r>
+      <w:r>
+        <w:t xml:space="preserve">the </w:t>
+      </w:r>
+      <w:r>
+        <w:t xml:space="preserve">Council of Elders </w:t>
+      </w:r>
+      <w:r>
+        <w:t>were planning</w:t>
+      </w:r>
+      <w:r>
+        <w:t>.</w:t>
+      </w:r>
+      <w:r>
+        <w:t xml:space="preserve"> They were always planning competitions. This was no different.</w:t>
+      </w:r>
+    </w:p>
+    <w:p>
+      <w:r>
+        <w:t xml:space="preserve">Anastasia looked around. </w:t>
+      </w:r>
+      <w:r>
+        <w:t>A foreign city beckoned b</w:t>
+      </w:r>
+      <w:r>
+        <w:t xml:space="preserve">eyond a nearby </w:t>
+      </w:r>
+      <w:r>
+        <w:t>ridge</w:t>
+      </w:r>
+      <w:r>
+        <w:t>.</w:t>
+      </w:r>
+    </w:p>
+    <w:p>
+      <w:r>
+        <w:t>The princess</w:t>
+      </w:r>
+      <w:r>
+        <w:t xml:space="preserve"> walked down the trail, secretly hoping to see a shopping center. She found </w:t>
+      </w:r>
+      <w:r>
+        <w:t>her</w:t>
+      </w:r>
+      <w:r>
+        <w:t xml:space="preserve"> travel clothes </w:t>
+      </w:r>
+      <w:r>
+        <w:t xml:space="preserve">too </w:t>
+      </w:r>
+      <w:r>
+        <w:t>dreary for words. They weren’t suitable for a princess.</w:t>
+      </w:r>
+    </w:p>
+    <w:p>
+      <w:r>
+        <w:t>A nearby wall of vegetation gave way to a hidden path.</w:t>
+      </w:r>
+    </w:p>
+    <w:p>
+      <w:r>
+        <w:t>Also hidden was a gang of teenagers. They were clearly up to no good.</w:t>
+      </w:r>
+    </w:p>
+    <w:p>
+      <w:r>
+        <w:t>Worse yet, they all had black hair.</w:t>
+      </w:r>
+    </w:p>
+    <w:p>
+      <w:r>
+        <w:t>“Hello girlie, would you like to play with me?” the oldest boy asked</w:t>
       </w:r>
       <w:r>
         <w:t xml:space="preserve"> </w:t>
       </w:r>
       <w:r>
+        <w:t>in a creepy voice.</w:t>
+      </w:r>
+    </w:p>
+    <w:p>
+      <w:r>
+        <w:t>“Come on, girlie,” another creepy boy added. “It will be fun.”</w:t>
+      </w:r>
+      <w:r>
+        <w:t xml:space="preserve"> He giggled like a goblin.</w:t>
+      </w:r>
+    </w:p>
+    <w:p>
+      <w:r>
+        <w:lastRenderedPageBreak/>
+        <w:t>“That costume you have on is r</w:t>
+      </w:r>
+      <w:r>
         <w:t>e</w:t>
       </w:r>
       <w:r>
-        <w:t>merg</w:t>
-      </w:r>
-      <w:r>
-        <w:t>ed</w:t>
+        <w:t>ally sexy. Can I play with it?” a third thug asked</w:t>
+      </w:r>
+      <w:r>
+        <w:t>, wiping drool from his face</w:t>
+      </w:r>
+      <w:r>
+        <w:t>.</w:t>
+      </w:r>
+    </w:p>
+    <w:p>
+      <w:r>
+        <w:t>Anastasia backed away. She didn’t want to associate with those undesirables.</w:t>
+      </w:r>
+    </w:p>
+    <w:p>
+      <w:r>
+        <w:t xml:space="preserve">A </w:t>
+      </w:r>
+      <w:r>
+        <w:t>fourth</w:t>
+      </w:r>
+      <w:r>
+        <w:t xml:space="preserve"> boy blocked her way. She knew she was trapped and wished she had heeded Lady Jessica’s words. It was too late for wisdom. They were going to r</w:t>
+      </w:r>
+      <w:r>
+        <w:t>ape her and steal her virginity, perhaps even leave her dead in a ditch.</w:t>
+      </w:r>
+    </w:p>
+    <w:p>
+      <w:r>
+        <w:t>“Hey, what the hell do you think you’re doing?” a voice called from behind.</w:t>
+      </w:r>
+    </w:p>
+    <w:p>
+      <w:r>
+        <w:t xml:space="preserve">“Stay out of this,” the leader </w:t>
+      </w:r>
+      <w:r>
+        <w:t>commanded</w:t>
+      </w:r>
+      <w:r>
+        <w:t>. “This is none of your business.”</w:t>
+      </w:r>
+    </w:p>
+    <w:p>
+      <w:r>
+        <w:t xml:space="preserve">“Princess, are those assholes inconveniencing you? Do you need help?” the voice asked. The owner of the voice </w:t>
+      </w:r>
+      <w:r>
+        <w:t>was</w:t>
       </w:r>
       <w:r>
         <w:t xml:space="preserve"> </w:t>
       </w:r>
       <w:r>
-        <w:t>five</w:t>
-      </w:r>
-      <w:r>
-        <w:t xml:space="preserve"> horse riders.</w:t>
-      </w:r>
-    </w:p>
-    <w:p>
-      <w:r>
-        <w:t xml:space="preserve">One of the riders, a sixteen-year-old girl, </w:t>
-      </w:r>
-      <w:r>
-        <w:t xml:space="preserve">grumpily </w:t>
-      </w:r>
-      <w:r>
-        <w:t>asked, “How many more of these stupid worlds do we have to go to? I thought the last one was the last one.”</w:t>
-      </w:r>
-    </w:p>
-    <w:p>
-      <w:r>
-        <w:t xml:space="preserve">“I’m sorry Princess Anastasia,” a twenty-five-year-old woman with the air of authority pleaded. “But the Council gave us an additional testing gate yesterday and </w:t>
-      </w:r>
-      <w:r>
-        <w:t>instructed</w:t>
-      </w:r>
-      <w:r>
-        <w:t xml:space="preserve"> us to come to these coordinates</w:t>
-      </w:r>
-      <w:r>
-        <w:t xml:space="preserve"> at this time</w:t>
-      </w:r>
-      <w:r>
-        <w:t>.”</w:t>
-      </w:r>
-    </w:p>
-    <w:p>
-      <w:r>
-        <w:t xml:space="preserve">“Okay Lady Jessica,” Anastasia </w:t>
-      </w:r>
-      <w:r>
-        <w:t>sighed</w:t>
-      </w:r>
-      <w:r>
-        <w:t xml:space="preserve">. </w:t>
-      </w:r>
-      <w:r>
-        <w:t xml:space="preserve">She had no choice but to obey her father and </w:t>
-      </w:r>
-      <w:r>
-        <w:t xml:space="preserve">travel to </w:t>
-      </w:r>
-      <w:r>
-        <w:t>stupid</w:t>
-      </w:r>
-      <w:r>
-        <w:t xml:space="preserve"> worlds. That didn’t mean she couldn’t complain.</w:t>
-      </w:r>
-    </w:p>
-    <w:p>
-      <w:r>
-        <w:t>“And why is this world so stuffy and drab?</w:t>
-      </w:r>
-      <w:r>
-        <w:t xml:space="preserve"> And why are we in the boonies?</w:t>
-      </w:r>
-      <w:r>
-        <w:t>”</w:t>
-      </w:r>
-    </w:p>
-    <w:p>
-      <w:r>
-        <w:t>A wiry man of at least forty</w:t>
-      </w:r>
-      <w:r>
-        <w:t xml:space="preserve"> reached out his hand and retrieved the </w:t>
-      </w:r>
-      <w:r>
-        <w:t xml:space="preserve">bubble </w:t>
-      </w:r>
-      <w:r>
-        <w:t>gate. He then</w:t>
-      </w:r>
-      <w:r>
-        <w:t xml:space="preserve"> tossed a twelve</w:t>
-      </w:r>
-      <w:r>
-        <w:t>-</w:t>
-      </w:r>
-      <w:r>
-        <w:t xml:space="preserve">sided die into </w:t>
-      </w:r>
-      <w:r>
-        <w:t>a</w:t>
-      </w:r>
-      <w:r>
-        <w:t xml:space="preserve"> clearing near the trail. It </w:t>
-      </w:r>
-      <w:r>
-        <w:t>inflated</w:t>
-      </w:r>
-      <w:r>
-        <w:t xml:space="preserve"> into a cottage.</w:t>
+        <w:t>younger than Anastasia</w:t>
+      </w:r>
+      <w:r>
+        <w:t xml:space="preserve">. He had </w:t>
+      </w:r>
+      <w:r>
+        <w:t>hair like burnished copper</w:t>
+      </w:r>
+      <w:r>
+        <w:t xml:space="preserve">, </w:t>
+      </w:r>
+      <w:r>
+        <w:t xml:space="preserve">pale </w:t>
+      </w:r>
+      <w:r>
+        <w:t xml:space="preserve">blue eyes, a light dusting of freckles, and was the same height as </w:t>
+      </w:r>
+      <w:r>
+        <w:t>her</w:t>
+      </w:r>
+      <w:r>
+        <w:t>. She found him cute</w:t>
+      </w:r>
+      <w:r>
+        <w:t>, but too young for her</w:t>
+      </w:r>
+      <w:r>
+        <w:t>.</w:t>
+      </w:r>
+    </w:p>
+    <w:p>
+      <w:r>
+        <w:t>T</w:t>
+      </w:r>
+      <w:r>
+        <w:t xml:space="preserve">he boy </w:t>
+      </w:r>
+      <w:r>
+        <w:t xml:space="preserve">sat on </w:t>
+      </w:r>
+      <w:r>
+        <w:t>a strange contraption. It had two wheels attached to a metal frame.</w:t>
+      </w:r>
+    </w:p>
+    <w:p>
+      <w:r>
+        <w:t>Surprised by the turn of events, the princess just nodded.</w:t>
+      </w:r>
+      <w:r>
+        <w:t xml:space="preserve"> She hastily added, “Yes please. I </w:t>
+      </w:r>
+      <w:r>
+        <w:t>require</w:t>
+      </w:r>
+      <w:r>
+        <w:t xml:space="preserve"> </w:t>
+      </w:r>
+      <w:r>
+        <w:t xml:space="preserve">your </w:t>
+      </w:r>
+      <w:r>
+        <w:t>assistance.”</w:t>
+      </w:r>
+    </w:p>
+    <w:p>
+      <w:r>
+        <w:t>“Okay, I’ll help you,” the boy declared as he rested his contraption against a tree.</w:t>
+      </w:r>
+    </w:p>
+    <w:p>
+      <w:r>
+        <w:t xml:space="preserve">One of </w:t>
+      </w:r>
+      <w:r>
+        <w:t>the thugs</w:t>
+      </w:r>
+      <w:r>
+        <w:t xml:space="preserve"> charged him. The hero side stepped and tripped him. The </w:t>
+      </w:r>
+      <w:r>
+        <w:t>thug crashed into shrubs</w:t>
+      </w:r>
+      <w:r>
+        <w:t>, with the help of a shove</w:t>
+      </w:r>
+      <w:r>
+        <w:t>.</w:t>
+      </w:r>
+    </w:p>
+    <w:p>
+      <w:r>
+        <w:t xml:space="preserve">Enraged by the response, two more boys charged. One swung at him. The hero blocked and then gut-punched him. </w:t>
+      </w:r>
+      <w:r>
+        <w:t>The thug</w:t>
+      </w:r>
+      <w:r>
+        <w:t xml:space="preserve"> fell to the </w:t>
+      </w:r>
+      <w:r>
+        <w:lastRenderedPageBreak/>
+        <w:t>ground, holding his stomach. The hero then gave a roundhouse kick to the third opponent. He went flying.</w:t>
+      </w:r>
+    </w:p>
+    <w:p>
+      <w:r>
+        <w:t>The other three hid behind the girl.</w:t>
+      </w:r>
+    </w:p>
+    <w:p>
+      <w:r>
+        <w:t>“Only cowards hide behind women,” the hero accused. “Release her now or I’ll tell everyone.”</w:t>
+      </w:r>
+    </w:p>
+    <w:p>
+      <w:r>
+        <w:t>The leader shoved Anastasia back and all three faced the hero. “Be careful</w:t>
+      </w:r>
+      <w:r>
+        <w:t>. They are associated with the darkness element,</w:t>
+      </w:r>
+      <w:r>
+        <w:t xml:space="preserve">” Anastasia urged, worried that her hero </w:t>
+      </w:r>
+      <w:r>
+        <w:t>would</w:t>
+      </w:r>
+      <w:r>
+        <w:t xml:space="preserve"> get killed.</w:t>
+      </w:r>
+    </w:p>
+    <w:p>
+      <w:r>
+        <w:t>The battle stopped a moment as everyone stared at Anastasia</w:t>
+      </w:r>
+      <w:r>
+        <w:t>.</w:t>
+      </w:r>
+    </w:p>
+    <w:p>
+      <w:r>
+        <w:t>“I think this chick is nuts,” Thug Number 2 said.</w:t>
       </w:r>
     </w:p>
     <w:p>
@@ -1472,556 +1786,117 @@
         <w:t>“</w:t>
       </w:r>
       <w:r>
-        <w:t>That’s because t</w:t>
-      </w:r>
-      <w:r>
-        <w:t xml:space="preserve">his world </w:t>
-      </w:r>
-      <w:r>
-        <w:t>is</w:t>
-      </w:r>
-      <w:r>
-        <w:t xml:space="preserve"> almost completely devoid of magic</w:t>
-      </w:r>
-      <w:r>
-        <w:t>,</w:t>
-      </w:r>
-      <w:r>
-        <w:t xml:space="preserve">” </w:t>
-      </w:r>
-      <w:r>
-        <w:t>t</w:t>
-      </w:r>
-      <w:r>
-        <w:t xml:space="preserve">he man </w:t>
-      </w:r>
-      <w:r>
-        <w:t>explained</w:t>
-      </w:r>
-      <w:r>
-        <w:t xml:space="preserve">. “It’s always the same. Magic always disappears when </w:t>
-      </w:r>
+        <w:t>T</w:t>
+      </w:r>
+      <w:r>
+        <w:t>his is</w:t>
+      </w:r>
+      <w:r>
+        <w:t>n’t</w:t>
+      </w:r>
+      <w:r>
+        <w:t xml:space="preserve"> time for </w:t>
+      </w:r>
+      <w:r>
+        <w:t>cosplaying</w:t>
+      </w:r>
+      <w:r>
+        <w:t xml:space="preserve">,” the hero </w:t>
+      </w:r>
+      <w:r>
+        <w:t>warned</w:t>
+      </w:r>
+      <w:r>
+        <w:t xml:space="preserve"> as he b</w:t>
+      </w:r>
+      <w:r>
+        <w:t>ack</w:t>
+      </w:r>
+      <w:r>
+        <w:t xml:space="preserve">ed </w:t>
+      </w:r>
+      <w:r>
+        <w:t>up to a large tree</w:t>
+      </w:r>
+      <w:r>
+        <w:t>.</w:t>
+      </w:r>
+    </w:p>
+    <w:p>
+      <w:r>
+        <w:t>The hero beckoned and the thugs attacked. He then</w:t>
+      </w:r>
+      <w:r>
+        <w:t xml:space="preserve"> weaved, punched and kicked. They were no match for the hero.</w:t>
+      </w:r>
+    </w:p>
+    <w:p>
+      <w:r>
+        <w:t xml:space="preserve">“This isn’t over Luke,” the leader </w:t>
+      </w:r>
+      <w:r>
+        <w:t>threatened</w:t>
+      </w:r>
+      <w:r>
+        <w:t>. “Next time I’ll kick your ass.”</w:t>
+      </w:r>
+    </w:p>
+    <w:p>
+      <w:r>
+        <w:t xml:space="preserve">“I prefer fighting on the BMX trails, but whatever,” Luke </w:t>
+      </w:r>
+      <w:r>
+        <w:t>responded</w:t>
+      </w:r>
+      <w:r>
+        <w:t xml:space="preserve"> as the gang walked away.</w:t>
+      </w:r>
+    </w:p>
+    <w:p>
+      <w:r>
+        <w:t xml:space="preserve">Luke </w:t>
+      </w:r>
+      <w:r>
+        <w:t>jumped back on his</w:t>
+      </w:r>
+      <w:r>
+        <w:t xml:space="preserve"> machine</w:t>
+      </w:r>
+      <w:r>
+        <w:t xml:space="preserve"> and smiled at</w:t>
+      </w:r>
+      <w:r>
+        <w:t xml:space="preserve"> </w:t>
+      </w:r>
+      <w:r>
+        <w:t>Anastasia. Anastasia returned the smile, curtsied and walked to Luke. “Our thanks for rescuing us,” she said</w:t>
+      </w:r>
+      <w:r>
+        <w:t xml:space="preserve"> with a sweet smile</w:t>
+      </w:r>
+      <w:r>
+        <w:t>.</w:t>
+      </w:r>
+    </w:p>
+    <w:p>
+      <w:r>
+        <w:t xml:space="preserve">“How about a kiss,” Luke </w:t>
+      </w:r>
+      <w:r>
+        <w:t>suggested</w:t>
+      </w:r>
+      <w:r>
+        <w:t>.</w:t>
+      </w:r>
+    </w:p>
+    <w:p>
+      <w:r>
+        <w:t>Anastasia reacted in shock and slapped Luke across the face. No one kisses a princess.</w:t>
+      </w:r>
+    </w:p>
+    <w:p>
       <w:r>
         <w:lastRenderedPageBreak/>
-        <w:t>a society discovers the Standard Model for explaining the universe and the technology to prove that it</w:t>
-      </w:r>
-      <w:r>
-        <w:t xml:space="preserve"> i</w:t>
-      </w:r>
-      <w:r>
-        <w:t>s absolute. Going beyond the Standard Model is one of the greatest challenges a society can overcome</w:t>
-      </w:r>
-      <w:r>
-        <w:t>.</w:t>
-      </w:r>
-    </w:p>
-    <w:p>
-      <w:r>
-        <w:t>“As for our location, I do not know.”</w:t>
-      </w:r>
-    </w:p>
-    <w:p>
-      <w:r>
-        <w:t xml:space="preserve">“If what Lord Lorentz says is true, we should be done </w:t>
-      </w:r>
-      <w:r>
-        <w:t>by evening at the latest</w:t>
-      </w:r>
-      <w:r>
-        <w:t xml:space="preserve">,” Lady Jessica </w:t>
-      </w:r>
-      <w:r>
-        <w:t>declared</w:t>
-      </w:r>
-      <w:r>
-        <w:t xml:space="preserve">. “In the meantime, please don’t wander off Princess Anastasia. We don’t know what kind of dangerous animals or </w:t>
-      </w:r>
-      <w:r>
-        <w:t>people</w:t>
-      </w:r>
-      <w:r>
-        <w:t xml:space="preserve"> there are in this world.”</w:t>
-      </w:r>
-    </w:p>
-    <w:p>
-      <w:r>
-        <w:t xml:space="preserve">“Fine, fine, whatever,” Anastasia </w:t>
-      </w:r>
-      <w:r>
-        <w:t>sighed</w:t>
-      </w:r>
-      <w:r>
-        <w:t xml:space="preserve"> in a bored voice and meshed her hands behind her head.</w:t>
-      </w:r>
-    </w:p>
-    <w:p>
-      <w:r>
-        <w:t xml:space="preserve">She waited for everyone to enter the cottage and then walked off in a semi-formal march. Her companions wouldn’t miss her for at least </w:t>
-      </w:r>
-      <w:r>
-        <w:t>an hour or</w:t>
-      </w:r>
-      <w:r>
-        <w:t xml:space="preserve"> two</w:t>
-      </w:r>
-      <w:r>
-        <w:t>.</w:t>
-      </w:r>
-    </w:p>
-    <w:p>
-      <w:r>
-        <w:t>As the represent</w:t>
-      </w:r>
-      <w:r>
-        <w:t>at</w:t>
-      </w:r>
-      <w:r>
-        <w:t xml:space="preserve">ive of the emperor and the Council of Elders, </w:t>
-      </w:r>
-      <w:r>
-        <w:t>Anastasia’s</w:t>
-      </w:r>
-      <w:r>
-        <w:t xml:space="preserve"> </w:t>
-      </w:r>
-      <w:r>
-        <w:t xml:space="preserve">current </w:t>
-      </w:r>
-      <w:r>
-        <w:t xml:space="preserve">job was </w:t>
-      </w:r>
-      <w:r>
-        <w:t xml:space="preserve">to formally greet </w:t>
-      </w:r>
-      <w:r>
-        <w:t>prospects</w:t>
-      </w:r>
-      <w:r>
-        <w:t xml:space="preserve"> and offer them a chance to </w:t>
-      </w:r>
-      <w:r>
-        <w:t xml:space="preserve">be a candidate for </w:t>
-      </w:r>
-      <w:r>
-        <w:t>some</w:t>
-      </w:r>
-      <w:r>
-        <w:t xml:space="preserve"> </w:t>
-      </w:r>
-      <w:r>
-        <w:t xml:space="preserve">stupid </w:t>
-      </w:r>
-      <w:r>
-        <w:t xml:space="preserve">competition </w:t>
-      </w:r>
-      <w:r>
-        <w:t xml:space="preserve">the </w:t>
-      </w:r>
-      <w:r>
-        <w:t xml:space="preserve">Council of Elders </w:t>
-      </w:r>
-      <w:r>
-        <w:t>were planning</w:t>
-      </w:r>
-      <w:r>
-        <w:t>.</w:t>
-      </w:r>
-      <w:r>
-        <w:t xml:space="preserve"> They were always planning competitions. This was no different.</w:t>
-      </w:r>
-    </w:p>
-    <w:p>
-      <w:r>
-        <w:t xml:space="preserve">Anastasia looked around. </w:t>
-      </w:r>
-      <w:r>
-        <w:t>A foreign city beckoned b</w:t>
-      </w:r>
-      <w:r>
-        <w:t xml:space="preserve">eyond a nearby </w:t>
-      </w:r>
-      <w:r>
-        <w:t>ridge</w:t>
-      </w:r>
-      <w:r>
-        <w:t>.</w:t>
-      </w:r>
-    </w:p>
-    <w:p>
-      <w:r>
-        <w:t>The princess</w:t>
-      </w:r>
-      <w:r>
-        <w:t xml:space="preserve"> walked down the trail, secretly hoping to see a shopping center. She found </w:t>
-      </w:r>
-      <w:r>
-        <w:t>her</w:t>
-      </w:r>
-      <w:r>
-        <w:t xml:space="preserve"> travel clothes </w:t>
-      </w:r>
-      <w:r>
-        <w:t xml:space="preserve">too </w:t>
-      </w:r>
-      <w:r>
-        <w:t>dreary for words. They weren’t suitable for a princess.</w:t>
-      </w:r>
-    </w:p>
-    <w:p>
-      <w:r>
-        <w:t>A nearby wall of vegetation gave way to a hidden path.</w:t>
-      </w:r>
-    </w:p>
-    <w:p>
-      <w:r>
-        <w:t>Also hidden was a gang of teenagers. They were clearly up to no good.</w:t>
-      </w:r>
-    </w:p>
-    <w:p>
-      <w:r>
-        <w:t>Worse yet, they all had black hair.</w:t>
-      </w:r>
-    </w:p>
-    <w:p>
-      <w:r>
-        <w:lastRenderedPageBreak/>
-        <w:t>“Hello girlie, would you like to play with me?” the oldest boy asked</w:t>
-      </w:r>
-      <w:r>
-        <w:t xml:space="preserve"> </w:t>
-      </w:r>
-      <w:r>
-        <w:t>in a creepy voice.</w:t>
-      </w:r>
-    </w:p>
-    <w:p>
-      <w:r>
-        <w:t>“Come on, girlie,” another creepy boy added. “It will be fun.”</w:t>
-      </w:r>
-      <w:r>
-        <w:t xml:space="preserve"> He giggled like a goblin.</w:t>
-      </w:r>
-    </w:p>
-    <w:p>
-      <w:r>
-        <w:t>“That costume you have on is r</w:t>
-      </w:r>
-      <w:r>
-        <w:t>e</w:t>
-      </w:r>
-      <w:r>
-        <w:t>ally sexy. Can I play with it?” a third thug asked</w:t>
-      </w:r>
-      <w:r>
-        <w:t>, wiping drool from his face</w:t>
-      </w:r>
-      <w:r>
-        <w:t>.</w:t>
-      </w:r>
-    </w:p>
-    <w:p>
-      <w:r>
-        <w:t>Anastasia backed away. She didn’t want to associate with those undesirables.</w:t>
-      </w:r>
-    </w:p>
-    <w:p>
-      <w:r>
-        <w:t xml:space="preserve">A </w:t>
-      </w:r>
-      <w:r>
-        <w:t>fourth</w:t>
-      </w:r>
-      <w:r>
-        <w:t xml:space="preserve"> boy blocked her way. She knew she was trapped and wished she had heeded Lady Jessica’s words. It was too late for wisdom. They were going to r</w:t>
-      </w:r>
-      <w:r>
-        <w:t>ape her and steal her virginity, perhaps even leave her dead in a ditch.</w:t>
-      </w:r>
-    </w:p>
-    <w:p>
-      <w:r>
-        <w:t>“Hey, what the hell do you think you’re doing?” a voice called from behind.</w:t>
-      </w:r>
-    </w:p>
-    <w:p>
-      <w:r>
-        <w:t xml:space="preserve">“Stay out of this,” the leader </w:t>
-      </w:r>
-      <w:r>
-        <w:t>commanded</w:t>
-      </w:r>
-      <w:r>
-        <w:t>. “This is none of your business.”</w:t>
-      </w:r>
-    </w:p>
-    <w:p>
-      <w:r>
-        <w:t xml:space="preserve">“Princess, are those assholes inconveniencing you? Do you need help?” the voice asked. The owner of the voice </w:t>
-      </w:r>
-      <w:r>
-        <w:t>was</w:t>
-      </w:r>
-      <w:r>
-        <w:t xml:space="preserve"> </w:t>
-      </w:r>
-      <w:r>
-        <w:t>younger than Anastasia</w:t>
-      </w:r>
-      <w:r>
-        <w:t xml:space="preserve">. He had </w:t>
-      </w:r>
-      <w:r>
-        <w:t>hair like burnished copper</w:t>
-      </w:r>
-      <w:r>
-        <w:t xml:space="preserve">, </w:t>
-      </w:r>
-      <w:r>
-        <w:t xml:space="preserve">pale </w:t>
-      </w:r>
-      <w:r>
-        <w:t xml:space="preserve">blue eyes, a light dusting of freckles, and was the same height as </w:t>
-      </w:r>
-      <w:r>
-        <w:t>her</w:t>
-      </w:r>
-      <w:r>
-        <w:t>. She found him cute</w:t>
-      </w:r>
-      <w:r>
-        <w:t>, but too young for her</w:t>
-      </w:r>
-      <w:r>
-        <w:t>.</w:t>
-      </w:r>
-    </w:p>
-    <w:p>
-      <w:r>
-        <w:t>T</w:t>
-      </w:r>
-      <w:r>
-        <w:t xml:space="preserve">he boy </w:t>
-      </w:r>
-      <w:r>
-        <w:t xml:space="preserve">sat on </w:t>
-      </w:r>
-      <w:r>
-        <w:t>a strange contraption. It had two wheels attached to a metal frame.</w:t>
-      </w:r>
-    </w:p>
-    <w:p>
-      <w:r>
-        <w:t>Surprised by the turn of events, the princess just nodded.</w:t>
-      </w:r>
-      <w:r>
-        <w:t xml:space="preserve"> She hastily added, “Yes please. I </w:t>
-      </w:r>
-      <w:r>
-        <w:t>require</w:t>
-      </w:r>
-      <w:r>
-        <w:t xml:space="preserve"> </w:t>
-      </w:r>
-      <w:r>
-        <w:t xml:space="preserve">your </w:t>
-      </w:r>
-      <w:r>
-        <w:t>assistance.”</w:t>
-      </w:r>
-    </w:p>
-    <w:p>
-      <w:r>
-        <w:t>“Okay, I’ll help you,” the boy declared as he rested his contraption against a tree.</w:t>
-      </w:r>
-    </w:p>
-    <w:p>
-      <w:r>
-        <w:lastRenderedPageBreak/>
-        <w:t xml:space="preserve">One of </w:t>
-      </w:r>
-      <w:r>
-        <w:t>the thugs</w:t>
-      </w:r>
-      <w:r>
-        <w:t xml:space="preserve"> charged him. The hero side stepped and tripped him. The </w:t>
-      </w:r>
-      <w:r>
-        <w:t>thug crashed into shrubs</w:t>
-      </w:r>
-      <w:r>
-        <w:t>, with the help of a shove</w:t>
-      </w:r>
-      <w:r>
-        <w:t>.</w:t>
-      </w:r>
-    </w:p>
-    <w:p>
-      <w:r>
-        <w:t xml:space="preserve">Enraged by the response, two more boys charged. One swung at him. The hero blocked and then gut-punched him. </w:t>
-      </w:r>
-      <w:r>
-        <w:t>The thug</w:t>
-      </w:r>
-      <w:r>
-        <w:t xml:space="preserve"> fell to the ground, holding his stomach. The hero then gave a roundhouse kick to the third opponent. He went flying.</w:t>
-      </w:r>
-    </w:p>
-    <w:p>
-      <w:r>
-        <w:t>The other three hid behind the girl.</w:t>
-      </w:r>
-    </w:p>
-    <w:p>
-      <w:r>
-        <w:t>“Only cowards hide behind women,” the hero accused. “Release her now or I’ll tell everyone.”</w:t>
-      </w:r>
-    </w:p>
-    <w:p>
-      <w:r>
-        <w:t>The leader shoved Anastasia back and all three faced the hero. “Be careful</w:t>
-      </w:r>
-      <w:r>
-        <w:t>. They are associated with the darkness element,</w:t>
-      </w:r>
-      <w:r>
-        <w:t xml:space="preserve">” Anastasia urged, worried that her hero </w:t>
-      </w:r>
-      <w:r>
-        <w:t>would</w:t>
-      </w:r>
-      <w:r>
-        <w:t xml:space="preserve"> get killed.</w:t>
-      </w:r>
-    </w:p>
-    <w:p>
-      <w:r>
-        <w:t>The battle stopped a moment as everyone stared at Anastasia</w:t>
-      </w:r>
-      <w:r>
-        <w:t>.</w:t>
-      </w:r>
-    </w:p>
-    <w:p>
-      <w:r>
-        <w:t>“I think this chick is nuts,” Thug Number 2 said.</w:t>
-      </w:r>
-    </w:p>
-    <w:p>
-      <w:r>
-        <w:t>“</w:t>
-      </w:r>
-      <w:r>
-        <w:t>T</w:t>
-      </w:r>
-      <w:r>
-        <w:t>his is</w:t>
-      </w:r>
-      <w:r>
-        <w:t>n’t</w:t>
-      </w:r>
-      <w:r>
-        <w:t xml:space="preserve"> time for </w:t>
-      </w:r>
-      <w:r>
-        <w:t>cosplaying</w:t>
-      </w:r>
-      <w:r>
-        <w:t xml:space="preserve">,” the hero </w:t>
-      </w:r>
-      <w:r>
-        <w:t>warned</w:t>
-      </w:r>
-      <w:r>
-        <w:t xml:space="preserve"> as he b</w:t>
-      </w:r>
-      <w:r>
-        <w:t>ack</w:t>
-      </w:r>
-      <w:r>
-        <w:t xml:space="preserve">ed </w:t>
-      </w:r>
-      <w:r>
-        <w:t>up to a large tree</w:t>
-      </w:r>
-      <w:r>
-        <w:t>.</w:t>
-      </w:r>
-    </w:p>
-    <w:p>
-      <w:r>
-        <w:t>The hero beckoned and the thugs attacked. He then</w:t>
-      </w:r>
-      <w:r>
-        <w:t xml:space="preserve"> weaved, punched and kicked. They were no match for the hero.</w:t>
-      </w:r>
-    </w:p>
-    <w:p>
-      <w:r>
-        <w:t xml:space="preserve">“This isn’t over Luke,” the leader </w:t>
-      </w:r>
-      <w:r>
-        <w:t>threatened</w:t>
-      </w:r>
-      <w:r>
-        <w:t>. “Next time I’ll kick your ass.”</w:t>
-      </w:r>
-    </w:p>
-    <w:p>
-      <w:r>
-        <w:t xml:space="preserve">“I prefer fighting on the BMX trails, but whatever,” Luke </w:t>
-      </w:r>
-      <w:r>
-        <w:t>responded</w:t>
-      </w:r>
-      <w:r>
-        <w:t xml:space="preserve"> as the gang walked away.</w:t>
-      </w:r>
-    </w:p>
-    <w:p>
-      <w:r>
-        <w:t xml:space="preserve">Luke </w:t>
-      </w:r>
-      <w:r>
-        <w:t>jumped back on his</w:t>
-      </w:r>
-      <w:r>
-        <w:t xml:space="preserve"> machine</w:t>
-      </w:r>
-      <w:r>
-        <w:t xml:space="preserve"> and smiled at</w:t>
-      </w:r>
-      <w:r>
-        <w:t xml:space="preserve"> </w:t>
-      </w:r>
-      <w:r>
-        <w:t>Anastasia. Anastasia returned the smile, curtsied and walked to Luke. “Our thanks for rescuing us,” she said</w:t>
-      </w:r>
-      <w:r>
-        <w:t xml:space="preserve"> with a sweet smile</w:t>
-      </w:r>
-      <w:r>
-        <w:t>.</w:t>
-      </w:r>
-    </w:p>
-    <w:p>
-      <w:r>
-        <w:t xml:space="preserve">“How about a kiss,” Luke </w:t>
-      </w:r>
-      <w:r>
-        <w:t>suggested</w:t>
-      </w:r>
-      <w:r>
-        <w:t>.</w:t>
-      </w:r>
-    </w:p>
-    <w:p>
-      <w:r>
-        <w:lastRenderedPageBreak/>
-        <w:t>Anastasia reacted in shock and slapped Luke across the face. No one kisses a princess.</w:t>
-      </w:r>
-    </w:p>
-    <w:p>
-      <w:r>
         <w:t>Luke’s face changed to surprise and then to hurt. It then changed to murderous rage. He cocked back his right hand and swung his fist directly at Anastasia’s face.</w:t>
       </w:r>
     </w:p>
@@ -2190,24 +2065,24 @@
     </w:p>
     <w:p>
       <w:r>
+        <w:t xml:space="preserve">Anastasia considered telling her two best friends about Luke, but decided </w:t>
+      </w:r>
+      <w:r>
+        <w:t>against it</w:t>
+      </w:r>
+      <w:r>
+        <w:t xml:space="preserve">. She said goodnight </w:t>
+      </w:r>
+      <w:r>
+        <w:t>and her</w:t>
+      </w:r>
+      <w:r>
+        <w:t xml:space="preserve"> friends retired to their rooms.</w:t>
+      </w:r>
+    </w:p>
+    <w:p>
+      <w:r>
         <w:lastRenderedPageBreak/>
-        <w:t xml:space="preserve">Anastasia considered telling her two best friends about Luke, but decided </w:t>
-      </w:r>
-      <w:r>
-        <w:t>against it</w:t>
-      </w:r>
-      <w:r>
-        <w:t xml:space="preserve">. She said goodnight </w:t>
-      </w:r>
-      <w:r>
-        <w:t>and her</w:t>
-      </w:r>
-      <w:r>
-        <w:t xml:space="preserve"> friends retired to their rooms.</w:t>
-      </w:r>
-    </w:p>
-    <w:p>
-      <w:r>
         <w:t xml:space="preserve">While in bed, Anastasia rubbed her check and wondered what the Luke boy was doing. She closed her eyes and drifted off to </w:t>
       </w:r>
       <w:r>
@@ -2377,59 +2252,59 @@
     </w:p>
     <w:p>
       <w:r>
+        <w:t>“</w:t>
+      </w:r>
+      <w:r>
+        <w:t>Very well</w:t>
+      </w:r>
+      <w:r>
+        <w:t xml:space="preserve"> Princess Anastasia,</w:t>
+      </w:r>
+      <w:r>
+        <w:t>”</w:t>
+      </w:r>
+      <w:r>
+        <w:t xml:space="preserve"> </w:t>
+      </w:r>
+      <w:r>
+        <w:t xml:space="preserve">Lorentz </w:t>
+      </w:r>
+      <w:r>
+        <w:t>relented</w:t>
+      </w:r>
+      <w:r>
+        <w:t>. “</w:t>
+      </w:r>
+      <w:r>
+        <w:t>You are after all the selector</w:t>
+      </w:r>
+      <w:r>
+        <w:t>.”</w:t>
+      </w:r>
+    </w:p>
+    <w:p>
+      <w:r>
+        <w:t xml:space="preserve">Lorentz gave Anastasia </w:t>
+      </w:r>
+      <w:r>
+        <w:t>the testing</w:t>
+      </w:r>
+      <w:r>
+        <w:t xml:space="preserve"> gate. She held </w:t>
+      </w:r>
+      <w:r>
+        <w:t>it</w:t>
+      </w:r>
+      <w:r>
+        <w:t xml:space="preserve"> near her lips and whispered, “I select Luke.”</w:t>
+      </w:r>
+      <w:r>
+        <w:t xml:space="preserve"> She tossed it and watched it open.</w:t>
+      </w:r>
+    </w:p>
+    <w:p>
+      <w:r>
         <w:lastRenderedPageBreak/>
-        <w:t>“</w:t>
-      </w:r>
-      <w:r>
-        <w:t>Very well</w:t>
-      </w:r>
-      <w:r>
-        <w:t xml:space="preserve"> Princess Anastasia,</w:t>
-      </w:r>
-      <w:r>
-        <w:t>”</w:t>
-      </w:r>
-      <w:r>
-        <w:t xml:space="preserve"> </w:t>
-      </w:r>
-      <w:r>
-        <w:t xml:space="preserve">Lorentz </w:t>
-      </w:r>
-      <w:r>
-        <w:t>relented</w:t>
-      </w:r>
-      <w:r>
-        <w:t>. “</w:t>
-      </w:r>
-      <w:r>
-        <w:t>You are after all the selector</w:t>
-      </w:r>
-      <w:r>
-        <w:t>.”</w:t>
-      </w:r>
-    </w:p>
-    <w:p>
-      <w:r>
-        <w:t xml:space="preserve">Lorentz gave Anastasia </w:t>
-      </w:r>
-      <w:r>
-        <w:t>the testing</w:t>
-      </w:r>
-      <w:r>
-        <w:t xml:space="preserve"> gate. She held </w:t>
-      </w:r>
-      <w:r>
-        <w:t>it</w:t>
-      </w:r>
-      <w:r>
-        <w:t xml:space="preserve"> near her lips and whispered, “I select Luke.”</w:t>
-      </w:r>
-      <w:r>
-        <w:t xml:space="preserve"> She tossed it and watched it open.</w:t>
-      </w:r>
-    </w:p>
-    <w:p>
-      <w:r>
         <w:t xml:space="preserve">At the same time Lorentz opened another gate. Once fully opened, Lady Jessica called, </w:t>
       </w:r>
       <w:r>
@@ -65527,7 +65402,7 @@
         <w:rPr>
           <w:noProof/>
         </w:rPr>
-        <w:t>466</w:t>
+        <w:t>2</w:t>
       </w:r>
     </w:fldSimple>
   </w:p>
@@ -65546,7 +65421,7 @@
         <w:rPr>
           <w:noProof/>
         </w:rPr>
-        <w:t>467</w:t>
+        <w:t>3</w:t>
       </w:r>
     </w:fldSimple>
   </w:p>
@@ -67365,7 +67240,7 @@
 </file>
 
 <file path=customXml/itemProps1.xml><?xml version="1.0" encoding="utf-8"?>
-<ds:datastoreItem xmlns:ds="http://schemas.openxmlformats.org/officeDocument/2006/customXml" ds:itemID="{3777EA57-52BA-4FBA-B986-D44F60C10A10}">
+<ds:datastoreItem xmlns:ds="http://schemas.openxmlformats.org/officeDocument/2006/customXml" ds:itemID="{6437D543-4643-4127-A864-B3D6DBCCBC8C}">
   <ds:schemaRefs>
     <ds:schemaRef ds:uri="http://schemas.openxmlformats.org/officeDocument/2006/bibliography"/>
   </ds:schemaRefs>

--- a/Books/Stories/ThePrincessInTheClouds/Book_ThePrincessInTheClouds.docx
+++ b/Books/Stories/ThePrincessInTheClouds/Book_ThePrincessInTheClouds.docx
@@ -1267,12 +1267,18 @@
         <w:t xml:space="preserve"> A deer munched on blackberries next to a babbling brook.</w:t>
       </w:r>
       <w:r>
-        <w:t xml:space="preserve"> The sun shone brightly in a cloudless sky.</w:t>
-      </w:r>
-    </w:p>
-    <w:p>
-      <w:r>
-        <w:t>A point of l</w:t>
+        <w:t xml:space="preserve"> The sun shone brightly in a cloudless sky</w:t>
+      </w:r>
+      <w:r>
+        <w:t>, marking the start of a beautiful day</w:t>
+      </w:r>
+      <w:r>
+        <w:t>.</w:t>
+      </w:r>
+    </w:p>
+    <w:p>
+      <w:r>
+        <w:t>L</w:t>
       </w:r>
       <w:r>
         <w:t>ight, brighter than the sun shone out</w:t>
@@ -1315,16 +1321,16 @@
     </w:p>
     <w:p>
       <w:r>
-        <w:t>“I’m sorry Princess Anastasia,” a twenty-five-year-old woman with the air of authority pleaded. “</w:t>
-      </w:r>
-      <w:r>
-        <w:t>T</w:t>
-      </w:r>
-      <w:r>
-        <w:t>he Council gave us an additional testing gate yesterday</w:t>
-      </w:r>
-      <w:r>
-        <w:t>.”</w:t>
+        <w:t>“I’m sorry Princess Anastasia</w:t>
+      </w:r>
+      <w:r>
+        <w:t>. The Council gave us an additional testing gate yesterday,</w:t>
+      </w:r>
+      <w:r>
+        <w:t xml:space="preserve">” a twenty-five-year-old woman with the air of authority </w:t>
+      </w:r>
+      <w:r>
+        <w:t>said with a sigh. She too was tired.</w:t>
       </w:r>
     </w:p>
     <w:p>
@@ -1425,7 +1431,13 @@
         <w:t>. “</w:t>
       </w:r>
       <w:r>
-        <w:t>Any number of factors could account for this magic deficit. The chaotic space tells of a cataclysm, but this is not my specialty.</w:t>
+        <w:t xml:space="preserve">Any number of factors could account for this magic deficit. The chaotic space </w:t>
+      </w:r>
+      <w:r>
+        <w:t xml:space="preserve">engulfing the solar system </w:t>
+      </w:r>
+      <w:r>
+        <w:t>tells of a cataclysm, but this is not my specialty.</w:t>
       </w:r>
     </w:p>
     <w:p>
@@ -67419,7 +67431,7 @@
         <w:rPr>
           <w:noProof/>
         </w:rPr>
-        <w:t>4</w:t>
+        <w:t>2</w:t>
       </w:r>
     </w:fldSimple>
   </w:p>
@@ -67438,7 +67450,7 @@
         <w:rPr>
           <w:noProof/>
         </w:rPr>
-        <w:t>5</w:t>
+        <w:t>3</w:t>
       </w:r>
     </w:fldSimple>
   </w:p>
@@ -69257,7 +69269,7 @@
 </file>
 
 <file path=customXml/itemProps1.xml><?xml version="1.0" encoding="utf-8"?>
-<ds:datastoreItem xmlns:ds="http://schemas.openxmlformats.org/officeDocument/2006/customXml" ds:itemID="{713AFDC1-32B9-46AA-9C48-9054B9291592}">
+<ds:datastoreItem xmlns:ds="http://schemas.openxmlformats.org/officeDocument/2006/customXml" ds:itemID="{FBB0B6AD-4176-4F6F-B472-EBD567EC499E}">
   <ds:schemaRefs>
     <ds:schemaRef ds:uri="http://schemas.openxmlformats.org/officeDocument/2006/bibliography"/>
   </ds:schemaRefs>

--- a/Books/Stories/ThePrincessInTheClouds/Book_ThePrincessInTheClouds.docx
+++ b/Books/Stories/ThePrincessInTheClouds/Book_ThePrincessInTheClouds.docx
@@ -6130,47 +6130,266 @@
         <w:t>a</w:t>
       </w:r>
       <w:r>
-        <w:t xml:space="preserve"> central hill. </w:t>
-      </w:r>
+        <w:t xml:space="preserve"> central hill</w:t>
+      </w:r>
+      <w:r>
+        <w:t>, blanketed by a</w:t>
+      </w:r>
+      <w:r>
+        <w:t xml:space="preserve"> </w:t>
+      </w:r>
+      <w:r>
+        <w:t xml:space="preserve">sprawling </w:t>
+      </w:r>
+      <w:r>
+        <w:t xml:space="preserve">city. The two islands were connected by a </w:t>
+      </w:r>
+      <w:r>
+        <w:t xml:space="preserve">stone </w:t>
+      </w:r>
+      <w:r>
+        <w:t>bridge, guarded by stern-faced people in uniforms.</w:t>
+      </w:r>
+    </w:p>
+    <w:p>
+      <w:r>
+        <w:t>The marbles, now hovering barely 5 feet from John, led them to a security guard, bypassing a line of people and wagons.</w:t>
+      </w:r>
+    </w:p>
+    <w:p>
+      <w:r>
+        <w:t>“Get in line,” one guard shouted.</w:t>
+      </w:r>
+    </w:p>
+    <w:p>
+      <w:r>
+        <w:t>T</w:t>
+      </w:r>
+      <w:r>
+        <w:t>he marbles sparkled and the guard’s eyes opened wide in fear.</w:t>
+      </w:r>
+    </w:p>
+    <w:p>
+      <w:r>
+        <w:t xml:space="preserve">“I’m terribly sorry,” the guard apologized and bowed. “I didn’t know that you were candidates. Please </w:t>
+      </w:r>
+      <w:r>
+        <w:t>pass</w:t>
+      </w:r>
+      <w:r>
+        <w:t xml:space="preserve"> through.”</w:t>
+      </w:r>
+    </w:p>
+    <w:p>
+      <w:r>
+        <w:t>The marbles motioned that they should move forward. “How long is that bridge?” Luke asked.</w:t>
+      </w:r>
+    </w:p>
+    <w:p>
+      <w:r>
+        <w:t xml:space="preserve">“Almost three miles sir,” the guard </w:t>
+      </w:r>
+      <w:r>
+        <w:t>said</w:t>
+      </w:r>
+      <w:r>
+        <w:t>.</w:t>
+      </w:r>
+    </w:p>
+    <w:p>
+      <w:r>
+        <w:t xml:space="preserve">“Thank you,” Luke </w:t>
+      </w:r>
+      <w:r>
+        <w:t>said</w:t>
+      </w:r>
+      <w:r>
+        <w:t xml:space="preserve"> with a </w:t>
+      </w:r>
+      <w:r>
+        <w:t>smile</w:t>
+      </w:r>
+      <w:r>
+        <w:t xml:space="preserve"> and rode forward.</w:t>
+      </w:r>
+    </w:p>
+    <w:p>
+      <w:r>
+        <w:t>The bridge</w:t>
+      </w:r>
+      <w:r>
+        <w:t xml:space="preserve"> was rock steady, despite a strong breeze.</w:t>
+      </w:r>
+      <w:r>
+        <w:t xml:space="preserve"> Then again it was made of granite.</w:t>
+      </w:r>
+    </w:p>
+    <w:p>
+      <w:r>
+        <w:t>“This city looks like a mixture of a feudal Japan</w:t>
+      </w:r>
+      <w:r>
+        <w:t>ese</w:t>
+      </w:r>
+      <w:r>
+        <w:t xml:space="preserve"> city and a </w:t>
+      </w:r>
+      <w:r>
+        <w:t>Middle Ages</w:t>
+      </w:r>
+      <w:r>
+        <w:t xml:space="preserve"> English city,” Luke commented</w:t>
+      </w:r>
+      <w:r>
+        <w:t xml:space="preserve"> as they entered the city</w:t>
+      </w:r>
+      <w:r>
+        <w:t>.</w:t>
+      </w:r>
+    </w:p>
+    <w:p>
+      <w:r>
+        <w:t xml:space="preserve">“I just hope they have working toilets. </w:t>
+      </w:r>
+      <w:r>
+        <w:t>Middle Ages</w:t>
+      </w:r>
+      <w:r>
+        <w:t xml:space="preserve"> England was disgusting. </w:t>
+      </w:r>
+      <w:r>
+        <w:t>People</w:t>
+      </w:r>
+      <w:r>
+        <w:t xml:space="preserve"> pooped wherev</w:t>
+      </w:r>
+      <w:r>
+        <w:t xml:space="preserve">er they felt like it,” Jane </w:t>
+      </w:r>
+      <w:r>
+        <w:t>said, shuddering</w:t>
+      </w:r>
+      <w:r>
+        <w:t xml:space="preserve"> with revulsion</w:t>
+      </w:r>
+      <w:r>
+        <w:t>.</w:t>
+      </w:r>
+    </w:p>
+    <w:p>
+      <w:r>
+        <w:t xml:space="preserve">The gang entered a commercial area filled with </w:t>
+      </w:r>
+      <w:r>
+        <w:t xml:space="preserve">shops, restraints, bars and hotels. </w:t>
+      </w:r>
+      <w:r>
+        <w:t>People thronged</w:t>
+      </w:r>
+      <w:r>
+        <w:t xml:space="preserve"> </w:t>
+      </w:r>
+      <w:r>
+        <w:t>the streets</w:t>
+      </w:r>
+      <w:r>
+        <w:t xml:space="preserve"> and the noise was deafening. People openly stared at them and their mountain bikes.</w:t>
+      </w:r>
+    </w:p>
+    <w:p>
+      <w:r>
+        <w:lastRenderedPageBreak/>
+        <w:t xml:space="preserve">“I don’t think they’ve ever see a mountain bike before,” Harry </w:t>
+      </w:r>
+      <w:r>
+        <w:t>said</w:t>
+      </w:r>
+      <w:r>
+        <w:t>.</w:t>
+      </w:r>
+    </w:p>
+    <w:p>
+      <w:r>
+        <w:t xml:space="preserve">“We are different </w:t>
+      </w:r>
+      <w:r>
+        <w:t>from</w:t>
+      </w:r>
+      <w:r>
+        <w:t xml:space="preserve"> them in another way,” Jane </w:t>
+      </w:r>
+      <w:r>
+        <w:t>noted</w:t>
+      </w:r>
+      <w:r>
+        <w:t xml:space="preserve">. “We don’t have </w:t>
+      </w:r>
+      <w:r>
+        <w:t xml:space="preserve">animal </w:t>
+      </w:r>
+      <w:r>
+        <w:t xml:space="preserve">ears </w:t>
+      </w:r>
+      <w:r>
+        <w:t>and</w:t>
+      </w:r>
+      <w:r>
+        <w:t xml:space="preserve"> tails and we only have </w:t>
+      </w:r>
+      <w:r>
+        <w:t>regular</w:t>
+      </w:r>
+      <w:r>
+        <w:t xml:space="preserve"> hair and eyes.”</w:t>
+      </w:r>
+    </w:p>
+    <w:p>
       <w:r>
         <w:t>A</w:t>
       </w:r>
       <w:r>
-        <w:t xml:space="preserve"> </w:t>
-      </w:r>
-      <w:r>
-        <w:t xml:space="preserve">sprawling </w:t>
-      </w:r>
-      <w:r>
-        <w:t>city</w:t>
-      </w:r>
-      <w:r>
-        <w:t xml:space="preserve"> climbed the hill</w:t>
-      </w:r>
-      <w:r>
-        <w:t xml:space="preserve">. The two islands were connected by a </w:t>
-      </w:r>
-      <w:r>
-        <w:t xml:space="preserve">stone </w:t>
-      </w:r>
-      <w:r>
-        <w:t>bridge.</w:t>
-      </w:r>
-    </w:p>
-    <w:p>
-      <w:r>
-        <w:t xml:space="preserve">Guards examined </w:t>
-      </w:r>
-      <w:r>
-        <w:t xml:space="preserve">the </w:t>
-      </w:r>
-      <w:r>
-        <w:t>documents of people entering the city. The marbles now only hovered five feet away from the gang. It led them to the guards, bypassing the line of people waiting to enter.</w:t>
-      </w:r>
-    </w:p>
-    <w:p>
-      <w:r>
-        <w:t>“Get in line,” one guard shouted.</w:t>
+        <w:t xml:space="preserve"> little boy pointed and shouted, “Look mum, those people have the darkness element.”</w:t>
+      </w:r>
+    </w:p>
+    <w:p>
+      <w:r>
+        <w:t>“Don’t point at them Billy,” the mother scolded frightfully. “They might curse us.”</w:t>
+      </w:r>
+    </w:p>
+    <w:p>
+      <w:r>
+        <w:t>“The cat girl I saw said the same nonsense thing when she saw members of the Graham gang,” Luke confided.</w:t>
+      </w:r>
+    </w:p>
+    <w:p>
+      <w:r>
+        <w:t>“Apparently black hair is taboo,” John noted</w:t>
+      </w:r>
+      <w:r>
+        <w:t xml:space="preserve"> with a sigh</w:t>
+      </w:r>
+      <w:r>
+        <w:t>. “</w:t>
+      </w:r>
+      <w:r>
+        <w:t>It’s the same old thing,</w:t>
+      </w:r>
+      <w:r>
+        <w:t>”</w:t>
+      </w:r>
+      <w:r>
+        <w:t xml:space="preserve"> he said sadly.</w:t>
+      </w:r>
+    </w:p>
+    <w:p>
+      <w:r>
+        <w:t>A residential area greeted them b</w:t>
+      </w:r>
+      <w:r>
+        <w:t>eyond the shopping district.</w:t>
+      </w:r>
+      <w:r>
+        <w:t xml:space="preserve"> Each house had gardens filled with crop plants.</w:t>
       </w:r>
     </w:p>
     <w:p>
@@ -6178,212 +6397,6 @@
         <w:t>T</w:t>
       </w:r>
       <w:r>
-        <w:t>he marbles sparkled.</w:t>
-      </w:r>
-    </w:p>
-    <w:p>
-      <w:r>
-        <w:t xml:space="preserve">“I’m terribly sorry,” the guard apologized and bowed. “I didn’t know that you were candidates. Please </w:t>
-      </w:r>
-      <w:r>
-        <w:t>pass</w:t>
-      </w:r>
-      <w:r>
-        <w:t xml:space="preserve"> through.”</w:t>
-      </w:r>
-    </w:p>
-    <w:p>
-      <w:r>
-        <w:t>The marbles motioned that they should move forward. “How long is that bridge?” Luke asked.</w:t>
-      </w:r>
-    </w:p>
-    <w:p>
-      <w:r>
-        <w:t xml:space="preserve">“Almost three miles sir,” the guard </w:t>
-      </w:r>
-      <w:r>
-        <w:t>said</w:t>
-      </w:r>
-      <w:r>
-        <w:t>.</w:t>
-      </w:r>
-    </w:p>
-    <w:p>
-      <w:r>
-        <w:t xml:space="preserve">“Thank you,” Luke </w:t>
-      </w:r>
-      <w:r>
-        <w:t>said</w:t>
-      </w:r>
-      <w:r>
-        <w:t xml:space="preserve"> with a </w:t>
-      </w:r>
-      <w:r>
-        <w:t>smile</w:t>
-      </w:r>
-      <w:r>
-        <w:t xml:space="preserve"> and rode forward. </w:t>
-      </w:r>
-      <w:r>
-        <w:t>The bridge</w:t>
-      </w:r>
-      <w:r>
-        <w:t xml:space="preserve"> was rock steady, despite a strong breeze.</w:t>
-      </w:r>
-      <w:r>
-        <w:t xml:space="preserve"> Then again it was made of granite.</w:t>
-      </w:r>
-    </w:p>
-    <w:p>
-      <w:r>
-        <w:t>The group pedaled past the bridge and into the main city. “This city looks like a mixture of a feudal Japan</w:t>
-      </w:r>
-      <w:r>
-        <w:t>ese</w:t>
-      </w:r>
-      <w:r>
-        <w:t xml:space="preserve"> city and a </w:t>
-      </w:r>
-      <w:r>
-        <w:t>Middle Ages</w:t>
-      </w:r>
-      <w:r>
-        <w:t xml:space="preserve"> English city,” Luke commented.</w:t>
-      </w:r>
-    </w:p>
-    <w:p>
-      <w:r>
-        <w:t xml:space="preserve">“I just hope they have working toilets. </w:t>
-      </w:r>
-      <w:r>
-        <w:t>Middle Ages</w:t>
-      </w:r>
-      <w:r>
-        <w:t xml:space="preserve"> England was disgusting. </w:t>
-      </w:r>
-      <w:r>
-        <w:t>People</w:t>
-      </w:r>
-      <w:r>
-        <w:t xml:space="preserve"> pooped wherev</w:t>
-      </w:r>
-      <w:r>
-        <w:t>er they felt like it,” Jane muttered with revulsion</w:t>
-      </w:r>
-      <w:r>
-        <w:t>.</w:t>
-      </w:r>
-    </w:p>
-    <w:p>
-      <w:r>
-        <w:t xml:space="preserve">They passed through a commercial area. The streets were lined with shops, restraints, bars and hotels. </w:t>
-      </w:r>
-      <w:r>
-        <w:t>People thronged</w:t>
-      </w:r>
-      <w:r>
-        <w:t xml:space="preserve"> </w:t>
-      </w:r>
-      <w:r>
-        <w:t>the streets</w:t>
-      </w:r>
-      <w:r>
-        <w:t xml:space="preserve"> and </w:t>
-      </w:r>
-      <w:r>
-        <w:lastRenderedPageBreak/>
-        <w:t>the noise was deafening. People openly stared at them and their mountain bikes.</w:t>
-      </w:r>
-    </w:p>
-    <w:p>
-      <w:r>
-        <w:t xml:space="preserve">“I don’t think they’ve ever see a mountain bike before,” Harry </w:t>
-      </w:r>
-      <w:r>
-        <w:t>said</w:t>
-      </w:r>
-      <w:r>
-        <w:t>.</w:t>
-      </w:r>
-    </w:p>
-    <w:p>
-      <w:r>
-        <w:t xml:space="preserve">“We are different to them in another way,” Jane </w:t>
-      </w:r>
-      <w:r>
-        <w:t>noted</w:t>
-      </w:r>
-      <w:r>
-        <w:t xml:space="preserve">. “We don’t have </w:t>
-      </w:r>
-      <w:r>
-        <w:t xml:space="preserve">animal </w:t>
-      </w:r>
-      <w:r>
-        <w:t xml:space="preserve">ears </w:t>
-      </w:r>
-      <w:r>
-        <w:t>and</w:t>
-      </w:r>
-      <w:r>
-        <w:t xml:space="preserve"> tails and we only have </w:t>
-      </w:r>
-      <w:r>
-        <w:t>regular</w:t>
-      </w:r>
-      <w:r>
-        <w:t xml:space="preserve"> hair and eyes.”</w:t>
-      </w:r>
-    </w:p>
-    <w:p>
-      <w:r>
-        <w:t>A</w:t>
-      </w:r>
-      <w:r>
-        <w:t xml:space="preserve"> little boy pointed and shouted, “Look mum, those people have the darkness element.”</w:t>
-      </w:r>
-    </w:p>
-    <w:p>
-      <w:r>
-        <w:t>“Don’t point at them Billy,” the mother scolded frightfully. “They might curse us.”</w:t>
-      </w:r>
-    </w:p>
-    <w:p>
-      <w:r>
-        <w:t>“The cat girl I saw said the same nonsense thing when she saw members of the Graham gang,” Luke confided.</w:t>
-      </w:r>
-    </w:p>
-    <w:p>
-      <w:r>
-        <w:t>“Apparently black hair is taboo,” John noted</w:t>
-      </w:r>
-      <w:r>
-        <w:t xml:space="preserve"> with a sigh</w:t>
-      </w:r>
-      <w:r>
-        <w:t>. “</w:t>
-      </w:r>
-      <w:r>
-        <w:t>It’s the same old thing,</w:t>
-      </w:r>
-      <w:r>
-        <w:t>”</w:t>
-      </w:r>
-      <w:r>
-        <w:t xml:space="preserve"> he said sadly.</w:t>
-      </w:r>
-    </w:p>
-    <w:p>
-      <w:r>
-        <w:t>A residential area greeted them b</w:t>
-      </w:r>
-      <w:r>
-        <w:t xml:space="preserve">eyond the shopping district. </w:t>
-      </w:r>
-      <w:r>
-        <w:t>T</w:t>
-      </w:r>
-      <w:r>
         <w:t>he quality of the houses improved</w:t>
       </w:r>
       <w:r>
@@ -6393,18 +6406,30 @@
         <w:t>ascended the hill</w:t>
       </w:r>
       <w:r>
-        <w:t>. They left the crowds behind. The people in this area were better dressed and had fancier carriages. More motor vehicles were apparent.</w:t>
-      </w:r>
-    </w:p>
-    <w:p>
-      <w:r>
-        <w:t xml:space="preserve">They approached a </w:t>
+        <w:t>, as were the quality of the dress of residents</w:t>
+      </w:r>
+      <w:r>
+        <w:t>. More motor vehicles were apparent.</w:t>
+      </w:r>
+    </w:p>
+    <w:p>
+      <w:r>
+        <w:t xml:space="preserve">The gang </w:t>
+      </w:r>
+      <w:r>
+        <w:t xml:space="preserve">approached a </w:t>
       </w:r>
       <w:r>
         <w:t>security</w:t>
       </w:r>
       <w:r>
-        <w:t xml:space="preserve"> wall with an opening in it. Guards noted the marbles and bowed to them.</w:t>
+        <w:t xml:space="preserve"> wall with an opening in it</w:t>
+      </w:r>
+      <w:r>
+        <w:t>, guarded by burly people in uniforms</w:t>
+      </w:r>
+      <w:r>
+        <w:t>. Guards noted the marbles and bowed to them.</w:t>
       </w:r>
     </w:p>
     <w:p>
@@ -6512,6 +6537,9 @@
         <w:t xml:space="preserve">nother </w:t>
       </w:r>
       <w:r>
+        <w:t xml:space="preserve">security </w:t>
+      </w:r>
+      <w:r>
         <w:t>wall</w:t>
       </w:r>
       <w:r>
@@ -6591,7 +6619,27 @@
         <w:t>A man in his mid-thirties greeted them</w:t>
       </w:r>
       <w:r>
-        <w:t>. He was dressed like a Middle Ages noble. He bowed to Luke and said, “Welcome Candidate to the city of Lancaster. I am Lord Hendry. You and your entourage must be tired from your recent preliminary test. My servants will take your equipment to your rooms. In the meantime please follow me.”</w:t>
+        <w:t xml:space="preserve">. He was dressed </w:t>
+      </w:r>
+      <w:r>
+        <w:t xml:space="preserve">and looked </w:t>
+      </w:r>
+      <w:r>
+        <w:t>like a Middle</w:t>
+      </w:r>
+      <w:r>
+        <w:t>-</w:t>
+      </w:r>
+      <w:r>
+        <w:t>Ages noble.</w:t>
+      </w:r>
+    </w:p>
+    <w:p>
+      <w:r>
+        <w:t xml:space="preserve">The man </w:t>
+      </w:r>
+      <w:r>
+        <w:t>bowed to Luke and said, “Welcome Candidate to the city of Lancaster. I am Lord Hendry. You and your entourage must be tired from your recent preliminary test. My servants will take your equipment to your rooms. In the meantime please follow me.”</w:t>
       </w:r>
     </w:p>
     <w:p>
@@ -6640,33 +6688,32 @@
     </w:p>
     <w:p>
       <w:r>
-        <w:t xml:space="preserve">John and Jane sat to the left of Hendry. Harry and </w:t>
+        <w:t>Luke took the offered seat, feeling awkward. He didn’t like being in the spotlight.</w:t>
+      </w:r>
+    </w:p>
+    <w:p>
+      <w:r>
+        <w:t>Feeling singled out for some unknown honor, Luke felt obligated to speak. “Good evening Lord Hendry. I am Luke Skywalker…”</w:t>
+      </w:r>
+    </w:p>
+    <w:p>
+      <w:r>
+        <w:t>Luke was interrupted when the servants muttered with each other.</w:t>
+      </w:r>
+    </w:p>
+    <w:p>
+      <w:r>
+        <w:t>“Silence please,” Hendry commanded. “Please continue Candidate Luke.”</w:t>
+      </w:r>
+    </w:p>
+    <w:p>
+      <w:r>
+        <w:t xml:space="preserve">“These are my friends, John Hanks, Jane Hilda, Harry Barnes, and </w:t>
       </w:r>
       <w:r>
         <w:t>Amarah</w:t>
       </w:r>
       <w:r>
-        <w:t xml:space="preserve"> sat to the right. Luke took the offered seat, feeling awkward. He didn’t like being in the spotlight.</w:t>
-      </w:r>
-    </w:p>
-    <w:p>
-      <w:r>
-        <w:t>Feeling singled out for some unknown honor, Luke felt obligated to speak. “Good evening Lord Hendry. I am Luke Skywalker…”</w:t>
-      </w:r>
-    </w:p>
-    <w:p>
-      <w:r>
-        <w:t>Luke was interrupted when the servants muttered with each other. “Silence please,” Hendry commanded. “Please continue Candidate Luke.”</w:t>
-      </w:r>
-    </w:p>
-    <w:p>
-      <w:r>
-        <w:t xml:space="preserve">“These are my friends, John Hanks, Jane Hilda, Harry Barnes, and </w:t>
-      </w:r>
-      <w:r>
-        <w:t>Amarah</w:t>
-      </w:r>
-      <w:r>
         <w:t xml:space="preserve"> Roster. We are of equal social status and are all commoners.”</w:t>
       </w:r>
     </w:p>
@@ -6683,16 +6730,7 @@
     </w:p>
     <w:p>
       <w:r>
-        <w:t xml:space="preserve">Servants brought food. Luke didn’t feel like eating. He just wanted to sleep. Forcing himself, he took </w:t>
-      </w:r>
-      <w:r>
-        <w:t xml:space="preserve">hold of </w:t>
-      </w:r>
-      <w:r>
-        <w:t xml:space="preserve">the </w:t>
-      </w:r>
-      <w:r>
-        <w:t>bowl of soup by the double-handles and drank from it, just like home.</w:t>
+        <w:t>A bowl of soup was placed in front of Luke. He held the bowl with the double-handles and drank, just like home.</w:t>
       </w:r>
     </w:p>
     <w:p>
@@ -6700,7 +6738,15 @@
         <w:t>The next course came</w:t>
       </w:r>
       <w:r>
-        <w:t>. Luke picked up the fork with its tines pointing to the right and ate in as dignified a manner as possible.</w:t>
+        <w:t xml:space="preserve"> and</w:t>
+      </w:r>
+      <w:r>
+        <w:t xml:space="preserve"> Luke picked up the fork with its tines pointing to the right and ate in as dignified a manner as possible.</w:t>
+      </w:r>
+    </w:p>
+    <w:p>
+      <w:r>
+        <w:t>Out of the corner of his eye, Luke noted that Hendry looked at him with approval.</w:t>
       </w:r>
     </w:p>
     <w:p>
@@ -6710,9 +6756,6 @@
         </w:rPr>
       </w:pPr>
       <w:r>
-        <w:t xml:space="preserve">Out of the corner of his eye, Luke noted that Hendry looked at him with approval. </w:t>
-      </w:r>
-      <w:r>
         <w:t>‘</w:t>
       </w:r>
       <w:r>
@@ -6755,7 +6798,13 @@
     <w:p>
       <w:r>
         <w:lastRenderedPageBreak/>
-        <w:t>Hendry spoke when they finished. “My servants will now take you to your rooms. Enjoy your sleep</w:t>
+        <w:t>Hendry spoke when they finished. “</w:t>
+      </w:r>
+      <w:r>
+        <w:t>S</w:t>
+      </w:r>
+      <w:r>
+        <w:t>ervants will now take you to your rooms. Enjoy your sleep</w:t>
       </w:r>
       <w:r>
         <w:t>.</w:t>
@@ -6881,7 +6930,13 @@
         <w:t xml:space="preserve">The servant placed his hand on a metal plate </w:t>
       </w:r>
       <w:r>
-        <w:t xml:space="preserve">to the right of the door. The door slid open. </w:t>
+        <w:t>to the right of the door</w:t>
+      </w:r>
+      <w:r>
+        <w:t xml:space="preserve"> and t</w:t>
+      </w:r>
+      <w:r>
+        <w:t xml:space="preserve">he door slid open. </w:t>
       </w:r>
       <w:r>
         <w:t xml:space="preserve">“Register </w:t>
@@ -6982,16 +7037,16 @@
         <w:t xml:space="preserve">recognizable. </w:t>
       </w:r>
       <w:r>
-        <w:t>One</w:t>
+        <w:t>Another</w:t>
       </w:r>
       <w:r>
         <w:t xml:space="preserve"> door </w:t>
       </w:r>
       <w:r>
-        <w:t xml:space="preserve">away </w:t>
-      </w:r>
-      <w:r>
-        <w:t xml:space="preserve">was a Japanese style bathroom. </w:t>
+        <w:t>led to</w:t>
+      </w:r>
+      <w:r>
+        <w:t xml:space="preserve"> a Japanese style bathroom. </w:t>
       </w:r>
       <w:r>
         <w:t>It contained</w:t>
@@ -7008,13 +7063,13 @@
     </w:p>
     <w:p>
       <w:r>
-        <w:t xml:space="preserve">The servant moved to undress Luke. Luke grabbed the servant’s hands and pushed </w:t>
-      </w:r>
-      <w:r>
-        <w:t>it</w:t>
-      </w:r>
-      <w:r>
-        <w:t xml:space="preserve"> away. “I don’t like being touched by guys. I don’t need help taking a bath.</w:t>
+        <w:t>The servant moved to undress Luke</w:t>
+      </w:r>
+      <w:r>
+        <w:t xml:space="preserve"> but Luke stopped him.</w:t>
+      </w:r>
+      <w:r>
+        <w:t xml:space="preserve"> “I don’t like being touched by guys. I don’t need help taking a bath.</w:t>
       </w:r>
       <w:r>
         <w:t xml:space="preserve"> No offense.</w:t>
@@ -7322,7 +7377,13 @@
     </w:p>
     <w:p>
       <w:r>
-        <w:t>They stepped out the door. Across from Luke’s room was a door marked 823-B. There was no name.</w:t>
+        <w:t>They stepped out the door</w:t>
+      </w:r>
+      <w:r>
+        <w:t xml:space="preserve"> and Luke looked around</w:t>
+      </w:r>
+      <w:r>
+        <w:t>. Across from Luke’s room was a door marked 823-B. There was no name.</w:t>
       </w:r>
     </w:p>
     <w:p>
@@ -7615,7 +7676,13 @@
         <w:t xml:space="preserve">. </w:t>
       </w:r>
       <w:r>
-        <w:t>Looking more carefully, Luke noticed that there were no women candidates. He was about to ask why, but then changed his mind. He didn’t want people thinking he was an idiot. Only his friends could call him that.</w:t>
+        <w:t>Looking more carefully, Luke noticed that there were no women candidates</w:t>
+      </w:r>
+      <w:r>
+        <w:t>, or people with black hair</w:t>
+      </w:r>
+      <w:r>
+        <w:t>. He was about to ask why, but then changed his mind. He didn’t want people thinking he was an idiot. Only his friends could call him that.</w:t>
       </w:r>
     </w:p>
     <w:p>
@@ -7718,7 +7785,19 @@
     </w:p>
     <w:p>
       <w:r>
-        <w:t>Luke looked around the room. The candidates were talking amongst themselves and eating breakfast. Luke felt a presence behind him. He turned around and found Carney standing there. Luke had almost forgotten about him.</w:t>
+        <w:t xml:space="preserve">Luke looked around the room. The candidates were talking amongst themselves and eating breakfast. Luke felt a presence behind him. </w:t>
+      </w:r>
+      <w:r>
+        <w:t>Turning around, h</w:t>
+      </w:r>
+      <w:r>
+        <w:t xml:space="preserve">e </w:t>
+      </w:r>
+      <w:r>
+        <w:t>saw</w:t>
+      </w:r>
+      <w:r>
+        <w:t xml:space="preserve"> Carney standing there. Luke had almost forgotten about him.</w:t>
       </w:r>
     </w:p>
     <w:p>
@@ -7959,7 +8038,10 @@
     </w:p>
     <w:p>
       <w:r>
-        <w:t>The waitress bought the second serving Luke ordered.</w:t>
+        <w:t>The waitress bought the second serving Luke ordere</w:t>
+      </w:r>
+      <w:r>
+        <w:t>d and he absently ate as he listened to the gossip.</w:t>
       </w:r>
     </w:p>
     <w:p>
@@ -8197,13 +8279,22 @@
     </w:p>
     <w:p>
       <w:r>
-        <w:t xml:space="preserve">“I’ll pass on marrying some bratty princess. I don’t want to risk your lives on something stupid like that,” Luke </w:t>
-      </w:r>
-      <w:r>
-        <w:t>scoffed</w:t>
-      </w:r>
-      <w:r>
-        <w:t>.</w:t>
+        <w:t>“I’ll pass on marrying some bratty princess</w:t>
+      </w:r>
+      <w:r>
+        <w:t>,” Luke scoffed.</w:t>
+      </w:r>
+      <w:r>
+        <w:t xml:space="preserve"> </w:t>
+      </w:r>
+      <w:r>
+        <w:t>“</w:t>
+      </w:r>
+      <w:r>
+        <w:t>I don’t want to risk your live</w:t>
+      </w:r>
+      <w:r>
+        <w:t>s on something stupid like that.”</w:t>
       </w:r>
     </w:p>
     <w:p>
@@ -8219,19 +8310,28 @@
     </w:p>
     <w:p>
       <w:r>
-        <w:t xml:space="preserve">“I can’t marry her. I’m </w:t>
+        <w:t>“I can’t marry her</w:t>
+      </w:r>
+      <w:r>
+        <w:t>,” Carney said in shock.</w:t>
+      </w:r>
+      <w:r>
+        <w:t xml:space="preserve"> </w:t>
+      </w:r>
+      <w:r>
+        <w:t>“</w:t>
+      </w:r>
+      <w:r>
+        <w:t xml:space="preserve">I’m </w:t>
       </w:r>
       <w:r>
         <w:t xml:space="preserve">just </w:t>
       </w:r>
       <w:r>
-        <w:t xml:space="preserve">a commoner,” Carney </w:t>
-      </w:r>
-      <w:r>
-        <w:t>said</w:t>
-      </w:r>
-      <w:r>
-        <w:t xml:space="preserve"> in shock.</w:t>
+        <w:t>a commoner</w:t>
+      </w:r>
+      <w:r>
+        <w:t>.”</w:t>
       </w:r>
     </w:p>
     <w:p>
@@ -8422,7 +8522,7 @@
         <w:t xml:space="preserve"> and </w:t>
       </w:r>
       <w:r>
-        <w:t>Latin</w:t>
+        <w:t>Divan</w:t>
       </w:r>
       <w:r>
         <w:t>.”</w:t>
@@ -8468,7 +8568,13 @@
     </w:p>
     <w:p>
       <w:r>
-        <w:t>The others tried to speak in Spanish but it only came out in English. They tried a few other languages with the same results.</w:t>
+        <w:t xml:space="preserve">The others tried to speak in Spanish but it only came out in </w:t>
+      </w:r>
+      <w:r>
+        <w:t>what seemed to be English</w:t>
+      </w:r>
+      <w:r>
+        <w:t>. They tried a few other languages with the same results.</w:t>
       </w:r>
     </w:p>
     <w:p>
@@ -8487,7 +8593,7 @@
         <w:t xml:space="preserve">“That can only mean one thing,” John </w:t>
       </w:r>
       <w:r>
-        <w:t>nodded</w:t>
+        <w:t>said</w:t>
       </w:r>
       <w:r>
         <w:t>. “We aren’t speaking English but some universal language we just assume is English. The only question is does it apply to writing?”</w:t>
@@ -8495,7 +8601,11 @@
     </w:p>
     <w:p>
       <w:r>
+        <w:lastRenderedPageBreak/>
         <w:t>“There’s only one way to find out,” Luke said. “Let’s just go to the library.”</w:t>
+      </w:r>
+      <w:r>
+        <w:t>&lt;&gt;</w:t>
       </w:r>
     </w:p>
     <w:p>
@@ -12309,7 +12419,7 @@
         <w:t xml:space="preserve">. He spoke words in </w:t>
       </w:r>
       <w:r>
-        <w:t>Latin</w:t>
+        <w:t>Divan</w:t>
       </w:r>
       <w:r>
         <w:t xml:space="preserve"> and a screen appeared. “This is the list of candidate names the Council of Elders has released.” He manipulated </w:t>
@@ -26416,9 +26526,17 @@
       <w:r>
         <w:t xml:space="preserve">“You are all here to learn the fine art of </w:t>
       </w:r>
-      <w:r>
-        <w:t>manipulating</w:t>
-      </w:r>
+      <w:proofErr w:type="spellStart"/>
+      <w:r>
+        <w:t>manipu</w:t>
+      </w:r>
+      <w:r>
+        <w:t>Divan</w:t>
+      </w:r>
+      <w:r>
+        <w:t>g</w:t>
+      </w:r>
+      <w:proofErr w:type="spellEnd"/>
       <w:r>
         <w:t xml:space="preserve"> fire and bringing warmth to the world.</w:t>
       </w:r>
@@ -26441,7 +26559,7 @@
         <w:t xml:space="preserve"> was </w:t>
       </w:r>
       <w:r>
-        <w:t>Latin</w:t>
+        <w:t>Divan</w:t>
       </w:r>
       <w:r>
         <w:t>, the language of magic.</w:t>
@@ -67656,7 +67774,7 @@
         <w:rPr>
           <w:noProof/>
         </w:rPr>
-        <w:t>12</w:t>
+        <w:t>42</w:t>
       </w:r>
     </w:fldSimple>
   </w:p>
@@ -67675,7 +67793,7 @@
         <w:rPr>
           <w:noProof/>
         </w:rPr>
-        <w:t>13</w:t>
+        <w:t>41</w:t>
       </w:r>
     </w:fldSimple>
   </w:p>
@@ -68551,6 +68669,7 @@
   <w:style w:type="character" w:default="1" w:styleId="DefaultParagraphFont">
     <w:name w:val="Default Paragraph Font"/>
     <w:uiPriority w:val="1"/>
+    <w:semiHidden/>
     <w:unhideWhenUsed/>
   </w:style>
   <w:style w:type="table" w:default="1" w:styleId="TableNormal">
@@ -69478,7 +69597,7 @@
 </file>
 
 <file path=customXml/itemProps1.xml><?xml version="1.0" encoding="utf-8"?>
-<ds:datastoreItem xmlns:ds="http://schemas.openxmlformats.org/officeDocument/2006/customXml" ds:itemID="{C7470CD8-B093-4C9C-A7DA-D9893280233E}">
+<ds:datastoreItem xmlns:ds="http://schemas.openxmlformats.org/officeDocument/2006/customXml" ds:itemID="{21010291-5A00-4029-9FE7-96C1042BF5E2}">
   <ds:schemaRefs>
     <ds:schemaRef ds:uri="http://schemas.openxmlformats.org/officeDocument/2006/bibliography"/>
   </ds:schemaRefs>

--- a/Books/Stories/ThePrincessInTheClouds/Book_ThePrincessInTheClouds.docx
+++ b/Books/Stories/ThePrincessInTheClouds/Book_ThePrincessInTheClouds.docx
@@ -154,7 +154,7 @@
           <w:r>
             <w:fldChar w:fldCharType="separate"/>
           </w:r>
-          <w:hyperlink w:anchor="_Toc237367124" w:history="1">
+          <w:hyperlink w:anchor="_Toc237594433" w:history="1">
             <w:r>
               <w:rPr>
                 <w:rStyle w:val="Hyperlink"/>
@@ -181,7 +181,7 @@
                 <w:noProof/>
                 <w:webHidden/>
               </w:rPr>
-              <w:instrText xml:space="preserve"> PAGEREF _Toc237367124 \h </w:instrText>
+              <w:instrText xml:space="preserve"> PAGEREF _Toc237594433 \h </w:instrText>
             </w:r>
             <w:r>
               <w:rPr>
@@ -224,7 +224,7 @@
               <w:sz w:val="22"/>
             </w:rPr>
           </w:pPr>
-          <w:hyperlink w:anchor="_Toc237367125" w:history="1">
+          <w:hyperlink w:anchor="_Toc237594434" w:history="1">
             <w:r>
               <w:rPr>
                 <w:rStyle w:val="Hyperlink"/>
@@ -251,7 +251,7 @@
                 <w:noProof/>
                 <w:webHidden/>
               </w:rPr>
-              <w:instrText xml:space="preserve"> PAGEREF _Toc237367125 \h </w:instrText>
+              <w:instrText xml:space="preserve"> PAGEREF _Toc237594434 \h </w:instrText>
             </w:r>
             <w:r>
               <w:rPr>
@@ -294,7 +294,7 @@
               <w:sz w:val="22"/>
             </w:rPr>
           </w:pPr>
-          <w:hyperlink w:anchor="_Toc237367126" w:history="1">
+          <w:hyperlink w:anchor="_Toc237594435" w:history="1">
             <w:r>
               <w:rPr>
                 <w:rStyle w:val="Hyperlink"/>
@@ -321,7 +321,7 @@
                 <w:noProof/>
                 <w:webHidden/>
               </w:rPr>
-              <w:instrText xml:space="preserve"> PAGEREF _Toc237367126 \h </w:instrText>
+              <w:instrText xml:space="preserve"> PAGEREF _Toc237594435 \h </w:instrText>
             </w:r>
             <w:r>
               <w:rPr>
@@ -364,13 +364,27 @@
               <w:sz w:val="22"/>
             </w:rPr>
           </w:pPr>
-          <w:hyperlink w:anchor="_Toc237367127" w:history="1">
+          <w:hyperlink w:anchor="_Toc237594436" w:history="1">
             <w:r>
               <w:rPr>
                 <w:rStyle w:val="Hyperlink"/>
                 <w:noProof/>
               </w:rPr>
-              <w:t>4. The Trial Steps</w:t>
+              <w:t>4. The Tri</w:t>
+            </w:r>
+            <w:r>
+              <w:rPr>
+                <w:rStyle w:val="Hyperlink"/>
+                <w:noProof/>
+              </w:rPr>
+              <w:t>a</w:t>
+            </w:r>
+            <w:r>
+              <w:rPr>
+                <w:rStyle w:val="Hyperlink"/>
+                <w:noProof/>
+              </w:rPr>
+              <w:t>l Steps</w:t>
             </w:r>
             <w:r>
               <w:rPr>
@@ -391,7 +405,7 @@
                 <w:noProof/>
                 <w:webHidden/>
               </w:rPr>
-              <w:instrText xml:space="preserve"> PAGEREF _Toc237367127 \h </w:instrText>
+              <w:instrText xml:space="preserve"> PAGEREF _Toc237594436 \h </w:instrText>
             </w:r>
             <w:r>
               <w:rPr>
@@ -434,7 +448,7 @@
               <w:sz w:val="22"/>
             </w:rPr>
           </w:pPr>
-          <w:hyperlink w:anchor="_Toc237367128" w:history="1">
+          <w:hyperlink w:anchor="_Toc237594437" w:history="1">
             <w:r>
               <w:rPr>
                 <w:rStyle w:val="Hyperlink"/>
@@ -461,7 +475,7 @@
                 <w:noProof/>
                 <w:webHidden/>
               </w:rPr>
-              <w:instrText xml:space="preserve"> PAGEREF _Toc237367128 \h </w:instrText>
+              <w:instrText xml:space="preserve"> PAGEREF _Toc237594437 \h </w:instrText>
             </w:r>
             <w:r>
               <w:rPr>
@@ -504,7 +518,7 @@
               <w:sz w:val="22"/>
             </w:rPr>
           </w:pPr>
-          <w:hyperlink w:anchor="_Toc237367129" w:history="1">
+          <w:hyperlink w:anchor="_Toc237594438" w:history="1">
             <w:r>
               <w:rPr>
                 <w:rStyle w:val="Hyperlink"/>
@@ -531,7 +545,7 @@
                 <w:noProof/>
                 <w:webHidden/>
               </w:rPr>
-              <w:instrText xml:space="preserve"> PAGEREF _Toc237367129 \h </w:instrText>
+              <w:instrText xml:space="preserve"> PAGEREF _Toc237594438 \h </w:instrText>
             </w:r>
             <w:r>
               <w:rPr>
@@ -574,7 +588,7 @@
               <w:sz w:val="22"/>
             </w:rPr>
           </w:pPr>
-          <w:hyperlink w:anchor="_Toc237367130" w:history="1">
+          <w:hyperlink w:anchor="_Toc237594439" w:history="1">
             <w:r>
               <w:rPr>
                 <w:rStyle w:val="Hyperlink"/>
@@ -601,7 +615,7 @@
                 <w:noProof/>
                 <w:webHidden/>
               </w:rPr>
-              <w:instrText xml:space="preserve"> PAGEREF _Toc237367130 \h </w:instrText>
+              <w:instrText xml:space="preserve"> PAGEREF _Toc237594439 \h </w:instrText>
             </w:r>
             <w:r>
               <w:rPr>
@@ -644,7 +658,7 @@
               <w:sz w:val="22"/>
             </w:rPr>
           </w:pPr>
-          <w:hyperlink w:anchor="_Toc237367131" w:history="1">
+          <w:hyperlink w:anchor="_Toc237594440" w:history="1">
             <w:r>
               <w:rPr>
                 <w:rStyle w:val="Hyperlink"/>
@@ -671,7 +685,7 @@
                 <w:noProof/>
                 <w:webHidden/>
               </w:rPr>
-              <w:instrText xml:space="preserve"> PAGEREF _Toc237367131 \h </w:instrText>
+              <w:instrText xml:space="preserve"> PAGEREF _Toc237594440 \h </w:instrText>
             </w:r>
             <w:r>
               <w:rPr>
@@ -714,7 +728,7 @@
               <w:sz w:val="22"/>
             </w:rPr>
           </w:pPr>
-          <w:hyperlink w:anchor="_Toc237367132" w:history="1">
+          <w:hyperlink w:anchor="_Toc237594441" w:history="1">
             <w:r>
               <w:rPr>
                 <w:rStyle w:val="Hyperlink"/>
@@ -741,7 +755,7 @@
                 <w:noProof/>
                 <w:webHidden/>
               </w:rPr>
-              <w:instrText xml:space="preserve"> PAGEREF _Toc237367132 \h </w:instrText>
+              <w:instrText xml:space="preserve"> PAGEREF _Toc237594441 \h </w:instrText>
             </w:r>
             <w:r>
               <w:rPr>
@@ -784,7 +798,7 @@
               <w:sz w:val="22"/>
             </w:rPr>
           </w:pPr>
-          <w:hyperlink w:anchor="_Toc237367133" w:history="1">
+          <w:hyperlink w:anchor="_Toc237594442" w:history="1">
             <w:r>
               <w:rPr>
                 <w:rStyle w:val="Hyperlink"/>
@@ -811,7 +825,7 @@
                 <w:noProof/>
                 <w:webHidden/>
               </w:rPr>
-              <w:instrText xml:space="preserve"> PAGEREF _Toc237367133 \h </w:instrText>
+              <w:instrText xml:space="preserve"> PAGEREF _Toc237594442 \h </w:instrText>
             </w:r>
             <w:r>
               <w:rPr>
@@ -854,7 +868,7 @@
               <w:sz w:val="22"/>
             </w:rPr>
           </w:pPr>
-          <w:hyperlink w:anchor="_Toc237367134" w:history="1">
+          <w:hyperlink w:anchor="_Toc237594443" w:history="1">
             <w:r>
               <w:rPr>
                 <w:rStyle w:val="Hyperlink"/>
@@ -881,7 +895,7 @@
                 <w:noProof/>
                 <w:webHidden/>
               </w:rPr>
-              <w:instrText xml:space="preserve"> PAGEREF _Toc237367134 \h </w:instrText>
+              <w:instrText xml:space="preserve"> PAGEREF _Toc237594443 \h </w:instrText>
             </w:r>
             <w:r>
               <w:rPr>
@@ -924,7 +938,7 @@
               <w:sz w:val="22"/>
             </w:rPr>
           </w:pPr>
-          <w:hyperlink w:anchor="_Toc237367135" w:history="1">
+          <w:hyperlink w:anchor="_Toc237594444" w:history="1">
             <w:r>
               <w:rPr>
                 <w:rStyle w:val="Hyperlink"/>
@@ -951,7 +965,7 @@
                 <w:noProof/>
                 <w:webHidden/>
               </w:rPr>
-              <w:instrText xml:space="preserve"> PAGEREF _Toc237367135 \h </w:instrText>
+              <w:instrText xml:space="preserve"> PAGEREF _Toc237594444 \h </w:instrText>
             </w:r>
             <w:r>
               <w:rPr>
@@ -994,7 +1008,7 @@
               <w:sz w:val="22"/>
             </w:rPr>
           </w:pPr>
-          <w:hyperlink w:anchor="_Toc237367136" w:history="1">
+          <w:hyperlink w:anchor="_Toc237594445" w:history="1">
             <w:r>
               <w:rPr>
                 <w:rStyle w:val="Hyperlink"/>
@@ -1021,7 +1035,7 @@
                 <w:noProof/>
                 <w:webHidden/>
               </w:rPr>
-              <w:instrText xml:space="preserve"> PAGEREF _Toc237367136 \h </w:instrText>
+              <w:instrText xml:space="preserve"> PAGEREF _Toc237594445 \h </w:instrText>
             </w:r>
             <w:r>
               <w:rPr>
@@ -1064,7 +1078,7 @@
               <w:sz w:val="22"/>
             </w:rPr>
           </w:pPr>
-          <w:hyperlink w:anchor="_Toc237367137" w:history="1">
+          <w:hyperlink w:anchor="_Toc237594446" w:history="1">
             <w:r>
               <w:rPr>
                 <w:rStyle w:val="Hyperlink"/>
@@ -1091,7 +1105,7 @@
                 <w:noProof/>
                 <w:webHidden/>
               </w:rPr>
-              <w:instrText xml:space="preserve"> PAGEREF _Toc237367137 \h </w:instrText>
+              <w:instrText xml:space="preserve"> PAGEREF _Toc237594446 \h </w:instrText>
             </w:r>
             <w:r>
               <w:rPr>
@@ -1134,7 +1148,7 @@
               <w:sz w:val="22"/>
             </w:rPr>
           </w:pPr>
-          <w:hyperlink w:anchor="_Toc237367138" w:history="1">
+          <w:hyperlink w:anchor="_Toc237594447" w:history="1">
             <w:r>
               <w:rPr>
                 <w:rStyle w:val="Hyperlink"/>
@@ -1161,7 +1175,7 @@
                 <w:noProof/>
                 <w:webHidden/>
               </w:rPr>
-              <w:instrText xml:space="preserve"> PAGEREF _Toc237367138 \h </w:instrText>
+              <w:instrText xml:space="preserve"> PAGEREF _Toc237594447 \h </w:instrText>
             </w:r>
             <w:r>
               <w:rPr>
@@ -1204,7 +1218,7 @@
               <w:sz w:val="22"/>
             </w:rPr>
           </w:pPr>
-          <w:hyperlink w:anchor="_Toc237367139" w:history="1">
+          <w:hyperlink w:anchor="_Toc237594448" w:history="1">
             <w:r>
               <w:rPr>
                 <w:rStyle w:val="Hyperlink"/>
@@ -1231,7 +1245,7 @@
                 <w:noProof/>
                 <w:webHidden/>
               </w:rPr>
-              <w:instrText xml:space="preserve"> PAGEREF _Toc237367139 \h </w:instrText>
+              <w:instrText xml:space="preserve"> PAGEREF _Toc237594448 \h </w:instrText>
             </w:r>
             <w:r>
               <w:rPr>
@@ -1274,7 +1288,7 @@
               <w:sz w:val="22"/>
             </w:rPr>
           </w:pPr>
-          <w:hyperlink w:anchor="_Toc237367140" w:history="1">
+          <w:hyperlink w:anchor="_Toc237594449" w:history="1">
             <w:r>
               <w:rPr>
                 <w:rStyle w:val="Hyperlink"/>
@@ -1301,7 +1315,7 @@
                 <w:noProof/>
                 <w:webHidden/>
               </w:rPr>
-              <w:instrText xml:space="preserve"> PAGEREF _Toc237367140 \h </w:instrText>
+              <w:instrText xml:space="preserve"> PAGEREF _Toc237594449 \h </w:instrText>
             </w:r>
             <w:r>
               <w:rPr>
@@ -1344,7 +1358,7 @@
               <w:sz w:val="22"/>
             </w:rPr>
           </w:pPr>
-          <w:hyperlink w:anchor="_Toc237367141" w:history="1">
+          <w:hyperlink w:anchor="_Toc237594450" w:history="1">
             <w:r>
               <w:rPr>
                 <w:rStyle w:val="Hyperlink"/>
@@ -1371,7 +1385,7 @@
                 <w:noProof/>
                 <w:webHidden/>
               </w:rPr>
-              <w:instrText xml:space="preserve"> PAGEREF _Toc237367141 \h </w:instrText>
+              <w:instrText xml:space="preserve"> PAGEREF _Toc237594450 \h </w:instrText>
             </w:r>
             <w:r>
               <w:rPr>
@@ -1414,7 +1428,7 @@
               <w:sz w:val="22"/>
             </w:rPr>
           </w:pPr>
-          <w:hyperlink w:anchor="_Toc237367142" w:history="1">
+          <w:hyperlink w:anchor="_Toc237594451" w:history="1">
             <w:r>
               <w:rPr>
                 <w:rStyle w:val="Hyperlink"/>
@@ -1441,7 +1455,7 @@
                 <w:noProof/>
                 <w:webHidden/>
               </w:rPr>
-              <w:instrText xml:space="preserve"> PAGEREF _Toc237367142 \h </w:instrText>
+              <w:instrText xml:space="preserve"> PAGEREF _Toc237594451 \h </w:instrText>
             </w:r>
             <w:r>
               <w:rPr>
@@ -1517,7 +1531,7 @@
         <w:pStyle w:val="H2"/>
         <w:ind w:left="360"/>
       </w:pPr>
-      <w:bookmarkStart w:id="0" w:name="_Toc237367124"/>
+      <w:bookmarkStart w:id="0" w:name="_Toc237594433"/>
       <w:r>
         <w:lastRenderedPageBreak/>
         <w:t xml:space="preserve">1. </w:t>
@@ -2832,7 +2846,7 @@
       <w:pPr>
         <w:pStyle w:val="H2"/>
       </w:pPr>
-      <w:bookmarkStart w:id="1" w:name="_Toc237367125"/>
+      <w:bookmarkStart w:id="1" w:name="_Toc237594434"/>
       <w:r>
         <w:lastRenderedPageBreak/>
         <w:t xml:space="preserve">2. </w:t>
@@ -6243,7 +6257,7 @@
       <w:pPr>
         <w:pStyle w:val="H2"/>
       </w:pPr>
-      <w:bookmarkStart w:id="2" w:name="_Toc237367126"/>
+      <w:bookmarkStart w:id="2" w:name="_Toc237594435"/>
       <w:r>
         <w:lastRenderedPageBreak/>
         <w:t xml:space="preserve">3. </w:t>
@@ -8759,7 +8773,7 @@
       <w:pPr>
         <w:pStyle w:val="H2"/>
       </w:pPr>
-      <w:bookmarkStart w:id="3" w:name="_Toc237367127"/>
+      <w:bookmarkStart w:id="3" w:name="_Toc237594436"/>
       <w:r>
         <w:lastRenderedPageBreak/>
         <w:t xml:space="preserve">4. </w:t>
@@ -8830,7 +8844,16 @@
     </w:p>
     <w:p>
       <w:r>
-        <w:t xml:space="preserve">A grand road led from the school’s property line to </w:t>
+        <w:t xml:space="preserve">A </w:t>
+      </w:r>
+      <w:r>
+        <w:t>walking path</w:t>
+      </w:r>
+      <w:r>
+        <w:t xml:space="preserve">, painted like a rainbow, </w:t>
+      </w:r>
+      <w:r>
+        <w:t xml:space="preserve">led from the school’s property line to </w:t>
       </w:r>
       <w:r>
         <w:t xml:space="preserve">an ornate archway in front of the </w:t>
@@ -8872,7 +8895,19 @@
     </w:p>
     <w:p>
       <w:r>
-        <w:t>Looking beyond the archway, Luke discovered a staircase that seemed to climb to heaven. He backed away and discovered the steps weren’t visible from the outside – Freaky.</w:t>
+        <w:t xml:space="preserve">Looking beyond the archway, Luke discovered </w:t>
+      </w:r>
+      <w:r>
+        <w:t>the</w:t>
+      </w:r>
+      <w:r>
+        <w:t xml:space="preserve"> </w:t>
+      </w:r>
+      <w:r>
+        <w:t xml:space="preserve">multi-colored </w:t>
+      </w:r>
+      <w:r>
+        <w:t>staircase seemed to climb to heaven. He backed away and discovered the steps weren’t visible from the outside – Freaky.</w:t>
       </w:r>
     </w:p>
     <w:p>
@@ -8924,6 +8959,7 @@
     </w:p>
     <w:p>
       <w:r>
+        <w:lastRenderedPageBreak/>
         <w:t>“People li</w:t>
       </w:r>
       <w:r>
@@ -8935,7 +8971,6 @@
     </w:p>
     <w:p>
       <w:r>
-        <w:lastRenderedPageBreak/>
         <w:t xml:space="preserve">“Nonsense,” Luke </w:t>
       </w:r>
       <w:r>
@@ -9070,6 +9105,7 @@
     </w:p>
     <w:p>
       <w:r>
+        <w:lastRenderedPageBreak/>
         <w:t>“I feel stronger too,” Harry said</w:t>
       </w:r>
       <w:r>
@@ -9081,7 +9117,6 @@
     </w:p>
     <w:p>
       <w:r>
-        <w:lastRenderedPageBreak/>
         <w:t>“</w:t>
       </w:r>
       <w:r>
@@ -9542,7 +9577,7 @@
     </w:p>
     <w:p>
       <w:r>
-        <w:t xml:space="preserve">Luke sat up and said angrily, “I didn’t agree to anything. Day before yesterday, my friends and I were travelling through the woods. We burst out from some bushes, and there in front of us was this weird mirrored </w:t>
+        <w:t xml:space="preserve">Luke sat up and said angrily, “I didn’t agree to anything. Day before yesterday, my friends and I were traveling through the woods. We burst out from some bushes, and there in front of us was this weird mirrored </w:t>
       </w:r>
       <w:r>
         <w:t>wall</w:t>
@@ -9740,6 +9775,9 @@
       </w:r>
       <w:r>
         <w:t xml:space="preserve"> “I guess just physical contact was required.</w:t>
+      </w:r>
+      <w:r>
+        <w:t xml:space="preserve"> No. It’s more than that. It’s engagement.</w:t>
       </w:r>
     </w:p>
     <w:p>
@@ -10005,9 +10043,11 @@
       <w:r>
         <w:t xml:space="preserve">hair, Jane had lemon yellow hair, Harry had dark-green hair, and </w:t>
       </w:r>
+      <w:proofErr w:type="spellStart"/>
       <w:r>
         <w:t>Amarah</w:t>
       </w:r>
+      <w:proofErr w:type="spellEnd"/>
       <w:r>
         <w:t xml:space="preserve"> had </w:t>
       </w:r>
@@ -10020,6 +10060,11 @@
     </w:p>
     <w:p>
       <w:r>
+        <w:t>The pigmentation didn’t stay with just their hair. It carried into their skin color. Each had skin tinged with their respective colors. John, on the other hand, was all blue. Despite that, they all looked perfectly natural.</w:t>
+      </w:r>
+    </w:p>
+    <w:p>
+      <w:r>
         <w:t xml:space="preserve">“You really are a dumb ass,” Jane </w:t>
       </w:r>
       <w:r>
@@ -10031,6 +10076,7 @@
     </w:p>
     <w:p>
       <w:r>
+        <w:lastRenderedPageBreak/>
         <w:t>“Don’t make fun of my master,” Carney said angrily. “He’s a…”</w:t>
       </w:r>
     </w:p>
@@ -10047,65 +10093,114 @@
     </w:p>
     <w:p>
       <w:r>
+        <w:t xml:space="preserve">“I can’t say that sir,” Carney </w:t>
+      </w:r>
+      <w:r>
+        <w:t>objected</w:t>
+      </w:r>
+      <w:r>
+        <w:t>.</w:t>
+      </w:r>
+    </w:p>
+    <w:p>
+      <w:r>
+        <w:t>“Say it. Say it. Say it,” Luke repeated. They others repeated it as well.</w:t>
+      </w:r>
+    </w:p>
+    <w:p>
+      <w:r>
+        <w:t>Winfred and the others watched in confusion.</w:t>
+      </w:r>
+    </w:p>
+    <w:p>
+      <w:r>
+        <w:t>Carney spoke so softly that Luke could barely hear it.</w:t>
+      </w:r>
+    </w:p>
+    <w:p>
+      <w:r>
+        <w:t xml:space="preserve">“Louder, dumb ass,” Luke </w:t>
+      </w:r>
+      <w:r>
+        <w:t>shouted</w:t>
+      </w:r>
+      <w:r>
+        <w:t>. “Say it louder.”</w:t>
+      </w:r>
+    </w:p>
+    <w:p>
+      <w:r>
+        <w:t>A man with a glass of pink cow milk entered and interrupted them. Luke took it eagerly and drank it. As before, the taste of the milk sent a shiver through Luke’s body. He stamped his feet and said, “Ooh yah.”</w:t>
+      </w:r>
+    </w:p>
+    <w:p>
+      <w:r>
+        <w:t>Luke finished his milk. “My big brother always teased me, saying that my hair would turn pink if I drank too much strawberry milk, as if that would happen</w:t>
+      </w:r>
+      <w:r>
+        <w:t>.</w:t>
+      </w:r>
+      <w:r>
+        <w:t>”</w:t>
+      </w:r>
+    </w:p>
+    <w:p>
+      <w:r>
+        <w:t xml:space="preserve">Everyone looked at Luke strangely. His face turned red. In horror he </w:t>
+      </w:r>
+      <w:r>
+        <w:t>asked</w:t>
+      </w:r>
+      <w:r>
+        <w:t xml:space="preserve">, “Don’t tell me </w:t>
+      </w:r>
+      <w:r>
+        <w:t>Benny</w:t>
+      </w:r>
+      <w:r>
+        <w:t xml:space="preserve"> was right.</w:t>
+      </w:r>
+      <w:r>
+        <w:t xml:space="preserve"> What do I look like?”</w:t>
+      </w:r>
+    </w:p>
+    <w:p>
+      <w:r>
+        <w:t>Jane handed Luke a mirror.</w:t>
+      </w:r>
+    </w:p>
+    <w:p>
+      <w:r>
+        <w:t>Luke looked at himself in horror. It was worse than he feared.</w:t>
+      </w:r>
+    </w:p>
+    <w:p>
+      <w:r>
+        <w:t>“At least you don’t look like a smurf,” John said, pointing at himself.</w:t>
+      </w:r>
+    </w:p>
+    <w:p>
+      <w:r>
+        <w:t xml:space="preserve">“That’s better that than </w:t>
+      </w:r>
+      <w:r>
+        <w:t xml:space="preserve">this </w:t>
+      </w:r>
+      <w:r>
+        <w:t>– I look less manly than I used to,” Luke complained. “Benny is going to kick my ass, and I can’t blame him.</w:t>
+      </w:r>
+    </w:p>
+    <w:p>
+      <w:r>
+        <w:t>“</w:t>
+      </w:r>
+      <w:r>
+        <w:t>Lord Winfred, is it possible to die my hair?”</w:t>
+      </w:r>
+    </w:p>
+    <w:p>
+      <w:r>
         <w:lastRenderedPageBreak/>
-        <w:t xml:space="preserve">“I can’t say that sir,” Carney </w:t>
-      </w:r>
-      <w:r>
-        <w:t>objected</w:t>
-      </w:r>
-      <w:r>
-        <w:t>.</w:t>
-      </w:r>
-    </w:p>
-    <w:p>
-      <w:r>
-        <w:t>“Say it. Say it. Say it,” Luke repeated. They others repeated it as well.</w:t>
-      </w:r>
-    </w:p>
-    <w:p>
-      <w:r>
-        <w:t>Winfred and the others watched in confusion.</w:t>
-      </w:r>
-    </w:p>
-    <w:p>
-      <w:r>
-        <w:t>Carney spoke so softly that Luke could barely hear it.</w:t>
-      </w:r>
-    </w:p>
-    <w:p>
-      <w:r>
-        <w:t xml:space="preserve">“Louder, dumb ass,” Luke </w:t>
-      </w:r>
-      <w:r>
-        <w:t>shouted</w:t>
-      </w:r>
-      <w:r>
-        <w:t>. “Say it louder.”</w:t>
-      </w:r>
-    </w:p>
-    <w:p>
-      <w:r>
-        <w:t>A man with a glass of pink cow milk entered and interrupted them. Luke took it eagerly and drank it. As before, the taste of the milk sent a shiver through Luke’s body. He stamped his feet and said, “Ooh yah.”</w:t>
-      </w:r>
-    </w:p>
-    <w:p>
-      <w:r>
-        <w:t>Luke finished his milk. “My big brother always teased me, saying that my hair would turn pink if I drank too much strawberry milk, as if that would happen</w:t>
-      </w:r>
-      <w:r>
-        <w:t>.</w:t>
-      </w:r>
-      <w:r>
-        <w:t>”</w:t>
-      </w:r>
-    </w:p>
-    <w:p>
-      <w:r>
-        <w:t>Everyone looked at Luke strangely. His face turned red. In horror he said, “Don’t tell me my brother was right. I don’t want pink hair. Everyone will make fun of me. Lord Winfred, is it possible to die my hair?”</w:t>
-      </w:r>
-    </w:p>
-    <w:p>
-      <w:r>
         <w:t>“Yes. However</w:t>
       </w:r>
       <w:r>
@@ -10123,7 +10218,13 @@
     </w:p>
     <w:p>
       <w:r>
-        <w:t xml:space="preserve">“I don’t care. I’ll just re-dye it when that happens,” Luke said. He covered his face and said, “My brother is going to kick my ass. Okay </w:t>
+        <w:t xml:space="preserve">“I don’t care. I’ll just re-dye it when that happens,” Luke said. He </w:t>
+      </w:r>
+      <w:r>
+        <w:t>took a deep breath</w:t>
+      </w:r>
+      <w:r>
+        <w:t xml:space="preserve"> and said, “Okay </w:t>
       </w:r>
       <w:r>
         <w:t xml:space="preserve">Lord </w:t>
@@ -10160,36 +10261,34 @@
     </w:p>
     <w:p>
       <w:r>
-        <w:lastRenderedPageBreak/>
         <w:t>“</w:t>
       </w:r>
       <w:r>
-        <w:t>The</w:t>
+        <w:t xml:space="preserve">Your pigmentation </w:t>
+      </w:r>
+      <w:r>
+        <w:t xml:space="preserve">is </w:t>
+      </w:r>
+      <w:r>
+        <w:t>a reflection of</w:t>
       </w:r>
       <w:r>
         <w:t xml:space="preserve"> </w:t>
       </w:r>
       <w:r>
-        <w:t xml:space="preserve">color of your </w:t>
-      </w:r>
-      <w:r>
-        <w:t xml:space="preserve">hair is associated with the type of magic you can yield. </w:t>
-      </w:r>
-      <w:r>
-        <w:t>It is believed that your power dyes your hair.</w:t>
-      </w:r>
-      <w:r>
-        <w:t xml:space="preserve"> If you note, your skin is slightly tinged with it.</w:t>
-      </w:r>
-    </w:p>
-    <w:p>
-      <w:r>
-        <w:t>That was true. Everyone had a light coloring to their skin. John, on the other hand, had azure-blue skin.</w:t>
-      </w:r>
-    </w:p>
-    <w:p>
-      <w:r>
-        <w:t>Luke, being rather fair, barely had any pink in his skin, giving his skin a slight blush. Off course, his arm hairs were pink.</w:t>
+        <w:t>your magical alignment and is determined before your birth, just like gender and personality</w:t>
+      </w:r>
+      <w:r>
+        <w:t xml:space="preserve">,” </w:t>
+      </w:r>
+      <w:r>
+        <w:t>Winfred</w:t>
+      </w:r>
+      <w:r>
+        <w:t xml:space="preserve"> explained</w:t>
+      </w:r>
+      <w:r>
+        <w:t>.</w:t>
       </w:r>
     </w:p>
     <w:p>
@@ -10197,37 +10296,19 @@
         <w:t>“</w:t>
       </w:r>
       <w:r>
-        <w:t>It also affects your personality</w:t>
-      </w:r>
-      <w:r>
-        <w:t xml:space="preserve">. Some say your personality affects your </w:t>
-      </w:r>
-      <w:r>
-        <w:t>power</w:t>
-      </w:r>
-      <w:r>
-        <w:t>,</w:t>
-      </w:r>
-      <w:r>
-        <w:t xml:space="preserve"> and as a general rule it does,</w:t>
-      </w:r>
-      <w:r>
-        <w:t>” Winfred</w:t>
-      </w:r>
-      <w:r>
-        <w:t xml:space="preserve"> explained</w:t>
-      </w:r>
-      <w:r>
-        <w:t xml:space="preserve">. “People with the darkness element </w:t>
-      </w:r>
-      <w:r>
-        <w:t xml:space="preserve">tend to be </w:t>
+        <w:t xml:space="preserve">People with black hair and pigmentation are associated with the Darkness element. These people tend to be moody, </w:t>
       </w:r>
       <w:r>
         <w:t>nihilistic</w:t>
       </w:r>
       <w:r>
-        <w:t xml:space="preserve"> and sociopathic. People have good reason to fear them</w:t>
+        <w:t xml:space="preserve"> and sociopathic. </w:t>
+      </w:r>
+      <w:r>
+        <w:t xml:space="preserve">They are responsible for more than their fair share of violent crime. </w:t>
+      </w:r>
+      <w:r>
+        <w:t>People have good reason to fear them</w:t>
       </w:r>
       <w:r>
         <w:t>.”</w:t>
@@ -10307,7 +10388,16 @@
     </w:p>
     <w:p>
       <w:r>
-        <w:t>Luke repeated to words and felt something activate within his brain. He felt like he spoke with authority.</w:t>
+        <w:t>Luke repeated t</w:t>
+      </w:r>
+      <w:r>
+        <w:t>he</w:t>
+      </w:r>
+      <w:r>
+        <w:t xml:space="preserve"> words and felt something activate within his brain. He felt like he spoke with authority.</w:t>
+      </w:r>
+      <w:r>
+        <w:t xml:space="preserve"> The hairs on his knuckles changed color.</w:t>
       </w:r>
     </w:p>
     <w:p>
@@ -10323,7 +10413,13 @@
     </w:p>
     <w:p>
       <w:r>
-        <w:t>Jane handed Luke a mirror and he looked at himself in it.</w:t>
+        <w:t>That was true. Unfortunately, his face was still the same.</w:t>
+      </w:r>
+    </w:p>
+    <w:p>
+      <w:r>
+        <w:lastRenderedPageBreak/>
+        <w:t>Luke signed and handed the mirror back to Jane. Perhaps he could wear a paper bag on his head.</w:t>
       </w:r>
     </w:p>
     <w:p>
@@ -10349,36 +10445,112 @@
       <w:r>
         <w:t>Luke looked to John for help. He wasn’t a big talker and he was all talked out.</w:t>
       </w:r>
+      <w:r>
+        <w:t xml:space="preserve"> More importantly he just wanted to fade into the background.</w:t>
+      </w:r>
+    </w:p>
+    <w:p>
+      <w:r>
+        <w:t>“Before we start, what was that stone Lord Winfred used?” John asked.</w:t>
+      </w:r>
+    </w:p>
+    <w:p>
+      <w:r>
+        <w:t xml:space="preserve">“That’s called an oracle stone,” Robert explained. “The mechanical equivalent would be a computer. You </w:t>
+      </w:r>
+      <w:r>
+        <w:t>can get a cheap</w:t>
+      </w:r>
+      <w:r>
+        <w:t xml:space="preserve"> one</w:t>
+      </w:r>
+      <w:r>
+        <w:t xml:space="preserve"> in the shopping district</w:t>
+      </w:r>
+      <w:r>
+        <w:t>, if you don’t mind second hand</w:t>
+      </w:r>
+      <w:r>
+        <w:t>. I have books to help you get started.”</w:t>
+      </w:r>
+    </w:p>
+    <w:p>
+      <w:r>
+        <w:t xml:space="preserve">“Lord Winfred said that the next Candidate challenge will be in two weeks. We need to prepare for that. We also need a beginner’s book on magic and a book on how to use dimensional gates,” John </w:t>
+      </w:r>
+      <w:r>
+        <w:t>said</w:t>
+      </w:r>
+      <w:r>
+        <w:t>.</w:t>
+      </w:r>
+    </w:p>
+    <w:p>
+      <w:r>
+        <w:t xml:space="preserve">“It’s impossible to prepare for the next test. The tests challenge the candidate in every possible way. </w:t>
+      </w:r>
+      <w:r>
+        <w:t>They</w:t>
+      </w:r>
+      <w:r>
+        <w:t xml:space="preserve"> and </w:t>
+      </w:r>
+      <w:r>
+        <w:t>their</w:t>
+      </w:r>
+      <w:r>
+        <w:t xml:space="preserve"> entourage must be prepared for anything the Council of Elders decides on,” Robert said.</w:t>
+      </w:r>
+    </w:p>
+    <w:p>
+      <w:r>
+        <w:t xml:space="preserve">“Will it be a life or death struggle like last time?” </w:t>
+      </w:r>
+      <w:r>
+        <w:t>Amarah</w:t>
+      </w:r>
+      <w:r>
+        <w:t xml:space="preserve"> asked.</w:t>
+      </w:r>
+    </w:p>
+    <w:p>
+      <w:r>
+        <w:t>“Most challenges are usually peaceful,</w:t>
+      </w:r>
+      <w:r>
+        <w:t xml:space="preserve">” Robert </w:t>
+      </w:r>
+      <w:r>
+        <w:t>said</w:t>
+      </w:r>
+      <w:r>
+        <w:t>.</w:t>
+      </w:r>
+      <w:r>
+        <w:t xml:space="preserve"> “However I don’t know, considering how dangerous the preliminary was.”</w:t>
+      </w:r>
+    </w:p>
+    <w:p>
+      <w:r>
+        <w:t>“Doesn’t anyone know about this stupid thing? I don’t like putting my friends’ lives on th</w:t>
+      </w:r>
+      <w:r>
+        <w:t>e line for no reason,” Luke complained</w:t>
+      </w:r>
+      <w:r>
+        <w:t>.</w:t>
+      </w:r>
     </w:p>
     <w:p>
       <w:r>
         <w:lastRenderedPageBreak/>
-        <w:t>“Before we start, what was that stone Lord Winfred used?” John asked.</w:t>
-      </w:r>
-    </w:p>
-    <w:p>
-      <w:r>
-        <w:t xml:space="preserve">“That’s called an oracle stone,” Robert explained. “The mechanical equivalent would be a computer. You </w:t>
-      </w:r>
-      <w:r>
-        <w:t>can get a cheap</w:t>
-      </w:r>
-      <w:r>
-        <w:t xml:space="preserve"> one</w:t>
-      </w:r>
-      <w:r>
-        <w:t xml:space="preserve"> in the shopping district</w:t>
-      </w:r>
-      <w:r>
-        <w:t>, if you don’t mind second hand</w:t>
-      </w:r>
-      <w:r>
-        <w:t>. I have books to help you get started.”</w:t>
-      </w:r>
-    </w:p>
-    <w:p>
-      <w:r>
-        <w:t xml:space="preserve">“Lord Winfred said that the next Candidate challenge will be in two weeks. We need to prepare for that. We also need a beginner’s book on magic and a book on how to use dimensional gates,” John </w:t>
+        <w:t>“</w:t>
+      </w:r>
+      <w:r>
+        <w:t>Most people believe the Council of Elders conducts these competitions to strengthen relations between countries and worlds</w:t>
+      </w:r>
+      <w:r>
+        <w:t xml:space="preserve">,” Robert </w:t>
       </w:r>
       <w:r>
         <w:t>said</w:t>
@@ -10386,245 +10558,178 @@
       <w:r>
         <w:t>.</w:t>
       </w:r>
-    </w:p>
-    <w:p>
-      <w:r>
-        <w:t xml:space="preserve">“It’s impossible to prepare for the next test. The tests challenge the candidate in every possible way. </w:t>
-      </w:r>
-      <w:r>
-        <w:t>They</w:t>
-      </w:r>
-      <w:r>
-        <w:t xml:space="preserve"> and </w:t>
-      </w:r>
-      <w:r>
-        <w:t>their</w:t>
-      </w:r>
-      <w:r>
-        <w:t xml:space="preserve"> entourage must be prepared for anything the Council of Elders decides on,” Robert said.</w:t>
-      </w:r>
-    </w:p>
-    <w:p>
-      <w:r>
-        <w:t xml:space="preserve">“Will it be a life or death struggle like last time?” </w:t>
+      <w:r>
+        <w:t xml:space="preserve"> “Sorry I can’t be more helpful.”</w:t>
+      </w:r>
+    </w:p>
+    <w:p>
+      <w:r>
+        <w:t>“</w:t>
+      </w:r>
+      <w:r>
+        <w:t>I guess we will figure something out</w:t>
+      </w:r>
+      <w:r>
+        <w:t>,” John said. “</w:t>
+      </w:r>
+      <w:r>
+        <w:t>About those books…</w:t>
+      </w:r>
+      <w:r>
+        <w:t>”</w:t>
+      </w:r>
+    </w:p>
+    <w:p>
+      <w:r>
+        <w:t>“Please follow me. By the way, dimensional gates are expensive. Do you have one?” Robert asked.</w:t>
+      </w:r>
+    </w:p>
+    <w:p>
+      <w:r>
+        <w:t xml:space="preserve">“No,” John </w:t>
+      </w:r>
+      <w:r>
+        <w:t>said</w:t>
+      </w:r>
+      <w:r>
+        <w:t>. “Lord Winfred hinted that we could get one if we pass the next test.”</w:t>
+      </w:r>
+    </w:p>
+    <w:p>
+      <w:r>
+        <w:t xml:space="preserve">“Here </w:t>
+      </w:r>
+      <w:r>
+        <w:t>is a</w:t>
+      </w:r>
+      <w:r>
+        <w:t xml:space="preserve"> book on dimensional travel,” Robert said and handed John </w:t>
+      </w:r>
+      <w:r>
+        <w:t>a</w:t>
+      </w:r>
+      <w:r>
+        <w:t xml:space="preserve"> book.</w:t>
+      </w:r>
+    </w:p>
+    <w:p>
+      <w:r>
+        <w:t xml:space="preserve">John opened a book and glanced at the contents. “It’s in </w:t>
+      </w:r>
+      <w:r>
+        <w:t>Common</w:t>
+      </w:r>
+      <w:r>
+        <w:t xml:space="preserve">,” he </w:t>
+      </w:r>
+      <w:r>
+        <w:t>said, satisfied</w:t>
+      </w:r>
+      <w:r>
+        <w:t>.</w:t>
+      </w:r>
+      <w:r>
+        <w:t xml:space="preserve"> “Correction, most of it is</w:t>
+      </w:r>
+      <w:r>
+        <w:t>, and also lots of math.</w:t>
+      </w:r>
+      <w:r>
+        <w:t>”</w:t>
+      </w:r>
+    </w:p>
+    <w:p>
+      <w:r>
+        <w:t xml:space="preserve">They went </w:t>
+      </w:r>
+      <w:r>
+        <w:t xml:space="preserve">to </w:t>
+      </w:r>
+      <w:r>
+        <w:t>other locations</w:t>
+      </w:r>
+      <w:r>
+        <w:t xml:space="preserve"> and Robert handed books to Luke and his </w:t>
+      </w:r>
+      <w:r>
+        <w:t>companions</w:t>
+      </w:r>
+      <w:r>
+        <w:t xml:space="preserve">. “Please come with me and I’ll </w:t>
+      </w:r>
+      <w:r>
+        <w:t xml:space="preserve">help you </w:t>
+      </w:r>
+      <w:r>
+        <w:t>check out the books.”</w:t>
+      </w:r>
+    </w:p>
+    <w:p>
+      <w:r>
+        <w:t>Robert took them to the reception desk.</w:t>
+      </w:r>
+    </w:p>
+    <w:p>
+      <w:r>
+        <w:t xml:space="preserve">“Okay Candidate Luke, place your hand on this scanner,” Robert </w:t>
+      </w:r>
+      <w:r>
+        <w:t>instructed</w:t>
+      </w:r>
+      <w:r>
+        <w:t>.</w:t>
+      </w:r>
+    </w:p>
+    <w:p>
+      <w:r>
+        <w:t>Luke did so and information appeared on a floating screen in front of them. “</w:t>
+      </w:r>
+      <w:r>
+        <w:t>We registered you</w:t>
+      </w:r>
+      <w:r>
+        <w:t xml:space="preserve"> with the system. From now on you’ll be able to check out books for study,” Robert said. “John, you’re next.”</w:t>
+      </w:r>
+    </w:p>
+    <w:p>
+      <w:r>
+        <w:t>“What time is it, I’m hungry?” Harry said.</w:t>
+      </w:r>
+    </w:p>
+    <w:p>
+      <w:r>
+        <w:t xml:space="preserve">“It’s 1:00PM,” Robert </w:t>
+      </w:r>
+      <w:r>
+        <w:t>said</w:t>
+      </w:r>
+      <w:r>
+        <w:t>.</w:t>
+      </w:r>
+    </w:p>
+    <w:p>
+      <w:r>
+        <w:t>“</w:t>
+      </w:r>
+      <w:r>
+        <w:t>That’s what my phone says</w:t>
+      </w:r>
+      <w:r>
+        <w:t xml:space="preserve">,” </w:t>
       </w:r>
       <w:r>
         <w:t>Amarah</w:t>
       </w:r>
       <w:r>
-        <w:t xml:space="preserve"> asked.</w:t>
-      </w:r>
-    </w:p>
-    <w:p>
-      <w:r>
-        <w:t>“Most challenges are usually peaceful,</w:t>
-      </w:r>
-      <w:r>
-        <w:t xml:space="preserve">” Robert </w:t>
-      </w:r>
-      <w:r>
-        <w:t>said</w:t>
-      </w:r>
-      <w:r>
-        <w:t>.</w:t>
-      </w:r>
-      <w:r>
-        <w:t xml:space="preserve"> “However I don’t know, considering how dangerous the preliminary was.”</w:t>
-      </w:r>
-    </w:p>
-    <w:p>
-      <w:r>
-        <w:t>“Doesn’t anyone know about this stupid thing? I don’t like putting my friends’ lives on th</w:t>
-      </w:r>
-      <w:r>
-        <w:t>e line for no reason,” Luke complained</w:t>
-      </w:r>
-      <w:r>
-        <w:t>.</w:t>
-      </w:r>
-    </w:p>
-    <w:p>
-      <w:r>
-        <w:t>“</w:t>
-      </w:r>
-      <w:r>
-        <w:t>Most people believe the Council of Elders conducts these competitions to strengthen relations between countries and worlds</w:t>
-      </w:r>
-      <w:r>
-        <w:t xml:space="preserve">,” Robert </w:t>
-      </w:r>
-      <w:r>
-        <w:t>said</w:t>
-      </w:r>
-      <w:r>
-        <w:t>.</w:t>
-      </w:r>
-      <w:r>
-        <w:t xml:space="preserve"> “Sorry I can’t be more helpful.”</w:t>
-      </w:r>
-    </w:p>
-    <w:p>
-      <w:r>
-        <w:t>“</w:t>
-      </w:r>
-      <w:r>
-        <w:t>I guess we will figure something out</w:t>
-      </w:r>
-      <w:r>
-        <w:t>,” John said. “</w:t>
-      </w:r>
-      <w:r>
-        <w:t>About those books…</w:t>
-      </w:r>
-      <w:r>
-        <w:t>”</w:t>
-      </w:r>
-    </w:p>
-    <w:p>
-      <w:r>
-        <w:t>“Please follow me. By the way, dimensional gates are expensive. Do you have one?” Robert asked.</w:t>
-      </w:r>
-    </w:p>
-    <w:p>
-      <w:r>
-        <w:t xml:space="preserve">“No,” John </w:t>
-      </w:r>
-      <w:r>
-        <w:t>said</w:t>
-      </w:r>
-      <w:r>
-        <w:t>. “Lord Winfred hinted that we could get one if we pass the next test.”</w:t>
+        <w:t xml:space="preserve"> said.</w:t>
+      </w:r>
+      <w:r>
+        <w:t xml:space="preserve"> “Too bad I don’t have reception.</w:t>
       </w:r>
     </w:p>
     <w:p>
       <w:r>
         <w:lastRenderedPageBreak/>
-        <w:t xml:space="preserve">“Here </w:t>
-      </w:r>
-      <w:r>
-        <w:t>is a</w:t>
-      </w:r>
-      <w:r>
-        <w:t xml:space="preserve"> book on dimensional travel,” Robert said and handed John </w:t>
-      </w:r>
-      <w:r>
-        <w:t>a</w:t>
-      </w:r>
-      <w:r>
-        <w:t xml:space="preserve"> book.</w:t>
-      </w:r>
-    </w:p>
-    <w:p>
-      <w:r>
-        <w:t xml:space="preserve">John opened a book and glanced at the contents. “It’s in English,” he </w:t>
-      </w:r>
-      <w:r>
-        <w:t>said, satisfied</w:t>
-      </w:r>
-      <w:r>
-        <w:t>.</w:t>
-      </w:r>
-      <w:r>
-        <w:t xml:space="preserve"> “Correction, most of it is</w:t>
-      </w:r>
-      <w:r>
-        <w:t>, and also lots of math.</w:t>
-      </w:r>
-      <w:r>
-        <w:t>”</w:t>
-      </w:r>
-    </w:p>
-    <w:p>
-      <w:r>
-        <w:t xml:space="preserve">They went </w:t>
-      </w:r>
-      <w:r>
-        <w:t xml:space="preserve">to </w:t>
-      </w:r>
-      <w:r>
-        <w:t>other locations</w:t>
-      </w:r>
-      <w:r>
-        <w:t xml:space="preserve"> and Robert handed books to Luke and his </w:t>
-      </w:r>
-      <w:r>
-        <w:t>companions</w:t>
-      </w:r>
-      <w:r>
-        <w:t xml:space="preserve">. “Please come with me and I’ll </w:t>
-      </w:r>
-      <w:r>
-        <w:t xml:space="preserve">help you </w:t>
-      </w:r>
-      <w:r>
-        <w:t>check out the books.”</w:t>
-      </w:r>
-    </w:p>
-    <w:p>
-      <w:r>
-        <w:t>Robert took them to the reception desk.</w:t>
-      </w:r>
-    </w:p>
-    <w:p>
-      <w:r>
-        <w:t xml:space="preserve">“Okay Candidate Luke, place your hand on this scanner,” Robert </w:t>
-      </w:r>
-      <w:r>
-        <w:t>instructed</w:t>
-      </w:r>
-      <w:r>
-        <w:t>.</w:t>
-      </w:r>
-    </w:p>
-    <w:p>
-      <w:r>
-        <w:t>Luke did so and information appeared on a floating screen in front of them. “</w:t>
-      </w:r>
-      <w:r>
-        <w:t>We registered you</w:t>
-      </w:r>
-      <w:r>
-        <w:t xml:space="preserve"> with the system. From now on you’ll be able to check out books for study,” Robert said. “John, you’re next.”</w:t>
-      </w:r>
-    </w:p>
-    <w:p>
-      <w:r>
-        <w:t>“What time is it, I’m hungry?” Harry said.</w:t>
-      </w:r>
-    </w:p>
-    <w:p>
-      <w:r>
-        <w:t xml:space="preserve">“It’s 1:00PM,” Robert </w:t>
-      </w:r>
-      <w:r>
-        <w:t>said</w:t>
-      </w:r>
-      <w:r>
-        <w:t>.</w:t>
-      </w:r>
-    </w:p>
-    <w:p>
-      <w:r>
-        <w:t>“</w:t>
-      </w:r>
-      <w:r>
-        <w:t>That’s what my phone says</w:t>
-      </w:r>
-      <w:r>
-        <w:t xml:space="preserve">,” </w:t>
-      </w:r>
-      <w:r>
-        <w:t>Amarah</w:t>
-      </w:r>
-      <w:r>
-        <w:t xml:space="preserve"> said.</w:t>
-      </w:r>
-      <w:r>
-        <w:t xml:space="preserve"> “Too bad I don’t have reception.</w:t>
-      </w:r>
-    </w:p>
-    <w:p>
-      <w:r>
         <w:t xml:space="preserve">“That reminds me, they’re covering my expenses at the hotel I’m at, I think. </w:t>
       </w:r>
       <w:r>
@@ -10703,20 +10808,464 @@
     </w:p>
     <w:p>
       <w:r>
+        <w:t xml:space="preserve">“In this world, you just might literally get a big head,” John </w:t>
+      </w:r>
+      <w:r>
+        <w:t>mused</w:t>
+      </w:r>
+      <w:r>
+        <w:t xml:space="preserve"> and </w:t>
+      </w:r>
+      <w:r>
+        <w:t xml:space="preserve">then </w:t>
+      </w:r>
+      <w:r>
+        <w:t>laughed.</w:t>
+      </w:r>
+    </w:p>
+    <w:p>
+      <w:r>
+        <w:t>“</w:t>
+      </w:r>
+      <w:r>
+        <w:t>Sorry about that</w:t>
+      </w:r>
+      <w:r>
+        <w:t>,” Luke said</w:t>
+      </w:r>
+      <w:r>
+        <w:t>, regretting his joke</w:t>
+      </w:r>
+      <w:r>
+        <w:t>. “These clothes are suffocating.”</w:t>
+      </w:r>
+    </w:p>
+    <w:p>
+      <w:r>
+        <w:t>“Thank you for your assistance,” John said.</w:t>
+      </w:r>
+    </w:p>
+    <w:p>
+      <w:r>
+        <w:t>“I’m glad to help,” Robert said. “Come anytime.”</w:t>
+      </w:r>
+    </w:p>
+    <w:p>
+      <w:r>
+        <w:t>Robert</w:t>
+      </w:r>
+      <w:r>
+        <w:t xml:space="preserve"> bowed and left.</w:t>
+      </w:r>
+    </w:p>
+    <w:p>
+      <w:pPr>
+        <w:pStyle w:val="StatusMessage"/>
+      </w:pPr>
+      <w:r>
+        <w:rPr>
+          <w:noProof/>
+        </w:rPr>
+        <w:drawing>
+          <wp:inline distT="0" distB="0" distL="0" distR="0">
+            <wp:extent cx="292972" cy="113169"/>
+            <wp:effectExtent l="19050" t="0" r="0" b="0"/>
+            <wp:docPr id="25" name="Picture 3" descr="C:\Users\Burgess\AppData\Local\Microsoft\Windows\Temporary Internet Files\Content.IE5\0LM9LILP\MC900065312[1].wmf"/>
+            <wp:cNvGraphicFramePr>
+              <a:graphicFrameLocks xmlns:a="http://schemas.openxmlformats.org/drawingml/2006/main" noChangeAspect="1"/>
+            </wp:cNvGraphicFramePr>
+            <a:graphic xmlns:a="http://schemas.openxmlformats.org/drawingml/2006/main">
+              <a:graphicData uri="http://schemas.openxmlformats.org/drawingml/2006/picture">
+                <pic:pic xmlns:pic="http://schemas.openxmlformats.org/drawingml/2006/picture">
+                  <pic:nvPicPr>
+                    <pic:cNvPr id="0" name="Picture 3" descr="C:\Users\Burgess\AppData\Local\Microsoft\Windows\Temporary Internet Files\Content.IE5\0LM9LILP\MC900065312[1].wmf"/>
+                    <pic:cNvPicPr>
+                      <a:picLocks noChangeAspect="1" noChangeArrowheads="1"/>
+                    </pic:cNvPicPr>
+                  </pic:nvPicPr>
+                  <pic:blipFill>
+                    <a:blip r:embed="rId14" cstate="print"/>
+                    <a:srcRect/>
+                    <a:stretch>
+                      <a:fillRect/>
+                    </a:stretch>
+                  </pic:blipFill>
+                  <pic:spPr bwMode="auto">
+                    <a:xfrm>
+                      <a:off x="0" y="0"/>
+                      <a:ext cx="294457" cy="113743"/>
+                    </a:xfrm>
+                    <a:prstGeom prst="rect">
+                      <a:avLst/>
+                    </a:prstGeom>
+                    <a:noFill/>
+                    <a:ln w="9525">
+                      <a:noFill/>
+                      <a:miter lim="800000"/>
+                      <a:headEnd/>
+                      <a:tailEnd/>
+                    </a:ln>
+                  </pic:spPr>
+                </pic:pic>
+              </a:graphicData>
+            </a:graphic>
+          </wp:inline>
+        </w:drawing>
+      </w:r>
+    </w:p>
+    <w:p>
+      <w:r>
+        <w:t>“How do we get back?” Harry asked. “Do we have to climb that humongous staircase again?”</w:t>
+      </w:r>
+    </w:p>
+    <w:p>
+      <w:r>
+        <w:t>“Who wants to carry Carney down the stairs?”</w:t>
+      </w:r>
+      <w:r>
+        <w:t xml:space="preserve"> Luke asked.</w:t>
+      </w:r>
+    </w:p>
+    <w:p>
+      <w:r>
+        <w:t>“He’s your minion,” John said. “You carry him down.”</w:t>
+      </w:r>
+    </w:p>
+    <w:p>
+      <w:r>
+        <w:t>“In that case, you can carry my books,” Luke said.</w:t>
+      </w:r>
+    </w:p>
+    <w:p>
+      <w:r>
+        <w:t xml:space="preserve">“It’s my job to carry stuff for my master,” Carney said </w:t>
+      </w:r>
+      <w:r>
+        <w:t xml:space="preserve">firmly </w:t>
+      </w:r>
+      <w:r>
+        <w:t>and grabbed the books.</w:t>
+      </w:r>
+    </w:p>
+    <w:p>
+      <w:r>
         <w:lastRenderedPageBreak/>
-        <w:t xml:space="preserve">“In this world, you just might literally get a big head,” John </w:t>
+        <w:t xml:space="preserve">They exited the library. </w:t>
+      </w:r>
+      <w:r>
+        <w:t xml:space="preserve">In front of them was the courtyard they were </w:t>
+      </w:r>
+      <w:r>
+        <w:t>i</w:t>
+      </w:r>
+      <w:r>
+        <w:t xml:space="preserve">n before. The infinite staircase was no longer there. Instead there was only a staircase with twelve </w:t>
+      </w:r>
+      <w:r>
+        <w:t xml:space="preserve">multicolored </w:t>
+      </w:r>
+      <w:r>
+        <w:t>steps</w:t>
+      </w:r>
+      <w:r>
+        <w:t>, leading to the multicolored path</w:t>
+      </w:r>
+      <w:r>
+        <w:t>.</w:t>
+      </w:r>
+      <w:r>
+        <w:t xml:space="preserve"> The archway was gone, leaving a clean look.</w:t>
+      </w:r>
+    </w:p>
+    <w:p>
+      <w:r>
+        <w:t xml:space="preserve">“I guess the archway </w:t>
+      </w:r>
+      <w:r>
+        <w:t>was there just</w:t>
+      </w:r>
+      <w:r>
+        <w:t xml:space="preserve"> to enhance the illusion,” John commented. </w:t>
+      </w:r>
+      <w:r>
+        <w:t>“What do you see Carney?”</w:t>
+      </w:r>
+    </w:p>
+    <w:p>
+      <w:r>
+        <w:t>“I see a staircase</w:t>
+      </w:r>
+      <w:r>
+        <w:t xml:space="preserve"> that goes on forever</w:t>
+      </w:r>
+      <w:r>
+        <w:t xml:space="preserve">,” Carney </w:t>
+      </w:r>
+      <w:r>
+        <w:t>said</w:t>
+      </w:r>
+      <w:r>
+        <w:t>.</w:t>
+      </w:r>
+    </w:p>
+    <w:p>
+      <w:r>
+        <w:t xml:space="preserve">“That figures,” John </w:t>
       </w:r>
       <w:r>
         <w:t>mused</w:t>
       </w:r>
       <w:r>
-        <w:t xml:space="preserve"> and </w:t>
-      </w:r>
-      <w:r>
-        <w:t xml:space="preserve">then </w:t>
-      </w:r>
-      <w:r>
-        <w:t>laughed.</w:t>
+        <w:t>. “Luke, you need to carry Carney down.”</w:t>
+      </w:r>
+    </w:p>
+    <w:p>
+      <w:r>
+        <w:t>Luke picked Carney up, carried him down the twelve steps, and put him down again.</w:t>
+      </w:r>
+    </w:p>
+    <w:p>
+      <w:r>
+        <w:t>The</w:t>
+      </w:r>
+      <w:r>
+        <w:t xml:space="preserve"> gang headed back </w:t>
+      </w:r>
+      <w:r>
+        <w:t>for lunch</w:t>
+      </w:r>
+      <w:r>
+        <w:t>.</w:t>
+      </w:r>
+    </w:p>
+    <w:p>
+      <w:r>
+        <w:t xml:space="preserve">“Wait a minute,” Luke </w:t>
+      </w:r>
+      <w:r>
+        <w:t>called</w:t>
+      </w:r>
+      <w:r>
+        <w:t>. “We need to go to a place that Carney can go.”</w:t>
+      </w:r>
+    </w:p>
+    <w:p>
+      <w:r>
+        <w:t xml:space="preserve">“He </w:t>
+      </w:r>
+      <w:r>
+        <w:t>can’t</w:t>
+      </w:r>
+      <w:r>
+        <w:t xml:space="preserve"> eat at the </w:t>
+      </w:r>
+      <w:r>
+        <w:t>Grand-ford</w:t>
+      </w:r>
+      <w:r>
+        <w:t xml:space="preserve">,” John said thoughtfully. “And we can’t go to the </w:t>
+      </w:r>
+      <w:r>
+        <w:t>Devonshire</w:t>
+      </w:r>
+      <w:r>
+        <w:t>.”</w:t>
+      </w:r>
+    </w:p>
+    <w:p>
+      <w:r>
+        <w:t>“I don’t care as long as…” Luke said but then stopped. His body was screaming for strawberry milk, but he was afraid of what it would do to his hair. He would have to drink that stuff in secret or wear a hat.</w:t>
+      </w:r>
+      <w:r>
+        <w:t xml:space="preserve"> He felt like a drug addict, or was that a milk addict?</w:t>
+      </w:r>
+    </w:p>
+    <w:p>
+      <w:r>
+        <w:t>“It’s okay, you eat at the entourage restraint</w:t>
+      </w:r>
+      <w:r>
+        <w:t>,</w:t>
+      </w:r>
+      <w:r>
+        <w:t>” Carney said, feeling embarrassed. “I’ll eat in the servant’s quarters.”</w:t>
+      </w:r>
+    </w:p>
+    <w:p>
+      <w:r>
+        <w:t xml:space="preserve">“In our world there’s no such thing as high class and low class,” John </w:t>
+      </w:r>
+      <w:r>
+        <w:t>noted</w:t>
+      </w:r>
+      <w:r>
+        <w:t>.</w:t>
+      </w:r>
+    </w:p>
+    <w:p>
+      <w:r>
+        <w:t xml:space="preserve">“We can eat with you,” </w:t>
+      </w:r>
+      <w:r>
+        <w:t>Amarah</w:t>
+      </w:r>
+      <w:r>
+        <w:t xml:space="preserve"> </w:t>
+      </w:r>
+      <w:r>
+        <w:t>suggested</w:t>
+      </w:r>
+      <w:r>
+        <w:t>.</w:t>
+      </w:r>
+    </w:p>
+    <w:p>
+      <w:r>
+        <w:t>“I think that will just incontinence Carney and his friends,” Harry said. “They need a place to just relax.”</w:t>
+      </w:r>
+    </w:p>
+    <w:p>
+      <w:r>
+        <w:lastRenderedPageBreak/>
+        <w:t>“Harry’s right. I saw that on a show on cruise liners. They had places just for the crew to relax away from the guests,” Jane said.</w:t>
+      </w:r>
+    </w:p>
+    <w:p>
+      <w:r>
+        <w:t>“I have an idea,” Luke said. “Carney can eat with his friends, and then he can come when he’s finished. After that, he can show us the city. Carney, what are your work hours. I don’t want you to work longer than you need to.”</w:t>
+      </w:r>
+    </w:p>
+    <w:p>
+      <w:r>
+        <w:t>“Servants don’t have working hours. I’m on call wh</w:t>
+      </w:r>
+      <w:r>
+        <w:t>enever you need me,” Carney explained</w:t>
+      </w:r>
+      <w:r>
+        <w:t>.</w:t>
+      </w:r>
+    </w:p>
+    <w:p>
+      <w:r>
+        <w:t>“That sucks,” Jane said</w:t>
+      </w:r>
+      <w:r>
+        <w:t xml:space="preserve"> </w:t>
+      </w:r>
+      <w:r>
+        <w:t>sympathetically</w:t>
+      </w:r>
+      <w:r>
+        <w:t>.</w:t>
+      </w:r>
+    </w:p>
+    <w:p>
+      <w:r>
+        <w:t xml:space="preserve">“Carney, go eat now and take your time. You don’t have to hurry. </w:t>
+      </w:r>
+      <w:r>
+        <w:t xml:space="preserve">I wonder if our phone’s walkie-talkie feature </w:t>
+      </w:r>
+      <w:r>
+        <w:t xml:space="preserve">works here,” Luke </w:t>
+      </w:r>
+      <w:r>
+        <w:t>mused.</w:t>
+      </w:r>
+    </w:p>
+    <w:p>
+      <w:r>
+        <w:t>Luke</w:t>
+      </w:r>
+      <w:r>
+        <w:t xml:space="preserve"> took out his phone. The others did the same.</w:t>
+      </w:r>
+      <w:r>
+        <w:t xml:space="preserve"> They were rewarded with success</w:t>
+      </w:r>
+      <w:r>
+        <w:t>. Luke handed his phone to Carney and tried to show him how to use it. Unfortunately it went over Carney’s head.</w:t>
+      </w:r>
+    </w:p>
+    <w:p>
+      <w:r>
+        <w:t xml:space="preserve">“Never mind,” Luke </w:t>
+      </w:r>
+      <w:r>
+        <w:t>relented</w:t>
+      </w:r>
+      <w:r>
+        <w:t xml:space="preserve"> and took back the pone. “I’ll explain it later. In the meantime I’m hungry. See you later.”</w:t>
+      </w:r>
+    </w:p>
+    <w:p>
+      <w:r>
+        <w:t>Carney walked away and the gang entered the Grand-ford hotel. After a few turns, they entered the restraint.</w:t>
+      </w:r>
+    </w:p>
+    <w:p>
+      <w:r>
+        <w:t xml:space="preserve">The place was </w:t>
+      </w:r>
+      <w:r>
+        <w:t xml:space="preserve">a </w:t>
+      </w:r>
+      <w:r>
+        <w:t>quarter full. A waiter approached them and guided them to a table. He presented them with menus.</w:t>
+      </w:r>
+    </w:p>
+    <w:p>
+      <w:r>
+        <w:t>Amarah</w:t>
+      </w:r>
+      <w:r>
+        <w:t xml:space="preserve"> looked at Luke and </w:t>
+      </w:r>
+      <w:r>
+        <w:t>smiled.</w:t>
+      </w:r>
+      <w:r>
+        <w:t xml:space="preserve"> “You want that strawberry milk, don’t you?”</w:t>
+      </w:r>
+    </w:p>
+    <w:p>
+      <w:r>
+        <w:t xml:space="preserve">“It’s addicting,” Luke </w:t>
+      </w:r>
+      <w:r>
+        <w:t>admitted</w:t>
+      </w:r>
+      <w:r>
+        <w:t>. He ordered food and then said, “I’ll be back in five minutes.”</w:t>
+      </w:r>
+    </w:p>
+    <w:p>
+      <w:r>
+        <w:t xml:space="preserve">Luke ran out of the restraint </w:t>
+      </w:r>
+      <w:r>
+        <w:t>and discovered he took the wrong entrance.</w:t>
+      </w:r>
+      <w:r>
+        <w:t xml:space="preserve"> He was lost.</w:t>
+      </w:r>
+    </w:p>
+    <w:p>
+      <w:r>
+        <w:t>“I’ll help you,</w:t>
+      </w:r>
+      <w:r>
+        <w:t xml:space="preserve"> sir,</w:t>
+      </w:r>
+      <w:r>
+        <w:t>” Carney said and Luke jumped out of his skin.</w:t>
+      </w:r>
+    </w:p>
+    <w:p>
+      <w:r>
+        <w:lastRenderedPageBreak/>
+        <w:t>“Damn, you scared the snot out of me,” Luke scolded. “Shouldn’t you be eating now?”</w:t>
       </w:r>
     </w:p>
     <w:p>
@@ -10724,534 +11273,153 @@
         <w:t>“</w:t>
       </w:r>
       <w:r>
-        <w:t>Sorry about that</w:t>
-      </w:r>
-      <w:r>
-        <w:t>,” Luke said</w:t>
-      </w:r>
-      <w:r>
-        <w:t>, regretting his joke</w:t>
-      </w:r>
-      <w:r>
-        <w:t>. “These clothes are suffocating.”</w:t>
-      </w:r>
-    </w:p>
-    <w:p>
-      <w:r>
-        <w:t>“Thank you for your assistance,” John said.</w:t>
-      </w:r>
-    </w:p>
-    <w:p>
-      <w:r>
-        <w:t>“I’m glad to help,” Robert said. “Come anytime.”</w:t>
-      </w:r>
-    </w:p>
-    <w:p>
-      <w:r>
-        <w:t>Robert</w:t>
-      </w:r>
-      <w:r>
-        <w:t xml:space="preserve"> bowed and left.</w:t>
-      </w:r>
-    </w:p>
-    <w:p>
-      <w:r>
-        <w:t>“How do we get back?” Harry asked. “Do we have to climb that humongous staircase again?”</w:t>
-      </w:r>
-    </w:p>
-    <w:p>
-      <w:r>
-        <w:t>“Who wants to carry Carney down the stairs?”</w:t>
-      </w:r>
-      <w:r>
-        <w:t xml:space="preserve"> Luke asked.</w:t>
-      </w:r>
-    </w:p>
-    <w:p>
-      <w:r>
-        <w:t>“He’s your minion,” John said. “You carry him down.”</w:t>
-      </w:r>
-    </w:p>
-    <w:p>
-      <w:r>
-        <w:t>“In that case, you can carry my books,” Luke said.</w:t>
-      </w:r>
-    </w:p>
-    <w:p>
-      <w:r>
-        <w:t xml:space="preserve">“It’s my job to carry stuff for my master,” Carney said </w:t>
-      </w:r>
-      <w:r>
-        <w:t xml:space="preserve">firmly </w:t>
-      </w:r>
-      <w:r>
-        <w:t>and grabbed the books.</w:t>
-      </w:r>
-    </w:p>
-    <w:p>
-      <w:r>
-        <w:t xml:space="preserve">They exited the library. </w:t>
-      </w:r>
-      <w:r>
-        <w:t xml:space="preserve">In front of them was the courtyard they were </w:t>
-      </w:r>
-      <w:r>
-        <w:t>i</w:t>
-      </w:r>
-      <w:r>
-        <w:t xml:space="preserve">n before. The infinite staircase was no longer there. Instead there was only a staircase with twelve </w:t>
-      </w:r>
-      <w:r>
-        <w:t xml:space="preserve">multicolored </w:t>
-      </w:r>
-      <w:r>
-        <w:t>steps</w:t>
-      </w:r>
-      <w:r>
-        <w:t>, leading to the multicolored path</w:t>
-      </w:r>
-      <w:r>
-        <w:t>.</w:t>
-      </w:r>
-      <w:r>
-        <w:t xml:space="preserve"> The archway was gone, leaving a clean look.</w:t>
-      </w:r>
-    </w:p>
-    <w:p>
-      <w:r>
-        <w:t xml:space="preserve">“I guess the archway </w:t>
-      </w:r>
-      <w:r>
-        <w:t>was there just</w:t>
-      </w:r>
-      <w:r>
-        <w:t xml:space="preserve"> to enhance the illusion,” John commented. </w:t>
-      </w:r>
-      <w:r>
-        <w:t>“What do you see Carney?”</w:t>
-      </w:r>
-    </w:p>
-    <w:p>
-      <w:r>
-        <w:t>“I see a staircase</w:t>
-      </w:r>
-      <w:r>
-        <w:t xml:space="preserve"> that goes on forever</w:t>
-      </w:r>
-      <w:r>
-        <w:t xml:space="preserve">,” Carney </w:t>
+        <w:t xml:space="preserve">My job is more important,” Carney </w:t>
       </w:r>
       <w:r>
         <w:t>said</w:t>
       </w:r>
       <w:r>
-        <w:t>.</w:t>
-      </w:r>
-    </w:p>
-    <w:p>
-      <w:r>
-        <w:t xml:space="preserve">“That figures,” John </w:t>
-      </w:r>
-      <w:r>
-        <w:t>mused</w:t>
-      </w:r>
-      <w:r>
-        <w:t>. “Luke, you need to carry Carney down.”</w:t>
-      </w:r>
-    </w:p>
-    <w:p>
-      <w:r>
-        <w:t>Luke picked Carney up, carried him down the twelve steps, and put him down again.</w:t>
-      </w:r>
-    </w:p>
-    <w:p>
-      <w:r>
-        <w:t>The</w:t>
-      </w:r>
-      <w:r>
-        <w:t xml:space="preserve"> gang headed back </w:t>
-      </w:r>
-      <w:r>
-        <w:t>for lunch</w:t>
-      </w:r>
-      <w:r>
-        <w:t>.</w:t>
+        <w:t xml:space="preserve"> and led the way.</w:t>
+      </w:r>
+    </w:p>
+    <w:p>
+      <w:r>
+        <w:t xml:space="preserve">Once in his room, </w:t>
+      </w:r>
+      <w:r>
+        <w:t xml:space="preserve">Luke </w:t>
+      </w:r>
+      <w:r>
+        <w:t>opened a pack and found his</w:t>
+      </w:r>
+      <w:r>
+        <w:t xml:space="preserve"> winter hat. It was a drab looking hat, suitable for a man’s head.</w:t>
+      </w:r>
+    </w:p>
+    <w:p>
+      <w:r>
+        <w:t>Luke put it on and checked himself in the mirror. It covered his hair, and when he moved it down, even his eyebrows were covered.</w:t>
+      </w:r>
+    </w:p>
+    <w:p>
+      <w:r>
+        <w:t xml:space="preserve">Satisfied with the results, Luke grabbed a </w:t>
+      </w:r>
+      <w:r>
+        <w:t>camping</w:t>
+      </w:r>
+      <w:r>
+        <w:t xml:space="preserve"> mirror</w:t>
+      </w:r>
+      <w:r>
+        <w:t xml:space="preserve"> and added it to a fanny pack. A short trip later returned him in time for food</w:t>
+      </w:r>
+      <w:r>
+        <w:t>.</w:t>
+      </w:r>
+    </w:p>
+    <w:p>
+      <w:r>
+        <w:t>“Go Carney and have lunch,” Luke commanded, explicitly dismissing Carney.</w:t>
+      </w:r>
+    </w:p>
+    <w:p>
+      <w:r>
+        <w:t xml:space="preserve">“What’s with the ugly hat?” </w:t>
+      </w:r>
+      <w:r>
+        <w:t>Jane asked.</w:t>
+      </w:r>
+    </w:p>
+    <w:p>
+      <w:r>
+        <w:t xml:space="preserve">“Yes,” </w:t>
+      </w:r>
+      <w:r>
+        <w:t xml:space="preserve">Harry </w:t>
+      </w:r>
+      <w:r>
+        <w:t>agreed</w:t>
+      </w:r>
+      <w:r>
+        <w:t>.</w:t>
+      </w:r>
+      <w:r>
+        <w:t xml:space="preserve"> “It look</w:t>
+      </w:r>
+      <w:r>
+        <w:t>s</w:t>
+      </w:r>
+      <w:r>
+        <w:t xml:space="preserve"> as if someone pooped on your head – a great improvement I </w:t>
+      </w:r>
+      <w:r>
+        <w:t>might add</w:t>
+      </w:r>
+      <w:r>
+        <w:t>.”</w:t>
+      </w:r>
+    </w:p>
+    <w:p>
+      <w:r>
+        <w:t>“</w:t>
+      </w:r>
+      <w:r>
+        <w:t>Thanks for the compliment. I don’t want anyone watching my hair change colors while I eat</w:t>
+      </w:r>
+      <w:r>
+        <w:t xml:space="preserve">,” Luke </w:t>
+      </w:r>
+      <w:r>
+        <w:t>stated</w:t>
+      </w:r>
+      <w:r>
+        <w:t>.</w:t>
+      </w:r>
+    </w:p>
+    <w:p>
+      <w:r>
+        <w:t xml:space="preserve">Luke sat down to eat. </w:t>
+      </w:r>
+      <w:r>
+        <w:t>The food was excellent and as usual, the milk was to die for.</w:t>
+      </w:r>
+    </w:p>
+    <w:p>
+      <w:r>
+        <w:t>While eating, they discussed their plans.</w:t>
+      </w:r>
+    </w:p>
+    <w:p>
+      <w:r>
+        <w:t xml:space="preserve">The first order of business was to learn as much about the city as possible. Then they </w:t>
+      </w:r>
+      <w:r>
+        <w:t>needed</w:t>
+      </w:r>
+      <w:r>
+        <w:t xml:space="preserve"> to study the magic books they borrowed from the library. They also needed more information about the other candidates.</w:t>
+      </w:r>
+    </w:p>
+    <w:p>
+      <w:r>
+        <w:t>“Have you talked to the other candidates yet?” John asked.</w:t>
+      </w:r>
+    </w:p>
+    <w:p>
+      <w:r>
+        <w:t xml:space="preserve">“No I haven’t,” Luke </w:t>
+      </w:r>
+      <w:r>
+        <w:t>said</w:t>
+      </w:r>
+      <w:r>
+        <w:t>. “I was too worried about you guys. Oh man, I feel everything I do here is some sort of test.”</w:t>
       </w:r>
     </w:p>
     <w:p>
       <w:r>
         <w:lastRenderedPageBreak/>
-        <w:t xml:space="preserve">“Wait a minute,” Luke </w:t>
-      </w:r>
-      <w:r>
-        <w:t>called</w:t>
-      </w:r>
-      <w:r>
-        <w:t>. “We need to go to a place that Carney can go.”</w:t>
-      </w:r>
-    </w:p>
-    <w:p>
-      <w:r>
-        <w:t xml:space="preserve">“He </w:t>
-      </w:r>
-      <w:r>
-        <w:t>can’t</w:t>
-      </w:r>
-      <w:r>
-        <w:t xml:space="preserve"> eat at the </w:t>
-      </w:r>
-      <w:r>
-        <w:t>Grand-ford</w:t>
-      </w:r>
-      <w:r>
-        <w:t xml:space="preserve">,” John said thoughtfully. “And we can’t go to the </w:t>
-      </w:r>
-      <w:r>
-        <w:t>Devonshire</w:t>
-      </w:r>
-      <w:r>
-        <w:t>.”</w:t>
-      </w:r>
-    </w:p>
-    <w:p>
-      <w:r>
-        <w:t>“I don’t care as long as…” Luke said but then stopped. His body was screaming for strawberry milk, but he was afraid of what it would do to his hair. He would have to drink that stuff in secret or wear a hat.</w:t>
-      </w:r>
-      <w:r>
-        <w:t xml:space="preserve"> He felt like a drug addict, or was that a milk addict?</w:t>
-      </w:r>
-    </w:p>
-    <w:p>
-      <w:r>
-        <w:t>“It’s okay, you eat at the entourage restraint</w:t>
-      </w:r>
-      <w:r>
-        <w:t>,</w:t>
-      </w:r>
-      <w:r>
-        <w:t>” Carney said, feeling embarrassed. “I’ll eat in the servant’s quarters.”</w:t>
-      </w:r>
-    </w:p>
-    <w:p>
-      <w:r>
-        <w:t xml:space="preserve">“In our world there’s no such thing as high class and low class,” John </w:t>
-      </w:r>
-      <w:r>
-        <w:t>noted</w:t>
-      </w:r>
-      <w:r>
-        <w:t>.</w:t>
-      </w:r>
-    </w:p>
-    <w:p>
-      <w:r>
-        <w:t xml:space="preserve">“We can eat with you,” </w:t>
-      </w:r>
-      <w:r>
-        <w:t>Amarah</w:t>
-      </w:r>
-      <w:r>
-        <w:t xml:space="preserve"> </w:t>
-      </w:r>
-      <w:r>
-        <w:t>suggested</w:t>
-      </w:r>
-      <w:r>
-        <w:t>.</w:t>
-      </w:r>
-    </w:p>
-    <w:p>
-      <w:r>
-        <w:t>“I think that will just incontinence Carney and his friends,” Harry said. “They need a place to just relax.”</w:t>
-      </w:r>
-    </w:p>
-    <w:p>
-      <w:r>
-        <w:t>“Harry’s right. I saw that on a show on cruise liners. They had places just for the crew to relax away from the guests,” Jane said.</w:t>
-      </w:r>
-    </w:p>
-    <w:p>
-      <w:r>
-        <w:t>“I have an idea,” Luke said. “Carney can eat with his friends, and then he can come when he’s finished. After that, he can show us the city. Carney, what are your work hours. I don’t want you to work longer than you need to.”</w:t>
-      </w:r>
-    </w:p>
-    <w:p>
-      <w:r>
-        <w:t>“Servants don’t have working hours. I’m on call wh</w:t>
-      </w:r>
-      <w:r>
-        <w:t>enever you need me,” Carney explained</w:t>
-      </w:r>
-      <w:r>
-        <w:t>.</w:t>
-      </w:r>
-    </w:p>
-    <w:p>
-      <w:r>
-        <w:t>“That sucks,” Jane said</w:t>
-      </w:r>
-      <w:r>
-        <w:t xml:space="preserve"> </w:t>
-      </w:r>
-      <w:r>
-        <w:t>sympathetically</w:t>
-      </w:r>
-      <w:r>
-        <w:t>.</w:t>
-      </w:r>
-    </w:p>
-    <w:p>
-      <w:r>
-        <w:t xml:space="preserve">“Carney, go eat now and take your time. You don’t have to hurry. </w:t>
-      </w:r>
-      <w:r>
-        <w:t xml:space="preserve">I wonder if our phone’s walkie-talkie feature </w:t>
-      </w:r>
-      <w:r>
-        <w:t xml:space="preserve">works here,” Luke </w:t>
-      </w:r>
-      <w:r>
-        <w:t>mused.</w:t>
-      </w:r>
-    </w:p>
-    <w:p>
-      <w:r>
-        <w:lastRenderedPageBreak/>
-        <w:t>Luke</w:t>
-      </w:r>
-      <w:r>
-        <w:t xml:space="preserve"> took out his phone. The others did the same.</w:t>
-      </w:r>
-      <w:r>
-        <w:t xml:space="preserve"> They were rewarded with success</w:t>
-      </w:r>
-      <w:r>
-        <w:t>. Luke handed his phone to Carney and tried to show him how to use it. Unfortunately it went over Carney’s head.</w:t>
-      </w:r>
-    </w:p>
-    <w:p>
-      <w:r>
-        <w:t xml:space="preserve">“Never mind,” Luke </w:t>
-      </w:r>
-      <w:r>
-        <w:t>relented</w:t>
-      </w:r>
-      <w:r>
-        <w:t xml:space="preserve"> and took back the pone. “I’ll explain it later. In the meantime I’m hungry. See you later.”</w:t>
-      </w:r>
-    </w:p>
-    <w:p>
-      <w:r>
-        <w:t>Carney walked away and the gang entered the Grand-ford hotel. After a few turns, they entered the restraint.</w:t>
-      </w:r>
-    </w:p>
-    <w:p>
-      <w:r>
-        <w:t xml:space="preserve">The place was </w:t>
-      </w:r>
-      <w:r>
-        <w:t xml:space="preserve">a </w:t>
-      </w:r>
-      <w:r>
-        <w:t>quarter full. A waiter approached them and guided them to a table. He presented them with menus.</w:t>
-      </w:r>
-    </w:p>
-    <w:p>
-      <w:r>
-        <w:t>Amarah</w:t>
-      </w:r>
-      <w:r>
-        <w:t xml:space="preserve"> looked at Luke and </w:t>
-      </w:r>
-      <w:r>
-        <w:t>smiled.</w:t>
-      </w:r>
-      <w:r>
-        <w:t xml:space="preserve"> “You want that strawberry milk, don’t you?”</w:t>
-      </w:r>
-    </w:p>
-    <w:p>
-      <w:r>
-        <w:t xml:space="preserve">“It’s addicting,” Luke </w:t>
-      </w:r>
-      <w:r>
-        <w:t>admitted</w:t>
-      </w:r>
-      <w:r>
-        <w:t>. He ordered food and then said, “I’ll be back in five minutes.”</w:t>
-      </w:r>
-    </w:p>
-    <w:p>
-      <w:r>
-        <w:t xml:space="preserve">Luke ran out of the restraint </w:t>
-      </w:r>
-      <w:r>
-        <w:t>and discovered he took the wrong entrance.</w:t>
-      </w:r>
-      <w:r>
-        <w:t xml:space="preserve"> He was lost.</w:t>
-      </w:r>
-    </w:p>
-    <w:p>
-      <w:r>
-        <w:t>“I’ll help you,</w:t>
-      </w:r>
-      <w:r>
-        <w:t xml:space="preserve"> sir,</w:t>
-      </w:r>
-      <w:r>
-        <w:t>” Carney said and Luke jumped out of his skin.</w:t>
-      </w:r>
-    </w:p>
-    <w:p>
-      <w:r>
-        <w:t>“Damn, you scared the snot out of me,” Luke scolded. “Shouldn’t you be eating now?”</w:t>
-      </w:r>
-    </w:p>
-    <w:p>
-      <w:r>
-        <w:t>“</w:t>
-      </w:r>
-      <w:r>
-        <w:t xml:space="preserve">My job is more important,” Carney </w:t>
-      </w:r>
-      <w:r>
-        <w:t>said</w:t>
-      </w:r>
-      <w:r>
-        <w:t xml:space="preserve"> and led the way.</w:t>
-      </w:r>
-    </w:p>
-    <w:p>
-      <w:r>
-        <w:t xml:space="preserve">Once in his room, </w:t>
-      </w:r>
-      <w:r>
-        <w:t xml:space="preserve">Luke </w:t>
-      </w:r>
-      <w:r>
-        <w:t>opened a pack and found his</w:t>
-      </w:r>
-      <w:r>
-        <w:t xml:space="preserve"> winter hat. It was a drab looking hat, suitable for a man’s head.</w:t>
-      </w:r>
-    </w:p>
-    <w:p>
-      <w:r>
-        <w:t>Luke put it on and checked himself in the mirror. It covered his hair, and when he moved it down, even his eyebrows were covered.</w:t>
-      </w:r>
-    </w:p>
-    <w:p>
-      <w:r>
-        <w:t xml:space="preserve">Satisfied with the results, Luke grabbed a </w:t>
-      </w:r>
-      <w:r>
-        <w:t>camping</w:t>
-      </w:r>
-      <w:r>
-        <w:t xml:space="preserve"> mirror</w:t>
-      </w:r>
-      <w:r>
-        <w:t xml:space="preserve"> and added it to a fanny pack. A short trip later returned him in time for food</w:t>
-      </w:r>
-      <w:r>
-        <w:t>.</w:t>
-      </w:r>
-    </w:p>
-    <w:p>
-      <w:r>
-        <w:lastRenderedPageBreak/>
-        <w:t>“Go Carney and have lunch,” Luke commanded, explicitly dismissing Carney.</w:t>
-      </w:r>
-    </w:p>
-    <w:p>
-      <w:r>
-        <w:t xml:space="preserve">“What’s with the ugly hat?” </w:t>
-      </w:r>
-      <w:r>
-        <w:t>Jane asked.</w:t>
-      </w:r>
-    </w:p>
-    <w:p>
-      <w:r>
-        <w:t xml:space="preserve">“Yes,” </w:t>
-      </w:r>
-      <w:r>
-        <w:t xml:space="preserve">Harry </w:t>
-      </w:r>
-      <w:r>
-        <w:t>agreed</w:t>
-      </w:r>
-      <w:r>
-        <w:t>.</w:t>
-      </w:r>
-      <w:r>
-        <w:t xml:space="preserve"> “It look</w:t>
-      </w:r>
-      <w:r>
-        <w:t>s</w:t>
-      </w:r>
-      <w:r>
-        <w:t xml:space="preserve"> as if someone pooped on your head – a great improvement I </w:t>
-      </w:r>
-      <w:r>
-        <w:t>might add</w:t>
-      </w:r>
-      <w:r>
-        <w:t>.”</w:t>
-      </w:r>
-    </w:p>
-    <w:p>
-      <w:r>
-        <w:t>“</w:t>
-      </w:r>
-      <w:r>
-        <w:t>Thanks for the compliment. I don’t want anyone watching my hair change colors while I eat</w:t>
-      </w:r>
-      <w:r>
-        <w:t xml:space="preserve">,” Luke </w:t>
-      </w:r>
-      <w:r>
-        <w:t>stated</w:t>
-      </w:r>
-      <w:r>
-        <w:t>.</w:t>
-      </w:r>
-    </w:p>
-    <w:p>
-      <w:r>
-        <w:t>The food was excellent and as usual, the milk was to die for. While eating, they discussed their plans.</w:t>
-      </w:r>
-    </w:p>
-    <w:p>
-      <w:r>
-        <w:t xml:space="preserve">The first order of business was to learn as much about the city as possible. Then they </w:t>
-      </w:r>
-      <w:r>
-        <w:t>needed</w:t>
-      </w:r>
-      <w:r>
-        <w:t xml:space="preserve"> to study the magic books they borrowed from the library. They also needed more information about the other candidates.</w:t>
-      </w:r>
-    </w:p>
-    <w:p>
-      <w:r>
-        <w:t>“Have you talked to the other candidates yet?” John asked.</w:t>
-      </w:r>
-    </w:p>
-    <w:p>
-      <w:r>
-        <w:t xml:space="preserve">“No I haven’t,” Luke </w:t>
-      </w:r>
-      <w:r>
-        <w:t>said</w:t>
-      </w:r>
-      <w:r>
-        <w:t>. “I was too worried about you guys. Oh man, I feel everything I do here is some sort of test.”</w:t>
-      </w:r>
-    </w:p>
-    <w:p>
-      <w:r>
         <w:t xml:space="preserve">Desert was served. It was cake with ice cream. Luke finished the meal and glanced at his hair in the mirror. </w:t>
       </w:r>
       <w:r>
@@ -11298,7 +11466,6 @@
     </w:p>
     <w:p>
       <w:r>
-        <w:lastRenderedPageBreak/>
         <w:t>Carney blushed and then asked</w:t>
       </w:r>
       <w:r>
@@ -11329,7 +11496,7 @@
       <w:pPr>
         <w:pStyle w:val="H2"/>
       </w:pPr>
-      <w:bookmarkStart w:id="4" w:name="_Toc237367128"/>
+      <w:bookmarkStart w:id="4" w:name="_Toc237594437"/>
       <w:r>
         <w:lastRenderedPageBreak/>
         <w:t xml:space="preserve">5. </w:t>
@@ -12465,7 +12632,7 @@
       <w:pPr>
         <w:pStyle w:val="H2"/>
       </w:pPr>
-      <w:bookmarkStart w:id="5" w:name="_Toc237367129"/>
+      <w:bookmarkStart w:id="5" w:name="_Toc237594438"/>
       <w:r>
         <w:lastRenderedPageBreak/>
         <w:t>6. Another Challenge – So Soon?</w:t>
@@ -14129,7 +14296,13 @@
     </w:p>
     <w:p>
       <w:r>
-        <w:t>Carney opened the door. Luke placed his book in the folds of his clothes and stepped out.</w:t>
+        <w:t xml:space="preserve">Carney opened the door. Luke placed his book in </w:t>
+      </w:r>
+      <w:r>
+        <w:t>an inner pocket</w:t>
+      </w:r>
+      <w:r>
+        <w:t xml:space="preserve"> of his clothes and stepped out.</w:t>
       </w:r>
     </w:p>
     <w:p>
@@ -14198,13 +14371,24 @@
     </w:p>
     <w:p>
       <w:r>
-        <w:t>The waiter came and Luke ordered Green eggs and ham, toast and jam, bagel</w:t>
+        <w:t xml:space="preserve">The waiter came and Luke ordered Green eggs and ham, toast and jam, </w:t>
+      </w:r>
+      <w:r>
+        <w:t xml:space="preserve">and </w:t>
+      </w:r>
+      <w:r>
+        <w:t>bagel</w:t>
       </w:r>
       <w:r>
         <w:t>-like bread</w:t>
       </w:r>
       <w:r>
-        <w:t xml:space="preserve"> and pink </w:t>
+        <w:t>.</w:t>
+      </w:r>
+    </w:p>
+    <w:p>
+      <w:r>
+        <w:t xml:space="preserve">Luke hesitated a moment and then ordered red </w:t>
       </w:r>
       <w:r>
         <w:t>cream cheese and red cow milk.</w:t>
@@ -14212,19 +14396,12 @@
     </w:p>
     <w:p>
       <w:r>
-        <w:t xml:space="preserve">He chose red cow milk because he wanted to practice fire magic. He also chose it because he saw plenty of men with red hair </w:t>
-      </w:r>
-      <w:r>
-        <w:t xml:space="preserve">and orange hair </w:t>
-      </w:r>
-      <w:r>
-        <w:t>and red hair was common among anime men</w:t>
-      </w:r>
-      <w:r>
-        <w:t>, especially the main character</w:t>
-      </w:r>
-      <w:r>
-        <w:t>. It was also the color of blood – a very manly color.</w:t>
+        <w:t>He chose red because he saw plenty of men with red and orange hair and red hair was common among anime men, especially the main character. It was also the color of blood – a very manly color.</w:t>
+      </w:r>
+    </w:p>
+    <w:p>
+      <w:r>
+        <w:t>Would red cow milk turn his hair red? There was only one way to find out.</w:t>
       </w:r>
     </w:p>
     <w:p>
@@ -14301,7 +14478,13 @@
         <w:t>“Th</w:t>
       </w:r>
       <w:r>
-        <w:t>at right boy</w:t>
+        <w:t>at</w:t>
+      </w:r>
+      <w:r>
+        <w:t>’s</w:t>
+      </w:r>
+      <w:r>
+        <w:t xml:space="preserve"> right boy</w:t>
       </w:r>
       <w:r>
         <w:t>. Climb the Testing Steps.</w:t>
@@ -14349,7 +14532,11 @@
         <w:t xml:space="preserve">climb the </w:t>
       </w:r>
       <w:r>
-        <w:t>Testing Steps</w:t>
+        <w:t xml:space="preserve">Testing </w:t>
+      </w:r>
+      <w:r>
+        <w:lastRenderedPageBreak/>
+        <w:t>Steps</w:t>
       </w:r>
       <w:r>
         <w:t xml:space="preserve">, </w:t>
@@ -14369,11 +14556,7 @@
         <w:t>“</w:t>
       </w:r>
       <w:r>
-        <w:t xml:space="preserve">It’s essential to me since that determines the type of magic I can wield. The next challenge could depend on it. Do you understand how </w:t>
-      </w:r>
-      <w:r>
-        <w:lastRenderedPageBreak/>
-        <w:t>important that is to me?</w:t>
+        <w:t>It’s essential to me since that determines the type of magic I can wield. The next challenge could depend on it. Do you understand how important that is to me?</w:t>
       </w:r>
       <w:r>
         <w:t xml:space="preserve"> My very life depends on this answer.</w:t>
@@ -14485,11 +14668,25 @@
     </w:p>
     <w:p>
       <w:r>
-        <w:t>With lips burning and a full stomach, Luke headed for the Grand-ford hotel. He called John, “John, I just finished eating. Where would you like to meet?”</w:t>
-      </w:r>
-    </w:p>
-    <w:p>
-      <w:r>
+        <w:t>Luke took out his mirror and looked at himself.</w:t>
+      </w:r>
+    </w:p>
+    <w:p>
+      <w:r>
+        <w:t>The change was amazing. Luke’s hair had changed to red. More importantly, the bones in his face had shifted slightly, making his jaw more pronounced and manly. No one would be able to call him a girlie boy any more.</w:t>
+      </w:r>
+    </w:p>
+    <w:p>
+      <w:r>
+        <w:t>Happy with his new appearance, Luke got up and headed</w:t>
+      </w:r>
+      <w:r>
+        <w:t xml:space="preserve"> for the Grand-ford hotel. He called John, “John, I just finished eating. Where would you like to meet?”</w:t>
+      </w:r>
+    </w:p>
+    <w:p>
+      <w:r>
+        <w:lastRenderedPageBreak/>
         <w:t xml:space="preserve">“We’re at the </w:t>
       </w:r>
       <w:r>
@@ -14512,6 +14709,26 @@
     </w:p>
     <w:p>
       <w:r>
+        <w:t>Upon arrival Luke called, “Hi everyone.”</w:t>
+      </w:r>
+    </w:p>
+    <w:p>
+      <w:r>
+        <w:t>Everyone looked at Luke like he was a stranger.</w:t>
+      </w:r>
+    </w:p>
+    <w:p>
+      <w:r>
+        <w:t>“It’s me, Luke Skywalker,” Luke said, smiling.</w:t>
+      </w:r>
+    </w:p>
+    <w:p>
+      <w:r>
+        <w:t>“It is you,” Jain said, surprised.</w:t>
+      </w:r>
+    </w:p>
+    <w:p>
+      <w:r>
         <w:t>“Luke, you like changing your hair col</w:t>
       </w:r>
       <w:r>
@@ -14520,215 +14737,223 @@
       <w:r>
         <w:t>.</w:t>
       </w:r>
-    </w:p>
-    <w:p>
-      <w:r>
-        <w:t>“What color is it now?” Luke asked, hoping the milk did its trick.</w:t>
+      <w:r>
+        <w:t xml:space="preserve"> “Also you look…”</w:t>
+      </w:r>
+    </w:p>
+    <w:p>
+      <w:r>
+        <w:t>“More manly,” Luke finished with a big grin.</w:t>
+      </w:r>
+    </w:p>
+    <w:p>
+      <w:r>
+        <w:t xml:space="preserve">“What did you do? </w:t>
+      </w:r>
+      <w:r>
+        <w:t>How did that happen</w:t>
+      </w:r>
+      <w:r>
+        <w:t>?” John asked.</w:t>
+      </w:r>
+    </w:p>
+    <w:p>
+      <w:r>
+        <w:t xml:space="preserve">“I figured that if </w:t>
+      </w:r>
+      <w:r>
+        <w:t>pink</w:t>
+      </w:r>
+      <w:r>
+        <w:t xml:space="preserve"> </w:t>
+      </w:r>
+      <w:r>
+        <w:t xml:space="preserve">cow </w:t>
+      </w:r>
+      <w:r>
+        <w:t xml:space="preserve">milk can turn my hair – you know, than other types of milk could change my hair in other ways,” Luke </w:t>
+      </w:r>
+      <w:r>
+        <w:t>explained</w:t>
+      </w:r>
+      <w:r>
+        <w:t>. “I drank red cow milk this morning because I learnt a fire spell yesterday and wanted to perfect it. Let’s go to the training ground and I’ll explain.”</w:t>
+      </w:r>
+    </w:p>
+    <w:p>
+      <w:r>
+        <w:t>“But your face changed slightly,” John said.</w:t>
+      </w:r>
+    </w:p>
+    <w:p>
+      <w:r>
+        <w:t>“Isn’t that great?” Luke asked, happily. “It’s finally more masculine.”</w:t>
+      </w:r>
+    </w:p>
+    <w:p>
+      <w:r>
+        <w:t xml:space="preserve">On the way, Luke </w:t>
+      </w:r>
+      <w:r>
+        <w:t>asked,</w:t>
+      </w:r>
+      <w:r>
+        <w:t xml:space="preserve"> “Did you all read about elements?”</w:t>
+      </w:r>
+    </w:p>
+    <w:p>
+      <w:r>
+        <w:t>“Yes,” Jane said. “Your hair color reflects your dominant element. Do you really think that you can change your dominant element just by changing your hair color?”</w:t>
       </w:r>
     </w:p>
     <w:p>
       <w:r>
         <w:lastRenderedPageBreak/>
-        <w:t>“Bright red,” Harry said.</w:t>
-      </w:r>
-    </w:p>
-    <w:p>
-      <w:r>
-        <w:t xml:space="preserve">“Yahoo,” Luke </w:t>
-      </w:r>
-      <w:r>
-        <w:t xml:space="preserve">said, </w:t>
-      </w:r>
-      <w:r>
-        <w:t>jumped up and down and clapped. “I did it. It worked.”</w:t>
-      </w:r>
-    </w:p>
-    <w:p>
-      <w:r>
-        <w:t>“What did you do? What worked?” John asked.</w:t>
-      </w:r>
-    </w:p>
-    <w:p>
-      <w:r>
-        <w:t xml:space="preserve">“I figured that if </w:t>
-      </w:r>
-      <w:r>
-        <w:t>pink</w:t>
+        <w:t>“I believe my hair color changed because of the milk I drank, and so I changed the milk, and it worked. Did that change my element? I don’t know. Maybe my true – maybe only the Council of Elders know.”</w:t>
+      </w:r>
+    </w:p>
+    <w:p>
+      <w:r>
+        <w:t>“Who are the Council of Elders,” Jane asked.</w:t>
+      </w:r>
+    </w:p>
+    <w:p>
+      <w:r>
+        <w:t xml:space="preserve">“They are the ones who are hosting this little game show of ours,” Luke </w:t>
+      </w:r>
+      <w:r>
+        <w:t>said</w:t>
+      </w:r>
+      <w:r>
+        <w:t>. “Before we continue, I need to tell you about what I learnt yesterday.</w:t>
+      </w:r>
+    </w:p>
+    <w:p>
+      <w:r>
+        <w:t xml:space="preserve">“To begin with, I have bad news, bad news, bad news, </w:t>
+      </w:r>
+      <w:r>
+        <w:t xml:space="preserve">bad news, </w:t>
+      </w:r>
+      <w:r>
+        <w:t>and a little bit of good news.</w:t>
+      </w:r>
+    </w:p>
+    <w:p>
+      <w:r>
+        <w:t xml:space="preserve">“The first is that the next challenge is day after tomorrow. We will be told what the challenge is then. We’ll meet at the restraint in the </w:t>
+      </w:r>
+      <w:r>
+        <w:t>Devonshire</w:t>
+      </w:r>
+      <w:r>
+        <w:t xml:space="preserve"> at 10:00AM.</w:t>
+      </w:r>
+    </w:p>
+    <w:p>
+      <w:r>
+        <w:t>“The second is that we can’t quit or bad things will befall us. It seems that everyone was told what to expect and was given a choice. Once you enter the mirrored bubble, there’s no turning back.”</w:t>
+      </w:r>
+    </w:p>
+    <w:p>
+      <w:r>
+        <w:t>Luke didn’t mention that it was his fault that they were in this mess. If he hadn’t run away from the princess, she would have explained everything, and his friends would have been safe at home.</w:t>
+      </w:r>
+    </w:p>
+    <w:p>
+      <w:r>
+        <w:t xml:space="preserve">“That’s not fair,” Harry </w:t>
+      </w:r>
+      <w:r>
+        <w:t>grumbled</w:t>
+      </w:r>
+      <w:r>
+        <w:t>. “We didn’t see that bubble until we crashed into it.”</w:t>
+      </w:r>
+    </w:p>
+    <w:p>
+      <w:r>
+        <w:t>Luke continued. “The third is that we are the only ones with zero magical training. Everyone else could do magic before they came here.</w:t>
+      </w:r>
+    </w:p>
+    <w:p>
+      <w:r>
+        <w:t>“The fourth is that I can’t send you back. The rules won’t allow it.”</w:t>
+      </w:r>
+    </w:p>
+    <w:p>
+      <w:r>
+        <w:t>John interrupted, “Were you thinking of sending us back and fighting by yourself?”</w:t>
+      </w:r>
+    </w:p>
+    <w:p>
+      <w:r>
+        <w:lastRenderedPageBreak/>
+        <w:t xml:space="preserve">“Off course,” Luke </w:t>
+      </w:r>
+      <w:r>
+        <w:t>said</w:t>
+      </w:r>
+      <w:r>
+        <w:t>. “I’m the candidate. I don’t want to risk your lives for some stupid prize.”</w:t>
+      </w:r>
+    </w:p>
+    <w:p>
+      <w:r>
+        <w:t xml:space="preserve">“But we’re friends,” </w:t>
+      </w:r>
+      <w:r>
+        <w:t>Amarah</w:t>
       </w:r>
       <w:r>
         <w:t xml:space="preserve"> </w:t>
       </w:r>
       <w:r>
-        <w:t xml:space="preserve">cow </w:t>
-      </w:r>
-      <w:r>
-        <w:t xml:space="preserve">milk can turn my hair – you know, than other types of milk could change my hair in other ways,” Luke </w:t>
-      </w:r>
-      <w:r>
-        <w:t>explained</w:t>
-      </w:r>
-      <w:r>
-        <w:t>. “I drank red cow milk this morning because I learnt a fire spell yesterday and wanted to perfect it. Let’s go to the training ground and I’ll explain.”</w:t>
-      </w:r>
-    </w:p>
-    <w:p>
-      <w:r>
-        <w:t>On the way, Luke continued the explanation. “Did you all read about elements?”</w:t>
-      </w:r>
-    </w:p>
-    <w:p>
-      <w:r>
-        <w:t>“Yes,” Jane said. “Your hair color reflects your dominant element. Do you really think that you can change your dominant element just by changing your hair color?”</w:t>
-      </w:r>
-    </w:p>
-    <w:p>
-      <w:r>
-        <w:t>“I believe my hair color changed because of the milk I drank, and so I changed the milk, and it worked. Did that change my element? I don’t know. Maybe my true – maybe only the Council of Elders know.”</w:t>
-      </w:r>
-    </w:p>
-    <w:p>
-      <w:r>
-        <w:t>“Who are the Council of Elders,” Jane asked.</w:t>
-      </w:r>
-    </w:p>
-    <w:p>
-      <w:r>
-        <w:t xml:space="preserve">“They are the ones who are hosting this little game show of ours,” Luke </w:t>
+        <w:t>scolded</w:t>
+      </w:r>
+      <w:r>
+        <w:t>.</w:t>
+      </w:r>
+    </w:p>
+    <w:p>
+      <w:r>
+        <w:t>“That’s precisely why I don’t want you to get hurt on my account,” Luke said emphatically. “It doesn’t matter, since there seems to be only two ways out. The first is to win, and the second…”</w:t>
+      </w:r>
+    </w:p>
+    <w:p>
+      <w:r>
+        <w:t>Luke left the second option unsaid.</w:t>
+      </w:r>
+    </w:p>
+    <w:p>
+      <w:r>
+        <w:t xml:space="preserve">“I did find a little good news,” Luke said. “All the candidates who pass this round will get their choice of a magical item. If we select a dimensional gate, then we </w:t>
+      </w:r>
+      <w:r>
+        <w:t>can</w:t>
+      </w:r>
+      <w:r>
+        <w:t xml:space="preserve"> visit home on our free time.”</w:t>
+      </w:r>
+    </w:p>
+    <w:p>
+      <w:r>
+        <w:t>“Do you know what’s the ultimate prize is?” John asked.</w:t>
+      </w:r>
+    </w:p>
+    <w:p>
+      <w:r>
+        <w:t xml:space="preserve">“No I don’t. I asked a guy with rabbit ears why he came, but he said that we’re forbidden from discussing our reasons,” Luke </w:t>
       </w:r>
       <w:r>
         <w:t>said</w:t>
       </w:r>
       <w:r>
-        <w:t>. “Before we continue, I need to tell you about what I learnt yesterday.</w:t>
-      </w:r>
-    </w:p>
-    <w:p>
-      <w:r>
-        <w:t xml:space="preserve">“To begin with, I have bad news, bad news, bad news, </w:t>
-      </w:r>
-      <w:r>
-        <w:t xml:space="preserve">bad news, </w:t>
-      </w:r>
-      <w:r>
-        <w:t>and a little bit of good news.</w:t>
-      </w:r>
-    </w:p>
-    <w:p>
-      <w:r>
-        <w:t xml:space="preserve">“The first is that the next challenge is day after tomorrow. We will be told what the challenge is then. We’ll meet at the restraint in the </w:t>
-      </w:r>
-      <w:r>
-        <w:t>Devonshire</w:t>
-      </w:r>
-      <w:r>
-        <w:t xml:space="preserve"> at 10:00AM.</w:t>
-      </w:r>
-    </w:p>
-    <w:p>
-      <w:r>
-        <w:lastRenderedPageBreak/>
-        <w:t>“The second is that we can’t quit or bad things will befall us. It seems that everyone was told what to expect and was given a choice. Once you enter the mirrored bubble, there’s no turning back.”</w:t>
-      </w:r>
-    </w:p>
-    <w:p>
-      <w:r>
-        <w:t>Luke didn’t mention that it was his fault that they were in this mess. If he hadn’t run away from the princess, she would have explained everything, and his friends would have been safe at home.</w:t>
-      </w:r>
-    </w:p>
-    <w:p>
-      <w:r>
-        <w:t xml:space="preserve">“That’s not fair,” Harry </w:t>
-      </w:r>
-      <w:r>
-        <w:t>grumbled</w:t>
-      </w:r>
-      <w:r>
-        <w:t>. “We didn’t see that bubble until we crashed into it.”</w:t>
-      </w:r>
-    </w:p>
-    <w:p>
-      <w:r>
-        <w:t>Luke continued. “The third is that we are the only ones with zero magical training. Everyone else could do magic before they came here.</w:t>
-      </w:r>
-    </w:p>
-    <w:p>
-      <w:r>
-        <w:t>“The fourth is that I can’t send you back. The rules won’t allow it.”</w:t>
-      </w:r>
-    </w:p>
-    <w:p>
-      <w:r>
-        <w:t>John interrupted, “Were you thinking of sending us back and fighting by yourself?”</w:t>
-      </w:r>
-    </w:p>
-    <w:p>
-      <w:r>
-        <w:t xml:space="preserve">“Off course,” Luke </w:t>
-      </w:r>
-      <w:r>
-        <w:t>said</w:t>
-      </w:r>
-      <w:r>
-        <w:t>. “I’m the candidate. I don’t want to risk your lives for some stupid prize.”</w:t>
-      </w:r>
-    </w:p>
-    <w:p>
-      <w:r>
-        <w:t xml:space="preserve">“But we’re friends,” </w:t>
-      </w:r>
-      <w:r>
-        <w:t>Amarah</w:t>
-      </w:r>
-      <w:r>
-        <w:t xml:space="preserve"> </w:t>
-      </w:r>
-      <w:r>
-        <w:t>scolded</w:t>
-      </w:r>
-      <w:r>
-        <w:t>.</w:t>
-      </w:r>
-    </w:p>
-    <w:p>
-      <w:r>
-        <w:t>“That’s precisely why I don’t want you to get hurt on my account,” Luke said emphatically. “It doesn’t matter, since there seems to be only two ways out. The first is to win, and the second…”</w:t>
-      </w:r>
-    </w:p>
-    <w:p>
-      <w:r>
-        <w:t>Luke left the second option unsaid.</w:t>
-      </w:r>
-    </w:p>
-    <w:p>
-      <w:r>
-        <w:t xml:space="preserve">“I did find a little good news,” Luke said. “All the candidates who pass this round will get their choice of a magical item. If we select a dimensional gate, then we </w:t>
-      </w:r>
-      <w:r>
-        <w:t>can</w:t>
-      </w:r>
-      <w:r>
-        <w:t xml:space="preserve"> visit home on our free time.”</w:t>
-      </w:r>
-    </w:p>
-    <w:p>
-      <w:r>
-        <w:t>“Do you know what’s the ultimate prize is?” John asked.</w:t>
-      </w:r>
-    </w:p>
-    <w:p>
-      <w:r>
-        <w:t xml:space="preserve">“No I don’t. I asked a guy with rabbit ears why he came, but he said that we’re forbidden from discussing our reasons,” Luke </w:t>
-      </w:r>
-      <w:r>
-        <w:t>said</w:t>
-      </w:r>
-      <w:r>
-        <w:t>.</w:t>
-      </w:r>
-    </w:p>
-    <w:p>
-      <w:r>
-        <w:lastRenderedPageBreak/>
+        <w:t>.</w:t>
+      </w:r>
+    </w:p>
+    <w:p>
+      <w:r>
         <w:t xml:space="preserve">“In other words, we win or we become ghosts,” Harry </w:t>
       </w:r>
       <w:r>
@@ -14830,6 +15055,7 @@
     </w:p>
     <w:p>
       <w:r>
+        <w:lastRenderedPageBreak/>
         <w:t xml:space="preserve">“That’s a good plan,” John </w:t>
       </w:r>
       <w:r>
@@ -14917,7 +15143,6 @@
     </w:p>
     <w:p>
       <w:r>
-        <w:lastRenderedPageBreak/>
         <w:t xml:space="preserve">“Yes, I think so. He’s surprisingly dog-like,” Luke </w:t>
       </w:r>
       <w:r>
@@ -14970,6 +15195,7 @@
     </w:p>
     <w:p>
       <w:r>
+        <w:lastRenderedPageBreak/>
         <w:t xml:space="preserve">While watching, Luke thought of Fire Bender </w:t>
       </w:r>
       <w:r>
@@ -15037,11 +15263,7 @@
     </w:p>
     <w:p>
       <w:r>
-        <w:t xml:space="preserve">Energy flowed through Luke and he felt as if he was engulfed in flames. He focused on the space between his hands and a fireball </w:t>
-      </w:r>
-      <w:r>
-        <w:lastRenderedPageBreak/>
-        <w:t>appeared. Aiming for one of the targets, he hurled the fireball. The fireball travelled two feet and vanished.</w:t>
+        <w:t>Energy flowed through Luke and he felt as if he was engulfed in flames. He focused on the space between his hands and a fireball appeared. Aiming for one of the targets, he hurled the fireball. The fireball travelled two feet and vanished.</w:t>
       </w:r>
     </w:p>
     <w:p>
@@ -15109,6 +15331,7 @@
     </w:p>
     <w:p>
       <w:r>
+        <w:lastRenderedPageBreak/>
         <w:t xml:space="preserve">“Are you okay Luke?” John </w:t>
       </w:r>
       <w:r>
@@ -15146,257 +15369,257 @@
     </w:p>
     <w:p>
       <w:r>
+        <w:t>Amarah</w:t>
+      </w:r>
+      <w:r>
+        <w:t xml:space="preserve"> did as instructed. The waitress came and everyone ordered. Luke ordered pink cow milk, red cow milk, </w:t>
+      </w:r>
+      <w:r>
+        <w:t>a</w:t>
+      </w:r>
+      <w:r>
+        <w:t xml:space="preserve"> steak, fries, and ketchup</w:t>
+      </w:r>
+      <w:r>
+        <w:t xml:space="preserve"> from the memorized menu</w:t>
+      </w:r>
+      <w:r>
+        <w:t>.</w:t>
+      </w:r>
+    </w:p>
+    <w:p>
+      <w:r>
+        <w:t>The waitress brought the order and Luke almost swallowed the pink cow milk in one gulp. As he did so, he felt the rejuvenating effect of the milk.</w:t>
+      </w:r>
+    </w:p>
+    <w:p>
+      <w:r>
+        <w:t>Next he drank the red cow milk. As before, his eyes watered as the heat flowed through his body. “Are you okay?” John asked</w:t>
+      </w:r>
+      <w:r>
+        <w:t xml:space="preserve"> worriedly</w:t>
+      </w:r>
+      <w:r>
+        <w:t>.</w:t>
+      </w:r>
+    </w:p>
+    <w:p>
+      <w:r>
+        <w:t xml:space="preserve">Luke cast his hair spell and removed his hat. He </w:t>
+      </w:r>
+      <w:r>
+        <w:t xml:space="preserve">checked his hair </w:t>
+      </w:r>
+      <w:r>
+        <w:t xml:space="preserve">and saw his usual </w:t>
+      </w:r>
+      <w:r>
+        <w:t>copper</w:t>
+      </w:r>
+      <w:r>
+        <w:t xml:space="preserve"> </w:t>
+      </w:r>
+      <w:r>
+        <w:t>color</w:t>
+      </w:r>
+      <w:r>
+        <w:t>.</w:t>
+      </w:r>
+    </w:p>
+    <w:p>
+      <w:r>
+        <w:t xml:space="preserve">“That red cow milk is spicy as hell, </w:t>
+      </w:r>
+      <w:r>
+        <w:t xml:space="preserve">likes wallowing a fire storm, </w:t>
+      </w:r>
+      <w:r>
+        <w:t>but I’m feeling fine</w:t>
+      </w:r>
+      <w:r>
+        <w:t xml:space="preserve"> now</w:t>
+      </w:r>
+      <w:r>
+        <w:t xml:space="preserve">,” Luke </w:t>
+      </w:r>
+      <w:r>
+        <w:t>explained</w:t>
+      </w:r>
+      <w:r>
+        <w:t>.</w:t>
+      </w:r>
+    </w:p>
+    <w:p>
+      <w:r>
+        <w:t xml:space="preserve">His friends looked worriedly at him but said nothing. While they </w:t>
+      </w:r>
+      <w:r>
+        <w:t>ate</w:t>
+      </w:r>
+      <w:r>
+        <w:t>, Carney arrived. He bubbl</w:t>
+      </w:r>
+      <w:r>
+        <w:t>ed</w:t>
+      </w:r>
+      <w:r>
+        <w:t xml:space="preserve"> with excitement and his tail was a blur. “I did it,” he shouted. “I got up the steps. They said I can start schooling in the fall.”</w:t>
+      </w:r>
+    </w:p>
+    <w:p>
+      <w:r>
         <w:lastRenderedPageBreak/>
+        <w:t xml:space="preserve">Everyone clapped and congratulated him. “You were right about him,” John </w:t>
+      </w:r>
+      <w:r>
+        <w:t>admitted</w:t>
+      </w:r>
+      <w:r>
+        <w:t>.</w:t>
+      </w:r>
+    </w:p>
+    <w:p>
+      <w:r>
+        <w:t>“Sorry I can’t buy you lunch or something to celebrate,” Luke said</w:t>
+      </w:r>
+      <w:r>
+        <w:t>,</w:t>
+      </w:r>
+      <w:r>
+        <w:t xml:space="preserve"> smiling. “We don’t get paid until we pass the next challenge. By the way, we’ll get a ₫2,000.00 dignum weekly allowance when we clear the next challenge.”</w:t>
+      </w:r>
+    </w:p>
+    <w:p>
+      <w:r>
+        <w:t>“That’s great</w:t>
+      </w:r>
+      <w:r>
+        <w:t>.</w:t>
+      </w:r>
+      <w:r>
+        <w:t xml:space="preserve"> I’m getting tired of wearing the same clothes,” </w:t>
+      </w:r>
+      <w:r>
         <w:t>Amarah</w:t>
       </w:r>
       <w:r>
-        <w:t xml:space="preserve"> did as instructed. The waitress came and everyone ordered. Luke ordered pink cow milk, red cow milk, </w:t>
-      </w:r>
-      <w:r>
-        <w:t>a</w:t>
-      </w:r>
-      <w:r>
-        <w:t xml:space="preserve"> steak, fries, and ketchup</w:t>
-      </w:r>
-      <w:r>
-        <w:t xml:space="preserve"> from the memorized menu</w:t>
-      </w:r>
-      <w:r>
-        <w:t>.</w:t>
-      </w:r>
-    </w:p>
-    <w:p>
-      <w:r>
-        <w:t>The waitress brought the order and Luke almost swallowed the pink cow milk in one gulp. As he did so, he felt the rejuvenating effect of the milk.</w:t>
-      </w:r>
-    </w:p>
-    <w:p>
-      <w:r>
-        <w:t>Next he drank the red cow milk. As before, his eyes watered as the heat flowed through his body. “Are you okay?” John asked</w:t>
-      </w:r>
-      <w:r>
-        <w:t xml:space="preserve"> worriedly</w:t>
-      </w:r>
-      <w:r>
-        <w:t>.</w:t>
-      </w:r>
-    </w:p>
-    <w:p>
-      <w:r>
-        <w:t xml:space="preserve">Luke cast his hair spell and removed his hat. He </w:t>
-      </w:r>
-      <w:r>
-        <w:t xml:space="preserve">checked his hair </w:t>
-      </w:r>
-      <w:r>
-        <w:t xml:space="preserve">and saw his usual </w:t>
-      </w:r>
-      <w:r>
-        <w:t>copper</w:t>
+        <w:t xml:space="preserve"> said</w:t>
+      </w:r>
+      <w:r>
+        <w:t xml:space="preserve"> excitedly</w:t>
+      </w:r>
+      <w:r>
+        <w:t>, referring to the clothes the Powers-That-Be supplied them.</w:t>
+      </w:r>
+    </w:p>
+    <w:p>
+      <w:r>
+        <w:t>“Is ₫2,000.00 a week enough to satisfy your fashion sense?” Harry asked and laughed.</w:t>
+      </w:r>
+    </w:p>
+    <w:p>
+      <w:r>
+        <w:t xml:space="preserve">“Would you like me to freeze that mouth of yours?” </w:t>
+      </w:r>
+      <w:r>
+        <w:t>Amarah</w:t>
       </w:r>
       <w:r>
         <w:t xml:space="preserve"> </w:t>
       </w:r>
       <w:r>
-        <w:t>color</w:t>
-      </w:r>
-      <w:r>
-        <w:t>.</w:t>
-      </w:r>
-    </w:p>
-    <w:p>
-      <w:r>
-        <w:t xml:space="preserve">“That red cow milk is spicy as hell, </w:t>
-      </w:r>
-      <w:r>
-        <w:t xml:space="preserve">likes wallowing a fire storm, </w:t>
-      </w:r>
-      <w:r>
-        <w:t>but I’m feeling fine</w:t>
-      </w:r>
-      <w:r>
-        <w:t xml:space="preserve"> now</w:t>
-      </w:r>
-      <w:r>
-        <w:t xml:space="preserve">,” Luke </w:t>
-      </w:r>
-      <w:r>
-        <w:t>explained</w:t>
-      </w:r>
-      <w:r>
-        <w:t>.</w:t>
-      </w:r>
-    </w:p>
-    <w:p>
-      <w:r>
-        <w:t xml:space="preserve">His friends looked worriedly at him but said nothing. While they </w:t>
-      </w:r>
-      <w:r>
-        <w:t>ate</w:t>
-      </w:r>
-      <w:r>
-        <w:t>, Carney arrived. He bubbl</w:t>
-      </w:r>
-      <w:r>
-        <w:t>ed</w:t>
-      </w:r>
-      <w:r>
-        <w:t xml:space="preserve"> with excitement and his tail was a blur. “I did it,” he shouted. “I got up the steps. They said I can start schooling in the fall.”</w:t>
-      </w:r>
-    </w:p>
-    <w:p>
-      <w:r>
-        <w:t xml:space="preserve">Everyone clapped and congratulated him. “You were right about him,” John </w:t>
-      </w:r>
-      <w:r>
-        <w:t>admitted</w:t>
-      </w:r>
-      <w:r>
-        <w:t>.</w:t>
-      </w:r>
-    </w:p>
-    <w:p>
-      <w:r>
-        <w:t>“Sorry I can’t buy you lunch or something to celebrate,” Luke said</w:t>
-      </w:r>
-      <w:r>
-        <w:t>,</w:t>
-      </w:r>
-      <w:r>
-        <w:t xml:space="preserve"> smiling. “We don’t get paid until we pass the next challenge. By the way, we’ll get a ₫2,000.00 dignum weekly allowance when we clear the next challenge.”</w:t>
-      </w:r>
-    </w:p>
-    <w:p>
-      <w:r>
-        <w:t>“That’s great</w:t>
-      </w:r>
-      <w:r>
-        <w:t>.</w:t>
-      </w:r>
-      <w:r>
-        <w:t xml:space="preserve"> I’m getting tired of wearing the same clothes,” </w:t>
+        <w:t>asked</w:t>
+      </w:r>
+      <w:r>
+        <w:t>.</w:t>
+      </w:r>
+    </w:p>
+    <w:p>
+      <w:r>
+        <w:t xml:space="preserve">“Let me warm that frozen heart of yours,” Harry </w:t>
+      </w:r>
+      <w:r>
+        <w:t>offered</w:t>
+      </w:r>
+      <w:r>
+        <w:t xml:space="preserve">. He took a rose bud from a vase on the table and presented it to </w:t>
       </w:r>
       <w:r>
         <w:t>Amarah</w:t>
       </w:r>
       <w:r>
-        <w:t xml:space="preserve"> said</w:t>
-      </w:r>
-      <w:r>
-        <w:t xml:space="preserve"> excitedly</w:t>
-      </w:r>
-      <w:r>
-        <w:t>, referring to the clothes the Powers-That-Be supplied them.</w:t>
-      </w:r>
-    </w:p>
-    <w:p>
-      <w:r>
-        <w:t>“Is ₫2,000.00 a week enough to satisfy your fashion sense?” Harry asked and laughed.</w:t>
-      </w:r>
-    </w:p>
-    <w:p>
-      <w:r>
-        <w:t xml:space="preserve">“Would you like me to freeze that mouth of yours?” </w:t>
-      </w:r>
-      <w:r>
-        <w:t>Amarah</w:t>
-      </w:r>
-      <w:r>
-        <w:t xml:space="preserve"> </w:t>
-      </w:r>
-      <w:r>
-        <w:t>asked</w:t>
-      </w:r>
-      <w:r>
-        <w:t>.</w:t>
+        <w:t xml:space="preserve">. The bud bloomed </w:t>
+      </w:r>
+      <w:r>
+        <w:t>after 30 seconds</w:t>
+      </w:r>
+      <w:r>
+        <w:t>.</w:t>
+      </w:r>
+    </w:p>
+    <w:p>
+      <w:r>
+        <w:t xml:space="preserve">Luke clapped frantically. “That’s incredible Harry,” he </w:t>
+      </w:r>
+      <w:r>
+        <w:t>praised</w:t>
+      </w:r>
+      <w:r>
+        <w:t>.</w:t>
+      </w:r>
+    </w:p>
+    <w:p>
+      <w:r>
+        <w:t xml:space="preserve">Harry </w:t>
+      </w:r>
+      <w:r>
+        <w:t>grinned and said</w:t>
+      </w:r>
+      <w:r>
+        <w:t>, “I have the nature element.”</w:t>
+      </w:r>
+    </w:p>
+    <w:p>
+      <w:r>
+        <w:t xml:space="preserve">“With enough seeds, we should never </w:t>
+      </w:r>
+      <w:r>
+        <w:t>go</w:t>
+      </w:r>
+      <w:r>
+        <w:t xml:space="preserve"> hungry,” John </w:t>
+      </w:r>
+      <w:r>
+        <w:t>noted</w:t>
+      </w:r>
+      <w:r>
+        <w:t>.</w:t>
+      </w:r>
+    </w:p>
+    <w:p>
+      <w:r>
+        <w:t>“Come on Carney, come train with us. That way, you’ll be able to show your family some tricks when you get home,” Luke said.</w:t>
+      </w:r>
+    </w:p>
+    <w:p>
+      <w:r>
+        <w:t xml:space="preserve">They headed for the training grounds. “Your hair is brown, which means that your element is Earth. There are quite a few people with brown hair you can learn from,” Luke </w:t>
+      </w:r>
+      <w:r>
+        <w:t>suggested</w:t>
+      </w:r>
+      <w:r>
+        <w:t>.</w:t>
+      </w:r>
+    </w:p>
+    <w:p>
+      <w:r>
+        <w:t>They entered the training area. Luke walked towards a candidate with brown hair and Carney followed. The others dispersed for their own training.</w:t>
       </w:r>
     </w:p>
     <w:p>
       <w:r>
         <w:lastRenderedPageBreak/>
-        <w:t xml:space="preserve">“Let me warm that frozen heart of yours,” Harry </w:t>
-      </w:r>
-      <w:r>
-        <w:t>offered</w:t>
-      </w:r>
-      <w:r>
-        <w:t xml:space="preserve">. He took a rose bud from a vase on the table and presented it to </w:t>
-      </w:r>
-      <w:r>
-        <w:t>Amarah</w:t>
-      </w:r>
-      <w:r>
-        <w:t xml:space="preserve">. The bud bloomed </w:t>
-      </w:r>
-      <w:r>
-        <w:t>after 30 seconds</w:t>
-      </w:r>
-      <w:r>
-        <w:t>.</w:t>
-      </w:r>
-    </w:p>
-    <w:p>
-      <w:r>
-        <w:t xml:space="preserve">Luke clapped frantically. “That’s incredible Harry,” he </w:t>
-      </w:r>
-      <w:r>
-        <w:t>praised</w:t>
-      </w:r>
-      <w:r>
-        <w:t>.</w:t>
-      </w:r>
-    </w:p>
-    <w:p>
-      <w:r>
-        <w:t xml:space="preserve">Harry </w:t>
-      </w:r>
-      <w:r>
-        <w:t>grinned and said</w:t>
-      </w:r>
-      <w:r>
-        <w:t>, “I have the nature element.”</w:t>
-      </w:r>
-    </w:p>
-    <w:p>
-      <w:r>
-        <w:t xml:space="preserve">“With enough seeds, we should never </w:t>
-      </w:r>
-      <w:r>
-        <w:t>go</w:t>
-      </w:r>
-      <w:r>
-        <w:t xml:space="preserve"> hungry,” John </w:t>
-      </w:r>
-      <w:r>
-        <w:t>noted</w:t>
-      </w:r>
-      <w:r>
-        <w:t>.</w:t>
-      </w:r>
-    </w:p>
-    <w:p>
-      <w:r>
-        <w:t>“Come on Carney, come train with us. That way, you’ll be able to show your family some tricks when you get home,” Luke said.</w:t>
-      </w:r>
-    </w:p>
-    <w:p>
-      <w:r>
-        <w:t xml:space="preserve">They headed for the training grounds. “Your hair is brown, which means that your element is Earth. There are quite a few people with brown hair you can learn from,” Luke </w:t>
-      </w:r>
-      <w:r>
-        <w:t>suggested</w:t>
-      </w:r>
-      <w:r>
-        <w:t>.</w:t>
-      </w:r>
-    </w:p>
-    <w:p>
-      <w:r>
-        <w:t>They entered the training area. Luke walked towards a candidate with brown hair and Carney followed. The others dispersed for their own training.</w:t>
-      </w:r>
-    </w:p>
-    <w:p>
-      <w:r>
         <w:t>The candidate said, “</w:t>
       </w:r>
       <w:r>
@@ -15471,7 +15694,6 @@
     </w:p>
     <w:p>
       <w:r>
-        <w:lastRenderedPageBreak/>
         <w:t>“Okay Candidate Luke,” Carney said.</w:t>
       </w:r>
     </w:p>
@@ -15524,6 +15746,7 @@
     </w:p>
     <w:p>
       <w:r>
+        <w:lastRenderedPageBreak/>
         <w:t>Luke considered getting some brown cow milk, but changed his mind. He could do that later. He walked to the Earth training area and practiced getting pebbles to hover and move.</w:t>
       </w:r>
     </w:p>
@@ -15588,135 +15811,134 @@
     </w:p>
     <w:p>
       <w:r>
+        <w:t>The gang walked tiredly to the entourage dining room. Everyone ordered food and Luke ordered brown cow milk this time.</w:t>
+      </w:r>
+    </w:p>
+    <w:p>
+      <w:r>
+        <w:t xml:space="preserve">Luke put on his hat and drank </w:t>
+      </w:r>
+      <w:r>
+        <w:t>brown</w:t>
+      </w:r>
+      <w:r>
+        <w:t xml:space="preserve"> milk. “Chocolaty,” he said as he downed the beverage. He let the chocolate flavor flow through him. At the same time he felt </w:t>
+      </w:r>
+      <w:r>
+        <w:t>a</w:t>
+      </w:r>
+      <w:r>
+        <w:t xml:space="preserve"> connect</w:t>
+      </w:r>
+      <w:r>
+        <w:t>ion</w:t>
+      </w:r>
+      <w:r>
+        <w:t xml:space="preserve"> to the earth and the soil of the ground.</w:t>
+      </w:r>
+    </w:p>
+    <w:p>
+      <w:r>
+        <w:t>Luke exposed his eyebrows to Harry and asked, “What color is my hair?</w:t>
+      </w:r>
+    </w:p>
+    <w:p>
+      <w:r>
+        <w:t xml:space="preserve">“Brown,” Harry </w:t>
+      </w:r>
+      <w:r>
+        <w:t>answered</w:t>
+      </w:r>
+      <w:r>
+        <w:t>. “It’s kind of freaky how your hair color changes.”</w:t>
+      </w:r>
+    </w:p>
+    <w:p>
+      <w:r>
+        <w:t xml:space="preserve">“I know,” Luke </w:t>
+      </w:r>
+      <w:r>
+        <w:t>agreed</w:t>
+      </w:r>
+      <w:r>
+        <w:t xml:space="preserve"> and ate with the others. Half way through dinner, Luke noticed that everyone was tired. “Why does everyone look so tired?”</w:t>
+      </w:r>
+    </w:p>
+    <w:p>
+      <w:r>
+        <w:t xml:space="preserve">“Do you think we could take it easy when you’re working so hard?” </w:t>
+      </w:r>
+      <w:r>
+        <w:t>Amarah</w:t>
+      </w:r>
+      <w:r>
+        <w:t xml:space="preserve"> </w:t>
+      </w:r>
+      <w:r>
+        <w:t>asked</w:t>
+      </w:r>
+      <w:r>
+        <w:t>. “Besides, we need to win the next match so I can buy some new shoes.”</w:t>
+      </w:r>
+    </w:p>
+    <w:p>
+      <w:r>
         <w:lastRenderedPageBreak/>
-        <w:t>The gang walked tiredly to the entourage dining room. Everyone ordered food and Luke ordered brown cow milk this time.</w:t>
-      </w:r>
-    </w:p>
-    <w:p>
-      <w:r>
-        <w:t xml:space="preserve">Luke put on his hat and drank </w:t>
-      </w:r>
-      <w:r>
-        <w:t>brown</w:t>
-      </w:r>
-      <w:r>
-        <w:t xml:space="preserve"> milk. “Chocolaty,” he said as he downed the beverage. He let the chocolate flavor flow through him. At the same time he felt </w:t>
-      </w:r>
-      <w:r>
-        <w:t>a</w:t>
-      </w:r>
-      <w:r>
-        <w:t xml:space="preserve"> connect</w:t>
-      </w:r>
-      <w:r>
-        <w:t>ion</w:t>
-      </w:r>
-      <w:r>
-        <w:t xml:space="preserve"> to the earth and the soil of the ground.</w:t>
-      </w:r>
-    </w:p>
-    <w:p>
-      <w:r>
-        <w:t>Luke exposed his eyebrows to Harry and asked, “What color is my hair?</w:t>
-      </w:r>
-    </w:p>
-    <w:p>
-      <w:r>
-        <w:t xml:space="preserve">“Brown,” Harry </w:t>
-      </w:r>
-      <w:r>
-        <w:t>answered</w:t>
-      </w:r>
-      <w:r>
-        <w:t>. “It’s kind of freaky how your hair color changes.”</w:t>
-      </w:r>
-    </w:p>
-    <w:p>
-      <w:r>
-        <w:t xml:space="preserve">“I know,” Luke </w:t>
-      </w:r>
-      <w:r>
-        <w:t>agreed</w:t>
-      </w:r>
-      <w:r>
-        <w:t xml:space="preserve"> and ate with the others. Half way through dinner, Luke noticed that everyone was tired. “Why does everyone look so tired?”</w:t>
-      </w:r>
-    </w:p>
-    <w:p>
-      <w:r>
-        <w:t xml:space="preserve">“Do you think we could take it easy when you’re working so hard?” </w:t>
-      </w:r>
-      <w:r>
-        <w:t>Amarah</w:t>
-      </w:r>
-      <w:r>
-        <w:t xml:space="preserve"> </w:t>
+        <w:t>“How come you were training on Earth magic?” Harry asked.</w:t>
+      </w:r>
+    </w:p>
+    <w:p>
+      <w:r>
+        <w:t xml:space="preserve">“I figure we can’t compete with the others when it comes to magic,” Luke </w:t>
+      </w:r>
+      <w:r>
+        <w:t>explained</w:t>
+      </w:r>
+      <w:r>
+        <w:t>. “As Yoda would say, we’re too old to start now. Instead I think we could…I figure being able to move small things around might be useful.”</w:t>
+      </w:r>
+    </w:p>
+    <w:p>
+      <w:r>
+        <w:t xml:space="preserve">“Getting here required </w:t>
+      </w:r>
+      <w:r>
+        <w:t xml:space="preserve">only </w:t>
+      </w:r>
+      <w:r>
+        <w:t xml:space="preserve">physical strength and endurance,” John </w:t>
+      </w:r>
+      <w:r>
+        <w:t>mused</w:t>
+      </w:r>
+      <w:r>
+        <w:t>. “Let’s hope they continue the trend.”</w:t>
+      </w:r>
+    </w:p>
+    <w:p>
+      <w:r>
+        <w:t xml:space="preserve">Once dinner </w:t>
+      </w:r>
+      <w:r>
+        <w:t>ended</w:t>
+      </w:r>
+      <w:r>
+        <w:t>, Luke cast his hair spell and removed his hat. “I’m going to train some more and then reread my library book.”</w:t>
+      </w:r>
+    </w:p>
+    <w:p>
+      <w:r>
+        <w:t xml:space="preserve">“Why are you training so hard?” Jane </w:t>
       </w:r>
       <w:r>
         <w:t>asked</w:t>
       </w:r>
       <w:r>
-        <w:t>. “Besides, we need to win the next match so I can buy some new shoes.”</w:t>
-      </w:r>
-    </w:p>
-    <w:p>
-      <w:r>
-        <w:t>“How come you were training on Earth magic?” Harry asked.</w:t>
-      </w:r>
-    </w:p>
-    <w:p>
-      <w:r>
-        <w:t xml:space="preserve">“I figure we can’t compete with the others when it comes to magic,” Luke </w:t>
-      </w:r>
-      <w:r>
-        <w:t>explained</w:t>
-      </w:r>
-      <w:r>
-        <w:t>. “As Yoda would say, we’re too old to start now. Instead I think we could…I figure being able to move small things around might be useful.”</w:t>
-      </w:r>
-    </w:p>
-    <w:p>
-      <w:r>
-        <w:t xml:space="preserve">“Getting here required </w:t>
-      </w:r>
-      <w:r>
-        <w:t xml:space="preserve">only </w:t>
-      </w:r>
-      <w:r>
-        <w:t xml:space="preserve">physical strength and endurance,” John </w:t>
-      </w:r>
-      <w:r>
-        <w:t>mused</w:t>
-      </w:r>
-      <w:r>
-        <w:t>. “Let’s hope they continue the trend.”</w:t>
-      </w:r>
-    </w:p>
-    <w:p>
-      <w:r>
-        <w:t xml:space="preserve">Once dinner </w:t>
-      </w:r>
-      <w:r>
-        <w:t>ended</w:t>
-      </w:r>
-      <w:r>
-        <w:t>, Luke cast his hair spell and removed his hat. “I’m going to train some more and then reread my library book.”</w:t>
-      </w:r>
-    </w:p>
-    <w:p>
-      <w:r>
-        <w:t xml:space="preserve">“Why are you training so hard?” Jane </w:t>
-      </w:r>
-      <w:r>
-        <w:t>asked</w:t>
-      </w:r>
-      <w:r>
         <w:t>. “Do you think it’s your fault we’re in this mess?”</w:t>
       </w:r>
     </w:p>
     <w:p>
       <w:r>
-        <w:lastRenderedPageBreak/>
         <w:t>“Of course it’s my fault,” Luke retorted. “Come on Carney, let’s go.”</w:t>
       </w:r>
     </w:p>
@@ -15805,6 +16027,7 @@
     </w:p>
     <w:p>
       <w:r>
+        <w:lastRenderedPageBreak/>
         <w:t>Carney ran out of the door. A few minutes later, Carney returned with the milk. He helped Luke up to a sitting position and helped him drink the milk.</w:t>
       </w:r>
     </w:p>
@@ -15837,411 +16060,411 @@
     </w:p>
     <w:p>
       <w:r>
+        <w:t>Luke</w:t>
+      </w:r>
+      <w:r>
+        <w:t xml:space="preserve"> dress</w:t>
+      </w:r>
+      <w:r>
+        <w:t>ed</w:t>
+      </w:r>
+      <w:r>
+        <w:t xml:space="preserve"> for the day</w:t>
+      </w:r>
+      <w:r>
+        <w:t xml:space="preserve">, this time in his regular clothes. He did </w:t>
+      </w:r>
+      <w:r>
+        <w:t>his morning exercise routine</w:t>
+      </w:r>
+      <w:r>
+        <w:t xml:space="preserve"> and headed for the door.</w:t>
+      </w:r>
+    </w:p>
+    <w:p>
+      <w:r>
+        <w:t xml:space="preserve">Carney stopped him. “Don’t forget your crest,” Carney </w:t>
+      </w:r>
+      <w:r>
+        <w:t>reminded him</w:t>
+      </w:r>
+      <w:r>
+        <w:t xml:space="preserve"> and pinned his crest to his </w:t>
+      </w:r>
+      <w:r>
+        <w:t>shirt</w:t>
+      </w:r>
+      <w:r>
+        <w:t>.</w:t>
+      </w:r>
+    </w:p>
+    <w:p>
+      <w:r>
+        <w:t>Luke headed for breakfast</w:t>
+      </w:r>
+      <w:r>
+        <w:t xml:space="preserve">, this time with red </w:t>
+      </w:r>
+      <w:r>
+        <w:t xml:space="preserve">cow </w:t>
+      </w:r>
+      <w:r>
+        <w:t>milk.</w:t>
+      </w:r>
+      <w:r>
+        <w:t xml:space="preserve"> After breakfast, he</w:t>
+      </w:r>
+      <w:r>
+        <w:t xml:space="preserve"> called John. “Hey John, where are you? I overslept.”</w:t>
+      </w:r>
+    </w:p>
+    <w:p>
+      <w:r>
+        <w:t xml:space="preserve">“We are at the training area,” John </w:t>
+      </w:r>
+      <w:r>
+        <w:t>said</w:t>
+      </w:r>
+      <w:r>
+        <w:t>.</w:t>
+      </w:r>
+    </w:p>
+    <w:p>
+      <w:r>
+        <w:t>“Okay John, I’ll be there,” Luke said and hung up.</w:t>
+      </w:r>
+    </w:p>
+    <w:p>
+      <w:r>
+        <w:t>A moment later John called back, “Luke, meet us at the library. I want to discuss what we’ll be doing tomorrow.”</w:t>
+      </w:r>
+    </w:p>
+    <w:p>
+      <w:r>
+        <w:t>“Okay John,” Luke said and hung up again.</w:t>
+      </w:r>
+    </w:p>
+    <w:p>
+      <w:r>
+        <w:t>Luke turned to Carney and said, “We’ll be meeting at the library. Let’s go.”</w:t>
+      </w:r>
+    </w:p>
+    <w:p>
+      <w:r>
+        <w:t xml:space="preserve">Luke and Carney </w:t>
+      </w:r>
+      <w:r>
+        <w:t>walked up</w:t>
+      </w:r>
+      <w:r>
+        <w:t xml:space="preserve"> the library </w:t>
+      </w:r>
+      <w:r>
+        <w:t xml:space="preserve">steps </w:t>
+      </w:r>
+      <w:r>
+        <w:t>and found the others in the courtyard in front of the library doors.</w:t>
+      </w:r>
+    </w:p>
+    <w:p>
+      <w:r>
         <w:lastRenderedPageBreak/>
-        <w:t>Luke</w:t>
-      </w:r>
-      <w:r>
-        <w:t xml:space="preserve"> dress</w:t>
-      </w:r>
-      <w:r>
-        <w:t>ed</w:t>
-      </w:r>
-      <w:r>
-        <w:t xml:space="preserve"> for the day</w:t>
-      </w:r>
-      <w:r>
-        <w:t xml:space="preserve">, this time in his regular clothes. He did </w:t>
-      </w:r>
-      <w:r>
-        <w:t>his morning exercise routine</w:t>
-      </w:r>
-      <w:r>
-        <w:t xml:space="preserve"> and headed for the door.</w:t>
-      </w:r>
-    </w:p>
-    <w:p>
-      <w:r>
-        <w:t xml:space="preserve">Carney stopped him. “Don’t forget your crest,” Carney </w:t>
-      </w:r>
-      <w:r>
-        <w:t>reminded him</w:t>
-      </w:r>
-      <w:r>
-        <w:t xml:space="preserve"> and pinned his crest to his </w:t>
-      </w:r>
-      <w:r>
-        <w:t>shirt</w:t>
-      </w:r>
-      <w:r>
-        <w:t>.</w:t>
-      </w:r>
-    </w:p>
-    <w:p>
-      <w:r>
-        <w:t>Luke headed for breakfast</w:t>
-      </w:r>
-      <w:r>
-        <w:t xml:space="preserve">, this time with red </w:t>
-      </w:r>
-      <w:r>
-        <w:t xml:space="preserve">cow </w:t>
-      </w:r>
-      <w:r>
-        <w:t>milk.</w:t>
-      </w:r>
-      <w:r>
-        <w:t xml:space="preserve"> After breakfast, he</w:t>
-      </w:r>
-      <w:r>
-        <w:t xml:space="preserve"> called John. “Hey John, where are you? I overslept.”</w:t>
-      </w:r>
-    </w:p>
-    <w:p>
-      <w:r>
-        <w:t xml:space="preserve">“We are at the training area,” John </w:t>
+        <w:t xml:space="preserve">“Carney, how does it feel climbing the steps?” </w:t>
+      </w:r>
+      <w:r>
+        <w:t>Amarah</w:t>
+      </w:r>
+      <w:r>
+        <w:t xml:space="preserve"> asked.</w:t>
+      </w:r>
+    </w:p>
+    <w:p>
+      <w:r>
+        <w:t xml:space="preserve">“Exciting but also embarrassing,” Carney </w:t>
+      </w:r>
+      <w:r>
+        <w:t>admitted</w:t>
+      </w:r>
+      <w:r>
+        <w:t>.</w:t>
+      </w:r>
+      <w:r>
+        <w:t xml:space="preserve"> </w:t>
+      </w:r>
+      <w:r>
+        <w:t>“Everyone’s looking at me.”</w:t>
+      </w:r>
+    </w:p>
+    <w:p>
+      <w:r>
+        <w:t xml:space="preserve">“How come you’re wearing your regular clothes?” </w:t>
+      </w:r>
+      <w:r>
+        <w:t>Amarah</w:t>
+      </w:r>
+      <w:r>
+        <w:t xml:space="preserve"> asked.</w:t>
+      </w:r>
+    </w:p>
+    <w:p>
+      <w:r>
+        <w:t xml:space="preserve">“I felt overdressed, like wearing a tux to a baseball game,” Luke explained. “I’ll </w:t>
+      </w:r>
+      <w:r>
+        <w:t xml:space="preserve">wear </w:t>
+      </w:r>
+      <w:r>
+        <w:t>my formal clothes tomorrow. Carney reminded me to wear my pin.”</w:t>
+      </w:r>
+    </w:p>
+    <w:p>
+      <w:r>
+        <w:t xml:space="preserve">“We can change later,” John </w:t>
+      </w:r>
+      <w:r>
+        <w:t>promised</w:t>
+      </w:r>
+      <w:r>
+        <w:t xml:space="preserve">. </w:t>
+      </w:r>
+      <w:r>
+        <w:t>“</w:t>
+      </w:r>
+      <w:r>
+        <w:t>For now w</w:t>
+      </w:r>
+      <w:r>
+        <w:t>e need to decide how to prepare for tomorrow</w:t>
+      </w:r>
+      <w:r>
+        <w:t>.</w:t>
+      </w:r>
+      <w:r>
+        <w:t>”</w:t>
+      </w:r>
+    </w:p>
+    <w:p>
+      <w:r>
+        <w:t>“I’m thinking of bringing milk with me,” Luke said.</w:t>
+      </w:r>
+    </w:p>
+    <w:p>
+      <w:r>
+        <w:t xml:space="preserve">“That’s a good </w:t>
+      </w:r>
+      <w:r>
+        <w:t>plan</w:t>
+      </w:r>
+      <w:r>
+        <w:t xml:space="preserve"> for you,” John </w:t>
+      </w:r>
+      <w:r>
+        <w:t>agreed</w:t>
+      </w:r>
+      <w:r>
+        <w:t>. “Unfortunately for us, milk is just milk, regardless of the color.”</w:t>
+      </w:r>
+    </w:p>
+    <w:p>
+      <w:r>
+        <w:t>“I’m thinking of collecting seeds. I’m going to borrow a book to decide what seeds to get,” Harry said.</w:t>
+      </w:r>
+    </w:p>
+    <w:p>
+      <w:r>
+        <w:t>“I want to speak to the librarian. Hopefully he can give us some advice,” John said. “Come, let’s go in.”</w:t>
+      </w:r>
+    </w:p>
+    <w:p>
+      <w:r>
+        <w:t>They entered the library and looked around. Robert Lee was nowhere to be found. John called to a librarian, “Excuse me ma’am, but is Librarian Robert Lee around?”</w:t>
+      </w:r>
+    </w:p>
+    <w:p>
+      <w:r>
+        <w:t>“Yes dear, I’ll call him,” the woman said.</w:t>
+      </w:r>
+    </w:p>
+    <w:p>
+      <w:r>
+        <w:t>Two minutes later, Robert Lee approached. “How may I help you?” he asked.</w:t>
+      </w:r>
+    </w:p>
+    <w:p>
+      <w:r>
+        <w:t xml:space="preserve">“Our next challenge is tomorrow,” John </w:t>
+      </w:r>
+      <w:r>
+        <w:t>stated</w:t>
+      </w:r>
+      <w:r>
+        <w:t>. “We need books on previous challenges that candidates have gone through in the past.”</w:t>
+      </w:r>
+    </w:p>
+    <w:p>
+      <w:r>
+        <w:lastRenderedPageBreak/>
+        <w:t>Robert Lee thought for a moment and said, “</w:t>
+      </w:r>
+      <w:r>
+        <w:t>Previous challenges include</w:t>
+      </w:r>
+      <w:r>
+        <w:t xml:space="preserve"> treasure hunts, </w:t>
+      </w:r>
+      <w:r>
+        <w:t>diplomatic missions</w:t>
+      </w:r>
+      <w:r>
+        <w:t xml:space="preserve">, competitions, strategy games, and </w:t>
+      </w:r>
+      <w:r>
+        <w:t>dungeon</w:t>
+      </w:r>
+      <w:r>
+        <w:t xml:space="preserve"> dives</w:t>
+      </w:r>
+      <w:r>
+        <w:t>.</w:t>
+      </w:r>
+    </w:p>
+    <w:p>
+      <w:r>
+        <w:t>“Follow me and I’ll get you some books.”</w:t>
+      </w:r>
+    </w:p>
+    <w:p>
+      <w:r>
+        <w:t>“I finished reading the books I checked out,” Jane said.</w:t>
+      </w:r>
+    </w:p>
+    <w:p>
+      <w:r>
+        <w:t>“In that case, follow me,” Robert Lee said. He led them to the front desk. There was a slot with the words ‘Book Return’. Everyone dumped their books.</w:t>
+      </w:r>
+    </w:p>
+    <w:p>
+      <w:r>
+        <w:t>They went to another section of the library and Robert Lee extracted the requested books on previous candidate challenges.</w:t>
+      </w:r>
+    </w:p>
+    <w:p>
+      <w:r>
+        <w:t xml:space="preserve">“We also need books on the elements and simple spells that are easy to learn and don’t require much magical power,” Luke </w:t>
+      </w:r>
+      <w:r>
+        <w:t>requested</w:t>
+      </w:r>
+      <w:r>
+        <w:t>.</w:t>
+      </w:r>
+    </w:p>
+    <w:p>
+      <w:r>
+        <w:t xml:space="preserve">“Books that correspond to our elements,” John </w:t>
+      </w:r>
+      <w:r>
+        <w:t>added</w:t>
+      </w:r>
+      <w:r>
+        <w:t>.</w:t>
+      </w:r>
+    </w:p>
+    <w:p>
+      <w:r>
+        <w:t>“For me I need books for red and brown,” Luke said.</w:t>
+      </w:r>
+    </w:p>
+    <w:p>
+      <w:r>
+        <w:t>“Don’t forget pink,” Harry said and laughed.</w:t>
+      </w:r>
+    </w:p>
+    <w:p>
+      <w:r>
+        <w:t xml:space="preserve">“I notice that very few people have pink hair, and I haven’t seen any guys with pink hair,” </w:t>
+      </w:r>
+      <w:r>
+        <w:t>Amarah</w:t>
+      </w:r>
+      <w:r>
+        <w:t xml:space="preserve"> </w:t>
+      </w:r>
+      <w:r>
+        <w:t>commented</w:t>
+      </w:r>
+      <w:r>
+        <w:t>. “Why is that?”</w:t>
+      </w:r>
+    </w:p>
+    <w:p>
+      <w:r>
+        <w:t>“Look everyone, Luke is blushing,” Harry laughed.</w:t>
+      </w:r>
+    </w:p>
+    <w:p>
+      <w:r>
+        <w:t xml:space="preserve">“Do you want a knuckle sandwich, a very manly knuckle sandwich?” Luke </w:t>
+      </w:r>
+      <w:r>
+        <w:t>retorted as he</w:t>
+      </w:r>
+      <w:r>
+        <w:t xml:space="preserve"> shook his fist at Harry.</w:t>
+      </w:r>
+    </w:p>
+    <w:p>
+      <w:r>
+        <w:t xml:space="preserve">“You should be proud of your pink hair. You shouldn’t cover it. Less than one in ten thousand men have that,” Robert Lee </w:t>
+      </w:r>
+      <w:r>
+        <w:t>admonished</w:t>
+      </w:r>
+      <w:r>
+        <w:t>.</w:t>
+      </w:r>
+    </w:p>
+    <w:p>
+      <w:r>
+        <w:t>“I don’t have pink hair,” Luke said defensively. “I have hair that corresponds to whatever milk I drink.”</w:t>
+      </w:r>
+    </w:p>
+    <w:p>
+      <w:r>
+        <w:t xml:space="preserve">“That’s impossible,” Robert Lee </w:t>
+      </w:r>
+      <w:r>
+        <w:t>denied</w:t>
+      </w:r>
+      <w:r>
+        <w:t>. “I’ve never heard of people changing their element just by drinking milk.”</w:t>
+      </w:r>
+    </w:p>
+    <w:p>
+      <w:r>
+        <w:lastRenderedPageBreak/>
+        <w:t>“If you say so,” Luke said</w:t>
+      </w:r>
+      <w:r>
+        <w:t>, not wanting to argue</w:t>
+      </w:r>
+      <w:r>
+        <w:t>.</w:t>
+      </w:r>
+    </w:p>
+    <w:p>
+      <w:r>
+        <w:t>“Do you have any advice for tomorrow?” John asked. “We have almost no magical experience, maybe two days at most.”</w:t>
+      </w:r>
+    </w:p>
+    <w:p>
+      <w:r>
+        <w:t xml:space="preserve">“It’s impossible to give you advice,” Robert Lee </w:t>
       </w:r>
       <w:r>
         <w:t>said</w:t>
       </w:r>
       <w:r>
-        <w:t>.</w:t>
-      </w:r>
-    </w:p>
-    <w:p>
-      <w:r>
-        <w:t>“Okay John, I’ll be there,” Luke said and hung up.</w:t>
-      </w:r>
-    </w:p>
-    <w:p>
-      <w:r>
-        <w:t>A moment later John called back, “Luke, meet us at the library. I want to discuss what we’ll be doing tomorrow.”</w:t>
-      </w:r>
-    </w:p>
-    <w:p>
-      <w:r>
-        <w:t>“Okay John,” Luke said and hung up again.</w:t>
-      </w:r>
-    </w:p>
-    <w:p>
-      <w:r>
-        <w:t>Luke turned to Carney and said, “We’ll be meeting at the library. Let’s go.”</w:t>
-      </w:r>
-    </w:p>
-    <w:p>
-      <w:r>
-        <w:t xml:space="preserve">Luke and Carney </w:t>
-      </w:r>
-      <w:r>
-        <w:t>walked up</w:t>
-      </w:r>
-      <w:r>
-        <w:t xml:space="preserve"> the library </w:t>
-      </w:r>
-      <w:r>
-        <w:t xml:space="preserve">steps </w:t>
-      </w:r>
-      <w:r>
-        <w:t>and found the others in the courtyard in front of the library doors.</w:t>
-      </w:r>
-    </w:p>
-    <w:p>
-      <w:r>
-        <w:t xml:space="preserve">“Carney, how does it feel climbing the steps?” </w:t>
-      </w:r>
-      <w:r>
-        <w:t>Amarah</w:t>
-      </w:r>
-      <w:r>
-        <w:t xml:space="preserve"> asked.</w:t>
-      </w:r>
-    </w:p>
-    <w:p>
-      <w:r>
-        <w:t xml:space="preserve">“Exciting but also embarrassing,” Carney </w:t>
-      </w:r>
-      <w:r>
-        <w:t>admitted</w:t>
-      </w:r>
-      <w:r>
-        <w:t>.</w:t>
-      </w:r>
-      <w:r>
-        <w:t xml:space="preserve"> </w:t>
-      </w:r>
-      <w:r>
-        <w:t>“Everyone’s looking at me.”</w:t>
-      </w:r>
-    </w:p>
-    <w:p>
-      <w:r>
-        <w:t xml:space="preserve">“How come you’re wearing your regular clothes?” </w:t>
-      </w:r>
-      <w:r>
-        <w:t>Amarah</w:t>
-      </w:r>
-      <w:r>
-        <w:t xml:space="preserve"> asked.</w:t>
-      </w:r>
-    </w:p>
-    <w:p>
-      <w:r>
-        <w:t xml:space="preserve">“I felt overdressed, like wearing a tux to a baseball game,” Luke explained. “I’ll </w:t>
-      </w:r>
-      <w:r>
-        <w:t xml:space="preserve">wear </w:t>
-      </w:r>
-      <w:r>
-        <w:t>my formal clothes tomorrow. Carney reminded me to wear my pin.”</w:t>
-      </w:r>
-    </w:p>
-    <w:p>
-      <w:r>
-        <w:t xml:space="preserve">“We can change later,” John </w:t>
-      </w:r>
-      <w:r>
-        <w:t>promised</w:t>
-      </w:r>
-      <w:r>
-        <w:t xml:space="preserve">. </w:t>
-      </w:r>
-      <w:r>
-        <w:t>“</w:t>
-      </w:r>
-      <w:r>
-        <w:t>For now w</w:t>
-      </w:r>
-      <w:r>
-        <w:t>e need to decide how to prepare for tomorrow</w:t>
-      </w:r>
-      <w:r>
-        <w:t>.</w:t>
-      </w:r>
-      <w:r>
-        <w:t>”</w:t>
-      </w:r>
-    </w:p>
-    <w:p>
-      <w:r>
-        <w:t>“I’m thinking of bringing milk with me,” Luke said.</w:t>
-      </w:r>
-    </w:p>
-    <w:p>
-      <w:r>
-        <w:lastRenderedPageBreak/>
-        <w:t xml:space="preserve">“That’s a good </w:t>
-      </w:r>
-      <w:r>
-        <w:t>plan</w:t>
-      </w:r>
-      <w:r>
-        <w:t xml:space="preserve"> for you,” John </w:t>
-      </w:r>
-      <w:r>
-        <w:t>agreed</w:t>
-      </w:r>
-      <w:r>
-        <w:t>. “Unfortunately for us, milk is just milk, regardless of the color.”</w:t>
-      </w:r>
-    </w:p>
-    <w:p>
-      <w:r>
-        <w:t>“I’m thinking of collecting seeds. I’m going to borrow a book to decide what seeds to get,” Harry said.</w:t>
-      </w:r>
-    </w:p>
-    <w:p>
-      <w:r>
-        <w:t>“I want to speak to the librarian. Hopefully he can give us some advice,” John said. “Come, let’s go in.”</w:t>
-      </w:r>
-    </w:p>
-    <w:p>
-      <w:r>
-        <w:t>They entered the library and looked around. Robert Lee was nowhere to be found. John called to a librarian, “Excuse me ma’am, but is Librarian Robert Lee around?”</w:t>
-      </w:r>
-    </w:p>
-    <w:p>
-      <w:r>
-        <w:t>“Yes dear, I’ll call him,” the woman said.</w:t>
-      </w:r>
-    </w:p>
-    <w:p>
-      <w:r>
-        <w:t>Two minutes later, Robert Lee approached. “How may I help you?” he asked.</w:t>
-      </w:r>
-    </w:p>
-    <w:p>
-      <w:r>
-        <w:t xml:space="preserve">“Our next challenge is tomorrow,” John </w:t>
-      </w:r>
-      <w:r>
-        <w:t>stated</w:t>
-      </w:r>
-      <w:r>
-        <w:t>. “We need books on previous challenges that candidates have gone through in the past.”</w:t>
-      </w:r>
-    </w:p>
-    <w:p>
-      <w:r>
-        <w:t>Robert Lee thought for a moment and said, “</w:t>
-      </w:r>
-      <w:r>
-        <w:t>Previous challenges include</w:t>
-      </w:r>
-      <w:r>
-        <w:t xml:space="preserve"> treasure hunts, </w:t>
-      </w:r>
-      <w:r>
-        <w:t>diplomatic missions</w:t>
-      </w:r>
-      <w:r>
-        <w:t xml:space="preserve">, competitions, strategy games, and </w:t>
-      </w:r>
-      <w:r>
-        <w:t>dungeon</w:t>
-      </w:r>
-      <w:r>
-        <w:t xml:space="preserve"> dives</w:t>
-      </w:r>
-      <w:r>
-        <w:t>.</w:t>
-      </w:r>
-    </w:p>
-    <w:p>
-      <w:r>
-        <w:t>“Follow me and I’ll get you some books.”</w:t>
-      </w:r>
-    </w:p>
-    <w:p>
-      <w:r>
-        <w:t>“I finished reading the books I checked out,” Jane said.</w:t>
-      </w:r>
-    </w:p>
-    <w:p>
-      <w:r>
-        <w:t>“In that case, follow me,” Robert Lee said. He led them to the front desk. There was a slot with the words ‘Book Return’. Everyone dumped their books.</w:t>
-      </w:r>
-    </w:p>
-    <w:p>
-      <w:r>
-        <w:t>They went to another section of the library and Robert Lee extracted the requested books on previous candidate challenges.</w:t>
-      </w:r>
-    </w:p>
-    <w:p>
-      <w:r>
-        <w:t xml:space="preserve">“We also need books on the elements and simple spells that are easy to learn and don’t require much magical power,” Luke </w:t>
-      </w:r>
-      <w:r>
-        <w:t>requested</w:t>
-      </w:r>
-      <w:r>
-        <w:t>.</w:t>
-      </w:r>
-    </w:p>
-    <w:p>
-      <w:r>
-        <w:lastRenderedPageBreak/>
-        <w:t xml:space="preserve">“Books that correspond to our elements,” John </w:t>
-      </w:r>
-      <w:r>
-        <w:t>added</w:t>
-      </w:r>
-      <w:r>
-        <w:t>.</w:t>
-      </w:r>
-    </w:p>
-    <w:p>
-      <w:r>
-        <w:t>“For me I need books for red and brown,” Luke said.</w:t>
-      </w:r>
-    </w:p>
-    <w:p>
-      <w:r>
-        <w:t>“Don’t forget pink,” Harry said and laughed.</w:t>
-      </w:r>
-    </w:p>
-    <w:p>
-      <w:r>
-        <w:t xml:space="preserve">“I notice that very few people have pink hair, and I haven’t seen any guys with pink hair,” </w:t>
-      </w:r>
-      <w:r>
-        <w:t>Amarah</w:t>
-      </w:r>
-      <w:r>
-        <w:t xml:space="preserve"> </w:t>
-      </w:r>
-      <w:r>
-        <w:t>commented</w:t>
-      </w:r>
-      <w:r>
-        <w:t>. “Why is that?”</w:t>
-      </w:r>
-    </w:p>
-    <w:p>
-      <w:r>
-        <w:t>“Look everyone, Luke is blushing,” Harry laughed.</w:t>
-      </w:r>
-    </w:p>
-    <w:p>
-      <w:r>
-        <w:t xml:space="preserve">“Do you want a knuckle sandwich, a very manly knuckle sandwich?” Luke </w:t>
-      </w:r>
-      <w:r>
-        <w:t>retorted as he</w:t>
-      </w:r>
-      <w:r>
-        <w:t xml:space="preserve"> shook his fist at Harry.</w:t>
-      </w:r>
-    </w:p>
-    <w:p>
-      <w:r>
-        <w:t xml:space="preserve">“You should be proud of your pink hair. You shouldn’t cover it. Less than one in ten thousand men have that,” Robert Lee </w:t>
-      </w:r>
-      <w:r>
-        <w:t>admonished</w:t>
-      </w:r>
-      <w:r>
-        <w:t>.</w:t>
-      </w:r>
-    </w:p>
-    <w:p>
-      <w:r>
-        <w:t>“I don’t have pink hair,” Luke said defensively. “I have hair that corresponds to whatever milk I drink.”</w:t>
-      </w:r>
-    </w:p>
-    <w:p>
-      <w:r>
-        <w:t xml:space="preserve">“That’s impossible,” Robert Lee </w:t>
-      </w:r>
-      <w:r>
-        <w:t>denied</w:t>
-      </w:r>
-      <w:r>
-        <w:t>. “I’ve never heard of people changing their element just by drinking milk.”</w:t>
-      </w:r>
-    </w:p>
-    <w:p>
-      <w:r>
-        <w:t>“If you say so,” Luke said</w:t>
-      </w:r>
-      <w:r>
-        <w:t>, not wanting to argue</w:t>
-      </w:r>
-      <w:r>
-        <w:t>.</w:t>
-      </w:r>
-    </w:p>
-    <w:p>
-      <w:r>
-        <w:t>“Do you have any advice for tomorrow?” John asked. “We have almost no magical experience, maybe two days at most.”</w:t>
-      </w:r>
-    </w:p>
-    <w:p>
-      <w:r>
-        <w:t xml:space="preserve">“It’s impossible to give you advice,” Robert Lee </w:t>
-      </w:r>
-      <w:r>
-        <w:t>said</w:t>
-      </w:r>
-      <w:r>
         <w:t>. “The possible challenges available are too many to prepare for. The Council of Elders chose you because they believed you had what it took to succeed.”</w:t>
       </w:r>
     </w:p>
@@ -16268,7 +16491,6 @@
     </w:p>
     <w:p>
       <w:r>
-        <w:lastRenderedPageBreak/>
         <w:t xml:space="preserve">“But first I want to change,” </w:t>
       </w:r>
       <w:r>
@@ -16282,7 +16504,7 @@
       <w:pPr>
         <w:pStyle w:val="H2"/>
       </w:pPr>
-      <w:bookmarkStart w:id="6" w:name="_Toc237367130"/>
+      <w:bookmarkStart w:id="6" w:name="_Toc237594439"/>
       <w:r>
         <w:lastRenderedPageBreak/>
         <w:t xml:space="preserve">7. </w:t>
@@ -22177,7 +22399,7 @@
       <w:pPr>
         <w:pStyle w:val="H2"/>
       </w:pPr>
-      <w:bookmarkStart w:id="7" w:name="_Toc237367131"/>
+      <w:bookmarkStart w:id="7" w:name="_Toc237594440"/>
       <w:r>
         <w:lastRenderedPageBreak/>
         <w:t xml:space="preserve">8. </w:t>
@@ -26107,7 +26329,7 @@
       <w:pPr>
         <w:pStyle w:val="H2"/>
       </w:pPr>
-      <w:bookmarkStart w:id="8" w:name="_Toc237367132"/>
+      <w:bookmarkStart w:id="8" w:name="_Toc237594441"/>
       <w:r>
         <w:lastRenderedPageBreak/>
         <w:t xml:space="preserve">9. </w:t>
@@ -28215,7 +28437,7 @@
       <w:pPr>
         <w:pStyle w:val="H2"/>
       </w:pPr>
-      <w:bookmarkStart w:id="9" w:name="_Toc237367133"/>
+      <w:bookmarkStart w:id="9" w:name="_Toc237594442"/>
       <w:r>
         <w:lastRenderedPageBreak/>
         <w:t xml:space="preserve">10. </w:t>
@@ -39702,7 +39924,7 @@
       <w:pPr>
         <w:pStyle w:val="H2"/>
       </w:pPr>
-      <w:bookmarkStart w:id="10" w:name="_Toc237367134"/>
+      <w:bookmarkStart w:id="10" w:name="_Toc237594443"/>
       <w:r>
         <w:lastRenderedPageBreak/>
         <w:t xml:space="preserve">11. </w:t>
@@ -45217,7 +45439,7 @@
       <w:pPr>
         <w:pStyle w:val="H2"/>
       </w:pPr>
-      <w:bookmarkStart w:id="11" w:name="_Toc237367135"/>
+      <w:bookmarkStart w:id="11" w:name="_Toc237594444"/>
       <w:r>
         <w:lastRenderedPageBreak/>
         <w:t>12</w:t>
@@ -50312,7 +50534,7 @@
       <w:pPr>
         <w:pStyle w:val="H2"/>
       </w:pPr>
-      <w:bookmarkStart w:id="12" w:name="_Toc237367136"/>
+      <w:bookmarkStart w:id="12" w:name="_Toc237594445"/>
       <w:r>
         <w:lastRenderedPageBreak/>
         <w:t xml:space="preserve">13. </w:t>
@@ -50744,7 +50966,7 @@
       <w:pPr>
         <w:pStyle w:val="H2"/>
       </w:pPr>
-      <w:bookmarkStart w:id="13" w:name="_Toc237367137"/>
+      <w:bookmarkStart w:id="13" w:name="_Toc237594446"/>
       <w:r>
         <w:lastRenderedPageBreak/>
         <w:t xml:space="preserve">14. </w:t>
@@ -55758,7 +55980,7 @@
       <w:pPr>
         <w:pStyle w:val="H2"/>
       </w:pPr>
-      <w:bookmarkStart w:id="14" w:name="_Toc237367138"/>
+      <w:bookmarkStart w:id="14" w:name="_Toc237594447"/>
       <w:r>
         <w:lastRenderedPageBreak/>
         <w:t xml:space="preserve">15. </w:t>
@@ -56611,7 +56833,7 @@
       <w:pPr>
         <w:pStyle w:val="H2"/>
       </w:pPr>
-      <w:bookmarkStart w:id="15" w:name="_Toc237367139"/>
+      <w:bookmarkStart w:id="15" w:name="_Toc237594448"/>
       <w:r>
         <w:lastRenderedPageBreak/>
         <w:t xml:space="preserve">16. </w:t>
@@ -59092,7 +59314,7 @@
       <w:pPr>
         <w:pStyle w:val="H2"/>
       </w:pPr>
-      <w:bookmarkStart w:id="16" w:name="_Toc237367140"/>
+      <w:bookmarkStart w:id="16" w:name="_Toc237594449"/>
       <w:r>
         <w:lastRenderedPageBreak/>
         <w:t xml:space="preserve">17. </w:t>
@@ -63267,7 +63489,7 @@
       <w:pPr>
         <w:pStyle w:val="H2"/>
       </w:pPr>
-      <w:bookmarkStart w:id="17" w:name="_Toc237367141"/>
+      <w:bookmarkStart w:id="17" w:name="_Toc237594450"/>
       <w:r>
         <w:lastRenderedPageBreak/>
         <w:t xml:space="preserve">18. </w:t>
@@ -64838,7 +65060,7 @@
       <w:pPr>
         <w:pStyle w:val="H2"/>
       </w:pPr>
-      <w:bookmarkStart w:id="18" w:name="_Toc237367142"/>
+      <w:bookmarkStart w:id="18" w:name="_Toc237594451"/>
       <w:r>
         <w:lastRenderedPageBreak/>
         <w:t xml:space="preserve">19. </w:t>
@@ -68045,7 +68267,7 @@
         <w:rPr>
           <w:noProof/>
         </w:rPr>
-        <w:t>132</w:t>
+        <w:t>96</w:t>
       </w:r>
     </w:fldSimple>
   </w:p>
@@ -68064,7 +68286,7 @@
         <w:rPr>
           <w:noProof/>
         </w:rPr>
-        <w:t>133</w:t>
+        <w:t>95</w:t>
       </w:r>
     </w:fldSimple>
   </w:p>
@@ -69669,6 +69891,21 @@
       <w:color w:val="4F81BD" w:themeColor="accent1"/>
     </w:rPr>
   </w:style>
+  <w:style w:type="paragraph" w:customStyle="1" w:styleId="StatusMessage">
+    <w:name w:val="Status Message"/>
+    <w:basedOn w:val="NoSpacing"/>
+    <w:next w:val="Normal"/>
+    <w:qFormat/>
+    <w:rsid w:val="003A3472"/>
+    <w:pPr>
+      <w:spacing w:after="200"/>
+      <w:contextualSpacing/>
+      <w:jc w:val="center"/>
+    </w:pPr>
+    <w:rPr>
+      <w:b/>
+    </w:rPr>
+  </w:style>
 </w:styles>
 </file>
 
@@ -69960,7 +70197,7 @@
 </file>
 
 <file path=customXml/itemProps1.xml><?xml version="1.0" encoding="utf-8"?>
-<ds:datastoreItem xmlns:ds="http://schemas.openxmlformats.org/officeDocument/2006/customXml" ds:itemID="{937C0257-6B6C-4636-8F1A-8936AF677BD9}">
+<ds:datastoreItem xmlns:ds="http://schemas.openxmlformats.org/officeDocument/2006/customXml" ds:itemID="{4C91783B-34C3-430E-95DB-9468358F3762}">
   <ds:schemaRefs>
     <ds:schemaRef ds:uri="http://schemas.openxmlformats.org/officeDocument/2006/bibliography"/>
   </ds:schemaRefs>

--- a/Books/Stories/ThePrincessInTheClouds/Book_ThePrincessInTheClouds.docx
+++ b/Books/Stories/ThePrincessInTheClouds/Book_ThePrincessInTheClouds.docx
@@ -370,21 +370,7 @@
                 <w:rStyle w:val="Hyperlink"/>
                 <w:noProof/>
               </w:rPr>
-              <w:t>4. The Tri</w:t>
-            </w:r>
-            <w:r>
-              <w:rPr>
-                <w:rStyle w:val="Hyperlink"/>
-                <w:noProof/>
-              </w:rPr>
-              <w:t>a</w:t>
-            </w:r>
-            <w:r>
-              <w:rPr>
-                <w:rStyle w:val="Hyperlink"/>
-                <w:noProof/>
-              </w:rPr>
-              <w:t>l Steps</w:t>
+              <w:t>4. The Trial Steps</w:t>
             </w:r>
             <w:r>
               <w:rPr>
@@ -10043,11 +10029,9 @@
       <w:r>
         <w:t xml:space="preserve">hair, Jane had lemon yellow hair, Harry had dark-green hair, and </w:t>
       </w:r>
-      <w:proofErr w:type="spellStart"/>
       <w:r>
         <w:t>Amarah</w:t>
       </w:r>
-      <w:proofErr w:type="spellEnd"/>
       <w:r>
         <w:t xml:space="preserve"> had </w:t>
       </w:r>
@@ -68267,7 +68251,7 @@
         <w:rPr>
           <w:noProof/>
         </w:rPr>
-        <w:t>96</w:t>
+        <w:t>70</w:t>
       </w:r>
     </w:fldSimple>
   </w:p>
@@ -68286,7 +68270,7 @@
         <w:rPr>
           <w:noProof/>
         </w:rPr>
-        <w:t>95</w:t>
+        <w:t>69</w:t>
       </w:r>
     </w:fldSimple>
   </w:p>
@@ -70197,7 +70181,7 @@
 </file>
 
 <file path=customXml/itemProps1.xml><?xml version="1.0" encoding="utf-8"?>
-<ds:datastoreItem xmlns:ds="http://schemas.openxmlformats.org/officeDocument/2006/customXml" ds:itemID="{4C91783B-34C3-430E-95DB-9468358F3762}">
+<ds:datastoreItem xmlns:ds="http://schemas.openxmlformats.org/officeDocument/2006/customXml" ds:itemID="{A44806D5-5A2B-4FD7-AC2C-D7ED240A544B}">
   <ds:schemaRefs>
     <ds:schemaRef ds:uri="http://schemas.openxmlformats.org/officeDocument/2006/bibliography"/>
   </ds:schemaRefs>

--- a/Books/Stories/ThePrincessInTheClouds/Book_ThePrincessInTheClouds.docx
+++ b/Books/Stories/ThePrincessInTheClouds/Book_ThePrincessInTheClouds.docx
@@ -580,7 +580,21 @@
                 <w:rStyle w:val="Hyperlink"/>
                 <w:noProof/>
               </w:rPr>
-              <w:t>7. In Banana Bones</w:t>
+              <w:t>7. In B</w:t>
+            </w:r>
+            <w:r>
+              <w:rPr>
+                <w:rStyle w:val="Hyperlink"/>
+                <w:noProof/>
+              </w:rPr>
+              <w:t>a</w:t>
+            </w:r>
+            <w:r>
+              <w:rPr>
+                <w:rStyle w:val="Hyperlink"/>
+                <w:noProof/>
+              </w:rPr>
+              <w:t>nana Bones</w:t>
             </w:r>
             <w:r>
               <w:rPr>
@@ -12740,7 +12754,13 @@
         <w:t>Formal i</w:t>
       </w:r>
       <w:r>
-        <w:t xml:space="preserve">nvitations were extended to 276 people and 256 people agreed to </w:t>
+        <w:t xml:space="preserve">nvitations were extended to 276 </w:t>
+      </w:r>
+      <w:r>
+        <w:t>potentials</w:t>
+      </w:r>
+      <w:r>
+        <w:t xml:space="preserve"> and 256 agreed to </w:t>
       </w:r>
       <w:r>
         <w:t>participate</w:t>
@@ -12790,10 +12810,25 @@
     <w:p>
       <w:r>
         <w:lastRenderedPageBreak/>
-        <w:t xml:space="preserve">Luke frowned at the rabbit-eared man. His data was wrong since Luke was younger </w:t>
-      </w:r>
-      <w:r>
-        <w:t>than Andy, as if that mattered.</w:t>
+        <w:t xml:space="preserve">Luke frowned at the rabbit-eared man. </w:t>
+      </w:r>
+      <w:r>
+        <w:t>The rabbit guy’s</w:t>
+      </w:r>
+      <w:r>
+        <w:t xml:space="preserve"> data was wrong since </w:t>
+      </w:r>
+      <w:r>
+        <w:t>he</w:t>
+      </w:r>
+      <w:r>
+        <w:t xml:space="preserve"> was younger </w:t>
+      </w:r>
+      <w:r>
+        <w:t>than Andy</w:t>
+      </w:r>
+      <w:r>
+        <w:t>. He didn’t bother to correct the mistake.</w:t>
       </w:r>
     </w:p>
     <w:p>
@@ -13146,7 +13181,13 @@
         <w:t>’</w:t>
       </w:r>
       <w:r>
-        <w:t xml:space="preserve"> Luke thought as he realized that his group was at a serious disadvantage.</w:t>
+        <w:t xml:space="preserve"> Luke </w:t>
+      </w:r>
+      <w:r>
+        <w:t>grumbled</w:t>
+      </w:r>
+      <w:r>
+        <w:t xml:space="preserve"> as he realized that his group was at a serious disadvantage.</w:t>
       </w:r>
     </w:p>
     <w:p>
@@ -13334,7 +13375,13 @@
         <w:t>ed</w:t>
       </w:r>
       <w:r>
-        <w:t xml:space="preserve"> you to go to dangerous places. </w:t>
+        <w:t xml:space="preserve"> you to go to dangerous </w:t>
+      </w:r>
+      <w:r>
+        <w:t>locations</w:t>
+      </w:r>
+      <w:r>
+        <w:t xml:space="preserve">. </w:t>
       </w:r>
       <w:r>
         <w:t xml:space="preserve">The best </w:t>
@@ -14129,7 +14176,7 @@
         <w:t xml:space="preserve"> hair color was artificially changed. The book warned that the color </w:t>
       </w:r>
       <w:r>
-        <w:t>wheel</w:t>
+        <w:t>chart</w:t>
       </w:r>
       <w:r>
         <w:t xml:space="preserve"> was just a recommendation, since a person’s </w:t>
@@ -14301,22 +14348,24 @@
     </w:p>
     <w:p>
       <w:r>
+        <w:t xml:space="preserve">Impulsively, Luke </w:t>
+      </w:r>
+      <w:r>
+        <w:t xml:space="preserve">got up and </w:t>
+      </w:r>
+      <w:r>
+        <w:t xml:space="preserve">petted </w:t>
+      </w:r>
+      <w:r>
+        <w:t>Carney</w:t>
+      </w:r>
+      <w:r>
+        <w:t xml:space="preserve"> on the head. Not surprisingly the tail wagged.</w:t>
+      </w:r>
+    </w:p>
+    <w:p>
+      <w:r>
         <w:lastRenderedPageBreak/>
-        <w:t xml:space="preserve">Impulsively, Luke </w:t>
-      </w:r>
-      <w:r>
-        <w:t xml:space="preserve">got up and </w:t>
-      </w:r>
-      <w:r>
-        <w:t xml:space="preserve">petted </w:t>
-      </w:r>
-      <w:r>
-        <w:t>Carney</w:t>
-      </w:r>
-      <w:r>
-        <w:t xml:space="preserve"> on the head. Not surprisingly the tail wagged. </w:t>
-      </w:r>
-      <w:r>
         <w:t>‘</w:t>
       </w:r>
       <w:r>
@@ -14341,7 +14390,10 @@
         <w:t xml:space="preserve">Luke </w:t>
       </w:r>
       <w:r>
-        <w:t>muttered and stopped</w:t>
+        <w:t xml:space="preserve">muttered and </w:t>
+      </w:r>
+      <w:r>
+        <w:t>removed his hand</w:t>
       </w:r>
       <w:r>
         <w:t xml:space="preserve">. “Just call me Luke,” Luke </w:t>
@@ -14657,7 +14709,19 @@
     </w:p>
     <w:p>
       <w:r>
-        <w:t>The change was amazing. Luke’s hair had changed to red. More importantly, the bones in his face had shifted slightly, making his jaw more pronounced and manly. No one would be able to call him a girlie boy any more.</w:t>
+        <w:t xml:space="preserve">The change was amazing. Luke’s hair had changed to red. More importantly, the bones in his face had shifted slightly, making his jaw more pronounced and manly. </w:t>
+      </w:r>
+      <w:r>
+        <w:t xml:space="preserve">The baby fat was gone. </w:t>
+      </w:r>
+      <w:r>
+        <w:t xml:space="preserve">No one </w:t>
+      </w:r>
+      <w:r>
+        <w:t>could</w:t>
+      </w:r>
+      <w:r>
+        <w:t xml:space="preserve"> call him a girlie boy any more.</w:t>
       </w:r>
     </w:p>
     <w:p>
@@ -14761,7 +14825,15 @@
         <w:t>explained</w:t>
       </w:r>
       <w:r>
-        <w:t>. “I drank red cow milk this morning because I learnt a fire spell yesterday and wanted to perfect it. Let’s go to the training ground and I’ll explain.”</w:t>
+        <w:t>. “I drank red cow milk this morning because I learnt a fire spell yesterday and wanted to perfect it.</w:t>
+      </w:r>
+    </w:p>
+    <w:p>
+      <w:r>
+        <w:t>“</w:t>
+      </w:r>
+      <w:r>
+        <w:t>Let’s go to the training ground and I’ll explain.”</w:t>
       </w:r>
     </w:p>
     <w:p>
@@ -14787,7 +14859,13 @@
     </w:p>
     <w:p>
       <w:r>
-        <w:t>“Yes,” Jane said. “Your hair color reflects your dominant element. Do you really think that you can change your dominant element just by changing your hair color?”</w:t>
+        <w:t>“Yes,” Jane said. “Your hair color reflects your dominant element</w:t>
+      </w:r>
+      <w:r>
+        <w:t xml:space="preserve"> and personality</w:t>
+      </w:r>
+      <w:r>
+        <w:t>. Do you really think that you can change your dominant element just by changing your hair color?”</w:t>
       </w:r>
     </w:p>
     <w:p>
@@ -14893,7 +14971,7 @@
         <w:t xml:space="preserve"> </w:t>
       </w:r>
       <w:r>
-        <w:t>scolded</w:t>
+        <w:t>pleaded</w:t>
       </w:r>
       <w:r>
         <w:t>.</w:t>
@@ -15043,7 +15121,7 @@
         <w:t xml:space="preserve">“That’s a good plan,” John </w:t>
       </w:r>
       <w:r>
-        <w:t>approved</w:t>
+        <w:t>said</w:t>
       </w:r>
       <w:r>
         <w:t xml:space="preserve">. “I finished reading </w:t>
@@ -15075,7 +15153,7 @@
         <w:t xml:space="preserve">“Okay,” Luke </w:t>
       </w:r>
       <w:r>
-        <w:t>agreed</w:t>
+        <w:t>said</w:t>
       </w:r>
       <w:r>
         <w:t xml:space="preserve"> and changed his hair back to </w:t>
@@ -15415,10 +15493,19 @@
         <w:t xml:space="preserve">“That red cow milk is spicy as hell, </w:t>
       </w:r>
       <w:r>
-        <w:t xml:space="preserve">likes wallowing a fire storm, </w:t>
-      </w:r>
-      <w:r>
-        <w:t>but I’m feeling fine</w:t>
+        <w:t>like</w:t>
+      </w:r>
+      <w:r>
+        <w:t xml:space="preserve"> s</w:t>
+      </w:r>
+      <w:r>
+        <w:t xml:space="preserve">wallowing a fire storm, </w:t>
+      </w:r>
+      <w:r>
+        <w:t xml:space="preserve">but I’m feeling </w:t>
+      </w:r>
+      <w:r>
+        <w:t>better</w:t>
       </w:r>
       <w:r>
         <w:t xml:space="preserve"> now</w:t>
@@ -15610,7 +15697,25 @@
         <w:t>Terra</w:t>
       </w:r>
       <w:r>
-        <w:t>” and slammed his left foot onto the ground. A soccer sized ball of earth popped out the earth and hovered in front of the man. He then hit the ball with the palm of both hands, with wrists touching. The stone ball hit the target with a loud bang.</w:t>
+        <w:t>” and slammed his left foot onto the ground. A soccer</w:t>
+      </w:r>
+      <w:r>
+        <w:t xml:space="preserve">-ball </w:t>
+      </w:r>
+      <w:r>
+        <w:t xml:space="preserve">sized </w:t>
+      </w:r>
+      <w:r>
+        <w:t>piece</w:t>
+      </w:r>
+      <w:r>
+        <w:t xml:space="preserve"> of earth popped out </w:t>
+      </w:r>
+      <w:r>
+        <w:t xml:space="preserve">of </w:t>
+      </w:r>
+      <w:r>
+        <w:t>the earth and hovered in front of the man. He then hit the ball with the palm of both hands, with wrists touching. The stone ball hit the target with a loud bang.</w:t>
       </w:r>
     </w:p>
     <w:p>
@@ -15629,7 +15734,19 @@
         <w:rPr>
           <w:i/>
         </w:rPr>
-        <w:t>For Earth, a string foundation is needed</w:t>
+        <w:t>For Earth, a str</w:t>
+      </w:r>
+      <w:r>
+        <w:rPr>
+          <w:i/>
+        </w:rPr>
+        <w:t>o</w:t>
+      </w:r>
+      <w:r>
+        <w:rPr>
+          <w:i/>
+        </w:rPr>
+        <w:t>ng foundation is needed</w:t>
       </w:r>
       <w:r>
         <w:rPr>
@@ -15800,25 +15917,49 @@
     </w:p>
     <w:p>
       <w:r>
-        <w:t xml:space="preserve">Luke put on his hat and drank </w:t>
-      </w:r>
-      <w:r>
-        <w:t>brown</w:t>
-      </w:r>
-      <w:r>
-        <w:t xml:space="preserve"> milk. “Chocolaty,” he said as he downed the beverage. He let the chocolate flavor flow through him. At the same time he felt </w:t>
-      </w:r>
-      <w:r>
-        <w:t>a</w:t>
-      </w:r>
-      <w:r>
-        <w:t xml:space="preserve"> connect</w:t>
-      </w:r>
-      <w:r>
-        <w:t>ion</w:t>
-      </w:r>
-      <w:r>
-        <w:t xml:space="preserve"> to the earth and the soil of the ground.</w:t>
+        <w:t xml:space="preserve">“Chocolaty,” </w:t>
+      </w:r>
+      <w:r>
+        <w:t>Luke</w:t>
+      </w:r>
+      <w:r>
+        <w:t xml:space="preserve"> said as he downed the beverage.</w:t>
+      </w:r>
+      <w:r>
+        <w:t xml:space="preserve"> As he drank he felt the </w:t>
+      </w:r>
+      <w:r>
+        <w:t xml:space="preserve">strength of the </w:t>
+      </w:r>
+      <w:r>
+        <w:t xml:space="preserve">ground beneath his feet, the majesty of </w:t>
+      </w:r>
+      <w:r>
+        <w:t xml:space="preserve">the </w:t>
+      </w:r>
+      <w:r>
+        <w:t>mountains, the sand</w:t>
+      </w:r>
+      <w:r>
+        <w:t>s</w:t>
+      </w:r>
+      <w:r>
+        <w:t xml:space="preserve"> of </w:t>
+      </w:r>
+      <w:r>
+        <w:t xml:space="preserve">the </w:t>
+      </w:r>
+      <w:r>
+        <w:t>deserts</w:t>
+      </w:r>
+      <w:r>
+        <w:t>, the rockiness of the</w:t>
+      </w:r>
+      <w:r>
+        <w:t xml:space="preserve"> badlands, the coziness of caves and </w:t>
+      </w:r>
+      <w:r>
+        <w:t>subterranean tunnels.</w:t>
       </w:r>
     </w:p>
     <w:p>
@@ -16070,10 +16211,16 @@
         <w:t xml:space="preserve">Carney stopped him. “Don’t forget your crest,” Carney </w:t>
       </w:r>
       <w:r>
-        <w:t>reminded him</w:t>
-      </w:r>
-      <w:r>
-        <w:t xml:space="preserve"> and pinned his crest to his </w:t>
+        <w:t xml:space="preserve">said </w:t>
+      </w:r>
+      <w:r>
+        <w:t xml:space="preserve">and pinned </w:t>
+      </w:r>
+      <w:r>
+        <w:t>Luke’s</w:t>
+      </w:r>
+      <w:r>
+        <w:t xml:space="preserve"> crest to his </w:t>
       </w:r>
       <w:r>
         <w:t>shirt</w:t>
@@ -16261,7 +16408,13 @@
     </w:p>
     <w:p>
       <w:r>
-        <w:t>They entered the library and looked around. Robert Lee was nowhere to be found. John called to a librarian, “Excuse me ma’am, but is Librarian Robert Lee around?”</w:t>
+        <w:t>They entered the library and looked around. Robert Lee was nowhere to be found. John called to a librarian</w:t>
+      </w:r>
+      <w:r>
+        <w:t>.</w:t>
+      </w:r>
+      <w:r>
+        <w:t xml:space="preserve"> “Excuse me ma’am, but is Librarian Robert Lee around?”</w:t>
       </w:r>
     </w:p>
     <w:p>
@@ -16337,7 +16490,7 @@
         <w:t xml:space="preserve">“We also need books on the elements and simple spells that are easy to learn and don’t require much magical power,” Luke </w:t>
       </w:r>
       <w:r>
-        <w:t>requested</w:t>
+        <w:t>said</w:t>
       </w:r>
       <w:r>
         <w:t>.</w:t>
@@ -16493,15 +16646,13 @@
         <w:lastRenderedPageBreak/>
         <w:t xml:space="preserve">7. </w:t>
       </w:r>
-      <w:proofErr w:type="gramStart"/>
-      <w:r>
-        <w:t>In</w:t>
-      </w:r>
-      <w:proofErr w:type="gramEnd"/>
-      <w:r>
-        <w:t xml:space="preserve"> Banana Bones</w:t>
+      <w:r>
+        <w:t>In Banana Bones</w:t>
       </w:r>
       <w:bookmarkEnd w:id="6"/>
+      <w:r>
+        <w:t xml:space="preserve"> &lt;&gt;</w:t>
+      </w:r>
     </w:p>
     <w:p>
       <w:pPr>
@@ -68251,7 +68402,7 @@
         <w:rPr>
           <w:noProof/>
         </w:rPr>
-        <w:t>70</w:t>
+        <w:t>68</w:t>
       </w:r>
     </w:fldSimple>
   </w:p>
@@ -68270,7 +68421,7 @@
         <w:rPr>
           <w:noProof/>
         </w:rPr>
-        <w:t>69</w:t>
+        <w:t>67</w:t>
       </w:r>
     </w:fldSimple>
   </w:p>
@@ -70181,7 +70332,7 @@
 </file>
 
 <file path=customXml/itemProps1.xml><?xml version="1.0" encoding="utf-8"?>
-<ds:datastoreItem xmlns:ds="http://schemas.openxmlformats.org/officeDocument/2006/customXml" ds:itemID="{A44806D5-5A2B-4FD7-AC2C-D7ED240A544B}">
+<ds:datastoreItem xmlns:ds="http://schemas.openxmlformats.org/officeDocument/2006/customXml" ds:itemID="{FFDACCA5-B0B6-4507-B1D9-56A13DC9A35B}">
   <ds:schemaRefs>
     <ds:schemaRef ds:uri="http://schemas.openxmlformats.org/officeDocument/2006/bibliography"/>
   </ds:schemaRefs>

--- a/Books/Stories/ThePrincessInTheClouds/Book_ThePrincessInTheClouds.docx
+++ b/Books/Stories/ThePrincessInTheClouds/Book_ThePrincessInTheClouds.docx
@@ -154,7 +154,7 @@
           <w:r>
             <w:fldChar w:fldCharType="separate"/>
           </w:r>
-          <w:hyperlink w:anchor="_Toc237594433" w:history="1">
+          <w:hyperlink w:anchor="_Toc238330418" w:history="1">
             <w:r>
               <w:rPr>
                 <w:rStyle w:val="Hyperlink"/>
@@ -181,7 +181,7 @@
                 <w:noProof/>
                 <w:webHidden/>
               </w:rPr>
-              <w:instrText xml:space="preserve"> PAGEREF _Toc237594433 \h </w:instrText>
+              <w:instrText xml:space="preserve"> PAGEREF _Toc238330418 \h </w:instrText>
             </w:r>
             <w:r>
               <w:rPr>
@@ -224,7 +224,7 @@
               <w:sz w:val="22"/>
             </w:rPr>
           </w:pPr>
-          <w:hyperlink w:anchor="_Toc237594434" w:history="1">
+          <w:hyperlink w:anchor="_Toc238330419" w:history="1">
             <w:r>
               <w:rPr>
                 <w:rStyle w:val="Hyperlink"/>
@@ -251,7 +251,7 @@
                 <w:noProof/>
                 <w:webHidden/>
               </w:rPr>
-              <w:instrText xml:space="preserve"> PAGEREF _Toc237594434 \h </w:instrText>
+              <w:instrText xml:space="preserve"> PAGEREF _Toc238330419 \h </w:instrText>
             </w:r>
             <w:r>
               <w:rPr>
@@ -294,7 +294,7 @@
               <w:sz w:val="22"/>
             </w:rPr>
           </w:pPr>
-          <w:hyperlink w:anchor="_Toc237594435" w:history="1">
+          <w:hyperlink w:anchor="_Toc238330420" w:history="1">
             <w:r>
               <w:rPr>
                 <w:rStyle w:val="Hyperlink"/>
@@ -321,7 +321,7 @@
                 <w:noProof/>
                 <w:webHidden/>
               </w:rPr>
-              <w:instrText xml:space="preserve"> PAGEREF _Toc237594435 \h </w:instrText>
+              <w:instrText xml:space="preserve"> PAGEREF _Toc238330420 \h </w:instrText>
             </w:r>
             <w:r>
               <w:rPr>
@@ -364,7 +364,7 @@
               <w:sz w:val="22"/>
             </w:rPr>
           </w:pPr>
-          <w:hyperlink w:anchor="_Toc237594436" w:history="1">
+          <w:hyperlink w:anchor="_Toc238330421" w:history="1">
             <w:r>
               <w:rPr>
                 <w:rStyle w:val="Hyperlink"/>
@@ -391,7 +391,7 @@
                 <w:noProof/>
                 <w:webHidden/>
               </w:rPr>
-              <w:instrText xml:space="preserve"> PAGEREF _Toc237594436 \h </w:instrText>
+              <w:instrText xml:space="preserve"> PAGEREF _Toc238330421 \h </w:instrText>
             </w:r>
             <w:r>
               <w:rPr>
@@ -434,7 +434,7 @@
               <w:sz w:val="22"/>
             </w:rPr>
           </w:pPr>
-          <w:hyperlink w:anchor="_Toc237594437" w:history="1">
+          <w:hyperlink w:anchor="_Toc238330422" w:history="1">
             <w:r>
               <w:rPr>
                 <w:rStyle w:val="Hyperlink"/>
@@ -461,7 +461,7 @@
                 <w:noProof/>
                 <w:webHidden/>
               </w:rPr>
-              <w:instrText xml:space="preserve"> PAGEREF _Toc237594437 \h </w:instrText>
+              <w:instrText xml:space="preserve"> PAGEREF _Toc238330422 \h </w:instrText>
             </w:r>
             <w:r>
               <w:rPr>
@@ -504,7 +504,7 @@
               <w:sz w:val="22"/>
             </w:rPr>
           </w:pPr>
-          <w:hyperlink w:anchor="_Toc237594438" w:history="1">
+          <w:hyperlink w:anchor="_Toc238330423" w:history="1">
             <w:r>
               <w:rPr>
                 <w:rStyle w:val="Hyperlink"/>
@@ -531,7 +531,7 @@
                 <w:noProof/>
                 <w:webHidden/>
               </w:rPr>
-              <w:instrText xml:space="preserve"> PAGEREF _Toc237594438 \h </w:instrText>
+              <w:instrText xml:space="preserve"> PAGEREF _Toc238330423 \h </w:instrText>
             </w:r>
             <w:r>
               <w:rPr>
@@ -574,27 +574,13 @@
               <w:sz w:val="22"/>
             </w:rPr>
           </w:pPr>
-          <w:hyperlink w:anchor="_Toc237594439" w:history="1">
+          <w:hyperlink w:anchor="_Toc238330424" w:history="1">
             <w:r>
               <w:rPr>
                 <w:rStyle w:val="Hyperlink"/>
                 <w:noProof/>
               </w:rPr>
-              <w:t>7. In B</w:t>
-            </w:r>
-            <w:r>
-              <w:rPr>
-                <w:rStyle w:val="Hyperlink"/>
-                <w:noProof/>
-              </w:rPr>
-              <w:t>a</w:t>
-            </w:r>
-            <w:r>
-              <w:rPr>
-                <w:rStyle w:val="Hyperlink"/>
-                <w:noProof/>
-              </w:rPr>
-              <w:t>nana Bones</w:t>
+              <w:t>7. In Banana Bones</w:t>
             </w:r>
             <w:r>
               <w:rPr>
@@ -615,7 +601,7 @@
                 <w:noProof/>
                 <w:webHidden/>
               </w:rPr>
-              <w:instrText xml:space="preserve"> PAGEREF _Toc237594439 \h </w:instrText>
+              <w:instrText xml:space="preserve"> PAGEREF _Toc238330424 \h </w:instrText>
             </w:r>
             <w:r>
               <w:rPr>
@@ -658,7 +644,77 @@
               <w:sz w:val="22"/>
             </w:rPr>
           </w:pPr>
-          <w:hyperlink w:anchor="_Toc237594440" w:history="1">
+          <w:hyperlink w:anchor="_Toc238330425" w:history="1">
+            <w:r>
+              <w:rPr>
+                <w:rStyle w:val="Hyperlink"/>
+                <w:noProof/>
+              </w:rPr>
+              <w:t>&lt;&gt;</w:t>
+            </w:r>
+            <w:r>
+              <w:rPr>
+                <w:noProof/>
+                <w:webHidden/>
+              </w:rPr>
+              <w:tab/>
+            </w:r>
+            <w:r>
+              <w:rPr>
+                <w:noProof/>
+                <w:webHidden/>
+              </w:rPr>
+              <w:fldChar w:fldCharType="begin"/>
+            </w:r>
+            <w:r>
+              <w:rPr>
+                <w:noProof/>
+                <w:webHidden/>
+              </w:rPr>
+              <w:instrText xml:space="preserve"> PAGEREF _Toc238330425 \h </w:instrText>
+            </w:r>
+            <w:r>
+              <w:rPr>
+                <w:noProof/>
+                <w:webHidden/>
+              </w:rPr>
+            </w:r>
+            <w:r>
+              <w:rPr>
+                <w:noProof/>
+                <w:webHidden/>
+              </w:rPr>
+              <w:fldChar w:fldCharType="separate"/>
+            </w:r>
+            <w:r>
+              <w:rPr>
+                <w:noProof/>
+                <w:webHidden/>
+              </w:rPr>
+              <w:t>120</w:t>
+            </w:r>
+            <w:r>
+              <w:rPr>
+                <w:noProof/>
+                <w:webHidden/>
+              </w:rPr>
+              <w:fldChar w:fldCharType="end"/>
+            </w:r>
+          </w:hyperlink>
+        </w:p>
+        <w:p>
+          <w:pPr>
+            <w:pStyle w:val="TOC2"/>
+            <w:tabs>
+              <w:tab w:val="right" w:leader="dot" w:pos="6830"/>
+            </w:tabs>
+            <w:rPr>
+              <w:rFonts w:asciiTheme="minorHAnsi" w:eastAsiaTheme="minorEastAsia" w:hAnsiTheme="minorHAnsi" w:cstheme="minorBidi"/>
+              <w:noProof/>
+              <w:sz w:val="22"/>
+            </w:rPr>
+          </w:pPr>
+          <w:hyperlink w:anchor="_Toc238330426" w:history="1">
             <w:r>
               <w:rPr>
                 <w:rStyle w:val="Hyperlink"/>
@@ -685,7 +741,7 @@
                 <w:noProof/>
                 <w:webHidden/>
               </w:rPr>
-              <w:instrText xml:space="preserve"> PAGEREF _Toc237594440 \h </w:instrText>
+              <w:instrText xml:space="preserve"> PAGEREF _Toc238330426 \h </w:instrText>
             </w:r>
             <w:r>
               <w:rPr>
@@ -705,7 +761,7 @@
                 <w:noProof/>
                 <w:webHidden/>
               </w:rPr>
-              <w:t>136</w:t>
+              <w:t>137</w:t>
             </w:r>
             <w:r>
               <w:rPr>
@@ -728,7 +784,7 @@
               <w:sz w:val="22"/>
             </w:rPr>
           </w:pPr>
-          <w:hyperlink w:anchor="_Toc237594441" w:history="1">
+          <w:hyperlink w:anchor="_Toc238330427" w:history="1">
             <w:r>
               <w:rPr>
                 <w:rStyle w:val="Hyperlink"/>
@@ -755,7 +811,7 @@
                 <w:noProof/>
                 <w:webHidden/>
               </w:rPr>
-              <w:instrText xml:space="preserve"> PAGEREF _Toc237594441 \h </w:instrText>
+              <w:instrText xml:space="preserve"> PAGEREF _Toc238330427 \h </w:instrText>
             </w:r>
             <w:r>
               <w:rPr>
@@ -775,7 +831,7 @@
                 <w:noProof/>
                 <w:webHidden/>
               </w:rPr>
-              <w:t>162</w:t>
+              <w:t>163</w:t>
             </w:r>
             <w:r>
               <w:rPr>
@@ -798,7 +854,7 @@
               <w:sz w:val="22"/>
             </w:rPr>
           </w:pPr>
-          <w:hyperlink w:anchor="_Toc237594442" w:history="1">
+          <w:hyperlink w:anchor="_Toc238330428" w:history="1">
             <w:r>
               <w:rPr>
                 <w:rStyle w:val="Hyperlink"/>
@@ -825,7 +881,7 @@
                 <w:noProof/>
                 <w:webHidden/>
               </w:rPr>
-              <w:instrText xml:space="preserve"> PAGEREF _Toc237594442 \h </w:instrText>
+              <w:instrText xml:space="preserve"> PAGEREF _Toc238330428 \h </w:instrText>
             </w:r>
             <w:r>
               <w:rPr>
@@ -845,7 +901,7 @@
                 <w:noProof/>
                 <w:webHidden/>
               </w:rPr>
-              <w:t>178</w:t>
+              <w:t>179</w:t>
             </w:r>
             <w:r>
               <w:rPr>
@@ -868,7 +924,7 @@
               <w:sz w:val="22"/>
             </w:rPr>
           </w:pPr>
-          <w:hyperlink w:anchor="_Toc237594443" w:history="1">
+          <w:hyperlink w:anchor="_Toc238330429" w:history="1">
             <w:r>
               <w:rPr>
                 <w:rStyle w:val="Hyperlink"/>
@@ -895,7 +951,7 @@
                 <w:noProof/>
                 <w:webHidden/>
               </w:rPr>
-              <w:instrText xml:space="preserve"> PAGEREF _Toc237594443 \h </w:instrText>
+              <w:instrText xml:space="preserve"> PAGEREF _Toc238330429 \h </w:instrText>
             </w:r>
             <w:r>
               <w:rPr>
@@ -915,7 +971,7 @@
                 <w:noProof/>
                 <w:webHidden/>
               </w:rPr>
-              <w:t>261</w:t>
+              <w:t>262</w:t>
             </w:r>
             <w:r>
               <w:rPr>
@@ -938,7 +994,7 @@
               <w:sz w:val="22"/>
             </w:rPr>
           </w:pPr>
-          <w:hyperlink w:anchor="_Toc237594444" w:history="1">
+          <w:hyperlink w:anchor="_Toc238330430" w:history="1">
             <w:r>
               <w:rPr>
                 <w:rStyle w:val="Hyperlink"/>
@@ -965,7 +1021,7 @@
                 <w:noProof/>
                 <w:webHidden/>
               </w:rPr>
-              <w:instrText xml:space="preserve"> PAGEREF _Toc237594444 \h </w:instrText>
+              <w:instrText xml:space="preserve"> PAGEREF _Toc238330430 \h </w:instrText>
             </w:r>
             <w:r>
               <w:rPr>
@@ -985,7 +1041,7 @@
                 <w:noProof/>
                 <w:webHidden/>
               </w:rPr>
-              <w:t>302</w:t>
+              <w:t>303</w:t>
             </w:r>
             <w:r>
               <w:rPr>
@@ -1008,7 +1064,7 @@
               <w:sz w:val="22"/>
             </w:rPr>
           </w:pPr>
-          <w:hyperlink w:anchor="_Toc237594445" w:history="1">
+          <w:hyperlink w:anchor="_Toc238330431" w:history="1">
             <w:r>
               <w:rPr>
                 <w:rStyle w:val="Hyperlink"/>
@@ -1035,7 +1091,7 @@
                 <w:noProof/>
                 <w:webHidden/>
               </w:rPr>
-              <w:instrText xml:space="preserve"> PAGEREF _Toc237594445 \h </w:instrText>
+              <w:instrText xml:space="preserve"> PAGEREF _Toc238330431 \h </w:instrText>
             </w:r>
             <w:r>
               <w:rPr>
@@ -1055,7 +1111,7 @@
                 <w:noProof/>
                 <w:webHidden/>
               </w:rPr>
-              <w:t>345</w:t>
+              <w:t>346</w:t>
             </w:r>
             <w:r>
               <w:rPr>
@@ -1078,7 +1134,7 @@
               <w:sz w:val="22"/>
             </w:rPr>
           </w:pPr>
-          <w:hyperlink w:anchor="_Toc237594446" w:history="1">
+          <w:hyperlink w:anchor="_Toc238330432" w:history="1">
             <w:r>
               <w:rPr>
                 <w:rStyle w:val="Hyperlink"/>
@@ -1105,7 +1161,7 @@
                 <w:noProof/>
                 <w:webHidden/>
               </w:rPr>
-              <w:instrText xml:space="preserve"> PAGEREF _Toc237594446 \h </w:instrText>
+              <w:instrText xml:space="preserve"> PAGEREF _Toc238330432 \h </w:instrText>
             </w:r>
             <w:r>
               <w:rPr>
@@ -1125,7 +1181,7 @@
                 <w:noProof/>
                 <w:webHidden/>
               </w:rPr>
-              <w:t>349</w:t>
+              <w:t>350</w:t>
             </w:r>
             <w:r>
               <w:rPr>
@@ -1148,7 +1204,7 @@
               <w:sz w:val="22"/>
             </w:rPr>
           </w:pPr>
-          <w:hyperlink w:anchor="_Toc237594447" w:history="1">
+          <w:hyperlink w:anchor="_Toc238330433" w:history="1">
             <w:r>
               <w:rPr>
                 <w:rStyle w:val="Hyperlink"/>
@@ -1175,7 +1231,7 @@
                 <w:noProof/>
                 <w:webHidden/>
               </w:rPr>
-              <w:instrText xml:space="preserve"> PAGEREF _Toc237594447 \h </w:instrText>
+              <w:instrText xml:space="preserve"> PAGEREF _Toc238330433 \h </w:instrText>
             </w:r>
             <w:r>
               <w:rPr>
@@ -1195,7 +1251,7 @@
                 <w:noProof/>
                 <w:webHidden/>
               </w:rPr>
-              <w:t>386</w:t>
+              <w:t>387</w:t>
             </w:r>
             <w:r>
               <w:rPr>
@@ -1218,7 +1274,7 @@
               <w:sz w:val="22"/>
             </w:rPr>
           </w:pPr>
-          <w:hyperlink w:anchor="_Toc237594448" w:history="1">
+          <w:hyperlink w:anchor="_Toc238330434" w:history="1">
             <w:r>
               <w:rPr>
                 <w:rStyle w:val="Hyperlink"/>
@@ -1245,7 +1301,7 @@
                 <w:noProof/>
                 <w:webHidden/>
               </w:rPr>
-              <w:instrText xml:space="preserve"> PAGEREF _Toc237594448 \h </w:instrText>
+              <w:instrText xml:space="preserve"> PAGEREF _Toc238330434 \h </w:instrText>
             </w:r>
             <w:r>
               <w:rPr>
@@ -1265,7 +1321,7 @@
                 <w:noProof/>
                 <w:webHidden/>
               </w:rPr>
-              <w:t>395</w:t>
+              <w:t>396</w:t>
             </w:r>
             <w:r>
               <w:rPr>
@@ -1288,7 +1344,7 @@
               <w:sz w:val="22"/>
             </w:rPr>
           </w:pPr>
-          <w:hyperlink w:anchor="_Toc237594449" w:history="1">
+          <w:hyperlink w:anchor="_Toc238330435" w:history="1">
             <w:r>
               <w:rPr>
                 <w:rStyle w:val="Hyperlink"/>
@@ -1315,7 +1371,7 @@
                 <w:noProof/>
                 <w:webHidden/>
               </w:rPr>
-              <w:instrText xml:space="preserve"> PAGEREF _Toc237594449 \h </w:instrText>
+              <w:instrText xml:space="preserve"> PAGEREF _Toc238330435 \h </w:instrText>
             </w:r>
             <w:r>
               <w:rPr>
@@ -1335,7 +1391,7 @@
                 <w:noProof/>
                 <w:webHidden/>
               </w:rPr>
-              <w:t>416</w:t>
+              <w:t>417</w:t>
             </w:r>
             <w:r>
               <w:rPr>
@@ -1358,7 +1414,7 @@
               <w:sz w:val="22"/>
             </w:rPr>
           </w:pPr>
-          <w:hyperlink w:anchor="_Toc237594450" w:history="1">
+          <w:hyperlink w:anchor="_Toc238330436" w:history="1">
             <w:r>
               <w:rPr>
                 <w:rStyle w:val="Hyperlink"/>
@@ -1385,7 +1441,7 @@
                 <w:noProof/>
                 <w:webHidden/>
               </w:rPr>
-              <w:instrText xml:space="preserve"> PAGEREF _Toc237594450 \h </w:instrText>
+              <w:instrText xml:space="preserve"> PAGEREF _Toc238330436 \h </w:instrText>
             </w:r>
             <w:r>
               <w:rPr>
@@ -1405,7 +1461,7 @@
                 <w:noProof/>
                 <w:webHidden/>
               </w:rPr>
-              <w:t>442</w:t>
+              <w:t>443</w:t>
             </w:r>
             <w:r>
               <w:rPr>
@@ -1428,7 +1484,7 @@
               <w:sz w:val="22"/>
             </w:rPr>
           </w:pPr>
-          <w:hyperlink w:anchor="_Toc237594451" w:history="1">
+          <w:hyperlink w:anchor="_Toc238330437" w:history="1">
             <w:r>
               <w:rPr>
                 <w:rStyle w:val="Hyperlink"/>
@@ -1455,7 +1511,7 @@
                 <w:noProof/>
                 <w:webHidden/>
               </w:rPr>
-              <w:instrText xml:space="preserve"> PAGEREF _Toc237594451 \h </w:instrText>
+              <w:instrText xml:space="preserve"> PAGEREF _Toc238330437 \h </w:instrText>
             </w:r>
             <w:r>
               <w:rPr>
@@ -1475,7 +1531,7 @@
                 <w:noProof/>
                 <w:webHidden/>
               </w:rPr>
-              <w:t>452</w:t>
+              <w:t>453</w:t>
             </w:r>
             <w:r>
               <w:rPr>
@@ -1531,7 +1587,7 @@
         <w:pStyle w:val="H2"/>
         <w:ind w:left="360"/>
       </w:pPr>
-      <w:bookmarkStart w:id="0" w:name="_Toc237594433"/>
+      <w:bookmarkStart w:id="0" w:name="_Toc238330418"/>
       <w:r>
         <w:lastRenderedPageBreak/>
         <w:t xml:space="preserve">1. </w:t>
@@ -2846,7 +2902,7 @@
       <w:pPr>
         <w:pStyle w:val="H2"/>
       </w:pPr>
-      <w:bookmarkStart w:id="1" w:name="_Toc237594434"/>
+      <w:bookmarkStart w:id="1" w:name="_Toc238330419"/>
       <w:r>
         <w:lastRenderedPageBreak/>
         <w:t xml:space="preserve">2. </w:t>
@@ -6257,7 +6313,7 @@
       <w:pPr>
         <w:pStyle w:val="H2"/>
       </w:pPr>
-      <w:bookmarkStart w:id="2" w:name="_Toc237594435"/>
+      <w:bookmarkStart w:id="2" w:name="_Toc238330420"/>
       <w:r>
         <w:lastRenderedPageBreak/>
         <w:t xml:space="preserve">3. </w:t>
@@ -8773,7 +8829,7 @@
       <w:pPr>
         <w:pStyle w:val="H2"/>
       </w:pPr>
-      <w:bookmarkStart w:id="3" w:name="_Toc237594436"/>
+      <w:bookmarkStart w:id="3" w:name="_Toc238330421"/>
       <w:r>
         <w:lastRenderedPageBreak/>
         <w:t xml:space="preserve">4. </w:t>
@@ -11494,7 +11550,7 @@
       <w:pPr>
         <w:pStyle w:val="H2"/>
       </w:pPr>
-      <w:bookmarkStart w:id="4" w:name="_Toc237594437"/>
+      <w:bookmarkStart w:id="4" w:name="_Toc238330422"/>
       <w:r>
         <w:lastRenderedPageBreak/>
         <w:t xml:space="preserve">5. </w:t>
@@ -12630,7 +12686,7 @@
       <w:pPr>
         <w:pStyle w:val="H2"/>
       </w:pPr>
-      <w:bookmarkStart w:id="5" w:name="_Toc237594438"/>
+      <w:bookmarkStart w:id="5" w:name="_Toc238330423"/>
       <w:r>
         <w:lastRenderedPageBreak/>
         <w:t>6. Another Challenge – So Soon?</w:t>
@@ -16641,18 +16697,20 @@
       <w:pPr>
         <w:pStyle w:val="H2"/>
       </w:pPr>
-      <w:bookmarkStart w:id="6" w:name="_Toc237594439"/>
+      <w:bookmarkStart w:id="6" w:name="_Toc238330424"/>
       <w:r>
         <w:lastRenderedPageBreak/>
         <w:t xml:space="preserve">7. </w:t>
       </w:r>
-      <w:r>
-        <w:t>In Banana Bones</w:t>
+      <w:proofErr w:type="gramStart"/>
+      <w:r>
+        <w:t>In</w:t>
+      </w:r>
+      <w:proofErr w:type="gramEnd"/>
+      <w:r>
+        <w:t xml:space="preserve"> Banana Bones</w:t>
       </w:r>
       <w:bookmarkEnd w:id="6"/>
-      <w:r>
-        <w:t xml:space="preserve"> &lt;&gt;</w:t>
-      </w:r>
     </w:p>
     <w:p>
       <w:pPr>
@@ -16757,7 +16815,13 @@
     </w:p>
     <w:p>
       <w:r>
-        <w:t xml:space="preserve">The gang followed Luke to where Landry stood. “Landry, these are my friends, John, Jane, Harry and </w:t>
+        <w:t>The gang followed Luke to Landry</w:t>
+      </w:r>
+      <w:r>
+        <w:t>’s Location</w:t>
+      </w:r>
+      <w:r>
+        <w:t xml:space="preserve">. “Landry, these are my friends, John, Jane, Harry and </w:t>
       </w:r>
       <w:r>
         <w:t>Amarah</w:t>
@@ -16768,7 +16832,19 @@
     </w:p>
     <w:p>
       <w:r>
-        <w:t>Landry frowned at Luke. “You only have four people? How many did you lose?”</w:t>
+        <w:t xml:space="preserve">Landry </w:t>
+      </w:r>
+      <w:r>
+        <w:t xml:space="preserve">looked at </w:t>
+      </w:r>
+      <w:r>
+        <w:t>Luke</w:t>
+      </w:r>
+      <w:r>
+        <w:t xml:space="preserve"> in sympathy and asked,</w:t>
+      </w:r>
+      <w:r>
+        <w:t xml:space="preserve"> “How many did you lose?”</w:t>
       </w:r>
     </w:p>
     <w:p>
@@ -16792,7 +16868,7 @@
         <w:t xml:space="preserve">“Your data is wrong,” John </w:t>
       </w:r>
       <w:r>
-        <w:t>pointed out</w:t>
+        <w:t>declared</w:t>
       </w:r>
       <w:r>
         <w:t>. “I bet you put a lot of thought in selecting your entourage.”</w:t>
@@ -16860,7 +16936,13 @@
         <w:t>trail</w:t>
       </w:r>
       <w:r>
-        <w:t xml:space="preserve"> when we accidently crashed into the portal.”</w:t>
+        <w:t xml:space="preserve"> when we </w:t>
+      </w:r>
+      <w:r>
+        <w:t xml:space="preserve">accidentally </w:t>
+      </w:r>
+      <w:r>
+        <w:t>crashed into the portal.”</w:t>
       </w:r>
     </w:p>
     <w:p>
@@ -16970,7 +17052,13 @@
     </w:p>
     <w:p>
       <w:r>
-        <w:t xml:space="preserve">“Welcome candidates. You’re all here for your own personal reasons. I pray your reasons are sufficient to allow you to pass this challenge. I shall also pray that everyone passes and comes back in one piece. Good luck warriors,” Princess Anastasia </w:t>
+        <w:t xml:space="preserve">“Welcome candidates. You’re all here for your own personal reasons. I pray your reasons are sufficient to allow you to pass this challenge. I </w:t>
+      </w:r>
+      <w:r>
+        <w:t>also</w:t>
+      </w:r>
+      <w:r>
+        <w:t xml:space="preserve"> pray that everyone passes and comes back in one piece. Good luck warriors,” Princess Anastasia </w:t>
       </w:r>
       <w:r>
         <w:t>orated</w:t>
@@ -17179,10 +17267,19 @@
     </w:p>
     <w:p>
       <w:r>
-        <w:t xml:space="preserve">Ten minutes later, Luke arrived at the rendezvous point. </w:t>
-      </w:r>
-      <w:r>
-        <w:t>Carney followed closely behind, struggling with the unfamiliar bike.</w:t>
+        <w:t>Luke arrived at the rendezvous point</w:t>
+      </w:r>
+      <w:r>
+        <w:t>, followed closely by</w:t>
+      </w:r>
+      <w:r>
+        <w:t xml:space="preserve"> </w:t>
+      </w:r>
+      <w:r>
+        <w:t>Carney</w:t>
+      </w:r>
+      <w:r>
+        <w:t>. Being physically strong, carrying the strange contraption wasn’t a problem for Carney.</w:t>
       </w:r>
     </w:p>
     <w:p>
@@ -17202,18 +17299,15 @@
         <w:t>to arrive</w:t>
       </w:r>
       <w:r>
-        <w:t>. That wasn’t surprising since he had the shortest distance to travel.</w:t>
-      </w:r>
-      <w:r>
-        <w:t>&lt;&gt;</w:t>
-      </w:r>
-    </w:p>
-    <w:p>
-      <w:r>
-        <w:t>Proctor Molly</w:t>
-      </w:r>
-      <w:r>
-        <w:t xml:space="preserve"> arrived. She looked at Luke and asked, “What is that </w:t>
+        <w:t>, followed by Proctor Molly.</w:t>
+      </w:r>
+    </w:p>
+    <w:p>
+      <w:r>
+        <w:t xml:space="preserve">Molly looked at the bike and asked, </w:t>
+      </w:r>
+      <w:r>
+        <w:t xml:space="preserve">“What is that </w:t>
       </w:r>
       <w:r>
         <w:t>contraption</w:t>
@@ -17260,21 +17354,15 @@
     </w:p>
     <w:p>
       <w:r>
-        <w:t>Moments later, the gang arrived.</w:t>
-      </w:r>
-    </w:p>
-    <w:p>
-      <w:r>
-        <w:t xml:space="preserve">“Is everyone ready?” </w:t>
-      </w:r>
-      <w:r>
-        <w:t>Proctor Molly</w:t>
-      </w:r>
-      <w:r>
-        <w:t xml:space="preserve"> asked. Everyone nodded. </w:t>
-      </w:r>
-      <w:r>
-        <w:t>Proctor Molly</w:t>
+        <w:t xml:space="preserve">The rest of the gang arrived and Molly asked, </w:t>
+      </w:r>
+      <w:r>
+        <w:t>“Is everyone ready?” Everyone nodded.</w:t>
+      </w:r>
+    </w:p>
+    <w:p>
+      <w:r>
+        <w:t>Molly</w:t>
       </w:r>
       <w:r>
         <w:t xml:space="preserve"> tossed marbles into the air. The marbles zoomed to a location some forty feet away and did their thing. Seconds later, a mirrored bubble formed.</w:t>
@@ -17298,7 +17386,13 @@
     </w:p>
     <w:p>
       <w:r>
-        <w:t xml:space="preserve">“Are you crazy? We could all d…not return,” Luke </w:t>
+        <w:t>“Are you crazy? We could all d</w:t>
+      </w:r>
+      <w:r>
+        <w:t>i</w:t>
+      </w:r>
+      <w:r>
+        <w:t xml:space="preserve">…not return,” Luke </w:t>
       </w:r>
       <w:r>
         <w:t>objected</w:t>
@@ -17411,7 +17505,13 @@
         <w:t>i</w:t>
       </w:r>
       <w:r>
-        <w:t>led, threatening a nasty storm</w:t>
+        <w:t xml:space="preserve">led, threatening a </w:t>
+      </w:r>
+      <w:r>
+        <w:t>thunder</w:t>
+      </w:r>
+      <w:r>
+        <w:t xml:space="preserve"> storm</w:t>
       </w:r>
       <w:r>
         <w:t xml:space="preserve">. A cold breeze chilled </w:t>
@@ -17434,7 +17534,7 @@
         <w:t xml:space="preserve">“This is the closest we can gate to. An ancient power source within prevents any closer entry. Okay let’s go,” </w:t>
       </w:r>
       <w:r>
-        <w:t>Proctor Molly</w:t>
+        <w:t>Molly</w:t>
       </w:r>
       <w:r>
         <w:t xml:space="preserve"> said</w:t>
@@ -17462,10 +17562,13 @@
         <w:t xml:space="preserve"> </w:t>
       </w:r>
       <w:r>
-        <w:t xml:space="preserve">Proctor </w:t>
-      </w:r>
-      <w:r>
-        <w:t>Molly turned left into the cliff and disappeared. The others followed and disappeared as well.</w:t>
+        <w:t xml:space="preserve">Molly turned left into the cliff and disappeared. The others followed and </w:t>
+      </w:r>
+      <w:r>
+        <w:t>were lost</w:t>
+      </w:r>
+      <w:r>
+        <w:t>.</w:t>
       </w:r>
     </w:p>
     <w:p>
@@ -17476,35 +17579,48 @@
         <w:t xml:space="preserve"> </w:t>
       </w:r>
       <w:r>
-        <w:t>The crack transformed into a dank tunnel leading deep into the mountain.</w:t>
+        <w:t xml:space="preserve">The crack transformed into a </w:t>
+      </w:r>
+      <w:r>
+        <w:t>winding</w:t>
+      </w:r>
+      <w:r>
+        <w:t xml:space="preserve"> tunnel leading deep into the mountain.</w:t>
       </w:r>
     </w:p>
     <w:p>
       <w:r>
         <w:lastRenderedPageBreak/>
-        <w:t xml:space="preserve">Deep within, the path opened into a large cavern. </w:t>
-      </w:r>
-      <w:r>
-        <w:t xml:space="preserve">Floating lights illuminated </w:t>
-      </w:r>
-      <w:r>
-        <w:t>the space, filling the corners with deep shadows.</w:t>
-      </w:r>
-    </w:p>
-    <w:p>
-      <w:r>
-        <w:t>But this cave wasn’t abandoned. It was filled with people doing their thing.</w:t>
-      </w:r>
-    </w:p>
-    <w:p>
-      <w:r>
-        <w:t xml:space="preserve">Parking their rides near some stables, </w:t>
-      </w:r>
-      <w:r>
-        <w:t xml:space="preserve">Proctor </w:t>
-      </w:r>
-      <w:r>
-        <w:t>Molly led the others to one of several buildings.</w:t>
+        <w:t>T</w:t>
+      </w:r>
+      <w:r>
+        <w:t>he path opened into a large cavern</w:t>
+      </w:r>
+      <w:r>
+        <w:t>, illuminated by</w:t>
+      </w:r>
+      <w:r>
+        <w:t xml:space="preserve"> </w:t>
+      </w:r>
+      <w:r>
+        <w:t>f</w:t>
+      </w:r>
+      <w:r>
+        <w:t>loating lights</w:t>
+      </w:r>
+      <w:r>
+        <w:t>. People bustled about going about their business</w:t>
+      </w:r>
+      <w:r>
+        <w:t>.</w:t>
+      </w:r>
+    </w:p>
+    <w:p>
+      <w:r>
+        <w:t xml:space="preserve">The gang parked their rides safely away from the horses and followed </w:t>
+      </w:r>
+      <w:r>
+        <w:t>Molly to one of several buildings.</w:t>
       </w:r>
     </w:p>
     <w:p>
@@ -17538,7 +17654,7 @@
         <w:t xml:space="preserve">“Dr. Banana Bones, here are the people the emperor sent to help you with your dig,” </w:t>
       </w:r>
       <w:r>
-        <w:t>Proctor Molly</w:t>
+        <w:t>Molly</w:t>
       </w:r>
       <w:r>
         <w:t xml:space="preserve"> </w:t>
@@ -17552,7 +17668,13 @@
     </w:p>
     <w:p>
       <w:r>
-        <w:t>“They’re awfully young, don’t you think? How old are you kids?” Dr. Bones asked.</w:t>
+        <w:t>“They’re awfully young, don’t you think? How old are you kids?” Dr. Bones asked</w:t>
+      </w:r>
+      <w:r>
+        <w:t>, frowning</w:t>
+      </w:r>
+      <w:r>
+        <w:t>.</w:t>
       </w:r>
     </w:p>
     <w:p>
@@ -17571,7 +17693,7 @@
         <w:t xml:space="preserve">“They’re barely out of diapers. I bet you know nothing about archaeology,” Dr. Bones </w:t>
       </w:r>
       <w:r>
-        <w:t>scolded</w:t>
+        <w:t>sneered</w:t>
       </w:r>
       <w:r>
         <w:t>.</w:t>
@@ -17587,7 +17709,7 @@
         <w:t xml:space="preserve">“Please be civil Dr. Bones,” </w:t>
       </w:r>
       <w:r>
-        <w:t>Proctor Molly</w:t>
+        <w:t>Molly</w:t>
       </w:r>
       <w:r>
         <w:t xml:space="preserve"> said</w:t>
@@ -17607,7 +17729,10 @@
         <w:t>said</w:t>
       </w:r>
       <w:r>
-        <w:t>. “What do you know about archaeology?” he asked John.</w:t>
+        <w:t xml:space="preserve">. “What </w:t>
+      </w:r>
+      <w:r>
+        <w:t>do you know about archaeology?”</w:t>
       </w:r>
     </w:p>
     <w:p>
@@ -17634,18 +17759,36 @@
     </w:p>
     <w:p>
       <w:r>
-        <w:t>Dr. Bones nodded, “Well said. I couldn’t have said it better myself.”</w:t>
+        <w:t>Dr. Bones nodded</w:t>
+      </w:r>
+      <w:r>
+        <w:t>.</w:t>
+      </w:r>
+      <w:r>
+        <w:t xml:space="preserve"> “Well said. I couldn’t have said it better myself.”</w:t>
+      </w:r>
+    </w:p>
+    <w:p>
+      <w:r>
+        <w:t>Luke felt pride being complimented by the archaeologist, even if he was a fossil.</w:t>
       </w:r>
     </w:p>
     <w:p>
       <w:r>
         <w:lastRenderedPageBreak/>
-        <w:t>Luke felt pride being complimented by the archaeologist, even if he was a fossil.</w:t>
-      </w:r>
-    </w:p>
-    <w:p>
-      <w:r>
-        <w:t>Dr. Bones got up and continued. “However, there’s no way you brats will be able to help me. Even the most powerful wizards sent to help me haven’t been able to solve the problem, so how can you?”</w:t>
+        <w:t xml:space="preserve">Dr. Bones got up and continued. “However, there’s no way you brats </w:t>
+      </w:r>
+      <w:r>
+        <w:t>can</w:t>
+      </w:r>
+      <w:r>
+        <w:t xml:space="preserve"> help me. Even the most powerful wizards sent to help me </w:t>
+      </w:r>
+      <w:r>
+        <w:t>couldn’t</w:t>
+      </w:r>
+      <w:r>
+        <w:t xml:space="preserve"> solve the problem, so how can you?”</w:t>
       </w:r>
     </w:p>
     <w:p>
@@ -17688,7 +17831,7 @@
     </w:p>
     <w:p>
       <w:r>
-        <w:t>“What just happened?” Proctor Molly asked.</w:t>
+        <w:t>“What just happened?” Molly asked.</w:t>
       </w:r>
     </w:p>
     <w:p>
@@ -17766,15 +17909,12 @@
         <w:t>twelve</w:t>
       </w:r>
       <w:r>
-        <w:t xml:space="preserve"> thousand years ago, a great civilization existed, called Atlantis. It had great culture and knowledge. However, something caused the </w:t>
-      </w:r>
+        <w:t xml:space="preserve"> thousand years ago, a great civilization existed, called Atlantis. It had great culture and knowledge. However, something caused the civilization to disappear. Before the end they created great repositories of knowledge. This is one of them. Unfortunately, they locked everything with a Death Lock.”</w:t>
+      </w:r>
+    </w:p>
+    <w:p>
       <w:r>
         <w:lastRenderedPageBreak/>
-        <w:t>civilization to disappear. Before the end they created great repositories of knowledge. This is one of them. Unfortunately, they locked everything with a Death Lock.”</w:t>
-      </w:r>
-    </w:p>
-    <w:p>
-      <w:r>
         <w:t xml:space="preserve">“We have a legend in our world about a lost continent called Atlantis,” John </w:t>
       </w:r>
       <w:r>
@@ -17789,7 +17929,13 @@
         <w:t>“</w:t>
       </w:r>
       <w:r>
-        <w:t>That’s not surprising,” Dr. Bones agreed. “</w:t>
+        <w:t xml:space="preserve">That’s not surprising,” Dr. Bones </w:t>
+      </w:r>
+      <w:r>
+        <w:t>said</w:t>
+      </w:r>
+      <w:r>
+        <w:t>. “</w:t>
       </w:r>
       <w:r>
         <w:t>Their civilization touched countless worlds. Everything fell all at once, throughout their empire, an</w:t>
@@ -17878,7 +18024,7 @@
         <w:t xml:space="preserve">“I suppose you wouldn’t know since few people know,” Dr. Bones </w:t>
       </w:r>
       <w:r>
-        <w:t>sighed</w:t>
+        <w:t>said with a sigh</w:t>
       </w:r>
       <w:r>
         <w:t>. “The problem is that children born with the Death element always die within hours of their element being revealed. That’s not the worst part.</w:t>
@@ -17886,8 +18032,11 @@
     </w:p>
     <w:p>
       <w:r>
+        <w:t xml:space="preserve">“The worst part is that hundreds and sometimes thousands of people die along with the child. The child’s body releases a powerful miasma </w:t>
+      </w:r>
+      <w:r>
         <w:lastRenderedPageBreak/>
-        <w:t xml:space="preserve">“The worst part is that hundreds and sometimes thousands of people die along with the child. The child’s body releases a powerful miasma that only people with the Life element can </w:t>
+        <w:t xml:space="preserve">that only people with the Life element can </w:t>
       </w:r>
       <w:r>
         <w:t xml:space="preserve">potentially </w:t>
@@ -17915,16 +18064,8 @@
     </w:p>
     <w:p>
       <w:r>
-        <w:t>“That’s not true,” Dr. Bones denied. “</w:t>
-      </w:r>
-      <w:r>
-        <w:t>As a rule, a</w:t>
-      </w:r>
-      <w:r>
-        <w:t xml:space="preserve"> person’s element always activates sometime between birth and puberty.</w:t>
-      </w:r>
-    </w:p>
-    <w:p>
+        <w:t xml:space="preserve">“That’s not true,” Dr. Bones denied. </w:t>
+      </w:r>
       <w:r>
         <w:t>“We can’t use a child whose powers haven’t awoken since he would just die if he placed his hand on that handprint.</w:t>
       </w:r>
@@ -18062,35 +18203,70 @@
     </w:p>
     <w:p>
       <w:r>
+        <w:t xml:space="preserve">“Second, </w:t>
+      </w:r>
+      <w:r>
+        <w:t>you would need an army to handle all the kids. T</w:t>
+      </w:r>
+      <w:r>
+        <w:t xml:space="preserve">aking so many </w:t>
+      </w:r>
+      <w:r>
+        <w:t>animamancer</w:t>
+      </w:r>
+      <w:r>
+        <w:t>s</w:t>
+      </w:r>
+      <w:r>
+        <w:t xml:space="preserve"> out of circulation would </w:t>
+      </w:r>
+      <w:r>
+        <w:t>cost</w:t>
+      </w:r>
+      <w:r>
+        <w:t xml:space="preserve"> </w:t>
+      </w:r>
+      <w:r>
+        <w:t xml:space="preserve">many </w:t>
+      </w:r>
+      <w:r>
+        <w:t>more lives than gained.</w:t>
+      </w:r>
+    </w:p>
+    <w:p>
+      <w:r>
         <w:lastRenderedPageBreak/>
-        <w:t xml:space="preserve">“Second, </w:t>
-      </w:r>
-      <w:r>
-        <w:t>you would need an army to handle all the kids. T</w:t>
-      </w:r>
-      <w:r>
-        <w:t xml:space="preserve">aking so many </w:t>
-      </w:r>
-      <w:r>
-        <w:t>animamancer</w:t>
+        <w:t>“</w:t>
+      </w:r>
+      <w:r>
+        <w:t>Third,</w:t>
+      </w:r>
+      <w:r>
+        <w:t xml:space="preserve"> 100% of gray children activate before or just after puberty. Since </w:t>
+      </w:r>
+      <w:r>
+        <w:t>barely</w:t>
+      </w:r>
+      <w:r>
+        <w:t xml:space="preserve"> %10 percent </w:t>
+      </w:r>
+      <w:r>
+        <w:t>of the general population</w:t>
+      </w:r>
+      <w:r>
+        <w:t xml:space="preserve"> ever activate</w:t>
       </w:r>
       <w:r>
         <w:t>s</w:t>
       </w:r>
       <w:r>
-        <w:t xml:space="preserve"> out of circulation would </w:t>
-      </w:r>
-      <w:r>
-        <w:t>cost</w:t>
+        <w:t>, helping everyone is a logistical</w:t>
       </w:r>
       <w:r>
         <w:t xml:space="preserve"> </w:t>
       </w:r>
       <w:r>
-        <w:t xml:space="preserve">many </w:t>
-      </w:r>
-      <w:r>
-        <w:t>more lives than gained.</w:t>
+        <w:t>impossibility.</w:t>
       </w:r>
     </w:p>
     <w:p>
@@ -18098,35 +18274,6 @@
         <w:t>“</w:t>
       </w:r>
       <w:r>
-        <w:t>Third,</w:t>
-      </w:r>
-      <w:r>
-        <w:t xml:space="preserve"> 100% of gray children activate before or just after puberty. Since only %10 percent </w:t>
-      </w:r>
-      <w:r>
-        <w:t>of the general population</w:t>
-      </w:r>
-      <w:r>
-        <w:t xml:space="preserve"> ever activate</w:t>
-      </w:r>
-      <w:r>
-        <w:t>s</w:t>
-      </w:r>
-      <w:r>
-        <w:t>, helping everyone is a logistical</w:t>
-      </w:r>
-      <w:r>
-        <w:t xml:space="preserve"> </w:t>
-      </w:r>
-      <w:r>
-        <w:t>impossibility.</w:t>
-      </w:r>
-    </w:p>
-    <w:p>
-      <w:r>
-        <w:t>“</w:t>
-      </w:r>
-      <w:r>
         <w:t>Finally</w:t>
       </w:r>
       <w:r>
@@ -18218,27 +18365,39 @@
         <w:t xml:space="preserve">“Are you crazy, Luke? You’ll die if you try it,” John </w:t>
       </w:r>
       <w:r>
-        <w:t>scolded</w:t>
-      </w:r>
-      <w:r>
-        <w:t>. The others agreed.</w:t>
+        <w:t>shouted</w:t>
+      </w:r>
+      <w:r>
+        <w:t xml:space="preserve">. The others </w:t>
+      </w:r>
+      <w:r>
+        <w:t>added to the scolding</w:t>
+      </w:r>
+      <w:r>
+        <w:t>.</w:t>
+      </w:r>
+    </w:p>
+    <w:p>
+      <w:r>
+        <w:t xml:space="preserve">“No I won’t,” Luke </w:t>
+      </w:r>
+      <w:r>
+        <w:t>said</w:t>
+      </w:r>
+      <w:r>
+        <w:t>, but without conviction. “Dr. Bones said it takes hours. I only need a few seconds to open the vault and then I’ll change my element to pink.”</w:t>
       </w:r>
     </w:p>
     <w:p>
       <w:r>
         <w:lastRenderedPageBreak/>
-        <w:t xml:space="preserve">“No I won’t,” Luke </w:t>
-      </w:r>
-      <w:r>
-        <w:t>said</w:t>
-      </w:r>
-      <w:r>
-        <w:t>, but without conviction. “Dr. Bones said it takes hours. I only need a few seconds to open the vault and then I’ll change my element to pink.”</w:t>
-      </w:r>
-    </w:p>
-    <w:p>
-      <w:r>
-        <w:t>“What are you talking about?” Dr. Bones asked. “It’s impossible to change a person’s element. It’s fixed at birth.”</w:t>
+        <w:t>“What are you talking about?” Dr. Bones asked</w:t>
+      </w:r>
+      <w:r>
+        <w:t>, confused</w:t>
+      </w:r>
+      <w:r>
+        <w:t>. “It’s impossible to change a person’s element. It’s fixed at birth.”</w:t>
       </w:r>
     </w:p>
     <w:p>
@@ -18315,12 +18474,18 @@
         <w:t xml:space="preserve">. The feelings of </w:t>
       </w:r>
       <w:r>
-        <w:t>the soil</w:t>
+        <w:t>s</w:t>
+      </w:r>
+      <w:r>
+        <w:t>oil</w:t>
       </w:r>
       <w:r>
         <w:t xml:space="preserve"> and earth</w:t>
       </w:r>
       <w:r>
+        <w:t>, rocks and mountains</w:t>
+      </w:r>
+      <w:r>
         <w:t xml:space="preserve"> flowed through him</w:t>
       </w:r>
       <w:r>
@@ -18329,7 +18494,7 @@
     </w:p>
     <w:p>
       <w:r>
-        <w:t>“What is that?” Dr. Bones asked.</w:t>
+        <w:t>“Holy cow,” Dr. Bones exclaimed. “Why did your appearance just shift? What did you just drink?”</w:t>
       </w:r>
     </w:p>
     <w:p>
@@ -18346,7 +18511,13 @@
         <w:t>said</w:t>
       </w:r>
       <w:r>
-        <w:t xml:space="preserve"> and handed the bottle to the archaeologist. The man drank some milk and looked at Luke in astonishment.</w:t>
+        <w:t xml:space="preserve"> and handed the bottle to the archaeologist. The man </w:t>
+      </w:r>
+      <w:r>
+        <w:t>took a sip</w:t>
+      </w:r>
+      <w:r>
+        <w:t xml:space="preserve"> and looked at Luke in astonishment.</w:t>
       </w:r>
     </w:p>
     <w:p>
@@ -18357,7 +18528,13 @@
         <w:t>exclaimed</w:t>
       </w:r>
       <w:r>
-        <w:t>. “You can’t change your hair just by drinking milk</w:t>
+        <w:t xml:space="preserve">. “You can’t change your hair </w:t>
+      </w:r>
+      <w:r>
+        <w:t xml:space="preserve">or appearance </w:t>
+      </w:r>
+      <w:r>
+        <w:t>just by drinking milk</w:t>
       </w:r>
       <w:r>
         <w:t xml:space="preserve">, even if milk </w:t>
@@ -18432,7 +18609,13 @@
         <w:t>.</w:t>
       </w:r>
       <w:r>
-        <w:t xml:space="preserve">” Luke put the bottles away and changed his hair back to </w:t>
+        <w:t xml:space="preserve">” Luke </w:t>
+      </w:r>
+      <w:r>
+        <w:t xml:space="preserve">drank some red cow milk, </w:t>
+      </w:r>
+      <w:r>
+        <w:t xml:space="preserve">put the bottles away and changed his hair back to </w:t>
       </w:r>
       <w:r>
         <w:t>copper</w:t>
@@ -18476,7 +18659,7 @@
     </w:p>
     <w:p>
       <w:r>
-        <w:t>“Do you know how rare pinks are?” Proctor Molly asked.</w:t>
+        <w:t>“Do you know how rare pinks are?” Molly asked.</w:t>
       </w:r>
     </w:p>
     <w:p>
@@ -18492,7 +18675,7 @@
     </w:p>
     <w:p>
       <w:r>
-        <w:t>Proctor Molly</w:t>
+        <w:t>Molly</w:t>
       </w:r>
       <w:r>
         <w:t xml:space="preserve"> thought for a moment. “She’s too young. She would be traumatized and w</w:t>
@@ -18538,7 +18721,7 @@
         <w:t xml:space="preserve"> Emperor’s daughter,” </w:t>
       </w:r>
       <w:r>
-        <w:t>Proctor Molly</w:t>
+        <w:t>Molly</w:t>
       </w:r>
       <w:r>
         <w:t xml:space="preserve"> objected</w:t>
@@ -18777,7 +18960,7 @@
         <w:t xml:space="preserve"> and </w:t>
       </w:r>
       <w:r>
-        <w:t>Proctor Molly</w:t>
+        <w:t>Molly</w:t>
       </w:r>
       <w:r>
         <w:t xml:space="preserve"> entered and greeted them.</w:t>
@@ -18833,7 +19016,7 @@
         <w:t xml:space="preserve">“We requested a Life Element be sent here, but it could be a month before that happens,” </w:t>
       </w:r>
       <w:r>
-        <w:t>Proctor Molly</w:t>
+        <w:t>Molly</w:t>
       </w:r>
       <w:r>
         <w:t xml:space="preserve"> said. “In the meantime you may return.”</w:t>
@@ -18868,7 +19051,7 @@
     </w:p>
     <w:p>
       <w:r>
-        <w:t>“I’ll contact you when we secure the Life Element. In the meantime, have a good day,” Proctor Molly said and left.</w:t>
+        <w:t>“I’ll contact you when we secure the Life Element. In the meantime, have a good day,” Molly said and left.</w:t>
       </w:r>
     </w:p>
     <w:p>
@@ -19184,7 +19367,7 @@
     </w:p>
     <w:p>
       <w:r>
-        <w:t>Two days later, Proctor Molly met Luke at the training grounds. “Candidate Luke, Dr. Bones pulled some strings and was able to get Princess Anastasia to help you. He argued that it would be an honor for the princess to witness the opening of the vault. If it’s alright with you, we’ll leave in an hour.”</w:t>
+        <w:t>Two days later, Molly met Luke at the training grounds. “Candidate Luke, Dr. Bones pulled some strings and was able to get Princess Anastasia to help you. He argued that it would be an honor for the princess to witness the opening of the vault. If it’s alright with you, we’ll leave in an hour.”</w:t>
       </w:r>
     </w:p>
     <w:p>
@@ -19192,7 +19375,7 @@
         <w:t xml:space="preserve">“Let’s get it over with,” Luke </w:t>
       </w:r>
       <w:r>
-        <w:t>agreed</w:t>
+        <w:t>said</w:t>
       </w:r>
       <w:r>
         <w:t>, feeling butterflies in his stomach.</w:t>
@@ -19200,7 +19383,7 @@
     </w:p>
     <w:p>
       <w:r>
-        <w:t>“We’ll meet in the front of the Devonshire hotel at 1:00PM,” Proctor Molly said and left.</w:t>
+        <w:t>“We’ll meet in the front of the Devonshire hotel at 1:00PM,” Molly said and left.</w:t>
       </w:r>
     </w:p>
     <w:p>
@@ -19210,7 +19393,10 @@
     </w:p>
     <w:p>
       <w:r>
-        <w:t>Just then the door opened and Carney entered. “You’re leaving, aren’t you?”</w:t>
+        <w:t>T</w:t>
+      </w:r>
+      <w:r>
+        <w:t>he door opened and Carney entered. “You’re leaving, aren’t you?”</w:t>
       </w:r>
     </w:p>
     <w:p>
@@ -19255,7 +19441,7 @@
     </w:p>
     <w:p>
       <w:r>
-        <w:t>“Candidate Luke,” Proctor Molly said and Luke almost jumped out of his skin. He turned around and found the proctor and the princess astride horses.</w:t>
+        <w:t>“Candidate Luke,” Molly said and Luke almost jumped out of his skin. He turned around and found the proctor and the princess astride horses.</w:t>
       </w:r>
     </w:p>
     <w:p>
@@ -19265,15 +19451,18 @@
     </w:p>
     <w:p>
       <w:r>
-        <w:t>Proctor Molly tossed her marbles into the air and the portal formed. She rode into the portal and Luke and the princess followed.</w:t>
-      </w:r>
-    </w:p>
-    <w:p>
-      <w:r>
-        <w:t>It was drizzling and gloomy o</w:t>
-      </w:r>
-      <w:r>
-        <w:t>n the other side of the portal, reflecting Luke’s mood. No one spoke while riding to the cave.</w:t>
+        <w:t>Molly tossed her marbles into the air and the portal formed. She rode into the portal and Luke and the princess followed.</w:t>
+      </w:r>
+    </w:p>
+    <w:p>
+      <w:r>
+        <w:t>The other side of the portal</w:t>
+      </w:r>
+      <w:r>
+        <w:t xml:space="preserve"> was drizzling and gloomy</w:t>
+      </w:r>
+      <w:r>
+        <w:t>, reflecting Luke’s mood. No one spoke while riding to the cave.</w:t>
       </w:r>
     </w:p>
     <w:p>
@@ -19320,7 +19509,7 @@
         <w:t>A stool stood b</w:t>
       </w:r>
       <w:r>
-        <w:t xml:space="preserve">eside the table. Proctor Molly poured two glasses of pink cow milk and placed them on the left </w:t>
+        <w:t xml:space="preserve">eside the table. Molly poured two glasses of pink cow milk and placed them on the left </w:t>
       </w:r>
       <w:r>
         <w:t xml:space="preserve">side </w:t>
@@ -19361,7 +19550,7 @@
         <w:t>“Place your finger on the scanner to open the ther</w:t>
       </w:r>
       <w:r>
-        <w:t>mos. I’ll call you when we exit,” Proctor Molly said.</w:t>
+        <w:t>mos. I’ll call you when we exit,” Molly said.</w:t>
       </w:r>
       <w:r>
         <w:t xml:space="preserve"> </w:t>
@@ -19375,7 +19564,13 @@
     </w:p>
     <w:p>
       <w:r>
-        <w:t>“By the way, I need to inform you that gray milk is toxic. One drop on the skin can kill a person in ten minutes.”</w:t>
+        <w:t xml:space="preserve">“By the way, I need to inform you that gray milk is toxic. One drop on </w:t>
+      </w:r>
+      <w:r>
+        <w:t>unprotected</w:t>
+      </w:r>
+      <w:r>
+        <w:t xml:space="preserve"> skin can kill a person in ten minutes.”</w:t>
       </w:r>
     </w:p>
     <w:p>
@@ -19421,7 +19616,7 @@
     </w:p>
     <w:p>
       <w:r>
-        <w:t>“Good luck Candidate Luke, and may the gods be with you,” Proctor Molly said. “Come on Dr. Bones, it’s time we left.”</w:t>
+        <w:t>“Good luck Candidate Luke, and may the gods be with you,” Molly said. “Come on Dr. Bones, it’s time we left.”</w:t>
       </w:r>
     </w:p>
     <w:p>
@@ -19490,12 +19685,12 @@
     </w:p>
     <w:p>
       <w:r>
+        <w:t>“23 million,” Luke said.</w:t>
+      </w:r>
+    </w:p>
+    <w:p>
+      <w:r>
         <w:lastRenderedPageBreak/>
-        <w:t>“23 million,” Luke said.</w:t>
-      </w:r>
-    </w:p>
-    <w:p>
-      <w:r>
         <w:t>“What’s that?” Princess Anastasia asked.</w:t>
       </w:r>
     </w:p>
@@ -19518,7 +19713,7 @@
     </w:p>
     <w:p>
       <w:r>
-        <w:t xml:space="preserve">After what seemed like forever, Proctor Molly’s voice spoke in the room. “Okay Luke, you may </w:t>
+        <w:t xml:space="preserve">After what seemed like forever, Molly’s voice spoke in the room. “Okay Luke, you may </w:t>
       </w:r>
       <w:r>
         <w:t>begin</w:t>
@@ -19566,7 +19761,7 @@
         <w:t xml:space="preserve">Luke took a sniff and gagged. “This smells like rotting meat, rancid milk, and moldy eggs, mixed together. Don’t forget the smelly socks,” he </w:t>
       </w:r>
       <w:r>
-        <w:t>commented</w:t>
+        <w:t>said</w:t>
       </w:r>
       <w:r>
         <w:t>.</w:t>
@@ -19591,7 +19786,13 @@
         <w:t>murmured</w:t>
       </w:r>
       <w:r>
-        <w:t>, paraphrasing a movie he saw once. He picked up the cup and took a deep breath.</w:t>
+        <w:t xml:space="preserve">, paraphrasing a movie he </w:t>
+      </w:r>
+      <w:r>
+        <w:t>once saw</w:t>
+      </w:r>
+      <w:r>
+        <w:t>. He picked up the cup and took a deep breath.</w:t>
       </w:r>
     </w:p>
     <w:p>
@@ -19601,14 +19802,17 @@
     </w:p>
     <w:p>
       <w:r>
+        <w:t xml:space="preserve">The milk reminded </w:t>
+      </w:r>
+      <w:r>
+        <w:t>Luke</w:t>
+      </w:r>
+      <w:r>
+        <w:t xml:space="preserve"> of rotting corpses and the maggots that crawled in them, of graveyards and zombies. He experienced the </w:t>
+      </w:r>
+      <w:r>
         <w:lastRenderedPageBreak/>
-        <w:t xml:space="preserve">The milk reminded </w:t>
-      </w:r>
-      <w:r>
-        <w:t>Luke</w:t>
-      </w:r>
-      <w:r>
-        <w:t xml:space="preserve"> of rotting corpses and the maggots that crawled in them, of graveyards and zombies. He experienced the world of decay, of stagnation and decomposition. Flowers placed on the altar wilted and became moldy.</w:t>
+        <w:t>world of decay, of stagnation and decomposition. Flowers placed on the altar wilted and became moldy.</w:t>
       </w:r>
     </w:p>
     <w:p>
@@ -19619,7 +19823,15 @@
         <w:t>The world stood still a moment, and then</w:t>
       </w:r>
       <w:r>
-        <w:t xml:space="preserve"> the mouth of the monkey god opened with a loud creaking sound. After a few seconds the mouth was completely open, with a stone tongue sticking out.</w:t>
+        <w:t xml:space="preserve"> the mouth of the monkey god opened with a loud creaking sound.</w:t>
+      </w:r>
+    </w:p>
+    <w:p>
+      <w:r>
+        <w:t xml:space="preserve">The room returned to silence, leaving the face with an open mouth and </w:t>
+      </w:r>
+      <w:r>
+        <w:t>a stone tongue sticking out.</w:t>
       </w:r>
     </w:p>
     <w:p>
@@ -19805,10 +20017,18 @@
         <w:t xml:space="preserve">Luke carefully poured the gray milk back into its container and </w:t>
       </w:r>
       <w:r>
-        <w:t xml:space="preserve">re-screwed the inner cap. He </w:t>
-      </w:r>
-      <w:r>
-        <w:t>looked at the thermos cup. It appeared clean. He sniffed it and discovered there was no smell. The table seemed clear of gray milk also.</w:t>
+        <w:t>re-screwed the inner cap.</w:t>
+      </w:r>
+      <w:r>
+        <w:t xml:space="preserve"> The lock snapped shut.</w:t>
+      </w:r>
+    </w:p>
+    <w:p>
+      <w:r>
+        <w:t>Luke inspected</w:t>
+      </w:r>
+      <w:r>
+        <w:t xml:space="preserve"> the thermos cup. It appeared clean. He sniffed it and discovered there was no smell. The table seemed clear of gray milk also.</w:t>
       </w:r>
     </w:p>
     <w:p>
@@ -19852,158 +20072,159 @@
     </w:p>
     <w:p>
       <w:r>
+        <w:lastRenderedPageBreak/>
         <w:t>Annie cast another spell and within seconds the air felt fresher.</w:t>
       </w:r>
     </w:p>
     <w:p>
       <w:r>
+        <w:t>Luke covered the handprint with its protective cover.</w:t>
+      </w:r>
+    </w:p>
+    <w:p>
+      <w:r>
+        <w:t>“A few days ago my friends and I entered the library. We were looking for information on this challenge thing we’re now in,” Luke said. “By the way, what does it mean to be a candidate and what is an entourage?</w:t>
+      </w:r>
+      <w:r>
+        <w:t xml:space="preserve"> Why are there only guys?</w:t>
+      </w:r>
+      <w:r>
+        <w:t>”</w:t>
+      </w:r>
+    </w:p>
+    <w:p>
+      <w:r>
+        <w:t xml:space="preserve">“The Council of Elders </w:t>
+      </w:r>
+      <w:r>
+        <w:t>is holding</w:t>
+      </w:r>
+      <w:r>
+        <w:t xml:space="preserve"> a competition among the </w:t>
+      </w:r>
+      <w:r>
+        <w:t xml:space="preserve">vassal </w:t>
+      </w:r>
+      <w:r>
+        <w:t xml:space="preserve">worlds of the Empire. </w:t>
+      </w:r>
+      <w:r>
+        <w:t xml:space="preserve">They do this occasionally to strengthen the bond between </w:t>
+      </w:r>
+      <w:r>
+        <w:t>the vassal worlds</w:t>
+      </w:r>
+      <w:r>
+        <w:t xml:space="preserve">. </w:t>
+      </w:r>
+      <w:r>
+        <w:t>The winner of the competition may make a request of the Council</w:t>
+      </w:r>
+      <w:r>
+        <w:t>, as long as it’s reasonable</w:t>
+      </w:r>
+      <w:r>
+        <w:t xml:space="preserve"> and doesn’t harm empire relations</w:t>
+      </w:r>
+      <w:r>
+        <w:t>.</w:t>
+      </w:r>
+    </w:p>
+    <w:p>
+      <w:r>
+        <w:t>“I was instructed to visit various worlds with several other people. Lord Lorentz and Lady Jessica took us to the worlds and found the candidates.</w:t>
+      </w:r>
+    </w:p>
+    <w:p>
+      <w:r>
+        <w:t xml:space="preserve">“We then informed them of the competition and the conditions. The candidate </w:t>
+      </w:r>
+      <w:r>
+        <w:t>then ha</w:t>
+      </w:r>
+      <w:r>
+        <w:t>d</w:t>
+      </w:r>
+      <w:r>
+        <w:t xml:space="preserve"> </w:t>
+      </w:r>
+      <w:r>
+        <w:t xml:space="preserve">one week </w:t>
+      </w:r>
+      <w:r>
+        <w:t xml:space="preserve">to </w:t>
+      </w:r>
+      <w:r>
+        <w:t>enter the trial gate, or lose the right to compete</w:t>
+      </w:r>
+      <w:r>
+        <w:t>,” Annie</w:t>
+      </w:r>
+      <w:r>
+        <w:t xml:space="preserve"> explained</w:t>
+      </w:r>
+      <w:r>
+        <w:t>.</w:t>
+      </w:r>
+    </w:p>
+    <w:p>
+      <w:r>
+        <w:t xml:space="preserve">“As for why there are only </w:t>
+      </w:r>
+      <w:r>
+        <w:t xml:space="preserve">single </w:t>
+      </w:r>
+      <w:r>
+        <w:t xml:space="preserve">guys, I </w:t>
+      </w:r>
+      <w:r>
+        <w:t>would rather not speculate</w:t>
+      </w:r>
+      <w:r>
+        <w:t>. This rarely happens.”</w:t>
+      </w:r>
+    </w:p>
+    <w:p>
+      <w:r>
+        <w:t xml:space="preserve">“Come Annie, we should return. They’re probably worrying about us,” Luke </w:t>
+      </w:r>
+      <w:r>
+        <w:t>said</w:t>
+      </w:r>
+      <w:r>
+        <w:t>. He picked up the dropped glass and placed it on the altar.</w:t>
+      </w:r>
+    </w:p>
+    <w:p>
+      <w:r>
+        <w:t>“My mother is the only one to call me Annie,” Annie commented.</w:t>
+      </w:r>
+    </w:p>
+    <w:p>
+      <w:r>
+        <w:t xml:space="preserve">They headed back to </w:t>
+      </w:r>
+      <w:r>
+        <w:t xml:space="preserve">base </w:t>
+      </w:r>
+      <w:r>
+        <w:t>camp. “I heard you cast your first spell at the age of two,” Luke said.</w:t>
+      </w:r>
+    </w:p>
+    <w:p>
+      <w:r>
+        <w:t xml:space="preserve">“That’s what they say, but I don’t remember,” Annie </w:t>
+      </w:r>
+      <w:r>
+        <w:t>said</w:t>
+      </w:r>
+      <w:r>
+        <w:t>. “When did you cast your first spell?”</w:t>
+      </w:r>
+    </w:p>
+    <w:p>
+      <w:r>
         <w:lastRenderedPageBreak/>
-        <w:t>Luke covered the handprint with its protective cover.</w:t>
-      </w:r>
-    </w:p>
-    <w:p>
-      <w:r>
-        <w:t>“A few days ago my friends and I entered the library. We were looking for information on this challenge thing we’re now in,” Luke said. “By the way, what does it mean to be a candidate and what is an entourage?</w:t>
-      </w:r>
-      <w:r>
-        <w:t xml:space="preserve"> Why are there only guys?</w:t>
-      </w:r>
-      <w:r>
-        <w:t>”</w:t>
-      </w:r>
-    </w:p>
-    <w:p>
-      <w:r>
-        <w:t xml:space="preserve">“The Council of Elders </w:t>
-      </w:r>
-      <w:r>
-        <w:t>is holding</w:t>
-      </w:r>
-      <w:r>
-        <w:t xml:space="preserve"> a competition among the </w:t>
-      </w:r>
-      <w:r>
-        <w:t xml:space="preserve">vassal </w:t>
-      </w:r>
-      <w:r>
-        <w:t xml:space="preserve">worlds of the Empire. </w:t>
-      </w:r>
-      <w:r>
-        <w:t xml:space="preserve">They do this occasionally to strengthen the bond between </w:t>
-      </w:r>
-      <w:r>
-        <w:t>the vassal worlds</w:t>
-      </w:r>
-      <w:r>
-        <w:t xml:space="preserve">. </w:t>
-      </w:r>
-      <w:r>
-        <w:t>The winner of the competition may make a request of the Council</w:t>
-      </w:r>
-      <w:r>
-        <w:t>, as long as it’s reasonable</w:t>
-      </w:r>
-      <w:r>
-        <w:t xml:space="preserve"> and doesn’t harm empire relations</w:t>
-      </w:r>
-      <w:r>
-        <w:t>.</w:t>
-      </w:r>
-    </w:p>
-    <w:p>
-      <w:r>
-        <w:t>“I was instructed to visit various worlds with several other people. Lord Lorentz and Lady Jessica took us to the worlds and found the candidates.</w:t>
-      </w:r>
-    </w:p>
-    <w:p>
-      <w:r>
-        <w:t xml:space="preserve">“We then informed them of the competition and the conditions. The candidate </w:t>
-      </w:r>
-      <w:r>
-        <w:t>then ha</w:t>
-      </w:r>
-      <w:r>
-        <w:t>d</w:t>
-      </w:r>
-      <w:r>
-        <w:t xml:space="preserve"> </w:t>
-      </w:r>
-      <w:r>
-        <w:t xml:space="preserve">one week </w:t>
-      </w:r>
-      <w:r>
-        <w:t xml:space="preserve">to </w:t>
-      </w:r>
-      <w:r>
-        <w:t>enter the trial gate, or lose the right to compete</w:t>
-      </w:r>
-      <w:r>
-        <w:t>,” Annie</w:t>
-      </w:r>
-      <w:r>
-        <w:t xml:space="preserve"> explained</w:t>
-      </w:r>
-      <w:r>
-        <w:t>.</w:t>
-      </w:r>
-    </w:p>
-    <w:p>
-      <w:r>
-        <w:t xml:space="preserve">“As for why there are only </w:t>
-      </w:r>
-      <w:r>
-        <w:t xml:space="preserve">single </w:t>
-      </w:r>
-      <w:r>
-        <w:t xml:space="preserve">guys, I </w:t>
-      </w:r>
-      <w:r>
-        <w:t>would rather not speculate</w:t>
-      </w:r>
-      <w:r>
-        <w:t>.”</w:t>
-      </w:r>
-    </w:p>
-    <w:p>
-      <w:r>
-        <w:t xml:space="preserve">“Come Annie, we should return. They’re probably worrying about us,” Luke </w:t>
-      </w:r>
-      <w:r>
-        <w:t>suggested</w:t>
-      </w:r>
-      <w:r>
-        <w:t>. He picked up the dropped glass and placed it on the altar.</w:t>
-      </w:r>
-    </w:p>
-    <w:p>
-      <w:r>
-        <w:t>“My mother is the only one to call me Annie,” Annie commented.</w:t>
-      </w:r>
-    </w:p>
-    <w:p>
-      <w:r>
-        <w:t xml:space="preserve">They headed back to </w:t>
-      </w:r>
-      <w:r>
-        <w:t xml:space="preserve">base </w:t>
-      </w:r>
-      <w:r>
-        <w:t>camp. “I heard you cast your first spell at the age of two,” Luke said.</w:t>
-      </w:r>
-    </w:p>
-    <w:p>
-      <w:r>
-        <w:t xml:space="preserve">“That’s what they say, but I don’t remember,” Annie </w:t>
-      </w:r>
-      <w:r>
-        <w:t>said</w:t>
-      </w:r>
-      <w:r>
-        <w:t>. “When did you cast your first spell?”</w:t>
-      </w:r>
-    </w:p>
-    <w:p>
-      <w:r>
         <w:t xml:space="preserve">“The day after I arrived, just after I climbed the steps to the library,” Luke answered. “It was this spell. </w:t>
       </w:r>
       <w:r>
@@ -20025,7 +20246,6 @@
     </w:p>
     <w:p>
       <w:r>
-        <w:lastRenderedPageBreak/>
         <w:t>“Why did you change your hair color? You look so pretty with pink hair,” Annie asked.</w:t>
       </w:r>
     </w:p>
@@ -20054,7 +20274,7 @@
     </w:p>
     <w:p>
       <w:r>
-        <w:t xml:space="preserve">Dr. Bones and Proctor Molly </w:t>
+        <w:t xml:space="preserve">Dr. Bones and Molly </w:t>
       </w:r>
       <w:r>
         <w:t xml:space="preserve">waited </w:t>
@@ -20066,7 +20286,7 @@
         <w:t>with their</w:t>
       </w:r>
       <w:r>
-        <w:t xml:space="preserve"> two horses. “I’m so glad you’re all right,” Proctor Molly said, looking relieved.</w:t>
+        <w:t xml:space="preserve"> two horses. “I’m so glad you’re all right,” Molly said, looking relieved.</w:t>
       </w:r>
     </w:p>
     <w:p>
@@ -20104,18 +20324,24 @@
     </w:p>
     <w:p>
       <w:r>
-        <w:t xml:space="preserve">“Wait Dr. Bones. I need to verify that the air is safe,” Proctor Molly </w:t>
+        <w:t xml:space="preserve">“Wait Dr. Bones. I need to verify that the air is safe,” Molly </w:t>
       </w:r>
       <w:r>
         <w:t>warned</w:t>
       </w:r>
       <w:r>
-        <w:t xml:space="preserve"> and took out a stone and scanned Luke and Annie. She entered and the others followed. They went back to the room with the stone monkey face. Scanning the altar area, Proctor Molly said, “Everything is safe.”</w:t>
-      </w:r>
-    </w:p>
-    <w:p>
-      <w:r>
-        <w:t>“Finally we can start our work,” Dr. Bones said with intense excitement. “I don’t know how to thank you.”</w:t>
+        <w:t xml:space="preserve"> and took out a stone and scanned Luke and Annie. She entered and the others followed. They went back to the room with the stone monkey face. Scanning the altar area, Molly said, “Everything is safe.”</w:t>
+      </w:r>
+    </w:p>
+    <w:p>
+      <w:r>
+        <w:t xml:space="preserve">“Finally we can start our work,” Dr. Bones said with </w:t>
+      </w:r>
+      <w:r>
+        <w:t>euphoria</w:t>
+      </w:r>
+      <w:r>
+        <w:t>. “I don’t know how to thank you.”</w:t>
       </w:r>
     </w:p>
     <w:p>
@@ -20189,17 +20415,30 @@
     </w:p>
     <w:p>
       <w:r>
-        <w:t>Proctor Molly and Annie got on their horses and headed out. Luke brought up the rear.</w:t>
-      </w:r>
-    </w:p>
-    <w:p>
-      <w:r>
-        <w:t>They went through the gate and arrived back at the hotel. Standing near the door was Carney. Carney ran to Luke when he stopped.</w:t>
-      </w:r>
-    </w:p>
-    <w:p>
-      <w:r>
-        <w:t xml:space="preserve">“Candidate Luke, please put your bicycle away and let’s meet back here in twenty minutes. I’ll then take you to </w:t>
+        <w:t>Molly and Annie got on their horses and headed out. Luke brought up the rear.</w:t>
+      </w:r>
+    </w:p>
+    <w:p>
+      <w:pPr>
+        <w:pStyle w:val="H2"/>
+      </w:pPr>
+      <w:bookmarkStart w:id="7" w:name="_Toc238330425"/>
+      <w:r>
+        <w:lastRenderedPageBreak/>
+        <w:t>&lt;&gt;</w:t>
+      </w:r>
+      <w:bookmarkEnd w:id="7"/>
+    </w:p>
+    <w:p/>
+    <w:p/>
+    <w:p>
+      <w:r>
+        <w:t>On the other side of the gate they found Carney waiting for them.</w:t>
+      </w:r>
+    </w:p>
+    <w:p>
+      <w:r>
+        <w:t xml:space="preserve">“Candidate Luke, please put your bicycle away and let’s meet back here in twenty minutes. I’ll take you to </w:t>
       </w:r>
       <w:r>
         <w:t xml:space="preserve">Lord </w:t>
@@ -20256,15 +20495,21 @@
         <w:t xml:space="preserve">“Put your horse away and come back,” Luke </w:t>
       </w:r>
       <w:r>
-        <w:t>suggested</w:t>
-      </w:r>
-      <w:r>
-        <w:t>.</w:t>
-      </w:r>
-    </w:p>
-    <w:p>
-      <w:r>
-        <w:t>Annie nodded and raised her hand. An attendant came. She got down and the attendant took the horse away.</w:t>
+        <w:t>said</w:t>
+      </w:r>
+      <w:r>
+        <w:t>.</w:t>
+      </w:r>
+    </w:p>
+    <w:p>
+      <w:r>
+        <w:t>Annie nodded and raised her hand. An attendant came</w:t>
+      </w:r>
+      <w:r>
+        <w:t xml:space="preserve"> and she passed the reigns over to </w:t>
+      </w:r>
+      <w:r>
+        <w:t>the attendant.</w:t>
       </w:r>
     </w:p>
     <w:p>
@@ -20280,12 +20525,12 @@
     </w:p>
     <w:p>
       <w:r>
+        <w:t>John hesitated a moment and then said, “We need to talk,” and hung up.</w:t>
+      </w:r>
+    </w:p>
+    <w:p>
+      <w:r>
         <w:lastRenderedPageBreak/>
-        <w:t>John hesitated a moment and then said, “We need to talk,” and hung up.</w:t>
-      </w:r>
-    </w:p>
-    <w:p>
-      <w:r>
         <w:t>Luke waited, feeling at peace with the world now that the challenge was over. There</w:t>
       </w:r>
       <w:r>
@@ -20315,7 +20560,7 @@
         <w:t xml:space="preserve">“I don’t know,” Luke </w:t>
       </w:r>
       <w:r>
-        <w:t>shrugged</w:t>
+        <w:t>said</w:t>
       </w:r>
       <w:r>
         <w:t>. “When I was young, I dreamed of living in a world filled with magic, but that was impossible. I then decided to become a scientist when I grew up, so that I could create a world of magic.</w:t>
@@ -20357,7 +20602,18 @@
         <w:t xml:space="preserve">because of </w:t>
       </w:r>
       <w:r>
-        <w:t>the milk I drank. Later on, I tried red milk and it worked. My hair turned red.”</w:t>
+        <w:t>the milk I drank.</w:t>
+      </w:r>
+    </w:p>
+    <w:p>
+      <w:r>
+        <w:t>“</w:t>
+      </w:r>
+      <w:r>
+        <w:t>Later on, I tried red milk and</w:t>
+      </w:r>
+      <w:r>
+        <w:t xml:space="preserve"> it worked. My hair turned red. Strangely it also affected my appearance as you see. I even think it affects my personality. However, I’m not certain.”</w:t>
       </w:r>
     </w:p>
     <w:p>
@@ -20470,7 +20726,7 @@
     </w:p>
     <w:p>
       <w:r>
-        <w:t>A shuttle approached and Proctor Molly exited, “Sorry I’m late,” she said. “Please follow me.”</w:t>
+        <w:t>A shuttle approached and Molly exited, “Sorry I’m late,” she said. “Please follow me.”</w:t>
       </w:r>
     </w:p>
     <w:p>
@@ -20529,7 +20785,7 @@
         <w:t xml:space="preserve">hey followed </w:t>
       </w:r>
       <w:r>
-        <w:t>Proctor Molly</w:t>
+        <w:t>Molly</w:t>
       </w:r>
       <w:r>
         <w:t xml:space="preserve"> past several corridors.</w:t>
@@ -20546,7 +20802,7 @@
         <w:t>”</w:t>
       </w:r>
       <w:r>
-        <w:t xml:space="preserve"> Proctor Molly said to a clerk.</w:t>
+        <w:t xml:space="preserve"> Molly said to a clerk.</w:t>
       </w:r>
     </w:p>
     <w:p>
@@ -22534,7 +22790,7 @@
       <w:pPr>
         <w:pStyle w:val="H2"/>
       </w:pPr>
-      <w:bookmarkStart w:id="7" w:name="_Toc237594440"/>
+      <w:bookmarkStart w:id="8" w:name="_Toc238330426"/>
       <w:r>
         <w:lastRenderedPageBreak/>
         <w:t xml:space="preserve">8. </w:t>
@@ -22542,7 +22798,7 @@
       <w:r>
         <w:t>Homecoming</w:t>
       </w:r>
-      <w:bookmarkEnd w:id="7"/>
+      <w:bookmarkEnd w:id="8"/>
     </w:p>
     <w:p>
       <w:pPr>
@@ -26464,7 +26720,7 @@
       <w:pPr>
         <w:pStyle w:val="H2"/>
       </w:pPr>
-      <w:bookmarkStart w:id="8" w:name="_Toc237594441"/>
+      <w:bookmarkStart w:id="9" w:name="_Toc238330427"/>
       <w:r>
         <w:lastRenderedPageBreak/>
         <w:t xml:space="preserve">9. </w:t>
@@ -26472,7 +26728,7 @@
       <w:r>
         <w:t>Magic School</w:t>
       </w:r>
-      <w:bookmarkEnd w:id="8"/>
+      <w:bookmarkEnd w:id="9"/>
     </w:p>
     <w:p>
       <w:pPr>
@@ -28572,7 +28828,7 @@
       <w:pPr>
         <w:pStyle w:val="H2"/>
       </w:pPr>
-      <w:bookmarkStart w:id="9" w:name="_Toc237594442"/>
+      <w:bookmarkStart w:id="10" w:name="_Toc238330428"/>
       <w:r>
         <w:lastRenderedPageBreak/>
         <w:t xml:space="preserve">10. </w:t>
@@ -28580,7 +28836,7 @@
       <w:r>
         <w:t>The First Hunt</w:t>
       </w:r>
-      <w:bookmarkEnd w:id="9"/>
+      <w:bookmarkEnd w:id="10"/>
     </w:p>
     <w:p>
       <w:pPr>
@@ -39093,7 +39349,7 @@
     </w:p>
     <w:p>
       <w:r>
-        <w:t>Just then Proctor Molly entered the room. “Candidate Luke, Dr. Banana Bones needs to speak to you.”</w:t>
+        <w:t>Just then Molly entered the room. “Candidate Luke, Dr. Banana Bones needs to speak to you.”</w:t>
       </w:r>
     </w:p>
     <w:p>
@@ -39137,7 +39393,7 @@
         <w:t>Devonshire</w:t>
       </w:r>
       <w:r>
-        <w:t xml:space="preserve">,” Proctor Molly </w:t>
+        <w:t xml:space="preserve">,” Molly </w:t>
       </w:r>
       <w:r>
         <w:t>instructed</w:t>
@@ -39187,7 +39443,7 @@
     </w:p>
     <w:p>
       <w:r>
-        <w:t>Five minutes later, Proctor Molly and the gang were ready. “What’s the location of this place?” John asked.</w:t>
+        <w:t>Five minutes later, Molly and the gang were ready. “What’s the location of this place?” John asked.</w:t>
       </w:r>
     </w:p>
     <w:p>
@@ -39198,7 +39454,7 @@
         <w:t>can</w:t>
       </w:r>
       <w:r>
-        <w:t xml:space="preserve">’t get there by yourself,” Proctor Molly </w:t>
+        <w:t xml:space="preserve">’t get there by yourself,” Molly </w:t>
       </w:r>
       <w:r>
         <w:t>said</w:t>
@@ -39209,7 +39465,7 @@
     </w:p>
     <w:p>
       <w:r>
-        <w:t>In other words Proctor Molly was a high level wizard. Everyone looked at her with newfound respect.</w:t>
+        <w:t>In other words Molly was a high level wizard. Everyone looked at her with newfound respect.</w:t>
       </w:r>
     </w:p>
     <w:p>
@@ -39282,7 +39538,7 @@
         <w:t>kaleidoscope</w:t>
       </w:r>
       <w:r>
-        <w:t xml:space="preserve"> of colors. Besides him, Luke felt the presence of his friends and Proctor Molly, but didn’t see them.</w:t>
+        <w:t xml:space="preserve"> of colors. Besides him, Luke felt the presence of his friends and Molly, but didn’t see them.</w:t>
       </w:r>
     </w:p>
     <w:p>
@@ -40007,7 +40263,7 @@
         <w:t xml:space="preserve">found </w:t>
       </w:r>
       <w:r>
-        <w:t>the others. “We told Princess Anastasia’s parents where she is,” Proctor Molly said.</w:t>
+        <w:t>the others. “We told Princess Anastasia’s parents where she is,” Molly said.</w:t>
       </w:r>
     </w:p>
     <w:p>
@@ -40059,7 +40315,7 @@
       <w:pPr>
         <w:pStyle w:val="H2"/>
       </w:pPr>
-      <w:bookmarkStart w:id="10" w:name="_Toc237594443"/>
+      <w:bookmarkStart w:id="11" w:name="_Toc238330429"/>
       <w:r>
         <w:lastRenderedPageBreak/>
         <w:t xml:space="preserve">11. </w:t>
@@ -40067,7 +40323,7 @@
       <w:r>
         <w:t>Meeting the Parents</w:t>
       </w:r>
-      <w:bookmarkEnd w:id="10"/>
+      <w:bookmarkEnd w:id="11"/>
     </w:p>
     <w:p>
       <w:pPr>
@@ -40170,7 +40426,7 @@
         <w:t xml:space="preserve">and </w:t>
       </w:r>
       <w:r>
-        <w:t xml:space="preserve">stepped through Proctor Molly’s gate </w:t>
+        <w:t xml:space="preserve">stepped through Molly’s gate </w:t>
       </w:r>
       <w:r>
         <w:t>to the hotel</w:t>
@@ -40204,7 +40460,7 @@
     </w:p>
     <w:p>
       <w:r>
-        <w:t>Luke waved to Proctor Molly and his friends and headed for the hotel.</w:t>
+        <w:t>Luke waved to Molly and his friends and headed for the hotel.</w:t>
       </w:r>
     </w:p>
     <w:p>
@@ -40236,7 +40492,7 @@
     </w:p>
     <w:p>
       <w:r>
-        <w:t xml:space="preserve">Proctor Molly laughed </w:t>
+        <w:t xml:space="preserve">Molly laughed </w:t>
       </w:r>
       <w:r>
         <w:t xml:space="preserve">as </w:t>
@@ -44588,7 +44844,7 @@
     </w:p>
     <w:p>
       <w:r>
-        <w:t>Just then they were interrupted when the restaurant door opened and Proctor Molly stepped in.</w:t>
+        <w:t>Just then they were interrupted when the restaurant door opened and Molly stepped in.</w:t>
       </w:r>
     </w:p>
     <w:p>
@@ -44680,7 +44936,7 @@
     </w:p>
     <w:p>
       <w:r>
-        <w:t>As they stepped out, Proctor Molly asked, “Is there a problem Candidate Luke? You look distracted.”</w:t>
+        <w:t>As they stepped out, Molly asked, “Is there a problem Candidate Luke? You look distracted.”</w:t>
       </w:r>
     </w:p>
     <w:p>
@@ -44695,7 +44951,7 @@
     </w:p>
     <w:p>
       <w:r>
-        <w:t>Proctor Molly laughed. “Your father sounds like King Dar-mar.”</w:t>
+        <w:t>Molly laughed. “Your father sounds like King Dar-mar.”</w:t>
       </w:r>
     </w:p>
     <w:p>
@@ -44712,7 +44968,7 @@
     </w:p>
     <w:p>
       <w:r>
-        <w:t>“Don’t assume that just because he tried to conquer the universe that he was evil,” Proctor Molly lectured. “You’re still a child. There’s much you don’t understand. Let’s go.” With that, Proctor Molly opened the gate.</w:t>
+        <w:t>“Don’t assume that just because he tried to conquer the universe that he was evil,” Molly lectured. “You’re still a child. There’s much you don’t understand. Let’s go.” With that, Molly opened the gate.</w:t>
       </w:r>
     </w:p>
     <w:p>
@@ -45574,7 +45830,7 @@
       <w:pPr>
         <w:pStyle w:val="H2"/>
       </w:pPr>
-      <w:bookmarkStart w:id="11" w:name="_Toc237594444"/>
+      <w:bookmarkStart w:id="12" w:name="_Toc238330430"/>
       <w:r>
         <w:lastRenderedPageBreak/>
         <w:t>12</w:t>
@@ -45590,7 +45846,7 @@
       <w:r>
         <w:t xml:space="preserve"> Explained</w:t>
       </w:r>
-      <w:bookmarkEnd w:id="11"/>
+      <w:bookmarkEnd w:id="12"/>
     </w:p>
     <w:p>
       <w:pPr>
@@ -46262,7 +46518,7 @@
     </w:p>
     <w:p>
       <w:r>
-        <w:t>They were there, but so was Proctor Molly. “Are you ready for the next experiment?” the proctor asked.</w:t>
+        <w:t>They were there, but so was Molly. “Are you ready for the next experiment?” the proctor asked.</w:t>
       </w:r>
     </w:p>
     <w:p>
@@ -46294,7 +46550,7 @@
     </w:p>
     <w:p>
       <w:r>
-        <w:t>“What’s the matter?” Proctor Molly asked. “Everyone seems tense.”</w:t>
+        <w:t>“What’s the matter?” Molly asked. “Everyone seems tense.”</w:t>
       </w:r>
     </w:p>
     <w:p>
@@ -46304,7 +46560,7 @@
     </w:p>
     <w:p>
       <w:r>
-        <w:t>“That won’t be needed,” Proctor Molly said.</w:t>
+        <w:t>“That won’t be needed,” Molly said.</w:t>
       </w:r>
     </w:p>
     <w:p>
@@ -46403,7 +46659,7 @@
     </w:p>
     <w:p>
       <w:r>
-        <w:t xml:space="preserve">“Good grief,” Proctor Molly </w:t>
+        <w:t xml:space="preserve">“Good grief,” Molly </w:t>
       </w:r>
       <w:r>
         <w:t>exclaimed</w:t>
@@ -46758,7 +47014,7 @@
     </w:p>
     <w:p>
       <w:r>
-        <w:t>The nurses guided the families away, leaving Dr. Bones, Proctor Molly and the party.</w:t>
+        <w:t>The nurses guided the families away, leaving Dr. Bones, Molly and the party.</w:t>
       </w:r>
     </w:p>
     <w:p>
@@ -46845,7 +47101,7 @@
     </w:p>
     <w:p>
       <w:r>
-        <w:t>“I’ve never seen a prince so worried about his people before, especially one his age. You would think he would want more people, especially since he only has four,” Proctor Molly commented. “Is he feeling guilty about losing people?”</w:t>
+        <w:t>“I’ve never seen a prince so worried about his people before, especially one his age. You would think he would want more people, especially since he only has four,” Molly commented. “Is he feeling guilty about losing people?”</w:t>
       </w:r>
     </w:p>
     <w:p>
@@ -46921,7 +47177,7 @@
     </w:p>
     <w:p>
       <w:r>
-        <w:t>“Are you saying he really isn’t a prince?” Proctor Molly asked. “I had assumed he was the lost prince.”</w:t>
+        <w:t>“Are you saying he really isn’t a prince?” Molly asked. “I had assumed he was the lost prince.”</w:t>
       </w:r>
     </w:p>
     <w:p>
@@ -47071,7 +47327,7 @@
     </w:p>
     <w:p>
       <w:r>
-        <w:t xml:space="preserve">“I’ll look into it,” Proctor Molly promised. “I think the Council owes that to him, since he never got to choose. You better get going. You don’t want </w:t>
+        <w:t xml:space="preserve">“I’ll look into it,” Molly promised. “I think the Council owes that to him, since he never got to choose. You better get going. You don’t want </w:t>
       </w:r>
       <w:r>
         <w:t xml:space="preserve">Candidate </w:t>
@@ -48266,7 +48522,7 @@
     </w:p>
     <w:p>
       <w:r>
-        <w:t xml:space="preserve">“Greeting Candidate Luke,” Proctor Molly said. “Hi Carol. Candidate Luke, </w:t>
+        <w:t xml:space="preserve">“Greeting Candidate Luke,” Molly said. “Hi Carol. Candidate Luke, </w:t>
       </w:r>
       <w:r>
         <w:t xml:space="preserve">I forgot to ask but, </w:t>
@@ -48310,7 +48566,7 @@
     </w:p>
     <w:p>
       <w:r>
-        <w:t>They found a table in the library. Proctor Molly, Luke, and Annie took seats. Carol sat beside Luke and proudly</w:t>
+        <w:t>They found a table in the library. Molly, Luke, and Annie took seats. Carol sat beside Luke and proudly</w:t>
       </w:r>
       <w:r>
         <w:t xml:space="preserve"> proclaimed</w:t>
@@ -48330,7 +48586,7 @@
         <w:t>My aren’t</w:t>
       </w:r>
       <w:r>
-        <w:t xml:space="preserve"> you a lucky girl, having Candidate Luke as your master,” Proctor Molly </w:t>
+        <w:t xml:space="preserve"> you a lucky girl, having Candidate Luke as your master,” Molly </w:t>
       </w:r>
       <w:r>
         <w:t>said, smiling</w:t>
@@ -48346,7 +48602,7 @@
     </w:p>
     <w:p>
       <w:r>
-        <w:t xml:space="preserve">“Candidate Luke, the Council wants you to use this armor stone,” Proctor Molly said and handed Luke </w:t>
+        <w:t xml:space="preserve">“Candidate Luke, the Council wants you to use this armor stone,” Molly said and handed Luke </w:t>
       </w:r>
       <w:r>
         <w:t>a</w:t>
@@ -48357,12 +48613,12 @@
     </w:p>
     <w:p>
       <w:r>
-        <w:t>Proctor Molly wasn’t worried about being overheard since this was the library. Powerful spells prevented any conversation from being overheard except by the intended audience. As a result, there was no need for ‘Quiet’ signs. That didn’t prevent annoying people from talking loudly at everyone.</w:t>
-      </w:r>
-    </w:p>
-    <w:p>
-      <w:r>
-        <w:t xml:space="preserve">“That stone is forbidden to the general public. You need special Council permission to use it, since it can represent a security treat in the wrong hands,” Proctor Molly </w:t>
+        <w:t>Molly wasn’t worried about being overheard since this was the library. Powerful spells prevented any conversation from being overheard except by the intended audience. As a result, there was no need for ‘Quiet’ signs. That didn’t prevent annoying people from talking loudly at everyone.</w:t>
+      </w:r>
+    </w:p>
+    <w:p>
+      <w:r>
+        <w:t xml:space="preserve">“That stone is forbidden to the general public. You need special Council permission to use it, since it can represent a security treat in the wrong hands,” Molly </w:t>
       </w:r>
       <w:r>
         <w:t>explained</w:t>
@@ -48383,7 +48639,7 @@
     </w:p>
     <w:p>
       <w:r>
-        <w:t xml:space="preserve">“They’re on the list,” Proctor Molly said. Luke frowned at that. </w:t>
+        <w:t xml:space="preserve">“They’re on the list,” Molly said. Luke frowned at that. </w:t>
       </w:r>
       <w:r>
         <w:t xml:space="preserve">That </w:t>
@@ -48394,11 +48650,11 @@
     </w:p>
     <w:p>
       <w:r>
-        <w:t xml:space="preserve">The proctor then explained how to activate the stealth mode. “Turn it on when changing elements or doing anything the general public is </w:t>
+        <w:t xml:space="preserve">The proctor then explained how to activate the stealth mode. “Turn it on when changing elements or doing anything the general public is not supposed to know about. This includes training with the </w:t>
       </w:r>
       <w:r>
         <w:lastRenderedPageBreak/>
-        <w:t>not supposed to know about. This includes training with the necromancer Dr. Bones has chosen. The necromancer is not allowed to know your identity. Unfortunately, for technical reasons, you will only be able to train with him starting tomorrow.”</w:t>
+        <w:t>necromancer Dr. Bones has chosen. The necromancer is not allowed to know your identity. Unfortunately, for technical reasons, you will only be able to train with him starting tomorrow.”</w:t>
       </w:r>
     </w:p>
     <w:p>
@@ -48408,7 +48664,7 @@
     </w:p>
     <w:p>
       <w:r>
-        <w:t xml:space="preserve">“No,” Proctor Molly </w:t>
+        <w:t xml:space="preserve">“No,” Molly </w:t>
       </w:r>
       <w:r>
         <w:t>corrected</w:t>
@@ -48461,7 +48717,7 @@
     </w:p>
     <w:p>
       <w:r>
-        <w:t>“Come on, let’s go,” Proctor Molly said and led the way. She then opened the gate and off they went.</w:t>
+        <w:t>“Come on, let’s go,” Molly said and led the way. She then opened the gate and off they went.</w:t>
       </w:r>
     </w:p>
     <w:p>
@@ -48486,18 +48742,18 @@
     </w:p>
     <w:p>
       <w:r>
+        <w:t xml:space="preserve">“I’ll look into it,” Molly </w:t>
+      </w:r>
+      <w:r>
+        <w:t>promised</w:t>
+      </w:r>
+      <w:r>
+        <w:t>.</w:t>
+      </w:r>
+    </w:p>
+    <w:p>
+      <w:r>
         <w:lastRenderedPageBreak/>
-        <w:t xml:space="preserve">“I’ll look into it,” Proctor Molly </w:t>
-      </w:r>
-      <w:r>
-        <w:t>promised</w:t>
-      </w:r>
-      <w:r>
-        <w:t>.</w:t>
-      </w:r>
-    </w:p>
-    <w:p>
-      <w:r>
         <w:t>“Okay Luke, please enter the room. Today I will try with five grays,” Dr. Bones said.</w:t>
       </w:r>
     </w:p>
@@ -48594,12 +48850,12 @@
     </w:p>
     <w:p>
       <w:r>
+        <w:t>“What about Life training?” Annie asked.</w:t>
+      </w:r>
+    </w:p>
+    <w:p>
+      <w:r>
         <w:lastRenderedPageBreak/>
-        <w:t>“What about Life training?” Annie asked.</w:t>
-      </w:r>
-    </w:p>
-    <w:p>
-      <w:r>
         <w:t>“Why don’t you and Annie...” John began.</w:t>
       </w:r>
     </w:p>
@@ -48686,7 +48942,7 @@
     </w:p>
     <w:p>
       <w:r>
-        <w:t>“I’ll look for a suitable place for you to train,” Proctor Molly said. “In the meantime you can go on your hunt now.”</w:t>
+        <w:t>“I’ll look for a suitable place for you to train,” Molly said. “In the meantime you can go on your hunt now.”</w:t>
       </w:r>
     </w:p>
     <w:p>
@@ -49696,12 +49952,12 @@
     </w:p>
     <w:p>
       <w:r>
-        <w:t>Proctor Molly was there, waiting for them. Carol ran to her and said excitedly, “Proctor Molly, guess what? My power activated yesterday.”</w:t>
-      </w:r>
-    </w:p>
-    <w:p>
-      <w:r>
-        <w:t>“Congratulations sweetie,” Proctor Molly said and gave the girl a hug.</w:t>
+        <w:t>Molly was there, waiting for them. Carol ran to her and said excitedly, “Proctor Molly, guess what? My power activated yesterday.”</w:t>
+      </w:r>
+    </w:p>
+    <w:p>
+      <w:r>
+        <w:t>“Congratulations sweetie,” Molly said and gave the girl a hug.</w:t>
       </w:r>
     </w:p>
     <w:p>
@@ -49711,7 +49967,7 @@
     </w:p>
     <w:p>
       <w:r>
-        <w:t>“That’s impossible Carol,” Luke said hastily before Proctor Molly could speak. “There’s an age limit of sixteen.”</w:t>
+        <w:t>“That’s impossible Carol,” Luke said hastily before Molly could speak. “There’s an age limit of sixteen.”</w:t>
       </w:r>
     </w:p>
     <w:p>
@@ -49747,7 +50003,7 @@
     </w:p>
     <w:p>
       <w:r>
-        <w:t xml:space="preserve">Proctor Molly thought about it for a moment and said, “Please excuse me. I need to consult my superiors.” </w:t>
+        <w:t xml:space="preserve">Molly thought about it for a moment and said, “Please excuse me. I need to consult my superiors.” </w:t>
       </w:r>
       <w:r>
         <w:t>She walked off a short distance</w:t>
@@ -49799,7 +50055,7 @@
     </w:p>
     <w:p>
       <w:r>
-        <w:t>Proctor Molly returned. She said, “I spoke with my superiors. They said they will make an exception for her.”</w:t>
+        <w:t>Molly returned. She said, “I spoke with my superiors. They said they will make an exception for her.”</w:t>
       </w:r>
     </w:p>
     <w:p>
@@ -49982,7 +50238,7 @@
         <w:t>”</w:t>
       </w:r>
       <w:r>
-        <w:t xml:space="preserve"> Proctor Molly added.</w:t>
+        <w:t xml:space="preserve"> Molly added.</w:t>
       </w:r>
     </w:p>
     <w:p>
@@ -49992,7 +50248,7 @@
     </w:p>
     <w:p>
       <w:r>
-        <w:t>“I’m ready to order,” Luke said and ordered stuff from the memorized menu. He ordered extra pink milk for Annie, Carol and himself. Carol ordered the same as Luke. The others ordered as Proctor Molly continued her explanation.</w:t>
+        <w:t>“I’m ready to order,” Luke said and ordered stuff from the memorized menu. He ordered extra pink milk for Annie, Carol and himself. Carol ordered the same as Luke. The others ordered as Molly continued her explanation.</w:t>
       </w:r>
     </w:p>
     <w:p>
@@ -50004,7 +50260,7 @@
         <w:t>d</w:t>
       </w:r>
       <w:r>
-        <w:t xml:space="preserve"> when the Challenge began,” Proctor Molly continued.</w:t>
+        <w:t xml:space="preserve"> when the Challenge began,” Molly continued.</w:t>
       </w:r>
     </w:p>
     <w:p>
@@ -50018,7 +50274,7 @@
         <w:t xml:space="preserve">hallenge, which was why it was rescheduled. </w:t>
       </w:r>
       <w:r>
-        <w:t>I just found that out,” Proctor Molly added.</w:t>
+        <w:t>I just found that out,” Molly added.</w:t>
       </w:r>
     </w:p>
     <w:p>
@@ -50161,7 +50417,7 @@
     </w:p>
     <w:p>
       <w:r>
-        <w:t>“The last thing I need to say is, all of you are doing an excellent job trying to exceed your limits,” Proctor Molly added. “As long as you keep up the pressure, you shouldn’t have a problem with the next Challenge, whatever it is.”</w:t>
+        <w:t>“The last thing I need to say is, all of you are doing an excellent job trying to exceed your limits,” Molly added. “As long as you keep up the pressure, you shouldn’t have a problem with the next Challenge, whatever it is.”</w:t>
       </w:r>
     </w:p>
     <w:p>
@@ -50230,7 +50486,7 @@
     </w:p>
     <w:p>
       <w:r>
-        <w:t>Proctor Molly looked at Luke and asked, “Are you starting to remember?”</w:t>
+        <w:t>Molly looked at Luke and asked, “Are you starting to remember?”</w:t>
       </w:r>
     </w:p>
     <w:p>
@@ -50246,7 +50502,7 @@
     </w:p>
     <w:p>
       <w:r>
-        <w:t xml:space="preserve">“If you say so,” Proctor Molly </w:t>
+        <w:t xml:space="preserve">“If you say so,” Molly </w:t>
       </w:r>
       <w:r>
         <w:t>said</w:t>
@@ -50258,7 +50514,7 @@
     <w:p>
       <w:r>
         <w:lastRenderedPageBreak/>
-        <w:t xml:space="preserve">“Yes Proctor Molly,” Luke </w:t>
+        <w:t xml:space="preserve">“Yes Molly,” Luke </w:t>
       </w:r>
       <w:r>
         <w:t>nodded</w:t>
@@ -50269,7 +50525,7 @@
     </w:p>
     <w:p>
       <w:r>
-        <w:t>Proctor Molly took her oracle stone out and checked. “Ran is a backwaters planet and the people are the same in appearance as you. No one should question your identity. Good job.”</w:t>
+        <w:t>Molly took her oracle stone out and checked. “Ran is a backwaters planet and the people are the same in appearance as you. No one should question your identity. Good job.”</w:t>
       </w:r>
     </w:p>
     <w:p>
@@ -50279,7 +50535,7 @@
     </w:p>
     <w:p>
       <w:r>
-        <w:t>They entered an office and Proctor Molly introduced the doctor. “Dr. Scully, these are the three people the Council of Elders needs you to train. This is Prince Mark Twain of Ran.” Proctor Molly turned to Carol and began, “This is...”</w:t>
+        <w:t>They entered an office and Molly introduced the doctor. “Dr. Scully, these are the three people the Council of Elders needs you to train. This is Prince Mark Twain of Ran.” Molly turned to Carol and began, “This is...”</w:t>
       </w:r>
     </w:p>
     <w:p>
@@ -50289,7 +50545,7 @@
     </w:p>
     <w:p>
       <w:r>
-        <w:t>“And of course, this is Princess Anastasia,” Proctor Molly said, finishing the introductions.</w:t>
+        <w:t>“And of course, this is Princess Anastasia,” Molly said, finishing the introductions.</w:t>
       </w:r>
     </w:p>
     <w:p>
@@ -50304,7 +50560,7 @@
     </w:p>
     <w:p>
       <w:r>
-        <w:t>“Prince Mark, I sent you instructions on what you should do after you finished here. If you’ll excuse me, I’ll take my leave,” Proctor Molly said, bowed and left.</w:t>
+        <w:t>“Prince Mark, I sent you instructions on what you should do after you finished here. If you’ll excuse me, I’ll take my leave,” Molly said, bowed and left.</w:t>
       </w:r>
     </w:p>
     <w:p>
@@ -50669,7 +50925,7 @@
       <w:pPr>
         <w:pStyle w:val="H2"/>
       </w:pPr>
-      <w:bookmarkStart w:id="12" w:name="_Toc237594445"/>
+      <w:bookmarkStart w:id="13" w:name="_Toc238330431"/>
       <w:r>
         <w:lastRenderedPageBreak/>
         <w:t xml:space="preserve">13. </w:t>
@@ -50680,7 +50936,7 @@
       <w:r>
         <w:t>ecropolis</w:t>
       </w:r>
-      <w:bookmarkEnd w:id="12"/>
+      <w:bookmarkEnd w:id="13"/>
     </w:p>
     <w:p>
       <w:pPr>
@@ -51101,7 +51357,7 @@
       <w:pPr>
         <w:pStyle w:val="H2"/>
       </w:pPr>
-      <w:bookmarkStart w:id="13" w:name="_Toc237594446"/>
+      <w:bookmarkStart w:id="14" w:name="_Toc238330432"/>
       <w:r>
         <w:lastRenderedPageBreak/>
         <w:t xml:space="preserve">14. </w:t>
@@ -51112,7 +51368,7 @@
       <w:r>
         <w:t xml:space="preserve"> Bells</w:t>
       </w:r>
-      <w:bookmarkEnd w:id="13"/>
+      <w:bookmarkEnd w:id="14"/>
     </w:p>
     <w:p>
       <w:pPr>
@@ -56115,7 +56371,7 @@
       <w:pPr>
         <w:pStyle w:val="H2"/>
       </w:pPr>
-      <w:bookmarkStart w:id="14" w:name="_Toc237594447"/>
+      <w:bookmarkStart w:id="15" w:name="_Toc238330433"/>
       <w:r>
         <w:lastRenderedPageBreak/>
         <w:t xml:space="preserve">15. </w:t>
@@ -56123,7 +56379,7 @@
       <w:r>
         <w:t>Any Day is a Good Day to Kick Ass</w:t>
       </w:r>
-      <w:bookmarkEnd w:id="14"/>
+      <w:bookmarkEnd w:id="15"/>
     </w:p>
     <w:p>
       <w:pPr>
@@ -56968,7 +57224,7 @@
       <w:pPr>
         <w:pStyle w:val="H2"/>
       </w:pPr>
-      <w:bookmarkStart w:id="15" w:name="_Toc237594448"/>
+      <w:bookmarkStart w:id="16" w:name="_Toc238330434"/>
       <w:r>
         <w:lastRenderedPageBreak/>
         <w:t xml:space="preserve">16. </w:t>
@@ -56976,7 +57232,7 @@
       <w:r>
         <w:t>The Next Challenge</w:t>
       </w:r>
-      <w:bookmarkEnd w:id="15"/>
+      <w:bookmarkEnd w:id="16"/>
     </w:p>
     <w:p>
       <w:pPr>
@@ -57028,7 +57284,7 @@
     </w:p>
     <w:p>
       <w:r>
-        <w:t>“I brought her here,” Proctor Molly said. “You’ll understand in a few minutes.”</w:t>
+        <w:t>“I brought her here,” Molly said. “You’ll understand in a few minutes.”</w:t>
       </w:r>
     </w:p>
     <w:p>
@@ -57055,7 +57311,7 @@
         <w:t>shall</w:t>
       </w:r>
       <w:r>
-        <w:t xml:space="preserve"> be revealed in due course,” Proctor Molly </w:t>
+        <w:t xml:space="preserve"> be revealed in due course,” Molly </w:t>
       </w:r>
       <w:r>
         <w:t>promised</w:t>
@@ -57238,7 +57494,7 @@
     <w:p>
       <w:r>
         <w:lastRenderedPageBreak/>
-        <w:t xml:space="preserve">No one denied and everyone looked away sheepishly. Luke turned to Proctor Molly and </w:t>
+        <w:t xml:space="preserve">No one denied and everyone looked away sheepishly. Luke turned to Molly and </w:t>
       </w:r>
       <w:r>
         <w:t>accused</w:t>
@@ -57261,7 +57517,7 @@
     </w:p>
     <w:p>
       <w:r>
-        <w:t xml:space="preserve">“You’re right,” Proctor Molly </w:t>
+        <w:t xml:space="preserve">“You’re right,” Molly </w:t>
       </w:r>
       <w:r>
         <w:t>admitted</w:t>
@@ -57404,7 +57660,7 @@
     </w:p>
     <w:p>
       <w:r>
-        <w:t>“If you’ll excuse me, I have work to do,” Proctor Molly said and got up from the table. She bowed and left.</w:t>
+        <w:t>“If you’ll excuse me, I have work to do,” Molly said and got up from the table. She bowed and left.</w:t>
       </w:r>
     </w:p>
     <w:p>
@@ -59449,7 +59705,7 @@
       <w:pPr>
         <w:pStyle w:val="H2"/>
       </w:pPr>
-      <w:bookmarkStart w:id="16" w:name="_Toc237594449"/>
+      <w:bookmarkStart w:id="17" w:name="_Toc238330435"/>
       <w:r>
         <w:lastRenderedPageBreak/>
         <w:t xml:space="preserve">17. </w:t>
@@ -59460,7 +59716,7 @@
       <w:r>
         <w:t>Anima Drill</w:t>
       </w:r>
-      <w:bookmarkEnd w:id="16"/>
+      <w:bookmarkEnd w:id="17"/>
     </w:p>
     <w:p>
       <w:pPr>
@@ -59717,7 +59973,7 @@
     <w:p>
       <w:r>
         <w:lastRenderedPageBreak/>
-        <w:t>“That’s a good idea,” Proctor Molly said.</w:t>
+        <w:t>“That’s a good idea,” Molly said.</w:t>
       </w:r>
     </w:p>
     <w:p>
@@ -59727,7 +59983,7 @@
     </w:p>
     <w:p>
       <w:r>
-        <w:t>Proctor Molly opened the gate to Dr. Bones</w:t>
+        <w:t>Molly opened the gate to Dr. Bones</w:t>
       </w:r>
       <w:r>
         <w:t>’</w:t>
@@ -59739,7 +59995,7 @@
         <w:t>location</w:t>
       </w:r>
       <w:r>
-        <w:t xml:space="preserve"> and everyone stepped through. “Good luck in your quest,” Proctor Molly said. She closed the gate and reopened it, and then stepped through. A moment later, the gate closed.</w:t>
+        <w:t xml:space="preserve"> and everyone stepped through. “Good luck in your quest,” Molly said. She closed the gate and reopened it, and then stepped through. A moment later, the gate closed.</w:t>
       </w:r>
     </w:p>
     <w:p>
@@ -61887,7 +62143,7 @@
     </w:p>
     <w:p>
       <w:r>
-        <w:t>A dimensional gate opened and Proctor Molly stepped out. “Hi kids, what can I do for you?”</w:t>
+        <w:t>A dimensional gate opened and Molly stepped out. “Hi kids, what can I do for you?”</w:t>
       </w:r>
     </w:p>
     <w:p>
@@ -61958,7 +62214,7 @@
     </w:p>
     <w:p>
       <w:r>
-        <w:t xml:space="preserve">“That’s the official Imperial calendar,” Proctor Molly </w:t>
+        <w:t xml:space="preserve">“That’s the official Imperial calendar,” Molly </w:t>
       </w:r>
       <w:r>
         <w:t>noted</w:t>
@@ -62094,7 +62350,7 @@
     </w:p>
     <w:p>
       <w:r>
-        <w:t xml:space="preserve">“Incredible,” Proctor Molly </w:t>
+        <w:t xml:space="preserve">“Incredible,” Molly </w:t>
       </w:r>
       <w:r>
         <w:t>marveled</w:t>
@@ -62179,7 +62435,7 @@
     </w:p>
     <w:p>
       <w:r>
-        <w:t xml:space="preserve">“Twin-tailed monkeys are rare,” Proctor Molly </w:t>
+        <w:t xml:space="preserve">“Twin-tailed monkeys are rare,” Molly </w:t>
       </w:r>
       <w:r>
         <w:t>noted</w:t>
@@ -62258,7 +62514,7 @@
         <w:t>. She is such a sweet girl</w:t>
       </w:r>
       <w:r>
-        <w:t xml:space="preserve">,” Proctor Molly </w:t>
+        <w:t xml:space="preserve">,” Molly </w:t>
       </w:r>
       <w:r>
         <w:t>mused</w:t>
@@ -62283,7 +62539,7 @@
     </w:p>
     <w:p>
       <w:r>
-        <w:t xml:space="preserve">Proctor Molly opened </w:t>
+        <w:t xml:space="preserve">Molly opened </w:t>
       </w:r>
       <w:r>
         <w:t>a</w:t>
@@ -62324,7 +62580,7 @@
         <w:t>.</w:t>
       </w:r>
       <w:r>
-        <w:t xml:space="preserve"> Proctor Molly followed.</w:t>
+        <w:t xml:space="preserve"> Molly followed.</w:t>
       </w:r>
       <w:r>
         <w:t xml:space="preserve"> Moments later, the gate closed.</w:t>
@@ -63624,7 +63880,7 @@
       <w:pPr>
         <w:pStyle w:val="H2"/>
       </w:pPr>
-      <w:bookmarkStart w:id="17" w:name="_Toc237594450"/>
+      <w:bookmarkStart w:id="18" w:name="_Toc238330436"/>
       <w:r>
         <w:lastRenderedPageBreak/>
         <w:t xml:space="preserve">18. </w:t>
@@ -63632,7 +63888,7 @@
       <w:r>
         <w:t>Revelations</w:t>
       </w:r>
-      <w:bookmarkEnd w:id="17"/>
+      <w:bookmarkEnd w:id="18"/>
     </w:p>
     <w:p>
       <w:pPr>
@@ -65195,7 +65451,7 @@
       <w:pPr>
         <w:pStyle w:val="H2"/>
       </w:pPr>
-      <w:bookmarkStart w:id="18" w:name="_Toc237594451"/>
+      <w:bookmarkStart w:id="19" w:name="_Toc238330437"/>
       <w:r>
         <w:lastRenderedPageBreak/>
         <w:t xml:space="preserve">19. </w:t>
@@ -65203,7 +65459,7 @@
       <w:r>
         <w:t>Family Reunion</w:t>
       </w:r>
-      <w:bookmarkEnd w:id="18"/>
+      <w:bookmarkEnd w:id="19"/>
     </w:p>
     <w:p>
       <w:pPr>
@@ -68402,7 +68658,7 @@
         <w:rPr>
           <w:noProof/>
         </w:rPr>
-        <w:t>68</w:t>
+        <w:t>134</w:t>
       </w:r>
     </w:fldSimple>
   </w:p>
@@ -68421,7 +68677,7 @@
         <w:rPr>
           <w:noProof/>
         </w:rPr>
-        <w:t>67</w:t>
+        <w:t>133</w:t>
       </w:r>
     </w:fldSimple>
   </w:p>
@@ -69389,7 +69645,6 @@
   <w:style w:type="character" w:default="1" w:styleId="DefaultParagraphFont">
     <w:name w:val="Default Paragraph Font"/>
     <w:uiPriority w:val="1"/>
-    <w:semiHidden/>
     <w:unhideWhenUsed/>
   </w:style>
   <w:style w:type="table" w:default="1" w:styleId="TableNormal">
@@ -70332,7 +70587,7 @@
 </file>
 
 <file path=customXml/itemProps1.xml><?xml version="1.0" encoding="utf-8"?>
-<ds:datastoreItem xmlns:ds="http://schemas.openxmlformats.org/officeDocument/2006/customXml" ds:itemID="{FFDACCA5-B0B6-4507-B1D9-56A13DC9A35B}">
+<ds:datastoreItem xmlns:ds="http://schemas.openxmlformats.org/officeDocument/2006/customXml" ds:itemID="{9CE79A8B-E403-419C-98DF-CEBE5784EA30}">
   <ds:schemaRefs>
     <ds:schemaRef ds:uri="http://schemas.openxmlformats.org/officeDocument/2006/bibliography"/>
   </ds:schemaRefs>

--- a/Books/Stories/ThePrincessInTheClouds/Book_ThePrincessInTheClouds.docx
+++ b/Books/Stories/ThePrincessInTheClouds/Book_ThePrincessInTheClouds.docx
@@ -930,21 +930,7 @@
                 <w:rStyle w:val="Hyperlink"/>
                 <w:noProof/>
               </w:rPr>
-              <w:t>12. So</w:t>
-            </w:r>
-            <w:r>
-              <w:rPr>
-                <w:rStyle w:val="Hyperlink"/>
-                <w:noProof/>
-              </w:rPr>
-              <w:t>m</w:t>
-            </w:r>
-            <w:r>
-              <w:rPr>
-                <w:rStyle w:val="Hyperlink"/>
-                <w:noProof/>
-              </w:rPr>
-              <w:t>e Challenges are best Avoided</w:t>
+              <w:t>12. Some Challenges are best Avoided</w:t>
             </w:r>
             <w:r>
               <w:rPr>
@@ -34715,9 +34701,6 @@
         <w:t>A battle of Honor</w:t>
       </w:r>
       <w:bookmarkEnd w:id="12"/>
-      <w:r>
-        <w:t>&lt;&gt;</w:t>
-      </w:r>
     </w:p>
     <w:p>
       <w:pPr>
@@ -34944,11 +34927,12 @@
         <w:t xml:space="preserve">. </w:t>
       </w:r>
       <w:r>
-        <w:t>The gravity is about 0.9.</w:t>
-      </w:r>
-    </w:p>
-    <w:p>
-      <w:r>
+        <w:t>The gravity is about 0.9 at the location I am targeting.</w:t>
+      </w:r>
+    </w:p>
+    <w:p>
+      <w:r>
+        <w:lastRenderedPageBreak/>
         <w:t>“</w:t>
       </w:r>
       <w:r>
@@ -34975,7 +34959,6 @@
     </w:p>
     <w:p>
       <w:r>
-        <w:lastRenderedPageBreak/>
         <w:t>“We will need Sara’s light and Carney’s earth magic here to succeed. Carney, can you use your magic to find hand and foot holds in rocks for climbing?”</w:t>
       </w:r>
     </w:p>
@@ -35167,12 +35150,26 @@
     </w:p>
     <w:p>
       <w:r>
-        <w:t>“What kind of fighting do you plan on doing?” Betty asked.</w:t>
-      </w:r>
-    </w:p>
-    <w:p>
-      <w:r>
-        <w:t xml:space="preserve">“I don’t know. I’ve never fought a wizard before. I assume street fighting,” Luke </w:t>
+        <w:t>“</w:t>
+      </w:r>
+      <w:r>
+        <w:t xml:space="preserve">Is this official? </w:t>
+      </w:r>
+      <w:r>
+        <w:t>What kind of fighting do you plan on doing?” Betty asked.</w:t>
+      </w:r>
+    </w:p>
+    <w:p>
+      <w:r>
+        <w:t>“</w:t>
+      </w:r>
+      <w:r>
+        <w:t xml:space="preserve">Yes this is an official match,” Luke said. </w:t>
+      </w:r>
+    </w:p>
+    <w:p>
+      <w:r>
+        <w:t xml:space="preserve">I don’t know. I’ve never fought a wizard before. I assume street fighting,” Luke </w:t>
       </w:r>
       <w:r>
         <w:t>shrugged</w:t>
@@ -70138,7 +70135,7 @@
         <w:rPr>
           <w:noProof/>
         </w:rPr>
-        <w:t>216</w:t>
+        <w:t>220</w:t>
       </w:r>
     </w:fldSimple>
   </w:p>
@@ -70157,7 +70154,7 @@
         <w:rPr>
           <w:noProof/>
         </w:rPr>
-        <w:t>217</w:t>
+        <w:t>221</w:t>
       </w:r>
     </w:fldSimple>
   </w:p>
@@ -72068,7 +72065,7 @@
 </file>
 
 <file path=customXml/itemProps1.xml><?xml version="1.0" encoding="utf-8"?>
-<ds:datastoreItem xmlns:ds="http://schemas.openxmlformats.org/officeDocument/2006/customXml" ds:itemID="{D41BD63B-B347-4F5F-A01B-31C7D1B065AA}">
+<ds:datastoreItem xmlns:ds="http://schemas.openxmlformats.org/officeDocument/2006/customXml" ds:itemID="{361D43BF-9324-405B-9A4F-DE4FF6ADD8B7}">
   <ds:schemaRefs>
     <ds:schemaRef ds:uri="http://schemas.openxmlformats.org/officeDocument/2006/bibliography"/>
   </ds:schemaRefs>

--- a/Books/Stories/ThePrincessInTheClouds/Book_ThePrincessInTheClouds.docx
+++ b/Books/Stories/ThePrincessInTheClouds/Book_ThePrincessInTheClouds.docx
@@ -35145,31 +35145,29 @@
         <w:t xml:space="preserve">Mrs. </w:t>
       </w:r>
       <w:r>
-        <w:t>Betty, I officially challenged Prince David to a fight. The time and place hasn’t been set. I need to join a fight club to help me with the coming match. Please suggest a club.”</w:t>
-      </w:r>
-    </w:p>
-    <w:p>
-      <w:r>
-        <w:t>“</w:t>
-      </w:r>
-      <w:r>
-        <w:t xml:space="preserve">Is this official? </w:t>
-      </w:r>
-      <w:r>
-        <w:t>What kind of fighting do you plan on doing?” Betty asked.</w:t>
-      </w:r>
-    </w:p>
-    <w:p>
-      <w:r>
-        <w:t>“</w:t>
-      </w:r>
-      <w:r>
-        <w:t xml:space="preserve">Yes this is an official match,” Luke said. </w:t>
-      </w:r>
-    </w:p>
-    <w:p>
-      <w:r>
-        <w:t xml:space="preserve">I don’t know. I’ve never fought a wizard before. I assume street fighting,” Luke </w:t>
+        <w:t xml:space="preserve">Betty, I officially challenged Prince David to a </w:t>
+      </w:r>
+      <w:r>
+        <w:t>dual</w:t>
+      </w:r>
+      <w:r>
+        <w:t>. The time and place hasn’t been set. I need to join a fight club to help me with the coming match. Please suggest a club.”</w:t>
+      </w:r>
+    </w:p>
+    <w:p>
+      <w:r>
+        <w:t xml:space="preserve">“What kind of </w:t>
+      </w:r>
+      <w:r>
+        <w:t>dual is it</w:t>
+      </w:r>
+      <w:r>
+        <w:t>?” Betty asked.</w:t>
+      </w:r>
+    </w:p>
+    <w:p>
+      <w:r>
+        <w:t xml:space="preserve">“I don’t know. I’ve never fought a wizard before. I assume street fighting,” Luke </w:t>
       </w:r>
       <w:r>
         <w:t>shrugged</w:t>
@@ -35236,12 +35234,24 @@
     </w:p>
     <w:p>
       <w:r>
-        <w:t>“I recently challenged Prince David to a fight…”</w:t>
-      </w:r>
-    </w:p>
-    <w:p>
-      <w:r>
-        <w:t>“You challenged Prince David to a fight,” someone said in surprise. “You’re a first year, aren’t you?”</w:t>
+        <w:t xml:space="preserve">“I recently challenged Prince David to a </w:t>
+      </w:r>
+      <w:r>
+        <w:t>duel</w:t>
+      </w:r>
+      <w:r>
+        <w:t>…”</w:t>
+      </w:r>
+    </w:p>
+    <w:p>
+      <w:r>
+        <w:t xml:space="preserve">“You challenged Prince David to a </w:t>
+      </w:r>
+      <w:r>
+        <w:t>duel</w:t>
+      </w:r>
+      <w:r>
+        <w:t>,” someone said in surprise. “You’re a first year, aren’t you?”</w:t>
       </w:r>
     </w:p>
     <w:p>
@@ -35407,7 +35417,13 @@
     </w:p>
     <w:p>
       <w:r>
-        <w:t>“Patrick, this is Luke Skywalker. He has a match with Prince David and needs help preparing,” J</w:t>
+        <w:t xml:space="preserve">“Patrick, this is Luke Skywalker. He has a </w:t>
+      </w:r>
+      <w:r>
+        <w:t>duel</w:t>
+      </w:r>
+      <w:r>
+        <w:t xml:space="preserve"> with Prince David and needs help preparing,” J</w:t>
       </w:r>
       <w:r>
         <w:t>e</w:t>
@@ -35427,7 +35443,18 @@
     </w:p>
     <w:p>
       <w:r>
-        <w:t>Patrick nodded. “It figures you two would fight. David prefers naked wrestling…”</w:t>
+        <w:t>Patrick looked at Luke curiously and Luke said, “I recently joined the Fire Dogs and their … practices are not to my liking.”</w:t>
+      </w:r>
+    </w:p>
+    <w:p>
+      <w:r>
+        <w:t>Patrick nodded. “</w:t>
+      </w:r>
+      <w:r>
+        <w:t>I can see why you would want to fight</w:t>
+      </w:r>
+      <w:r>
+        <w:t>. David prefers naked wrestling…”</w:t>
       </w:r>
     </w:p>
     <w:p>
@@ -35484,12 +35511,12 @@
     </w:p>
     <w:p>
       <w:r>
+        <w:lastRenderedPageBreak/>
         <w:t>They finished practice and Patrick said, “You have some skill, but you need practice.”</w:t>
       </w:r>
     </w:p>
     <w:p>
       <w:r>
-        <w:lastRenderedPageBreak/>
         <w:t>“</w:t>
       </w:r>
       <w:r>
@@ -35614,437 +35641,588 @@
     </w:p>
     <w:p>
       <w:r>
+        <w:lastRenderedPageBreak/>
         <w:t>“Tomorrow I’ll ask her to come here, because tomorrow I won’t go easy on you,” Luke said and waved bye.</w:t>
       </w:r>
     </w:p>
     <w:p>
       <w:r>
+        <w:t>Luke ran to his room, changed, showered and healed his bruises and several minor burns. He then ran to the library.</w:t>
+      </w:r>
+    </w:p>
+    <w:p>
+      <w:r>
+        <w:t>He made small talk until everyone assembled. “I found a sparring partner for my fight with David,” Luke said. “Annie, can you meet us at the club room tomorrow after you finish your club stuff? I want to practice at 100% but I don’t want to hurt him.”</w:t>
+      </w:r>
+    </w:p>
+    <w:p>
+      <w:r>
+        <w:t>“Sure thing Luke,” Annie said.</w:t>
+      </w:r>
+    </w:p>
+    <w:p>
+      <w:r>
+        <w:t xml:space="preserve">“Thanks Annie,” Luke </w:t>
+      </w:r>
+      <w:r>
+        <w:t>said</w:t>
+      </w:r>
+      <w:r>
+        <w:t xml:space="preserve"> and gave her the address.</w:t>
+      </w:r>
+    </w:p>
+    <w:p>
+      <w:r>
+        <w:t>“If everyone’s ready, we can go on our hunt,” John said.</w:t>
+      </w:r>
+    </w:p>
+    <w:p>
+      <w:r>
+        <w:t>Seeing no objections, John opened the gate at a suitable location. Luke stepped in and for a fraction of a second felt intense motion. The new world burst upon him and Annie greeted him with her energy.</w:t>
+      </w:r>
+    </w:p>
+    <w:p>
+      <w:r>
+        <w:t>Looking around, Luke found himself in an endless field of grass.</w:t>
+      </w:r>
+    </w:p>
+    <w:p>
+      <w:r>
+        <w:t xml:space="preserve">“I thought we were going to a giant mountain,” </w:t>
+      </w:r>
+      <w:r>
+        <w:t>Amarah</w:t>
+      </w:r>
+      <w:r>
+        <w:t xml:space="preserve"> </w:t>
+      </w:r>
+      <w:r>
+        <w:t>said</w:t>
+      </w:r>
+      <w:r>
+        <w:t>. “The only interesting thing I see here is that hole.”</w:t>
+      </w:r>
+    </w:p>
+    <w:p>
+      <w:r>
+        <w:t xml:space="preserve">“This is just </w:t>
+      </w:r>
+      <w:r>
+        <w:t>one</w:t>
+      </w:r>
+      <w:r>
+        <w:t xml:space="preserve"> ledge on the mountain. According to my map, if you go two hundred miles in that direction, you’ll be at the edge of a cliff going straight down </w:t>
+      </w:r>
+      <w:r>
+        <w:t xml:space="preserve">some </w:t>
+      </w:r>
+      <w:r>
+        <w:t>three thousand miles. To appreciate this place, we’ll need to rent a boat or borrow one from Anna’s dad. Some on, let’s go.”</w:t>
+      </w:r>
+    </w:p>
+    <w:p>
+      <w:r>
+        <w:t>John closed the gate and led the way to the hole. The hole was some three hundred feet wide. There was a natural path leading downwards.</w:t>
+      </w:r>
+    </w:p>
+    <w:p>
+      <w:r>
         <w:lastRenderedPageBreak/>
-        <w:t>Luke ran to his room, changed, showered and healed his bruises and several minor burns. He then ran to the library.</w:t>
-      </w:r>
-    </w:p>
-    <w:p>
-      <w:r>
-        <w:t>He made small talk until everyone assembled. “I found a sparring partner for my fight with David,” Luke said. “Annie, can you meet us at the club room tomorrow after you finish your club stuff? I want to practice at 100% but I don’t want to hurt him.”</w:t>
-      </w:r>
-    </w:p>
-    <w:p>
-      <w:r>
-        <w:t>“Sure thing Luke,” Annie said.</w:t>
-      </w:r>
-    </w:p>
-    <w:p>
-      <w:r>
-        <w:t xml:space="preserve">“Thanks Annie,” Luke </w:t>
+        <w:t>Downwards they went into the bowels of the earth. The light diminished as they descended until there was only a pinpoint overhead. After twenty minutes of descent the hole slanted sideways. The light diminished to almost nothing. Sara used her power and the tunnel brightened.</w:t>
+      </w:r>
+    </w:p>
+    <w:p>
+      <w:r>
+        <w:t xml:space="preserve">Onwards they went </w:t>
+      </w:r>
+      <w:r>
+        <w:t>i</w:t>
+      </w:r>
+      <w:r>
+        <w:t xml:space="preserve">nto the unknown. The cave branched off into multiple directions. “It doesn’t matter if we get lost,” John </w:t>
+      </w:r>
+      <w:r>
+        <w:t>assured everyone</w:t>
+      </w:r>
+      <w:r>
+        <w:t>. “As long as we can open the gate, we can return home.”</w:t>
+      </w:r>
+    </w:p>
+    <w:p>
+      <w:r>
+        <w:t>“Why didn’t we come directly here?” Harry asked.</w:t>
+      </w:r>
+    </w:p>
+    <w:p>
+      <w:r>
+        <w:t xml:space="preserve">“That’s because I didn’t have coordinates,” John </w:t>
       </w:r>
       <w:r>
         <w:t>said</w:t>
       </w:r>
       <w:r>
-        <w:t xml:space="preserve"> and gave her the address.</w:t>
-      </w:r>
-    </w:p>
-    <w:p>
-      <w:r>
-        <w:t>“If everyone’s ready, we can go on our hunt,” John said.</w:t>
-      </w:r>
-    </w:p>
-    <w:p>
-      <w:r>
-        <w:t>Seeing no objections, John opened the gate at a suitable location. Luke stepped in and for a fraction of a second felt intense motion. The new world burst upon him and Annie greeted him with her energy.</w:t>
-      </w:r>
-    </w:p>
-    <w:p>
-      <w:r>
-        <w:t>Looking around, Luke found himself in an endless field of grass.</w:t>
-      </w:r>
-    </w:p>
-    <w:p>
-      <w:r>
-        <w:t xml:space="preserve">“I thought we were going to a giant mountain,” </w:t>
+        <w:t>. “The only published coordinates were above.”</w:t>
+      </w:r>
+    </w:p>
+    <w:p>
+      <w:r>
+        <w:t xml:space="preserve">The path eventually ended at the top of a humongous cave. It was so vast that Sara’s light couldn’t illuminate it. They followed a </w:t>
+      </w:r>
+      <w:r>
+        <w:t xml:space="preserve">rough </w:t>
+      </w:r>
+      <w:r>
+        <w:t>path leading downwards.</w:t>
+      </w:r>
+    </w:p>
+    <w:p>
+      <w:r>
+        <w:t>There was a movement to the right, followed by a scream.</w:t>
+      </w:r>
+    </w:p>
+    <w:p>
+      <w:r>
+        <w:t xml:space="preserve">“Sorry,” Harry </w:t>
+      </w:r>
+      <w:r>
+        <w:t>apologized</w:t>
+      </w:r>
+      <w:r>
+        <w:t>. “That scared me.”</w:t>
+      </w:r>
+    </w:p>
+    <w:p>
+      <w:r>
+        <w:t>After nearly ten minutes of walking, John said,</w:t>
+      </w:r>
+      <w:r>
+        <w:t xml:space="preserve"> “Sorry guys</w:t>
+      </w:r>
+      <w:r>
+        <w:t>.</w:t>
+      </w:r>
+      <w:r>
+        <w:t xml:space="preserve"> It seems this excursion has been a waste of time. Do you still want to continue or just return?”</w:t>
+      </w:r>
+    </w:p>
+    <w:p>
+      <w:r>
+        <w:t>“It’s rather pretty with all those quartz crystals and that glowing moss stuff,” Annie noted. “Let’s continue for a little bit more.”</w:t>
+      </w:r>
+    </w:p>
+    <w:p>
+      <w:r>
+        <w:t>They finally reached the cavern floor</w:t>
+      </w:r>
+      <w:r>
+        <w:t xml:space="preserve"> and they meandered through scattered rocks</w:t>
+      </w:r>
+      <w:r>
+        <w:t>.</w:t>
+      </w:r>
+    </w:p>
+    <w:p>
+      <w:r>
+        <w:t>T</w:t>
+      </w:r>
+      <w:r>
+        <w:t>he floor gave way and everyone plunged downwards into the stygian darkness. This time Harry wasn’t the only ones to scream.</w:t>
+      </w:r>
+    </w:p>
+    <w:p>
+      <w:r>
+        <w:t>Within seconds</w:t>
+      </w:r>
+      <w:r>
+        <w:t xml:space="preserve"> everyone was falling at terminal velocity.</w:t>
+      </w:r>
+    </w:p>
+    <w:p>
+      <w:r>
+        <w:lastRenderedPageBreak/>
+        <w:t>“</w:t>
+      </w:r>
+      <w:r>
+        <w:t xml:space="preserve">Everyone, hold hands,” John </w:t>
+      </w:r>
+      <w:r>
+        <w:t>called, his voice clearly heard over the sound of the wind. That was his power in action.</w:t>
+      </w:r>
+    </w:p>
+    <w:p>
+      <w:r>
+        <w:t>“</w:t>
+      </w:r>
+      <w:r>
+        <w:t xml:space="preserve">Sara, </w:t>
+      </w:r>
+      <w:r>
+        <w:t xml:space="preserve">Carney, </w:t>
+      </w:r>
+      <w:r>
+        <w:t xml:space="preserve">what’s below?” John </w:t>
+      </w:r>
+      <w:r>
+        <w:t xml:space="preserve">asked and then </w:t>
+      </w:r>
+      <w:r>
+        <w:t>started chanting.</w:t>
+      </w:r>
+    </w:p>
+    <w:p>
+      <w:r>
+        <w:t>Sara’s light zoomed downwards, until it was lost in view.</w:t>
+      </w:r>
+    </w:p>
+    <w:p>
+      <w:r>
+        <w:t xml:space="preserve">“I can’t </w:t>
+      </w:r>
+      <w:r>
+        <w:t>sense</w:t>
+      </w:r>
+      <w:r>
+        <w:t xml:space="preserve"> a floor,” Carney shouted.</w:t>
+      </w:r>
+    </w:p>
+    <w:p>
+      <w:r>
+        <w:t>“</w:t>
+      </w:r>
+      <w:r>
+        <w:t xml:space="preserve">That’s good. </w:t>
+      </w:r>
+      <w:r>
+        <w:t xml:space="preserve">We have time,” John </w:t>
+      </w:r>
+      <w:r>
+        <w:t>said</w:t>
+      </w:r>
+      <w:r>
+        <w:t>.</w:t>
+      </w:r>
+    </w:p>
+    <w:p>
+      <w:r>
+        <w:t xml:space="preserve">The gang </w:t>
+      </w:r>
+      <w:r>
+        <w:t xml:space="preserve">slowly approached </w:t>
+      </w:r>
+      <w:r>
+        <w:t>and linked hands</w:t>
+      </w:r>
+      <w:r>
+        <w:t xml:space="preserve"> like sky divers</w:t>
+      </w:r>
+      <w:r>
+        <w:t>.</w:t>
+      </w:r>
+    </w:p>
+    <w:p>
+      <w:r>
+        <w:t xml:space="preserve">Luke reached behind him and realized he forgot which pouch contained the </w:t>
+      </w:r>
+      <w:r>
+        <w:t>azure</w:t>
+      </w:r>
+      <w:r>
+        <w:t xml:space="preserve"> milk. Fighting panic, he grabbed bottles at random until he found the correct one.</w:t>
+      </w:r>
+    </w:p>
+    <w:p>
+      <w:r>
+        <w:t>Luke took a sip of the milk and felt the freedom of the air flowing in him and the vastness of the sky in his body. His fear disappeared as his element changed.</w:t>
+      </w:r>
+    </w:p>
+    <w:p>
+      <w:r>
+        <w:t>Satisfied with the change, Luke repeated the same chant John mumbled.</w:t>
+      </w:r>
+      <w:r>
+        <w:t xml:space="preserve"> </w:t>
+      </w:r>
+      <w:r>
+        <w:t xml:space="preserve">Jamie </w:t>
+      </w:r>
+      <w:r>
+        <w:t xml:space="preserve">also </w:t>
+      </w:r>
+      <w:r>
+        <w:t>chant</w:t>
+      </w:r>
+      <w:r>
+        <w:t>ed</w:t>
+      </w:r>
+      <w:r>
+        <w:t xml:space="preserve"> </w:t>
+      </w:r>
+      <w:r>
+        <w:t>as she assisted John</w:t>
+      </w:r>
+      <w:r>
+        <w:t>.</w:t>
+      </w:r>
+      <w:r>
+        <w:t xml:space="preserve"> The combination of all three finally stopped the descent of the group.</w:t>
+      </w:r>
+    </w:p>
+    <w:p>
+      <w:r>
+        <w:t xml:space="preserve">“Carney, can you </w:t>
+      </w:r>
+      <w:r>
+        <w:t>create a shelf in the shaft?” John signed.</w:t>
+      </w:r>
+    </w:p>
+    <w:p>
+      <w:r>
+        <w:t xml:space="preserve">“No. The walls are too hard,” Carney </w:t>
+      </w:r>
+      <w:r>
+        <w:t>signed</w:t>
+      </w:r>
+      <w:r>
+        <w:t xml:space="preserve"> back.</w:t>
+      </w:r>
+    </w:p>
+    <w:p>
+      <w:r>
+        <w:t>“Should I try the gate?” John signed. “I’m not confident using it.”</w:t>
+      </w:r>
+    </w:p>
+    <w:p>
+      <w:r>
+        <w:t xml:space="preserve">“We trust you,” Jane </w:t>
+      </w:r>
+      <w:r>
+        <w:t>signed</w:t>
+      </w:r>
+      <w:r>
+        <w:t>. Everyone added their affirmation.</w:t>
+      </w:r>
+    </w:p>
+    <w:p>
+      <w:r>
+        <w:t xml:space="preserve">“Stop chanting until I tell you,” John </w:t>
+      </w:r>
+      <w:r>
+        <w:t>called</w:t>
+      </w:r>
+      <w:r>
+        <w:t>. In moments they were once again falling at terminal velocity.</w:t>
+      </w:r>
+    </w:p>
+    <w:p>
+      <w:r>
+        <w:t>“</w:t>
+      </w:r>
+      <w:r>
+        <w:t>I’m going to try a soft landing,” John shouted. “We know we can stop when the time comes.”</w:t>
+      </w:r>
+    </w:p>
+    <w:p>
+      <w:r>
+        <w:lastRenderedPageBreak/>
+        <w:t>“We’ve been falling for almost ten minutes. Does this stupid thing have a bottom?”</w:t>
+      </w:r>
+      <w:r>
+        <w:t xml:space="preserve"> Harry shouted. No one </w:t>
+      </w:r>
+      <w:r>
+        <w:t>said</w:t>
+      </w:r>
+      <w:r>
+        <w:t>.</w:t>
+      </w:r>
+    </w:p>
+    <w:p>
+      <w:r>
+        <w:t>The pinpoint of light below expanded, signaling the possible end of the trip.</w:t>
+      </w:r>
+    </w:p>
+    <w:p>
+      <w:r>
+        <w:t xml:space="preserve">“Okay everyone,” John </w:t>
+      </w:r>
+      <w:r>
+        <w:t>called</w:t>
+      </w:r>
+      <w:r>
+        <w:t xml:space="preserve"> and started chanting.</w:t>
+      </w:r>
+      <w:r>
+        <w:t xml:space="preserve"> </w:t>
+      </w:r>
+      <w:r>
+        <w:t>T</w:t>
+      </w:r>
+      <w:r>
+        <w:t xml:space="preserve">he group </w:t>
+      </w:r>
+      <w:r>
+        <w:t xml:space="preserve">descent </w:t>
+      </w:r>
+      <w:r>
+        <w:t>slowed.</w:t>
+      </w:r>
+    </w:p>
+    <w:p>
+      <w:r>
+        <w:t>Half a minute later, the light rushed up to greet them.</w:t>
+      </w:r>
+    </w:p>
+    <w:p>
+      <w:r>
+        <w:t xml:space="preserve">They burst forth into a brightly lit world. </w:t>
+      </w:r>
+      <w:r>
+        <w:t>Clouds carpeted the world below them</w:t>
+      </w:r>
+      <w:r>
+        <w:t>.</w:t>
+      </w:r>
+    </w:p>
+    <w:p>
+      <w:r>
+        <w:t>“</w:t>
       </w:r>
       <w:r>
         <w:t>Amarah</w:t>
       </w:r>
       <w:r>
+        <w:t>, can you disperse the clouds below</w:t>
+      </w:r>
+      <w:r>
+        <w:t>?</w:t>
+      </w:r>
+      <w:r>
+        <w:t xml:space="preserve">” John </w:t>
+      </w:r>
+      <w:r>
+        <w:t>signed</w:t>
+      </w:r>
+      <w:r>
+        <w:t>.</w:t>
+      </w:r>
+      <w:r>
         <w:t xml:space="preserve"> </w:t>
       </w:r>
+    </w:p>
+    <w:p>
+      <w:r>
+        <w:t>“I’ll help,” Jamie shouted.</w:t>
+      </w:r>
+    </w:p>
+    <w:p>
+      <w:r>
+        <w:t>A hole slowly formed in the sea of clouds, showing land far below</w:t>
+      </w:r>
+      <w:r>
+        <w:t>.</w:t>
+      </w:r>
+    </w:p>
+    <w:p>
+      <w:r>
+        <w:t>“I’m going to increase our descent since we have so far to go,” John sighed.</w:t>
+      </w:r>
+    </w:p>
+    <w:p>
+      <w:r>
+        <w:t>Again they waited as they fell at terminal velocity.</w:t>
+      </w:r>
+    </w:p>
+    <w:p>
+      <w:r>
+        <w:t xml:space="preserve">At around a thousand feet, John </w:t>
+      </w:r>
       <w:r>
         <w:t>said</w:t>
       </w:r>
       <w:r>
-        <w:t>. “The only interesting thing I see here is that hole.”</w:t>
-      </w:r>
-    </w:p>
-    <w:p>
-      <w:r>
-        <w:t xml:space="preserve">“This is just </w:t>
-      </w:r>
-      <w:r>
-        <w:t>one</w:t>
-      </w:r>
-      <w:r>
-        <w:t xml:space="preserve"> ledge on the mountain. According to my map, if you go two hundred miles in that direction, you’ll be at the edge of a cliff going straight down </w:t>
-      </w:r>
-      <w:r>
-        <w:t xml:space="preserve">some </w:t>
-      </w:r>
-      <w:r>
-        <w:t>three thousand miles. To appreciate this place, we’ll need to rent a boat or borrow one from Anna’s dad. Some on, let’s go.”</w:t>
-      </w:r>
-    </w:p>
-    <w:p>
-      <w:r>
-        <w:t>John closed the gate and led the way to the hole. The hole was some three hundred feet wide. There was a natural path leading downwards.</w:t>
-      </w:r>
-    </w:p>
-    <w:p>
-      <w:r>
-        <w:t xml:space="preserve">Downwards they went into the bowels of the earth. The light diminished as they descended until there was only a pinpoint overhead. After twenty minutes of descent the hole slanted sideways. </w:t>
-      </w:r>
+        <w:t>, “Okay everyone.”</w:t>
+      </w:r>
+      <w:r>
+        <w:t xml:space="preserve"> T</w:t>
+      </w:r>
+      <w:r>
+        <w:t>he chanting resumed. Harry added his voice.</w:t>
+      </w:r>
+    </w:p>
+    <w:p>
+      <w:r>
+        <w:t xml:space="preserve">They approached the ground, covered with a thick blanket of grass. </w:t>
+      </w:r>
+      <w:r>
+        <w:t xml:space="preserve">The grass reached up to them. </w:t>
+      </w:r>
+      <w:r>
+        <w:t>In moments they landed</w:t>
+      </w:r>
+      <w:r>
+        <w:t xml:space="preserve"> in Harry’s grassy mattress</w:t>
+      </w:r>
+      <w:r>
+        <w:t>.</w:t>
+      </w:r>
+    </w:p>
+    <w:p>
+      <w:r>
+        <w:t>The grass parted, allowing the gang to walk on firm ground.</w:t>
+      </w:r>
+    </w:p>
+    <w:p>
+      <w:r>
+        <w:t>Exhausted, everyone</w:t>
+      </w:r>
+      <w:r>
+        <w:t xml:space="preserve"> collapsed </w:t>
+      </w:r>
+      <w:r>
+        <w:t>to</w:t>
+      </w:r>
+      <w:r>
+        <w:t xml:space="preserve"> the ground. Even the members who didn’t do anything were tired </w:t>
+      </w:r>
+      <w:r>
+        <w:t>from</w:t>
+      </w:r>
+      <w:r>
+        <w:t xml:space="preserve"> stress.</w:t>
+      </w:r>
+    </w:p>
+    <w:p>
+      <w:r>
+        <w:t>“</w:t>
+      </w:r>
+      <w:r>
+        <w:t xml:space="preserve">Damn, </w:t>
+      </w:r>
+      <w:r>
+        <w:t xml:space="preserve">I need to practice more with the other elements,” Luke </w:t>
+      </w:r>
+      <w:r>
+        <w:t>grumbled</w:t>
+      </w:r>
+      <w:r>
+        <w:t>. “There’s no telling when we’ll need it.”</w:t>
+      </w:r>
+    </w:p>
+    <w:p>
       <w:r>
         <w:lastRenderedPageBreak/>
-        <w:t>The light diminished to almost nothing. Sara used her power and the tunnel brightened.</w:t>
-      </w:r>
-    </w:p>
-    <w:p>
-      <w:r>
-        <w:t xml:space="preserve">Onwards they went </w:t>
-      </w:r>
-      <w:r>
-        <w:t>i</w:t>
-      </w:r>
-      <w:r>
-        <w:t xml:space="preserve">nto the unknown. The cave branched off into multiple directions. “It doesn’t matter if we get lost,” John </w:t>
-      </w:r>
-      <w:r>
-        <w:t>assured everyone</w:t>
-      </w:r>
-      <w:r>
-        <w:t>. “As long as we can open the gate, we can return home.”</w:t>
-      </w:r>
-    </w:p>
-    <w:p>
-      <w:r>
-        <w:t>“Why didn’t we come directly here?” Harry asked.</w:t>
-      </w:r>
-    </w:p>
-    <w:p>
-      <w:r>
-        <w:t xml:space="preserve">“That’s because I didn’t have coordinates,” John </w:t>
-      </w:r>
-      <w:r>
-        <w:t>said</w:t>
-      </w:r>
-      <w:r>
-        <w:t>. “The only published coordinates were above.”</w:t>
-      </w:r>
-    </w:p>
-    <w:p>
-      <w:r>
-        <w:t xml:space="preserve">The path eventually ended at the top of a humongous cave. It was so vast that Sara’s light couldn’t illuminate it. They followed a </w:t>
-      </w:r>
-      <w:r>
-        <w:t xml:space="preserve">rough </w:t>
-      </w:r>
-      <w:r>
-        <w:t>path leading downwards.</w:t>
-      </w:r>
-    </w:p>
-    <w:p>
-      <w:r>
-        <w:t>There was a movement to the right, followed by a scream.</w:t>
-      </w:r>
-    </w:p>
-    <w:p>
-      <w:r>
-        <w:t xml:space="preserve">“Sorry,” Harry </w:t>
-      </w:r>
-      <w:r>
-        <w:t>apologized</w:t>
-      </w:r>
-      <w:r>
-        <w:t>. “That scared me.”</w:t>
-      </w:r>
-    </w:p>
-    <w:p>
-      <w:r>
-        <w:t>After nearly ten minutes of walking, John said,</w:t>
-      </w:r>
-      <w:r>
-        <w:t xml:space="preserve"> “Sorry guys</w:t>
-      </w:r>
-      <w:r>
-        <w:t>.</w:t>
-      </w:r>
-      <w:r>
-        <w:t xml:space="preserve"> It seems this excursion has been a waste of time. Do you still want to continue or just return?”</w:t>
-      </w:r>
-    </w:p>
-    <w:p>
-      <w:r>
-        <w:t>“It’s rather pretty with all those quartz crystals and that glowing moss stuff,” Annie noted. “Let’s continue for a little bit more.”</w:t>
-      </w:r>
-    </w:p>
-    <w:p>
-      <w:r>
-        <w:t xml:space="preserve">They finally reached the cavern floor. </w:t>
-      </w:r>
-      <w:r>
-        <w:t>Just then the floor gave way and everyone plunged downwards into the stygian darkness. This time Harry wasn’t the only ones to scream.</w:t>
-      </w:r>
-    </w:p>
-    <w:p>
-      <w:r>
-        <w:t>Within seconds</w:t>
-      </w:r>
-      <w:r>
-        <w:t xml:space="preserve"> everyone was falling at terminal velocity.</w:t>
-      </w:r>
-    </w:p>
-    <w:p>
-      <w:r>
-        <w:t>“</w:t>
-      </w:r>
-      <w:r>
-        <w:t xml:space="preserve">Everyone, hold hands,” John </w:t>
-      </w:r>
-      <w:r>
-        <w:t>called, his voice clearly heard over the sound of the wind. That was his power in action.</w:t>
-      </w:r>
-    </w:p>
-    <w:p>
-      <w:r>
-        <w:t>“</w:t>
-      </w:r>
-      <w:r>
-        <w:t xml:space="preserve">Sara, </w:t>
-      </w:r>
-      <w:r>
-        <w:t xml:space="preserve">Carney, </w:t>
-      </w:r>
-      <w:r>
-        <w:t xml:space="preserve">what’s below?” John </w:t>
-      </w:r>
-      <w:r>
-        <w:t xml:space="preserve">asked and then </w:t>
-      </w:r>
-      <w:r>
-        <w:t>started chanting.</w:t>
-      </w:r>
-    </w:p>
-    <w:p>
-      <w:r>
-        <w:t>Sara’s light zoomed downwards, until it was lost in view.</w:t>
-      </w:r>
-    </w:p>
-    <w:p>
-      <w:r>
-        <w:lastRenderedPageBreak/>
-        <w:t xml:space="preserve">“I can’t </w:t>
-      </w:r>
-      <w:r>
-        <w:t>sense</w:t>
-      </w:r>
-      <w:r>
-        <w:t xml:space="preserve"> a floor,” Carney shouted.</w:t>
-      </w:r>
-    </w:p>
-    <w:p>
-      <w:r>
-        <w:t>“</w:t>
-      </w:r>
-      <w:r>
-        <w:t xml:space="preserve">That’s good. </w:t>
-      </w:r>
-      <w:r>
-        <w:t xml:space="preserve">We have time,” John </w:t>
-      </w:r>
-      <w:r>
-        <w:t>said</w:t>
-      </w:r>
-      <w:r>
-        <w:t>.</w:t>
-      </w:r>
-    </w:p>
-    <w:p>
-      <w:r>
-        <w:t xml:space="preserve">The gang </w:t>
-      </w:r>
-      <w:r>
-        <w:t xml:space="preserve">slowly approached </w:t>
-      </w:r>
-      <w:r>
-        <w:t>and linked hands</w:t>
-      </w:r>
-      <w:r>
-        <w:t xml:space="preserve"> like sky divers</w:t>
-      </w:r>
-      <w:r>
-        <w:t>.</w:t>
-      </w:r>
-    </w:p>
-    <w:p>
-      <w:r>
-        <w:t xml:space="preserve">Luke reached behind him and realized he forgot which pouch contained the </w:t>
-      </w:r>
-      <w:r>
-        <w:t>azure</w:t>
-      </w:r>
-      <w:r>
-        <w:t xml:space="preserve"> milk. Fighting panic, he grabbed bottles at random until he found the correct one.</w:t>
-      </w:r>
-    </w:p>
-    <w:p>
-      <w:r>
-        <w:t>Luke took a sip of the milk and felt the freedom of the air flowing in him and the vastness of the sky in his body. His fear disappeared as his element changed.</w:t>
-      </w:r>
-    </w:p>
-    <w:p>
-      <w:r>
-        <w:t>Satisfied with the change, Luke repeated the same chant John mumbled.</w:t>
-      </w:r>
-      <w:r>
-        <w:t xml:space="preserve"> </w:t>
-      </w:r>
-      <w:r>
-        <w:t xml:space="preserve">Jamie </w:t>
-      </w:r>
-      <w:r>
-        <w:t xml:space="preserve">also </w:t>
-      </w:r>
-      <w:r>
-        <w:t>chant</w:t>
-      </w:r>
-      <w:r>
-        <w:t>ed</w:t>
-      </w:r>
-      <w:r>
-        <w:t xml:space="preserve"> </w:t>
-      </w:r>
-      <w:r>
-        <w:t>as she assisted John</w:t>
-      </w:r>
-      <w:r>
-        <w:t>.</w:t>
-      </w:r>
-      <w:r>
-        <w:t xml:space="preserve"> The combination of all three finally stopped the descent of the group.</w:t>
-      </w:r>
-    </w:p>
-    <w:p>
-      <w:r>
-        <w:t xml:space="preserve">“Carney, can you </w:t>
-      </w:r>
-      <w:r>
-        <w:t>create a shelf in the shaft?” John signed.</w:t>
-      </w:r>
-    </w:p>
-    <w:p>
-      <w:r>
-        <w:t>“No. The walls are too hard,” Carney shouted back.</w:t>
-      </w:r>
-    </w:p>
-    <w:p>
-      <w:r>
-        <w:t>“Should I try the gate?” John signed. “I’m not confident using it.”</w:t>
-      </w:r>
-    </w:p>
-    <w:p>
-      <w:r>
-        <w:t>“We trust you,” Jane shouted. Everyone added their affirmation.</w:t>
-      </w:r>
-    </w:p>
-    <w:p>
-      <w:r>
-        <w:t xml:space="preserve">“Stop chanting until I tell you,” John </w:t>
-      </w:r>
-      <w:r>
-        <w:t>called</w:t>
-      </w:r>
-      <w:r>
-        <w:t>. In moments they were once again falling at terminal velocity.</w:t>
-      </w:r>
-    </w:p>
-    <w:p>
-      <w:r>
-        <w:t>“</w:t>
-      </w:r>
-      <w:r>
-        <w:t>I’m going to try a soft landing,” John shouted. “We know we can stop when the time comes.”</w:t>
-      </w:r>
-    </w:p>
-    <w:p>
-      <w:r>
-        <w:t>“We’ve been falling for almost ten minutes. Does this stupid thing have a bottom?”</w:t>
-      </w:r>
-      <w:r>
-        <w:t xml:space="preserve"> Harry shouted. No one </w:t>
-      </w:r>
-      <w:r>
-        <w:t>said</w:t>
-      </w:r>
-      <w:r>
-        <w:t>.</w:t>
-      </w:r>
-    </w:p>
-    <w:p>
-      <w:r>
-        <w:t>The pinpoint of light below expanded, signaling the possible end of the trip.</w:t>
-      </w:r>
-    </w:p>
-    <w:p>
-      <w:r>
-        <w:t xml:space="preserve">“Okay everyone,” John </w:t>
-      </w:r>
-      <w:r>
-        <w:t>called</w:t>
-      </w:r>
-      <w:r>
-        <w:t xml:space="preserve"> and started chanting.</w:t>
-      </w:r>
-      <w:r>
-        <w:t xml:space="preserve"> </w:t>
-      </w:r>
-      <w:r>
-        <w:t>T</w:t>
-      </w:r>
-      <w:r>
-        <w:t xml:space="preserve">he group </w:t>
-      </w:r>
-      <w:r>
-        <w:t xml:space="preserve">descent </w:t>
-      </w:r>
-      <w:r>
-        <w:t>slowed.</w:t>
-      </w:r>
-    </w:p>
-    <w:p>
-      <w:r>
-        <w:lastRenderedPageBreak/>
-        <w:t>Half a minute later, the light rushed up to greet them.</w:t>
-      </w:r>
-    </w:p>
-    <w:p>
-      <w:r>
-        <w:t xml:space="preserve">They burst forth into a brightly lit world. </w:t>
-      </w:r>
-      <w:r>
-        <w:t>Clouds carpeted the world below them</w:t>
-      </w:r>
-      <w:r>
-        <w:t>.</w:t>
-      </w:r>
-    </w:p>
-    <w:p>
-      <w:r>
-        <w:t>“</w:t>
-      </w:r>
-      <w:r>
-        <w:t>Amarah</w:t>
-      </w:r>
-      <w:r>
-        <w:t>, can you disperse the clouds below</w:t>
+        <w:t>“Well it’s certainly not boring with yo</w:t>
+      </w:r>
+      <w:r>
+        <w:t>u guys,” Annie said with a half-smile</w:t>
+      </w:r>
+      <w:r>
+        <w:t>.</w:t>
+      </w:r>
+    </w:p>
+    <w:p>
+      <w:r>
+        <w:t>“What do you say we come back again another time</w:t>
       </w:r>
       <w:r>
         <w:t>?</w:t>
@@ -36053,136 +36231,6 @@
         <w:t xml:space="preserve">” John </w:t>
       </w:r>
       <w:r>
-        <w:t>signed</w:t>
-      </w:r>
-      <w:r>
-        <w:t>.</w:t>
-      </w:r>
-      <w:r>
-        <w:t xml:space="preserve"> </w:t>
-      </w:r>
-    </w:p>
-    <w:p>
-      <w:r>
-        <w:t>“I’ll help,” Jamie shouted.</w:t>
-      </w:r>
-    </w:p>
-    <w:p>
-      <w:r>
-        <w:t>A hole slowly formed in the sea of clouds, showing land far below</w:t>
-      </w:r>
-      <w:r>
-        <w:t>.</w:t>
-      </w:r>
-    </w:p>
-    <w:p>
-      <w:r>
-        <w:t>“I’m going to increase our descent since we have so far to go,” John sighed.</w:t>
-      </w:r>
-    </w:p>
-    <w:p>
-      <w:r>
-        <w:t>Again they waited as they fell at terminal velocity.</w:t>
-      </w:r>
-    </w:p>
-    <w:p>
-      <w:r>
-        <w:t xml:space="preserve">At around a thousand feet, John </w:t>
-      </w:r>
-      <w:r>
-        <w:t>said</w:t>
-      </w:r>
-      <w:r>
-        <w:t>, “Okay everyone.”</w:t>
-      </w:r>
-      <w:r>
-        <w:t xml:space="preserve"> T</w:t>
-      </w:r>
-      <w:r>
-        <w:t>he chanting resumed. Harry added his voice.</w:t>
-      </w:r>
-    </w:p>
-    <w:p>
-      <w:r>
-        <w:t xml:space="preserve">They approached the ground, covered with a thick blanket of grass. </w:t>
-      </w:r>
-      <w:r>
-        <w:t xml:space="preserve">The grass reached up to them. </w:t>
-      </w:r>
-      <w:r>
-        <w:t>In moments they landed</w:t>
-      </w:r>
-      <w:r>
-        <w:t xml:space="preserve"> in Harry’s grassy mattress</w:t>
-      </w:r>
-      <w:r>
-        <w:t>.</w:t>
-      </w:r>
-    </w:p>
-    <w:p>
-      <w:r>
-        <w:t>The grass parted, allowing the gang to walk on firm ground.</w:t>
-      </w:r>
-    </w:p>
-    <w:p>
-      <w:r>
-        <w:t>Exhausted, everyone</w:t>
-      </w:r>
-      <w:r>
-        <w:t xml:space="preserve"> collapsed </w:t>
-      </w:r>
-      <w:r>
-        <w:t>to</w:t>
-      </w:r>
-      <w:r>
-        <w:t xml:space="preserve"> the ground. Even the members who didn’t do anything were tired </w:t>
-      </w:r>
-      <w:r>
-        <w:t>from</w:t>
-      </w:r>
-      <w:r>
-        <w:t xml:space="preserve"> stress.</w:t>
-      </w:r>
-    </w:p>
-    <w:p>
-      <w:r>
-        <w:t>“</w:t>
-      </w:r>
-      <w:r>
-        <w:t xml:space="preserve">Damn, </w:t>
-      </w:r>
-      <w:r>
-        <w:t xml:space="preserve">I need to practice more with the other elements,” Luke </w:t>
-      </w:r>
-      <w:r>
-        <w:t>grumbled</w:t>
-      </w:r>
-      <w:r>
-        <w:t>. “There’s no telling when we’ll need it.”</w:t>
-      </w:r>
-    </w:p>
-    <w:p>
-      <w:r>
-        <w:t>“Well it’s certainly not boring with yo</w:t>
-      </w:r>
-      <w:r>
-        <w:t>u guys,” Annie said with a half-smile</w:t>
-      </w:r>
-      <w:r>
-        <w:t>.</w:t>
-      </w:r>
-    </w:p>
-    <w:p>
-      <w:r>
-        <w:t>“What do you say we come back again another time</w:t>
-      </w:r>
-      <w:r>
-        <w:t>?</w:t>
-      </w:r>
-      <w:r>
-        <w:t xml:space="preserve">” John </w:t>
-      </w:r>
-      <w:r>
         <w:t>asked</w:t>
       </w:r>
       <w:r>
@@ -36201,7 +36249,6 @@
     </w:p>
     <w:p>
       <w:r>
-        <w:lastRenderedPageBreak/>
         <w:t xml:space="preserve">“You can order </w:t>
       </w:r>
       <w:r>
@@ -36387,6 +36434,7 @@
     </w:p>
     <w:p>
       <w:r>
+        <w:lastRenderedPageBreak/>
         <w:t>“Thanks John,” Luke said and yawned. He hadn’t slept in two days and he was pooped.</w:t>
       </w:r>
     </w:p>
@@ -36420,7 +36468,6 @@
     </w:p>
     <w:p>
       <w:r>
-        <w:lastRenderedPageBreak/>
         <w:t>They focused on homework for the next half hour until it was complete.</w:t>
       </w:r>
     </w:p>
@@ -36538,6 +36585,7 @@
     </w:p>
     <w:p>
       <w:r>
+        <w:lastRenderedPageBreak/>
         <w:t>Luke and Carney headed to the Grand-ford for breakfast and greeted their friends.</w:t>
       </w:r>
     </w:p>
@@ -36570,118 +36618,118 @@
     </w:p>
     <w:p>
       <w:r>
+        <w:t xml:space="preserve">“If you don’t mind, let’s not go </w:t>
+      </w:r>
+      <w:r>
+        <w:t xml:space="preserve">sky </w:t>
+      </w:r>
+      <w:r>
+        <w:t xml:space="preserve">diving – or </w:t>
+      </w:r>
+      <w:r>
+        <w:t xml:space="preserve">cave </w:t>
+      </w:r>
+      <w:r>
+        <w:t xml:space="preserve">diving for the time being,” Jane </w:t>
+      </w:r>
+      <w:r>
+        <w:t>suggested</w:t>
+      </w:r>
+      <w:r>
+        <w:t>.</w:t>
+      </w:r>
+    </w:p>
+    <w:p>
+      <w:r>
+        <w:t xml:space="preserve">“Sorry about that,” John </w:t>
+      </w:r>
+      <w:r>
+        <w:t>apologized</w:t>
+      </w:r>
+      <w:r>
+        <w:t xml:space="preserve"> bashfully</w:t>
+      </w:r>
+      <w:r>
+        <w:t xml:space="preserve">. </w:t>
+      </w:r>
+      <w:r>
+        <w:t>“It never occurred to me that we would have a cave-in.</w:t>
+      </w:r>
+    </w:p>
+    <w:p>
+      <w:r>
+        <w:t>“I have a new target. This time it’s in…” John was interrupted when the</w:t>
+      </w:r>
+      <w:r>
+        <w:t>ir</w:t>
+      </w:r>
+      <w:r>
+        <w:t xml:space="preserve"> teacher entered.</w:t>
+      </w:r>
+    </w:p>
+    <w:p>
+      <w:r>
+        <w:t xml:space="preserve">“Candidate Luke, I’ve scheduled your match for tomorrow at 5:00PM at the Rockwell arena,” Crandon </w:t>
+      </w:r>
+      <w:r>
+        <w:t>announced</w:t>
+      </w:r>
+      <w:r>
+        <w:t>.</w:t>
+      </w:r>
+    </w:p>
+    <w:p>
+      <w:r>
+        <w:t>Today Crandon talked about a person’s magic level and how it can be affected by emotions.</w:t>
+      </w:r>
+    </w:p>
+    <w:p>
+      <w:r>
+        <w:t>“In short, a life and death or extremely traumatic experience can permanently increase your magic level. For instance…” The professor stumbled for an example.</w:t>
+      </w:r>
+    </w:p>
+    <w:p>
+      <w:r>
+        <w:t>John raised his hand.</w:t>
+      </w:r>
+    </w:p>
+    <w:p>
+      <w:r>
+        <w:t xml:space="preserve">“Yes Mr. Hanks,” Crandon </w:t>
+      </w:r>
+      <w:r>
+        <w:t>called</w:t>
+      </w:r>
+      <w:r>
+        <w:t>.</w:t>
+      </w:r>
+    </w:p>
+    <w:p>
+      <w:r>
+        <w:t>“For instance, you’re falling from the sky without a parachute and you have to use wind magic to get you safely down to the ground, you could level u</w:t>
+      </w:r>
+      <w:r>
+        <w:t xml:space="preserve">p from </w:t>
+      </w:r>
+      <w:r>
+        <w:t>five</w:t>
+      </w:r>
+      <w:r>
+        <w:t xml:space="preserve"> to </w:t>
+      </w:r>
+      <w:r>
+        <w:t>seven</w:t>
+      </w:r>
+      <w:r>
+        <w:t>,” John answered</w:t>
+      </w:r>
+      <w:r>
+        <w:t>.</w:t>
+      </w:r>
+    </w:p>
+    <w:p>
+      <w:r>
         <w:lastRenderedPageBreak/>
-        <w:t xml:space="preserve">“If you don’t mind, let’s not go </w:t>
-      </w:r>
-      <w:r>
-        <w:t xml:space="preserve">sky </w:t>
-      </w:r>
-      <w:r>
-        <w:t xml:space="preserve">diving – or </w:t>
-      </w:r>
-      <w:r>
-        <w:t xml:space="preserve">cave </w:t>
-      </w:r>
-      <w:r>
-        <w:t xml:space="preserve">diving for the time being,” Jane </w:t>
-      </w:r>
-      <w:r>
-        <w:t>suggested</w:t>
-      </w:r>
-      <w:r>
-        <w:t>.</w:t>
-      </w:r>
-    </w:p>
-    <w:p>
-      <w:r>
-        <w:t xml:space="preserve">“Sorry about that,” John </w:t>
-      </w:r>
-      <w:r>
-        <w:t>apologized</w:t>
-      </w:r>
-      <w:r>
-        <w:t xml:space="preserve"> bashfully</w:t>
-      </w:r>
-      <w:r>
-        <w:t xml:space="preserve">. </w:t>
-      </w:r>
-      <w:r>
-        <w:t>“It never occurred to me that we would have a cave-in.</w:t>
-      </w:r>
-    </w:p>
-    <w:p>
-      <w:r>
-        <w:t>“I have a new target. This time it’s in…” John was interrupted when the</w:t>
-      </w:r>
-      <w:r>
-        <w:t>ir</w:t>
-      </w:r>
-      <w:r>
-        <w:t xml:space="preserve"> teacher entered.</w:t>
-      </w:r>
-    </w:p>
-    <w:p>
-      <w:r>
-        <w:t xml:space="preserve">“Candidate Luke, I’ve scheduled your match for tomorrow at 5:00PM at the Rockwell arena,” Crandon </w:t>
-      </w:r>
-      <w:r>
-        <w:t>announced</w:t>
-      </w:r>
-      <w:r>
-        <w:t>.</w:t>
-      </w:r>
-    </w:p>
-    <w:p>
-      <w:r>
-        <w:t>Today Crandon talked about a person’s magic level and how it can be affected by emotions.</w:t>
-      </w:r>
-    </w:p>
-    <w:p>
-      <w:r>
-        <w:t>“In short, a life and death or extremely traumatic experience can permanently increase your magic level. For instance…” The professor stumbled for an example.</w:t>
-      </w:r>
-    </w:p>
-    <w:p>
-      <w:r>
-        <w:t>John raised his hand.</w:t>
-      </w:r>
-    </w:p>
-    <w:p>
-      <w:r>
-        <w:t xml:space="preserve">“Yes Mr. Hanks,” Crandon </w:t>
-      </w:r>
-      <w:r>
-        <w:t>called</w:t>
-      </w:r>
-      <w:r>
-        <w:t>.</w:t>
-      </w:r>
-    </w:p>
-    <w:p>
-      <w:r>
-        <w:t>“For instance, you’re falling from the sky without a parachute and you have to use wind magic to get you safely down to the ground, you could level u</w:t>
-      </w:r>
-      <w:r>
-        <w:t xml:space="preserve">p from </w:t>
-      </w:r>
-      <w:r>
-        <w:t>five</w:t>
-      </w:r>
-      <w:r>
-        <w:t xml:space="preserve"> to </w:t>
-      </w:r>
-      <w:r>
-        <w:t>seven</w:t>
-      </w:r>
-      <w:r>
-        <w:t>,” John answered</w:t>
-      </w:r>
-      <w:r>
-        <w:t>.</w:t>
-      </w:r>
-    </w:p>
-    <w:p>
-      <w:r>
         <w:t xml:space="preserve">“That’s correct,” Crandon </w:t>
       </w:r>
       <w:r>
@@ -36719,7 +36767,6 @@
         <w:spacing w:after="0"/>
       </w:pPr>
       <w:r>
-        <w:lastRenderedPageBreak/>
         <w:t>Life: 3</w:t>
       </w:r>
     </w:p>
@@ -36818,6 +36865,7 @@
     </w:p>
     <w:p>
       <w:r>
+        <w:lastRenderedPageBreak/>
         <w:t>“That may be true,</w:t>
       </w:r>
       <w:r>
@@ -36880,82 +36928,82 @@
     </w:p>
     <w:p>
       <w:r>
+        <w:t xml:space="preserve">“Yes you can,” Carney </w:t>
+      </w:r>
+      <w:r>
+        <w:t>said</w:t>
+      </w:r>
+      <w:r>
+        <w:t>. “I have so far been able to almost double my strength. I’ll demonstrate. Feel my skin. Try hurting me.”</w:t>
+      </w:r>
+    </w:p>
+    <w:p>
+      <w:r>
+        <w:t xml:space="preserve">Luke felt Carney’s hand. It looked the same and it </w:t>
+      </w:r>
+      <w:r>
+        <w:t>felt</w:t>
+      </w:r>
+      <w:r>
+        <w:t xml:space="preserve"> soft. Luke pinched Carney’s hand but was unable to hurt Carney. Carney described the necessary spells.</w:t>
+      </w:r>
+    </w:p>
+    <w:p>
+      <w:r>
+        <w:t>“If you’re ready, we can go,” John said.</w:t>
+      </w:r>
+    </w:p>
+    <w:p>
+      <w:r>
+        <w:t xml:space="preserve">“You don’t need to rush lunch on my account,” Luke </w:t>
+      </w:r>
+      <w:r>
+        <w:t>objected</w:t>
+      </w:r>
+      <w:r>
+        <w:t>, feeling guilty for inconveniencing his friend.</w:t>
+      </w:r>
+    </w:p>
+    <w:p>
+      <w:r>
+        <w:t>H</w:t>
+      </w:r>
+      <w:r>
+        <w:t>is friends tried to hide it but he knew that they considered him the secret leader. This started ever since this world called him a candidate and them his entourage. There was nothing he could do about it but look to their best interests.</w:t>
+      </w:r>
+    </w:p>
+    <w:p>
+      <w:r>
+        <w:t>Annie finished lunch twice as fast as n</w:t>
+      </w:r>
+      <w:r>
+        <w:t>ormal and was also ready to go.</w:t>
+      </w:r>
+    </w:p>
+    <w:p>
+      <w:r>
+        <w:t>“You don’t have to rush,” Luke said. “I have my anti-nausea bracelet.”</w:t>
+      </w:r>
+    </w:p>
+    <w:p>
+      <w:r>
+        <w:t>“That’s okay,” Annie said and got up.</w:t>
+      </w:r>
+    </w:p>
+    <w:p>
+      <w:r>
+        <w:t>“We’ll be back in five minutes,” John said and got up</w:t>
+      </w:r>
+      <w:r>
+        <w:t xml:space="preserve"> as well</w:t>
+      </w:r>
+      <w:r>
+        <w:t>.</w:t>
+      </w:r>
+    </w:p>
+    <w:p>
+      <w:r>
         <w:lastRenderedPageBreak/>
-        <w:t xml:space="preserve">“Yes you can,” Carney </w:t>
-      </w:r>
-      <w:r>
-        <w:t>said</w:t>
-      </w:r>
-      <w:r>
-        <w:t>. “I have so far been able to almost double my strength. I’ll demonstrate. Feel my skin. Try hurting me.”</w:t>
-      </w:r>
-    </w:p>
-    <w:p>
-      <w:r>
-        <w:t xml:space="preserve">Luke felt Carney’s hand. It looked the same and it </w:t>
-      </w:r>
-      <w:r>
-        <w:t>felt</w:t>
-      </w:r>
-      <w:r>
-        <w:t xml:space="preserve"> soft. Luke pinched Carney’s hand but was unable to hurt Carney. Carney described the necessary spells.</w:t>
-      </w:r>
-    </w:p>
-    <w:p>
-      <w:r>
-        <w:t>“If you’re ready, we can go,” John said.</w:t>
-      </w:r>
-    </w:p>
-    <w:p>
-      <w:r>
-        <w:t xml:space="preserve">“You don’t need to rush lunch on my account,” Luke </w:t>
-      </w:r>
-      <w:r>
-        <w:t>objected</w:t>
-      </w:r>
-      <w:r>
-        <w:t>, feeling guilty for inconveniencing his friend.</w:t>
-      </w:r>
-    </w:p>
-    <w:p>
-      <w:r>
-        <w:t>H</w:t>
-      </w:r>
-      <w:r>
-        <w:t>is friends tried to hide it but he knew that they considered him the secret leader. This started ever since this world called him a candidate and them his entourage. There was nothing he could do about it but look to their best interests.</w:t>
-      </w:r>
-    </w:p>
-    <w:p>
-      <w:r>
-        <w:t>Annie finished lunch twice as fast as n</w:t>
-      </w:r>
-      <w:r>
-        <w:t>ormal and was also ready to go.</w:t>
-      </w:r>
-    </w:p>
-    <w:p>
-      <w:r>
-        <w:t>“You don’t have to rush,” Luke said. “I have my anti-nausea bracelet.”</w:t>
-      </w:r>
-    </w:p>
-    <w:p>
-      <w:r>
-        <w:t>“That’s okay,” Annie said and got up.</w:t>
-      </w:r>
-    </w:p>
-    <w:p>
-      <w:r>
-        <w:t>“We’ll be back in five minutes,” John said and got up</w:t>
-      </w:r>
-      <w:r>
-        <w:t xml:space="preserve"> as well</w:t>
-      </w:r>
-      <w:r>
-        <w:t>.</w:t>
-      </w:r>
-    </w:p>
-    <w:p>
-      <w:r>
         <w:t>Luke, Annie</w:t>
       </w:r>
       <w:r>
@@ -37003,54 +37051,57 @@
     </w:p>
     <w:p>
       <w:r>
+        <w:t>Luke now had almost half an hour for Carol. He stepped to the house and knocked. The door opened and Carol grabbed him by the hand.</w:t>
+      </w:r>
+    </w:p>
+    <w:p>
+      <w:r>
+        <w:t xml:space="preserve">Carol led him to a chair and made him sit down. She jumped on his lap and presented her head to him. That reminded him of a cat </w:t>
+      </w:r>
+      <w:r>
+        <w:t>Amarah</w:t>
+      </w:r>
+      <w:r>
+        <w:t xml:space="preserve"> once had. Knowing what to do, Luke scratched Carol behind her ears while she purred.</w:t>
+      </w:r>
+    </w:p>
+    <w:p>
+      <w:r>
+        <w:t>A minute later Carol got up and led Luke to the bike. Luke thought Carol to bike, while at the same time focusing on the Friday fight. Should he stick with his dominant element or should he try with Earth and the new spell Carney thought him?</w:t>
+      </w:r>
+    </w:p>
+    <w:p>
+      <w:r>
+        <w:t>Luke thought of elemental theory. Earth wasn’t immune to Fire and could get scorched. On the other hand, Fire and Earth produced lava. That didn’t seem relevant since he didn’t want to turn into Lava Boy.</w:t>
+      </w:r>
+    </w:p>
+    <w:p>
+      <w:r>
+        <w:t xml:space="preserve">In the end Luke decided to train for a few hours that night in Earth. He knew he was close to Level </w:t>
+      </w:r>
+      <w:r>
+        <w:t>3</w:t>
+      </w:r>
+      <w:r>
+        <w:t xml:space="preserve"> and wanted to level up as soon as possible.</w:t>
+      </w:r>
+    </w:p>
+    <w:p>
+      <w:r>
+        <w:t>A brilliant idea popped into Luke’s mind. He could train for two hours a night on each of the ten elements, rotating through then in ten</w:t>
+      </w:r>
+      <w:r>
+        <w:t>-</w:t>
+      </w:r>
+      <w:r>
+        <w:t>day</w:t>
+      </w:r>
+      <w:r>
+        <w:t xml:space="preserve"> </w:t>
+      </w:r>
+      <w:r>
         <w:lastRenderedPageBreak/>
-        <w:t>Luke now had almost half an hour for Carol. He stepped to the house and knocked. The door opened and Carol grabbed him by the hand.</w:t>
-      </w:r>
-    </w:p>
-    <w:p>
-      <w:r>
-        <w:t xml:space="preserve">Carol led him to a chair and made him sit down. She jumped on his lap and presented her head to him. That reminded him of a cat </w:t>
-      </w:r>
-      <w:r>
-        <w:t>Amarah</w:t>
-      </w:r>
-      <w:r>
-        <w:t xml:space="preserve"> once had. Knowing what to do, Luke scratched Carol behind her ears while she purred.</w:t>
-      </w:r>
-    </w:p>
-    <w:p>
-      <w:r>
-        <w:t>A minute later Carol got up and led Luke to the bike. Luke thought Carol to bike, while at the same time focusing on the Friday fight. Should he stick with his dominant element or should he try with Earth and the new spell Carney thought him?</w:t>
-      </w:r>
-    </w:p>
-    <w:p>
-      <w:r>
-        <w:t>Luke thought of elemental theory. Earth wasn’t immune to Fire and could get scorched. On the other hand, Fire and Earth produced lava. That didn’t seem relevant since he didn’t want to turn into Lava Boy.</w:t>
-      </w:r>
-    </w:p>
-    <w:p>
-      <w:r>
-        <w:t xml:space="preserve">In the end Luke decided to train for a few hours that night in Earth. He knew he was close to Level </w:t>
-      </w:r>
-      <w:r>
-        <w:t>3</w:t>
-      </w:r>
-      <w:r>
-        <w:t xml:space="preserve"> and wanted to level up as soon as possible.</w:t>
-      </w:r>
-    </w:p>
-    <w:p>
-      <w:r>
-        <w:t>A brilliant idea popped into Luke’s mind. He could train for two hours a night on each of the ten elements, rotating through then in ten</w:t>
-      </w:r>
-      <w:r>
-        <w:t>-</w:t>
-      </w:r>
-      <w:r>
-        <w:t>day</w:t>
-      </w:r>
-      <w:r>
-        <w:t xml:space="preserve"> cycle</w:t>
+        <w:t>cycle</w:t>
       </w:r>
       <w:r>
         <w:t>s. There was no way he could train in the Death element and he was afraid of the Darkness element. Maybe he should befriend someone with the Darkness element and they could train together.</w:t>
@@ -37096,7 +37147,6 @@
         <w:rPr>
           <w:noProof/>
         </w:rPr>
-        <w:lastRenderedPageBreak/>
         <w:drawing>
           <wp:inline distT="0" distB="0" distL="0" distR="0">
             <wp:extent cx="292972" cy="113169"/>
@@ -37205,6 +37255,7 @@
     </w:p>
     <w:p>
       <w:r>
+        <w:lastRenderedPageBreak/>
         <w:t>Patrick was on a whole different level than the bullies he liked beating up. “Are you okay Luke?”</w:t>
       </w:r>
     </w:p>
@@ -37249,61 +37300,61 @@
     </w:p>
     <w:p>
       <w:r>
+        <w:t xml:space="preserve">Patrick punched Luke in the head, singing some of his hair. Again that wasn’t surprising. Head-to-head, the person with the greater flame always </w:t>
+      </w:r>
+      <w:r>
+        <w:t>won</w:t>
+      </w:r>
+      <w:r>
+        <w:t>.</w:t>
+      </w:r>
+    </w:p>
+    <w:p>
+      <w:r>
+        <w:t>While getting pounded, Luke tried to analyze Patrick’s attacks. That tactic was almost completely useless. Their fighting levels were too different.</w:t>
+      </w:r>
+    </w:p>
+    <w:p>
+      <w:r>
+        <w:t>The good news was that Patrick was giving Luke a lesson on fighting. He described weaknesses in Luke’s stance and movements. He also gave pointers on how best to utilize his flame when fighting and how it could be used to protect himself from physical injury.</w:t>
+      </w:r>
+    </w:p>
+    <w:p>
+      <w:r>
+        <w:t>The bad news was it did little to help him in the fight. Luke was still losing badly – he was numb and sore from all the punches. Worse yet, he was too tired to move his limbs.</w:t>
+      </w:r>
+    </w:p>
+    <w:p>
+      <w:r>
+        <w:t xml:space="preserve">“Let’s take a </w:t>
+      </w:r>
+      <w:r>
+        <w:t>five</w:t>
+      </w:r>
+      <w:r>
+        <w:t xml:space="preserve"> minute break,” Patrick </w:t>
+      </w:r>
+      <w:r>
+        <w:t>suggested</w:t>
+      </w:r>
+      <w:r>
+        <w:t xml:space="preserve">. “You can’t learn if you’re too tired. You were right about the lack of training. Your attacks and defense </w:t>
+      </w:r>
+      <w:r>
+        <w:t>are</w:t>
+      </w:r>
+      <w:r>
+        <w:t xml:space="preserve"> sloppy.”</w:t>
+      </w:r>
+    </w:p>
+    <w:p>
+      <w:r>
+        <w:t>Luke bristled at the criticism. No one liked getting criticized and reds tended to respond with violence.</w:t>
+      </w:r>
+    </w:p>
+    <w:p>
+      <w:r>
         <w:lastRenderedPageBreak/>
-        <w:t xml:space="preserve">Patrick punched Luke in the head, singing some of his hair. Again that wasn’t surprising. Head-to-head, the person with the greater flame always </w:t>
-      </w:r>
-      <w:r>
-        <w:t>won</w:t>
-      </w:r>
-      <w:r>
-        <w:t>.</w:t>
-      </w:r>
-    </w:p>
-    <w:p>
-      <w:r>
-        <w:t>While getting pounded, Luke tried to analyze Patrick’s attacks. That tactic was almost completely useless. Their fighting levels were too different.</w:t>
-      </w:r>
-    </w:p>
-    <w:p>
-      <w:r>
-        <w:t>The good news was that Patrick was giving Luke a lesson on fighting. He described weaknesses in Luke’s stance and movements. He also gave pointers on how best to utilize his flame when fighting and how it could be used to protect himself from physical injury.</w:t>
-      </w:r>
-    </w:p>
-    <w:p>
-      <w:r>
-        <w:t>The bad news was it did little to help him in the fight. Luke was still losing badly – he was numb and sore from all the punches. Worse yet, he was too tired to move his limbs.</w:t>
-      </w:r>
-    </w:p>
-    <w:p>
-      <w:r>
-        <w:t xml:space="preserve">“Let’s take a </w:t>
-      </w:r>
-      <w:r>
-        <w:t>five</w:t>
-      </w:r>
-      <w:r>
-        <w:t xml:space="preserve"> minute break,” Patrick </w:t>
-      </w:r>
-      <w:r>
-        <w:t>suggested</w:t>
-      </w:r>
-      <w:r>
-        <w:t xml:space="preserve">. “You can’t learn if you’re too tired. You were right about the lack of training. Your attacks and defense </w:t>
-      </w:r>
-      <w:r>
-        <w:t>are</w:t>
-      </w:r>
-      <w:r>
-        <w:t xml:space="preserve"> sloppy.”</w:t>
-      </w:r>
-    </w:p>
-    <w:p>
-      <w:r>
-        <w:t>Luke bristled at the criticism. No one liked getting criticized and reds tended to respond with violence.</w:t>
-      </w:r>
-    </w:p>
-    <w:p>
-      <w:r>
         <w:t>“Let’s go again,” Luke said and got up.</w:t>
       </w:r>
     </w:p>
@@ -37336,108 +37387,108 @@
     </w:p>
     <w:p>
       <w:r>
+        <w:t>“Unfortunately</w:t>
+      </w:r>
+      <w:r>
+        <w:t>,</w:t>
+      </w:r>
+      <w:r>
+        <w:t xml:space="preserve"> I don’t have the time,” Luke </w:t>
+      </w:r>
+      <w:r>
+        <w:t>grumbled</w:t>
+      </w:r>
+      <w:r>
+        <w:t>, rubbing his jaw. “Damn you punch hard. It seems I overestimated myself. I guess you won’t need Anastasia’s help.”</w:t>
+      </w:r>
+    </w:p>
+    <w:p>
+      <w:r>
+        <w:t>“Do you think you can win your match tomorrow?” Patrick asked.</w:t>
+      </w:r>
+    </w:p>
+    <w:p>
+      <w:r>
+        <w:t xml:space="preserve">“I doubt it, if his fighting ability is anyway near yours. It doesn’t matter,” Luke said. “I have to accept all challenges. That’s what being a candidate </w:t>
+      </w:r>
+      <w:proofErr w:type="gramStart"/>
+      <w:r>
+        <w:t>is all</w:t>
+      </w:r>
+      <w:proofErr w:type="gramEnd"/>
+      <w:r>
+        <w:t xml:space="preserve"> about.”</w:t>
+      </w:r>
+    </w:p>
+    <w:p>
+      <w:r>
+        <w:t xml:space="preserve">“What exactly is the meaning of the competition you candidates are </w:t>
+      </w:r>
+      <w:r>
+        <w:t xml:space="preserve">participating </w:t>
+      </w:r>
+      <w:r>
+        <w:t>in?” Patrick asked.</w:t>
+      </w:r>
+    </w:p>
+    <w:p>
+      <w:r>
+        <w:t xml:space="preserve">“I have no idea,” Luke </w:t>
+      </w:r>
+      <w:r>
+        <w:t>said</w:t>
+      </w:r>
+      <w:r>
+        <w:t xml:space="preserve"> with a </w:t>
+      </w:r>
+      <w:r>
+        <w:t>shrug</w:t>
+      </w:r>
+      <w:r>
+        <w:t>. “I was told the winner could make a request of the Council of Elders, but that seem</w:t>
+      </w:r>
+      <w:r>
+        <w:t>s</w:t>
+      </w:r>
+      <w:r>
+        <w:t xml:space="preserve"> kind of stupid. Whatever! Thanks for your help.”</w:t>
+      </w:r>
+    </w:p>
+    <w:p>
+      <w:r>
+        <w:t>“I’ll be rooting for you,” Patrick said. “By the way, where is it?”</w:t>
+      </w:r>
+    </w:p>
+    <w:p>
+      <w:r>
+        <w:t xml:space="preserve">“5:00PM </w:t>
+      </w:r>
+      <w:r>
+        <w:t xml:space="preserve">tomorrow </w:t>
+      </w:r>
+      <w:r>
+        <w:t xml:space="preserve">at the Rockwell arena,” Luke </w:t>
+      </w:r>
+      <w:r>
+        <w:t>said</w:t>
+      </w:r>
+      <w:r>
+        <w:t>.</w:t>
+      </w:r>
+    </w:p>
+    <w:p>
+      <w:r>
+        <w:t>“Oh my God, what happened to your face?” Annie asked worriedly as she entered the room.</w:t>
+      </w:r>
+    </w:p>
+    <w:p>
+      <w:r>
+        <w:t>“Your friend is Princess Anastasia?” Patrick asked in astonishment.</w:t>
+      </w:r>
+    </w:p>
+    <w:p>
+      <w:r>
         <w:lastRenderedPageBreak/>
-        <w:t>“Unfortunately</w:t>
-      </w:r>
-      <w:r>
-        <w:t>,</w:t>
-      </w:r>
-      <w:r>
-        <w:t xml:space="preserve"> I don’t have the time,” Luke </w:t>
-      </w:r>
-      <w:r>
-        <w:t>grumbled</w:t>
-      </w:r>
-      <w:r>
-        <w:t>, rubbing his jaw. “Damn you punch hard. It seems I overestimated myself. I guess you won’t need Anastasia’s help.”</w:t>
-      </w:r>
-    </w:p>
-    <w:p>
-      <w:r>
-        <w:t>“Do you think you can win your match tomorrow?” Patrick asked.</w:t>
-      </w:r>
-    </w:p>
-    <w:p>
-      <w:r>
-        <w:t xml:space="preserve">“I doubt it, if his fighting ability is anyway near yours. It doesn’t matter,” Luke said. “I have to accept all challenges. That’s what being a candidate </w:t>
-      </w:r>
-      <w:proofErr w:type="gramStart"/>
-      <w:r>
-        <w:t>is all</w:t>
-      </w:r>
-      <w:proofErr w:type="gramEnd"/>
-      <w:r>
-        <w:t xml:space="preserve"> about.”</w:t>
-      </w:r>
-    </w:p>
-    <w:p>
-      <w:r>
-        <w:t xml:space="preserve">“What exactly is the meaning of the competition you candidates are </w:t>
-      </w:r>
-      <w:r>
-        <w:t xml:space="preserve">participating </w:t>
-      </w:r>
-      <w:r>
-        <w:t>in?” Patrick asked.</w:t>
-      </w:r>
-    </w:p>
-    <w:p>
-      <w:r>
-        <w:t xml:space="preserve">“I have no idea,” Luke </w:t>
-      </w:r>
-      <w:r>
-        <w:t>said</w:t>
-      </w:r>
-      <w:r>
-        <w:t xml:space="preserve"> with a </w:t>
-      </w:r>
-      <w:r>
-        <w:t>shrug</w:t>
-      </w:r>
-      <w:r>
-        <w:t>. “I was told the winner could make a request of the Council of Elders, but that seem</w:t>
-      </w:r>
-      <w:r>
-        <w:t>s</w:t>
-      </w:r>
-      <w:r>
-        <w:t xml:space="preserve"> kind of stupid. Whatever! Thanks for your help.”</w:t>
-      </w:r>
-    </w:p>
-    <w:p>
-      <w:r>
-        <w:t>“I’ll be rooting for you,” Patrick said. “By the way, where is it?”</w:t>
-      </w:r>
-    </w:p>
-    <w:p>
-      <w:r>
-        <w:t xml:space="preserve">“5:00PM </w:t>
-      </w:r>
-      <w:r>
-        <w:t xml:space="preserve">tomorrow </w:t>
-      </w:r>
-      <w:r>
-        <w:t xml:space="preserve">at the Rockwell arena,” Luke </w:t>
-      </w:r>
-      <w:r>
-        <w:t>said</w:t>
-      </w:r>
-      <w:r>
-        <w:t>.</w:t>
-      </w:r>
-    </w:p>
-    <w:p>
-      <w:r>
-        <w:t>“Oh my God, what happened to your face?” Annie asked worriedly as she entered the room.</w:t>
-      </w:r>
-    </w:p>
-    <w:p>
-      <w:r>
-        <w:t>“Your friend is Princess Anastasia?” Patrick asked in astonishment.</w:t>
-      </w:r>
-    </w:p>
-    <w:p>
-      <w:r>
         <w:t>“Hi Annie,” Luke greeted. “Patrick was helping me train and I told him not to go easy on me since I have you. I really thought I would do better against him, but I wasn’t as strong as I thought.”</w:t>
       </w:r>
     </w:p>
@@ -37482,7 +37533,6 @@
     </w:p>
     <w:p>
       <w:r>
-        <w:lastRenderedPageBreak/>
         <w:t xml:space="preserve">“Fighting is fun too,” Patrick </w:t>
       </w:r>
       <w:r>
@@ -37616,6 +37666,7 @@
     </w:p>
     <w:p>
       <w:r>
+        <w:lastRenderedPageBreak/>
         <w:t xml:space="preserve">“But my mistake could have cost everyone’s life,” John </w:t>
       </w:r>
       <w:r>
@@ -37671,95 +37722,95 @@
     </w:p>
     <w:p>
       <w:r>
+        <w:t>“I like boats. I’ll look into it,” Harry said. “What exactly are we looking for?”</w:t>
+      </w:r>
+    </w:p>
+    <w:p>
+      <w:r>
+        <w:t xml:space="preserve">“It should be big enough to hold at least twelve people and it doesn’t need to fold,” John </w:t>
+      </w:r>
+      <w:r>
+        <w:t>said</w:t>
+      </w:r>
+      <w:r>
+        <w:t>. “Other than that, use your judgment. Find something that’s cheap. We can buy a more expensive one later when we start earning the big bucks.”</w:t>
+      </w:r>
+    </w:p>
+    <w:p>
+      <w:r>
+        <w:t xml:space="preserve">“It also needs to keep the ladies safe and comfortable,” Luke </w:t>
+      </w:r>
+      <w:r>
+        <w:t>added</w:t>
+      </w:r>
+      <w:r>
+        <w:t>.</w:t>
+      </w:r>
+    </w:p>
+    <w:p>
+      <w:r>
+        <w:t xml:space="preserve">“You know,” John said. “We are in the perfect position for hunting. Most amateurs and rookie teams can’t afford dimensional gates and professionals don’t normally go for challenges under level </w:t>
+      </w:r>
+      <w:r>
+        <w:t>5</w:t>
+      </w:r>
+      <w:r>
+        <w:t>0. That means we</w:t>
+      </w:r>
+      <w:r>
+        <w:t>’</w:t>
+      </w:r>
+      <w:r>
+        <w:t>ll have little competition.”</w:t>
+      </w:r>
+    </w:p>
+    <w:p>
+      <w:r>
+        <w:t>John presented several hunts for them to choose from. “Let’s get that boat and then we can decide,” John said.</w:t>
+      </w:r>
+    </w:p>
+    <w:p>
+      <w:r>
+        <w:t xml:space="preserve">The gang went out and </w:t>
+      </w:r>
+      <w:r>
+        <w:t xml:space="preserve">John </w:t>
+      </w:r>
+      <w:r>
+        <w:t xml:space="preserve">opened the </w:t>
+      </w:r>
+      <w:r>
+        <w:t>gate</w:t>
+      </w:r>
+      <w:r>
+        <w:t xml:space="preserve">. Luke stepped through. This time Luke had the sensation of being sucked through a straw. He also experienced a </w:t>
+      </w:r>
+      <w:r>
+        <w:t>kaleidoscope</w:t>
+      </w:r>
+      <w:r>
+        <w:t xml:space="preserve"> of colors.</w:t>
+      </w:r>
+    </w:p>
+    <w:p>
+      <w:r>
+        <w:t>Luke told the others what he experienced.</w:t>
+      </w:r>
+    </w:p>
+    <w:p>
+      <w:r>
+        <w:t xml:space="preserve">“Well, the gate system is composed of an infinite number of interconnected wormholes,” John </w:t>
+      </w:r>
+      <w:r>
+        <w:t>explained</w:t>
+      </w:r>
+      <w:r>
+        <w:t>.</w:t>
+      </w:r>
+    </w:p>
+    <w:p>
+      <w:r>
         <w:lastRenderedPageBreak/>
-        <w:t>“I like boats. I’ll look into it,” Harry said. “What exactly are we looking for?”</w:t>
-      </w:r>
-    </w:p>
-    <w:p>
-      <w:r>
-        <w:t xml:space="preserve">“It should be big enough to hold at least twelve people and it doesn’t need to fold,” John </w:t>
-      </w:r>
-      <w:r>
-        <w:t>said</w:t>
-      </w:r>
-      <w:r>
-        <w:t>. “Other than that, use your judgment. Find something that’s cheap. We can buy a more expensive one later when we start earning the big bucks.”</w:t>
-      </w:r>
-    </w:p>
-    <w:p>
-      <w:r>
-        <w:t xml:space="preserve">“It also needs to keep the ladies safe and comfortable,” Luke </w:t>
-      </w:r>
-      <w:r>
-        <w:t>added</w:t>
-      </w:r>
-      <w:r>
-        <w:t>.</w:t>
-      </w:r>
-    </w:p>
-    <w:p>
-      <w:r>
-        <w:t xml:space="preserve">“You know,” John said. “We are in the perfect position for hunting. Most amateurs and rookie teams can’t afford dimensional gates and professionals don’t normally go for challenges under level </w:t>
-      </w:r>
-      <w:r>
-        <w:t>5</w:t>
-      </w:r>
-      <w:r>
-        <w:t>0. That means we</w:t>
-      </w:r>
-      <w:r>
-        <w:t>’</w:t>
-      </w:r>
-      <w:r>
-        <w:t>ll have little competition.”</w:t>
-      </w:r>
-    </w:p>
-    <w:p>
-      <w:r>
-        <w:t>John presented several hunts for them to choose from. “Let’s get that boat and then we can decide,” John said.</w:t>
-      </w:r>
-    </w:p>
-    <w:p>
-      <w:r>
-        <w:t xml:space="preserve">The gang went out and </w:t>
-      </w:r>
-      <w:r>
-        <w:t xml:space="preserve">John </w:t>
-      </w:r>
-      <w:r>
-        <w:t xml:space="preserve">opened the </w:t>
-      </w:r>
-      <w:r>
-        <w:t>gate</w:t>
-      </w:r>
-      <w:r>
-        <w:t xml:space="preserve">. Luke stepped through. This time Luke had the sensation of being sucked through a straw. He also experienced a </w:t>
-      </w:r>
-      <w:r>
-        <w:t>kaleidoscope</w:t>
-      </w:r>
-      <w:r>
-        <w:t xml:space="preserve"> of colors.</w:t>
-      </w:r>
-    </w:p>
-    <w:p>
-      <w:r>
-        <w:t>Luke told the others what he experienced.</w:t>
-      </w:r>
-    </w:p>
-    <w:p>
-      <w:r>
-        <w:t xml:space="preserve">“Well, the gate system is composed of an infinite number of interconnected wormholes,” John </w:t>
-      </w:r>
-      <w:r>
-        <w:t>explained</w:t>
-      </w:r>
-      <w:r>
-        <w:t>.</w:t>
-      </w:r>
-    </w:p>
-    <w:p>
-      <w:r>
         <w:t xml:space="preserve">They entered </w:t>
       </w:r>
       <w:r>
@@ -37868,95 +37919,98 @@
     </w:p>
     <w:p>
       <w:r>
+        <w:t xml:space="preserve">“We are just a beginner adventurer group and need a boat for at least twelve people,” John </w:t>
+      </w:r>
+      <w:r>
+        <w:t>explained</w:t>
+      </w:r>
+      <w:r>
+        <w:t>. “An awning to keep out the rain would be nice.</w:t>
+      </w:r>
+      <w:r>
+        <w:t>”</w:t>
+      </w:r>
+    </w:p>
+    <w:p>
+      <w:r>
+        <w:t>“What power-level are you</w:t>
+      </w:r>
+      <w:r>
+        <w:t>,</w:t>
+      </w:r>
+      <w:r>
+        <w:t xml:space="preserve"> may I ask?” Larry asked.</w:t>
+      </w:r>
+    </w:p>
+    <w:p>
+      <w:r>
+        <w:t>“</w:t>
+      </w:r>
+      <w:r>
+        <w:t>Our group is</w:t>
+      </w:r>
+      <w:r>
+        <w:t xml:space="preserve"> around Level </w:t>
+      </w:r>
+      <w:r>
+        <w:t>7</w:t>
+      </w:r>
+      <w:r>
+        <w:t xml:space="preserve">,” John </w:t>
+      </w:r>
+      <w:r>
+        <w:t>said</w:t>
+      </w:r>
+      <w:r>
+        <w:t>. “We want the princess to be relatively comfortable when we go on hunts. The last time we went, we fell down a bottomless pit.”</w:t>
+      </w:r>
+    </w:p>
+    <w:p>
+      <w:r>
+        <w:t xml:space="preserve">“In that case, may I suggest some personal mobility devices? It’s a must have for any boating excursion. It certainly would have saved you on your last trip,” Larry </w:t>
+      </w:r>
+      <w:r>
+        <w:t>suggested</w:t>
+      </w:r>
+      <w:r>
+        <w:t>.</w:t>
+      </w:r>
+    </w:p>
+    <w:p>
+      <w:r>
+        <w:t xml:space="preserve">Larry showed them his line of devices. The choices were enormous. They ranged from simple devices that only allowed you to float to devices that allowed you to go </w:t>
+      </w:r>
+      <w:r>
+        <w:t xml:space="preserve">to </w:t>
+      </w:r>
+      <w:r>
+        <w:t>any environment that the gate system could take you. Of course the fancier ones were correspondingly more expensive.</w:t>
+      </w:r>
+    </w:p>
+    <w:p>
+      <w:r>
+        <w:t xml:space="preserve">“This is frustrating,” Harry </w:t>
+      </w:r>
+      <w:r>
+        <w:t>grumbled</w:t>
+      </w:r>
+      <w:r>
+        <w:t>. “It’s like being in a video game and wanting to buy the best toys, but without enough money.”</w:t>
+      </w:r>
+    </w:p>
+    <w:p>
+      <w:r>
+        <w:t xml:space="preserve">“May I recommend this hover belt?” Larry </w:t>
+      </w:r>
+      <w:r>
+        <w:t>offered</w:t>
+      </w:r>
+      <w:r>
+        <w:t xml:space="preserve">. “It’s considered a beginners model. It should suffice for you until you decide to go for </w:t>
+      </w:r>
+      <w:r>
         <w:lastRenderedPageBreak/>
-        <w:t xml:space="preserve">“We are just a beginner adventurer group and need a boat for at least twelve people,” John </w:t>
-      </w:r>
-      <w:r>
-        <w:t>explained</w:t>
-      </w:r>
-      <w:r>
-        <w:t>. “An awning to keep out the rain would be nice.</w:t>
-      </w:r>
-      <w:r>
-        <w:t>”</w:t>
-      </w:r>
-    </w:p>
-    <w:p>
-      <w:r>
-        <w:t>“What power-level are you</w:t>
-      </w:r>
-      <w:r>
-        <w:t>,</w:t>
-      </w:r>
-      <w:r>
-        <w:t xml:space="preserve"> may I ask?” Larry asked.</w:t>
-      </w:r>
-    </w:p>
-    <w:p>
-      <w:r>
-        <w:t>“</w:t>
-      </w:r>
-      <w:r>
-        <w:t>Our group is</w:t>
-      </w:r>
-      <w:r>
-        <w:t xml:space="preserve"> around Level </w:t>
-      </w:r>
-      <w:r>
-        <w:t>7</w:t>
-      </w:r>
-      <w:r>
-        <w:t xml:space="preserve">,” John </w:t>
-      </w:r>
-      <w:r>
-        <w:t>said</w:t>
-      </w:r>
-      <w:r>
-        <w:t>. “We want the princess to be relatively comfortable when we go on hunts. The last time we went, we fell down a bottomless pit.”</w:t>
-      </w:r>
-    </w:p>
-    <w:p>
-      <w:r>
-        <w:t xml:space="preserve">“In that case, may I suggest some personal mobility devices? It’s a must have for any boating excursion. It certainly would have saved you on your last trip,” Larry </w:t>
-      </w:r>
-      <w:r>
-        <w:t>suggested</w:t>
-      </w:r>
-      <w:r>
-        <w:t>.</w:t>
-      </w:r>
-    </w:p>
-    <w:p>
-      <w:r>
-        <w:t xml:space="preserve">Larry showed them his line of devices. The choices were enormous. They ranged from simple devices that only allowed you to float to devices that allowed you to go </w:t>
-      </w:r>
-      <w:r>
-        <w:t xml:space="preserve">to </w:t>
-      </w:r>
-      <w:r>
-        <w:t>any environment that the gate system could take you. Of course the fancier ones were correspondingly more expensive.</w:t>
-      </w:r>
-    </w:p>
-    <w:p>
-      <w:r>
-        <w:t xml:space="preserve">“This is frustrating,” Harry </w:t>
-      </w:r>
-      <w:r>
-        <w:t>grumbled</w:t>
-      </w:r>
-      <w:r>
-        <w:t>. “It’s like being in a video game and wanting to buy the best toys, but without enough money.”</w:t>
-      </w:r>
-    </w:p>
-    <w:p>
-      <w:r>
-        <w:t xml:space="preserve">“May I recommend this hover belt?” Larry </w:t>
-      </w:r>
-      <w:r>
-        <w:t>offered</w:t>
-      </w:r>
-      <w:r>
-        <w:t xml:space="preserve">. “It’s considered a beginners model. It should suffice for you until you decide to go for hunts over danger Level 50. Then you can trade it in for something with more functionality. It’s only </w:t>
+        <w:t xml:space="preserve">hunts over danger Level 50. Then you can trade it in for something with more functionality. It’s only </w:t>
       </w:r>
       <w:r>
         <w:rPr>
@@ -37994,7 +38048,6 @@
     </w:p>
     <w:p>
       <w:r>
-        <w:lastRenderedPageBreak/>
         <w:t xml:space="preserve">“Impressive,” Larry </w:t>
       </w:r>
       <w:r>
@@ -38067,6 +38120,7 @@
     </w:p>
     <w:p>
       <w:r>
+        <w:lastRenderedPageBreak/>
         <w:t>“Please follow me and I’ll show you how to open the storage compartments.”</w:t>
       </w:r>
     </w:p>
@@ -38148,260 +38202,260 @@
     </w:p>
     <w:p>
       <w:r>
+        <w:t>For the next ten minutes they spent moving up and down, left and right in their hover belts to make sure they could control it.</w:t>
+      </w:r>
+    </w:p>
+    <w:p>
+      <w:r>
+        <w:t>“Why don</w:t>
+      </w:r>
+      <w:r>
+        <w:t>’t we play air ball?” Harry suggested</w:t>
+      </w:r>
+      <w:r>
+        <w:t>.</w:t>
+      </w:r>
+    </w:p>
+    <w:p>
+      <w:r>
+        <w:t>That was a game similar to basketball, except that the contestants use</w:t>
+      </w:r>
+      <w:r>
+        <w:t>d</w:t>
+      </w:r>
+      <w:r>
+        <w:t xml:space="preserve"> hover belts.</w:t>
+      </w:r>
+    </w:p>
+    <w:p>
+      <w:r>
+        <w:t xml:space="preserve">After ten minutes of practice they had to give up. Flying and catching the ball proved too much. As a result they </w:t>
+      </w:r>
+      <w:r>
+        <w:t>ended up just playing tag.</w:t>
+      </w:r>
+    </w:p>
+    <w:p>
+      <w:r>
+        <w:t>After half an hour of practice</w:t>
+      </w:r>
+      <w:r>
+        <w:t>, the gang adjourned to the library for their evening study session. Today’s homework assignment was short and they finished in less than half an hour.</w:t>
+      </w:r>
+    </w:p>
+    <w:p>
+      <w:r>
+        <w:t>“Luke, what are you doing now?” Annie asked once they finished.</w:t>
+      </w:r>
+    </w:p>
+    <w:p>
+      <w:r>
+        <w:t xml:space="preserve">“I need to do some more training or your brother will be turning me into his personal punching bag,” Luke </w:t>
+      </w:r>
+      <w:r>
+        <w:t>said</w:t>
+      </w:r>
+      <w:r>
+        <w:t>. “Did you need something?”</w:t>
+      </w:r>
+    </w:p>
+    <w:p>
+      <w:r>
+        <w:t xml:space="preserve">“You don’t have to fight, </w:t>
+      </w:r>
+      <w:r>
+        <w:t xml:space="preserve">you know. </w:t>
+      </w:r>
+      <w:r>
+        <w:t>I’m sure I can talk my brother out of it,” Annie said worriedly.</w:t>
+      </w:r>
+    </w:p>
+    <w:p>
+      <w:r>
         <w:lastRenderedPageBreak/>
-        <w:t>For the next ten minutes they spent moving up and down, left and right in their hover belts to make sure they could control it.</w:t>
-      </w:r>
-    </w:p>
-    <w:p>
-      <w:r>
-        <w:t>“Why don</w:t>
-      </w:r>
-      <w:r>
-        <w:t>’t we play air ball?” Harry suggested</w:t>
-      </w:r>
-      <w:r>
-        <w:t>.</w:t>
-      </w:r>
-    </w:p>
-    <w:p>
-      <w:r>
-        <w:t>That was a game similar to basketball, except that the contestants use</w:t>
-      </w:r>
-      <w:r>
-        <w:t>d</w:t>
-      </w:r>
-      <w:r>
-        <w:t xml:space="preserve"> hover belts.</w:t>
-      </w:r>
-    </w:p>
-    <w:p>
-      <w:r>
-        <w:t xml:space="preserve">After ten minutes of practice they had to give up. Flying and catching the ball proved too much. As a result they </w:t>
-      </w:r>
-      <w:r>
-        <w:t>ended up just playing tag.</w:t>
-      </w:r>
-    </w:p>
-    <w:p>
-      <w:r>
-        <w:t>After half an hour of practice</w:t>
-      </w:r>
-      <w:r>
-        <w:t>, the gang adjourned to the library for their evening study session. Today’s homework assignment was short and they finished in less than half an hour.</w:t>
-      </w:r>
-    </w:p>
-    <w:p>
-      <w:r>
-        <w:t>“Luke, what are you doing now?” Annie asked once they finished.</w:t>
-      </w:r>
-    </w:p>
-    <w:p>
-      <w:r>
-        <w:t xml:space="preserve">“I need to do some more training or your brother will be turning me into his personal punching bag,” Luke </w:t>
+        <w:t xml:space="preserve">“You’re so sweet Annie,” Luke </w:t>
+      </w:r>
+      <w:r>
+        <w:t>said fondly</w:t>
+      </w:r>
+      <w:r>
+        <w:t xml:space="preserve"> and rubbed her face with </w:t>
+      </w:r>
+      <w:r>
+        <w:t xml:space="preserve">the back of </w:t>
+      </w:r>
+      <w:r>
+        <w:t>his index</w:t>
+      </w:r>
+      <w:r>
+        <w:t xml:space="preserve"> finger</w:t>
+      </w:r>
+      <w:r>
+        <w:t>. “Don’t worry</w:t>
+      </w:r>
+      <w:r>
+        <w:t>.</w:t>
+      </w:r>
+      <w:r>
+        <w:t xml:space="preserve"> I’m not going to lose.”</w:t>
+      </w:r>
+    </w:p>
+    <w:p>
+      <w:r>
+        <w:t xml:space="preserve">“Forget it Anna,” </w:t>
+      </w:r>
+      <w:r>
+        <w:t>Amarah</w:t>
+      </w:r>
+      <w:r>
+        <w:t xml:space="preserve"> said. “They are boys. It’s in their nature to fight.”</w:t>
+      </w:r>
+    </w:p>
+    <w:p>
+      <w:r>
+        <w:t>“Sometimes fighting is necessary and sometimes it can’t be avoided,” John said</w:t>
+      </w:r>
+      <w:r>
+        <w:t xml:space="preserve"> solemnly</w:t>
+      </w:r>
+      <w:r>
+        <w:t>.</w:t>
+      </w:r>
+    </w:p>
+    <w:p>
+      <w:r>
+        <w:t xml:space="preserve">“And sometimes it’s fun,” Harry </w:t>
       </w:r>
       <w:r>
         <w:t>said</w:t>
       </w:r>
       <w:r>
-        <w:t>. “Did you need something?”</w:t>
-      </w:r>
-    </w:p>
-    <w:p>
-      <w:r>
-        <w:t xml:space="preserve">“You don’t have to fight, </w:t>
-      </w:r>
-      <w:r>
-        <w:t xml:space="preserve">you know. </w:t>
-      </w:r>
-      <w:r>
-        <w:t>I’m sure I can talk my brother out of it,” Annie said worriedly.</w:t>
-      </w:r>
-    </w:p>
-    <w:p>
-      <w:r>
-        <w:t xml:space="preserve">“You’re so sweet Annie,” Luke </w:t>
-      </w:r>
-      <w:r>
-        <w:t>said fondly</w:t>
-      </w:r>
-      <w:r>
-        <w:t xml:space="preserve"> and rubbed her face with </w:t>
-      </w:r>
-      <w:r>
-        <w:t xml:space="preserve">the back of </w:t>
-      </w:r>
-      <w:r>
-        <w:t>his index</w:t>
-      </w:r>
-      <w:r>
-        <w:t xml:space="preserve"> finger</w:t>
-      </w:r>
-      <w:r>
-        <w:t>. “Don’t worry</w:t>
-      </w:r>
-      <w:r>
-        <w:t>.</w:t>
-      </w:r>
-      <w:r>
-        <w:t xml:space="preserve"> I’m not going to lose.”</w:t>
-      </w:r>
-    </w:p>
-    <w:p>
-      <w:r>
-        <w:t xml:space="preserve">“Forget it Anna,” </w:t>
+        <w:t>.</w:t>
+      </w:r>
+    </w:p>
+    <w:p>
+      <w:r>
+        <w:t>“On</w:t>
+      </w:r>
+      <w:r>
+        <w:t>ly if you’re winning,” Jane added</w:t>
+      </w:r>
+      <w:r>
+        <w:t>.</w:t>
+      </w:r>
+    </w:p>
+    <w:p>
+      <w:r>
+        <w:t>“That’s true</w:t>
+      </w:r>
+      <w:r>
+        <w:t>,</w:t>
+      </w:r>
+      <w:r>
+        <w:t xml:space="preserve">” Carney </w:t>
+      </w:r>
+      <w:r>
+        <w:t>agreed</w:t>
+      </w:r>
+      <w:r>
+        <w:t xml:space="preserve"> and everyone laughed.</w:t>
+      </w:r>
+    </w:p>
+    <w:p>
+      <w:r>
+        <w:t xml:space="preserve">“Anna, do you want to go home now or do you want to help Luke train? It’s </w:t>
+      </w:r>
+      <w:r>
+        <w:t xml:space="preserve">almost </w:t>
+      </w:r>
+      <w:r>
+        <w:t>8:00PM,” John said.</w:t>
+      </w:r>
+    </w:p>
+    <w:p>
+      <w:r>
+        <w:t>“How can I help him train?” Annie asked. “I can’t fight.”</w:t>
+      </w:r>
+    </w:p>
+    <w:p>
+      <w:r>
+        <w:t xml:space="preserve">“You can keep me company while I work the punching bag,” Luke </w:t>
+      </w:r>
+      <w:r>
+        <w:t>suggested</w:t>
+      </w:r>
+      <w:r>
+        <w:t>. “Also you can do some weight training with me. Even girls need to do that.”</w:t>
+      </w:r>
+    </w:p>
+    <w:p>
+      <w:r>
+        <w:t xml:space="preserve">“I don’t want to get big muscles like a </w:t>
+      </w:r>
+      <w:r>
+        <w:t>boy</w:t>
+      </w:r>
+      <w:r>
+        <w:t>,” Ann</w:t>
+      </w:r>
+      <w:r>
+        <w:t>ie objected</w:t>
+      </w:r>
+      <w:r>
+        <w:t>.</w:t>
+      </w:r>
+    </w:p>
+    <w:p>
+      <w:r>
+        <w:t xml:space="preserve">“You won’t get big muscles,” Jane </w:t>
+      </w:r>
+      <w:r>
+        <w:t>assured</w:t>
+      </w:r>
+      <w:r>
+        <w:t xml:space="preserve">. “Both </w:t>
       </w:r>
       <w:r>
         <w:t>Amarah</w:t>
       </w:r>
       <w:r>
-        <w:t xml:space="preserve"> said. “They are boys. It’s in their nature to fight.”</w:t>
-      </w:r>
-    </w:p>
-    <w:p>
-      <w:r>
-        <w:t>“Sometimes fighting is necessary and sometimes it can’t be avoided,” John said</w:t>
-      </w:r>
-      <w:r>
-        <w:t xml:space="preserve"> solemnly</w:t>
-      </w:r>
-      <w:r>
-        <w:t>.</w:t>
-      </w:r>
-    </w:p>
-    <w:p>
-      <w:r>
-        <w:t xml:space="preserve">“And sometimes it’s fun,” Harry </w:t>
-      </w:r>
-      <w:r>
-        <w:t>said</w:t>
-      </w:r>
-      <w:r>
-        <w:t>.</w:t>
-      </w:r>
-    </w:p>
-    <w:p>
-      <w:r>
-        <w:t>“On</w:t>
-      </w:r>
-      <w:r>
-        <w:t>ly if you’re winning,” Jane added</w:t>
-      </w:r>
-      <w:r>
-        <w:t>.</w:t>
-      </w:r>
-    </w:p>
-    <w:p>
-      <w:r>
-        <w:t>“That’s true</w:t>
-      </w:r>
-      <w:r>
-        <w:t>,</w:t>
-      </w:r>
-      <w:r>
-        <w:t xml:space="preserve">” Carney </w:t>
-      </w:r>
-      <w:r>
-        <w:t>agreed</w:t>
-      </w:r>
-      <w:r>
-        <w:t xml:space="preserve"> and everyone laughed.</w:t>
+        <w:t xml:space="preserve"> and I work out and we don’t have big muscles like John. Come on, we can all work out together and I’ll show you ladies what to do.”</w:t>
+      </w:r>
+    </w:p>
+    <w:p>
+      <w:r>
+        <w:t xml:space="preserve">They headed for the Grand-ford hotel’s gym. It was </w:t>
+      </w:r>
+      <w:r>
+        <w:t xml:space="preserve">much </w:t>
+      </w:r>
+      <w:r>
+        <w:t xml:space="preserve">bigger than the Devonshire hotel gym since it served </w:t>
+      </w:r>
+      <w:r>
+        <w:t>six</w:t>
+      </w:r>
+      <w:r>
+        <w:t xml:space="preserve"> times</w:t>
+      </w:r>
+      <w:r>
+        <w:t xml:space="preserve"> as many guests.</w:t>
+      </w:r>
+    </w:p>
+    <w:p>
+      <w:r>
+        <w:t xml:space="preserve">While in the gym, Luke watched </w:t>
+      </w:r>
+      <w:r>
+        <w:t>Amarah</w:t>
+      </w:r>
+      <w:r>
+        <w:t xml:space="preserve"> and Jane coach Annie, Sara and Jamie. For some reason, Luke felt good watching Annie try the exercises. As a result, Luke put his all into his exercise routine, without fear of injury.</w:t>
       </w:r>
     </w:p>
     <w:p>
       <w:r>
         <w:lastRenderedPageBreak/>
-        <w:t xml:space="preserve">“Anna, do you want to go home now or do you want to help Luke train? It’s </w:t>
-      </w:r>
-      <w:r>
-        <w:t xml:space="preserve">almost </w:t>
-      </w:r>
-      <w:r>
-        <w:t>8:00PM,” John said.</w:t>
-      </w:r>
-    </w:p>
-    <w:p>
-      <w:r>
-        <w:t>“How can I help him train?” Annie asked. “I can’t fight.”</w:t>
-      </w:r>
-    </w:p>
-    <w:p>
-      <w:r>
-        <w:t xml:space="preserve">“You can keep me company while I work the punching bag,” Luke </w:t>
-      </w:r>
-      <w:r>
-        <w:t>suggested</w:t>
-      </w:r>
-      <w:r>
-        <w:t>. “Also you can do some weight training with me. Even girls need to do that.”</w:t>
-      </w:r>
-    </w:p>
-    <w:p>
-      <w:r>
-        <w:t xml:space="preserve">“I don’t want to get big muscles like a </w:t>
-      </w:r>
-      <w:r>
-        <w:t>boy</w:t>
-      </w:r>
-      <w:r>
-        <w:t>,” Ann</w:t>
-      </w:r>
-      <w:r>
-        <w:t>ie objected</w:t>
-      </w:r>
-      <w:r>
-        <w:t>.</w:t>
-      </w:r>
-    </w:p>
-    <w:p>
-      <w:r>
-        <w:t xml:space="preserve">“You won’t get big muscles,” Jane </w:t>
-      </w:r>
-      <w:r>
-        <w:t>assured</w:t>
-      </w:r>
-      <w:r>
-        <w:t xml:space="preserve">. “Both </w:t>
-      </w:r>
-      <w:r>
-        <w:t>Amarah</w:t>
-      </w:r>
-      <w:r>
-        <w:t xml:space="preserve"> and I work out and we don’t have big muscles like John. Come on, we can all work out together and I’ll show you ladies what to do.”</w:t>
-      </w:r>
-    </w:p>
-    <w:p>
-      <w:r>
-        <w:t xml:space="preserve">They headed for the Grand-ford hotel’s gym. It was </w:t>
-      </w:r>
-      <w:r>
-        <w:t xml:space="preserve">much </w:t>
-      </w:r>
-      <w:r>
-        <w:t xml:space="preserve">bigger than the Devonshire hotel gym since it served </w:t>
-      </w:r>
-      <w:r>
-        <w:t>six</w:t>
-      </w:r>
-      <w:r>
-        <w:t xml:space="preserve"> times</w:t>
-      </w:r>
-      <w:r>
-        <w:t xml:space="preserve"> as many guests.</w:t>
-      </w:r>
-    </w:p>
-    <w:p>
-      <w:r>
-        <w:t xml:space="preserve">While in the gym, Luke watched </w:t>
-      </w:r>
-      <w:r>
-        <w:t>Amarah</w:t>
-      </w:r>
-      <w:r>
-        <w:t xml:space="preserve"> and Jane coach Annie, Sara and Jamie. For some reason, Luke felt good watching Annie try the exercises. As a result, Luke put his all into his exercise routine, without fear of injury.</w:t>
-      </w:r>
-    </w:p>
-    <w:p>
-      <w:r>
         <w:t>9:00PM rolled around and Luke realized that he had overdone it with his exercises. His whole body was sore and weak.</w:t>
       </w:r>
     </w:p>
@@ -38436,55 +38490,55 @@
     </w:p>
     <w:p>
       <w:r>
+        <w:t>The day of the big fight arrived. Sara’s articles in the school newspaper informed the student body of the fight. Of course, they already knew from word of mouth.</w:t>
+      </w:r>
+    </w:p>
+    <w:p>
+      <w:r>
+        <w:t>Th</w:t>
+      </w:r>
+      <w:r>
+        <w:t>at</w:t>
+      </w:r>
+      <w:r>
+        <w:t xml:space="preserve"> was big news. The emperor’s youngest son was fighting for honor against what some believed to be the youngest son of the emperor’s rival. There was no backing down for either contestant.</w:t>
+      </w:r>
+    </w:p>
+    <w:p>
+      <w:r>
+        <w:t>Luke entered the ring with shorts and a t-shirt. Fortunately, David was properly dressed for the fight.</w:t>
+      </w:r>
+    </w:p>
+    <w:p>
+      <w:r>
+        <w:t xml:space="preserve">“Remember, Prince David will try to wrestle you so make sure he doesn’t grab you,” Patrick </w:t>
+      </w:r>
+      <w:r>
+        <w:t>warned</w:t>
+      </w:r>
+      <w:r>
+        <w:t>. That was good advice, one which Luke intended to follow.</w:t>
+      </w:r>
+    </w:p>
+    <w:p>
+      <w:r>
+        <w:t xml:space="preserve">The contestants </w:t>
+      </w:r>
+      <w:r>
+        <w:t>c</w:t>
+      </w:r>
+      <w:r>
+        <w:t>ould fight using any style they wanted. The only limitation was they had to fight using their own physical and magical abilities and without weapons.</w:t>
+      </w:r>
+    </w:p>
+    <w:p>
+      <w:r>
+        <w:t>The stands of the arena were overflowing with spectators. Luke’s friends had ringside seats. Luke had the best/worst seat in the house.</w:t>
+      </w:r>
+    </w:p>
+    <w:p>
+      <w:r>
         <w:lastRenderedPageBreak/>
-        <w:t>The day of the big fight arrived. Sara’s articles in the school newspaper informed the student body of the fight. Of course, they already knew from word of mouth.</w:t>
-      </w:r>
-    </w:p>
-    <w:p>
-      <w:r>
-        <w:t>Th</w:t>
-      </w:r>
-      <w:r>
-        <w:t>at</w:t>
-      </w:r>
-      <w:r>
-        <w:t xml:space="preserve"> was big news. The emperor’s youngest son was fighting for honor against what some believed to be the youngest son of the emperor’s rival. There was no backing down for either contestant.</w:t>
-      </w:r>
-    </w:p>
-    <w:p>
-      <w:r>
-        <w:t>Luke entered the ring with shorts and a t-shirt. Fortunately, David was properly dressed for the fight.</w:t>
-      </w:r>
-    </w:p>
-    <w:p>
-      <w:r>
-        <w:t xml:space="preserve">“Remember, Prince David will try to wrestle you so make sure he doesn’t grab you,” Patrick </w:t>
-      </w:r>
-      <w:r>
-        <w:t>warned</w:t>
-      </w:r>
-      <w:r>
-        <w:t>. That was good advice, one which Luke intended to follow.</w:t>
-      </w:r>
-    </w:p>
-    <w:p>
-      <w:r>
-        <w:t xml:space="preserve">The contestants </w:t>
-      </w:r>
-      <w:r>
-        <w:t>c</w:t>
-      </w:r>
-      <w:r>
-        <w:t>ould fight using any style they wanted. The only limitation was they had to fight using their own physical and magical abilities and without weapons.</w:t>
-      </w:r>
-    </w:p>
-    <w:p>
-      <w:r>
-        <w:t>The stands of the arena were overflowing with spectators. Luke’s friends had ringside seats. Luke had the best/worst seat in the house.</w:t>
-      </w:r>
-    </w:p>
-    <w:p>
-      <w:r>
         <w:t>“I’m bigger and stronger than you,” David said smugly. “I’m going to make you my bitch.”</w:t>
       </w:r>
     </w:p>
@@ -38527,68 +38581,68 @@
     </w:p>
     <w:p>
       <w:r>
+        <w:t>Luke focused on his fists, imagining them to be as hard as rock. He knew it was a futile act since it never worked before.</w:t>
+      </w:r>
+    </w:p>
+    <w:p>
+      <w:r>
+        <w:t>“I’m ready,” Luke told the referee.</w:t>
+      </w:r>
+    </w:p>
+    <w:p>
+      <w:r>
+        <w:t>The bell rang and Luke took up a fighting stance, ready for an overwhelming attack.</w:t>
+      </w:r>
+    </w:p>
+    <w:p>
+      <w:r>
+        <w:t>David turned smugly to Luke and licked his lips provocatively – BANG.</w:t>
+      </w:r>
+    </w:p>
+    <w:p>
+      <w:proofErr w:type="gramStart"/>
+      <w:r>
+        <w:t>Luke’s fist moved almost by itself.</w:t>
+      </w:r>
+      <w:proofErr w:type="gramEnd"/>
+      <w:r>
+        <w:t xml:space="preserve"> It hit David on the side of his face. David went down like a sack of potatoes.</w:t>
+      </w:r>
+    </w:p>
+    <w:p>
+      <w:r>
+        <w:t>The audience gave a collective gasp at the sight of the fallen prince. For a moment no one moved, and then the referee started counting.</w:t>
+      </w:r>
+    </w:p>
+    <w:p>
+      <w:r>
+        <w:t>At the count of 5, David stirred and tried to get up. He was half way up when he collapsed again.</w:t>
+      </w:r>
+    </w:p>
+    <w:p>
+      <w:r>
+        <w:t xml:space="preserve">The referee resumed his count: 6, 7, 8, 9, </w:t>
+      </w:r>
+      <w:proofErr w:type="gramStart"/>
+      <w:r>
+        <w:t>10</w:t>
+      </w:r>
+      <w:proofErr w:type="gramEnd"/>
+    </w:p>
+    <w:p>
+      <w:r>
+        <w:t xml:space="preserve">The bell rang three times and the fight </w:t>
+      </w:r>
+      <w:r>
+        <w:t>ended</w:t>
+      </w:r>
+      <w:r>
+        <w:t>. The referee raised Luke’s hand, proclaiming him the winner.</w:t>
+      </w:r>
+    </w:p>
+    <w:p>
+      <w:r>
         <w:lastRenderedPageBreak/>
-        <w:t>Luke focused on his fists, imagining them to be as hard as rock. He knew it was a futile act since it never worked before.</w:t>
-      </w:r>
-    </w:p>
-    <w:p>
-      <w:r>
-        <w:t>“I’m ready,” Luke told the referee.</w:t>
-      </w:r>
-    </w:p>
-    <w:p>
-      <w:r>
-        <w:t>The bell rang and Luke took up a fighting stance, ready for an overwhelming attack.</w:t>
-      </w:r>
-    </w:p>
-    <w:p>
-      <w:r>
-        <w:t>David turned smugly to Luke and licked his lips provocatively – BANG.</w:t>
-      </w:r>
-    </w:p>
-    <w:p>
-      <w:proofErr w:type="gramStart"/>
-      <w:r>
-        <w:t>Luke’s fist moved almost by itself.</w:t>
-      </w:r>
-      <w:proofErr w:type="gramEnd"/>
-      <w:r>
-        <w:t xml:space="preserve"> It hit David on the side of his face. David went down like a sack of potatoes.</w:t>
-      </w:r>
-    </w:p>
-    <w:p>
-      <w:r>
-        <w:t>The audience gave a collective gasp at the sight of the fallen prince. For a moment no one moved, and then the referee started counting.</w:t>
-      </w:r>
-    </w:p>
-    <w:p>
-      <w:r>
-        <w:t>At the count of 5, David stirred and tried to get up. He was half way up when he collapsed again.</w:t>
-      </w:r>
-    </w:p>
-    <w:p>
-      <w:r>
-        <w:t xml:space="preserve">The referee resumed his count: 6, 7, 8, 9, </w:t>
-      </w:r>
-      <w:proofErr w:type="gramStart"/>
-      <w:r>
-        <w:t>10</w:t>
-      </w:r>
-      <w:proofErr w:type="gramEnd"/>
-    </w:p>
-    <w:p>
-      <w:r>
-        <w:t xml:space="preserve">The bell rang three times and the fight </w:t>
-      </w:r>
-      <w:r>
-        <w:t>ended</w:t>
-      </w:r>
-      <w:r>
-        <w:t>. The referee raised Luke’s hand, proclaiming him the winner.</w:t>
-      </w:r>
-    </w:p>
-    <w:p>
-      <w:r>
         <w:t>The arena was in pandemonium. No one expected suc</w:t>
       </w:r>
       <w:r>
@@ -38627,126 +38681,126 @@
     </w:p>
     <w:p>
       <w:r>
+        <w:t>“If my number one minion says so, then it must be tru</w:t>
+      </w:r>
+      <w:r>
+        <w:t>e</w:t>
+      </w:r>
+      <w:r>
+        <w:t xml:space="preserve">,” Luke </w:t>
+      </w:r>
+      <w:r>
+        <w:t>agreed</w:t>
+      </w:r>
+      <w:r>
+        <w:t>, feeling euphoric. He couldn’t believe he had won. “Let’s go to a restaurant and celebrate.”</w:t>
+      </w:r>
+    </w:p>
+    <w:p>
+      <w:r>
+        <w:t xml:space="preserve">“I know the perfect place,” Annie </w:t>
+      </w:r>
+      <w:r>
+        <w:t>suggested</w:t>
+      </w:r>
+      <w:r>
+        <w:t>. “I’m buying.”</w:t>
+      </w:r>
+    </w:p>
+    <w:p>
+      <w:r>
+        <w:t xml:space="preserve">“If you’re buying, then I’m eating,” Luke </w:t>
+      </w:r>
+      <w:r>
+        <w:t>agreed</w:t>
+      </w:r>
+      <w:r>
+        <w:t>.</w:t>
+      </w:r>
+    </w:p>
+    <w:p>
+      <w:r>
+        <w:t>“What’s the address,” John asked as they left the building.</w:t>
+      </w:r>
+    </w:p>
+    <w:p>
+      <w:r>
+        <w:t>“It’s the Prince Albert restraint,” Annie said.</w:t>
+      </w:r>
+    </w:p>
+    <w:p>
+      <w:r>
+        <w:t xml:space="preserve">John looked up the restraint and found several </w:t>
+      </w:r>
+      <w:r>
+        <w:t xml:space="preserve">hundred </w:t>
+      </w:r>
+      <w:r>
+        <w:t xml:space="preserve">locations. Annie </w:t>
+      </w:r>
+      <w:r>
+        <w:t>narrowed the search</w:t>
+      </w:r>
+      <w:r>
+        <w:t xml:space="preserve"> and they headed for the gateyard.</w:t>
+      </w:r>
+    </w:p>
+    <w:p>
+      <w:r>
+        <w:t xml:space="preserve">“That’s an expensive </w:t>
+      </w:r>
+      <w:r>
+        <w:t>7</w:t>
+      </w:r>
+      <w:r>
+        <w:t xml:space="preserve"> star restaurant,” John </w:t>
+      </w:r>
+      <w:r>
+        <w:t>noted</w:t>
+      </w:r>
+      <w:r>
+        <w:t xml:space="preserve">. “I hope you don’t mind if </w:t>
+      </w:r>
+      <w:r>
+        <w:t>the club</w:t>
+      </w:r>
+      <w:r>
+        <w:t xml:space="preserve"> pay</w:t>
+      </w:r>
+      <w:r>
+        <w:t>s</w:t>
+      </w:r>
+      <w:r>
+        <w:t xml:space="preserve"> half.”</w:t>
+      </w:r>
+    </w:p>
+    <w:p>
+      <w:r>
+        <w:t>“I have to change. Be back in five,” Luke said and put Carol down.</w:t>
+      </w:r>
+    </w:p>
+    <w:p>
+      <w:r>
+        <w:t>Luke returned and they headed out</w:t>
+      </w:r>
+      <w:r>
+        <w:t>.</w:t>
+      </w:r>
+    </w:p>
+    <w:p>
+      <w:r>
+        <w:t xml:space="preserve">They entered the restraint and discovered that they were underdressed. The restraint greeter came to them and said, “Please wear </w:t>
+      </w:r>
+      <w:r>
+        <w:t>these</w:t>
+      </w:r>
+      <w:r>
+        <w:t xml:space="preserve"> while here,” and handed them dress stones.</w:t>
+      </w:r>
+    </w:p>
+    <w:p>
+      <w:r>
         <w:lastRenderedPageBreak/>
-        <w:t>“If my number one minion says so, then it must be tru</w:t>
-      </w:r>
-      <w:r>
-        <w:t>e</w:t>
-      </w:r>
-      <w:r>
-        <w:t xml:space="preserve">,” Luke </w:t>
-      </w:r>
-      <w:r>
-        <w:t>agreed</w:t>
-      </w:r>
-      <w:r>
-        <w:t>, feeling euphoric. He couldn’t believe he had won. “Let’s go to a restaurant and celebrate.”</w:t>
-      </w:r>
-    </w:p>
-    <w:p>
-      <w:r>
-        <w:t xml:space="preserve">“I know the perfect place,” Annie </w:t>
-      </w:r>
-      <w:r>
-        <w:t>suggested</w:t>
-      </w:r>
-      <w:r>
-        <w:t>. “I’m buying.”</w:t>
-      </w:r>
-    </w:p>
-    <w:p>
-      <w:r>
-        <w:t xml:space="preserve">“If you’re buying, then I’m eating,” Luke </w:t>
-      </w:r>
-      <w:r>
-        <w:t>agreed</w:t>
-      </w:r>
-      <w:r>
-        <w:t>.</w:t>
-      </w:r>
-    </w:p>
-    <w:p>
-      <w:r>
-        <w:t>“What’s the address,” John asked as they left the building.</w:t>
-      </w:r>
-    </w:p>
-    <w:p>
-      <w:r>
-        <w:t>“It’s the Prince Albert restraint,” Annie said.</w:t>
-      </w:r>
-    </w:p>
-    <w:p>
-      <w:r>
-        <w:t xml:space="preserve">John looked up the restraint and found several </w:t>
-      </w:r>
-      <w:r>
-        <w:t xml:space="preserve">hundred </w:t>
-      </w:r>
-      <w:r>
-        <w:t xml:space="preserve">locations. Annie </w:t>
-      </w:r>
-      <w:r>
-        <w:t>narrowed the search</w:t>
-      </w:r>
-      <w:r>
-        <w:t xml:space="preserve"> and they headed for the gateyard.</w:t>
-      </w:r>
-    </w:p>
-    <w:p>
-      <w:r>
-        <w:t xml:space="preserve">“That’s an expensive </w:t>
-      </w:r>
-      <w:r>
-        <w:t>7</w:t>
-      </w:r>
-      <w:r>
-        <w:t xml:space="preserve"> star restaurant,” John </w:t>
-      </w:r>
-      <w:r>
-        <w:t>noted</w:t>
-      </w:r>
-      <w:r>
-        <w:t xml:space="preserve">. “I hope you don’t mind if </w:t>
-      </w:r>
-      <w:r>
-        <w:t>the club</w:t>
-      </w:r>
-      <w:r>
-        <w:t xml:space="preserve"> pay</w:t>
-      </w:r>
-      <w:r>
-        <w:t>s</w:t>
-      </w:r>
-      <w:r>
-        <w:t xml:space="preserve"> half.”</w:t>
-      </w:r>
-    </w:p>
-    <w:p>
-      <w:r>
-        <w:t>“I have to change. Be back in five,” Luke said and put Carol down.</w:t>
-      </w:r>
-    </w:p>
-    <w:p>
-      <w:r>
-        <w:t>Luke returned and they headed out</w:t>
-      </w:r>
-      <w:r>
-        <w:t>.</w:t>
-      </w:r>
-    </w:p>
-    <w:p>
-      <w:r>
-        <w:t xml:space="preserve">They entered the restraint and discovered that they were underdressed. The restraint greeter came to them and said, “Please wear </w:t>
-      </w:r>
-      <w:r>
-        <w:t>these</w:t>
-      </w:r>
-      <w:r>
-        <w:t xml:space="preserve"> while here,” and handed them dress stones.</w:t>
-      </w:r>
-    </w:p>
-    <w:p>
-      <w:r>
         <w:t xml:space="preserve">“Carol isn’t a wizard,” Luke </w:t>
       </w:r>
       <w:r>
@@ -38840,80 +38894,80 @@
     </w:p>
     <w:p>
       <w:r>
+        <w:t>In the meantime the boys had already changed and were now in tuxedoes.</w:t>
+      </w:r>
+    </w:p>
+    <w:p>
+      <w:r>
+        <w:t xml:space="preserve">“It looks like someone has a crush one you,” Jane </w:t>
+      </w:r>
+      <w:r>
+        <w:t>sang</w:t>
+      </w:r>
+      <w:r>
+        <w:t>.</w:t>
+      </w:r>
+    </w:p>
+    <w:p>
+      <w:r>
+        <w:t>“What are you talking about? She’s only six,” Luke said</w:t>
+      </w:r>
+      <w:r>
+        <w:t>, confused</w:t>
+      </w:r>
+      <w:r>
+        <w:t>. He opened the men’s changing room and entered. Carol followed.</w:t>
+      </w:r>
+    </w:p>
+    <w:p>
+      <w:r>
+        <w:t>Luke turned Carol away from him and activated his dress stone. He then activated Carol’s stone. He was now in a tux and Carol was in a pink evening gown with matching shoes and a ribbon in her hair.</w:t>
+      </w:r>
+    </w:p>
+    <w:p>
+      <w:r>
+        <w:t>“Crap, I forgot my wig,” Luke exclaimed. He changed back, got his wig out of his</w:t>
+      </w:r>
+      <w:r>
+        <w:t xml:space="preserve"> utility belt, and then changed back – after he turned Carol around</w:t>
+      </w:r>
+      <w:r>
+        <w:t xml:space="preserve"> again</w:t>
+      </w:r>
+      <w:r>
+        <w:t>.</w:t>
+      </w:r>
+    </w:p>
+    <w:p>
+      <w:r>
+        <w:t>Luke put his wig on and t</w:t>
+      </w:r>
+      <w:r>
+        <w:t xml:space="preserve">hey stepped out </w:t>
+      </w:r>
+      <w:r>
+        <w:t>to</w:t>
+      </w:r>
+      <w:r>
+        <w:t xml:space="preserve"> join the others. Annie definitely looked hot in her little black dress and tiara. Luke wanted to comment but felt it would be inappropriate in front of Carol.</w:t>
+      </w:r>
+    </w:p>
+    <w:p>
+      <w:r>
+        <w:t xml:space="preserve">A waiter led them to a table </w:t>
+      </w:r>
+      <w:r>
+        <w:t>and the gang took their places.</w:t>
+      </w:r>
+    </w:p>
+    <w:p>
+      <w:r>
+        <w:t>After five minutes, a waiter came to take their orders.</w:t>
+      </w:r>
+    </w:p>
+    <w:p>
+      <w:r>
         <w:lastRenderedPageBreak/>
-        <w:t>In the meantime the boys had already changed and were now in tuxedoes.</w:t>
-      </w:r>
-    </w:p>
-    <w:p>
-      <w:r>
-        <w:t xml:space="preserve">“It looks like someone has a crush one you,” Jane </w:t>
-      </w:r>
-      <w:r>
-        <w:t>sang</w:t>
-      </w:r>
-      <w:r>
-        <w:t>.</w:t>
-      </w:r>
-    </w:p>
-    <w:p>
-      <w:r>
-        <w:t>“What are you talking about? She’s only six,” Luke said</w:t>
-      </w:r>
-      <w:r>
-        <w:t>, confused</w:t>
-      </w:r>
-      <w:r>
-        <w:t>. He opened the men’s changing room and entered. Carol followed.</w:t>
-      </w:r>
-    </w:p>
-    <w:p>
-      <w:r>
-        <w:t>Luke turned Carol away from him and activated his dress stone. He then activated Carol’s stone. He was now in a tux and Carol was in a pink evening gown with matching shoes and a ribbon in her hair.</w:t>
-      </w:r>
-    </w:p>
-    <w:p>
-      <w:r>
-        <w:t>“Crap, I forgot my wig,” Luke exclaimed. He changed back, got his wig out of his</w:t>
-      </w:r>
-      <w:r>
-        <w:t xml:space="preserve"> utility belt, and then changed back – after he turned Carol around</w:t>
-      </w:r>
-      <w:r>
-        <w:t xml:space="preserve"> again</w:t>
-      </w:r>
-      <w:r>
-        <w:t>.</w:t>
-      </w:r>
-    </w:p>
-    <w:p>
-      <w:r>
-        <w:t>Luke put his wig on and t</w:t>
-      </w:r>
-      <w:r>
-        <w:t xml:space="preserve">hey stepped out </w:t>
-      </w:r>
-      <w:r>
-        <w:t>to</w:t>
-      </w:r>
-      <w:r>
-        <w:t xml:space="preserve"> join the others. Annie definitely looked hot in her little black dress and tiara. Luke wanted to comment but felt it would be inappropriate in front of Carol.</w:t>
-      </w:r>
-    </w:p>
-    <w:p>
-      <w:r>
-        <w:t xml:space="preserve">A waiter led them to a table </w:t>
-      </w:r>
-      <w:r>
-        <w:t>and the gang took their places.</w:t>
-      </w:r>
-    </w:p>
-    <w:p>
-      <w:r>
-        <w:t>After five minutes, a waiter came to take their orders.</w:t>
-      </w:r>
-    </w:p>
-    <w:p>
-      <w:r>
         <w:t xml:space="preserve">“I have a problem,” Luke </w:t>
       </w:r>
       <w:r>
@@ -38946,7 +39000,6 @@
     </w:p>
     <w:p>
       <w:r>
-        <w:lastRenderedPageBreak/>
         <w:t xml:space="preserve">“That’s perfect,” Luke </w:t>
       </w:r>
       <w:r>
@@ -39046,6 +39099,7 @@
     </w:p>
     <w:p>
       <w:r>
+        <w:lastRenderedPageBreak/>
         <w:t xml:space="preserve">“Not really,” John </w:t>
       </w:r>
       <w:r>
@@ -39090,225 +39144,225 @@
     </w:p>
     <w:p>
       <w:r>
+        <w:t xml:space="preserve">The food came and the steak was HOT. Thankfully the </w:t>
+      </w:r>
+      <w:r>
+        <w:t xml:space="preserve">aquamarine </w:t>
+      </w:r>
+      <w:r>
+        <w:t>cow milk was perfect for quenching the fire. “Oh man, this</w:t>
+      </w:r>
+      <w:r>
+        <w:t xml:space="preserve"> steak is incredible,” Luke </w:t>
+      </w:r>
+      <w:r>
+        <w:t>exalted</w:t>
+      </w:r>
+      <w:r>
+        <w:t>.</w:t>
+      </w:r>
+    </w:p>
+    <w:p>
+      <w:r>
+        <w:t>“Can I try?” Carol asked.</w:t>
+      </w:r>
+    </w:p>
+    <w:p>
+      <w:r>
+        <w:t>“It’s hotter than red milk,” Luke warned. Carol didn’t back down, so Luke cut a tiny piece and gave it to Carol. She instantly wished she hadn’t tried it. Carol gulped the blue cow milk in almost one swallow. Sweating heavily she asked, “How can you eat that stuff?”</w:t>
+      </w:r>
+    </w:p>
+    <w:p>
+      <w:r>
+        <w:t xml:space="preserve">“You get used to it when you eat hot stuff long enough,” Luke </w:t>
+      </w:r>
+      <w:r>
+        <w:t>said</w:t>
+      </w:r>
+      <w:r>
+        <w:t>. “Do you want to try it Annie?”</w:t>
+      </w:r>
+    </w:p>
+    <w:p>
+      <w:proofErr w:type="gramStart"/>
+      <w:r>
+        <w:t>“No way</w:t>
+      </w:r>
+      <w:r>
+        <w:t>!</w:t>
+      </w:r>
+      <w:proofErr w:type="gramEnd"/>
+      <w:r>
+        <w:t xml:space="preserve"> I’m not crazy,” Annie </w:t>
+      </w:r>
+      <w:r>
+        <w:t>scoffed</w:t>
+      </w:r>
+      <w:r>
+        <w:t>. Everyone laughed.</w:t>
+      </w:r>
+    </w:p>
+    <w:p>
+      <w:r>
+        <w:t xml:space="preserve">Finally desert came. The Skywalker surprise lived up to its name. First of all, it was an ice cream Sundae with twelve types of ice cream on a waffle boat. It also contained pieces of </w:t>
+      </w:r>
+      <w:r>
+        <w:t>candy</w:t>
+      </w:r>
+      <w:r>
+        <w:t xml:space="preserve"> </w:t>
+      </w:r>
+      <w:r>
+        <w:t>shaped</w:t>
+      </w:r>
+      <w:r>
+        <w:t xml:space="preserve"> like the Death Star and the Millennium Falcon. There were even R2D2 and C3PO robots</w:t>
+      </w:r>
+      <w:r>
+        <w:t xml:space="preserve"> standing guard</w:t>
+      </w:r>
+      <w:r>
+        <w:t>. Surrounding the waffle boat was a sea of colorful diced fruit, floating on a bed of clear Jell-O.</w:t>
+      </w:r>
+    </w:p>
+    <w:p>
+      <w:r>
+        <w:t xml:space="preserve">“Don’t worry sir, the gray and black ice cream is just food coloring,” the waiter </w:t>
+      </w:r>
+      <w:r>
+        <w:t>assured</w:t>
+      </w:r>
+      <w:r>
+        <w:t>.</w:t>
+      </w:r>
+    </w:p>
+    <w:p>
+      <w:r>
         <w:lastRenderedPageBreak/>
-        <w:t xml:space="preserve">The food came and the steak was HOT. Thankfully the </w:t>
-      </w:r>
-      <w:r>
-        <w:t xml:space="preserve">aquamarine </w:t>
-      </w:r>
-      <w:r>
-        <w:t>cow milk was perfect for quenching the fire. “Oh man, this</w:t>
-      </w:r>
-      <w:r>
-        <w:t xml:space="preserve"> steak is incredible,” Luke </w:t>
-      </w:r>
-      <w:r>
-        <w:t>exalted</w:t>
-      </w:r>
-      <w:r>
-        <w:t>.</w:t>
-      </w:r>
-    </w:p>
-    <w:p>
-      <w:r>
-        <w:t>“Can I try?” Carol asked.</w:t>
-      </w:r>
-    </w:p>
-    <w:p>
-      <w:r>
-        <w:t>“It’s hotter than red milk,” Luke warned. Carol didn’t back down, so Luke cut a tiny piece and gave it to Carol. She instantly wished she hadn’t tried it. Carol gulped the blue cow milk in almost one swallow. Sweating heavily she asked, “How can you eat that stuff?”</w:t>
-      </w:r>
-    </w:p>
-    <w:p>
-      <w:r>
-        <w:t xml:space="preserve">“You get used to it when you eat hot stuff long enough,” Luke </w:t>
+        <w:t xml:space="preserve">“Damn that looks like something my dad would do,” Luke </w:t>
+      </w:r>
+      <w:r>
+        <w:t>muttered</w:t>
+      </w:r>
+      <w:r>
+        <w:t>.</w:t>
+      </w:r>
+    </w:p>
+    <w:p>
+      <w:r>
+        <w:t xml:space="preserve">“The king of the Evelyn Kingdom did design it just before he was killed,” the waiter </w:t>
+      </w:r>
+      <w:r>
+        <w:t>agreed</w:t>
+      </w:r>
+      <w:r>
+        <w:t>. “It is controversial, but all our customers love it.” He bowed and left.</w:t>
+      </w:r>
+    </w:p>
+    <w:p>
+      <w:r>
+        <w:t>Luke broke into a cold sweat. “I know my dad. He’s an idiot. There’s no way he could be a king, especially one who tried to take over the Empire.”</w:t>
+      </w:r>
+    </w:p>
+    <w:p>
+      <w:r>
+        <w:t xml:space="preserve">“Maybe King Dar-mar was a Star Wars nut like your dad,” John </w:t>
+      </w:r>
+      <w:r>
+        <w:t>suggested</w:t>
+      </w:r>
+      <w:r>
+        <w:t>. “Maybe he went to Earth and saw the movies and renamed his family.”</w:t>
+      </w:r>
+    </w:p>
+    <w:p>
+      <w:r>
+        <w:t>“That makes sense,” Luke said</w:t>
+      </w:r>
+      <w:r>
+        <w:t>, relieved</w:t>
+      </w:r>
+      <w:r>
+        <w:t>. “We aren’t related, except by this crazy coincidence.”</w:t>
+      </w:r>
+    </w:p>
+    <w:p>
+      <w:r>
+        <w:t>“Have you looked into the history of the invasion?” Annie asked.</w:t>
+      </w:r>
+    </w:p>
+    <w:p>
+      <w:r>
+        <w:t xml:space="preserve">“No,” Luke </w:t>
       </w:r>
       <w:r>
         <w:t>said</w:t>
       </w:r>
       <w:r>
-        <w:t>. “Do you want to try it Annie?”</w:t>
-      </w:r>
-    </w:p>
-    <w:p>
-      <w:proofErr w:type="gramStart"/>
-      <w:r>
-        <w:t>“No way</w:t>
-      </w:r>
-      <w:r>
-        <w:t>!</w:t>
-      </w:r>
-      <w:proofErr w:type="gramEnd"/>
-      <w:r>
-        <w:t xml:space="preserve"> I’m not crazy,” Annie </w:t>
-      </w:r>
-      <w:r>
-        <w:t>scoffed</w:t>
-      </w:r>
-      <w:r>
-        <w:t>. Everyone laughed.</w:t>
-      </w:r>
-    </w:p>
-    <w:p>
-      <w:r>
-        <w:t xml:space="preserve">Finally desert came. The Skywalker surprise lived up to its name. First of all, it was an ice cream Sundae with twelve types of ice cream on a waffle boat. It also contained pieces of </w:t>
-      </w:r>
-      <w:r>
-        <w:t>candy</w:t>
+        <w:t>. “I’m afraid that this king guy might be my dad. No, that’s impossible. I won’t accept it. Besides, they don’t even have the same name.”</w:t>
+      </w:r>
+    </w:p>
+    <w:p>
+      <w:r>
+        <w:t>“What’s your dad’s name?” Annie asked.</w:t>
+      </w:r>
+    </w:p>
+    <w:p>
+      <w:r>
+        <w:t xml:space="preserve">“I don’t know,” Luke </w:t>
+      </w:r>
+      <w:r>
+        <w:t>said</w:t>
+      </w:r>
+      <w:r>
+        <w:t>. “He always said, Darth Vader, whenever I asked.</w:t>
+      </w:r>
+      <w:r>
+        <w:t xml:space="preserve"> His legal name is Anakin Skywalker.”</w:t>
+      </w:r>
+    </w:p>
+    <w:p>
+      <w:r>
+        <w:t>Luke ate the Sundae in silence. It did taste good.</w:t>
+      </w:r>
+    </w:p>
+    <w:p>
+      <w:r>
+        <w:t>“What’s wrong with your dad being the king?” Carol asked.</w:t>
+      </w:r>
+    </w:p>
+    <w:p>
+      <w:r>
+        <w:t xml:space="preserve">“Because conquerors are bad people,” Luke said. “They are always taking things that don’t belong to them and are always hurting and killing good people like you. I can feel the fear and hatred of some the people in </w:t>
+      </w:r>
+      <w:r>
+        <w:t xml:space="preserve">various parts of </w:t>
+      </w:r>
+      <w:r>
+        <w:t>the city</w:t>
+      </w:r>
+      <w:r>
+        <w:t>,</w:t>
       </w:r>
       <w:r>
         <w:t xml:space="preserve"> </w:t>
       </w:r>
       <w:r>
-        <w:t>shaped</w:t>
-      </w:r>
-      <w:r>
-        <w:t xml:space="preserve"> like the Death Star and the Millennium Falcon. There were even R2D2 and C3PO robots</w:t>
-      </w:r>
-      <w:r>
-        <w:t xml:space="preserve"> standing guard</w:t>
-      </w:r>
-      <w:r>
-        <w:t>. Surrounding the waffle boat was a sea of colorful diced fruit, floating on a bed of clear Jell-O.</w:t>
-      </w:r>
-    </w:p>
-    <w:p>
-      <w:r>
-        <w:t xml:space="preserve">“Don’t worry sir, the gray and black ice cream is just food coloring,” the waiter </w:t>
-      </w:r>
-      <w:r>
-        <w:t>assured</w:t>
-      </w:r>
-      <w:r>
-        <w:t>.</w:t>
-      </w:r>
-    </w:p>
-    <w:p>
-      <w:r>
-        <w:t xml:space="preserve">“Damn that looks like something my dad would do,” Luke </w:t>
-      </w:r>
-      <w:r>
-        <w:t>muttered</w:t>
-      </w:r>
-      <w:r>
-        <w:t>.</w:t>
-      </w:r>
-    </w:p>
-    <w:p>
-      <w:r>
-        <w:t xml:space="preserve">“The king of the Evelyn Kingdom did design it just before he was killed,” the waiter </w:t>
-      </w:r>
-      <w:r>
-        <w:t>agreed</w:t>
-      </w:r>
-      <w:r>
-        <w:t>. “It is controversial, but all our customers love it.” He bowed and left.</w:t>
-      </w:r>
-    </w:p>
-    <w:p>
-      <w:r>
-        <w:t>Luke broke into a cold sweat. “I know my dad. He’s an idiot. There’s no way he could be a king, especially one who tried to take over the Empire.”</w:t>
+        <w:t xml:space="preserve">and </w:t>
+      </w:r>
+      <w:r>
+        <w:t>o</w:t>
+      </w:r>
+      <w:r>
+        <w:t>ur city wasn’t directly involve</w:t>
+      </w:r>
+      <w:r>
+        <w:t>d in the war, as far as I know.</w:t>
       </w:r>
     </w:p>
     <w:p>
       <w:r>
         <w:lastRenderedPageBreak/>
-        <w:t xml:space="preserve">“Maybe King Dar-mar was a Star Wars nut like your dad,” John </w:t>
-      </w:r>
-      <w:r>
-        <w:t>suggested</w:t>
-      </w:r>
-      <w:r>
-        <w:t>. “Maybe he went to Earth and saw the movies and renamed his family.”</w:t>
-      </w:r>
-    </w:p>
-    <w:p>
-      <w:r>
-        <w:t>“That makes sense,” Luke said</w:t>
-      </w:r>
-      <w:r>
-        <w:t>, relieved</w:t>
-      </w:r>
-      <w:r>
-        <w:t>. “We aren’t related, except by this crazy coincidence.”</w:t>
-      </w:r>
-    </w:p>
-    <w:p>
-      <w:r>
-        <w:t>“Have you looked into the history of the invasion?” Annie asked.</w:t>
-      </w:r>
-    </w:p>
-    <w:p>
-      <w:r>
-        <w:t xml:space="preserve">“No,” Luke </w:t>
-      </w:r>
-      <w:r>
-        <w:t>said</w:t>
-      </w:r>
-      <w:r>
-        <w:t>. “I’m afraid that this king guy might be my dad. No, that’s impossible. I won’t accept it. Besides, they don’t even have the same name.”</w:t>
-      </w:r>
-    </w:p>
-    <w:p>
-      <w:r>
-        <w:t>“What’s your dad’s name?” Annie asked.</w:t>
-      </w:r>
-    </w:p>
-    <w:p>
-      <w:r>
-        <w:t xml:space="preserve">“I don’t know,” Luke </w:t>
-      </w:r>
-      <w:r>
-        <w:t>said</w:t>
-      </w:r>
-      <w:r>
-        <w:t>. “He always said, Darth Vader, whenever I asked.</w:t>
-      </w:r>
-      <w:r>
-        <w:t xml:space="preserve"> His legal name is Anakin Skywalker.”</w:t>
-      </w:r>
-    </w:p>
-    <w:p>
-      <w:r>
-        <w:t>Luke ate the Sundae in silence. It did taste good.</w:t>
-      </w:r>
-    </w:p>
-    <w:p>
-      <w:r>
-        <w:t>“What’s wrong with your dad being the king?” Carol asked.</w:t>
-      </w:r>
-    </w:p>
-    <w:p>
-      <w:r>
-        <w:t xml:space="preserve">“Because conquerors are bad people,” Luke said. “They are always taking things that don’t belong to them and are always hurting and killing good people like you. I can feel the fear and hatred of some the people in </w:t>
-      </w:r>
-      <w:r>
-        <w:t xml:space="preserve">various parts of </w:t>
-      </w:r>
-      <w:r>
-        <w:t>the city</w:t>
-      </w:r>
-      <w:r>
-        <w:t>,</w:t>
-      </w:r>
-      <w:r>
-        <w:t xml:space="preserve"> </w:t>
-      </w:r>
-      <w:r>
-        <w:t xml:space="preserve">and </w:t>
-      </w:r>
-      <w:r>
-        <w:t>o</w:t>
-      </w:r>
-      <w:r>
-        <w:t>ur city wasn’t directly involve</w:t>
-      </w:r>
-      <w:r>
-        <w:t>d in the war, as far as I know.</w:t>
-      </w:r>
-    </w:p>
-    <w:p>
-      <w:r>
         <w:t>In the back of his mind, Luke could hear a rasping voice saying</w:t>
       </w:r>
       <w:r>
@@ -39351,70 +39405,416 @@
     </w:p>
     <w:p>
       <w:r>
+        <w:t>Taking that as an excuse to eat more, Luke took Carol’s desert and finished it. “My dad – I mean that guy may be evil, but he knew how to make a good desert. Th</w:t>
+      </w:r>
+      <w:r>
+        <w:t>at</w:t>
+      </w:r>
+      <w:r>
+        <w:t xml:space="preserve"> </w:t>
+      </w:r>
+      <w:r>
+        <w:t>was</w:t>
+      </w:r>
+      <w:r>
+        <w:t xml:space="preserve"> incredible,” Luke </w:t>
+      </w:r>
+      <w:r>
+        <w:t>praised</w:t>
+      </w:r>
+      <w:r>
+        <w:t>.</w:t>
+      </w:r>
+    </w:p>
+    <w:p>
+      <w:r>
+        <w:t>“Damn, I’m feeling dizzy switching back and forth so many times. Strangely, eating two types of ice cream together seem to have no effect on me.”</w:t>
+      </w:r>
+    </w:p>
+    <w:p>
+      <w:r>
+        <w:t>They finished and headed for the front. As before, Carol insisted on changing with Luke. They stepped in the changing room and Luke touched his dress stone. The tux was swapped out for his old clothes. Touching Carol’s stone, her clothes turned back to normal.</w:t>
+      </w:r>
+    </w:p>
+    <w:p>
+      <w:r>
+        <w:t>They stepped out of the changing room and handed the stones to the receptionist. Annie paid and they left the restaurant.</w:t>
+      </w:r>
+    </w:p>
+    <w:p>
+      <w:r>
+        <w:t xml:space="preserve">As they walked into the parking lot, </w:t>
+      </w:r>
+      <w:r>
+        <w:t>Amarah</w:t>
+      </w:r>
+      <w:r>
+        <w:t xml:space="preserve"> whispered something to Annie and Annie blushed red. Luke looked at Annie and wondered what they were whispering about. That only made Annie’s face turn redder.</w:t>
+      </w:r>
+    </w:p>
+    <w:p>
+      <w:r>
+        <w:t>They stepped into the gate and arrived at Carney’s house. As before, Carol led Luke to the easy chair and jumped on his lap when he sat down. Luke obliged her by scratching behind her ears.</w:t>
+      </w:r>
+    </w:p>
+    <w:p>
+      <w:r>
+        <w:t>“Hi Grandma,” Luke greeted</w:t>
+      </w:r>
+      <w:r>
+        <w:t>.</w:t>
+      </w:r>
+    </w:p>
+    <w:p>
+      <w:r>
+        <w:t xml:space="preserve">“Hi son,” Grandma </w:t>
+      </w:r>
+      <w:r>
+        <w:t>said</w:t>
+      </w:r>
+      <w:r>
+        <w:t>.</w:t>
+      </w:r>
+    </w:p>
+    <w:p>
+      <w:r>
         <w:lastRenderedPageBreak/>
-        <w:t>Taking that as an excuse to eat more, Luke took Carol’s desert and finished it. “My dad – I mean that guy may be evil, but he knew how to make a good desert. Th</w:t>
-      </w:r>
-      <w:r>
-        <w:t>at</w:t>
+        <w:t xml:space="preserve">“We need to </w:t>
+      </w:r>
+      <w:r>
+        <w:t xml:space="preserve">go to </w:t>
+      </w:r>
+      <w:r>
+        <w:t xml:space="preserve">the restaurant,” John said. “We need to talk to </w:t>
+      </w:r>
+      <w:r>
+        <w:t>Carol’s</w:t>
+      </w:r>
+      <w:r>
+        <w:t xml:space="preserve"> parents.”</w:t>
+      </w:r>
+    </w:p>
+    <w:p>
+      <w:proofErr w:type="gramStart"/>
+      <w:r>
+        <w:t>“About what?”</w:t>
+      </w:r>
+      <w:proofErr w:type="gramEnd"/>
+      <w:r>
+        <w:t xml:space="preserve"> Grandma asked</w:t>
+      </w:r>
+      <w:r>
+        <w:t xml:space="preserve"> worriedly</w:t>
+      </w:r>
+      <w:r>
+        <w:t>.</w:t>
+      </w:r>
+    </w:p>
+    <w:p>
+      <w:r>
+        <w:t xml:space="preserve">“Carol wants to come with us on a hunt and we need their permission,” John </w:t>
+      </w:r>
+      <w:r>
+        <w:t>explained</w:t>
+      </w:r>
+      <w:r>
+        <w:t>.</w:t>
+      </w:r>
+    </w:p>
+    <w:p>
+      <w:r>
+        <w:t>“I’ll come with you,” Grandma said and led them out. Five minutes later, they were at the restaurant.</w:t>
+      </w:r>
+    </w:p>
+    <w:p>
+      <w:r>
+        <w:t>Carney went in the back and brought the parents out.</w:t>
+      </w:r>
+    </w:p>
+    <w:p>
+      <w:r>
+        <w:t>“Mom, can I join Luke’s adventure club?” Carol asked.</w:t>
+      </w:r>
+    </w:p>
+    <w:p>
+      <w:r>
+        <w:t xml:space="preserve">“No dear, it’s too dangerous,” </w:t>
+      </w:r>
+      <w:r>
+        <w:t xml:space="preserve">Mrs. Andrews </w:t>
+      </w:r>
+      <w:r>
+        <w:t>said</w:t>
       </w:r>
       <w:r>
         <w:t xml:space="preserve"> </w:t>
       </w:r>
       <w:r>
-        <w:t>was</w:t>
-      </w:r>
-      <w:r>
-        <w:t xml:space="preserve"> incredible,” Luke </w:t>
-      </w:r>
-      <w:r>
-        <w:t>praised</w:t>
-      </w:r>
-      <w:r>
-        <w:t>.</w:t>
-      </w:r>
-    </w:p>
-    <w:p>
-      <w:r>
-        <w:t>“Damn, I’m feeling dizzy switching back and forth so many times. Strangely, eating two types of ice cream together seem to have no effect on me.”</w:t>
-      </w:r>
-    </w:p>
-    <w:p>
-      <w:r>
-        <w:t>They finished and headed for the front. As before, Carol insisted on changing with Luke. They stepped in the changing room and Luke touched his dress stone. The tux was swapped out for his old clothes. Touching Carol’s stone, her clothes turned back to normal.</w:t>
-      </w:r>
-    </w:p>
-    <w:p>
-      <w:r>
-        <w:t>They stepped out of the changing room and handed the stones to the receptionist. Annie paid and they left the restaurant.</w:t>
-      </w:r>
-    </w:p>
-    <w:p>
-      <w:r>
-        <w:t xml:space="preserve">As they walked into the parking lot, </w:t>
-      </w:r>
-      <w:r>
-        <w:t>Amarah</w:t>
-      </w:r>
-      <w:r>
-        <w:t xml:space="preserve"> whispered something to Annie and Annie blushed red. Luke looked at Annie and wondered what they were whispering about. That only made Annie’s face turn redder.</w:t>
-      </w:r>
-    </w:p>
-    <w:p>
-      <w:r>
-        <w:t>They stepped into the gate and arrived at Carney’s house. As before, Carol led Luke to the easy chair and jumped on his lap when he sat down. Luke obliged her by scratching behind her ears.</w:t>
-      </w:r>
-    </w:p>
-    <w:p>
-      <w:r>
-        <w:t>“Hi Grandma,” Luke greeted</w:t>
-      </w:r>
-      <w:r>
-        <w:t>.</w:t>
-      </w:r>
-    </w:p>
-    <w:p>
-      <w:r>
-        <w:t xml:space="preserve">“Hi son,” Grandma </w:t>
+        <w:t>automatically</w:t>
+      </w:r>
+      <w:r>
+        <w:t>.</w:t>
+      </w:r>
+    </w:p>
+    <w:p>
+      <w:r>
+        <w:t>“But the princess comes with them and they have a boat to keep them safe,” Carol begged.</w:t>
+      </w:r>
+    </w:p>
+    <w:p>
+      <w:r>
+        <w:t xml:space="preserve">“What do you think dear?” </w:t>
+      </w:r>
+      <w:r>
+        <w:t>Mrs. Andrews</w:t>
+      </w:r>
+      <w:r>
+        <w:t xml:space="preserve"> asked </w:t>
+      </w:r>
+      <w:r>
+        <w:t>her husband</w:t>
+      </w:r>
+      <w:r>
+        <w:t>.</w:t>
+      </w:r>
+    </w:p>
+    <w:p>
+      <w:r>
+        <w:t xml:space="preserve">“I don’t think they </w:t>
+      </w:r>
+      <w:r>
+        <w:t>would</w:t>
+      </w:r>
+      <w:r>
+        <w:t xml:space="preserve"> put her in any danger,” </w:t>
+      </w:r>
+      <w:r>
+        <w:t xml:space="preserve">Mr. Andrews </w:t>
+      </w:r>
+      <w:r>
+        <w:t>said thoughtfully. “I think it would be good for her.”</w:t>
+      </w:r>
+    </w:p>
+    <w:p>
+      <w:r>
+        <w:t xml:space="preserve">“See the </w:t>
+      </w:r>
+      <w:proofErr w:type="gramStart"/>
+      <w:r>
+        <w:t>e</w:t>
+      </w:r>
+      <w:r>
+        <w:t>mpire,</w:t>
+      </w:r>
+      <w:proofErr w:type="gramEnd"/>
+      <w:r>
+        <w:t xml:space="preserve"> explore new places, that’s always the best. He’s a good boy. I know he’ll take good care of Carol,” </w:t>
+      </w:r>
+      <w:r>
+        <w:t>Grandma</w:t>
+      </w:r>
+      <w:r>
+        <w:t xml:space="preserve"> said</w:t>
+      </w:r>
+      <w:r>
+        <w:t>, adding her vote</w:t>
+      </w:r>
+      <w:r>
+        <w:t>.</w:t>
+      </w:r>
+    </w:p>
+    <w:p>
+      <w:r>
+        <w:t xml:space="preserve">“All right,” </w:t>
+      </w:r>
+      <w:r>
+        <w:t xml:space="preserve">Mrs. Andrews </w:t>
+      </w:r>
+      <w:r>
+        <w:t xml:space="preserve">said, </w:t>
+      </w:r>
+      <w:r>
+        <w:t>relent</w:t>
+      </w:r>
+      <w:r>
+        <w:t>ing</w:t>
+      </w:r>
+      <w:r>
+        <w:t>. “Where do I sign?”</w:t>
+      </w:r>
+    </w:p>
+    <w:p>
+      <w:r>
+        <w:t xml:space="preserve">John took out his oracle stone and guided the parents in the legal documents. Once that was done, John said, “We’re hunting </w:t>
+      </w:r>
+      <w:proofErr w:type="spellStart"/>
+      <w:r>
+        <w:t>trangos</w:t>
+      </w:r>
+      <w:proofErr w:type="spellEnd"/>
+      <w:r>
+        <w:t>. We’ll park our boat in a safe location and then we go hunting. Carol will be with Anna, Sara and Jamie.</w:t>
+      </w:r>
+      <w:r>
+        <w:t xml:space="preserve"> We also have a force field should the need arise.</w:t>
+      </w:r>
+      <w:r>
+        <w:t>”</w:t>
+      </w:r>
+    </w:p>
+    <w:p>
+      <w:r>
+        <w:t xml:space="preserve">“They don’t participate in the hunt?” </w:t>
+      </w:r>
+      <w:r>
+        <w:t xml:space="preserve">Mr. Andrews </w:t>
+      </w:r>
+      <w:r>
+        <w:t>asked</w:t>
+      </w:r>
+      <w:r>
+        <w:t>.</w:t>
+      </w:r>
+    </w:p>
+    <w:p>
+      <w:r>
+        <w:lastRenderedPageBreak/>
+        <w:t>“On a previous hunt, we borrowed the power of Sara and Jamie</w:t>
+      </w:r>
+      <w:r>
+        <w:t xml:space="preserve"> when hunting the harmless scrobit</w:t>
+      </w:r>
+      <w:r>
+        <w:t>. A</w:t>
+      </w:r>
+      <w:r>
+        <w:t xml:space="preserve">nd </w:t>
+      </w:r>
+      <w:r>
+        <w:t xml:space="preserve">of course </w:t>
+      </w:r>
+      <w:r>
+        <w:t xml:space="preserve">Anna helps with any injuries. However, </w:t>
+      </w:r>
+      <w:r>
+        <w:t>we never subject them to any danger</w:t>
+      </w:r>
+      <w:r>
+        <w:t xml:space="preserve">,” John </w:t>
+      </w:r>
+      <w:r>
+        <w:t>assured</w:t>
+      </w:r>
+      <w:r>
+        <w:t>.</w:t>
+      </w:r>
+    </w:p>
+    <w:p>
+      <w:r>
+        <w:t>“</w:t>
+      </w:r>
+      <w:r>
+        <w:t xml:space="preserve">Why did you </w:t>
+      </w:r>
+      <w:r>
+        <w:t xml:space="preserve">decide to become adventurers?” </w:t>
+      </w:r>
+      <w:r>
+        <w:t xml:space="preserve">Mrs. Andrews </w:t>
+      </w:r>
+      <w:r>
+        <w:t>asked.</w:t>
+      </w:r>
+    </w:p>
+    <w:p>
+      <w:r>
+        <w:t>“That’s because we need the training in order to succeed in our candidate challenges the Council of Elders gives us,” John said.</w:t>
+      </w:r>
+      <w:r>
+        <w:t xml:space="preserve"> “The ladies are just coming for the ride.</w:t>
+      </w:r>
+      <w:r>
+        <w:t>”</w:t>
+      </w:r>
+    </w:p>
+    <w:p>
+      <w:r>
+        <w:t>“It’s also fun,” Harry added</w:t>
+      </w:r>
+      <w:r>
+        <w:t>.</w:t>
+      </w:r>
+    </w:p>
+    <w:p>
+      <w:r>
+        <w:t>“You’ll need to sign for Carol if you approve this quest,” John said.</w:t>
+      </w:r>
+    </w:p>
+    <w:p>
+      <w:r>
+        <w:t xml:space="preserve">Mrs. Andrews </w:t>
+      </w:r>
+      <w:r>
+        <w:t xml:space="preserve">looked at </w:t>
+      </w:r>
+      <w:r>
+        <w:t>her husband</w:t>
+      </w:r>
+      <w:r>
+        <w:t xml:space="preserve"> and signed.</w:t>
+      </w:r>
+    </w:p>
+    <w:p>
+      <w:r>
+        <w:t>“Thank you Mr. and Mrs. Andrews. If all goes well, we</w:t>
+      </w:r>
+      <w:r>
+        <w:t>’</w:t>
+      </w:r>
+      <w:r>
+        <w:t xml:space="preserve">ll bring back your daughter in one hour,” John </w:t>
+      </w:r>
+      <w:r>
+        <w:t>promised</w:t>
+      </w:r>
+      <w:r>
+        <w:t>.</w:t>
+      </w:r>
+    </w:p>
+    <w:p>
+      <w:r>
+        <w:t xml:space="preserve">“Bye mom and dad,” Carol </w:t>
+      </w:r>
+      <w:r>
+        <w:t>waved</w:t>
+      </w:r>
+      <w:r>
+        <w:t xml:space="preserve"> and walked out the door with the others.</w:t>
+      </w:r>
+    </w:p>
+    <w:p>
+      <w:r>
+        <w:t>The gang stood in front of the house and John said, “Okay gang, it’s time to travel farther than we’ve ever gone before.”</w:t>
+      </w:r>
+    </w:p>
+    <w:p>
+      <w:r>
+        <w:t>John opened the gate and Luke stepped in. This time the trip lasted for at least a second. The kaleidoscopic tunnel Luke passed through was there, but this time, Luke had the impression that where was much more to be seen, if only he had more time.</w:t>
+      </w:r>
+    </w:p>
+    <w:p>
+      <w:r>
+        <w:t>Luke found himself in lightly wooded hilly terrain. The sky was blue with a sun shining overhead and two moons.</w:t>
+      </w:r>
+    </w:p>
+    <w:p>
+      <w:r>
+        <w:t>“Why am I feeling a little squashed, as if something is on my head?” Carol asked.</w:t>
+      </w:r>
+    </w:p>
+    <w:p>
+      <w:r>
+        <w:t xml:space="preserve">“That’s because this world has a gravity of 1.3,” John </w:t>
       </w:r>
       <w:r>
         <w:t>said</w:t>
@@ -39425,353 +39825,7 @@
     </w:p>
     <w:p>
       <w:r>
-        <w:t xml:space="preserve">“We need to </w:t>
-      </w:r>
-      <w:r>
-        <w:t xml:space="preserve">go to </w:t>
-      </w:r>
-      <w:r>
-        <w:t xml:space="preserve">the restaurant,” John said. “We need to talk to </w:t>
-      </w:r>
-      <w:r>
-        <w:t>Carol’s</w:t>
-      </w:r>
-      <w:r>
-        <w:t xml:space="preserve"> parents.”</w:t>
-      </w:r>
-    </w:p>
-    <w:p>
-      <w:proofErr w:type="gramStart"/>
-      <w:r>
-        <w:t>“About what?”</w:t>
-      </w:r>
-      <w:proofErr w:type="gramEnd"/>
-      <w:r>
-        <w:t xml:space="preserve"> Grandma asked</w:t>
-      </w:r>
-      <w:r>
-        <w:t xml:space="preserve"> worriedly</w:t>
-      </w:r>
-      <w:r>
-        <w:t>.</w:t>
-      </w:r>
-    </w:p>
-    <w:p>
-      <w:r>
-        <w:t xml:space="preserve">“Carol wants to come with us on a hunt and we need their permission,” John </w:t>
-      </w:r>
-      <w:r>
-        <w:t>explained</w:t>
-      </w:r>
-      <w:r>
-        <w:t>.</w:t>
-      </w:r>
-    </w:p>
-    <w:p>
-      <w:r>
         <w:lastRenderedPageBreak/>
-        <w:t>“I’ll come with you,” Grandma said and led them out. Five minutes later, they were at the restaurant.</w:t>
-      </w:r>
-    </w:p>
-    <w:p>
-      <w:r>
-        <w:t>Carney went in the back and brought the parents out.</w:t>
-      </w:r>
-    </w:p>
-    <w:p>
-      <w:r>
-        <w:t>“Mom, can I join Luke’s adventure club?” Carol asked.</w:t>
-      </w:r>
-    </w:p>
-    <w:p>
-      <w:r>
-        <w:t xml:space="preserve">“No dear, it’s too dangerous,” </w:t>
-      </w:r>
-      <w:r>
-        <w:t xml:space="preserve">Mrs. Andrews </w:t>
-      </w:r>
-      <w:r>
-        <w:t>said</w:t>
-      </w:r>
-      <w:r>
-        <w:t xml:space="preserve"> </w:t>
-      </w:r>
-      <w:r>
-        <w:t>automatically</w:t>
-      </w:r>
-      <w:r>
-        <w:t>.</w:t>
-      </w:r>
-    </w:p>
-    <w:p>
-      <w:r>
-        <w:t>“But the princess comes with them and they have a boat to keep them safe,” Carol begged.</w:t>
-      </w:r>
-    </w:p>
-    <w:p>
-      <w:r>
-        <w:t xml:space="preserve">“What do you think dear?” </w:t>
-      </w:r>
-      <w:r>
-        <w:t>Mrs. Andrews</w:t>
-      </w:r>
-      <w:r>
-        <w:t xml:space="preserve"> asked </w:t>
-      </w:r>
-      <w:r>
-        <w:t>her husband</w:t>
-      </w:r>
-      <w:r>
-        <w:t>.</w:t>
-      </w:r>
-    </w:p>
-    <w:p>
-      <w:r>
-        <w:t xml:space="preserve">“I don’t think they </w:t>
-      </w:r>
-      <w:r>
-        <w:t>would</w:t>
-      </w:r>
-      <w:r>
-        <w:t xml:space="preserve"> put her in any danger,” </w:t>
-      </w:r>
-      <w:r>
-        <w:t xml:space="preserve">Mr. Andrews </w:t>
-      </w:r>
-      <w:r>
-        <w:t>said thoughtfully. “I think it would be good for her.”</w:t>
-      </w:r>
-    </w:p>
-    <w:p>
-      <w:r>
-        <w:t xml:space="preserve">“See the </w:t>
-      </w:r>
-      <w:proofErr w:type="gramStart"/>
-      <w:r>
-        <w:t>e</w:t>
-      </w:r>
-      <w:r>
-        <w:t>mpire,</w:t>
-      </w:r>
-      <w:proofErr w:type="gramEnd"/>
-      <w:r>
-        <w:t xml:space="preserve"> explore new places, that’s always the best. He’s a good boy. I know he’ll take good care of Carol,” </w:t>
-      </w:r>
-      <w:r>
-        <w:t>Grandma</w:t>
-      </w:r>
-      <w:r>
-        <w:t xml:space="preserve"> said</w:t>
-      </w:r>
-      <w:r>
-        <w:t>, adding her vote</w:t>
-      </w:r>
-      <w:r>
-        <w:t>.</w:t>
-      </w:r>
-    </w:p>
-    <w:p>
-      <w:r>
-        <w:t xml:space="preserve">“All right,” </w:t>
-      </w:r>
-      <w:r>
-        <w:t xml:space="preserve">Mrs. Andrews </w:t>
-      </w:r>
-      <w:r>
-        <w:t xml:space="preserve">said, </w:t>
-      </w:r>
-      <w:r>
-        <w:t>relent</w:t>
-      </w:r>
-      <w:r>
-        <w:t>ing</w:t>
-      </w:r>
-      <w:r>
-        <w:t>. “Where do I sign?”</w:t>
-      </w:r>
-    </w:p>
-    <w:p>
-      <w:r>
-        <w:t xml:space="preserve">John took out his oracle stone and guided the parents in the legal documents. Once that was done, John said, “We’re hunting </w:t>
-      </w:r>
-      <w:proofErr w:type="spellStart"/>
-      <w:r>
-        <w:t>trangos</w:t>
-      </w:r>
-      <w:proofErr w:type="spellEnd"/>
-      <w:r>
-        <w:t>. We’ll park our boat in a safe location and then we go hunting. Carol will be with Anna, Sara and Jamie.</w:t>
-      </w:r>
-      <w:r>
-        <w:t xml:space="preserve"> We also have a force field should the need arise.</w:t>
-      </w:r>
-      <w:r>
-        <w:t>”</w:t>
-      </w:r>
-    </w:p>
-    <w:p>
-      <w:r>
-        <w:t xml:space="preserve">“They don’t participate in the hunt?” </w:t>
-      </w:r>
-      <w:r>
-        <w:t xml:space="preserve">Mr. Andrews </w:t>
-      </w:r>
-      <w:r>
-        <w:t>asked</w:t>
-      </w:r>
-      <w:r>
-        <w:t>.</w:t>
-      </w:r>
-    </w:p>
-    <w:p>
-      <w:r>
-        <w:t>“On a previous hunt, we borrowed the power of Sara and Jamie</w:t>
-      </w:r>
-      <w:r>
-        <w:t xml:space="preserve"> when hunting the harmless scrobit</w:t>
-      </w:r>
-      <w:r>
-        <w:t>. A</w:t>
-      </w:r>
-      <w:r>
-        <w:t xml:space="preserve">nd </w:t>
-      </w:r>
-      <w:r>
-        <w:t xml:space="preserve">of course </w:t>
-      </w:r>
-      <w:r>
-        <w:t xml:space="preserve">Anna helps with any injuries. However, </w:t>
-      </w:r>
-      <w:r>
-        <w:t>we never subject them to any danger</w:t>
-      </w:r>
-      <w:r>
-        <w:t xml:space="preserve">,” John </w:t>
-      </w:r>
-      <w:r>
-        <w:t>assured</w:t>
-      </w:r>
-      <w:r>
-        <w:t>.</w:t>
-      </w:r>
-    </w:p>
-    <w:p>
-      <w:r>
-        <w:t>“</w:t>
-      </w:r>
-      <w:r>
-        <w:t xml:space="preserve">Why did you </w:t>
-      </w:r>
-      <w:r>
-        <w:t xml:space="preserve">decide to become adventurers?” </w:t>
-      </w:r>
-      <w:r>
-        <w:t xml:space="preserve">Mrs. Andrews </w:t>
-      </w:r>
-      <w:r>
-        <w:t>asked.</w:t>
-      </w:r>
-    </w:p>
-    <w:p>
-      <w:r>
-        <w:lastRenderedPageBreak/>
-        <w:t>“That’s because we need the training in order to succeed in our candidate challenges the Council of Elders gives us,” John said.</w:t>
-      </w:r>
-      <w:r>
-        <w:t xml:space="preserve"> “The ladies are just coming for the ride.</w:t>
-      </w:r>
-      <w:r>
-        <w:t>”</w:t>
-      </w:r>
-    </w:p>
-    <w:p>
-      <w:r>
-        <w:t>“It’s also fun,” Harry added</w:t>
-      </w:r>
-      <w:r>
-        <w:t>.</w:t>
-      </w:r>
-    </w:p>
-    <w:p>
-      <w:r>
-        <w:t>“You’ll need to sign for Carol if you approve this quest,” John said.</w:t>
-      </w:r>
-    </w:p>
-    <w:p>
-      <w:r>
-        <w:t xml:space="preserve">Mrs. Andrews </w:t>
-      </w:r>
-      <w:r>
-        <w:t xml:space="preserve">looked at </w:t>
-      </w:r>
-      <w:r>
-        <w:t>her husband</w:t>
-      </w:r>
-      <w:r>
-        <w:t xml:space="preserve"> and signed.</w:t>
-      </w:r>
-    </w:p>
-    <w:p>
-      <w:r>
-        <w:t>“Thank you Mr. and Mrs. Andrews. If all goes well, we</w:t>
-      </w:r>
-      <w:r>
-        <w:t>’</w:t>
-      </w:r>
-      <w:r>
-        <w:t xml:space="preserve">ll bring back your daughter in one hour,” John </w:t>
-      </w:r>
-      <w:r>
-        <w:t>promised</w:t>
-      </w:r>
-      <w:r>
-        <w:t>.</w:t>
-      </w:r>
-    </w:p>
-    <w:p>
-      <w:r>
-        <w:t xml:space="preserve">“Bye mom and dad,” Carol </w:t>
-      </w:r>
-      <w:r>
-        <w:t>waved</w:t>
-      </w:r>
-      <w:r>
-        <w:t xml:space="preserve"> and walked out the door with the others.</w:t>
-      </w:r>
-    </w:p>
-    <w:p>
-      <w:r>
-        <w:t>The gang stood in front of the house and John said, “Okay gang, it’s time to travel farther than we’ve ever gone before.”</w:t>
-      </w:r>
-    </w:p>
-    <w:p>
-      <w:r>
-        <w:t>John opened the gate and Luke stepped in. This time the trip lasted for at least a second. The kaleidoscopic tunnel Luke passed through was there, but this time, Luke had the impression that where was much more to be seen, if only he had more time.</w:t>
-      </w:r>
-    </w:p>
-    <w:p>
-      <w:r>
-        <w:t>Luke found himself in lightly wooded hilly terrain. The sky was blue with a sun shining overhead and two moons.</w:t>
-      </w:r>
-    </w:p>
-    <w:p>
-      <w:r>
-        <w:t>“Why am I feeling a little squashed, as if something is on my head?” Carol asked.</w:t>
-      </w:r>
-    </w:p>
-    <w:p>
-      <w:r>
-        <w:t xml:space="preserve">“That’s because this world has a gravity of 1.3,” John </w:t>
-      </w:r>
-      <w:r>
-        <w:t>said</w:t>
-      </w:r>
-      <w:r>
-        <w:t>.</w:t>
-      </w:r>
-    </w:p>
-    <w:p>
-      <w:r>
         <w:t>John tossed the cage and it unfolded. There in its opening was the boat they had purchased with Annie’s money.</w:t>
       </w:r>
     </w:p>
@@ -39812,122 +39866,122 @@
     </w:p>
     <w:p>
       <w:r>
+        <w:t>“No problem,” Harry said. “Ladies please come here. Who wants to be the first to learn?”</w:t>
+      </w:r>
+    </w:p>
+    <w:p>
+      <w:r>
+        <w:t>Harry took off with Carol and the ladies</w:t>
+      </w:r>
+      <w:r>
+        <w:t xml:space="preserve"> and </w:t>
+      </w:r>
+      <w:r>
+        <w:t xml:space="preserve">John </w:t>
+      </w:r>
+      <w:r>
+        <w:t>re</w:t>
+      </w:r>
+      <w:r>
+        <w:t>folded the cage.</w:t>
+      </w:r>
+    </w:p>
+    <w:p>
+      <w:r>
+        <w:t>John described his capture plan and everyone prepared.</w:t>
+      </w:r>
+    </w:p>
+    <w:p>
+      <w:r>
+        <w:t>Luke switched to the Earth element and he and Carney moved away from the cage.</w:t>
+      </w:r>
+    </w:p>
+    <w:p>
+      <w:r>
+        <w:t>Luke felt the earth and tried to find the creatures. None could be found.</w:t>
+      </w:r>
+    </w:p>
+    <w:p>
+      <w:r>
+        <w:t xml:space="preserve">“I found them,” Carney </w:t>
+      </w:r>
+      <w:r>
+        <w:t>called</w:t>
+      </w:r>
+      <w:r>
+        <w:t>, pointing to the right.</w:t>
+      </w:r>
+    </w:p>
+    <w:p>
+      <w:r>
+        <w:t>John closed his eyes and focused his senses in the direction Carney pointed. “I found the herd,” he said. “Luke, do something to work up a sweat. I’m going to use you to attract them here.”</w:t>
+      </w:r>
+    </w:p>
+    <w:p>
+      <w:r>
+        <w:t xml:space="preserve">“How can </w:t>
+      </w:r>
+      <w:r>
+        <w:t>I</w:t>
+      </w:r>
+      <w:r>
+        <w:t>,</w:t>
+      </w:r>
+      <w:r>
+        <w:t xml:space="preserve"> jumping up and down</w:t>
+      </w:r>
+      <w:r>
+        <w:t>,</w:t>
+      </w:r>
+      <w:r>
+        <w:t xml:space="preserve"> get them to follow me?” Luke asked.</w:t>
+      </w:r>
+    </w:p>
+    <w:p>
+      <w:r>
+        <w:t>“They are very territorial. The moment they smell you, they will come here and then we’ll bag them</w:t>
+      </w:r>
+      <w:r>
+        <w:t>,</w:t>
+      </w:r>
+      <w:r>
+        <w:t xml:space="preserve">” John </w:t>
+      </w:r>
+      <w:r>
+        <w:t>said</w:t>
+      </w:r>
+      <w:r>
+        <w:t>.</w:t>
+      </w:r>
+    </w:p>
+    <w:p>
+      <w:r>
+        <w:t>John</w:t>
+      </w:r>
+      <w:r>
+        <w:t xml:space="preserve"> unfolded the cage. It unfolded to a cage fifty feet wide by fifteen feet high by forty feet deep. John went to the back and opened a door.</w:t>
+      </w:r>
+    </w:p>
+    <w:p>
+      <w:r>
+        <w:t xml:space="preserve">“Hey, are you saying I stink?” Luke </w:t>
+      </w:r>
+      <w:r>
+        <w:t>asked</w:t>
+      </w:r>
+      <w:r>
+        <w:t xml:space="preserve"> and started exercising. </w:t>
+      </w:r>
+      <w:r>
+        <w:t>The heat, humidity, and gravity made it easy</w:t>
+      </w:r>
+      <w:r>
+        <w:t xml:space="preserve"> to work up a sweat.</w:t>
+      </w:r>
+    </w:p>
+    <w:p>
+      <w:r>
         <w:lastRenderedPageBreak/>
-        <w:t>“No problem,” Harry said. “Ladies please come here. Who wants to be the first to learn?”</w:t>
-      </w:r>
-    </w:p>
-    <w:p>
-      <w:r>
-        <w:t>Harry took off with Carol and the ladies</w:t>
-      </w:r>
-      <w:r>
-        <w:t xml:space="preserve"> and </w:t>
-      </w:r>
-      <w:r>
-        <w:t xml:space="preserve">John </w:t>
-      </w:r>
-      <w:r>
-        <w:t>re</w:t>
-      </w:r>
-      <w:r>
-        <w:t>folded the cage.</w:t>
-      </w:r>
-    </w:p>
-    <w:p>
-      <w:r>
-        <w:t>John described his capture plan and everyone prepared.</w:t>
-      </w:r>
-    </w:p>
-    <w:p>
-      <w:r>
-        <w:t>Luke switched to the Earth element and he and Carney moved away from the cage.</w:t>
-      </w:r>
-    </w:p>
-    <w:p>
-      <w:r>
-        <w:t>Luke felt the earth and tried to find the creatures. None could be found.</w:t>
-      </w:r>
-    </w:p>
-    <w:p>
-      <w:r>
-        <w:t xml:space="preserve">“I found them,” Carney </w:t>
-      </w:r>
-      <w:r>
-        <w:t>called</w:t>
-      </w:r>
-      <w:r>
-        <w:t>, pointing to the right.</w:t>
-      </w:r>
-    </w:p>
-    <w:p>
-      <w:r>
-        <w:t>John closed his eyes and focused his senses in the direction Carney pointed. “I found the herd,” he said. “Luke, do something to work up a sweat. I’m going to use you to attract them here.”</w:t>
-      </w:r>
-    </w:p>
-    <w:p>
-      <w:r>
-        <w:t xml:space="preserve">“How can </w:t>
-      </w:r>
-      <w:r>
-        <w:t>I</w:t>
-      </w:r>
-      <w:r>
-        <w:t>,</w:t>
-      </w:r>
-      <w:r>
-        <w:t xml:space="preserve"> jumping up and down</w:t>
-      </w:r>
-      <w:r>
-        <w:t>,</w:t>
-      </w:r>
-      <w:r>
-        <w:t xml:space="preserve"> get them to follow me?” Luke asked.</w:t>
-      </w:r>
-    </w:p>
-    <w:p>
-      <w:r>
-        <w:t>“They are very territorial. The moment they smell you, they will come here and then we’ll bag them</w:t>
-      </w:r>
-      <w:r>
-        <w:t>,</w:t>
-      </w:r>
-      <w:r>
-        <w:t xml:space="preserve">” John </w:t>
-      </w:r>
-      <w:r>
-        <w:t>said</w:t>
-      </w:r>
-      <w:r>
-        <w:t>.</w:t>
-      </w:r>
-    </w:p>
-    <w:p>
-      <w:r>
-        <w:t>John</w:t>
-      </w:r>
-      <w:r>
-        <w:t xml:space="preserve"> unfolded the cage. It unfolded to a cage fifty feet wide by fifteen feet high by forty feet deep. John went to the back and opened a door.</w:t>
-      </w:r>
-    </w:p>
-    <w:p>
-      <w:r>
-        <w:t xml:space="preserve">“Hey, are you saying I stink?” Luke </w:t>
-      </w:r>
-      <w:r>
-        <w:t>asked</w:t>
-      </w:r>
-      <w:r>
-        <w:t xml:space="preserve"> and started exercising. </w:t>
-      </w:r>
-      <w:r>
-        <w:t>The heat, humidity, and gravity made it easy</w:t>
-      </w:r>
-      <w:r>
-        <w:t xml:space="preserve"> to work up a sweat.</w:t>
-      </w:r>
-    </w:p>
-    <w:p>
-      <w:r>
         <w:t>“Okay Luke, I’m going to blow your scent to them,” john said and Luke felt a cool breeze. “Everyone else stand here behind the cage.</w:t>
       </w:r>
     </w:p>
@@ -39944,7 +39998,6 @@
     </w:p>
     <w:p>
       <w:r>
-        <w:lastRenderedPageBreak/>
         <w:t xml:space="preserve">Luke obliged and stood near the back door. The rumbling increased and the ground trembled. Out of the wood emerged what appeared to be hundreds of </w:t>
       </w:r>
       <w:proofErr w:type="spellStart"/>
@@ -40052,6 +40105,7 @@
     </w:p>
     <w:p>
       <w:r>
+        <w:lastRenderedPageBreak/>
         <w:t xml:space="preserve">“They always go for the leader,” John </w:t>
       </w:r>
       <w:r>
@@ -40080,7 +40134,6 @@
     </w:p>
     <w:p>
       <w:r>
-        <w:lastRenderedPageBreak/>
         <w:t>John shrugged. “Did Anna do anything to earn the title of Princess? No she didn’t. She was just born to the correct parents. It’s just the way of the world.”</w:t>
       </w:r>
     </w:p>
@@ -40178,12 +40231,12 @@
     </w:p>
     <w:p>
       <w:r>
+        <w:lastRenderedPageBreak/>
         <w:t>Before Luke realized it, the transactions were complete and they left the building. Luke was about to comment, but realized that his friends would call him an idiot for not noticing and Carney and Carol would get upset. Thinking back, even in the city there were strange creatures which failed to catch Luke’s notice. Luke was forced to admit that he really was an idiot for not noticing.</w:t>
       </w:r>
     </w:p>
     <w:p>
       <w:r>
-        <w:lastRenderedPageBreak/>
         <w:t xml:space="preserve">“I can’t believe how much we made on that transaction,” John </w:t>
       </w:r>
       <w:r>
@@ -40325,6 +40378,7 @@
     </w:p>
     <w:p>
       <w:r>
+        <w:lastRenderedPageBreak/>
         <w:t xml:space="preserve">They had plenty of homework for today, as well as magic exercises to do. “Studying is a pain,” Harry </w:t>
       </w:r>
       <w:r>
@@ -40353,261 +40407,518 @@
     </w:p>
     <w:p>
       <w:r>
+        <w:t>Just then Molly entered the room. “Candidate Luke, Dr. Banana Bones needs to speak to you.”</w:t>
+      </w:r>
+    </w:p>
+    <w:p>
+      <w:r>
+        <w:t>John got up and said in no uncertain terms, “We’re coming with you.” The others got up as well.</w:t>
+      </w:r>
+    </w:p>
+    <w:p>
+      <w:r>
+        <w:t>“Who’s Dr. Banana Bones?” Sara asked.</w:t>
+      </w:r>
+    </w:p>
+    <w:p>
+      <w:r>
+        <w:t xml:space="preserve">“He’s </w:t>
+      </w:r>
+      <w:r>
+        <w:t xml:space="preserve">an </w:t>
+      </w:r>
+      <w:r>
+        <w:t xml:space="preserve">archaeologist, researching an ancient civilization. He needed </w:t>
+      </w:r>
+      <w:r>
+        <w:t>our</w:t>
+      </w:r>
+      <w:r>
+        <w:t xml:space="preserve"> help to open an ancient vault,” Luke </w:t>
+      </w:r>
+      <w:r>
+        <w:t>said</w:t>
+      </w:r>
+      <w:r>
+        <w:t xml:space="preserve"> and followed the proctor out of the door.</w:t>
+      </w:r>
+    </w:p>
+    <w:p>
+      <w:r>
+        <w:t xml:space="preserve">“Get your horses and bikes and meet me at the </w:t>
+      </w:r>
+      <w:r>
+        <w:t>Devonshire</w:t>
+      </w:r>
+      <w:r>
+        <w:t xml:space="preserve">,” Molly </w:t>
+      </w:r>
+      <w:r>
+        <w:t>instructed</w:t>
+      </w:r>
+      <w:r>
+        <w:t>.</w:t>
+      </w:r>
+    </w:p>
+    <w:p>
+      <w:r>
+        <w:t>“Can’t we use a boat to get there?” John asked.</w:t>
+      </w:r>
+    </w:p>
+    <w:p>
+      <w:r>
+        <w:t xml:space="preserve">“Unfortunately no,” the proctor </w:t>
+      </w:r>
+      <w:r>
+        <w:t>said</w:t>
+      </w:r>
+      <w:r>
+        <w:t>. “</w:t>
+      </w:r>
+      <w:r>
+        <w:t xml:space="preserve">Non-animal powered </w:t>
+      </w:r>
+      <w:r>
+        <w:t xml:space="preserve">devices don’t work there. </w:t>
+      </w:r>
+      <w:r>
+        <w:t xml:space="preserve">Even your cell phones won’t work. </w:t>
+      </w:r>
+      <w:r>
+        <w:t>We can only rely on human and animal strength to get there.”</w:t>
+      </w:r>
+    </w:p>
+    <w:p>
+      <w:r>
+        <w:t xml:space="preserve">“So we still need bikes in this world,” Harry </w:t>
+      </w:r>
+      <w:r>
+        <w:t>commented</w:t>
+      </w:r>
+      <w:r>
+        <w:t xml:space="preserve"> and everyone went for their respective rides.</w:t>
+      </w:r>
+    </w:p>
+    <w:p>
+      <w:r>
+        <w:t>Five minutes later, Molly and the gang were ready. “What’s the location of this place?” John asked.</w:t>
+      </w:r>
+    </w:p>
+    <w:p>
+      <w:r>
+        <w:t xml:space="preserve">“You </w:t>
+      </w:r>
+      <w:r>
+        <w:t>can</w:t>
+      </w:r>
+      <w:r>
+        <w:t xml:space="preserve">’t get there by yourself,” Molly </w:t>
+      </w:r>
+      <w:r>
+        <w:t>said</w:t>
+      </w:r>
+      <w:r>
+        <w:t>. “It’s a Level 56 world.”</w:t>
+      </w:r>
+    </w:p>
+    <w:p>
+      <w:r>
+        <w:t>In other words Molly was a high level wizard. Everyone looked at her with newfound respect.</w:t>
+      </w:r>
+    </w:p>
+    <w:p>
+      <w:r>
         <w:lastRenderedPageBreak/>
-        <w:t>Just then Molly entered the room. “Candidate Luke, Dr. Banana Bones needs to speak to you.”</w:t>
-      </w:r>
-    </w:p>
-    <w:p>
-      <w:r>
-        <w:t>John got up and said in no uncertain terms, “We’re coming with you.” The others got up as well.</w:t>
-      </w:r>
-    </w:p>
-    <w:p>
-      <w:r>
-        <w:t>“Who’s Dr. Banana Bones?” Sara asked.</w:t>
-      </w:r>
-    </w:p>
-    <w:p>
-      <w:r>
-        <w:t xml:space="preserve">“He’s </w:t>
-      </w:r>
-      <w:r>
-        <w:t xml:space="preserve">an </w:t>
-      </w:r>
-      <w:r>
-        <w:t xml:space="preserve">archaeologist, researching an ancient civilization. He needed </w:t>
-      </w:r>
-      <w:r>
-        <w:t>our</w:t>
-      </w:r>
-      <w:r>
-        <w:t xml:space="preserve"> help to open an ancient vault,” Luke </w:t>
+        <w:t>It</w:t>
+      </w:r>
+      <w:r>
+        <w:t xml:space="preserve"> wa</w:t>
+      </w:r>
+      <w:r>
+        <w:t xml:space="preserve">s relatively easy to level up when you </w:t>
+      </w:r>
+      <w:r>
+        <w:t>we</w:t>
+      </w:r>
+      <w:r>
+        <w:t>re a beginner</w:t>
+      </w:r>
+      <w:r>
+        <w:t>.</w:t>
+      </w:r>
+      <w:r>
+        <w:t xml:space="preserve"> Graduating with a power level of 25 was expected.</w:t>
+      </w:r>
+      <w:r>
+        <w:t xml:space="preserve"> However, </w:t>
+      </w:r>
+      <w:r>
+        <w:t xml:space="preserve">each </w:t>
+      </w:r>
+      <w:r>
+        <w:t>level you advance</w:t>
+      </w:r>
+      <w:r>
+        <w:t>d</w:t>
+      </w:r>
+      <w:r>
+        <w:t xml:space="preserve"> t</w:t>
+      </w:r>
+      <w:r>
+        <w:t>ook</w:t>
+      </w:r>
+      <w:r>
+        <w:t xml:space="preserve"> </w:t>
+      </w:r>
+      <w:r>
+        <w:t>correspondingly</w:t>
+      </w:r>
+      <w:r>
+        <w:t xml:space="preserve"> more time and effort than the previous level.</w:t>
+      </w:r>
+    </w:p>
+    <w:p>
+      <w:r>
+        <w:t xml:space="preserve">It might have taken her </w:t>
+      </w:r>
+      <w:r>
+        <w:t xml:space="preserve">a </w:t>
+      </w:r>
+      <w:r>
+        <w:t>decade of hard work to earn her current level, whatever it was.</w:t>
+      </w:r>
+    </w:p>
+    <w:p>
+      <w:r>
+        <w:t xml:space="preserve">Luke entered the gate. This time the trip was more interesting. He zoomed through a </w:t>
+      </w:r>
+      <w:r>
+        <w:t>kaleidoscope</w:t>
+      </w:r>
+      <w:r>
+        <w:t xml:space="preserve"> of colors. Besides him, Luke felt the presence of his friends and Molly, but didn’t see them.</w:t>
+      </w:r>
+    </w:p>
+    <w:p>
+      <w:r>
+        <w:t>As they travelled, others joined them. He experienced being surrounded by countless people. They took various paths in what he knew was the gate system. The crowds dissipated as they went off in their own directions and the group was alone again. Seconds later they emerged from the bubble gate. The other side of the bubble was overcast and chilly.</w:t>
+      </w:r>
+    </w:p>
+    <w:p>
+      <w:r>
+        <w:t xml:space="preserve">They rode down the path and entered the hidden cave. The professor </w:t>
+      </w:r>
+      <w:r>
+        <w:t>stood</w:t>
+      </w:r>
+      <w:r>
+        <w:t xml:space="preserve"> there, eager as a kid.</w:t>
+      </w:r>
+    </w:p>
+    <w:p>
+      <w:r>
+        <w:t xml:space="preserve">“Greetings my young friend,” Dr. Bones </w:t>
+      </w:r>
+      <w:r>
+        <w:t>greeted</w:t>
+      </w:r>
+      <w:r>
+        <w:t xml:space="preserve"> and </w:t>
+      </w:r>
+      <w:r>
+        <w:t>pumped</w:t>
+      </w:r>
+      <w:r>
+        <w:t xml:space="preserve"> Luke’s hand. “We’ve discovered a way to use your power and hopefully save some lives.</w:t>
+      </w:r>
+    </w:p>
+    <w:p>
+      <w:r>
+        <w:t>“The idea is to link your life force to the gray child’s life force and then force them to reverse their element from Death to Life.</w:t>
+      </w:r>
+    </w:p>
+    <w:p>
+      <w:r>
+        <w:t>“Unfortunately we need you to train in the Death element…”</w:t>
+      </w:r>
+    </w:p>
+    <w:p>
+      <w:r>
+        <w:t xml:space="preserve">“No he can’t,” Annie </w:t>
+      </w:r>
+      <w:r>
+        <w:t>protested</w:t>
+      </w:r>
+      <w:r>
+        <w:t xml:space="preserve"> worriedly. “He almost died the last time and I don’t want to see him look like that again.”</w:t>
+      </w:r>
+    </w:p>
+    <w:p>
+      <w:r>
+        <w:t>“Look like what?” Harry asked.</w:t>
+      </w:r>
+    </w:p>
+    <w:p>
+      <w:r>
+        <w:t>John ignored Harry and asked, “Won’t he just die if he stays there too long?”</w:t>
+      </w:r>
+    </w:p>
+    <w:p>
+      <w:r>
+        <w:lastRenderedPageBreak/>
+        <w:t>“</w:t>
+      </w:r>
+      <w:r>
+        <w:t>I thought I explained it</w:t>
+      </w:r>
+      <w:r>
+        <w:t xml:space="preserve">,” Dr. Bones </w:t>
       </w:r>
       <w:r>
         <w:t>said</w:t>
       </w:r>
       <w:r>
-        <w:t xml:space="preserve"> and followed the proctor out of the door.</w:t>
-      </w:r>
-    </w:p>
-    <w:p>
-      <w:r>
-        <w:t xml:space="preserve">“Get your horses and bikes and meet me at the </w:t>
-      </w:r>
-      <w:r>
-        <w:t>Devonshire</w:t>
-      </w:r>
-      <w:r>
-        <w:t xml:space="preserve">,” Molly </w:t>
-      </w:r>
-      <w:r>
-        <w:t>instructed</w:t>
-      </w:r>
-      <w:r>
-        <w:t>.</w:t>
-      </w:r>
-    </w:p>
-    <w:p>
-      <w:r>
-        <w:t>“Can’t we use a boat to get there?” John asked.</w:t>
-      </w:r>
-    </w:p>
-    <w:p>
-      <w:r>
-        <w:t xml:space="preserve">“Unfortunately no,” the proctor </w:t>
-      </w:r>
-      <w:r>
-        <w:t>said</w:t>
-      </w:r>
-      <w:r>
-        <w:t>. “</w:t>
-      </w:r>
-      <w:r>
-        <w:t xml:space="preserve">Non-animal powered </w:t>
-      </w:r>
-      <w:r>
-        <w:t xml:space="preserve">devices don’t work there. </w:t>
-      </w:r>
-      <w:r>
-        <w:t xml:space="preserve">Even your cell phones won’t work. </w:t>
-      </w:r>
-      <w:r>
-        <w:t>We can only rely on human and animal strength to get there.”</w:t>
-      </w:r>
-    </w:p>
-    <w:p>
-      <w:r>
-        <w:t xml:space="preserve">“So we still need bikes in this world,” Harry </w:t>
-      </w:r>
-      <w:r>
-        <w:t>commented</w:t>
-      </w:r>
-      <w:r>
-        <w:t xml:space="preserve"> and everyone went for their respective rides.</w:t>
-      </w:r>
-    </w:p>
-    <w:p>
-      <w:r>
-        <w:t>Five minutes later, Molly and the gang were ready. “What’s the location of this place?” John asked.</w:t>
-      </w:r>
-    </w:p>
-    <w:p>
-      <w:r>
-        <w:t xml:space="preserve">“You </w:t>
-      </w:r>
-      <w:r>
-        <w:t>can</w:t>
-      </w:r>
-      <w:r>
-        <w:t xml:space="preserve">’t get there by yourself,” Molly </w:t>
-      </w:r>
-      <w:r>
-        <w:t>said</w:t>
-      </w:r>
-      <w:r>
-        <w:t>. “It’s a Level 56 world.”</w:t>
-      </w:r>
-    </w:p>
-    <w:p>
-      <w:r>
-        <w:t>In other words Molly was a high level wizard. Everyone looked at her with newfound respect.</w:t>
-      </w:r>
-    </w:p>
-    <w:p>
-      <w:r>
-        <w:t>It</w:t>
-      </w:r>
-      <w:r>
-        <w:t xml:space="preserve"> wa</w:t>
-      </w:r>
-      <w:r>
-        <w:t xml:space="preserve">s relatively easy to level up when you </w:t>
-      </w:r>
-      <w:r>
-        <w:t>we</w:t>
-      </w:r>
-      <w:r>
-        <w:t>re a beginner</w:t>
-      </w:r>
-      <w:r>
-        <w:t>.</w:t>
-      </w:r>
-      <w:r>
-        <w:t xml:space="preserve"> Graduating with a power level of 25 was expected.</w:t>
-      </w:r>
-      <w:r>
-        <w:t xml:space="preserve"> However, </w:t>
-      </w:r>
-      <w:r>
-        <w:t xml:space="preserve">each </w:t>
-      </w:r>
-      <w:r>
-        <w:t>level you advance</w:t>
-      </w:r>
-      <w:r>
-        <w:t>d</w:t>
-      </w:r>
-      <w:r>
-        <w:t xml:space="preserve"> t</w:t>
-      </w:r>
-      <w:r>
-        <w:t>ook</w:t>
+        <w:t>.</w:t>
+      </w:r>
+      <w:r>
+        <w:t xml:space="preserve"> “Let me explain again.</w:t>
+      </w:r>
+    </w:p>
+    <w:p>
+      <w:r>
+        <w:t xml:space="preserve">“The reason they die is because their element is too powerful for them to handle. </w:t>
+      </w:r>
+      <w:r>
+        <w:t>A</w:t>
+      </w:r>
+      <w:r>
+        <w:t xml:space="preserve"> Gray can survive if a level-twenty or above healer</w:t>
+      </w:r>
+      <w:r>
+        <w:t xml:space="preserve"> casts a continuous heal spell.</w:t>
+      </w:r>
+    </w:p>
+    <w:p>
+      <w:r>
+        <w:t xml:space="preserve">“As the child struggles just </w:t>
+      </w:r>
+      <w:r>
+        <w:t xml:space="preserve">to </w:t>
+      </w:r>
+      <w:r>
+        <w:t xml:space="preserve">survive, their element level automatically increases. The danger of them dying and accidently releasing their miasma disappears once their element level surpasses six. The </w:t>
+      </w:r>
+      <w:r>
+        <w:t>process takes around</w:t>
       </w:r>
       <w:r>
         <w:t xml:space="preserve"> </w:t>
       </w:r>
       <w:r>
-        <w:t>correspondingly</w:t>
-      </w:r>
-      <w:r>
-        <w:t xml:space="preserve"> more time and effort than the previous level.</w:t>
-      </w:r>
-    </w:p>
-    <w:p>
-      <w:r>
-        <w:t xml:space="preserve">It might have taken her </w:t>
-      </w:r>
-      <w:r>
-        <w:t xml:space="preserve">a </w:t>
-      </w:r>
-      <w:r>
-        <w:t>decade of hard work to earn her current level, whatever it was.</w:t>
+        <w:t>48 hours</w:t>
+      </w:r>
+      <w:r>
+        <w:t xml:space="preserve"> to complete the process.</w:t>
+      </w:r>
+    </w:p>
+    <w:p>
+      <w:r>
+        <w:t>“</w:t>
+      </w:r>
+      <w:r>
+        <w:t>The process has been in use for centuries, producing necromancers. Unfortunately this can’t save everyone.</w:t>
+      </w:r>
+      <w:r>
+        <w:t xml:space="preserve"> Also, there’s no way society will accept then, since an outburst of anger could kill who knows how many people by accident.”</w:t>
+      </w:r>
+    </w:p>
+    <w:p>
+      <w:r>
+        <w:t xml:space="preserve">“In other words, they will be prisoners for the rest of their lives,” John </w:t>
+      </w:r>
+      <w:r>
+        <w:t>stated</w:t>
+      </w:r>
+      <w:r>
+        <w:t>.</w:t>
+      </w:r>
+      <w:r>
+        <w:t xml:space="preserve"> “I remember you mentioned this before.”</w:t>
+      </w:r>
+    </w:p>
+    <w:p>
+      <w:r>
+        <w:t xml:space="preserve">“Precisely,” Dr. Bones </w:t>
+      </w:r>
+      <w:r>
+        <w:t>agreed</w:t>
+      </w:r>
+      <w:r>
+        <w:t>. “Another option is to permanently strip them of their magical ability. Unfortunately we don’t know how to do that.”</w:t>
+      </w:r>
+    </w:p>
+    <w:p>
+      <w:r>
+        <w:t>“So the best solution is for Luke to master the Death element,” Jane said. “Aren’t there millions of gray children? How can he convert everyone?”</w:t>
+      </w:r>
+    </w:p>
+    <w:p>
+      <w:r>
+        <w:t xml:space="preserve">“That’s correct,” Dr. Bones </w:t>
+      </w:r>
+      <w:r>
+        <w:t>nodded</w:t>
+      </w:r>
+      <w:r>
+        <w:t>. “There are over 2</w:t>
+      </w:r>
+      <w:r>
+        <w:t>3 million children currently alive. Thousands die every day and thousands are born every day.</w:t>
+      </w:r>
+    </w:p>
+    <w:p>
+      <w:r>
+        <w:t xml:space="preserve">“You have to understand that we’re just experimenting. We need to prove that it can work. Also, we believe there’s an artifact out there that can vastly amplify </w:t>
+      </w:r>
+      <w:r>
+        <w:t>his</w:t>
+      </w:r>
+      <w:r>
+        <w:t xml:space="preserve"> ability to make this work. We’re currently researching the artifact but so far, our best and brightest hasn’t been able to find it.”</w:t>
       </w:r>
     </w:p>
     <w:p>
       <w:r>
         <w:lastRenderedPageBreak/>
-        <w:t xml:space="preserve">Luke entered the gate. This time the trip was more interesting. He zoomed through a </w:t>
-      </w:r>
-      <w:r>
-        <w:t>kaleidoscope</w:t>
-      </w:r>
-      <w:r>
-        <w:t xml:space="preserve"> of colors. Besides him, Luke felt the presence of his friends and Molly, but didn’t see them.</w:t>
-      </w:r>
-    </w:p>
-    <w:p>
-      <w:r>
-        <w:t>As they travelled, others joined them. He experienced being surrounded by countless people. They took various paths in what he knew was the gate system. The crowds dissipated as they went off in their own directions and the group was alone again. Seconds later they emerged from the bubble gate. The other side of the bubble was overcast and chilly.</w:t>
-      </w:r>
-    </w:p>
-    <w:p>
-      <w:r>
-        <w:t xml:space="preserve">They rode down the path and entered the hidden cave. The professor </w:t>
-      </w:r>
-      <w:r>
-        <w:t>stood</w:t>
-      </w:r>
-      <w:r>
-        <w:t xml:space="preserve"> there, eager as a kid.</w:t>
-      </w:r>
-    </w:p>
-    <w:p>
-      <w:r>
-        <w:t xml:space="preserve">“Greetings my young friend,” Dr. Bones </w:t>
-      </w:r>
-      <w:r>
-        <w:t>greeted</w:t>
-      </w:r>
-      <w:r>
-        <w:t xml:space="preserve"> and </w:t>
-      </w:r>
-      <w:r>
-        <w:t>pumped</w:t>
-      </w:r>
-      <w:r>
-        <w:t xml:space="preserve"> Luke’s hand. “We’ve discovered a way to use your power and hopefully save some lives.</w:t>
-      </w:r>
-    </w:p>
-    <w:p>
-      <w:r>
-        <w:t>“The idea is to link your life force to the gray child’s life force and then force them to reverse their element from Death to Life.</w:t>
-      </w:r>
-    </w:p>
-    <w:p>
-      <w:r>
-        <w:t>“Unfortunately we need you to train in the Death element…”</w:t>
-      </w:r>
-    </w:p>
-    <w:p>
-      <w:r>
-        <w:t xml:space="preserve">“No he can’t,” Annie </w:t>
-      </w:r>
-      <w:r>
-        <w:t>protested</w:t>
-      </w:r>
-      <w:r>
-        <w:t xml:space="preserve"> worriedly. “He almost died the last time and I don’t want to see him look like that again.”</w:t>
-      </w:r>
-    </w:p>
-    <w:p>
-      <w:r>
-        <w:t>“Look like what?” Harry asked.</w:t>
-      </w:r>
-    </w:p>
-    <w:p>
-      <w:r>
-        <w:t>John ignored Harry and asked, “Won’t he just die if he stays there too long?”</w:t>
+        <w:t>“So you’re convinced I have the power to help all those cute little babies survive and prosper</w:t>
+      </w:r>
+      <w:r>
+        <w:t>.</w:t>
+      </w:r>
+      <w:r>
+        <w:t xml:space="preserve"> </w:t>
+      </w:r>
+      <w:r>
+        <w:t>I</w:t>
+      </w:r>
+      <w:r>
+        <w:t>s that it?” Luke asked.</w:t>
+      </w:r>
+    </w:p>
+    <w:p>
+      <w:r>
+        <w:t xml:space="preserve">“That pretty much sums it,” Dr. Bones </w:t>
+      </w:r>
+      <w:r>
+        <w:t>nodded</w:t>
+      </w:r>
+      <w:r>
+        <w:t>.</w:t>
+      </w:r>
+    </w:p>
+    <w:p>
+      <w:r>
+        <w:t xml:space="preserve">“In that case, let’s do it,” Luke </w:t>
+      </w:r>
+      <w:r>
+        <w:t>agreed</w:t>
+      </w:r>
+      <w:r>
+        <w:t>.</w:t>
+      </w:r>
+    </w:p>
+    <w:p>
+      <w:r>
+        <w:t>“We really appreciate your help,” Dr. Bones said</w:t>
+      </w:r>
+      <w:r>
+        <w:t xml:space="preserve"> with relief</w:t>
+      </w:r>
+      <w:r>
+        <w:t>. “Please follow me.”</w:t>
+      </w:r>
+    </w:p>
+    <w:p>
+      <w:r>
+        <w:t>They went down to the cave</w:t>
+      </w:r>
+      <w:r>
+        <w:t>rn</w:t>
+      </w:r>
+      <w:r>
+        <w:t xml:space="preserve"> with the monkey face. Luke looked at the altar and found a stone slab on it. “We cover</w:t>
+      </w:r>
+      <w:r>
+        <w:t>ed</w:t>
+      </w:r>
+      <w:r>
+        <w:t xml:space="preserve"> it up since we </w:t>
+      </w:r>
+      <w:r>
+        <w:t>don’t</w:t>
+      </w:r>
+      <w:r>
+        <w:t xml:space="preserve"> need it and we d</w:t>
+      </w:r>
+      <w:r>
+        <w:t>id</w:t>
+      </w:r>
+      <w:r>
+        <w:t xml:space="preserve">n’t </w:t>
+      </w:r>
+      <w:r>
+        <w:t xml:space="preserve">want </w:t>
+      </w:r>
+      <w:r>
+        <w:t>any accidents</w:t>
+      </w:r>
+      <w:r>
+        <w:t xml:space="preserve">,” Dr. Bones </w:t>
+      </w:r>
+      <w:r>
+        <w:t>explained</w:t>
+      </w:r>
+      <w:r>
+        <w:t>.</w:t>
+      </w:r>
+    </w:p>
+    <w:p>
+      <w:r>
+        <w:t>They entered the mouth and walked down a tunnel. The tunnel was filled with hieroglyphics. Luke could und</w:t>
+      </w:r>
+      <w:r>
+        <w:t xml:space="preserve">erstand </w:t>
+      </w:r>
+      <w:r>
+        <w:t>some</w:t>
+      </w:r>
+      <w:r>
+        <w:t xml:space="preserve"> of the glyphs, but</w:t>
+      </w:r>
+      <w:r>
+        <w:t xml:space="preserve"> </w:t>
+      </w:r>
+      <w:r>
+        <w:t xml:space="preserve">many </w:t>
+      </w:r>
+      <w:r>
+        <w:t>were confusing.</w:t>
+      </w:r>
+    </w:p>
+    <w:p>
+      <w:r>
+        <w:t>The tunnel opened up into a maze of tunnels and rooms.</w:t>
+      </w:r>
+    </w:p>
+    <w:p>
+      <w:r>
+        <w:t>Dr. Bones gave a running commentary of the place. “Their knowledge of physics and magic vastly exceed</w:t>
+      </w:r>
+      <w:r>
+        <w:t>s</w:t>
+      </w:r>
+      <w:r>
+        <w:t xml:space="preserve"> ours and their civilization was incredible. Unfortunately, their knowledge was greater than their wisdom.</w:t>
       </w:r>
     </w:p>
     <w:p>
@@ -40615,291 +40926,34 @@
         <w:t>“</w:t>
       </w:r>
       <w:r>
-        <w:t>I thought I explained it</w:t>
-      </w:r>
-      <w:r>
-        <w:t xml:space="preserve">,” Dr. Bones </w:t>
-      </w:r>
-      <w:r>
-        <w:t>said</w:t>
-      </w:r>
-      <w:r>
-        <w:t>.</w:t>
-      </w:r>
-      <w:r>
-        <w:t xml:space="preserve"> “Let me explain again.</w:t>
-      </w:r>
-    </w:p>
-    <w:p>
-      <w:r>
-        <w:t xml:space="preserve">“The reason they die is because their element is too powerful for them to handle. </w:t>
-      </w:r>
-      <w:r>
-        <w:t>A</w:t>
-      </w:r>
-      <w:r>
-        <w:t xml:space="preserve"> Gray can survive if a level-twenty or above healer</w:t>
-      </w:r>
-      <w:r>
-        <w:t xml:space="preserve"> casts a continuous heal spell.</w:t>
+        <w:t xml:space="preserve">They were trying to find the secret of immortality and accidently opened a gate into an alternate dimension. Alien entities emerged and pretty much destroyed their civilization. We don’t think the alien entities did it on purpose. The alien presence </w:t>
+      </w:r>
+      <w:r>
+        <w:t>eventually left, but it was too late. T</w:t>
+      </w:r>
+      <w:r>
+        <w:t>he damage was done.</w:t>
+      </w:r>
+    </w:p>
+    <w:p>
+      <w:r>
+        <w:t>“The alien infection had destroyed the civilization of countless worlds. This vault and others were created to protect the knowledge from the plague</w:t>
+      </w:r>
+      <w:r>
+        <w:t>, and to protect civilizations that weren’t advanced enough to handle the knowledge</w:t>
+      </w:r>
+      <w:r>
+        <w:t>.”</w:t>
+      </w:r>
+    </w:p>
+    <w:p>
+      <w:r>
+        <w:t>“I remember Mr. Rupert saying the same thing,” John said.</w:t>
       </w:r>
     </w:p>
     <w:p>
       <w:r>
         <w:lastRenderedPageBreak/>
-        <w:t xml:space="preserve">“As the child struggles just </w:t>
-      </w:r>
-      <w:r>
-        <w:t xml:space="preserve">to </w:t>
-      </w:r>
-      <w:r>
-        <w:t xml:space="preserve">survive, their element level automatically increases. The danger of them dying and accidently releasing their miasma disappears once their element level surpasses six. The </w:t>
-      </w:r>
-      <w:r>
-        <w:t>process takes around</w:t>
-      </w:r>
-      <w:r>
-        <w:t xml:space="preserve"> </w:t>
-      </w:r>
-      <w:r>
-        <w:t>48 hours</w:t>
-      </w:r>
-      <w:r>
-        <w:t xml:space="preserve"> to complete the process.</w:t>
-      </w:r>
-    </w:p>
-    <w:p>
-      <w:r>
-        <w:t>“</w:t>
-      </w:r>
-      <w:r>
-        <w:t>The process has been in use for centuries, producing necromancers. Unfortunately this can’t save everyone.</w:t>
-      </w:r>
-      <w:r>
-        <w:t xml:space="preserve"> Also, there’s no way society will accept then, since an outburst of anger could kill who knows how many people by accident.”</w:t>
-      </w:r>
-    </w:p>
-    <w:p>
-      <w:r>
-        <w:t xml:space="preserve">“In other words, they will be prisoners for the rest of their lives,” John </w:t>
-      </w:r>
-      <w:r>
-        <w:t>stated</w:t>
-      </w:r>
-      <w:r>
-        <w:t>.</w:t>
-      </w:r>
-      <w:r>
-        <w:t xml:space="preserve"> “I remember you mentioned this before.”</w:t>
-      </w:r>
-    </w:p>
-    <w:p>
-      <w:r>
-        <w:t xml:space="preserve">“Precisely,” Dr. Bones </w:t>
-      </w:r>
-      <w:r>
-        <w:t>agreed</w:t>
-      </w:r>
-      <w:r>
-        <w:t>. “Another option is to permanently strip them of their magical ability. Unfortunately we don’t know how to do that.”</w:t>
-      </w:r>
-    </w:p>
-    <w:p>
-      <w:r>
-        <w:t>“So the best solution is for Luke to master the Death element,” Jane said. “Aren’t there millions of gray children? How can he convert everyone?”</w:t>
-      </w:r>
-    </w:p>
-    <w:p>
-      <w:r>
-        <w:t xml:space="preserve">“That’s correct,” Dr. Bones </w:t>
-      </w:r>
-      <w:r>
-        <w:t>nodded</w:t>
-      </w:r>
-      <w:r>
-        <w:t>. “There are over 2</w:t>
-      </w:r>
-      <w:r>
-        <w:t>3 million children currently alive. Thousands die every day and thousands are born every day.</w:t>
-      </w:r>
-    </w:p>
-    <w:p>
-      <w:r>
-        <w:t xml:space="preserve">“You have to understand that we’re just experimenting. We need to prove that it can work. Also, we believe there’s an artifact out there that can vastly amplify </w:t>
-      </w:r>
-      <w:r>
-        <w:t>his</w:t>
-      </w:r>
-      <w:r>
-        <w:t xml:space="preserve"> ability to make this work. We’re currently researching the artifact but so far, our best and brightest hasn’t been able to find it.”</w:t>
-      </w:r>
-    </w:p>
-    <w:p>
-      <w:r>
-        <w:t>“So you’re convinced I have the power to help all those cute little babies survive and prosper</w:t>
-      </w:r>
-      <w:r>
-        <w:t>.</w:t>
-      </w:r>
-      <w:r>
-        <w:t xml:space="preserve"> </w:t>
-      </w:r>
-      <w:r>
-        <w:t>I</w:t>
-      </w:r>
-      <w:r>
-        <w:t>s that it?” Luke asked.</w:t>
-      </w:r>
-    </w:p>
-    <w:p>
-      <w:r>
-        <w:t xml:space="preserve">“That pretty much sums it,” Dr. Bones </w:t>
-      </w:r>
-      <w:r>
-        <w:t>nodded</w:t>
-      </w:r>
-      <w:r>
-        <w:t>.</w:t>
-      </w:r>
-    </w:p>
-    <w:p>
-      <w:r>
-        <w:t xml:space="preserve">“In that case, let’s do it,” Luke </w:t>
-      </w:r>
-      <w:r>
-        <w:t>agreed</w:t>
-      </w:r>
-      <w:r>
-        <w:t>.</w:t>
-      </w:r>
-    </w:p>
-    <w:p>
-      <w:r>
-        <w:lastRenderedPageBreak/>
-        <w:t>“We really appreciate your help,” Dr. Bones said</w:t>
-      </w:r>
-      <w:r>
-        <w:t xml:space="preserve"> with relief</w:t>
-      </w:r>
-      <w:r>
-        <w:t>. “Please follow me.”</w:t>
-      </w:r>
-    </w:p>
-    <w:p>
-      <w:r>
-        <w:t>They went down to the cave</w:t>
-      </w:r>
-      <w:r>
-        <w:t>rn</w:t>
-      </w:r>
-      <w:r>
-        <w:t xml:space="preserve"> with the monkey face. Luke looked at the altar and found a stone slab on it. “We cover</w:t>
-      </w:r>
-      <w:r>
-        <w:t>ed</w:t>
-      </w:r>
-      <w:r>
-        <w:t xml:space="preserve"> it up since we </w:t>
-      </w:r>
-      <w:r>
-        <w:t>don’t</w:t>
-      </w:r>
-      <w:r>
-        <w:t xml:space="preserve"> need it and we d</w:t>
-      </w:r>
-      <w:r>
-        <w:t>id</w:t>
-      </w:r>
-      <w:r>
-        <w:t xml:space="preserve">n’t </w:t>
-      </w:r>
-      <w:r>
-        <w:t xml:space="preserve">want </w:t>
-      </w:r>
-      <w:r>
-        <w:t>any accidents</w:t>
-      </w:r>
-      <w:r>
-        <w:t xml:space="preserve">,” Dr. Bones </w:t>
-      </w:r>
-      <w:r>
-        <w:t>explained</w:t>
-      </w:r>
-      <w:r>
-        <w:t>.</w:t>
-      </w:r>
-    </w:p>
-    <w:p>
-      <w:r>
-        <w:t>They entered the mouth and walked down a tunnel. The tunnel was filled with hieroglyphics. Luke could und</w:t>
-      </w:r>
-      <w:r>
-        <w:t xml:space="preserve">erstand </w:t>
-      </w:r>
-      <w:r>
-        <w:t>some</w:t>
-      </w:r>
-      <w:r>
-        <w:t xml:space="preserve"> of the glyphs, but</w:t>
-      </w:r>
-      <w:r>
-        <w:t xml:space="preserve"> </w:t>
-      </w:r>
-      <w:r>
-        <w:t xml:space="preserve">many </w:t>
-      </w:r>
-      <w:r>
-        <w:t>were confusing.</w:t>
-      </w:r>
-    </w:p>
-    <w:p>
-      <w:r>
-        <w:t>The tunnel opened up into a maze of tunnels and rooms.</w:t>
-      </w:r>
-    </w:p>
-    <w:p>
-      <w:r>
-        <w:t>Dr. Bones gave a running commentary of the place. “Their knowledge of physics and magic vastly exceed</w:t>
-      </w:r>
-      <w:r>
-        <w:t>s</w:t>
-      </w:r>
-      <w:r>
-        <w:t xml:space="preserve"> ours and their civilization was incredible. Unfortunately, their knowledge was greater than their wisdom.</w:t>
-      </w:r>
-    </w:p>
-    <w:p>
-      <w:r>
-        <w:t>“</w:t>
-      </w:r>
-      <w:r>
-        <w:t xml:space="preserve">They were trying to find the secret of immortality and accidently opened a gate into an alternate dimension. Alien entities emerged and pretty much destroyed their civilization. We don’t think the alien entities did it on purpose. The alien presence </w:t>
-      </w:r>
-      <w:r>
-        <w:t>eventually left, but it was too late. T</w:t>
-      </w:r>
-      <w:r>
-        <w:t>he damage was done.</w:t>
-      </w:r>
-    </w:p>
-    <w:p>
-      <w:r>
-        <w:t>“The alien infection had destroyed the civilization of countless worlds. This vault and others were created to protect the knowledge from the plague</w:t>
-      </w:r>
-      <w:r>
-        <w:t>, and to protect civilizations that weren’t advanced enough to handle the knowledge</w:t>
-      </w:r>
-      <w:r>
-        <w:t>.”</w:t>
-      </w:r>
-    </w:p>
-    <w:p>
-      <w:r>
-        <w:t>“I remember Mr. Rupert saying the same thing,” John said.</w:t>
-      </w:r>
-    </w:p>
-    <w:p>
-      <w:r>
         <w:t>They entered an observation room with a large window and a door to another room. The second room had a dentist chair with straps and two drinking tubes.</w:t>
       </w:r>
     </w:p>
@@ -40916,7 +40970,6 @@
     </w:p>
     <w:p>
       <w:r>
-        <w:lastRenderedPageBreak/>
         <w:t>Luke looked at the room seemingly designed by a psychopath and felt like running away. Memories of the last experience flooded Luke. Luke’s heart beat a mile a minute as again he saw his own death looking at him.</w:t>
       </w:r>
     </w:p>
@@ -41019,6 +41072,7 @@
     </w:p>
     <w:p>
       <w:r>
+        <w:lastRenderedPageBreak/>
         <w:t>“A person’s power can only be sealed for five to ten years, according to the ancient texts we uncovered</w:t>
       </w:r>
       <w:r>
@@ -41030,78 +41084,78 @@
     </w:p>
     <w:p>
       <w:r>
+        <w:t>“And as Candidate Luke said, even with all the Empire’s resour</w:t>
+      </w:r>
+      <w:r>
+        <w:t>ces, we can’t save all of them.</w:t>
+      </w:r>
+    </w:p>
+    <w:p>
+      <w:r>
+        <w:t>“We only discovered how to use your power when we discovered references to a being they called an Avatar, who had power over all elements.”</w:t>
+      </w:r>
+    </w:p>
+    <w:p>
+      <w:r>
+        <w:t>Just then a wom</w:t>
+      </w:r>
+      <w:r>
+        <w:t>a</w:t>
+      </w:r>
+      <w:r>
+        <w:t>n with pink hair entered.</w:t>
+      </w:r>
+    </w:p>
+    <w:p>
+      <w:r>
+        <w:t>“Let get this over with,” Luke said and entered the other room. Annie followed him.</w:t>
+      </w:r>
+    </w:p>
+    <w:p>
+      <w:r>
+        <w:t>The door closed and Luke sat on the chair. The wom</w:t>
+      </w:r>
+      <w:r>
+        <w:t>a</w:t>
+      </w:r>
+      <w:r>
+        <w:t>n strapped Luke into the chair and explained to Annie what they were doing.</w:t>
+      </w:r>
+    </w:p>
+    <w:p>
+      <w:r>
+        <w:t xml:space="preserve">“Are you ready?” the </w:t>
+      </w:r>
+      <w:r>
+        <w:t>wo</w:t>
+      </w:r>
+      <w:r>
+        <w:t>man asked.</w:t>
+      </w:r>
+    </w:p>
+    <w:p>
+      <w:r>
+        <w:t>“No,” Luke said as he mentally prepared to drink the most disgusting thing he had ever tasted. “Let’s get it over with.”</w:t>
+      </w:r>
+    </w:p>
+    <w:p>
+      <w:r>
+        <w:t>Luke took a deep breath and sucked some milk out of the left tube. Luke felt the urge to barf. For some reason the milk tasted more disgusting than before.</w:t>
+      </w:r>
+    </w:p>
+    <w:p>
+      <w:r>
+        <w:t>The hand of Death touched Luke as he had a seizure. Images of graveyards formed in Luke’s mind, followed by images of massacres and the aftermath of wars.</w:t>
+      </w:r>
+    </w:p>
+    <w:p>
+      <w:r>
+        <w:t>Plagues, diseases, old age, and countless other monsters strove for one thing; the ending of life.</w:t>
+      </w:r>
+    </w:p>
+    <w:p>
+      <w:r>
         <w:lastRenderedPageBreak/>
-        <w:t>“And as Candidate Luke said, even with all the Empire’s resour</w:t>
-      </w:r>
-      <w:r>
-        <w:t>ces, we can’t save all of them.</w:t>
-      </w:r>
-    </w:p>
-    <w:p>
-      <w:r>
-        <w:t>“We only discovered how to use your power when we discovered references to a being they called an Avatar, who had power over all elements.”</w:t>
-      </w:r>
-    </w:p>
-    <w:p>
-      <w:r>
-        <w:t>Just then a wom</w:t>
-      </w:r>
-      <w:r>
-        <w:t>a</w:t>
-      </w:r>
-      <w:r>
-        <w:t>n with pink hair entered.</w:t>
-      </w:r>
-    </w:p>
-    <w:p>
-      <w:r>
-        <w:t>“Let get this over with,” Luke said and entered the other room. Annie followed him.</w:t>
-      </w:r>
-    </w:p>
-    <w:p>
-      <w:r>
-        <w:t>The door closed and Luke sat on the chair. The wom</w:t>
-      </w:r>
-      <w:r>
-        <w:t>a</w:t>
-      </w:r>
-      <w:r>
-        <w:t>n strapped Luke into the chair and explained to Annie what they were doing.</w:t>
-      </w:r>
-    </w:p>
-    <w:p>
-      <w:r>
-        <w:t xml:space="preserve">“Are you ready?” the </w:t>
-      </w:r>
-      <w:r>
-        <w:t>wo</w:t>
-      </w:r>
-      <w:r>
-        <w:t>man asked.</w:t>
-      </w:r>
-    </w:p>
-    <w:p>
-      <w:r>
-        <w:t>“No,” Luke said as he mentally prepared to drink the most disgusting thing he had ever tasted. “Let’s get it over with.”</w:t>
-      </w:r>
-    </w:p>
-    <w:p>
-      <w:r>
-        <w:t>Luke took a deep breath and sucked some milk out of the left tube. Luke felt the urge to barf. For some reason the milk tasted more disgusting than before.</w:t>
-      </w:r>
-    </w:p>
-    <w:p>
-      <w:r>
-        <w:t>The hand of Death touched Luke as he had a seizure. Images of graveyards formed in Luke’s mind, followed by images of massacres and the aftermath of wars.</w:t>
-      </w:r>
-    </w:p>
-    <w:p>
-      <w:r>
-        <w:t>Plagues, diseases, old age, and countless other monsters strove for one thing; the ending of life.</w:t>
-      </w:r>
-    </w:p>
-    <w:p>
-      <w:r>
         <w:t>Life lives off Death in order to bring about Life. Death lives off Life in order to bring about Death.</w:t>
       </w:r>
     </w:p>
@@ -41112,64 +41166,64 @@
     </w:p>
     <w:p>
       <w:r>
+        <w:t xml:space="preserve">Other pinks </w:t>
+      </w:r>
+      <w:r>
+        <w:t>took turns healing Luke</w:t>
+      </w:r>
+      <w:r>
+        <w:t>. Annie stayed despite protests from the others. In the end they decided to place a chair beside Luke. Annie held Luke’s hand and closed her eyes. Someone placed a blanket on her.</w:t>
+      </w:r>
+    </w:p>
+    <w:p>
+      <w:r>
+        <w:t>Luke stared at the world with dead eyes. The concept of Life seemed alien and unpleasant – something that should be eliminated, if only to help those suffering from the condition called Life.</w:t>
+      </w:r>
+    </w:p>
+    <w:p>
+      <w:r>
+        <w:t>The pain and discomfort had gone, leaving just numbness in its wake. Luke had no feelings of anger or sadness or anything of an active nature. Even the unpleasant feeling of life pressing against him disappeared as well. He just knew he existed and that was all.</w:t>
+      </w:r>
+    </w:p>
+    <w:p>
+      <w:r>
+        <w:t>“He isn’t breathing,” Annie exclaimed worriedly. “Is he dead?”</w:t>
+      </w:r>
+    </w:p>
+    <w:p>
+      <w:r>
+        <w:t>Luke looked at Annie but said nothing. There was nothing to say.</w:t>
+      </w:r>
+    </w:p>
+    <w:p>
+      <w:r>
+        <w:t xml:space="preserve">“Don’t worry Annie,” Dr. Bones </w:t>
+      </w:r>
+      <w:r>
+        <w:t>consoled</w:t>
+      </w:r>
+      <w:r>
+        <w:t xml:space="preserve"> through the intercom. “That’s expected. He’s now a level 6 necromancer. That took much less time than I expected. He’s no longer releasing any miasma and seems completely stable.</w:t>
+      </w:r>
+    </w:p>
+    <w:p>
+      <w:r>
+        <w:t>“Luke, how do you feel?”</w:t>
+      </w:r>
+    </w:p>
+    <w:p>
+      <w:r>
+        <w:t>Luke glanced at his hands, took enough breath to speak and said, “With my hands.”</w:t>
+      </w:r>
+    </w:p>
+    <w:p>
+      <w:r>
+        <w:t>“Luke, drink some pink milk,” Dr. Bones commanded.</w:t>
+      </w:r>
+    </w:p>
+    <w:p>
+      <w:r>
         <w:lastRenderedPageBreak/>
-        <w:t xml:space="preserve">Other pinks </w:t>
-      </w:r>
-      <w:r>
-        <w:t>took turns healing Luke</w:t>
-      </w:r>
-      <w:r>
-        <w:t>. Annie stayed despite protests from the others. In the end they decided to place a chair beside Luke. Annie held Luke’s hand and closed her eyes. Someone placed a blanket on her.</w:t>
-      </w:r>
-    </w:p>
-    <w:p>
-      <w:r>
-        <w:t>Luke stared at the world with dead eyes. The concept of Life seemed alien and unpleasant – something that should be eliminated, if only to help those suffering from the condition called Life.</w:t>
-      </w:r>
-    </w:p>
-    <w:p>
-      <w:r>
-        <w:t>The pain and discomfort had gone, leaving just numbness in its wake. Luke had no feelings of anger or sadness or anything of an active nature. Even the unpleasant feeling of life pressing against him disappeared as well. He just knew he existed and that was all.</w:t>
-      </w:r>
-    </w:p>
-    <w:p>
-      <w:r>
-        <w:t>“He isn’t breathing,” Annie exclaimed worriedly. “Is he dead?”</w:t>
-      </w:r>
-    </w:p>
-    <w:p>
-      <w:r>
-        <w:t>Luke looked at Annie but said nothing. There was nothing to say.</w:t>
-      </w:r>
-    </w:p>
-    <w:p>
-      <w:r>
-        <w:t xml:space="preserve">“Don’t worry Annie,” Dr. Bones </w:t>
-      </w:r>
-      <w:r>
-        <w:t>consoled</w:t>
-      </w:r>
-      <w:r>
-        <w:t xml:space="preserve"> through the intercom. “That’s expected. He’s now a level 6 necromancer. That took much less time than I expected. He’s no longer releasing any miasma and seems completely stable.</w:t>
-      </w:r>
-    </w:p>
-    <w:p>
-      <w:r>
-        <w:t>“Luke, how do you feel?”</w:t>
-      </w:r>
-    </w:p>
-    <w:p>
-      <w:r>
-        <w:t>Luke glanced at his hands, took enough breath to speak and said, “With my hands.”</w:t>
-      </w:r>
-    </w:p>
-    <w:p>
-      <w:r>
-        <w:t>“Luke, drink some pink milk,” Dr. Bones commanded.</w:t>
-      </w:r>
-    </w:p>
-    <w:p>
-      <w:r>
         <w:t>Luke did as instructed. The milk flowed down his throat and he gasped for air. Color came to Luke’s skin as he drank more pink</w:t>
       </w:r>
       <w:r>
@@ -41197,93 +41251,93 @@
         <w:jc w:val="center"/>
       </w:pPr>
       <w:r>
+        <w:t>- Sunday, September 7 -</w:t>
+      </w:r>
+    </w:p>
+    <w:p>
+      <w:r>
+        <w:t xml:space="preserve">“Congratulations Luke, you’ve done it,” Dr. Bones </w:t>
+      </w:r>
+      <w:r>
+        <w:t>praised</w:t>
+      </w:r>
+      <w:r>
+        <w:t>. “You will need to recuperate. We’ll schedule the first experimental treatment for tomorrow evening, if that’s okay with you.”</w:t>
+      </w:r>
+    </w:p>
+    <w:p>
+      <w:r>
+        <w:t>Luke nodded. “Saturday evening is fine with me. What do I need to do to prepare?”</w:t>
+      </w:r>
+    </w:p>
+    <w:p>
+      <w:r>
+        <w:t xml:space="preserve">“You mean Monday,” Dr. Bones </w:t>
+      </w:r>
+      <w:r>
+        <w:t>corrected</w:t>
+      </w:r>
+      <w:r>
+        <w:t>. “Today is Sunday morning, 10:35AM Capital time. You’ve been here for thirty eight hours.”</w:t>
+      </w:r>
+    </w:p>
+    <w:p>
+      <w:r>
+        <w:t>“Are you saying that Annie was by my side all this time?” Luke asked. He tapped Annie on the nose and said, “You naughty girl.”</w:t>
+      </w:r>
+    </w:p>
+    <w:p>
+      <w:r>
+        <w:t>Luke turned to the healer and bowed. “Thanks for your assistance.”</w:t>
+      </w:r>
+    </w:p>
+    <w:p>
+      <w:r>
+        <w:t>“It was our pleasure to help on this monumental occasion,” the healer</w:t>
+      </w:r>
+      <w:r>
+        <w:t xml:space="preserve"> </w:t>
+      </w:r>
+      <w:r>
+        <w:t>responded.</w:t>
+      </w:r>
+    </w:p>
+    <w:p>
+      <w:r>
+        <w:t>“Come on, let’s get back Annie,” Luke said. “It’s time to eat breakfast, or is that lunch</w:t>
+      </w:r>
+      <w:r>
+        <w:t>?</w:t>
+      </w:r>
+      <w:r>
+        <w:t xml:space="preserve"> Also, your parents must be worried about you since you didn’t go home.”</w:t>
+      </w:r>
+    </w:p>
+    <w:p>
+      <w:r>
+        <w:t xml:space="preserve">They stepped out into the outer room and </w:t>
+      </w:r>
+      <w:r>
+        <w:t xml:space="preserve">found </w:t>
+      </w:r>
+      <w:r>
+        <w:t>the others. “We told Princess Anastasia’s parents where she is,” Molly said.</w:t>
+      </w:r>
+    </w:p>
+    <w:p>
+      <w:r>
+        <w:t xml:space="preserve">“You looked like crap sitting there,” Harry </w:t>
+      </w:r>
+      <w:r>
+        <w:t>commented</w:t>
+      </w:r>
+      <w:r>
+        <w:t>.</w:t>
+      </w:r>
+    </w:p>
+    <w:p>
+      <w:r>
         <w:lastRenderedPageBreak/>
-        <w:t>- Sunday, September 7 -</w:t>
-      </w:r>
-    </w:p>
-    <w:p>
-      <w:r>
-        <w:t xml:space="preserve">“Congratulations Luke, you’ve done it,” Dr. Bones </w:t>
-      </w:r>
-      <w:r>
-        <w:t>praised</w:t>
-      </w:r>
-      <w:r>
-        <w:t>. “You will need to recuperate. We’ll schedule the first experimental treatment for tomorrow evening, if that’s okay with you.”</w:t>
-      </w:r>
-    </w:p>
-    <w:p>
-      <w:r>
-        <w:t>Luke nodded. “Saturday evening is fine with me. What do I need to do to prepare?”</w:t>
-      </w:r>
-    </w:p>
-    <w:p>
-      <w:r>
-        <w:t xml:space="preserve">“You mean Monday,” Dr. Bones </w:t>
-      </w:r>
-      <w:r>
-        <w:t>corrected</w:t>
-      </w:r>
-      <w:r>
-        <w:t>. “Today is Sunday morning, 10:35AM Capital time. You’ve been here for thirty eight hours.”</w:t>
-      </w:r>
-    </w:p>
-    <w:p>
-      <w:r>
-        <w:t>“Are you saying that Annie was by my side all this time?” Luke asked. He tapped Annie on the nose and said, “You naughty girl.”</w:t>
-      </w:r>
-    </w:p>
-    <w:p>
-      <w:r>
-        <w:t>Luke turned to the healer and bowed. “Thanks for your assistance.”</w:t>
-      </w:r>
-    </w:p>
-    <w:p>
-      <w:r>
-        <w:t>“It was our pleasure to help on this monumental occasion,” the healer</w:t>
-      </w:r>
-      <w:r>
-        <w:t xml:space="preserve"> </w:t>
-      </w:r>
-      <w:r>
-        <w:t>responded.</w:t>
-      </w:r>
-    </w:p>
-    <w:p>
-      <w:r>
-        <w:t>“Come on, let’s get back Annie,” Luke said. “It’s time to eat breakfast, or is that lunch</w:t>
-      </w:r>
-      <w:r>
-        <w:t>?</w:t>
-      </w:r>
-      <w:r>
-        <w:t xml:space="preserve"> Also, your parents must be worried about you since you didn’t go home.”</w:t>
-      </w:r>
-    </w:p>
-    <w:p>
-      <w:r>
-        <w:t xml:space="preserve">They stepped out into the outer room and </w:t>
-      </w:r>
-      <w:r>
-        <w:t xml:space="preserve">found </w:t>
-      </w:r>
-      <w:r>
-        <w:t>the others. “We told Princess Anastasia’s parents where she is,” Molly said.</w:t>
-      </w:r>
-    </w:p>
-    <w:p>
-      <w:r>
-        <w:t xml:space="preserve">“You looked like crap sitting there,” Harry </w:t>
-      </w:r>
-      <w:r>
-        <w:t>commented</w:t>
-      </w:r>
-      <w:r>
-        <w:t>.</w:t>
-      </w:r>
-    </w:p>
-    <w:p>
-      <w:r>
         <w:t xml:space="preserve">“I felt like crap, then I felt – I’m not sure what I felt,” Luke </w:t>
       </w:r>
       <w:r>
@@ -41312,11 +41366,7 @@
         <w:t>said</w:t>
       </w:r>
       <w:r>
-        <w:t xml:space="preserve"> and headed for the bikes. “Annie, I will teach you how to bike after lunch and then we’ll do some riding. By the way, I don’t have anything to wear – I’ll just wear </w:t>
-      </w:r>
-      <w:r>
-        <w:lastRenderedPageBreak/>
-        <w:t>the candidate clothes they gave me,” Luke said, referring to the upcoming visit with Annie’s parents.</w:t>
+        <w:t xml:space="preserve"> and headed for the bikes. “Annie, I will teach you how to bike after lunch and then we’ll do some riding. By the way, I don’t have anything to wear – I’ll just wear the candidate clothes they gave me,” Luke said, referring to the upcoming visit with Annie’s parents.</w:t>
       </w:r>
     </w:p>
     <w:p>
@@ -70135,7 +70185,7 @@
         <w:rPr>
           <w:noProof/>
         </w:rPr>
-        <w:t>220</w:t>
+        <w:t>226</w:t>
       </w:r>
     </w:fldSimple>
   </w:p>
@@ -70154,7 +70204,7 @@
         <w:rPr>
           <w:noProof/>
         </w:rPr>
-        <w:t>221</w:t>
+        <w:t>227</w:t>
       </w:r>
     </w:fldSimple>
   </w:p>
@@ -72065,7 +72115,7 @@
 </file>
 
 <file path=customXml/itemProps1.xml><?xml version="1.0" encoding="utf-8"?>
-<ds:datastoreItem xmlns:ds="http://schemas.openxmlformats.org/officeDocument/2006/customXml" ds:itemID="{361D43BF-9324-405B-9A4F-DE4FF6ADD8B7}">
+<ds:datastoreItem xmlns:ds="http://schemas.openxmlformats.org/officeDocument/2006/customXml" ds:itemID="{939E866F-E7BA-4847-B041-09B8A4AFAC93}">
   <ds:schemaRefs>
     <ds:schemaRef ds:uri="http://schemas.openxmlformats.org/officeDocument/2006/bibliography"/>
   </ds:schemaRefs>

--- a/Books/Stories/ThePrincessInTheClouds/Book_ThePrincessInTheClouds.docx
+++ b/Books/Stories/ThePrincessInTheClouds/Book_ThePrincessInTheClouds.docx
@@ -154,7 +154,7 @@
           <w:r>
             <w:fldChar w:fldCharType="separate"/>
           </w:r>
-          <w:hyperlink w:anchor="_Toc239330713" w:history="1">
+          <w:hyperlink w:anchor="_Toc239763692" w:history="1">
             <w:r>
               <w:rPr>
                 <w:rStyle w:val="Hyperlink"/>
@@ -181,7 +181,7 @@
                 <w:noProof/>
                 <w:webHidden/>
               </w:rPr>
-              <w:instrText xml:space="preserve"> PAGEREF _Toc239330713 \h </w:instrText>
+              <w:instrText xml:space="preserve"> PAGEREF _Toc239763692 \h </w:instrText>
             </w:r>
             <w:r>
               <w:rPr>
@@ -224,7 +224,7 @@
               <w:sz w:val="22"/>
             </w:rPr>
           </w:pPr>
-          <w:hyperlink w:anchor="_Toc239330714" w:history="1">
+          <w:hyperlink w:anchor="_Toc239763693" w:history="1">
             <w:r>
               <w:rPr>
                 <w:rStyle w:val="Hyperlink"/>
@@ -251,7 +251,7 @@
                 <w:noProof/>
                 <w:webHidden/>
               </w:rPr>
-              <w:instrText xml:space="preserve"> PAGEREF _Toc239330714 \h </w:instrText>
+              <w:instrText xml:space="preserve"> PAGEREF _Toc239763693 \h </w:instrText>
             </w:r>
             <w:r>
               <w:rPr>
@@ -294,7 +294,7 @@
               <w:sz w:val="22"/>
             </w:rPr>
           </w:pPr>
-          <w:hyperlink w:anchor="_Toc239330715" w:history="1">
+          <w:hyperlink w:anchor="_Toc239763694" w:history="1">
             <w:r>
               <w:rPr>
                 <w:rStyle w:val="Hyperlink"/>
@@ -321,7 +321,7 @@
                 <w:noProof/>
                 <w:webHidden/>
               </w:rPr>
-              <w:instrText xml:space="preserve"> PAGEREF _Toc239330715 \h </w:instrText>
+              <w:instrText xml:space="preserve"> PAGEREF _Toc239763694 \h </w:instrText>
             </w:r>
             <w:r>
               <w:rPr>
@@ -364,7 +364,7 @@
               <w:sz w:val="22"/>
             </w:rPr>
           </w:pPr>
-          <w:hyperlink w:anchor="_Toc239330716" w:history="1">
+          <w:hyperlink w:anchor="_Toc239763695" w:history="1">
             <w:r>
               <w:rPr>
                 <w:rStyle w:val="Hyperlink"/>
@@ -391,7 +391,7 @@
                 <w:noProof/>
                 <w:webHidden/>
               </w:rPr>
-              <w:instrText xml:space="preserve"> PAGEREF _Toc239330716 \h </w:instrText>
+              <w:instrText xml:space="preserve"> PAGEREF _Toc239763695 \h </w:instrText>
             </w:r>
             <w:r>
               <w:rPr>
@@ -434,7 +434,7 @@
               <w:sz w:val="22"/>
             </w:rPr>
           </w:pPr>
-          <w:hyperlink w:anchor="_Toc239330717" w:history="1">
+          <w:hyperlink w:anchor="_Toc239763696" w:history="1">
             <w:r>
               <w:rPr>
                 <w:rStyle w:val="Hyperlink"/>
@@ -461,7 +461,7 @@
                 <w:noProof/>
                 <w:webHidden/>
               </w:rPr>
-              <w:instrText xml:space="preserve"> PAGEREF _Toc239330717 \h </w:instrText>
+              <w:instrText xml:space="preserve"> PAGEREF _Toc239763696 \h </w:instrText>
             </w:r>
             <w:r>
               <w:rPr>
@@ -504,7 +504,7 @@
               <w:sz w:val="22"/>
             </w:rPr>
           </w:pPr>
-          <w:hyperlink w:anchor="_Toc239330718" w:history="1">
+          <w:hyperlink w:anchor="_Toc239763697" w:history="1">
             <w:r>
               <w:rPr>
                 <w:rStyle w:val="Hyperlink"/>
@@ -531,7 +531,7 @@
                 <w:noProof/>
                 <w:webHidden/>
               </w:rPr>
-              <w:instrText xml:space="preserve"> PAGEREF _Toc239330718 \h </w:instrText>
+              <w:instrText xml:space="preserve"> PAGEREF _Toc239763697 \h </w:instrText>
             </w:r>
             <w:r>
               <w:rPr>
@@ -574,7 +574,7 @@
               <w:sz w:val="22"/>
             </w:rPr>
           </w:pPr>
-          <w:hyperlink w:anchor="_Toc239330719" w:history="1">
+          <w:hyperlink w:anchor="_Toc239763698" w:history="1">
             <w:r>
               <w:rPr>
                 <w:rStyle w:val="Hyperlink"/>
@@ -601,7 +601,7 @@
                 <w:noProof/>
                 <w:webHidden/>
               </w:rPr>
-              <w:instrText xml:space="preserve"> PAGEREF _Toc239330719 \h </w:instrText>
+              <w:instrText xml:space="preserve"> PAGEREF _Toc239763698 \h </w:instrText>
             </w:r>
             <w:r>
               <w:rPr>
@@ -644,7 +644,7 @@
               <w:sz w:val="22"/>
             </w:rPr>
           </w:pPr>
-          <w:hyperlink w:anchor="_Toc239330720" w:history="1">
+          <w:hyperlink w:anchor="_Toc239763699" w:history="1">
             <w:r>
               <w:rPr>
                 <w:rStyle w:val="Hyperlink"/>
@@ -671,7 +671,7 @@
                 <w:noProof/>
                 <w:webHidden/>
               </w:rPr>
-              <w:instrText xml:space="preserve"> PAGEREF _Toc239330720 \h </w:instrText>
+              <w:instrText xml:space="preserve"> PAGEREF _Toc239763699 \h </w:instrText>
             </w:r>
             <w:r>
               <w:rPr>
@@ -714,7 +714,7 @@
               <w:sz w:val="22"/>
             </w:rPr>
           </w:pPr>
-          <w:hyperlink w:anchor="_Toc239330721" w:history="1">
+          <w:hyperlink w:anchor="_Toc239763700" w:history="1">
             <w:r>
               <w:rPr>
                 <w:rStyle w:val="Hyperlink"/>
@@ -741,7 +741,7 @@
                 <w:noProof/>
                 <w:webHidden/>
               </w:rPr>
-              <w:instrText xml:space="preserve"> PAGEREF _Toc239330721 \h </w:instrText>
+              <w:instrText xml:space="preserve"> PAGEREF _Toc239763700 \h </w:instrText>
             </w:r>
             <w:r>
               <w:rPr>
@@ -784,7 +784,7 @@
               <w:sz w:val="22"/>
             </w:rPr>
           </w:pPr>
-          <w:hyperlink w:anchor="_Toc239330722" w:history="1">
+          <w:hyperlink w:anchor="_Toc239763701" w:history="1">
             <w:r>
               <w:rPr>
                 <w:rStyle w:val="Hyperlink"/>
@@ -811,7 +811,7 @@
                 <w:noProof/>
                 <w:webHidden/>
               </w:rPr>
-              <w:instrText xml:space="preserve"> PAGEREF _Toc239330722 \h </w:instrText>
+              <w:instrText xml:space="preserve"> PAGEREF _Toc239763701 \h </w:instrText>
             </w:r>
             <w:r>
               <w:rPr>
@@ -854,7 +854,7 @@
               <w:sz w:val="22"/>
             </w:rPr>
           </w:pPr>
-          <w:hyperlink w:anchor="_Toc239330723" w:history="1">
+          <w:hyperlink w:anchor="_Toc239763702" w:history="1">
             <w:r>
               <w:rPr>
                 <w:rStyle w:val="Hyperlink"/>
@@ -881,7 +881,7 @@
                 <w:noProof/>
                 <w:webHidden/>
               </w:rPr>
-              <w:instrText xml:space="preserve"> PAGEREF _Toc239330723 \h </w:instrText>
+              <w:instrText xml:space="preserve"> PAGEREF _Toc239763702 \h </w:instrText>
             </w:r>
             <w:r>
               <w:rPr>
@@ -924,7 +924,7 @@
               <w:sz w:val="22"/>
             </w:rPr>
           </w:pPr>
-          <w:hyperlink w:anchor="_Toc239330724" w:history="1">
+          <w:hyperlink w:anchor="_Toc239763703" w:history="1">
             <w:r>
               <w:rPr>
                 <w:rStyle w:val="Hyperlink"/>
@@ -951,7 +951,7 @@
                 <w:noProof/>
                 <w:webHidden/>
               </w:rPr>
-              <w:instrText xml:space="preserve"> PAGEREF _Toc239330724 \h </w:instrText>
+              <w:instrText xml:space="preserve"> PAGEREF _Toc239763703 \h </w:instrText>
             </w:r>
             <w:r>
               <w:rPr>
@@ -994,7 +994,7 @@
               <w:sz w:val="22"/>
             </w:rPr>
           </w:pPr>
-          <w:hyperlink w:anchor="_Toc239330725" w:history="1">
+          <w:hyperlink w:anchor="_Toc239763704" w:history="1">
             <w:r>
               <w:rPr>
                 <w:rStyle w:val="Hyperlink"/>
@@ -1021,7 +1021,7 @@
                 <w:noProof/>
                 <w:webHidden/>
               </w:rPr>
-              <w:instrText xml:space="preserve"> PAGEREF _Toc239330725 \h </w:instrText>
+              <w:instrText xml:space="preserve"> PAGEREF _Toc239763704 \h </w:instrText>
             </w:r>
             <w:r>
               <w:rPr>
@@ -1064,7 +1064,7 @@
               <w:sz w:val="22"/>
             </w:rPr>
           </w:pPr>
-          <w:hyperlink w:anchor="_Toc239330726" w:history="1">
+          <w:hyperlink w:anchor="_Toc239763705" w:history="1">
             <w:r>
               <w:rPr>
                 <w:rStyle w:val="Hyperlink"/>
@@ -1091,7 +1091,7 @@
                 <w:noProof/>
                 <w:webHidden/>
               </w:rPr>
-              <w:instrText xml:space="preserve"> PAGEREF _Toc239330726 \h </w:instrText>
+              <w:instrText xml:space="preserve"> PAGEREF _Toc239763705 \h </w:instrText>
             </w:r>
             <w:r>
               <w:rPr>
@@ -1134,7 +1134,7 @@
               <w:sz w:val="22"/>
             </w:rPr>
           </w:pPr>
-          <w:hyperlink w:anchor="_Toc239330727" w:history="1">
+          <w:hyperlink w:anchor="_Toc239763706" w:history="1">
             <w:r>
               <w:rPr>
                 <w:rStyle w:val="Hyperlink"/>
@@ -1161,7 +1161,7 @@
                 <w:noProof/>
                 <w:webHidden/>
               </w:rPr>
-              <w:instrText xml:space="preserve"> PAGEREF _Toc239330727 \h </w:instrText>
+              <w:instrText xml:space="preserve"> PAGEREF _Toc239763706 \h </w:instrText>
             </w:r>
             <w:r>
               <w:rPr>
@@ -1204,7 +1204,7 @@
               <w:sz w:val="22"/>
             </w:rPr>
           </w:pPr>
-          <w:hyperlink w:anchor="_Toc239330728" w:history="1">
+          <w:hyperlink w:anchor="_Toc239763707" w:history="1">
             <w:r>
               <w:rPr>
                 <w:rStyle w:val="Hyperlink"/>
@@ -1231,7 +1231,7 @@
                 <w:noProof/>
                 <w:webHidden/>
               </w:rPr>
-              <w:instrText xml:space="preserve"> PAGEREF _Toc239330728 \h </w:instrText>
+              <w:instrText xml:space="preserve"> PAGEREF _Toc239763707 \h </w:instrText>
             </w:r>
             <w:r>
               <w:rPr>
@@ -1274,7 +1274,7 @@
               <w:sz w:val="22"/>
             </w:rPr>
           </w:pPr>
-          <w:hyperlink w:anchor="_Toc239330729" w:history="1">
+          <w:hyperlink w:anchor="_Toc239763708" w:history="1">
             <w:r>
               <w:rPr>
                 <w:rStyle w:val="Hyperlink"/>
@@ -1301,7 +1301,7 @@
                 <w:noProof/>
                 <w:webHidden/>
               </w:rPr>
-              <w:instrText xml:space="preserve"> PAGEREF _Toc239330729 \h </w:instrText>
+              <w:instrText xml:space="preserve"> PAGEREF _Toc239763708 \h </w:instrText>
             </w:r>
             <w:r>
               <w:rPr>
@@ -1344,13 +1344,13 @@
               <w:sz w:val="22"/>
             </w:rPr>
           </w:pPr>
-          <w:hyperlink w:anchor="_Toc239330730" w:history="1">
+          <w:hyperlink w:anchor="_Toc239763709" w:history="1">
             <w:r>
               <w:rPr>
                 <w:rStyle w:val="Hyperlink"/>
                 <w:noProof/>
               </w:rPr>
-              <w:t>Carol’s First Hunt&lt;&gt;</w:t>
+              <w:t>18. Carol’s First Hunt</w:t>
             </w:r>
             <w:r>
               <w:rPr>
@@ -1371,7 +1371,7 @@
                 <w:noProof/>
                 <w:webHidden/>
               </w:rPr>
-              <w:instrText xml:space="preserve"> PAGEREF _Toc239330730 \h </w:instrText>
+              <w:instrText xml:space="preserve"> PAGEREF _Toc239763709 \h </w:instrText>
             </w:r>
             <w:r>
               <w:rPr>
@@ -1414,7 +1414,7 @@
               <w:sz w:val="22"/>
             </w:rPr>
           </w:pPr>
-          <w:hyperlink w:anchor="_Toc239330731" w:history="1">
+          <w:hyperlink w:anchor="_Toc239763710" w:history="1">
             <w:r>
               <w:rPr>
                 <w:rStyle w:val="Hyperlink"/>
@@ -1441,7 +1441,7 @@
                 <w:noProof/>
                 <w:webHidden/>
               </w:rPr>
-              <w:instrText xml:space="preserve"> PAGEREF _Toc239330731 \h </w:instrText>
+              <w:instrText xml:space="preserve"> PAGEREF _Toc239763710 \h </w:instrText>
             </w:r>
             <w:r>
               <w:rPr>
@@ -1484,7 +1484,7 @@
               <w:sz w:val="22"/>
             </w:rPr>
           </w:pPr>
-          <w:hyperlink w:anchor="_Toc239330732" w:history="1">
+          <w:hyperlink w:anchor="_Toc239763711" w:history="1">
             <w:r>
               <w:rPr>
                 <w:rStyle w:val="Hyperlink"/>
@@ -1511,7 +1511,7 @@
                 <w:noProof/>
                 <w:webHidden/>
               </w:rPr>
-              <w:instrText xml:space="preserve"> PAGEREF _Toc239330732 \h </w:instrText>
+              <w:instrText xml:space="preserve"> PAGEREF _Toc239763711 \h </w:instrText>
             </w:r>
             <w:r>
               <w:rPr>
@@ -1554,7 +1554,7 @@
               <w:sz w:val="22"/>
             </w:rPr>
           </w:pPr>
-          <w:hyperlink w:anchor="_Toc239330733" w:history="1">
+          <w:hyperlink w:anchor="_Toc239763712" w:history="1">
             <w:r>
               <w:rPr>
                 <w:rStyle w:val="Hyperlink"/>
@@ -1581,7 +1581,7 @@
                 <w:noProof/>
                 <w:webHidden/>
               </w:rPr>
-              <w:instrText xml:space="preserve"> PAGEREF _Toc239330733 \h </w:instrText>
+              <w:instrText xml:space="preserve"> PAGEREF _Toc239763712 \h </w:instrText>
             </w:r>
             <w:r>
               <w:rPr>
@@ -1624,7 +1624,7 @@
               <w:sz w:val="22"/>
             </w:rPr>
           </w:pPr>
-          <w:hyperlink w:anchor="_Toc239330734" w:history="1">
+          <w:hyperlink w:anchor="_Toc239763713" w:history="1">
             <w:r>
               <w:rPr>
                 <w:rStyle w:val="Hyperlink"/>
@@ -1651,7 +1651,7 @@
                 <w:noProof/>
                 <w:webHidden/>
               </w:rPr>
-              <w:instrText xml:space="preserve"> PAGEREF _Toc239330734 \h </w:instrText>
+              <w:instrText xml:space="preserve"> PAGEREF _Toc239763713 \h </w:instrText>
             </w:r>
             <w:r>
               <w:rPr>
@@ -1694,7 +1694,7 @@
               <w:sz w:val="22"/>
             </w:rPr>
           </w:pPr>
-          <w:hyperlink w:anchor="_Toc239330735" w:history="1">
+          <w:hyperlink w:anchor="_Toc239763714" w:history="1">
             <w:r>
               <w:rPr>
                 <w:rStyle w:val="Hyperlink"/>
@@ -1721,7 +1721,7 @@
                 <w:noProof/>
                 <w:webHidden/>
               </w:rPr>
-              <w:instrText xml:space="preserve"> PAGEREF _Toc239330735 \h </w:instrText>
+              <w:instrText xml:space="preserve"> PAGEREF _Toc239763714 \h </w:instrText>
             </w:r>
             <w:r>
               <w:rPr>
@@ -1764,7 +1764,7 @@
               <w:sz w:val="22"/>
             </w:rPr>
           </w:pPr>
-          <w:hyperlink w:anchor="_Toc239330736" w:history="1">
+          <w:hyperlink w:anchor="_Toc239763715" w:history="1">
             <w:r>
               <w:rPr>
                 <w:rStyle w:val="Hyperlink"/>
@@ -1791,7 +1791,7 @@
                 <w:noProof/>
                 <w:webHidden/>
               </w:rPr>
-              <w:instrText xml:space="preserve"> PAGEREF _Toc239330736 \h </w:instrText>
+              <w:instrText xml:space="preserve"> PAGEREF _Toc239763715 \h </w:instrText>
             </w:r>
             <w:r>
               <w:rPr>
@@ -1834,7 +1834,7 @@
               <w:sz w:val="22"/>
             </w:rPr>
           </w:pPr>
-          <w:hyperlink w:anchor="_Toc239330737" w:history="1">
+          <w:hyperlink w:anchor="_Toc239763716" w:history="1">
             <w:r>
               <w:rPr>
                 <w:rStyle w:val="Hyperlink"/>
@@ -1861,7 +1861,7 @@
                 <w:noProof/>
                 <w:webHidden/>
               </w:rPr>
-              <w:instrText xml:space="preserve"> PAGEREF _Toc239330737 \h </w:instrText>
+              <w:instrText xml:space="preserve"> PAGEREF _Toc239763716 \h </w:instrText>
             </w:r>
             <w:r>
               <w:rPr>
@@ -1904,7 +1904,7 @@
               <w:sz w:val="22"/>
             </w:rPr>
           </w:pPr>
-          <w:hyperlink w:anchor="_Toc239330738" w:history="1">
+          <w:hyperlink w:anchor="_Toc239763717" w:history="1">
             <w:r>
               <w:rPr>
                 <w:rStyle w:val="Hyperlink"/>
@@ -1931,7 +1931,7 @@
                 <w:noProof/>
                 <w:webHidden/>
               </w:rPr>
-              <w:instrText xml:space="preserve"> PAGEREF _Toc239330738 \h </w:instrText>
+              <w:instrText xml:space="preserve"> PAGEREF _Toc239763717 \h </w:instrText>
             </w:r>
             <w:r>
               <w:rPr>
@@ -1974,7 +1974,7 @@
               <w:sz w:val="22"/>
             </w:rPr>
           </w:pPr>
-          <w:hyperlink w:anchor="_Toc239330739" w:history="1">
+          <w:hyperlink w:anchor="_Toc239763718" w:history="1">
             <w:r>
               <w:rPr>
                 <w:rStyle w:val="Hyperlink"/>
@@ -2001,7 +2001,7 @@
                 <w:noProof/>
                 <w:webHidden/>
               </w:rPr>
-              <w:instrText xml:space="preserve"> PAGEREF _Toc239330739 \h </w:instrText>
+              <w:instrText xml:space="preserve"> PAGEREF _Toc239763718 \h </w:instrText>
             </w:r>
             <w:r>
               <w:rPr>
@@ -2044,7 +2044,7 @@
               <w:sz w:val="22"/>
             </w:rPr>
           </w:pPr>
-          <w:hyperlink w:anchor="_Toc239330740" w:history="1">
+          <w:hyperlink w:anchor="_Toc239763719" w:history="1">
             <w:r>
               <w:rPr>
                 <w:rStyle w:val="Hyperlink"/>
@@ -2071,7 +2071,7 @@
                 <w:noProof/>
                 <w:webHidden/>
               </w:rPr>
-              <w:instrText xml:space="preserve"> PAGEREF _Toc239330740 \h </w:instrText>
+              <w:instrText xml:space="preserve"> PAGEREF _Toc239763719 \h </w:instrText>
             </w:r>
             <w:r>
               <w:rPr>
@@ -2147,7 +2147,7 @@
         <w:pStyle w:val="H2"/>
         <w:ind w:left="360"/>
       </w:pPr>
-      <w:bookmarkStart w:id="0" w:name="_Toc239330713"/>
+      <w:bookmarkStart w:id="0" w:name="_Toc239763692"/>
       <w:r>
         <w:lastRenderedPageBreak/>
         <w:t xml:space="preserve">1. </w:t>
@@ -3470,7 +3470,7 @@
       <w:pPr>
         <w:pStyle w:val="H2"/>
       </w:pPr>
-      <w:bookmarkStart w:id="1" w:name="_Toc239330714"/>
+      <w:bookmarkStart w:id="1" w:name="_Toc239763693"/>
       <w:r>
         <w:lastRenderedPageBreak/>
         <w:t xml:space="preserve">2. </w:t>
@@ -4212,7 +4212,13 @@
         <w:t>They rode through a narrow bike trail few people used. Luke considered putting on his helmet</w:t>
       </w:r>
       <w:r>
-        <w:t>, after one too many stray branches wacked him on the head</w:t>
+        <w:t>, after one too many stray branches w</w:t>
+      </w:r>
+      <w:r>
+        <w:t>h</w:t>
+      </w:r>
+      <w:r>
+        <w:t>acked him on the head</w:t>
       </w:r>
       <w:r>
         <w:t>.</w:t>
@@ -6897,7 +6903,7 @@
       <w:pPr>
         <w:pStyle w:val="H2"/>
       </w:pPr>
-      <w:bookmarkStart w:id="2" w:name="_Toc239330715"/>
+      <w:bookmarkStart w:id="2" w:name="_Toc239763694"/>
       <w:r>
         <w:lastRenderedPageBreak/>
         <w:t xml:space="preserve">3. </w:t>
@@ -9413,7 +9419,7 @@
       <w:pPr>
         <w:pStyle w:val="H2"/>
       </w:pPr>
-      <w:bookmarkStart w:id="3" w:name="_Toc239330716"/>
+      <w:bookmarkStart w:id="3" w:name="_Toc239763695"/>
       <w:r>
         <w:lastRenderedPageBreak/>
         <w:t xml:space="preserve">4. </w:t>
@@ -12142,7 +12148,7 @@
       <w:pPr>
         <w:pStyle w:val="H2"/>
       </w:pPr>
-      <w:bookmarkStart w:id="4" w:name="_Toc239330717"/>
+      <w:bookmarkStart w:id="4" w:name="_Toc239763696"/>
       <w:r>
         <w:lastRenderedPageBreak/>
         <w:t xml:space="preserve">5. </w:t>
@@ -12232,15 +12238,7 @@
     </w:p>
     <w:p>
       <w:r>
-        <w:t xml:space="preserve">Carney thought for a moment. “There is the museum for dragon riders of </w:t>
-      </w:r>
-      <w:proofErr w:type="spellStart"/>
-      <w:r>
-        <w:t>Levontry</w:t>
-      </w:r>
-      <w:proofErr w:type="spellEnd"/>
-      <w:r>
-        <w:t>.</w:t>
+        <w:t>Carney thought for a moment. “There is the museum for dragon riders of Levontry.</w:t>
       </w:r>
       <w:r>
         <w:t xml:space="preserve"> It’s free.</w:t>
@@ -12940,13 +12938,8 @@
         <w:t>island of</w:t>
       </w:r>
       <w:r>
-        <w:t xml:space="preserve"> </w:t>
-      </w:r>
-      <w:proofErr w:type="spellStart"/>
-      <w:r>
-        <w:t>Levontry</w:t>
-      </w:r>
-      <w:proofErr w:type="spellEnd"/>
+        <w:t xml:space="preserve"> Levontry</w:t>
+      </w:r>
       <w:r>
         <w:t>, in the air world of Azure</w:t>
       </w:r>
@@ -13321,7 +13314,7 @@
       <w:pPr>
         <w:pStyle w:val="H2"/>
       </w:pPr>
-      <w:bookmarkStart w:id="5" w:name="_Toc239330718"/>
+      <w:bookmarkStart w:id="5" w:name="_Toc239763697"/>
       <w:r>
         <w:lastRenderedPageBreak/>
         <w:t>6. Another Challenge – So Soon?</w:t>
@@ -17356,7 +17349,7 @@
       <w:pPr>
         <w:pStyle w:val="H2"/>
       </w:pPr>
-      <w:bookmarkStart w:id="6" w:name="_Toc239330719"/>
+      <w:bookmarkStart w:id="6" w:name="_Toc239763698"/>
       <w:r>
         <w:lastRenderedPageBreak/>
         <w:t xml:space="preserve">7. </w:t>
@@ -21091,7 +21084,7 @@
       <w:pPr>
         <w:pStyle w:val="H2"/>
       </w:pPr>
-      <w:bookmarkStart w:id="7" w:name="_Toc239330720"/>
+      <w:bookmarkStart w:id="7" w:name="_Toc239763699"/>
       <w:r>
         <w:lastRenderedPageBreak/>
         <w:t xml:space="preserve">8. </w:t>
@@ -23571,7 +23564,7 @@
       <w:pPr>
         <w:pStyle w:val="H2"/>
       </w:pPr>
-      <w:bookmarkStart w:id="8" w:name="_Toc239330721"/>
+      <w:bookmarkStart w:id="8" w:name="_Toc239763700"/>
       <w:r>
         <w:lastRenderedPageBreak/>
         <w:t xml:space="preserve">9. </w:t>
@@ -27885,7 +27878,7 @@
       <w:pPr>
         <w:pStyle w:val="H2"/>
       </w:pPr>
-      <w:bookmarkStart w:id="9" w:name="_Toc239330722"/>
+      <w:bookmarkStart w:id="9" w:name="_Toc239763701"/>
       <w:r>
         <w:lastRenderedPageBreak/>
         <w:t xml:space="preserve">10. </w:t>
@@ -30028,7 +30021,7 @@
       <w:pPr>
         <w:pStyle w:val="H2"/>
       </w:pPr>
-      <w:bookmarkStart w:id="10" w:name="_Toc239330723"/>
+      <w:bookmarkStart w:id="10" w:name="_Toc239763702"/>
       <w:r>
         <w:lastRenderedPageBreak/>
         <w:t xml:space="preserve">11. </w:t>
@@ -31249,15 +31242,7 @@
         <w:t xml:space="preserve"> “</w:t>
       </w:r>
       <w:r>
-        <w:t xml:space="preserve">We are starting small with </w:t>
-      </w:r>
-      <w:proofErr w:type="spellStart"/>
-      <w:r>
-        <w:t>scrobits</w:t>
-      </w:r>
-      <w:proofErr w:type="spellEnd"/>
-      <w:r>
-        <w:t>.</w:t>
+        <w:t>We are starting small with scrobits.</w:t>
       </w:r>
       <w:r>
         <w:t>”</w:t>
@@ -31485,15 +31470,7 @@
       </w:r>
       <w:r>
         <w:lastRenderedPageBreak/>
-        <w:t xml:space="preserve">floor. “Each of us will place our catch in the cage and it will register the catch. We have a quota of ten </w:t>
-      </w:r>
-      <w:proofErr w:type="spellStart"/>
-      <w:r>
-        <w:t>scrobits</w:t>
-      </w:r>
-      <w:proofErr w:type="spellEnd"/>
-      <w:r>
-        <w:t xml:space="preserve"> a day per person.</w:t>
+        <w:t>floor. “Each of us will place our catch in the cage and it will register the catch. We have a quota of ten scrobits a day per person.</w:t>
       </w:r>
     </w:p>
     <w:p>
@@ -31605,15 +31582,7 @@
     </w:p>
     <w:p>
       <w:r>
-        <w:t xml:space="preserve">The group chased after the </w:t>
-      </w:r>
-      <w:proofErr w:type="spellStart"/>
-      <w:r>
-        <w:t>scrobits</w:t>
-      </w:r>
-      <w:proofErr w:type="spellEnd"/>
-      <w:r>
-        <w:t xml:space="preserve">, but they were too agile to catch. “What we need is a net or something,” Harry </w:t>
+        <w:t xml:space="preserve">The group chased after the scrobits, but they were too agile to catch. “What we need is a net or something,” Harry </w:t>
       </w:r>
       <w:r>
         <w:t>suggested</w:t>
@@ -31629,15 +31598,7 @@
     </w:p>
     <w:p>
       <w:r>
-        <w:t xml:space="preserve">Teamwork between Sara and Jane did the trick. “Okay everyone, pick up ten of the largest </w:t>
-      </w:r>
-      <w:proofErr w:type="spellStart"/>
-      <w:r>
-        <w:t>scrobits</w:t>
-      </w:r>
-      <w:proofErr w:type="spellEnd"/>
-      <w:r>
-        <w:t xml:space="preserve"> you can find and place them in the cage.”</w:t>
+        <w:t>Teamwork between Sara and Jane did the trick. “Okay everyone, pick up ten of the largest scrobits you can find and place them in the cage.”</w:t>
       </w:r>
     </w:p>
     <w:p>
@@ -32793,7 +32754,7 @@
       <w:pPr>
         <w:pStyle w:val="H2"/>
       </w:pPr>
-      <w:bookmarkStart w:id="11" w:name="_Toc239330724"/>
+      <w:bookmarkStart w:id="11" w:name="_Toc239763703"/>
       <w:r>
         <w:lastRenderedPageBreak/>
         <w:t xml:space="preserve">12. Some Challenges are best </w:t>
@@ -35315,7 +35276,7 @@
       <w:pPr>
         <w:pStyle w:val="H2"/>
       </w:pPr>
-      <w:bookmarkStart w:id="12" w:name="_Toc239330725"/>
+      <w:bookmarkStart w:id="12" w:name="_Toc239763704"/>
       <w:r>
         <w:lastRenderedPageBreak/>
         <w:t>13. Preparing</w:t>
@@ -36301,7 +36262,7 @@
       <w:pPr>
         <w:pStyle w:val="H2"/>
       </w:pPr>
-      <w:bookmarkStart w:id="13" w:name="_Toc239330726"/>
+      <w:bookmarkStart w:id="13" w:name="_Toc239763705"/>
       <w:r>
         <w:lastRenderedPageBreak/>
         <w:t xml:space="preserve">14. </w:t>
@@ -37431,7 +37392,7 @@
       <w:pPr>
         <w:pStyle w:val="H2"/>
       </w:pPr>
-      <w:bookmarkStart w:id="14" w:name="_Toc239330727"/>
+      <w:bookmarkStart w:id="14" w:name="_Toc239763706"/>
       <w:r>
         <w:lastRenderedPageBreak/>
         <w:t>15. Preparation, Preparation, Preparation</w:t>
@@ -39148,7 +39109,7 @@
       <w:pPr>
         <w:pStyle w:val="H2"/>
       </w:pPr>
-      <w:bookmarkStart w:id="15" w:name="_Toc239330728"/>
+      <w:bookmarkStart w:id="15" w:name="_Toc239763707"/>
       <w:r>
         <w:lastRenderedPageBreak/>
         <w:t xml:space="preserve">16. </w:t>
@@ -39452,7 +39413,7 @@
       <w:pPr>
         <w:pStyle w:val="H2"/>
       </w:pPr>
-      <w:bookmarkStart w:id="16" w:name="_Toc239330729"/>
+      <w:bookmarkStart w:id="16" w:name="_Toc239763708"/>
       <w:r>
         <w:lastRenderedPageBreak/>
         <w:t xml:space="preserve">17. </w:t>
@@ -40308,13 +40269,13 @@
       <w:pPr>
         <w:pStyle w:val="H2"/>
       </w:pPr>
-      <w:bookmarkStart w:id="17" w:name="_Toc239330730"/>
+      <w:bookmarkStart w:id="17" w:name="_Toc239763709"/>
       <w:r>
         <w:lastRenderedPageBreak/>
+        <w:t xml:space="preserve">18. </w:t>
+      </w:r>
+      <w:r>
         <w:t>Carol’s First Hunt</w:t>
-      </w:r>
-      <w:r>
-        <w:t>&lt;&gt;</w:t>
       </w:r>
       <w:bookmarkEnd w:id="17"/>
     </w:p>
@@ -40344,7 +40305,13 @@
     </w:p>
     <w:p>
       <w:r>
-        <w:t xml:space="preserve">They finished and headed for the front. As before, Carol insisted on changing with Luke. </w:t>
+        <w:t xml:space="preserve">They finished </w:t>
+      </w:r>
+      <w:r>
+        <w:t xml:space="preserve">dinner </w:t>
+      </w:r>
+      <w:r>
+        <w:t xml:space="preserve">and headed for the front. As before, Carol insisted on changing with Luke. </w:t>
       </w:r>
       <w:r>
         <w:t>Also as before, Luke turned Carol around before changing. One tap on Carol’s clothes stone and she was back to wearing her old clothes.</w:t>
@@ -40352,7 +40319,13 @@
     </w:p>
     <w:p>
       <w:r>
-        <w:t>They stepped out of the changing room and handed the stones to the receptionist. Annie paid and they left the restaurant.</w:t>
+        <w:t xml:space="preserve">They stepped out of the changing room and handed the </w:t>
+      </w:r>
+      <w:r>
+        <w:t xml:space="preserve">borrowed </w:t>
+      </w:r>
+      <w:r>
+        <w:t>stones to the receptionist. Annie paid and they left the restaurant.</w:t>
       </w:r>
     </w:p>
     <w:p>
@@ -40587,6 +40560,9 @@
         <w:t>asked</w:t>
       </w:r>
       <w:r>
+        <w:t>, surprised</w:t>
+      </w:r>
+      <w:r>
         <w:t>.</w:t>
       </w:r>
     </w:p>
@@ -40595,10 +40571,26 @@
         <w:t>“On a previous hunt, we borrowed the power of Sara and Jamie</w:t>
       </w:r>
       <w:r>
-        <w:t xml:space="preserve"> when hunting the harmless scrobit</w:t>
-      </w:r>
-      <w:r>
-        <w:t>. A</w:t>
+        <w:t xml:space="preserve"> when hunting scrobit</w:t>
+      </w:r>
+      <w:r>
+        <w:t>s</w:t>
+      </w:r>
+      <w:r>
+        <w:t>.</w:t>
+      </w:r>
+    </w:p>
+    <w:p>
+      <w:r>
+        <w:t>“They are harmless creatures, but annoying to catch.</w:t>
+      </w:r>
+    </w:p>
+    <w:p>
+      <w:r>
+        <w:t>“</w:t>
+      </w:r>
+      <w:r>
+        <w:t>A</w:t>
       </w:r>
       <w:r>
         <w:t xml:space="preserve">nd </w:t>
@@ -40610,7 +40602,13 @@
         <w:t>Anna helps with any injuries.</w:t>
       </w:r>
       <w:r>
-        <w:t xml:space="preserve"> However, Carol will remain on the boat</w:t>
+        <w:t xml:space="preserve"> However, Carol will remain</w:t>
+      </w:r>
+      <w:r>
+        <w:t xml:space="preserve"> safely</w:t>
+      </w:r>
+      <w:r>
+        <w:t xml:space="preserve"> on the boat</w:t>
       </w:r>
       <w:r>
         <w:t xml:space="preserve">,” John </w:t>
@@ -40652,6 +40650,7 @@
     </w:p>
     <w:p>
       <w:r>
+        <w:lastRenderedPageBreak/>
         <w:t>“It’s also fun,” Harry added</w:t>
       </w:r>
       <w:r>
@@ -40665,7 +40664,6 @@
     </w:p>
     <w:p>
       <w:r>
-        <w:lastRenderedPageBreak/>
         <w:t xml:space="preserve">Mrs. Andrews </w:t>
       </w:r>
       <w:r>
@@ -40728,7 +40726,13 @@
     </w:p>
     <w:p>
       <w:r>
-        <w:t xml:space="preserve">“That’s because this world has a gravity of 1.3,” John </w:t>
+        <w:t>“That’s because this world has a gravity of 1.</w:t>
+      </w:r>
+      <w:r>
+        <w:t>1</w:t>
+      </w:r>
+      <w:r>
+        <w:t xml:space="preserve">,” John </w:t>
       </w:r>
       <w:r>
         <w:t>said</w:t>
@@ -40784,6 +40788,7 @@
     </w:p>
     <w:p>
       <w:r>
+        <w:lastRenderedPageBreak/>
         <w:t>Harry took off with Carol and the ladies</w:t>
       </w:r>
       <w:r>
@@ -40806,127 +40811,123 @@
     </w:p>
     <w:p>
       <w:r>
+        <w:t>Luke switched to the Earth element and he and Carney moved away from the cage.</w:t>
+      </w:r>
+    </w:p>
+    <w:p>
+      <w:r>
+        <w:t>Luke felt the earth and tried to find the creatures. None could be found.</w:t>
+      </w:r>
+    </w:p>
+    <w:p>
+      <w:r>
+        <w:t xml:space="preserve">“I found them,” Carney </w:t>
+      </w:r>
+      <w:r>
+        <w:t>called</w:t>
+      </w:r>
+      <w:r>
+        <w:t>, pointing to the right.</w:t>
+      </w:r>
+    </w:p>
+    <w:p>
+      <w:r>
+        <w:t>John closed his eyes and focused his senses in the direction Carney pointed. “I found the herd,” he said. “Luke, do something to work up a sweat. I’m going to use you to attract them here.”</w:t>
+      </w:r>
+    </w:p>
+    <w:p>
+      <w:r>
+        <w:t xml:space="preserve">“How can </w:t>
+      </w:r>
+      <w:r>
+        <w:t>I</w:t>
+      </w:r>
+      <w:r>
+        <w:t>,</w:t>
+      </w:r>
+      <w:r>
+        <w:t xml:space="preserve"> jumping up and down</w:t>
+      </w:r>
+      <w:r>
+        <w:t>,</w:t>
+      </w:r>
+      <w:r>
+        <w:t xml:space="preserve"> get them to follow me?” Luke asked.</w:t>
+      </w:r>
+    </w:p>
+    <w:p>
+      <w:r>
+        <w:t>“They are very territorial. The moment they smell you, they will come here and then we’ll bag them</w:t>
+      </w:r>
+      <w:r>
+        <w:t>,</w:t>
+      </w:r>
+      <w:r>
+        <w:t xml:space="preserve">” John </w:t>
+      </w:r>
+      <w:r>
+        <w:t>said</w:t>
+      </w:r>
+      <w:r>
+        <w:t>.</w:t>
+      </w:r>
+    </w:p>
+    <w:p>
+      <w:r>
+        <w:t>John</w:t>
+      </w:r>
+      <w:r>
+        <w:t xml:space="preserve"> unfolded the cage. It unfolded to a cage fifty feet wide by fifteen feet high by forty feet deep. John went to the back and opened a door.</w:t>
+      </w:r>
+    </w:p>
+    <w:p>
+      <w:r>
+        <w:t xml:space="preserve">“Hey, are you saying I stink?” Luke </w:t>
+      </w:r>
+      <w:r>
+        <w:t>asked</w:t>
+      </w:r>
+      <w:r>
+        <w:t xml:space="preserve"> and started exercising. </w:t>
+      </w:r>
+      <w:r>
+        <w:t>The heat, humidity, and gravity made it easy</w:t>
+      </w:r>
+      <w:r>
+        <w:t xml:space="preserve"> to work up a sweat.</w:t>
+      </w:r>
+    </w:p>
+    <w:p>
+      <w:r>
+        <w:t>“Okay Luke, I’m going to blow your scent to them,” john said and Luke felt a cool breeze. “Everyone else stand here behind the cage.</w:t>
+      </w:r>
+    </w:p>
+    <w:p>
+      <w:r>
+        <w:t xml:space="preserve">For a few minutes nothing happened. Then a soft rumbling came through the woods. “Luke, come into the cage,” John </w:t>
+      </w:r>
+      <w:r>
+        <w:t>instructed</w:t>
+      </w:r>
+      <w:r>
+        <w:t>.</w:t>
+      </w:r>
+    </w:p>
+    <w:p>
+      <w:r>
+        <w:t>Luke obliged and stood near the back door. The rumbling increased and the ground trembled. Out of the wood emerged what appeared to be hundreds of trangos.</w:t>
+      </w:r>
+    </w:p>
+    <w:p>
+      <w:r>
         <w:lastRenderedPageBreak/>
-        <w:t>Luke switched to the Earth element and he and Carney moved away from the cage.</w:t>
-      </w:r>
-    </w:p>
-    <w:p>
-      <w:r>
-        <w:t>Luke felt the earth and tried to find the creatures. None could be found.</w:t>
-      </w:r>
-    </w:p>
-    <w:p>
-      <w:r>
-        <w:t xml:space="preserve">“I found them,” Carney </w:t>
-      </w:r>
-      <w:r>
-        <w:t>called</w:t>
-      </w:r>
-      <w:r>
-        <w:t>, pointing to the right.</w:t>
-      </w:r>
-    </w:p>
-    <w:p>
-      <w:r>
-        <w:t>John closed his eyes and focused his senses in the direction Carney pointed. “I found the herd,” he said. “Luke, do something to work up a sweat. I’m going to use you to attract them here.”</w:t>
-      </w:r>
-    </w:p>
-    <w:p>
-      <w:r>
-        <w:t xml:space="preserve">“How can </w:t>
-      </w:r>
-      <w:r>
-        <w:t>I</w:t>
-      </w:r>
-      <w:r>
-        <w:t>,</w:t>
-      </w:r>
-      <w:r>
-        <w:t xml:space="preserve"> jumping up and down</w:t>
-      </w:r>
-      <w:r>
-        <w:t>,</w:t>
-      </w:r>
-      <w:r>
-        <w:t xml:space="preserve"> get them to follow me?” Luke asked.</w:t>
-      </w:r>
-    </w:p>
-    <w:p>
-      <w:r>
-        <w:t>“They are very territorial. The moment they smell you, they will come here and then we’ll bag them</w:t>
-      </w:r>
-      <w:r>
-        <w:t>,</w:t>
-      </w:r>
-      <w:r>
-        <w:t xml:space="preserve">” John </w:t>
-      </w:r>
-      <w:r>
-        <w:t>said</w:t>
-      </w:r>
-      <w:r>
-        <w:t>.</w:t>
-      </w:r>
-    </w:p>
-    <w:p>
-      <w:r>
-        <w:t>John</w:t>
-      </w:r>
-      <w:r>
-        <w:t xml:space="preserve"> unfolded the cage. It unfolded to a cage fifty feet wide by fifteen feet high by forty feet deep. John went to the back and opened a door.</w:t>
-      </w:r>
-    </w:p>
-    <w:p>
-      <w:r>
-        <w:t xml:space="preserve">“Hey, are you saying I stink?” Luke </w:t>
-      </w:r>
-      <w:r>
-        <w:t>asked</w:t>
-      </w:r>
-      <w:r>
-        <w:t xml:space="preserve"> and started exercising. </w:t>
-      </w:r>
-      <w:r>
-        <w:t>The heat, humidity, and gravity made it easy</w:t>
-      </w:r>
-      <w:r>
-        <w:t xml:space="preserve"> to work up a sweat.</w:t>
-      </w:r>
-    </w:p>
-    <w:p>
-      <w:r>
-        <w:t>“Okay Luke, I’m going to blow your scent to them,” john said and Luke felt a cool breeze. “Everyone else stand here behind the cage.</w:t>
-      </w:r>
-    </w:p>
-    <w:p>
-      <w:r>
-        <w:t xml:space="preserve">For a few minutes nothing happened. Then a soft rumbling came through the woods. “Luke, come into the cage,” John </w:t>
-      </w:r>
-      <w:r>
-        <w:t>instructed</w:t>
-      </w:r>
-      <w:r>
-        <w:t>.</w:t>
-      </w:r>
-    </w:p>
-    <w:p>
-      <w:r>
-        <w:t>Luke obliged and stood near the back door. The rumbling increased and the ground trembled. Out of the wood emerged what appeared to be hundreds of trangos.</w:t>
-      </w:r>
-    </w:p>
-    <w:p>
-      <w:r>
         <w:t xml:space="preserve">They charged the cage and Luke vacated from the back door. In seconds the cage was full. The group climbed </w:t>
       </w:r>
       <w:r>
         <w:t xml:space="preserve">a ladder </w:t>
       </w:r>
       <w:r>
-        <w:t xml:space="preserve">to the top of </w:t>
-      </w:r>
-      <w:r>
-        <w:lastRenderedPageBreak/>
-        <w:t>the cage and John commented, “We have too many. Luke, I need you to guide the herd away so that I can release the extra animals.”</w:t>
+        <w:t>to the top of the cage and John commented, “We have too many. Luke, I need you to guide the herd away so that I can release the extra animals.”</w:t>
       </w:r>
     </w:p>
     <w:p>
@@ -41058,12 +41059,12 @@
     </w:p>
     <w:p>
       <w:r>
+        <w:lastRenderedPageBreak/>
         <w:t>“It’s so nice flying up in the sky like this, don’t you think Luke?” Carol asked.</w:t>
       </w:r>
     </w:p>
     <w:p>
       <w:r>
-        <w:lastRenderedPageBreak/>
         <w:t xml:space="preserve">“Yes it is kitten,” Luke </w:t>
       </w:r>
       <w:r>
@@ -41080,7 +41081,10 @@
     </w:p>
     <w:p>
       <w:r>
-        <w:t xml:space="preserve">They then entered the </w:t>
+        <w:t>One gate hop and they arrived at</w:t>
+      </w:r>
+      <w:r>
+        <w:t xml:space="preserve"> the </w:t>
       </w:r>
       <w:r>
         <w:rPr>
@@ -41185,6 +41189,7 @@
     </w:p>
     <w:p>
       <w:r>
+        <w:lastRenderedPageBreak/>
         <w:t xml:space="preserve">“The great news is that there are thousands of hunts out there with this kind of </w:t>
       </w:r>
       <w:r>
@@ -41199,7 +41204,6 @@
     </w:p>
     <w:p>
       <w:r>
-        <w:lastRenderedPageBreak/>
         <w:t xml:space="preserve">“I can’t wait to get proper clothes,” Jane said. </w:t>
       </w:r>
       <w:r>
@@ -41317,9 +41321,12 @@
       <w:pPr>
         <w:pStyle w:val="H2"/>
       </w:pPr>
-      <w:bookmarkStart w:id="18" w:name="_Toc239330731"/>
+      <w:bookmarkStart w:id="18" w:name="_Toc239763710"/>
       <w:r>
         <w:lastRenderedPageBreak/>
+        <w:t xml:space="preserve">19. </w:t>
+      </w:r>
+      <w:r>
         <w:t>The Necromancer Awakens</w:t>
       </w:r>
       <w:bookmarkEnd w:id="18"/>
@@ -41700,7 +41707,13 @@
     </w:p>
     <w:p>
       <w:r>
-        <w:t>“So the best solution is for Luke to master the Death element,” Jane said. “Aren’t there millions of gray children? How can he convert everyone?”</w:t>
+        <w:t>“So the best solution is for Luke to master the Death element,” Jane said</w:t>
+      </w:r>
+      <w:r>
+        <w:t>, angrily</w:t>
+      </w:r>
+      <w:r>
+        <w:t>. “Aren’t there millions of gray children? How can he convert everyone?”</w:t>
       </w:r>
     </w:p>
     <w:p>
@@ -41844,6 +41857,9 @@
       </w:r>
       <w:r>
         <w:t>were confusing.</w:t>
+      </w:r>
+      <w:r>
+        <w:t xml:space="preserve"> Some hurt his head just looking at.</w:t>
       </w:r>
     </w:p>
     <w:p>
@@ -41963,10 +41979,18 @@
     </w:p>
     <w:p>
       <w:r>
-        <w:t>Luke shook his head and said, “</w:t>
-      </w:r>
-      <w:r>
-        <w:t>They don’t have the manpower to pull that off.</w:t>
+        <w:t>Luke looked at Annie’s kissable lips and worried eyes. If only Annie was a commoner. Sigh!</w:t>
+      </w:r>
+    </w:p>
+    <w:p>
+      <w:r>
+        <w:t>“</w:t>
+      </w:r>
+      <w:r>
+        <w:t>They don’t hav</w:t>
+      </w:r>
+      <w:r>
+        <w:t>e the manpower to pull that off,” Luke said.</w:t>
       </w:r>
     </w:p>
     <w:p>
@@ -41988,196 +42012,232 @@
         <w:t xml:space="preserve"> </w:t>
       </w:r>
       <w:r>
+        <w:t>It</w:t>
+      </w:r>
+      <w:r>
+        <w:t xml:space="preserve"> might even </w:t>
+      </w:r>
+      <w:proofErr w:type="gramStart"/>
+      <w:r>
+        <w:t>cause</w:t>
+      </w:r>
+      <w:proofErr w:type="gramEnd"/>
+      <w:r>
+        <w:t xml:space="preserve"> an explosion as the bottled</w:t>
+      </w:r>
+      <w:r>
+        <w:t>-</w:t>
+      </w:r>
+      <w:r>
+        <w:t>up energy tried to escape.”</w:t>
+      </w:r>
+    </w:p>
+    <w:p>
+      <w:r>
+        <w:t xml:space="preserve">Dr. Bones looked at Luke in surprise and said, </w:t>
+      </w:r>
+      <w:r>
+        <w:t>“Luke is right</w:t>
+      </w:r>
+      <w:r>
+        <w:t xml:space="preserve">. </w:t>
+      </w:r>
+      <w:r>
+        <w:t>No one is fully safe around them, which means they will still be locked away for life.</w:t>
+      </w:r>
+    </w:p>
+    <w:p>
+      <w:r>
+        <w:t>“A person’s power can only be sealed for five to ten years, according to the ancient texts we uncovered</w:t>
+      </w:r>
+      <w:r>
+        <w:t xml:space="preserve"> so far</w:t>
+      </w:r>
+      <w:r>
+        <w:t xml:space="preserve">. We started sealing the power of the oldest children two months ago, when we discovered </w:t>
+      </w:r>
+      <w:r>
+        <w:lastRenderedPageBreak/>
+        <w:t>how to do it. That means we have five more years to figure out this problem.</w:t>
+      </w:r>
+    </w:p>
+    <w:p>
+      <w:r>
+        <w:t>“And as Candidate Luke said, even with all the Empire’s resour</w:t>
+      </w:r>
+      <w:r>
+        <w:t>ces, we can’t save all of them.</w:t>
+      </w:r>
+    </w:p>
+    <w:p>
+      <w:r>
+        <w:t>“We only discovered how to use your power when we discovered references to a being they called an Avatar, who had power over all elements.”</w:t>
+      </w:r>
+    </w:p>
+    <w:p>
+      <w:r>
         <w:t>A</w:t>
       </w:r>
       <w:r>
-        <w:t>nd might even cause an explosion as the bottled</w:t>
+        <w:t xml:space="preserve"> wom</w:t>
+      </w:r>
+      <w:r>
+        <w:t>a</w:t>
+      </w:r>
+      <w:r>
+        <w:t>n with pink hair entered.</w:t>
+      </w:r>
+    </w:p>
+    <w:p>
+      <w:r>
+        <w:t>“Let get this over with,” Luke said and entered the other room. Annie followed him.</w:t>
+      </w:r>
+    </w:p>
+    <w:p>
+      <w:r>
+        <w:t>The door closed and Luke sat on the chair. The wom</w:t>
+      </w:r>
+      <w:r>
+        <w:t>a</w:t>
+      </w:r>
+      <w:r>
+        <w:t>n strapped Luke into the chair and explained to Annie what they were doing.</w:t>
+      </w:r>
+    </w:p>
+    <w:p>
+      <w:r>
+        <w:t xml:space="preserve">“Are you ready?” the </w:t>
+      </w:r>
+      <w:r>
+        <w:t>wo</w:t>
+      </w:r>
+      <w:r>
+        <w:t>man asked.</w:t>
+      </w:r>
+    </w:p>
+    <w:p>
+      <w:r>
+        <w:t>“No,” Luke said as he mentally prepared to drink the most disgusting thing he had ever tasted. “Let’s get it over with.”</w:t>
+      </w:r>
+    </w:p>
+    <w:p>
+      <w:r>
+        <w:t xml:space="preserve">Luke took a deep breath and sucked </w:t>
+      </w:r>
+      <w:r>
+        <w:t>some milk out of the left tube. He grimaced and his body shuddered in disgust.</w:t>
+      </w:r>
+      <w:r>
+        <w:t xml:space="preserve"> </w:t>
+      </w:r>
+      <w:r>
+        <w:t xml:space="preserve">He felt life barfing. </w:t>
+      </w:r>
+      <w:r>
+        <w:t>For some reason the milk tasted more disgusting than before.</w:t>
+      </w:r>
+    </w:p>
+    <w:p>
+      <w:r>
+        <w:t>The hand of Death touched Luke as he had a seizure. Images of graveyards formed in Luke’s mind, followed by images of massacres and the aftermath of wars.</w:t>
+      </w:r>
+    </w:p>
+    <w:p>
+      <w:r>
+        <w:t>Plagues, diseases, old age, and countless other monsters strove for one thing; the ending of life.</w:t>
+      </w:r>
+    </w:p>
+    <w:p>
+      <w:r>
+        <w:t>Life lives off Death in order to bring about Life. Death lives off Life in order to bring about Death.</w:t>
+      </w:r>
+    </w:p>
+    <w:p>
+      <w:r>
+        <w:t xml:space="preserve">As before, Luke felt feverish and sick. All his muscles hurt and his joints ached as if inflamed by arthritis. He just wanted to lie down and </w:t>
+      </w:r>
+      <w:r>
+        <w:lastRenderedPageBreak/>
+        <w:t>join his ancestors on the other side. Luke closed his eyes and waited for the end as the world around him turned grey.</w:t>
+      </w:r>
+    </w:p>
+    <w:p>
+      <w:r>
+        <w:t xml:space="preserve">Other pinks </w:t>
+      </w:r>
+      <w:r>
+        <w:t>took turns healing Luke</w:t>
+      </w:r>
+      <w:r>
+        <w:t>. Annie stayed despite protests from the others. In the end they decided to place a chair beside Luke. Annie held Luke’s hand and closed her eyes. Someone placed a blanket on her.</w:t>
+      </w:r>
+    </w:p>
+    <w:p>
+      <w:r>
+        <w:t>Luke stared at the world with dead eyes. The concept of Life seemed alien and unpleasant – something that should be eliminated, if only to help those suffering from the condition called Life.</w:t>
+      </w:r>
+    </w:p>
+    <w:p>
+      <w:r>
+        <w:t xml:space="preserve">The pain and discomfort had gone, leaving just </w:t>
+      </w:r>
+      <w:r>
+        <w:t>emptiness</w:t>
+      </w:r>
+      <w:r>
+        <w:t xml:space="preserve"> in its wake. Luke had no feelings of anger or sadness or anything of an active nature. Even the unpleasant feeling of life pressing against him disappeared as well. He just knew he existed and that was all.</w:t>
+      </w:r>
+    </w:p>
+    <w:p>
+      <w:r>
+        <w:t>“He isn’t breathing,” Annie exclaimed worriedly. “Is he dead?”</w:t>
+      </w:r>
+    </w:p>
+    <w:p>
+      <w:r>
+        <w:t>Luke looked at Annie but said nothing. There was nothing to say.</w:t>
+      </w:r>
+    </w:p>
+    <w:p>
+      <w:r>
+        <w:t xml:space="preserve">“Don’t worry Annie,” Dr. Bones </w:t>
+      </w:r>
+      <w:r>
+        <w:t>consoled</w:t>
+      </w:r>
+      <w:r>
+        <w:t xml:space="preserve"> through the intercom. “That’s expected. He’s now a level 6 necromancer. That took much less time than I expected. He’s no longer releasing any miasma and seems completely stable.</w:t>
+      </w:r>
+    </w:p>
+    <w:p>
+      <w:r>
+        <w:t>“Luke, how do you feel?”</w:t>
+      </w:r>
+    </w:p>
+    <w:p>
+      <w:r>
+        <w:t>Luke glanced at his hands, took enough breath to speak and said, “With my hands.”</w:t>
+      </w:r>
+    </w:p>
+    <w:p>
+      <w:r>
+        <w:t>“Luke, drink some pink milk,” Dr. Bones commanded.</w:t>
+      </w:r>
+    </w:p>
+    <w:p>
+      <w:r>
+        <w:t>Luke did as instructed. The milk flowed down his throat and he gasped for air. Color came to Luke’s skin as he drank more pink</w:t>
       </w:r>
       <w:r>
         <w:t>-</w:t>
       </w:r>
       <w:r>
-        <w:t>up energy tried to escape.”</w:t>
-      </w:r>
-    </w:p>
-    <w:p>
-      <w:r>
-        <w:t xml:space="preserve">“Luke is right,” Dr. Bones </w:t>
-      </w:r>
-      <w:r>
-        <w:t>admitted</w:t>
-      </w:r>
-      <w:r>
-        <w:t>. “No one is fully safe around them, which means they will still be locked away for life.</w:t>
-      </w:r>
-    </w:p>
-    <w:p>
-      <w:r>
-        <w:t>“A person’s power can only be sealed for five to ten years, according to the ancient texts we uncovered</w:t>
-      </w:r>
-      <w:r>
-        <w:t xml:space="preserve"> so far</w:t>
-      </w:r>
-      <w:r>
-        <w:t>. We started sealing the power of the oldest children two months ago, when we discovered how to do it. That means we have five more years to figure out this problem.</w:t>
+        <w:t>cow milk.</w:t>
       </w:r>
     </w:p>
     <w:p>
       <w:r>
         <w:lastRenderedPageBreak/>
-        <w:t>“And as Candidate Luke said, even with all the Empire’s resour</w:t>
-      </w:r>
-      <w:r>
-        <w:t>ces, we can’t save all of them.</w:t>
-      </w:r>
-    </w:p>
-    <w:p>
-      <w:r>
-        <w:t>“We only discovered how to use your power when we discovered references to a being they called an Avatar, who had power over all elements.”</w:t>
-      </w:r>
-    </w:p>
-    <w:p>
-      <w:r>
-        <w:t>A</w:t>
-      </w:r>
-      <w:r>
-        <w:t xml:space="preserve"> wom</w:t>
-      </w:r>
-      <w:r>
-        <w:t>a</w:t>
-      </w:r>
-      <w:r>
-        <w:t>n with pink hair entered.</w:t>
-      </w:r>
-    </w:p>
-    <w:p>
-      <w:r>
-        <w:t>“Let get this over with,” Luke said and entered the other room. Annie followed him.</w:t>
-      </w:r>
-    </w:p>
-    <w:p>
-      <w:r>
-        <w:t>The door closed and Luke sat on the chair. The wom</w:t>
-      </w:r>
-      <w:r>
-        <w:t>a</w:t>
-      </w:r>
-      <w:r>
-        <w:t>n strapped Luke into the chair and explained to Annie what they were doing.</w:t>
-      </w:r>
-    </w:p>
-    <w:p>
-      <w:r>
-        <w:t xml:space="preserve">“Are you ready?” the </w:t>
-      </w:r>
-      <w:r>
-        <w:t>wo</w:t>
-      </w:r>
-      <w:r>
-        <w:t>man asked.</w:t>
-      </w:r>
-    </w:p>
-    <w:p>
-      <w:r>
-        <w:t>“No,” Luke said as he mentally prepared to drink the most disgusting thing he had ever tasted. “Let’s get it over with.”</w:t>
-      </w:r>
-    </w:p>
-    <w:p>
-      <w:r>
-        <w:t>Luke took a deep breath and sucked some milk out of the left tube. Luke felt the urge to barf. For some reason the milk tasted more disgusting than before.</w:t>
-      </w:r>
-    </w:p>
-    <w:p>
-      <w:r>
-        <w:t>The hand of Death touched Luke as he had a seizure. Images of graveyards formed in Luke’s mind, followed by images of massacres and the aftermath of wars.</w:t>
-      </w:r>
-    </w:p>
-    <w:p>
-      <w:r>
-        <w:t>Plagues, diseases, old age, and countless other monsters strove for one thing; the ending of life.</w:t>
-      </w:r>
-    </w:p>
-    <w:p>
-      <w:r>
-        <w:t>Life lives off Death in order to bring about Life. Death lives off Life in order to bring about Death.</w:t>
-      </w:r>
-    </w:p>
-    <w:p>
-      <w:r>
-        <w:t>As before, Luke felt feverish and sick. All his muscles hurt and his joints ached as if inflamed by arthritis. He just wanted to lie down and join his ancestors on the other side. Luke closed his eyes and waited for the end as the world around him turned grey.</w:t>
-      </w:r>
-    </w:p>
-    <w:p>
-      <w:r>
-        <w:lastRenderedPageBreak/>
-        <w:t xml:space="preserve">Other pinks </w:t>
-      </w:r>
-      <w:r>
-        <w:t>took turns healing Luke</w:t>
-      </w:r>
-      <w:r>
-        <w:t>. Annie stayed despite protests from the others. In the end they decided to place a chair beside Luke. Annie held Luke’s hand and closed her eyes. Someone placed a blanket on her.</w:t>
-      </w:r>
-    </w:p>
-    <w:p>
-      <w:r>
-        <w:t>Luke stared at the world with dead eyes. The concept of Life seemed alien and unpleasant – something that should be eliminated, if only to help those suffering from the condition called Life.</w:t>
-      </w:r>
-    </w:p>
-    <w:p>
-      <w:r>
-        <w:t>The pain and discomfort had gone, leaving just numbness in its wake. Luke had no feelings of anger or sadness or anything of an active nature. Even the unpleasant feeling of life pressing against him disappeared as well. He just knew he existed and that was all.</w:t>
-      </w:r>
-    </w:p>
-    <w:p>
-      <w:r>
-        <w:t>“He isn’t breathing,” Annie exclaimed worriedly. “Is he dead?”</w:t>
-      </w:r>
-    </w:p>
-    <w:p>
-      <w:r>
-        <w:t>Luke looked at Annie but said nothing. There was nothing to say.</w:t>
-      </w:r>
-    </w:p>
-    <w:p>
-      <w:r>
-        <w:t xml:space="preserve">“Don’t worry Annie,” Dr. Bones </w:t>
-      </w:r>
-      <w:r>
-        <w:t>consoled</w:t>
-      </w:r>
-      <w:r>
-        <w:t xml:space="preserve"> through the intercom. “That’s expected. He’s now a level 6 necromancer. That took much less time than I expected. He’s no longer releasing any miasma and seems completely stable.</w:t>
-      </w:r>
-    </w:p>
-    <w:p>
-      <w:r>
-        <w:t>“Luke, how do you feel?”</w:t>
-      </w:r>
-    </w:p>
-    <w:p>
-      <w:r>
-        <w:t>Luke glanced at his hands, took enough breath to speak and said, “With my hands.”</w:t>
-      </w:r>
-    </w:p>
-    <w:p>
-      <w:r>
-        <w:t>“Luke, drink some pink milk,” Dr. Bones commanded.</w:t>
-      </w:r>
-    </w:p>
-    <w:p>
-      <w:r>
-        <w:t>Luke did as instructed. The milk flowed down his throat and he gasped for air. Color came to Luke’s skin as he drank more pink</w:t>
-      </w:r>
-      <w:r>
-        <w:t>-</w:t>
-      </w:r>
-      <w:r>
-        <w:t>cow milk.</w:t>
-      </w:r>
-    </w:p>
-    <w:p>
-      <w:r>
         <w:t>After a few seconds Luke did his little wiggle dance as he enjoyed the taste of the milk to the fullest.</w:t>
       </w:r>
     </w:p>
@@ -42194,133 +42254,146 @@
         <w:jc w:val="center"/>
       </w:pPr>
       <w:r>
+        <w:t>- Sunday, September 7 -</w:t>
+      </w:r>
+    </w:p>
+    <w:p>
+      <w:r>
+        <w:t xml:space="preserve">“Congratulations Luke, you’ve done it,” Dr. Bones </w:t>
+      </w:r>
+      <w:r>
+        <w:t>praised</w:t>
+      </w:r>
+      <w:r>
+        <w:t>. “You will need to recuperate. We’ll schedule the first experimental treatment for tomorrow evening, if that’s okay with you.”</w:t>
+      </w:r>
+    </w:p>
+    <w:p>
+      <w:r>
+        <w:t>Luke nodded. “Saturday evening is fine with me. What do I need to do to prepare?”</w:t>
+      </w:r>
+    </w:p>
+    <w:p>
+      <w:r>
+        <w:t xml:space="preserve">“You mean Monday,” Dr. Bones </w:t>
+      </w:r>
+      <w:r>
+        <w:t>corrected</w:t>
+      </w:r>
+      <w:r>
+        <w:t>. “Today is Sunday morning, 10:35AM Capital time. You’ve been here for thirty eight hours.”</w:t>
+      </w:r>
+    </w:p>
+    <w:p>
+      <w:r>
+        <w:t>“Are you saying that Annie was by my side all this time?” Luke asked. He tapped Annie on the nose and said, “You naughty girl.”</w:t>
+      </w:r>
+    </w:p>
+    <w:p>
+      <w:r>
+        <w:t>Luke turned to the healer and bowed. “Thanks for your assistance.”</w:t>
+      </w:r>
+    </w:p>
+    <w:p>
+      <w:r>
+        <w:t>“It was our pleasure to help on this monumental occasion,” the healer</w:t>
+      </w:r>
+      <w:r>
+        <w:t xml:space="preserve"> </w:t>
+      </w:r>
+      <w:r>
+        <w:t>responded.</w:t>
+      </w:r>
+      <w:r>
+        <w:t xml:space="preserve"> She bowed and exited.</w:t>
+      </w:r>
+    </w:p>
+    <w:p>
+      <w:r>
+        <w:t xml:space="preserve">“Come on, let’s get back Annie,” Luke said. “It’s time to eat breakfast, or is </w:t>
+      </w:r>
+      <w:r>
+        <w:t>it</w:t>
+      </w:r>
+      <w:r>
+        <w:t xml:space="preserve"> lunch</w:t>
+      </w:r>
+      <w:r>
+        <w:t>?</w:t>
+      </w:r>
+      <w:r>
+        <w:t xml:space="preserve"> Also, your parents must be worried about you since you didn’t go home.”</w:t>
+      </w:r>
+    </w:p>
+    <w:p>
+      <w:r>
+        <w:t xml:space="preserve">They stepped out into the outer room and </w:t>
+      </w:r>
+      <w:r>
+        <w:t xml:space="preserve">found </w:t>
+      </w:r>
+      <w:r>
+        <w:t>the others. “We told Princess Anastasia’s parents where she is,” Molly said.</w:t>
+      </w:r>
+    </w:p>
+    <w:p>
+      <w:r>
+        <w:t xml:space="preserve">“You looked like crap sitting there,” Harry </w:t>
+      </w:r>
+      <w:r>
+        <w:t>commented</w:t>
+      </w:r>
+      <w:r>
+        <w:t>.</w:t>
+      </w:r>
+    </w:p>
+    <w:p>
+      <w:r>
+        <w:t xml:space="preserve">“I felt like crap, then I felt – I’m not sure what I felt,” Luke </w:t>
+      </w:r>
+      <w:r>
+        <w:t>said</w:t>
+      </w:r>
+      <w:r>
+        <w:t>. “By the way, did you stay awake like a certain foolish girl, or did you get some sleep?”</w:t>
+      </w:r>
+    </w:p>
+    <w:p>
+      <w:r>
         <w:lastRenderedPageBreak/>
-        <w:t>- Sunday, September 7 -</w:t>
-      </w:r>
-    </w:p>
-    <w:p>
-      <w:r>
-        <w:t xml:space="preserve">“Congratulations Luke, you’ve done it,” Dr. Bones </w:t>
-      </w:r>
-      <w:r>
-        <w:t>praised</w:t>
-      </w:r>
-      <w:r>
-        <w:t>. “You will need to recuperate. We’ll schedule the first experimental treatment for tomorrow evening, if that’s okay with you.”</w:t>
-      </w:r>
-    </w:p>
-    <w:p>
-      <w:r>
-        <w:t>Luke nodded. “Saturday evening is fine with me. What do I need to do to prepare?”</w:t>
-      </w:r>
-    </w:p>
-    <w:p>
-      <w:r>
-        <w:t xml:space="preserve">“You mean Monday,” Dr. Bones </w:t>
-      </w:r>
-      <w:r>
-        <w:t>corrected</w:t>
-      </w:r>
-      <w:r>
-        <w:t>. “Today is Sunday morning, 10:35AM Capital time. You’ve been here for thirty eight hours.”</w:t>
-      </w:r>
-    </w:p>
-    <w:p>
-      <w:r>
-        <w:t>“Are you saying that Annie was by my side all this time?” Luke asked. He tapped Annie on the nose and said, “You naughty girl.”</w:t>
-      </w:r>
-    </w:p>
-    <w:p>
-      <w:r>
-        <w:t>Luke turned to the healer and bowed. “Thanks for your assistance.”</w:t>
-      </w:r>
-    </w:p>
-    <w:p>
-      <w:r>
-        <w:t>“It was our pleasure to help on this monumental occasion,” the healer</w:t>
-      </w:r>
-      <w:r>
-        <w:t xml:space="preserve"> </w:t>
-      </w:r>
-      <w:r>
-        <w:t>responded.</w:t>
-      </w:r>
-    </w:p>
-    <w:p>
-      <w:r>
-        <w:t>“Come on, let’s get back Annie,” Luke said. “It’s time to eat breakfast, or is that lunch</w:t>
-      </w:r>
-      <w:r>
-        <w:t>?</w:t>
-      </w:r>
-      <w:r>
-        <w:t xml:space="preserve"> Also, your parents must be worried about you since you didn’t go home.”</w:t>
-      </w:r>
-    </w:p>
-    <w:p>
-      <w:r>
-        <w:t xml:space="preserve">They stepped out into the outer room and </w:t>
-      </w:r>
-      <w:r>
-        <w:t xml:space="preserve">found </w:t>
-      </w:r>
-      <w:r>
-        <w:t>the others. “We told Princess Anastasia’s parents where she is,” Molly said.</w:t>
-      </w:r>
-    </w:p>
-    <w:p>
-      <w:r>
-        <w:t xml:space="preserve">“You looked like crap sitting there,” Harry </w:t>
-      </w:r>
-      <w:r>
-        <w:t>commented</w:t>
-      </w:r>
-      <w:r>
-        <w:t>.</w:t>
-      </w:r>
-    </w:p>
-    <w:p>
-      <w:r>
-        <w:t xml:space="preserve">“I felt like crap, then I felt – I’m not sure what I felt,” Luke </w:t>
+        <w:t xml:space="preserve">“We slept Friday night and Saturday night like normal people, and unlike Anna, we also ate,” Jane </w:t>
+      </w:r>
+      <w:r>
+        <w:t>assured</w:t>
+      </w:r>
+      <w:r>
+        <w:t>.</w:t>
+      </w:r>
+    </w:p>
+    <w:p>
+      <w:r>
+        <w:t xml:space="preserve">“See you tomorrow Dr. Bones,” Luke </w:t>
       </w:r>
       <w:r>
         <w:t>said</w:t>
       </w:r>
       <w:r>
-        <w:t>. “By the way, did you stay awake like a certain foolish girl, or did you get some sleep?”</w:t>
-      </w:r>
-    </w:p>
-    <w:p>
-      <w:r>
-        <w:t xml:space="preserve">“We slept Friday night and Saturday night like normal people, and unlike Anna, we also ate,” Jane </w:t>
-      </w:r>
-      <w:r>
-        <w:t>assured</w:t>
-      </w:r>
-      <w:r>
-        <w:t>.</w:t>
-      </w:r>
-    </w:p>
-    <w:p>
-      <w:r>
-        <w:t xml:space="preserve">“See you tomorrow Dr. Bones,” Luke </w:t>
-      </w:r>
-      <w:r>
-        <w:t>said</w:t>
-      </w:r>
-      <w:r>
-        <w:t xml:space="preserve"> and headed for the bikes. “Annie, I will teach you how to bike after lunch and then we’ll do some riding. By the way, I don’t have anything to wear – I’ll just wear </w:t>
-      </w:r>
-      <w:r>
-        <w:lastRenderedPageBreak/>
-        <w:t>the candidate clothes they gave me,” Luke said, referring to the upcoming visit with Annie’s parents.</w:t>
+        <w:t xml:space="preserve"> and headed for the bikes. “Annie, I will teach you how to bike after lunch and then we’ll do some riding. By the way, I don’t have anything to wear – I’ll just wear the candidate clothes they gave me,” Luke said</w:t>
+      </w:r>
+      <w:r>
+        <w:t>.</w:t>
+      </w:r>
+    </w:p>
+    <w:p>
+      <w:r>
+        <w:t>Luke’s head was in the clouds as he walked to the gate area, nervous about his visit with two of the most powerful people in the universe.</w:t>
       </w:r>
     </w:p>
     <w:p>
       <w:pPr>
         <w:pStyle w:val="H2"/>
       </w:pPr>
-      <w:bookmarkStart w:id="19" w:name="_Toc239330732"/>
+      <w:bookmarkStart w:id="19" w:name="_Toc239763711"/>
       <w:r>
         <w:lastRenderedPageBreak/>
         <w:t>Meeting the Parents</w:t>
@@ -42370,10 +42443,16 @@
     </w:p>
     <w:p>
       <w:r>
-        <w:t xml:space="preserve">“Okay John,” Luks </w:t>
-      </w:r>
-      <w:r>
-        <w:t>nodded</w:t>
+        <w:t>“Okay John,” Luk</w:t>
+      </w:r>
+      <w:r>
+        <w:t>e</w:t>
+      </w:r>
+      <w:r>
+        <w:t xml:space="preserve"> </w:t>
+      </w:r>
+      <w:r>
+        <w:t>said, nodding</w:t>
       </w:r>
       <w:r>
         <w:t>. “We could eat at home then. Annie could eat food from a different culture.”</w:t>
@@ -42512,15 +42591,7 @@
         <w:t xml:space="preserve">everyone </w:t>
       </w:r>
       <w:r>
-        <w:t xml:space="preserve">heard </w:t>
-      </w:r>
-      <w:proofErr w:type="spellStart"/>
-      <w:r>
-        <w:t>Padmé’s</w:t>
-      </w:r>
-      <w:proofErr w:type="spellEnd"/>
-      <w:r>
-        <w:t xml:space="preserve"> voice</w:t>
+        <w:t>heard Padmé’s voice</w:t>
       </w:r>
       <w:r>
         <w:t>. “Have fun with the parents,” she said and left.</w:t>
@@ -42578,121 +42649,590 @@
     </w:p>
     <w:p>
       <w:r>
-        <w:t>John opened the gate and they stepped through. The other side of the gate was rather dry and dreary. Something seemed to be missing. “Is it just me or is something wrong here,” Luke asked.</w:t>
-      </w:r>
-    </w:p>
-    <w:p>
-      <w:r>
-        <w:t>“I feel it too,” Jane said.</w:t>
-      </w:r>
-    </w:p>
-    <w:p>
+        <w:t>John opened the gate and they stepped through.</w:t>
+      </w:r>
+    </w:p>
+    <w:p>
+      <w:r>
+        <w:t>“It seems stuffier now than before,” Jane said. “I wonder why.”</w:t>
+      </w:r>
+    </w:p>
+    <w:p>
+      <w:r>
+        <w:t xml:space="preserve">“I guess we’re more sensitive to these things,” John </w:t>
+      </w:r>
+      <w:r>
+        <w:t>said</w:t>
+      </w:r>
+      <w:r>
+        <w:t>. “</w:t>
+      </w:r>
+      <w:r>
+        <w:t>C</w:t>
+      </w:r>
+      <w:r>
+        <w:t>all me when you need to go to the palace. See you later.”</w:t>
+      </w:r>
+    </w:p>
+    <w:p>
+      <w:r>
+        <w:t xml:space="preserve">Luke, Annie, Carney, Sara, and Jamie </w:t>
+      </w:r>
+      <w:r>
+        <w:t xml:space="preserve">exited the park and headed </w:t>
+      </w:r>
+      <w:r>
+        <w:t xml:space="preserve">to Luke’s house. Luke checked his time and discovered it was </w:t>
+      </w:r>
+      <w:r>
+        <w:t>8</w:t>
+      </w:r>
+      <w:r>
+        <w:t>:</w:t>
+      </w:r>
+      <w:r>
+        <w:t>4</w:t>
+      </w:r>
+      <w:r>
+        <w:t>6AM</w:t>
+      </w:r>
+      <w:r>
+        <w:t>, local time</w:t>
+      </w:r>
+      <w:r>
+        <w:t>. It was over an hour since he called his parents. That should be plenty of time.</w:t>
+      </w:r>
+    </w:p>
+    <w:p>
+      <w:r>
+        <w:t>Luke opened the door and said, “I’m home.”</w:t>
+      </w:r>
+    </w:p>
+    <w:p>
+      <w:r>
+        <w:t xml:space="preserve">“Welcome home Luke. I’ll be out in a minute,” </w:t>
+      </w:r>
+      <w:r>
+        <w:t>Padmé</w:t>
+      </w:r>
       <w:r>
         <w:t xml:space="preserve"> </w:t>
       </w:r>
       <w:r>
-        <w:t>“Annie, you’ve been here once before,” Luke said. “Does anything seem different?”</w:t>
-      </w:r>
-    </w:p>
-    <w:p>
-      <w:r>
-        <w:t>“No,” Annie said. “It’s the same.”</w:t>
-      </w:r>
-    </w:p>
-    <w:p>
-      <w:r>
-        <w:t xml:space="preserve">“It was like this the last time we came,” </w:t>
-      </w:r>
-      <w:r>
-        <w:t>Amarah</w:t>
-      </w:r>
-      <w:r>
-        <w:t xml:space="preserve"> noted. “However, I was so happy to be home that I barely noticed.”</w:t>
-      </w:r>
-    </w:p>
-    <w:p>
-      <w:r>
-        <w:t xml:space="preserve">“I know what the problem is,” Jane </w:t>
-      </w:r>
-      <w:r>
-        <w:t>guessed</w:t>
-      </w:r>
-      <w:r>
-        <w:t>. “There’s no ambient magic, since this is a purely physical world. We learnt about that in school.”</w:t>
+        <w:t>called</w:t>
+      </w:r>
+      <w:r>
+        <w:t>.</w:t>
+      </w:r>
+    </w:p>
+    <w:p>
+      <w:r>
+        <w:t xml:space="preserve">“Remember Luke, I am your father,” </w:t>
+      </w:r>
+      <w:r>
+        <w:t>Anakin</w:t>
+      </w:r>
+      <w:r>
+        <w:t xml:space="preserve"> </w:t>
+      </w:r>
+      <w:r>
+        <w:t>intoned</w:t>
+      </w:r>
+      <w:r>
+        <w:t xml:space="preserve"> from their room.</w:t>
+      </w:r>
+    </w:p>
+    <w:p>
+      <w:r>
+        <w:t>Padmé</w:t>
+      </w:r>
+      <w:r>
+        <w:t xml:space="preserve"> and </w:t>
+      </w:r>
+      <w:r>
+        <w:t>Anakin</w:t>
+      </w:r>
+      <w:r>
+        <w:t xml:space="preserve"> stepped out of their rooms, formally dressed.</w:t>
       </w:r>
     </w:p>
     <w:p>
       <w:r>
         <w:lastRenderedPageBreak/>
-        <w:t xml:space="preserve">“I guess we’re more sensitive to these things,” John </w:t>
-      </w:r>
-      <w:r>
-        <w:t>nodded</w:t>
-      </w:r>
-      <w:r>
-        <w:t>. “</w:t>
-      </w:r>
-      <w:r>
-        <w:t>C</w:t>
-      </w:r>
-      <w:r>
-        <w:t>all me when you need to go to the palace. See you later.”</w:t>
-      </w:r>
-    </w:p>
-    <w:p>
-      <w:r>
-        <w:t xml:space="preserve">Luke, Annie, Carney, Sara, and Jamie </w:t>
-      </w:r>
-      <w:r>
-        <w:t xml:space="preserve">exited the park and headed </w:t>
-      </w:r>
-      <w:r>
-        <w:t xml:space="preserve">to Luke’s house. Luke checked his time and discovered it was </w:t>
-      </w:r>
-      <w:r>
-        <w:t>8</w:t>
-      </w:r>
-      <w:r>
-        <w:t>:</w:t>
-      </w:r>
-      <w:r>
-        <w:t>4</w:t>
-      </w:r>
-      <w:r>
-        <w:t>6AM</w:t>
-      </w:r>
-      <w:r>
-        <w:t>, local time</w:t>
-      </w:r>
-      <w:r>
-        <w:t>. It was over an hour since he called his parents. That should be plenty of time.</w:t>
-      </w:r>
-    </w:p>
-    <w:p>
-      <w:r>
-        <w:t>Luke opened the door and said, “I’m home.”</w:t>
-      </w:r>
-    </w:p>
-    <w:p>
-      <w:r>
-        <w:t xml:space="preserve">“Welcome home Luke. I’ll be out in a minute,” </w:t>
+        <w:t xml:space="preserve">“Why do I have to be dressed up for </w:t>
+      </w:r>
+      <w:r>
+        <w:t>that</w:t>
+      </w:r>
+      <w:r>
+        <w:t xml:space="preserve"> stupid brother…?” Benny </w:t>
+      </w:r>
+      <w:r>
+        <w:t xml:space="preserve">asked as he </w:t>
+      </w:r>
+      <w:r>
+        <w:t>stepped into the living-room</w:t>
+      </w:r>
+      <w:r>
+        <w:t>.</w:t>
+      </w:r>
+    </w:p>
+    <w:p>
+      <w:r>
+        <w:t>Benny stopped in his t</w:t>
+      </w:r>
+      <w:r>
+        <w:t>racks</w:t>
+      </w:r>
+      <w:r>
+        <w:t xml:space="preserve"> and</w:t>
+      </w:r>
+      <w:r>
+        <w:t xml:space="preserve"> stared at Luke in astonishment. “Why – is – your</w:t>
+      </w:r>
+      <w:r>
+        <w:t xml:space="preserve"> </w:t>
+      </w:r>
+      <w:r>
+        <w:t>hair – pink? What happened to your newly acquired manly jaw?”</w:t>
+      </w:r>
+    </w:p>
+    <w:p>
+      <w:r>
+        <w:t xml:space="preserve">Luke </w:t>
+      </w:r>
+      <w:r>
+        <w:t>touched his face</w:t>
+      </w:r>
+      <w:r>
+        <w:t xml:space="preserve"> and realized with a feeling of dread that he forgot to change his element after returning home.</w:t>
+      </w:r>
+      <w:r>
+        <w:t xml:space="preserve"> Worse yet, none of his friends reminded him.</w:t>
+      </w:r>
+    </w:p>
+    <w:p>
+      <w:r>
+        <w:t>“Would you believe I drank some pink milk?”</w:t>
+      </w:r>
+    </w:p>
+    <w:p>
+      <w:r>
+        <w:t>“You drank pink milk</w:t>
+      </w:r>
+      <w:r>
+        <w:t>,</w:t>
+      </w:r>
+      <w:r>
+        <w:t xml:space="preserve">” Benny </w:t>
+      </w:r>
+      <w:r>
+        <w:t>said</w:t>
+      </w:r>
+      <w:r>
+        <w:t xml:space="preserve"> </w:t>
+      </w:r>
+      <w:r>
+        <w:t>incredulously</w:t>
+      </w:r>
+      <w:r>
+        <w:t>. He laughed so hard he fell to the floor.</w:t>
+      </w:r>
+    </w:p>
+    <w:p>
+      <w:r>
+        <w:t>Ignoring his idiot brother, Luke formally introduced his friends to his parents. “Mom, dad, I’d like you to meet Princess Anastasia. Her friends call her Anna. These are her ladies in waiting, Lady Sara and Lady Jamie</w:t>
+      </w:r>
+      <w:r>
+        <w:t>.</w:t>
+      </w:r>
+    </w:p>
+    <w:p>
+      <w:r>
+        <w:t xml:space="preserve">“Annie, Sara, Jamie, let me introduce you to my parents, Anakin and Padmé Skywalker. They changed their names after watching a movie,” Luke </w:t>
+      </w:r>
+      <w:r>
+        <w:t>introduced</w:t>
+      </w:r>
+      <w:r>
+        <w:t>.</w:t>
+      </w:r>
+    </w:p>
+    <w:p>
+      <w:r>
+        <w:t xml:space="preserve">“Not just any movie, my dear boy, but the greatest </w:t>
+      </w:r>
+      <w:r>
+        <w:t xml:space="preserve">movie ever created,” </w:t>
+      </w:r>
+      <w:r>
+        <w:t xml:space="preserve">Anakin </w:t>
+      </w:r>
+      <w:r>
+        <w:t>corrected</w:t>
+      </w:r>
+      <w:r>
+        <w:t>.</w:t>
+      </w:r>
+    </w:p>
+    <w:p>
+      <w:r>
+        <w:t>Luke finally introduced Benny when the idiot finally stopped laughing.</w:t>
+      </w:r>
+    </w:p>
+    <w:p>
+      <w:r>
+        <w:t xml:space="preserve">“What’s with the cosplay? Last time you brought home </w:t>
+      </w:r>
+      <w:r>
+        <w:t>that</w:t>
+      </w:r>
+      <w:r>
+        <w:t xml:space="preserve"> dog boy</w:t>
+      </w:r>
+      <w:r>
+        <w:t xml:space="preserve"> and cat girl</w:t>
+      </w:r>
+      <w:r>
+        <w:t>, and now you have three animal girls,” Benny asked.</w:t>
+      </w:r>
+    </w:p>
+    <w:p>
+      <w:r>
+        <w:t>“Th</w:t>
+      </w:r>
+      <w:r>
+        <w:t>o</w:t>
+      </w:r>
+      <w:r>
+        <w:t xml:space="preserve">se aren’t costumes,” Luke </w:t>
+      </w:r>
+      <w:r>
+        <w:t>corrected</w:t>
+      </w:r>
+      <w:r>
+        <w:t xml:space="preserve"> and took a sip of red milk.</w:t>
+      </w:r>
+      <w:r>
+        <w:t xml:space="preserve"> He grimaced as his hair changed color</w:t>
+      </w:r>
+      <w:r>
+        <w:t xml:space="preserve"> and his face shifted</w:t>
+      </w:r>
+      <w:r>
+        <w:t>.</w:t>
+      </w:r>
+      <w:r>
+        <w:t xml:space="preserve"> “Annie really is the daughter of an emperor.”</w:t>
+      </w:r>
+    </w:p>
+    <w:p>
+      <w:r>
+        <w:t>“I thought her frien</w:t>
+      </w:r>
+      <w:r>
+        <w:t xml:space="preserve">ds called her Anna,” </w:t>
       </w:r>
       <w:r>
         <w:t>Padmé</w:t>
       </w:r>
       <w:r>
+        <w:t xml:space="preserve"> asked</w:t>
+      </w:r>
+      <w:r>
+        <w:t>.</w:t>
+      </w:r>
+    </w:p>
+    <w:p>
+      <w:r>
+        <w:lastRenderedPageBreak/>
+        <w:t>“Her friends do call her Anna, howe</w:t>
+      </w:r>
+      <w:r>
+        <w:t>ver I call her Annie,” Luke explained</w:t>
+      </w:r>
+      <w:r>
+        <w:t>.</w:t>
+      </w:r>
+    </w:p>
+    <w:p>
+      <w:r>
+        <w:t xml:space="preserve">“How did your </w:t>
+      </w:r>
+      <w:r>
+        <w:t>face</w:t>
+      </w:r>
+      <w:r>
+        <w:t>?” Benny asked in astonishment.</w:t>
+      </w:r>
+      <w:r>
+        <w:t xml:space="preserve"> “That was creepy.”</w:t>
+      </w:r>
+    </w:p>
+    <w:p>
+      <w:r>
+        <w:t>“No it’s not,” Carney said angrily.</w:t>
+      </w:r>
+    </w:p>
+    <w:p>
+      <w:r>
+        <w:t>“I just drank some red mi</w:t>
+      </w:r>
+      <w:r>
+        <w:t xml:space="preserve">lk,” Luke </w:t>
+      </w:r>
+      <w:r>
+        <w:t>said</w:t>
+      </w:r>
+      <w:r>
+        <w:t>.</w:t>
+      </w:r>
+      <w:r>
+        <w:t xml:space="preserve"> “Would you like some?”</w:t>
+      </w:r>
+    </w:p>
+    <w:p>
+      <w:r>
+        <w:t>“No way bub,” Benny denied.</w:t>
+      </w:r>
+    </w:p>
+    <w:p>
+      <w:r>
+        <w:t xml:space="preserve">“Anna, Sara, Jamie, please sit down and tell us about yourselves,” </w:t>
+      </w:r>
+      <w:r>
+        <w:t>Padmé</w:t>
+      </w:r>
+      <w:r>
+        <w:t xml:space="preserve"> said.</w:t>
+      </w:r>
+    </w:p>
+    <w:p>
+      <w:r>
+        <w:t>Annie sat next to Luke and Sara and Jamie sat next to Annie.</w:t>
+      </w:r>
+    </w:p>
+    <w:p>
+      <w:r>
+        <w:t>“In another three hours, I’ll be mee</w:t>
+      </w:r>
+      <w:r>
+        <w:t>ting Annie’s parents,” Luke commented</w:t>
+      </w:r>
+      <w:r>
+        <w:t>.</w:t>
+      </w:r>
+    </w:p>
+    <w:p>
+      <w:r>
+        <w:t xml:space="preserve">The Parents looked at each other. “So Anna is your girlfriend,” </w:t>
+      </w:r>
+      <w:r>
+        <w:t xml:space="preserve">Padmé </w:t>
+      </w:r>
+      <w:r>
+        <w:t>said excitedly. “Tell me how that happened.”</w:t>
+      </w:r>
+    </w:p>
+    <w:p>
+      <w:r>
+        <w:t xml:space="preserve">Luke </w:t>
+      </w:r>
+      <w:r>
+        <w:t>felt his face turn red and glanced</w:t>
+      </w:r>
+      <w:r>
+        <w:t xml:space="preserve"> at Annie, unsure how she would respond. She blushed but said nothing. That meant that Annie accepted it.</w:t>
+      </w:r>
+      <w:r>
+        <w:t xml:space="preserve"> Sweet…</w:t>
+      </w:r>
+    </w:p>
+    <w:p>
+      <w:r>
+        <w:t xml:space="preserve">“It happened </w:t>
+      </w:r>
+      <w:r>
+        <w:t>in</w:t>
+      </w:r>
+      <w:r>
+        <w:t xml:space="preserve"> June, just before we went on our bike trip. I saw this super cute girl being harassed by the Graham Gang. I rescued her and asked for a kiss as a reward. She rewarded me by slapping me,” Luke said.</w:t>
+      </w:r>
+    </w:p>
+    <w:p>
+      <w:pPr>
+        <w:rPr>
+          <w:i/>
+        </w:rPr>
+      </w:pPr>
+      <w:r>
+        <w:rPr>
+          <w:i/>
+        </w:rPr>
+        <w:t>I shouldn’t have said that.</w:t>
+      </w:r>
+    </w:p>
+    <w:p>
+      <w:r>
+        <w:t xml:space="preserve">“You shouldn’t ask random strangers for kisses,” </w:t>
+      </w:r>
+      <w:r>
+        <w:t xml:space="preserve">Padmé </w:t>
+      </w:r>
+      <w:r>
+        <w:t>scolded.</w:t>
+      </w:r>
+    </w:p>
+    <w:p>
+      <w:r>
+        <w:t>“I don’t know why I said it. It just popped out of my mouth,” Luke said defensively.</w:t>
+      </w:r>
+    </w:p>
+    <w:p>
+      <w:r>
+        <w:lastRenderedPageBreak/>
+        <w:t xml:space="preserve">“He was within his right,” </w:t>
+      </w:r>
+      <w:r>
+        <w:t>Anakin</w:t>
+      </w:r>
+      <w:r>
         <w:t xml:space="preserve"> </w:t>
       </w:r>
       <w:r>
-        <w:t>called</w:t>
-      </w:r>
-      <w:r>
-        <w:t>.</w:t>
-      </w:r>
-    </w:p>
-    <w:p>
-      <w:r>
-        <w:t xml:space="preserve">“Remember Luke, I am your father,” </w:t>
+        <w:t>defended</w:t>
+      </w:r>
+      <w:r>
+        <w:t>. “A man who rescues a damsel in distress deserves a kiss.”</w:t>
+      </w:r>
+    </w:p>
+    <w:p>
+      <w:r>
+        <w:t xml:space="preserve">“I would have popped her,” Benny </w:t>
+      </w:r>
+      <w:r>
+        <w:t>frowned</w:t>
+      </w:r>
+      <w:r>
+        <w:t>.</w:t>
+      </w:r>
+    </w:p>
+    <w:p>
+      <w:r>
+        <w:t xml:space="preserve">“I got so angry that I almost did,” Luke </w:t>
+      </w:r>
+      <w:r>
+        <w:t>admitted</w:t>
+      </w:r>
+      <w:r>
+        <w:t>. “She flinched and I ran away.”</w:t>
+      </w:r>
+    </w:p>
+    <w:p>
+      <w:r>
+        <w:t xml:space="preserve"> “So when did you first kiss?” </w:t>
+      </w:r>
+      <w:r>
+        <w:t xml:space="preserve">Padmé </w:t>
+      </w:r>
+      <w:r>
+        <w:t>asked.</w:t>
+      </w:r>
+    </w:p>
+    <w:p>
+      <w:r>
+        <w:t xml:space="preserve">“We never kissed,” Luke </w:t>
+      </w:r>
+      <w:r>
+        <w:t>denied</w:t>
+      </w:r>
+      <w:r>
+        <w:t>. “But she did hug me once.”</w:t>
+      </w:r>
+    </w:p>
+    <w:p>
+      <w:r>
+        <w:t xml:space="preserve">“You really are a wuss,” Benny </w:t>
+      </w:r>
+      <w:r>
+        <w:t>laughed</w:t>
+      </w:r>
+      <w:r>
+        <w:t>. “All the sixteen years you’ve lived and you’ve only been hugged once? Do you have any idea how many women I laid, let alone hugged?”</w:t>
+      </w:r>
+    </w:p>
+    <w:p>
+      <w:r>
+        <w:t xml:space="preserve">“Benny, don’t be crude,” </w:t>
+      </w:r>
+      <w:r>
+        <w:t xml:space="preserve">Padmé </w:t>
+      </w:r>
+      <w:r>
+        <w:t>scolded</w:t>
+      </w:r>
+      <w:r>
+        <w:t>.</w:t>
+      </w:r>
+    </w:p>
+    <w:p>
+      <w:r>
+        <w:t>“Are you King Dar-mar and Queen Hander?” Annie asked.</w:t>
+      </w:r>
+    </w:p>
+    <w:p>
+      <w:r>
+        <w:t xml:space="preserve">The parents glanced at each other and </w:t>
+      </w:r>
+      <w:r>
+        <w:t xml:space="preserve">Anakin </w:t>
+      </w:r>
+      <w:r>
+        <w:t>asked, “Who are they</w:t>
+      </w:r>
+      <w:r>
+        <w:t xml:space="preserve"> dear</w:t>
+      </w:r>
+      <w:r>
+        <w:t>?”</w:t>
+      </w:r>
+    </w:p>
+    <w:p>
+      <w:r>
+        <w:t xml:space="preserve">Benny had a distant look in his eye and then asked, “You </w:t>
+      </w:r>
+      <w:r>
+        <w:t xml:space="preserve">really </w:t>
+      </w:r>
+      <w:r>
+        <w:t>think my parents are royalty?”</w:t>
+      </w:r>
+    </w:p>
+    <w:p>
+      <w:r>
+        <w:t>Annie wasn’t sure how to continue.</w:t>
+      </w:r>
+    </w:p>
+    <w:p>
+      <w:r>
+        <w:t xml:space="preserve">“The king was like Darth Vader from the movie,” Luke </w:t>
+      </w:r>
+      <w:r>
+        <w:t>explained</w:t>
+      </w:r>
+      <w:r>
+        <w:t xml:space="preserve">. “He tried to take over the empire in a war that lasted </w:t>
+      </w:r>
+      <w:r>
+        <w:t>7</w:t>
+      </w:r>
+      <w:r>
+        <w:t xml:space="preserve"> years. The king, queen, and their two youngest sons were killed when their ship was destroyed.”</w:t>
+      </w:r>
+    </w:p>
+    <w:p>
+      <w:r>
+        <w:t xml:space="preserve">“In that case, we can’t possibly be them since we’re alive and mostly kicking,” </w:t>
       </w:r>
       <w:r>
         <w:t>Anakin</w:t>
@@ -42701,477 +43241,45 @@
         <w:t xml:space="preserve"> </w:t>
       </w:r>
       <w:r>
-        <w:t>intoned</w:t>
-      </w:r>
-      <w:r>
-        <w:t xml:space="preserve"> from their room.</w:t>
-      </w:r>
-    </w:p>
-    <w:p>
-      <w:r>
-        <w:t>Padmé</w:t>
-      </w:r>
-      <w:r>
-        <w:t xml:space="preserve"> and </w:t>
-      </w:r>
+        <w:t>refuted</w:t>
+      </w:r>
+      <w:r>
+        <w:t>.</w:t>
+      </w:r>
+    </w:p>
+    <w:p>
+      <w:r>
+        <w:t>“Their youngest son’s name is Luke Skywalker and he would have been the same age as Luke if he survived,” Annie said.</w:t>
+      </w:r>
+    </w:p>
+    <w:p>
       <w:r>
         <w:t>Anakin</w:t>
       </w:r>
       <w:r>
-        <w:t xml:space="preserve"> stepped out of their rooms, formally dressed.</w:t>
-      </w:r>
-    </w:p>
-    <w:p>
-      <w:r>
-        <w:t xml:space="preserve">“Why do I have to be dressed up for </w:t>
-      </w:r>
-      <w:r>
-        <w:t>that</w:t>
-      </w:r>
-      <w:r>
-        <w:t xml:space="preserve"> stupid brother…?” Benny stepped into the living-room and stopped in his tracks. He stared at Luke in astonishment. “Why – is – your</w:t>
-      </w:r>
-      <w:r>
-        <w:t xml:space="preserve"> </w:t>
-      </w:r>
-      <w:r>
-        <w:t>hair – pink?”</w:t>
-      </w:r>
-    </w:p>
-    <w:p>
-      <w:r>
-        <w:t>Luke put his hands to his hair and realized with a feeling of dread that he forgot to change his element after returning home. “Would you believe I drank some pink milk?”</w:t>
-      </w:r>
-    </w:p>
-    <w:p>
-      <w:r>
-        <w:t>“You drank pink milk</w:t>
-      </w:r>
-      <w:r>
-        <w:t>,</w:t>
-      </w:r>
-      <w:r>
-        <w:t xml:space="preserve">” Benny </w:t>
-      </w:r>
-      <w:r>
-        <w:t>said</w:t>
-      </w:r>
-      <w:r>
-        <w:t xml:space="preserve"> </w:t>
-      </w:r>
-      <w:r>
-        <w:t xml:space="preserve">incredulously </w:t>
-      </w:r>
-      <w:r>
-        <w:t>and fell to the ground laughing.</w:t>
-      </w:r>
-    </w:p>
-    <w:p>
-      <w:r>
-        <w:t>Ignoring his idiot brother, Luke formally introduced his friends to his parents. “Mom, dad, I’d like you to meet Princess Anastasia. Her friends call her Anna. These are her ladies in waiting, Lady Sara and Lady Jamie</w:t>
-      </w:r>
-      <w:r>
-        <w:t>.</w:t>
-      </w:r>
-    </w:p>
-    <w:p>
-      <w:r>
-        <w:t xml:space="preserve">“Annie, Sara, Jamie, let me introduce you to my parents, Anakin and Padmé Skywalker. They changed their names after watching a movie,” Luke </w:t>
-      </w:r>
-      <w:r>
-        <w:t>introduced</w:t>
-      </w:r>
-      <w:r>
-        <w:t>.</w:t>
-      </w:r>
-    </w:p>
-    <w:p>
-      <w:r>
-        <w:t xml:space="preserve">“Not just any movie, my dear boy, but the greatest </w:t>
-      </w:r>
-      <w:r>
-        <w:t xml:space="preserve">movie ever created,” </w:t>
-      </w:r>
-      <w:r>
-        <w:t xml:space="preserve">Anakin </w:t>
-      </w:r>
-      <w:r>
-        <w:t>corrected</w:t>
-      </w:r>
-      <w:r>
-        <w:t>.</w:t>
+        <w:t xml:space="preserve"> just frowned at her.</w:t>
       </w:r>
     </w:p>
     <w:p>
       <w:r>
         <w:lastRenderedPageBreak/>
-        <w:t>Introductions were made and Luke finally introduced Benny when the idiot finally stopped laughing.</w:t>
-      </w:r>
-    </w:p>
-    <w:p>
-      <w:r>
-        <w:t xml:space="preserve">“What’s with the cosplay? Last time you brought home </w:t>
-      </w:r>
-      <w:r>
-        <w:t>that</w:t>
-      </w:r>
-      <w:r>
-        <w:t xml:space="preserve"> dog boy, and now you have three animal girls,” Benny asked.</w:t>
-      </w:r>
-    </w:p>
-    <w:p>
-      <w:r>
-        <w:t>“Th</w:t>
-      </w:r>
-      <w:r>
-        <w:t>o</w:t>
-      </w:r>
-      <w:r>
-        <w:t xml:space="preserve">se aren’t costumes,” Luke </w:t>
-      </w:r>
-      <w:r>
-        <w:t>corrected</w:t>
-      </w:r>
-      <w:r>
-        <w:t xml:space="preserve"> and took a sip of red milk.</w:t>
-      </w:r>
-      <w:r>
-        <w:t xml:space="preserve"> He grimaced as his hair changed color.</w:t>
-      </w:r>
-      <w:r>
-        <w:t xml:space="preserve"> “Annie really is the daughter of an emperor.”</w:t>
-      </w:r>
-    </w:p>
-    <w:p>
-      <w:r>
-        <w:t>“I thought her frien</w:t>
-      </w:r>
-      <w:r>
-        <w:t xml:space="preserve">ds called her Anna,” </w:t>
-      </w:r>
-      <w:r>
-        <w:t>Padmé</w:t>
-      </w:r>
-      <w:r>
-        <w:t xml:space="preserve"> asked</w:t>
-      </w:r>
-      <w:r>
-        <w:t>.</w:t>
-      </w:r>
-    </w:p>
-    <w:p>
-      <w:r>
-        <w:t>“Her friends do call her Anna, howe</w:t>
-      </w:r>
-      <w:r>
-        <w:t>ver I call her Annie,” Luke explained</w:t>
-      </w:r>
-      <w:r>
-        <w:t>.</w:t>
-      </w:r>
-    </w:p>
-    <w:p>
-      <w:r>
-        <w:t>“How did your hair change?” Benny asked in astonishment.</w:t>
-      </w:r>
-    </w:p>
-    <w:p>
-      <w:r>
-        <w:t>“I just drank some red mi</w:t>
-      </w:r>
-      <w:r>
-        <w:t xml:space="preserve">lk,” Luke </w:t>
-      </w:r>
-      <w:r>
-        <w:t>said</w:t>
-      </w:r>
-      <w:r>
-        <w:t>.</w:t>
-      </w:r>
-      <w:r>
-        <w:t xml:space="preserve"> “Would you like some?”</w:t>
-      </w:r>
-    </w:p>
-    <w:p>
-      <w:r>
-        <w:t xml:space="preserve">“No way </w:t>
-      </w:r>
-      <w:proofErr w:type="spellStart"/>
-      <w:r>
-        <w:t>bub</w:t>
-      </w:r>
-      <w:proofErr w:type="spellEnd"/>
-      <w:r>
-        <w:t>,” Benny denied.</w:t>
-      </w:r>
-    </w:p>
-    <w:p>
-      <w:r>
-        <w:t xml:space="preserve">“Anna, Sara, Jamie, please sit down and tell us about yourselves,” </w:t>
-      </w:r>
-      <w:r>
-        <w:t>Padmé</w:t>
-      </w:r>
-      <w:r>
-        <w:t xml:space="preserve"> said.</w:t>
-      </w:r>
-    </w:p>
-    <w:p>
-      <w:r>
-        <w:t>Annie sat next to Luke and Sara and Jamie sat next to Annie.</w:t>
-      </w:r>
-    </w:p>
-    <w:p>
-      <w:r>
-        <w:t>“In another three hours, I’ll be mee</w:t>
-      </w:r>
-      <w:r>
-        <w:t>ting Annie’s parents,” Luke commented</w:t>
-      </w:r>
-      <w:r>
-        <w:t>.</w:t>
-      </w:r>
-    </w:p>
-    <w:p>
-      <w:r>
-        <w:t xml:space="preserve">The Parents looked at each other. “So Anna is your girlfriend,” </w:t>
+        <w:t>“You’re right, it does sound ridiculous,” Annie said</w:t>
+      </w:r>
+      <w:r>
+        <w:t xml:space="preserve"> sheepishly</w:t>
+      </w:r>
+      <w:r>
+        <w:t>.</w:t>
+      </w:r>
+    </w:p>
+    <w:p>
+      <w:r>
+        <w:t xml:space="preserve">“Oh my I’m such a terrible host,” </w:t>
       </w:r>
       <w:r>
         <w:t xml:space="preserve">Padmé </w:t>
       </w:r>
       <w:r>
-        <w:t>said excitedly. “Tell me how that happened.”</w:t>
-      </w:r>
-    </w:p>
-    <w:p>
-      <w:r>
-        <w:t xml:space="preserve">Luke </w:t>
-      </w:r>
-      <w:r>
-        <w:t>felt his face turn red and glanced</w:t>
-      </w:r>
-      <w:r>
-        <w:t xml:space="preserve"> at Annie, unsure how she would respond. She blushed but said nothing. That meant that Annie accepted it.</w:t>
-      </w:r>
-    </w:p>
-    <w:p>
-      <w:r>
-        <w:t xml:space="preserve">“It happened </w:t>
-      </w:r>
-      <w:r>
-        <w:t>in</w:t>
-      </w:r>
-      <w:r>
-        <w:t xml:space="preserve"> June, just before we went on our bike trip. I saw this super cute girl being harassed by the Graham Gang. I rescued her and </w:t>
-      </w:r>
-      <w:r>
-        <w:lastRenderedPageBreak/>
-        <w:t>asked for a kiss as a reward. She rewarded me by slapping me,” Luke said.</w:t>
-      </w:r>
-    </w:p>
-    <w:p>
-      <w:r>
-        <w:t xml:space="preserve">“You shouldn’t ask random strangers for kisses,” </w:t>
-      </w:r>
-      <w:r>
-        <w:t xml:space="preserve">Padmé </w:t>
-      </w:r>
-      <w:r>
-        <w:t>scolded.</w:t>
-      </w:r>
-    </w:p>
-    <w:p>
-      <w:r>
-        <w:t>“I don’t know why I said it. It just popped out of my mouth,” Luke said defensively.</w:t>
-      </w:r>
-    </w:p>
-    <w:p>
-      <w:r>
-        <w:t xml:space="preserve">“He was within his right,” </w:t>
-      </w:r>
-      <w:r>
-        <w:t>Anakin</w:t>
-      </w:r>
-      <w:r>
-        <w:t xml:space="preserve"> </w:t>
-      </w:r>
-      <w:r>
-        <w:t>defended</w:t>
-      </w:r>
-      <w:r>
-        <w:t>. “A man who rescues a damsel in distress deserves a kiss.”</w:t>
-      </w:r>
-    </w:p>
-    <w:p>
-      <w:r>
-        <w:t xml:space="preserve">“I would have popped her,” Benny </w:t>
-      </w:r>
-      <w:r>
-        <w:t>frowned</w:t>
-      </w:r>
-      <w:r>
-        <w:t>.</w:t>
-      </w:r>
-    </w:p>
-    <w:p>
-      <w:r>
-        <w:t xml:space="preserve">“I got so angry that I almost did,” Luke </w:t>
-      </w:r>
-      <w:r>
-        <w:t>admitted</w:t>
-      </w:r>
-      <w:r>
-        <w:t>. “She flinched and I ran away.”</w:t>
-      </w:r>
-    </w:p>
-    <w:p>
-      <w:r>
-        <w:t xml:space="preserve"> “So when did you first kiss?” </w:t>
-      </w:r>
-      <w:r>
-        <w:t xml:space="preserve">Padmé </w:t>
-      </w:r>
-      <w:r>
-        <w:t>asked.</w:t>
-      </w:r>
-    </w:p>
-    <w:p>
-      <w:r>
-        <w:t xml:space="preserve">“We never kissed,” Luke </w:t>
-      </w:r>
-      <w:r>
-        <w:t>denied</w:t>
-      </w:r>
-      <w:r>
-        <w:t>. “But she did hug me once.”</w:t>
-      </w:r>
-    </w:p>
-    <w:p>
-      <w:r>
-        <w:t xml:space="preserve">“You really are a </w:t>
-      </w:r>
-      <w:proofErr w:type="spellStart"/>
-      <w:r>
-        <w:t>wuss</w:t>
-      </w:r>
-      <w:proofErr w:type="spellEnd"/>
-      <w:r>
-        <w:t xml:space="preserve">,” Benny </w:t>
-      </w:r>
-      <w:r>
-        <w:t>laughed</w:t>
-      </w:r>
-      <w:r>
-        <w:t>. “All the sixteen years you’ve lived and you’ve only been hugged once? Do you have any idea how many women I laid, let alone hugged?”</w:t>
-      </w:r>
-    </w:p>
-    <w:p>
-      <w:r>
-        <w:t xml:space="preserve">“Benny, don’t be crude,” </w:t>
-      </w:r>
-      <w:r>
-        <w:t xml:space="preserve">Padmé </w:t>
-      </w:r>
-      <w:r>
-        <w:t>scolded</w:t>
-      </w:r>
-      <w:r>
-        <w:t>.</w:t>
-      </w:r>
-    </w:p>
-    <w:p>
-      <w:r>
-        <w:t>“Are you King Dar-mar and Queen Hander?” Annie asked.</w:t>
-      </w:r>
-    </w:p>
-    <w:p>
-      <w:r>
-        <w:t xml:space="preserve">The parents glanced at each other and </w:t>
-      </w:r>
-      <w:r>
-        <w:t xml:space="preserve">Anakin </w:t>
-      </w:r>
-      <w:r>
-        <w:t>asked, “Who are they?”</w:t>
-      </w:r>
-    </w:p>
-    <w:p>
-      <w:r>
-        <w:t>Benny had a distant look in his eye and then asked, “You think my parents are royalty?”</w:t>
-      </w:r>
-    </w:p>
-    <w:p>
-      <w:r>
-        <w:t>Annie wasn’t sure how to continue.</w:t>
-      </w:r>
-    </w:p>
-    <w:p>
-      <w:r>
-        <w:t xml:space="preserve">“The king was like Darth Vader from the movie,” Luke </w:t>
-      </w:r>
-      <w:r>
-        <w:t>explained</w:t>
-      </w:r>
-      <w:r>
-        <w:t xml:space="preserve">. “He tried to take over the empire in a war that lasted </w:t>
-      </w:r>
-      <w:r>
-        <w:t>7</w:t>
-      </w:r>
-      <w:r>
-        <w:t xml:space="preserve"> years. The king, queen, and their two youngest sons were killed when their ship was destroyed.”</w:t>
-      </w:r>
-    </w:p>
-    <w:p>
-      <w:r>
-        <w:lastRenderedPageBreak/>
-        <w:t xml:space="preserve">“In that case, we can’t possibly be them since we’re alive and mostly kicking,” </w:t>
-      </w:r>
-      <w:r>
-        <w:t>Anakin</w:t>
-      </w:r>
-      <w:r>
-        <w:t xml:space="preserve"> </w:t>
-      </w:r>
-      <w:r>
-        <w:t>refuted</w:t>
-      </w:r>
-      <w:r>
-        <w:t>.</w:t>
-      </w:r>
-    </w:p>
-    <w:p>
-      <w:r>
-        <w:t>“Their youngest son’s name is Luke Skywalker and he would have been the same age as Luke if he survived,” Annie said.</w:t>
-      </w:r>
-    </w:p>
-    <w:p>
-      <w:r>
-        <w:t>Anakin</w:t>
-      </w:r>
-      <w:r>
-        <w:t xml:space="preserve"> just frowned at her.</w:t>
-      </w:r>
-    </w:p>
-    <w:p>
-      <w:r>
-        <w:t>“You’re right, it does sound ridiculous,” Annie said</w:t>
-      </w:r>
-      <w:r>
-        <w:t xml:space="preserve"> sheepishly</w:t>
-      </w:r>
-      <w:r>
-        <w:t>.</w:t>
-      </w:r>
-    </w:p>
-    <w:p>
-      <w:r>
-        <w:t xml:space="preserve">“Oh my I’m such a terrible host,” </w:t>
-      </w:r>
-      <w:r>
-        <w:t xml:space="preserve">Padmé </w:t>
-      </w:r>
-      <w:r>
         <w:t>apologized</w:t>
       </w:r>
       <w:r>
@@ -43179,7 +43287,6 @@
       </w:r>
     </w:p>
     <w:p>
-      <w:proofErr w:type="gramStart"/>
       <w:r>
         <w:rPr>
           <w:i/>
@@ -43198,7 +43305,6 @@
         </w:rPr>
         <w:t>.</w:t>
       </w:r>
-      <w:proofErr w:type="gramEnd"/>
       <w:r>
         <w:rPr>
           <w:i/>
@@ -43281,7 +43387,13 @@
         <w:t xml:space="preserve"> and </w:t>
       </w:r>
       <w:r>
-        <w:t>then tried to relight it. For a moment nothing happened, and then the candle relit</w:t>
+        <w:t>then tried to relight it</w:t>
+      </w:r>
+      <w:r>
+        <w:t xml:space="preserve"> with magic</w:t>
+      </w:r>
+      <w:r>
+        <w:t>. For a moment nothing happened, and then the candle relit</w:t>
       </w:r>
       <w:r>
         <w:t>.</w:t>
@@ -43344,28 +43456,28 @@
     </w:p>
     <w:p>
       <w:r>
+        <w:t>“Why can’t you believe in magic?” Annie asked.</w:t>
+      </w:r>
+    </w:p>
+    <w:p>
+      <w:r>
+        <w:t>“Because there’s no such thing,” Benny said</w:t>
+      </w:r>
+      <w:r>
+        <w:t xml:space="preserve"> scornfully</w:t>
+      </w:r>
+      <w:r>
+        <w:t>. “If it existed, then it would definitely be the tool of the devil.”</w:t>
+      </w:r>
+    </w:p>
+    <w:p>
+      <w:r>
+        <w:t>“Magic isn’t evil,” Annie said. “It’s…”</w:t>
+      </w:r>
+    </w:p>
+    <w:p>
+      <w:r>
         <w:lastRenderedPageBreak/>
-        <w:t>“Why can’t you believe in magic?” Annie asked.</w:t>
-      </w:r>
-    </w:p>
-    <w:p>
-      <w:r>
-        <w:t>“Because there’s no such thing,” Benny said</w:t>
-      </w:r>
-      <w:r>
-        <w:t xml:space="preserve"> scornfully</w:t>
-      </w:r>
-      <w:r>
-        <w:t>. “If it existed, then it would definitely be the tool of the devil.”</w:t>
-      </w:r>
-    </w:p>
-    <w:p>
-      <w:r>
-        <w:t>“Magic isn’t evil,” Annie said. “It’s…”</w:t>
-      </w:r>
-    </w:p>
-    <w:p>
-      <w:r>
         <w:t>“Don’t bother Annie,” Luke said</w:t>
       </w:r>
       <w:r>
@@ -43465,7 +43577,13 @@
     </w:p>
     <w:p>
       <w:r>
-        <w:t>Luke checked his oracle stone and found it was just 4:37PM, Capital time. Father and Carney sat beside Luke and they both watched TV.</w:t>
+        <w:t xml:space="preserve">Luke checked his oracle stone and found it was just 4:37PM, Capital time. </w:t>
+      </w:r>
+      <w:r>
+        <w:t>Anakin</w:t>
+      </w:r>
+      <w:r>
+        <w:t xml:space="preserve"> and Carney sat beside Luke and they both watched TV.</w:t>
       </w:r>
     </w:p>
     <w:p>
@@ -43479,7 +43597,13 @@
         <w:t xml:space="preserve"> </w:t>
       </w:r>
       <w:r>
-        <w:t>smiled</w:t>
+        <w:t xml:space="preserve">said, </w:t>
+      </w:r>
+      <w:r>
+        <w:t>smil</w:t>
+      </w:r>
+      <w:r>
+        <w:t>ing</w:t>
       </w:r>
       <w:r>
         <w:t>.</w:t>
@@ -43493,60 +43617,57 @@
         <w:t>explained</w:t>
       </w:r>
       <w:r>
-        <w:t xml:space="preserve">. “I mentioned about the war. In the common area – </w:t>
-      </w:r>
+        <w:t xml:space="preserve">. “I mentioned about the war. In the common area – the capital is built in concentric </w:t>
+      </w:r>
+      <w:r>
+        <w:t>rings</w:t>
+      </w:r>
+      <w:r>
+        <w:t xml:space="preserve"> on a hill</w:t>
+      </w:r>
+      <w:r>
+        <w:t xml:space="preserve">. The outer </w:t>
+      </w:r>
+      <w:r>
+        <w:t xml:space="preserve">ring </w:t>
+      </w:r>
+      <w:r>
+        <w:t xml:space="preserve">is for the common people – I mean the general public. Going past the </w:t>
+      </w:r>
+      <w:r>
+        <w:t xml:space="preserve">first </w:t>
+      </w:r>
+      <w:r>
+        <w:t>wall is the upper class residential area</w:t>
+      </w:r>
+      <w:r>
+        <w:t xml:space="preserve"> or second ring</w:t>
+      </w:r>
+      <w:r>
+        <w:t xml:space="preserve">. The next wall encloses the </w:t>
+      </w:r>
+      <w:r>
+        <w:t xml:space="preserve">third ring where </w:t>
+      </w:r>
+      <w:r>
+        <w:t>government buildings and the school of magic</w:t>
+      </w:r>
+      <w:r>
+        <w:t xml:space="preserve"> reside</w:t>
+      </w:r>
+      <w:r>
+        <w:t>. The innermost wall contains the palace</w:t>
+      </w:r>
+      <w:r>
+        <w:t xml:space="preserve"> grounds</w:t>
+      </w:r>
+      <w:r>
+        <w:t>.</w:t>
+      </w:r>
+    </w:p>
+    <w:p>
       <w:r>
         <w:lastRenderedPageBreak/>
-        <w:t xml:space="preserve">the capital is built in concentric </w:t>
-      </w:r>
-      <w:r>
-        <w:t>rings</w:t>
-      </w:r>
-      <w:r>
-        <w:t xml:space="preserve"> on a hill</w:t>
-      </w:r>
-      <w:r>
-        <w:t xml:space="preserve">. The outer </w:t>
-      </w:r>
-      <w:r>
-        <w:t xml:space="preserve">ring </w:t>
-      </w:r>
-      <w:r>
-        <w:t xml:space="preserve">is for the common people – I mean the general public. Going past the </w:t>
-      </w:r>
-      <w:r>
-        <w:t xml:space="preserve">first </w:t>
-      </w:r>
-      <w:r>
-        <w:t>wall is the upper class residential area</w:t>
-      </w:r>
-      <w:r>
-        <w:t xml:space="preserve"> or second ring</w:t>
-      </w:r>
-      <w:r>
-        <w:t xml:space="preserve">. The next wall encloses the </w:t>
-      </w:r>
-      <w:r>
-        <w:t xml:space="preserve">third ring where </w:t>
-      </w:r>
-      <w:r>
-        <w:t>government buildings and the school of magic</w:t>
-      </w:r>
-      <w:r>
-        <w:t xml:space="preserve"> reside</w:t>
-      </w:r>
-      <w:r>
-        <w:t>. The innermost wall contains the palace</w:t>
-      </w:r>
-      <w:r>
-        <w:t xml:space="preserve"> grounds</w:t>
-      </w:r>
-      <w:r>
-        <w:t>.</w:t>
-      </w:r>
-    </w:p>
-    <w:p>
-      <w:r>
         <w:t xml:space="preserve">“I live and study in the </w:t>
       </w:r>
       <w:r>
@@ -43681,330 +43802,381 @@
     </w:p>
     <w:p>
       <w:r>
+        <w:t xml:space="preserve">“Don’t worry about it,” </w:t>
+      </w:r>
+      <w:r>
+        <w:t>Anakin</w:t>
+      </w:r>
+      <w:r>
+        <w:t xml:space="preserve"> </w:t>
+      </w:r>
+      <w:r>
+        <w:t>said</w:t>
+      </w:r>
+      <w:r>
+        <w:t>. “Remember the Force is strong with you. After all, you’re a Skywalker. There’s nothing you can’t do.”</w:t>
+      </w:r>
+    </w:p>
+    <w:p>
+      <w:r>
+        <w:t xml:space="preserve">“You should come visit us at the Capital,” Luke </w:t>
+      </w:r>
+      <w:r>
+        <w:t>suggested</w:t>
+      </w:r>
+      <w:r>
+        <w:t xml:space="preserve">. “There’s so much fun stuff to see. We visited a mountain in a universe called Olympus. It’s so high that it’s impossible to reach the top or the </w:t>
+      </w:r>
+      <w:r>
         <w:lastRenderedPageBreak/>
-        <w:t xml:space="preserve">“Don’t worry about it,” </w:t>
+        <w:t>bottom, or at least that’s what John said. We entered a cave there and fell down a bottomless pit and into another world. I lived through all this stuff and even I don’t believe what I’m saying.”</w:t>
+      </w:r>
+    </w:p>
+    <w:p>
+      <w:r>
+        <w:t xml:space="preserve">“You’re right,” </w:t>
       </w:r>
       <w:r>
         <w:t>Anakin</w:t>
       </w:r>
       <w:r>
+        <w:t xml:space="preserve"> said. “It’s hard to believe that magic can exist. However, I believe you and I saw what you can do. Your girlfriend is definitely cute, but not half as cute as my wife.”</w:t>
+      </w:r>
+    </w:p>
+    <w:p>
+      <w:r>
+        <w:t xml:space="preserve">The ladies entered the living room. “Your mother showed me your baby pictures,” Annie </w:t>
+      </w:r>
+      <w:r>
+        <w:t>said</w:t>
+      </w:r>
+      <w:r>
+        <w:t>. “You looked so cute as a baby.”</w:t>
+      </w:r>
+    </w:p>
+    <w:p>
+      <w:r>
+        <w:t>Benny entered the room. “Did you finish embarrassing Luke yet?” he asked.</w:t>
+      </w:r>
+    </w:p>
+    <w:p>
+      <w:r>
+        <w:t xml:space="preserve">“I wasn’t embarrassing him,” </w:t>
+      </w:r>
+      <w:r>
+        <w:t xml:space="preserve">Padmé </w:t>
+      </w:r>
+      <w:r>
+        <w:t>objected</w:t>
+      </w:r>
+      <w:r>
+        <w:t>. “I was just showing how cute he was as a baby.”</w:t>
+      </w:r>
+    </w:p>
+    <w:p>
+      <w:r>
+        <w:t xml:space="preserve">“You’re right,” Benny </w:t>
+      </w:r>
+      <w:r>
+        <w:t>agreed</w:t>
+      </w:r>
+      <w:r>
+        <w:t>. “He was cute as a baby, but then he was mauled by a bear, which is why he looks like that.”</w:t>
+      </w:r>
+    </w:p>
+    <w:p>
+      <w:r>
+        <w:t>“That explains my appearance</w:t>
+      </w:r>
+      <w:r>
+        <w:t xml:space="preserve">. </w:t>
+      </w:r>
+      <w:r>
+        <w:t>How about yours?”</w:t>
+      </w:r>
+      <w:r>
+        <w:t xml:space="preserve"> Luke asked.</w:t>
+      </w:r>
+    </w:p>
+    <w:p>
+      <w:r>
+        <w:t xml:space="preserve">“I’m a babe magnet. You, on the other had are a baby magnet,” Benny </w:t>
+      </w:r>
+      <w:r>
+        <w:t>noted</w:t>
+      </w:r>
+      <w:r>
+        <w:t>.</w:t>
+      </w:r>
+    </w:p>
+    <w:p>
+      <w:r>
+        <w:t>“You’re just jealous be</w:t>
+      </w:r>
+      <w:r>
+        <w:t>cause I have minions,” Luke poked</w:t>
+      </w:r>
+      <w:r>
+        <w:t>.</w:t>
+      </w:r>
+    </w:p>
+    <w:p>
+      <w:r>
+        <w:t>“I</w:t>
+      </w:r>
+      <w:r>
+        <w:t>t</w:t>
+      </w:r>
+      <w:r>
+        <w:t xml:space="preserve">’ll be a cold day in hell when I get jealous of you,” Benny </w:t>
+      </w:r>
+      <w:r>
+        <w:t>grumbled</w:t>
+      </w:r>
+      <w:r>
+        <w:t xml:space="preserve"> and went to the kitchen.</w:t>
+      </w:r>
+    </w:p>
+    <w:p>
+      <w:r>
+        <w:t xml:space="preserve">“Please stop fighting you too,” </w:t>
+      </w:r>
+      <w:r>
+        <w:t xml:space="preserve">Padmé </w:t>
+      </w:r>
+      <w:r>
+        <w:t>pleaded</w:t>
+      </w:r>
+      <w:r>
+        <w:t>. “When do you need to leave?”</w:t>
+      </w:r>
+    </w:p>
+    <w:p>
+      <w:r>
+        <w:t>Luke took out his oracle stone and checked. “It’s 5:23PM Capital time. We need to be there at 6:00PM. We’re properly dressed for your parents, aren’t w</w:t>
+      </w:r>
+      <w:r>
+        <w:t>e? We could leave at ten to six</w:t>
+      </w:r>
+      <w:r>
+        <w:t>.”</w:t>
+      </w:r>
+    </w:p>
+    <w:p>
+      <w:r>
+        <w:t>Luke put the stone away and Benny returned to the living room.</w:t>
+      </w:r>
+    </w:p>
+    <w:p>
+      <w:r>
+        <w:lastRenderedPageBreak/>
+        <w:t xml:space="preserve">“It was nice meeting you Anna,” </w:t>
+      </w:r>
+      <w:r>
+        <w:t xml:space="preserve">Padmé </w:t>
+      </w:r>
+      <w:r>
+        <w:t>said. “Please don’t be a stranger and visit again. You should go. You mustn’t keep the in-laws waiting.”</w:t>
+      </w:r>
+    </w:p>
+    <w:p>
+      <w:r>
+        <w:t xml:space="preserve">“We aren’t married mom,” Luke </w:t>
+      </w:r>
+      <w:r>
+        <w:t>complained</w:t>
+      </w:r>
+      <w:r>
+        <w:t>.</w:t>
+      </w:r>
+    </w:p>
+    <w:p>
+      <w:r>
+        <w:t xml:space="preserve">“Not yet dear,” </w:t>
+      </w:r>
+      <w:r>
+        <w:t xml:space="preserve">Padmé </w:t>
+      </w:r>
+      <w:r>
+        <w:t>said. “Come on, it’s time for you to leave. Say ‘Hi’ to your parents for me Anna.”</w:t>
+      </w:r>
+    </w:p>
+    <w:p>
+      <w:r>
+        <w:t xml:space="preserve">“Anna, the next time you visit I’ll show you the greatest saga the universe has ever </w:t>
+      </w:r>
+      <w:r>
+        <w:t>known</w:t>
+      </w:r>
+      <w:r>
+        <w:t xml:space="preserve">,” </w:t>
+      </w:r>
+      <w:r>
+        <w:t>Anakin</w:t>
+      </w:r>
+      <w:r>
         <w:t xml:space="preserve"> </w:t>
       </w:r>
       <w:r>
+        <w:t>promised</w:t>
+      </w:r>
+      <w:r>
+        <w:t>.</w:t>
+      </w:r>
+    </w:p>
+    <w:p>
+      <w:r>
+        <w:t>Luke</w:t>
+      </w:r>
+      <w:r>
+        <w:t xml:space="preserve"> took out his phone and called John.</w:t>
+      </w:r>
+    </w:p>
+    <w:p>
+      <w:r>
+        <w:t>“Are you going to your fairytale world now?” Benny asked.</w:t>
+      </w:r>
+    </w:p>
+    <w:p>
+      <w:r>
+        <w:t>“Yes, do you want to come?” Luke asked.</w:t>
+      </w:r>
+    </w:p>
+    <w:p>
+      <w:r>
+        <w:t xml:space="preserve">“No thanks,” Benny </w:t>
+      </w:r>
+      <w:r>
         <w:t>said</w:t>
       </w:r>
       <w:r>
-        <w:t>. “Remember the Force is strong with you. After all, you’re a Skywalker. There’s nothing you can’t do.”</w:t>
-      </w:r>
-    </w:p>
-    <w:p>
-      <w:r>
-        <w:t xml:space="preserve">“You should come visit us at the Capital,” Luke </w:t>
-      </w:r>
-      <w:r>
-        <w:t>suggested</w:t>
-      </w:r>
-      <w:r>
-        <w:t>. “There’s so much fun stuff to see. We visited a mountain in a universe called Olympus. It’s so high that it’s impossible to reach the top or the bottom, or at least that’s what John said. We entered a cave there and fell down a bottomless pit and into another world. I lived through all this stuff and even I don’t believe what I’m saying.”</w:t>
-      </w:r>
-    </w:p>
-    <w:p>
-      <w:r>
-        <w:t xml:space="preserve">“You’re right,” </w:t>
-      </w:r>
-      <w:r>
-        <w:t>Anakin</w:t>
-      </w:r>
-      <w:r>
-        <w:t xml:space="preserve"> said. “It’s hard to believe that magic can exist. However, I believe you and I saw what you can do. Your girlfriend is definitely cute, but not half as cute as my wife.”</w:t>
-      </w:r>
-    </w:p>
-    <w:p>
-      <w:r>
-        <w:t xml:space="preserve">The ladies entered the living room. “Your mother showed me your baby pictures,” Annie </w:t>
+        <w:t>. “You can stay in your delusional world and I’ll stay with the real one.”</w:t>
+      </w:r>
+    </w:p>
+    <w:p>
+      <w:r>
+        <w:t>“See you later, Benny the muggle. Bye mom and dad,” Luke said and gave his parents hugs. Annie hugged the parents as well and they stepped onto the road.</w:t>
+      </w:r>
+    </w:p>
+    <w:p>
+      <w:r>
+        <w:t xml:space="preserve">Down the street, John was just exiting from his house. They met half way and John opened the gate. </w:t>
+      </w:r>
+      <w:r>
+        <w:t>After crossing</w:t>
+      </w:r>
+      <w:r>
+        <w:t xml:space="preserve"> John said, </w:t>
+      </w:r>
+      <w:r>
+        <w:t>“Have fun with the in-laws</w:t>
+      </w:r>
+      <w:r>
+        <w:t xml:space="preserve">. </w:t>
+      </w:r>
+      <w:r>
+        <w:t>Call me when you need to be picked up.”</w:t>
+      </w:r>
+    </w:p>
+    <w:p>
+      <w:r>
+        <w:t xml:space="preserve">“We aren’t married,” Luke </w:t>
+      </w:r>
+      <w:r>
+        <w:t>denied</w:t>
+      </w:r>
+      <w:r>
+        <w:t>. “See you later.”</w:t>
+      </w:r>
+    </w:p>
+    <w:p>
+      <w:r>
+        <w:t>Carney and John watched them go. They stepped back into the gate and the gate closed after them.</w:t>
+      </w:r>
+    </w:p>
+    <w:p>
+      <w:pPr>
+        <w:jc w:val="center"/>
+      </w:pPr>
+      <w:r>
+        <w:rPr>
+          <w:noProof/>
+        </w:rPr>
+        <w:drawing>
+          <wp:inline distT="0" distB="0" distL="0" distR="0">
+            <wp:extent cx="292972" cy="113169"/>
+            <wp:effectExtent l="19050" t="0" r="0" b="0"/>
+            <wp:docPr id="5" name="Picture 3" descr="C:\Users\Burgess\AppData\Local\Microsoft\Windows\Temporary Internet Files\Content.IE5\0LM9LILP\MC900065312[1].wmf"/>
+            <wp:cNvGraphicFramePr>
+              <a:graphicFrameLocks xmlns:a="http://schemas.openxmlformats.org/drawingml/2006/main" noChangeAspect="1"/>
+            </wp:cNvGraphicFramePr>
+            <a:graphic xmlns:a="http://schemas.openxmlformats.org/drawingml/2006/main">
+              <a:graphicData uri="http://schemas.openxmlformats.org/drawingml/2006/picture">
+                <pic:pic xmlns:pic="http://schemas.openxmlformats.org/drawingml/2006/picture">
+                  <pic:nvPicPr>
+                    <pic:cNvPr id="0" name="Picture 3" descr="C:\Users\Burgess\AppData\Local\Microsoft\Windows\Temporary Internet Files\Content.IE5\0LM9LILP\MC900065312[1].wmf"/>
+                    <pic:cNvPicPr>
+                      <a:picLocks noChangeAspect="1" noChangeArrowheads="1"/>
+                    </pic:cNvPicPr>
+                  </pic:nvPicPr>
+                  <pic:blipFill>
+                    <a:blip r:embed="rId14" cstate="print"/>
+                    <a:srcRect/>
+                    <a:stretch>
+                      <a:fillRect/>
+                    </a:stretch>
+                  </pic:blipFill>
+                  <pic:spPr bwMode="auto">
+                    <a:xfrm>
+                      <a:off x="0" y="0"/>
+                      <a:ext cx="294457" cy="113743"/>
+                    </a:xfrm>
+                    <a:prstGeom prst="rect">
+                      <a:avLst/>
+                    </a:prstGeom>
+                    <a:noFill/>
+                    <a:ln w="9525">
+                      <a:noFill/>
+                      <a:miter lim="800000"/>
+                      <a:headEnd/>
+                      <a:tailEnd/>
+                    </a:ln>
+                  </pic:spPr>
+                </pic:pic>
+              </a:graphicData>
+            </a:graphic>
+          </wp:inline>
+        </w:drawing>
+      </w:r>
+    </w:p>
+    <w:p>
+      <w:r>
+        <w:t xml:space="preserve">“This is the first time I’m meeting royalty,” Luke </w:t>
+      </w:r>
+      <w:r>
+        <w:t>murmured</w:t>
+      </w:r>
+      <w:r>
+        <w:t>. “I’m feeling a little nervous.”</w:t>
+      </w:r>
+    </w:p>
+    <w:p>
+      <w:r>
+        <w:t xml:space="preserve">“You met me,” Annie </w:t>
       </w:r>
       <w:r>
         <w:t>said</w:t>
       </w:r>
       <w:r>
-        <w:t xml:space="preserve">. “You looked </w:t>
-      </w:r>
-      <w:proofErr w:type="gramStart"/>
-      <w:r>
-        <w:t>so</w:t>
-      </w:r>
-      <w:proofErr w:type="gramEnd"/>
-      <w:r>
-        <w:t xml:space="preserve"> cute as a baby.”</w:t>
-      </w:r>
-    </w:p>
-    <w:p>
-      <w:r>
-        <w:t>Benny entered the room. “Did you finish embarrassing Luke yet?” he asked.</w:t>
-      </w:r>
-    </w:p>
-    <w:p>
-      <w:r>
-        <w:t xml:space="preserve">“I wasn’t embarrassing him,” </w:t>
-      </w:r>
-      <w:r>
-        <w:t xml:space="preserve">Padmé </w:t>
-      </w:r>
-      <w:r>
-        <w:t>objected</w:t>
-      </w:r>
-      <w:r>
-        <w:t>. “I was just showing how cute he was as a baby.”</w:t>
-      </w:r>
-    </w:p>
-    <w:p>
-      <w:r>
-        <w:t xml:space="preserve">“You’re right,” Benny </w:t>
-      </w:r>
-      <w:r>
-        <w:t>agreed</w:t>
-      </w:r>
-      <w:r>
-        <w:t>. “He was cute as a baby, but then he was mauled by a bear, which is why he looks like that.”</w:t>
-      </w:r>
-    </w:p>
-    <w:p>
-      <w:r>
-        <w:t>“That explains my appearance</w:t>
-      </w:r>
-      <w:r>
-        <w:t xml:space="preserve">. </w:t>
-      </w:r>
-      <w:proofErr w:type="gramStart"/>
-      <w:r>
-        <w:t>How about yours?”</w:t>
-      </w:r>
-      <w:proofErr w:type="gramEnd"/>
-      <w:r>
-        <w:t xml:space="preserve"> Luke asked.</w:t>
-      </w:r>
-    </w:p>
-    <w:p>
-      <w:r>
-        <w:t xml:space="preserve">“I’m a babe magnet. You, on the other had are a baby magnet,” Benny </w:t>
-      </w:r>
-      <w:r>
-        <w:t>noted</w:t>
-      </w:r>
-      <w:r>
-        <w:t>.</w:t>
-      </w:r>
-    </w:p>
-    <w:p>
-      <w:r>
-        <w:t>“You’re just jealous be</w:t>
-      </w:r>
-      <w:r>
-        <w:t>cause I have minions,” Luke poked</w:t>
-      </w:r>
-      <w:r>
-        <w:t>.</w:t>
-      </w:r>
-    </w:p>
-    <w:p>
-      <w:r>
-        <w:t>“I</w:t>
-      </w:r>
-      <w:r>
-        <w:t>t</w:t>
-      </w:r>
-      <w:r>
-        <w:t xml:space="preserve">’ll be a cold day in hell when I get jealous of you,” Benny </w:t>
-      </w:r>
-      <w:r>
-        <w:t>grumbled</w:t>
-      </w:r>
-      <w:r>
-        <w:t xml:space="preserve"> and went to the kitchen.</w:t>
-      </w:r>
-    </w:p>
-    <w:p>
-      <w:r>
-        <w:t xml:space="preserve">“Please stop fighting you too,” </w:t>
-      </w:r>
-      <w:r>
-        <w:t xml:space="preserve">Padmé </w:t>
-      </w:r>
-      <w:r>
-        <w:t>pleaded</w:t>
-      </w:r>
-      <w:r>
-        <w:t>. “When do you need to leave?”</w:t>
+        <w:t>, smiling</w:t>
+      </w:r>
+      <w:r>
+        <w:t>.</w:t>
       </w:r>
     </w:p>
     <w:p>
       <w:r>
         <w:lastRenderedPageBreak/>
-        <w:t>Luke took out his oracle stone and checked. “It’s 5:23PM Capital time. We need to be there at 6:00PM. We’re properly dressed for your parents, aren’t w</w:t>
-      </w:r>
-      <w:r>
-        <w:t>e? We could leave at ten to six</w:t>
-      </w:r>
-      <w:r>
-        <w:t>.”</w:t>
-      </w:r>
-    </w:p>
-    <w:p>
-      <w:r>
-        <w:t>Luke put the stone away and Benny returned to the living room.</w:t>
-      </w:r>
-    </w:p>
-    <w:p>
-      <w:r>
-        <w:t xml:space="preserve">“It was nice meeting you Anna,” </w:t>
-      </w:r>
-      <w:r>
-        <w:t xml:space="preserve">Padmé </w:t>
-      </w:r>
-      <w:r>
-        <w:t>said. “Please don’t be a stranger and visit again. You should go. You mustn’t keep the in-laws waiting.”</w:t>
-      </w:r>
-    </w:p>
-    <w:p>
-      <w:r>
-        <w:t xml:space="preserve">“We aren’t married mom,” Luke </w:t>
-      </w:r>
-      <w:r>
-        <w:t>complained</w:t>
-      </w:r>
-      <w:r>
-        <w:t>.</w:t>
-      </w:r>
-    </w:p>
-    <w:p>
-      <w:r>
-        <w:t xml:space="preserve">“Not yet dear,” </w:t>
-      </w:r>
-      <w:r>
-        <w:t xml:space="preserve">Padmé </w:t>
-      </w:r>
-      <w:r>
-        <w:t>said. “Come on, it’s time for you to leave. Say ‘Hi’ to your parents for me Anna.”</w:t>
-      </w:r>
-    </w:p>
-    <w:p>
-      <w:r>
-        <w:t xml:space="preserve">“Anna, the next time you visit I’ll show you the greatest saga the universe has ever </w:t>
-      </w:r>
-      <w:r>
-        <w:t>known</w:t>
-      </w:r>
-      <w:r>
-        <w:t xml:space="preserve">,” </w:t>
-      </w:r>
-      <w:r>
-        <w:t>Anakin</w:t>
-      </w:r>
-      <w:r>
-        <w:t xml:space="preserve"> </w:t>
-      </w:r>
-      <w:r>
-        <w:t>promised</w:t>
-      </w:r>
-      <w:r>
-        <w:t>.</w:t>
-      </w:r>
-    </w:p>
-    <w:p>
-      <w:r>
-        <w:t>Luke</w:t>
-      </w:r>
-      <w:r>
-        <w:t xml:space="preserve"> took out his phone and called John.</w:t>
-      </w:r>
-    </w:p>
-    <w:p>
-      <w:r>
-        <w:t>“Are you going to your fairytale world now?” Benny asked.</w:t>
-      </w:r>
-    </w:p>
-    <w:p>
-      <w:r>
-        <w:t>“Yes, do you want to come?” Luke asked.</w:t>
-      </w:r>
-    </w:p>
-    <w:p>
-      <w:r>
-        <w:t xml:space="preserve">“No thanks,” Benny </w:t>
-      </w:r>
-      <w:r>
-        <w:t>said</w:t>
-      </w:r>
-      <w:r>
-        <w:t>. “You can stay in your delusional world and I’ll stay with the real one.”</w:t>
-      </w:r>
-    </w:p>
-    <w:p>
-      <w:r>
-        <w:t>“See you later, Benny the muggle. Bye mom and dad,” Luke said and gave his parents hugs. Annie hugged the parents as well and they stepped onto the road.</w:t>
-      </w:r>
-    </w:p>
-    <w:p>
-      <w:r>
-        <w:t xml:space="preserve">Down the street, John was just exiting from his house. They met half way and John opened the gate. </w:t>
-      </w:r>
-      <w:r>
-        <w:t>After crossing</w:t>
-      </w:r>
-      <w:r>
-        <w:t xml:space="preserve"> John said, </w:t>
-      </w:r>
-      <w:r>
-        <w:t>“Have fun with the in-laws</w:t>
-      </w:r>
-      <w:r>
-        <w:t xml:space="preserve">. </w:t>
-      </w:r>
-      <w:r>
-        <w:t>Call me when you need to be picked up.”</w:t>
-      </w:r>
-    </w:p>
-    <w:p>
-      <w:r>
-        <w:t xml:space="preserve">“We aren’t married,” Luke </w:t>
-      </w:r>
-      <w:r>
-        <w:t>denied</w:t>
-      </w:r>
-      <w:r>
-        <w:t>. “See you later.”</w:t>
-      </w:r>
-    </w:p>
-    <w:p>
-      <w:r>
-        <w:t>Carney and John watched them go. They stepped back into the gate and the gate closed after them.</w:t>
-      </w:r>
-    </w:p>
-    <w:p>
-      <w:r>
-        <w:lastRenderedPageBreak/>
-        <w:t xml:space="preserve">“This is the first time I’m meeting royalty,” Luke </w:t>
-      </w:r>
-      <w:r>
-        <w:t>murmured</w:t>
-      </w:r>
-      <w:r>
-        <w:t>. “I’m feeling a little nervous.”</w:t>
-      </w:r>
-    </w:p>
-    <w:p>
-      <w:r>
-        <w:t xml:space="preserve">“You met me,” Annie </w:t>
-      </w:r>
-      <w:r>
-        <w:t>said</w:t>
-      </w:r>
-      <w:r>
-        <w:t>.</w:t>
-      </w:r>
-    </w:p>
-    <w:p>
-      <w:r>
         <w:t xml:space="preserve">“You don’t count. I’ve never thought of you as being different from me,” Luke </w:t>
       </w:r>
       <w:r>
@@ -44177,26 +44349,36 @@
     </w:p>
     <w:p>
       <w:r>
+        <w:t xml:space="preserve">They passed </w:t>
+      </w:r>
+      <w:r>
+        <w:t xml:space="preserve">double doors </w:t>
+      </w:r>
+      <w:r>
+        <w:t>and</w:t>
+      </w:r>
+      <w:r>
+        <w:t xml:space="preserve"> </w:t>
+      </w:r>
+      <w:r>
+        <w:t>walked down a</w:t>
+      </w:r>
+      <w:r>
+        <w:t xml:space="preserve"> corridor. </w:t>
+      </w:r>
+      <w:r>
+        <w:t>“This is my room,” Annie said, pointing at a door.</w:t>
+      </w:r>
+    </w:p>
+    <w:p>
+      <w:r>
+        <w:t>The bedroom was as expected for a princess. It was filled with fluffy lacy things of pastel colors. It was too girly for Luke.</w:t>
+      </w:r>
+    </w:p>
+    <w:p>
+      <w:r>
         <w:lastRenderedPageBreak/>
-        <w:t xml:space="preserve">They passed </w:t>
-      </w:r>
-      <w:r>
-        <w:t xml:space="preserve">double doors </w:t>
-      </w:r>
-      <w:r>
-        <w:t>and</w:t>
-      </w:r>
-      <w:r>
-        <w:t xml:space="preserve"> </w:t>
-      </w:r>
-      <w:r>
-        <w:t>walked down a</w:t>
-      </w:r>
-      <w:r>
-        <w:t xml:space="preserve"> corridor. </w:t>
-      </w:r>
-      <w:r>
-        <w:t>“This is my room,” Annie said, pointing at a door.</w:t>
+        <w:t>They moved on.</w:t>
       </w:r>
     </w:p>
     <w:p>
@@ -44254,15 +44436,7 @@
         <w:t>Will</w:t>
       </w:r>
       <w:r>
-        <w:t xml:space="preserve">-field of </w:t>
-      </w:r>
-      <w:proofErr w:type="spellStart"/>
-      <w:r>
-        <w:t>Levontry</w:t>
-      </w:r>
-      <w:proofErr w:type="spellEnd"/>
-      <w:r>
-        <w:t xml:space="preserve"> </w:t>
+        <w:t xml:space="preserve">-field of Levontry </w:t>
       </w:r>
       <w:r>
         <w:t>said</w:t>
@@ -44384,15 +44558,7 @@
         <w:t xml:space="preserve"> </w:t>
       </w:r>
       <w:r>
-        <w:t xml:space="preserve">of </w:t>
-      </w:r>
-      <w:proofErr w:type="spellStart"/>
-      <w:r>
-        <w:t>Levontry</w:t>
-      </w:r>
-      <w:proofErr w:type="spellEnd"/>
-      <w:r>
-        <w:t xml:space="preserve"> said, </w:t>
+        <w:t xml:space="preserve">of Levontry said, </w:t>
       </w:r>
       <w:r>
         <w:t>frown</w:t>
@@ -44503,7 +44669,35 @@
     </w:p>
     <w:p>
       <w:r>
-        <w:t>“But you shook hands, didn’t you?” Hartford asked. “</w:t>
+        <w:t>“But you shook hands, didn’t you?” Hartford asked.</w:t>
+      </w:r>
+    </w:p>
+    <w:p>
+      <w:r>
+        <w:t>Annie blushed and said, “Actually I slapped him when he asked for a kiss.”</w:t>
+      </w:r>
+    </w:p>
+    <w:p>
+      <w:r>
+        <w:t xml:space="preserve">“That shouldn’t have counted. Luke, how old </w:t>
+      </w:r>
+      <w:proofErr w:type="gramStart"/>
+      <w:r>
+        <w:t>were</w:t>
+      </w:r>
+      <w:proofErr w:type="gramEnd"/>
+      <w:r>
+        <w:t xml:space="preserve"> you then?” Hartford asked.</w:t>
+      </w:r>
+    </w:p>
+    <w:p>
+      <w:r>
+        <w:t>“Fifteen then sir,” Luke said. “I turned sixteen August 28.”</w:t>
+      </w:r>
+    </w:p>
+    <w:p>
+      <w:r>
+        <w:t>“</w:t>
       </w:r>
       <w:r>
         <w:t xml:space="preserve">I need to speak to the council and find out what’s going on,” </w:t>
@@ -44514,18 +44708,13 @@
       <w:r>
         <w:t>said.</w:t>
       </w:r>
-    </w:p>
-    <w:p>
-      <w:r>
-        <w:t xml:space="preserve">“I passed the first challenge by using </w:t>
-      </w:r>
-      <w:proofErr w:type="gramStart"/>
-      <w:r>
-        <w:t>an ability</w:t>
-      </w:r>
-      <w:proofErr w:type="gramEnd"/>
-      <w:r>
-        <w:t xml:space="preserve"> only I possessed,” Luke said. “Unfortunately we don’t know when the next challenge will take place.”</w:t>
+      <w:r>
+        <w:t xml:space="preserve"> He wasn’t happy.</w:t>
+      </w:r>
+    </w:p>
+    <w:p>
+      <w:r>
+        <w:t>“I passed the first challenge by using an ability only I possessed,” Luke said. “Unfortunately we don’t know when the next challenge will take place.”</w:t>
       </w:r>
     </w:p>
     <w:p>
@@ -44607,13 +44796,19 @@
     </w:p>
     <w:p>
       <w:r>
+        <w:lastRenderedPageBreak/>
         <w:t>“I think she’s the prettiest, sweetest, smartest girl I know, present company excluded,” Luke said</w:t>
       </w:r>
       <w:r>
         <w:t xml:space="preserve"> earnestly</w:t>
       </w:r>
       <w:r>
-        <w:t>. “By the way, do any of you know the meaning behind the contest I’m in? I’m certain the Elders sent Annie to get me, since I’m the only known avatar. As for my social status, you’ll need to talk to my parents to find out – don’t be surprised to find that they’re ordinary citizens.”</w:t>
+        <w:t>.</w:t>
+      </w:r>
+    </w:p>
+    <w:p>
+      <w:r>
+        <w:t>“By the way, do any of you know the meaning behind the contest I’m in? I’m certain the Elders sent Annie to get me, since I’m the only known avatar. As for my social status, you’ll need to talk to my parents to find out – don’t be surprised to find that they’re ordinary citizens.”</w:t>
       </w:r>
     </w:p>
     <w:p>
@@ -44629,61 +44824,536 @@
     </w:p>
     <w:p>
       <w:r>
+        <w:t>“An avatar is someone who can master all elements. I’ll demonstrate,” Luke said and drank blue milk.</w:t>
+      </w:r>
+      <w:r>
+        <w:t xml:space="preserve"> A</w:t>
+      </w:r>
+      <w:r>
+        <w:t>s expected his hair turned blue as his body adjusted.</w:t>
+      </w:r>
+    </w:p>
+    <w:p>
+      <w:r>
+        <w:t xml:space="preserve">“Can I see that?” Brenda asked and Luke passed the bottle to her. She took a sip and </w:t>
+      </w:r>
+      <w:r>
+        <w:t>frowned</w:t>
+      </w:r>
+      <w:r>
+        <w:t>.</w:t>
+      </w:r>
+      <w:r>
+        <w:t xml:space="preserve"> “It’s only blue milk.”</w:t>
+      </w:r>
+    </w:p>
+    <w:p>
+      <w:r>
+        <w:t>“I always carry the ten types of milk</w:t>
+      </w:r>
+      <w:r>
+        <w:t xml:space="preserve"> in this utility belt</w:t>
+      </w:r>
+      <w:r>
+        <w:t xml:space="preserve">, although I’ve never used black. I’m a little scared of trying it,” Luke </w:t>
+      </w:r>
+      <w:r>
+        <w:t>admitted</w:t>
+      </w:r>
+      <w:r>
+        <w:t>.</w:t>
+      </w:r>
+    </w:p>
+    <w:p>
+      <w:r>
+        <w:t xml:space="preserve">“What about the Gray element?” </w:t>
+      </w:r>
+      <w:r>
+        <w:t>Simon</w:t>
+      </w:r>
+      <w:r>
+        <w:t xml:space="preserve"> asked.</w:t>
+      </w:r>
+      <w:r>
+        <w:t xml:space="preserve"> “Do you have some on you?”</w:t>
+      </w:r>
+    </w:p>
+    <w:p>
+      <w:r>
+        <w:t xml:space="preserve">“The gray milk is locked safely in a safe in my room. I’ve only used it under the supervision of Dr. Bones and the permission of the Council,” Luke </w:t>
+      </w:r>
+      <w:r>
+        <w:t>explained</w:t>
+      </w:r>
+      <w:r>
+        <w:t>.</w:t>
+      </w:r>
+    </w:p>
+    <w:p>
+      <w:r>
+        <w:t>“Why do you have gray milk in your room?” Hartford asked, frowning.</w:t>
+      </w:r>
+    </w:p>
+    <w:p>
+      <w:r>
+        <w:t>Luke explained in detail the first challenge and how Annie helped him. He then explained how he found the container in his room.</w:t>
+      </w:r>
+    </w:p>
+    <w:p>
+      <w:r>
+        <w:t>“It’s strange that they would just give the milk to you,” Hartford mused.</w:t>
+      </w:r>
+    </w:p>
+    <w:p>
+      <w:r>
+        <w:t>“I know,” Luke agreed. “I locked it up because I didn’t know what else to do with it.</w:t>
+      </w:r>
+    </w:p>
+    <w:p>
+      <w:r>
         <w:lastRenderedPageBreak/>
-        <w:t>“An avatar is someone who can master all elements. I’ll demonstrate,” Luke said and drank blue milk.</w:t>
-      </w:r>
-      <w:r>
-        <w:t xml:space="preserve"> As expected his hair turned blue.</w:t>
-      </w:r>
-    </w:p>
-    <w:p>
-      <w:r>
-        <w:t xml:space="preserve">“Can I see that?” Brenda asked and Luke passed the bottle to her. She took a sip and </w:t>
-      </w:r>
-      <w:r>
-        <w:t>frowned</w:t>
-      </w:r>
-      <w:r>
-        <w:t>.</w:t>
-      </w:r>
-      <w:r>
-        <w:t xml:space="preserve"> “It’s only blue milk.”</w:t>
-      </w:r>
-    </w:p>
-    <w:p>
-      <w:r>
-        <w:t>“I always carry the ten types of milk</w:t>
-      </w:r>
-      <w:r>
-        <w:t xml:space="preserve"> in this utility belt</w:t>
-      </w:r>
-      <w:r>
-        <w:t xml:space="preserve">, although I’ve never used black. I’m a little scared of trying it,” Luke </w:t>
-      </w:r>
-      <w:r>
-        <w:t>admitted</w:t>
-      </w:r>
-      <w:r>
-        <w:t>.</w:t>
-      </w:r>
-    </w:p>
-    <w:p>
-      <w:r>
-        <w:t xml:space="preserve">“What about the Gray element?” </w:t>
-      </w:r>
-      <w:r>
-        <w:t>Simon</w:t>
+        <w:t xml:space="preserve">“Monday </w:t>
+      </w:r>
+      <w:r>
+        <w:t xml:space="preserve">evening </w:t>
+      </w:r>
+      <w:r>
+        <w:t>we’re going to find out if I can convert a gray into a pink. They’re looking for an artifact that can speed up the process, but so far they have had no luck finding it.”</w:t>
+      </w:r>
+    </w:p>
+    <w:p>
+      <w:r>
+        <w:t xml:space="preserve">“Can you change your element without the milk?” </w:t>
+      </w:r>
+      <w:r>
+        <w:t>Tabitha</w:t>
       </w:r>
       <w:r>
         <w:t xml:space="preserve"> asked.</w:t>
       </w:r>
-      <w:r>
-        <w:t xml:space="preserve"> “Do you have some on you?”</w:t>
-      </w:r>
-    </w:p>
-    <w:p>
-      <w:r>
-        <w:t xml:space="preserve">“The gray milk is locked safely in a safe in my room. I’ve only used it under the supervision of Dr. Bones and the permission of the Council,” Luke </w:t>
+    </w:p>
+    <w:p>
+      <w:r>
+        <w:t>“I did it once when I visited Annie’s Life Force group. Unfortunately it has side effects, which is why I prefer the milk,” Luke said.</w:t>
+      </w:r>
+    </w:p>
+    <w:p>
+      <w:r>
+        <w:t>“What sort of side effects?” Steven asked.</w:t>
+      </w:r>
+    </w:p>
+    <w:p>
+      <w:r>
+        <w:t>“It turned him into a girl,” a voice called from behind.</w:t>
+      </w:r>
+    </w:p>
+    <w:p>
+      <w:r>
+        <w:t>Luke blushed red. “Do you want a rematch David? I’ll show you how manly my fist is.”</w:t>
+      </w:r>
+    </w:p>
+    <w:p>
+      <w:r>
+        <w:t xml:space="preserve">“You punch like a girl,” David </w:t>
+      </w:r>
+      <w:r>
+        <w:t>pointed out</w:t>
+      </w:r>
+      <w:r>
+        <w:t>.</w:t>
+      </w:r>
+    </w:p>
+    <w:p>
+      <w:r>
+        <w:t xml:space="preserve">“You didn’t think so last time,” Luke </w:t>
+      </w:r>
+      <w:r>
+        <w:t>disagreed</w:t>
+      </w:r>
+      <w:r>
+        <w:t>.</w:t>
+      </w:r>
+    </w:p>
+    <w:p>
+      <w:r>
+        <w:t>“That’s because you took me by surprise. I won’t fall for</w:t>
+      </w:r>
+      <w:r>
+        <w:t xml:space="preserve"> that a second time,” David denied</w:t>
+      </w:r>
+      <w:r>
+        <w:t>.</w:t>
+      </w:r>
+    </w:p>
+    <w:p>
+      <w:r>
+        <w:t>“Please you two,</w:t>
+      </w:r>
+      <w:r>
+        <w:t xml:space="preserve"> stop fighting,” </w:t>
+      </w:r>
+      <w:r>
+        <w:t xml:space="preserve">Jasmine </w:t>
+      </w:r>
+      <w:r>
+        <w:t>begged</w:t>
+      </w:r>
+      <w:r>
+        <w:t>.</w:t>
+      </w:r>
+    </w:p>
+    <w:p>
+      <w:r>
+        <w:t xml:space="preserve">Hartford </w:t>
+      </w:r>
+      <w:r>
+        <w:t>only laughed. “It’s all right dear. Young men should fight. It shows that they are friends.”</w:t>
+      </w:r>
+    </w:p>
+    <w:p>
+      <w:r>
+        <w:t xml:space="preserve">“I’m sorry but I can’t be friends with him,” Luke </w:t>
+      </w:r>
+      <w:r>
+        <w:t>objected</w:t>
+      </w:r>
+      <w:r>
+        <w:t>. “You know why I fought him, don’t you? It’s wrong to force people.”</w:t>
+      </w:r>
+    </w:p>
+    <w:p>
+      <w:r>
+        <w:t xml:space="preserve">Hartford </w:t>
+      </w:r>
+      <w:r>
+        <w:t>nodded. “We had a talked about that. He’s honor bound to quit the Firedogs team, unless you give him permission to rejoin.”</w:t>
+      </w:r>
+    </w:p>
+    <w:p>
+      <w:r>
+        <w:t xml:space="preserve">“The only way I’ll let him rejoin is if he begs forgiveness of everyone he hurt and changes his attitude. </w:t>
+      </w:r>
+      <w:r>
+        <w:t>I believe, i</w:t>
+      </w:r>
+      <w:r>
+        <w:t xml:space="preserve">t is the duty of royalty to take care of the people, not to take advantage of them,” Luke </w:t>
+      </w:r>
+      <w:r>
+        <w:t>scolded</w:t>
+      </w:r>
+      <w:r>
+        <w:t>.</w:t>
+      </w:r>
+    </w:p>
+    <w:p>
+      <w:r>
+        <w:lastRenderedPageBreak/>
+        <w:t xml:space="preserve">“You’re right Luke,” </w:t>
+      </w:r>
+      <w:r>
+        <w:t xml:space="preserve">Hartford </w:t>
+      </w:r>
+      <w:r>
+        <w:t>agreed</w:t>
+      </w:r>
+      <w:r>
+        <w:t>. “What do you think of King Dar-mar?”</w:t>
+      </w:r>
+    </w:p>
+    <w:p>
+      <w:r>
+        <w:t xml:space="preserve">“I don’t like conquerors,” Luke </w:t>
+      </w:r>
+      <w:r>
+        <w:t>said</w:t>
+      </w:r>
+      <w:r>
+        <w:t>. “I’m glad I’m not his son.”</w:t>
+      </w:r>
+    </w:p>
+    <w:p>
+      <w:r>
+        <w:t xml:space="preserve">“Did you try the Skywalker surprise?” </w:t>
+      </w:r>
+      <w:r>
+        <w:t>Steven</w:t>
+      </w:r>
+      <w:r>
+        <w:t xml:space="preserve"> asked.</w:t>
+      </w:r>
+    </w:p>
+    <w:p>
+      <w:r>
+        <w:t xml:space="preserve">“Yes I did,” Luke </w:t>
+      </w:r>
+      <w:r>
+        <w:t>said</w:t>
+      </w:r>
+      <w:r>
+        <w:t>. “It’s something my dad would do. In our world we have a saga called Star Wars. Both Dar-mar and my dad seem to be Star Wars nuts. I was named after the hero of the story and father renamed himself Anakin. You need to watch it to understand.”</w:t>
+      </w:r>
+    </w:p>
+    <w:p>
+      <w:r>
+        <w:t xml:space="preserve">“You said it changed him,” </w:t>
+      </w:r>
+      <w:r>
+        <w:t>Tabitha</w:t>
+      </w:r>
+      <w:r>
+        <w:t xml:space="preserve"> said. “Did it really?”</w:t>
+      </w:r>
+    </w:p>
+    <w:p>
+      <w:r>
+        <w:t>“Yes,” Annie said.</w:t>
+      </w:r>
+    </w:p>
+    <w:p>
+      <w:r>
+        <w:t xml:space="preserve">Luke got up and paced around the room, looking </w:t>
+      </w:r>
+      <w:r>
+        <w:t>embarrassed</w:t>
+      </w:r>
+      <w:r>
+        <w:t>.</w:t>
+      </w:r>
+    </w:p>
+    <w:p>
+      <w:r>
+        <w:t xml:space="preserve">Laughing, </w:t>
+      </w:r>
+      <w:r>
+        <w:t xml:space="preserve">David </w:t>
+      </w:r>
+      <w:r>
+        <w:t xml:space="preserve">motioned with his hands </w:t>
+      </w:r>
+      <w:r>
+        <w:t>and asked, “Did he have big or small…”</w:t>
+      </w:r>
+    </w:p>
+    <w:p>
+      <w:r>
+        <w:t>“Stop teasing him David,” Jasmine scolded.</w:t>
+      </w:r>
+    </w:p>
+    <w:p>
+      <w:r>
+        <w:t>“Perhaps the girls can go clothes shopping,” David said, grinning like an idiot.</w:t>
+      </w:r>
+    </w:p>
+    <w:p>
+      <w:r>
+        <w:t>“Perhaps you can join,” Luke said, red faced.</w:t>
+      </w:r>
+    </w:p>
+    <w:p>
+      <w:r>
+        <w:t>“I’ll pass,” David said, still smiling.</w:t>
+      </w:r>
+    </w:p>
+    <w:p>
+      <w:r>
+        <w:t>“Dinner is ready,” a servant called.</w:t>
+      </w:r>
+    </w:p>
+    <w:p>
+      <w:pPr>
+        <w:rPr>
+          <w:i/>
+        </w:rPr>
+      </w:pPr>
+      <w:r>
+        <w:rPr>
+          <w:i/>
+        </w:rPr>
+        <w:t>Saved by the bell…</w:t>
+      </w:r>
+    </w:p>
+    <w:p>
+      <w:r>
+        <w:t>They adjourned to the dining room. Annie’s parents took the ends and Luke sat beside Annie.</w:t>
+      </w:r>
+    </w:p>
+    <w:p>
+      <w:r>
+        <w:t>“What do you think of our world?” Jasmine asked.</w:t>
+      </w:r>
+    </w:p>
+    <w:p>
+      <w:r>
+        <w:lastRenderedPageBreak/>
+        <w:t>“I always dreamed of living in a world of magic,” Luke said. “It was a dream come true meeting your daughter. I only wish I could protect my friends from danger. We survived the preliminary trial only because our bicycles confused the antler dogs. In the last challenge, I only had to risk myself. I hope I can protect them when the next challenge comes.”</w:t>
+      </w:r>
+    </w:p>
+    <w:p>
+      <w:r>
+        <w:t>“You would have risked your life to help those gray children even if you didn’t have to,” Jasmine said.</w:t>
+      </w:r>
+    </w:p>
+    <w:p>
+      <w:r>
+        <w:t>“Life is magic. Magic is life,” Luke answered, expressing a thought that popped into his head. “Those who don’t respect life don’t deserve it.”</w:t>
+      </w:r>
+    </w:p>
+    <w:p>
+      <w:r>
+        <w:t xml:space="preserve">“A very noble sentiment, Luke,” Hartford </w:t>
+      </w:r>
+      <w:r>
+        <w:t>agreed</w:t>
+      </w:r>
+      <w:r>
+        <w:t>.</w:t>
+      </w:r>
+    </w:p>
+    <w:p>
+      <w:r>
+        <w:t>“Magic is so incredible,” Luke said in awe. “I wonder if there’s anything magic can’t do.”</w:t>
+      </w:r>
+    </w:p>
+    <w:p>
+      <w:pPr>
+        <w:pStyle w:val="H2"/>
+      </w:pPr>
+      <w:r>
+        <w:lastRenderedPageBreak/>
+        <w:t>Birth of a Dragon</w:t>
+      </w:r>
+    </w:p>
+    <w:p>
+      <w:pPr>
+        <w:pStyle w:val="Quote1"/>
+      </w:pPr>
+      <w:r>
+        <w:t>All dragons have humble beginnings</w:t>
+      </w:r>
+    </w:p>
+    <w:p>
+      <w:pPr>
+        <w:pStyle w:val="Quote1"/>
+      </w:pPr>
+      <w:r>
+        <w:t xml:space="preserve">Including Steel </w:t>
+      </w:r>
+    </w:p>
+    <w:p>
+      <w:r>
+        <w:t>“There are plenty of things magic can’t do,” Simon declared. “For instance you can’t change your gender or turn into another species.”</w:t>
+      </w:r>
+    </w:p>
+    <w:p>
+      <w:r>
+        <w:t xml:space="preserve">“They also said you can’t change your element and yet I do it all the time,” Luke </w:t>
+      </w:r>
+      <w:r>
+        <w:t>said</w:t>
+      </w:r>
+      <w:r>
+        <w:t>.</w:t>
+      </w:r>
+      <w:r>
+        <w:t xml:space="preserve"> “As for gender, that is also possible, as Annie can testify – although I prefer being a boy.</w:t>
+      </w:r>
+    </w:p>
+    <w:p>
+      <w:r>
+        <w:t>“Don’t let other people’s opinion limit you. If you want to change your gender or species, I say, go for it.”</w:t>
+      </w:r>
+    </w:p>
+    <w:p>
+      <w:r>
+        <w:t>“How would you go about doing it?” Simon asked excitedly.</w:t>
+      </w:r>
+    </w:p>
+    <w:p>
+      <w:r>
+        <w:t>Luke thought back to his experience with the Life force group and how they changed his element. “I believe it has to do with the transfer of life force. It</w:t>
+      </w:r>
+      <w:r>
+        <w:t xml:space="preserve"> i</w:t>
+      </w:r>
+      <w:r>
+        <w:t>s – hard to explain. You should meet Dr. Banana Bones and his dig. They found ancient knowledge in that vault. You can also do it without magic, but you need to go to a scientifically advanced society for that.”</w:t>
+      </w:r>
+    </w:p>
+    <w:p>
+      <w:r>
+        <w:t>“There are plenty of shape-shifters, but I wouldn’t want to turn into a werewolf</w:t>
+      </w:r>
+      <w:r>
+        <w:t xml:space="preserve"> or something equally lame</w:t>
+      </w:r>
+      <w:r>
+        <w:t>,” Steven said.</w:t>
+      </w:r>
+    </w:p>
+    <w:p>
+      <w:r>
+        <w:t>Desert was served.</w:t>
+      </w:r>
+    </w:p>
+    <w:p>
+      <w:r>
+        <w:t xml:space="preserve">“There are Items </w:t>
+      </w:r>
+      <w:r>
+        <w:t>that</w:t>
+      </w:r>
+      <w:r>
+        <w:t xml:space="preserve"> do almost anything. Isn’t there something to do shape-shifting?” Luke asked.</w:t>
+      </w:r>
+    </w:p>
+    <w:p>
+      <w:r>
+        <w:t xml:space="preserve">“The control of life is the prerogative of the gods,” </w:t>
+      </w:r>
+      <w:r>
+        <w:t xml:space="preserve">Jasmine </w:t>
+      </w:r>
+      <w:r>
+        <w:t>said</w:t>
+      </w:r>
+      <w:r>
+        <w:t xml:space="preserve"> firmly</w:t>
+      </w:r>
+      <w:r>
+        <w:t>. “Machines and magical items can’t change the nature of life</w:t>
+      </w:r>
+      <w:r>
+        <w:t>.</w:t>
+      </w:r>
+      <w:r>
+        <w:t xml:space="preserve"> </w:t>
+      </w:r>
+      <w:r>
+        <w:t>A</w:t>
+      </w:r>
+      <w:r>
+        <w:t>lthough through advanced technology and black magic, Life can be distorted and bent to the will of the yielder.”</w:t>
+      </w:r>
+    </w:p>
+    <w:p>
+      <w:r>
+        <w:t xml:space="preserve">“I never saw anyone with black hair in school,” Luke </w:t>
+      </w:r>
+      <w:r>
+        <w:t>noted</w:t>
+      </w:r>
+      <w:r>
+        <w:t>.</w:t>
+      </w:r>
+    </w:p>
+    <w:p>
+      <w:r>
+        <w:lastRenderedPageBreak/>
+        <w:t xml:space="preserve">“That’s because people who yield the Darkness element are forbidden from learning magic,” </w:t>
+      </w:r>
+      <w:r>
+        <w:t xml:space="preserve">Hartford </w:t>
       </w:r>
       <w:r>
         <w:t>explained</w:t>
@@ -44694,49 +45364,935 @@
     </w:p>
     <w:p>
       <w:r>
-        <w:t xml:space="preserve">“Monday </w:t>
-      </w:r>
-      <w:r>
-        <w:t xml:space="preserve">evening </w:t>
-      </w:r>
-      <w:r>
-        <w:t>we’re going to find out if I can convert a gray into a pink. They’re looking for an artifact that can speed up the process, but so far they have had no luck finding it.”</w:t>
-      </w:r>
-    </w:p>
-    <w:p>
-      <w:r>
-        <w:t xml:space="preserve">“Why do you have gray milk in your room?” </w:t>
+        <w:t>“You’re frightened of them, aren’t you?” Luke asked. “It frightens me also, which is why I haven’t trained with it.”</w:t>
+      </w:r>
+    </w:p>
+    <w:p>
+      <w:r>
+        <w:t xml:space="preserve">“Someone in the grip of darkness could do anything,” </w:t>
       </w:r>
       <w:r>
         <w:t xml:space="preserve">Hartford </w:t>
       </w:r>
       <w:r>
-        <w:t xml:space="preserve">asked, </w:t>
-      </w:r>
-      <w:r>
-        <w:t>frown</w:t>
+        <w:t>explained</w:t>
+      </w:r>
+      <w:r>
+        <w:t>.</w:t>
+      </w:r>
+    </w:p>
+    <w:p>
+      <w:r>
+        <w:t xml:space="preserve">“It’s like the Death element. It’s a scary power. Life and Death, Light and Darkness,” Luke </w:t>
+      </w:r>
+      <w:r>
+        <w:t>nodded</w:t>
+      </w:r>
+      <w:r>
+        <w:t>. “Only one in a thousand can yield those powers. Tomorrow night, we’ll try to change some gray children into pink children. It might be interesting to watch, since it will be a historical event should it succeed. Then again, we don’t know if it’s possible – or if we have enough power to do it.”</w:t>
+      </w:r>
+    </w:p>
+    <w:p>
+      <w:r>
+        <w:t xml:space="preserve">“Don’t worry dear, we believe you can do it,” </w:t>
+      </w:r>
+      <w:r>
+        <w:t xml:space="preserve">Jasmine </w:t>
+      </w:r>
+      <w:r>
+        <w:t>reassured</w:t>
+      </w:r>
+      <w:r>
+        <w:t>.</w:t>
+      </w:r>
+    </w:p>
+    <w:p>
+      <w:r>
+        <w:t>“Thanks Annie’s mom,” Luke smiled, starting to relax</w:t>
+      </w:r>
+      <w:r>
+        <w:t>.</w:t>
+      </w:r>
+    </w:p>
+    <w:p>
+      <w:r>
+        <w:t xml:space="preserve">“Come, let’s go back to the family room,” </w:t>
+      </w:r>
+      <w:r>
+        <w:t xml:space="preserve">Jasmine </w:t>
+      </w:r>
+      <w:r>
+        <w:t>said.</w:t>
+      </w:r>
+    </w:p>
+    <w:p>
+      <w:r>
+        <w:t>“I’m going out,” David said and left.</w:t>
+      </w:r>
+    </w:p>
+    <w:p>
+      <w:r>
+        <w:t xml:space="preserve">They returned to the family room and </w:t>
+      </w:r>
+      <w:r>
+        <w:t xml:space="preserve">Jasmine </w:t>
+      </w:r>
+      <w:r>
+        <w:t>asked, “What kind of world do you come from?”</w:t>
+      </w:r>
+    </w:p>
+    <w:p>
+      <w:r>
+        <w:t>Luke began his description of his home. “We don’t believe in magic, we’ve discovered the Standard Model of physics and we are trying to understand life through biology and genetic engineering. We use machines for everything, like the bicycle I</w:t>
+      </w:r>
+      <w:r>
+        <w:t>’ll be</w:t>
+      </w:r>
+      <w:r>
+        <w:t xml:space="preserve"> teaching Annie to ride, when we have the time.</w:t>
+      </w:r>
+    </w:p>
+    <w:p>
+      <w:r>
+        <w:t xml:space="preserve">“Our </w:t>
+      </w:r>
+      <w:r>
+        <w:t xml:space="preserve">country </w:t>
+      </w:r>
+      <w:r>
+        <w:t xml:space="preserve">was </w:t>
+      </w:r>
+      <w:r>
+        <w:t>founded</w:t>
+      </w:r>
+      <w:r>
+        <w:t xml:space="preserve"> by people who rejected royalty</w:t>
+      </w:r>
+      <w:r>
+        <w:t>, but we</w:t>
+      </w:r>
+      <w:r>
+        <w:t xml:space="preserve"> a</w:t>
+      </w:r>
+      <w:r>
+        <w:t xml:space="preserve">re still fascinated by it. I live in a mountainous region which I </w:t>
+      </w:r>
+      <w:r>
+        <w:t>love</w:t>
+      </w:r>
+      <w:r>
+        <w:t>.</w:t>
+      </w:r>
+    </w:p>
+    <w:p>
+      <w:r>
+        <w:lastRenderedPageBreak/>
+        <w:t xml:space="preserve">“What else can I say – none of us has tails and we only have these types of ears, and hair color is just shades of brown, black, blond, and </w:t>
+      </w:r>
+      <w:r>
+        <w:t>copper</w:t>
+      </w:r>
+      <w:r>
+        <w:t xml:space="preserve"> with no magical significance.</w:t>
+      </w:r>
+    </w:p>
+    <w:p>
+      <w:r>
+        <w:t>“I noticed that not everyone here is a wizard. Why is that?”</w:t>
+      </w:r>
+    </w:p>
+    <w:p>
+      <w:r>
+        <w:t xml:space="preserve">“That’s because not everyone is born with magical power,” </w:t>
+      </w:r>
+      <w:r>
+        <w:t xml:space="preserve">Hartford </w:t>
+      </w:r>
+      <w:r>
+        <w:t>stated</w:t>
+      </w:r>
+      <w:r>
+        <w:t>.</w:t>
+      </w:r>
+    </w:p>
+    <w:p>
+      <w:r>
+        <w:t>“I f</w:t>
+      </w:r>
+      <w:r>
+        <w:t>ind that hard to believe</w:t>
+      </w:r>
+      <w:r>
+        <w:t>. My friend Carney believed that too, until I got him to</w:t>
+      </w:r>
+      <w:r>
+        <w:t xml:space="preserve"> climb the </w:t>
+      </w:r>
+      <w:r>
+        <w:t>Testing S</w:t>
+      </w:r>
+      <w:r>
+        <w:t>teps of the Library,</w:t>
+      </w:r>
+      <w:r>
+        <w:t>”</w:t>
+      </w:r>
+      <w:r>
+        <w:t xml:space="preserve"> Luke explained.</w:t>
+      </w:r>
+      <w:r>
+        <w:t xml:space="preserve"> “He now goes to school with me.”</w:t>
+      </w:r>
+    </w:p>
+    <w:p>
+      <w:r>
+        <w:t xml:space="preserve">“That’s impossible,” </w:t>
+      </w:r>
+      <w:r>
+        <w:t xml:space="preserve">Hartford </w:t>
+      </w:r>
+      <w:r>
+        <w:t>denied</w:t>
+      </w:r>
+      <w:r>
+        <w:t>. “A person without magical power can’t climb those steps. In fact, most people who attend the school don’t have sufficient power to climb the Trial Steps, which is why they have to pay full tuition.”</w:t>
+      </w:r>
+    </w:p>
+    <w:p>
+      <w:r>
+        <w:t xml:space="preserve">“Then you need to meet Carney,” Luke </w:t>
+      </w:r>
+      <w:r>
+        <w:t>challenged</w:t>
+      </w:r>
+      <w:r>
+        <w:t xml:space="preserve">. “He was assigned </w:t>
+      </w:r>
+      <w:r>
+        <w:t xml:space="preserve">to me as my personal assistant </w:t>
+      </w:r>
+      <w:r>
+        <w:t>when I came here. He’s very loyal, which is why I was able to get him to climb the steps. Once he graduates, he</w:t>
+      </w:r>
+      <w:r>
+        <w:t>’</w:t>
+      </w:r>
+      <w:r>
+        <w:t>ll be able to be anything he wants to be.</w:t>
+      </w:r>
+      <w:r>
+        <w:t>”</w:t>
+      </w:r>
+    </w:p>
+    <w:p>
+      <w:r>
+        <w:t>Luke paused and then said, “Here’s another tidbit of information. 100% of all Gray children activate, even though only 10% of the general population ever do. Why is that?</w:t>
+      </w:r>
+    </w:p>
+    <w:p>
+      <w:r>
+        <w:t xml:space="preserve">“I believe the key is </w:t>
+      </w:r>
+      <w:r>
+        <w:t>expectation</w:t>
+      </w:r>
+      <w:r>
+        <w:t xml:space="preserve">. </w:t>
+      </w:r>
+      <w:r>
+        <w:t>The gray children spend their lives waiting in terror for when they activate, while regular children are thought that’s impossible.</w:t>
+      </w:r>
+    </w:p>
+    <w:p>
+      <w:r>
+        <w:t>“</w:t>
+      </w:r>
+      <w:r>
+        <w:t>I believe that what the Trial Steps test isn’t magical ability</w:t>
+      </w:r>
+      <w:r>
+        <w:t>,</w:t>
+      </w:r>
+      <w:r>
+        <w:t xml:space="preserve"> but determination. Are you determined enough to overcome all ob</w:t>
+      </w:r>
+      <w:r>
+        <w:t>stacles and reach for your dreams</w:t>
+      </w:r>
+      <w:r>
+        <w:t>?</w:t>
+      </w:r>
+    </w:p>
+    <w:p>
+      <w:r>
+        <w:lastRenderedPageBreak/>
+        <w:t>“Simon, you’re interested in shape-shifting. Consider joining our adventurer</w:t>
+      </w:r>
+      <w:r>
+        <w:t xml:space="preserve"> group</w:t>
+      </w:r>
+      <w:r>
+        <w:t xml:space="preserve">. We could use </w:t>
+      </w:r>
+      <w:r>
+        <w:t>the</w:t>
+      </w:r>
+      <w:r>
+        <w:t xml:space="preserve"> Metal element – that is if you don’t mind hanging around with a bunch of teenagers.”</w:t>
+      </w:r>
+    </w:p>
+    <w:p>
+      <w:r>
+        <w:t>“Do you really think it’s possible to shape-shift?” Simon asked.</w:t>
+      </w:r>
+    </w:p>
+    <w:p>
+      <w:r>
+        <w:t>Luke paused for a moment and then said, “Let me tell you a story. I’ve loved strawberry flavored milk since I was a child. By the way, milk in my world is only white and doesn’t have magical significance.</w:t>
+      </w:r>
+    </w:p>
+    <w:p>
+      <w:r>
+        <w:t xml:space="preserve">“Since I was a child, </w:t>
+      </w:r>
+      <w:r>
+        <w:t>m</w:t>
+      </w:r>
+      <w:r>
+        <w:t>y big brother Benny would tell me that my hair would turn pink if I drank too much milk. Guess what? When I arrived at the library, my hair did turn pink – right after drinking pink milk.</w:t>
+      </w:r>
+    </w:p>
+    <w:p>
+      <w:r>
+        <w:t>“I then tried red milk and my hair turned red. I believe it was Benny’s childhood suggestion that did it, not any innate ability on my part. What I’m trying to say is that what I can do, you can do.”</w:t>
+      </w:r>
+    </w:p>
+    <w:p>
+      <w:r>
+        <w:t>Luke looked around, forgetting for a moment that he was among royalty. It was clear none believed his explanation.</w:t>
+      </w:r>
+    </w:p>
+    <w:p>
+      <w:r>
+        <w:t xml:space="preserve"> “What’s your favorite animal, the one you want to become?” Luke asked, looking intently at Simon.</w:t>
+      </w:r>
+    </w:p>
+    <w:p>
+      <w:r>
+        <w:t>“I want to become a dragon,” Simon said.</w:t>
+      </w:r>
+      <w:r>
+        <w:t xml:space="preserve"> “But my spirit beast is just a turtle.”</w:t>
+      </w:r>
+    </w:p>
+    <w:p>
+      <w:r>
+        <w:t>Luke got up and placed his palm on Simon’s head and gently squeezed his head. With the air of command, Luke said, “Close your eyes…”</w:t>
+      </w:r>
+    </w:p>
+    <w:p>
+      <w:r>
+        <w:t xml:space="preserve">“Not over here,” </w:t>
+      </w:r>
+      <w:r>
+        <w:t xml:space="preserve">Jasmine </w:t>
+      </w:r>
+      <w:r>
+        <w:t>scolded</w:t>
+      </w:r>
+      <w:r>
+        <w:t xml:space="preserve">. “I don’t want you </w:t>
+      </w:r>
+      <w:r>
+        <w:t>w</w:t>
+      </w:r>
+      <w:r>
+        <w:t>reck</w:t>
       </w:r>
       <w:r>
         <w:t>ing</w:t>
       </w:r>
       <w:r>
-        <w:t>.</w:t>
-      </w:r>
-    </w:p>
-    <w:p>
-      <w:r>
-        <w:t>Luke explained in detail the first challenge and how Annie helped him.</w:t>
-      </w:r>
-    </w:p>
-    <w:p>
-      <w:r>
-        <w:t xml:space="preserve">“It’s strange that they would just give the milk to you,” </w:t>
+        <w:t xml:space="preserve"> the living-room.”</w:t>
+      </w:r>
+    </w:p>
+    <w:p>
+      <w:r>
+        <w:t>Luke looked around the room and knew everyone had faith that he could do the impossible – as if he had such power. The real power would of course come from Simon. Luke was just giving him confidence.</w:t>
+      </w:r>
+    </w:p>
+    <w:p>
+      <w:r>
+        <w:lastRenderedPageBreak/>
+        <w:t xml:space="preserve">“Let’s go to the back yard,” </w:t>
       </w:r>
       <w:r>
         <w:t xml:space="preserve">Hartford </w:t>
       </w:r>
       <w:r>
-        <w:t>mused</w:t>
+        <w:t>suggested</w:t>
+      </w:r>
+      <w:r>
+        <w:t xml:space="preserve">. Everyone followed </w:t>
+      </w:r>
+      <w:r>
+        <w:t xml:space="preserve">Hartford </w:t>
+      </w:r>
+      <w:r>
+        <w:t>out of the palace. Lights came on as they exited the building.</w:t>
+      </w:r>
+    </w:p>
+    <w:p>
+      <w:r>
+        <w:t>Luke found himself on a manicured garden with a mixture of English, Japanese and other influences. He leisurely walked around the garden, trying to decide how best to make a dramatic impact.</w:t>
+      </w:r>
+    </w:p>
+    <w:p>
+      <w:r>
+        <w:t>“What is the exact type of dragon you want to become?” Luke asked.</w:t>
+      </w:r>
+    </w:p>
+    <w:p>
+      <w:r>
+        <w:t xml:space="preserve">“I want to become a steel king dragon,” Simon </w:t>
+      </w:r>
+      <w:r>
+        <w:t>confidently</w:t>
+      </w:r>
+      <w:r>
+        <w:t>. He brought out his oracle stone and showed Luke. It was a magnificent creature with steel grey wings and body.</w:t>
+      </w:r>
+    </w:p>
+    <w:p>
+      <w:r>
+        <w:t xml:space="preserve">“Is this a good idea?” </w:t>
+      </w:r>
+      <w:r>
+        <w:t xml:space="preserve">Jasmine </w:t>
+      </w:r>
+      <w:r>
+        <w:t>asked</w:t>
+      </w:r>
+      <w:r>
+        <w:t xml:space="preserve"> worriedly</w:t>
+      </w:r>
+      <w:r>
+        <w:t>. “We’re treading on the domain of the gods.”</w:t>
+      </w:r>
+    </w:p>
+    <w:p>
+      <w:r>
+        <w:t xml:space="preserve">“If that’s true, then nothing will happen,” Luke </w:t>
+      </w:r>
+      <w:r>
+        <w:t>assured</w:t>
+      </w:r>
+      <w:r>
+        <w:t>. “I’m living proof that we have potential that most people don’t know or understand.”</w:t>
+      </w:r>
+    </w:p>
+    <w:p>
+      <w:r>
+        <w:t xml:space="preserve">“Simon is twenty-four years old,” </w:t>
+      </w:r>
+      <w:r>
+        <w:t xml:space="preserve">Hartford </w:t>
+      </w:r>
+      <w:r>
+        <w:t>said. “That’s old enough for him to know what he wants.”</w:t>
+      </w:r>
+    </w:p>
+    <w:p>
+      <w:r>
+        <w:t>“Have you had physical contact with them? Do you have one here?” Luke asked.</w:t>
+      </w:r>
+    </w:p>
+    <w:p>
+      <w:r>
+        <w:t>Simon shook his head. “They can’t be tamed.</w:t>
+      </w:r>
+      <w:r>
+        <w:t xml:space="preserve"> Captivity only kills them.</w:t>
+      </w:r>
+      <w:r>
+        <w:t>”</w:t>
+      </w:r>
+    </w:p>
+    <w:p>
+      <w:r>
+        <w:t>Luke walked up to Simon and placed his left palm on Simon’s forehead. He took a dramatic pose and slowly waved his right hand.</w:t>
+      </w:r>
+    </w:p>
+    <w:p>
+      <w:r>
+        <w:t xml:space="preserve">Speaking with as much authority as he could, Luke slowly </w:t>
+      </w:r>
+      <w:r>
+        <w:t>spoke.</w:t>
+      </w:r>
+      <w:r>
+        <w:t xml:space="preserve"> “Close your eyes Simon Peter </w:t>
+      </w:r>
+      <w:r>
+        <w:t>Will</w:t>
+      </w:r>
+      <w:r>
+        <w:t xml:space="preserve">-field of Levontry – </w:t>
+      </w:r>
+      <w:r>
+        <w:t xml:space="preserve">Imagine a steel king dragon in front of you. </w:t>
+      </w:r>
+      <w:r>
+        <w:t xml:space="preserve">Imagine making love to </w:t>
+      </w:r>
+      <w:r>
+        <w:t>it</w:t>
+      </w:r>
+      <w:r>
+        <w:t xml:space="preserve"> – Imagine their energy flowing through your body – your mind – your soul – Feel as if you’re looking through their eyes – Imaging being born – growing up – riding the winds – hunting – </w:t>
+      </w:r>
+      <w:r>
+        <w:t>k</w:t>
+      </w:r>
+      <w:r>
+        <w:t>now</w:t>
+      </w:r>
+      <w:r>
+        <w:t>ing</w:t>
+      </w:r>
+      <w:r>
+        <w:t xml:space="preserve"> that you are the master of </w:t>
+      </w:r>
+      <w:r>
+        <w:lastRenderedPageBreak/>
+        <w:t xml:space="preserve">your world – You have powers few dream of and others bow </w:t>
+      </w:r>
+      <w:r>
+        <w:t xml:space="preserve">down </w:t>
+      </w:r>
+      <w:r>
+        <w:t>to – Nod when you have the image.”</w:t>
+      </w:r>
+    </w:p>
+    <w:p>
+      <w:r>
+        <w:t xml:space="preserve">It was simple hypnotic suggestion that anyone with knowledge could do. </w:t>
+      </w:r>
+      <w:r>
+        <w:t>Luke waited while the family looked on. People looked from behind closed curtains.</w:t>
+      </w:r>
+    </w:p>
+    <w:p>
+      <w:r>
+        <w:t>Luke wished he had a Power element, but perhaps he could use the audience. He focused on the audience and felt himself absorbing their power.</w:t>
+      </w:r>
+    </w:p>
+    <w:p>
+      <w:r>
+        <w:t>Simon nodded.</w:t>
+      </w:r>
+    </w:p>
+    <w:p>
+      <w:r>
+        <w:t xml:space="preserve">“Simon Peter </w:t>
+      </w:r>
+      <w:r>
+        <w:t>Will</w:t>
+      </w:r>
+      <w:r>
+        <w:t>-field of Levontry, what do you feel? Speak in a loud commanding voice so everyone can hear.”</w:t>
+      </w:r>
+    </w:p>
+    <w:p>
+      <w:r>
+        <w:t xml:space="preserve">“I can feel what it’s like to be a </w:t>
+      </w:r>
+      <w:r>
+        <w:t>steel king dragon</w:t>
+      </w:r>
+      <w:r>
+        <w:t>,” Simon spoke aloud. “I can feel myself fly through the sky and can feel the power.”</w:t>
+      </w:r>
+    </w:p>
+    <w:p>
+      <w:r>
+        <w:t xml:space="preserve">Noting the greater audience, Luke knew it was </w:t>
+      </w:r>
+      <w:r>
+        <w:t>time</w:t>
+      </w:r>
+      <w:r>
+        <w:t>. “I, Avatar Luke Skywalker, call forth your inner dragon and hereby set it free to roam the sky as is its divine right,” Luke commanded. He focused on the image of the dragon and felt Power surging through him and into Simon.</w:t>
+      </w:r>
+    </w:p>
+    <w:p>
+      <w:r>
+        <w:t>The space around Simon seemed to distort and waver. A wave of energy surged out of Simon’s body, making Luke blink.</w:t>
+      </w:r>
+    </w:p>
+    <w:p>
+      <w:r>
+        <w:t xml:space="preserve">Standing in front of Luke was a </w:t>
+      </w:r>
+      <w:r>
+        <w:t xml:space="preserve">full-grown </w:t>
+      </w:r>
+      <w:r>
+        <w:t xml:space="preserve">steel </w:t>
+      </w:r>
+      <w:r>
+        <w:t xml:space="preserve">king </w:t>
+      </w:r>
+      <w:r>
+        <w:t xml:space="preserve">dragon. The </w:t>
+      </w:r>
+      <w:r>
+        <w:t>magnificent creature</w:t>
+      </w:r>
+      <w:r>
+        <w:t xml:space="preserve"> looked around and blinked. He spread his wings and flapped. The wind kicked up dust and caused a nearby lawn chair to </w:t>
+      </w:r>
+      <w:r>
+        <w:t>topple</w:t>
+      </w:r>
+      <w:r>
+        <w:t>.</w:t>
+      </w:r>
+    </w:p>
+    <w:p>
+      <w:r>
+        <w:t xml:space="preserve">Simon lifted up into the air, but then spiraled out of control and crashed. </w:t>
+      </w:r>
+      <w:r>
+        <w:t xml:space="preserve">Jasmine </w:t>
+      </w:r>
+      <w:r>
+        <w:t xml:space="preserve">moved forward involuntarily, worried that her baby was hurt. </w:t>
+      </w:r>
+      <w:r>
+        <w:t xml:space="preserve">Hartford </w:t>
+      </w:r>
+      <w:r>
+        <w:t>stopped her.</w:t>
+      </w:r>
+    </w:p>
+    <w:p>
+      <w:r>
+        <w:lastRenderedPageBreak/>
+        <w:t>After several failed attempts, Simon got into the air and flew. Gaining confidence, he ascended into the sky.</w:t>
+      </w:r>
+    </w:p>
+    <w:p>
+      <w:r>
+        <w:t>“I can’t believe you actually did it,” Annie said and hugged Luke.</w:t>
+      </w:r>
+    </w:p>
+    <w:p>
+      <w:r>
+        <w:t xml:space="preserve">“I didn’t do anything,” Luke </w:t>
+      </w:r>
+      <w:r>
+        <w:t>said</w:t>
+      </w:r>
+      <w:r>
+        <w:t xml:space="preserve"> and hugged Annie back. “That was just acting. I’m betting he wanted to become a steel </w:t>
+      </w:r>
+      <w:r>
+        <w:t xml:space="preserve">king </w:t>
+      </w:r>
+      <w:r>
+        <w:t>dragon since he was a child.”</w:t>
+      </w:r>
+    </w:p>
+    <w:p>
+      <w:r>
+        <w:t xml:space="preserve">“You’re right,” </w:t>
+      </w:r>
+      <w:r>
+        <w:t xml:space="preserve">Jasmine </w:t>
+      </w:r>
+      <w:r>
+        <w:t>agreed</w:t>
+      </w:r>
+      <w:r>
+        <w:t xml:space="preserve">. “He’s been crazy about steel </w:t>
+      </w:r>
+      <w:r>
+        <w:t xml:space="preserve">king </w:t>
+      </w:r>
+      <w:r>
+        <w:t>dragons ever since he was five years old and saw one. How does he turn back?”</w:t>
+      </w:r>
+    </w:p>
+    <w:p>
+      <w:r>
+        <w:t xml:space="preserve">“That’s a good question,” Luke </w:t>
+      </w:r>
+      <w:r>
+        <w:t>said</w:t>
+      </w:r>
+      <w:r>
+        <w:t>. “We need to wait for him to come back and is ready to change back. I can’t force him since I never trained with the Darkness element.”</w:t>
+      </w:r>
+    </w:p>
+    <w:p>
+      <w:r>
+        <w:t>Luke turned and looked at the palace. “Attention everyone, what you saw is a state secret. Please don’t tell anyone,” Luke commanded.</w:t>
+      </w:r>
+    </w:p>
+    <w:p>
+      <w:r>
+        <w:t xml:space="preserve">“How many people know about your abilities?” </w:t>
+      </w:r>
+      <w:r>
+        <w:t xml:space="preserve">Hartford </w:t>
+      </w:r>
+      <w:r>
+        <w:t>asked.</w:t>
+      </w:r>
+    </w:p>
+    <w:p>
+      <w:r>
+        <w:t xml:space="preserve">“I’m not sure,” Luke </w:t>
+      </w:r>
+      <w:r>
+        <w:t>pondered</w:t>
+      </w:r>
+      <w:r>
+        <w:t>. “</w:t>
+      </w:r>
+      <w:r>
+        <w:t>M</w:t>
+      </w:r>
+      <w:r>
+        <w:t xml:space="preserve">y </w:t>
+      </w:r>
+      <w:r>
+        <w:t>friends</w:t>
+      </w:r>
+      <w:r>
+        <w:t xml:space="preserve"> know</w:t>
+      </w:r>
+      <w:r>
+        <w:t>.</w:t>
+      </w:r>
+    </w:p>
+    <w:p>
+      <w:r>
+        <w:t>“There’s Proctor Molly, Dr. Banana Bones, Librarian Robert Lee, Head Librarian Lord Winfred. I can’t remember who else knows. I believe they can all be trusted to keep my secret.</w:t>
+      </w:r>
+    </w:p>
+    <w:p>
+      <w:r>
+        <w:t>“I changed in front of the Life Force group, but they didn’t seem to notice.</w:t>
+      </w:r>
+      <w:r>
+        <w:t xml:space="preserve"> I doubt they will recognize me.”</w:t>
+      </w:r>
+    </w:p>
+    <w:p>
+      <w:r>
+        <w:t>The emperor blew a whistle and a butler walked up to him. “Yes</w:t>
+      </w:r>
+      <w:r>
+        <w:t xml:space="preserve"> </w:t>
+      </w:r>
+      <w:r>
+        <w:t>majesty?” he said in the manner all butlers had – no doubt the product of going to butler school.</w:t>
+      </w:r>
+    </w:p>
+    <w:p>
+      <w:r>
+        <w:t xml:space="preserve">“Bernard, please tell the staff that what happened here is a state secret. No one must talk about or discuss it,” </w:t>
+      </w:r>
+      <w:r>
+        <w:t xml:space="preserve">Hartford </w:t>
+      </w:r>
+      <w:r>
+        <w:t>commanded</w:t>
+      </w:r>
+      <w:r>
+        <w:t>.</w:t>
+      </w:r>
+    </w:p>
+    <w:p>
+      <w:r>
+        <w:t>“As you wish,” Bernard said, bowed and left.</w:t>
+      </w:r>
+    </w:p>
+    <w:p>
+      <w:r>
+        <w:lastRenderedPageBreak/>
+        <w:t xml:space="preserve">“All those gray children will find out tomorrow,” Annie </w:t>
+      </w:r>
+      <w:r>
+        <w:t>noted</w:t>
+      </w:r>
+      <w:r>
+        <w:t>.</w:t>
+      </w:r>
+    </w:p>
+    <w:p>
+      <w:r>
+        <w:t xml:space="preserve">“That can’t be helped,” Luke said. “I forgot about that. </w:t>
+      </w:r>
+      <w:r>
+        <w:t>A bunch of</w:t>
+      </w:r>
+      <w:r>
+        <w:t xml:space="preserve"> pink healers helped me train with the Death element, in preparation for tomorrow. We</w:t>
+      </w:r>
+      <w:r>
+        <w:t>’</w:t>
+      </w:r>
+      <w:r>
+        <w:t>ll also be using people with the Power element, since I don’t have enough power</w:t>
+      </w:r>
+      <w:r>
+        <w:t>, I assume</w:t>
+      </w:r>
+      <w:r>
+        <w:t>.”</w:t>
+      </w:r>
+    </w:p>
+    <w:p>
+      <w:r>
+        <w:t xml:space="preserve">Luke looked at Simon flying overhead in the darkening sky. “I wonder what it’s like to fly like that,” Luke </w:t>
+      </w:r>
+      <w:r>
+        <w:t>murmured</w:t>
+      </w:r>
+      <w:r>
+        <w:t>. “It doesn’t matter</w:t>
+      </w:r>
+      <w:r>
+        <w:t xml:space="preserve"> since</w:t>
+      </w:r>
+      <w:r>
+        <w:t xml:space="preserve"> I don’t have the time.”</w:t>
+      </w:r>
+    </w:p>
+    <w:p>
+      <w:r>
+        <w:t xml:space="preserve">“How long will he be up there?” </w:t>
+      </w:r>
+      <w:r>
+        <w:t xml:space="preserve">Jasmine </w:t>
+      </w:r>
+      <w:r>
+        <w:t>asked.</w:t>
+      </w:r>
+    </w:p>
+    <w:p>
+      <w:r>
+        <w:t xml:space="preserve">“I have no idea, Annie’s mom,” Luke </w:t>
+      </w:r>
+      <w:r>
+        <w:t>said</w:t>
+      </w:r>
+      <w:r>
+        <w:t xml:space="preserve">. “Call me if </w:t>
+      </w:r>
+      <w:r>
+        <w:t>there’s a problem</w:t>
+      </w:r>
+      <w:r>
+        <w:t>.”</w:t>
+      </w:r>
+    </w:p>
+    <w:p>
+      <w:r>
+        <w:t xml:space="preserve">“Let’s head back,” </w:t>
+      </w:r>
+      <w:r>
+        <w:t xml:space="preserve">Hartford </w:t>
+      </w:r>
+      <w:r>
+        <w:t>suggested</w:t>
+      </w:r>
+      <w:r>
+        <w:t>. “Let Simon enjoy his newfound freedom.”</w:t>
+      </w:r>
+    </w:p>
+    <w:p>
+      <w:r>
+        <w:t>“I should be going,” Luke said. “I don’t want to overstay my welcome.”</w:t>
+      </w:r>
+    </w:p>
+    <w:p>
+      <w:r>
+        <w:t xml:space="preserve">Jasmine </w:t>
+      </w:r>
+      <w:r>
+        <w:t>gave Luke a hug and said, “You’re a good boy Luke. Come visit whenever you have free time. We’ll instruct the guards to allow you full access.”</w:t>
+      </w:r>
+    </w:p>
+    <w:p>
+      <w:r>
+        <w:t>“Thanks Annie’s mom,” Luke said and stepped back from the mother. He bowed to them and said, “Good night Annie’s mom, Annie’s dad, everyone. Good night Annie.” The family said goodnight to him and he went back into the palace.</w:t>
+      </w:r>
+    </w:p>
+    <w:p>
+      <w:r>
+        <w:t>Luke exited the royal suite and headed for the guest gateyard. Ten minutes later he re</w:t>
+      </w:r>
+      <w:r>
+        <w:t>alized he was lost. If it was the afternoon, he would have continued searching. However, it was getting late and he didn’t want to inconvenience John.</w:t>
+      </w:r>
+    </w:p>
+    <w:p>
+      <w:r>
+        <w:t>“Excuse me,” Luke called to the passerby. “Where is the guest gateyard?”</w:t>
+      </w:r>
+    </w:p>
+    <w:p>
+      <w:r>
+        <w:lastRenderedPageBreak/>
+        <w:t>The answer sent him back the way he came</w:t>
+      </w:r>
+      <w:r>
+        <w:t>. Several more inquiries later brought him to his destination</w:t>
+      </w:r>
+      <w:r>
+        <w:t xml:space="preserve">. </w:t>
+      </w:r>
+      <w:r>
+        <w:t xml:space="preserve">Finally </w:t>
+      </w:r>
+      <w:r>
+        <w:t>Luke called John. “Hi John, I’m ready to be picked up.”</w:t>
+      </w:r>
+    </w:p>
+    <w:p>
+      <w:r>
+        <w:t>“Okay,” John said. “Be there in five minutes.”</w:t>
+      </w:r>
+    </w:p>
+    <w:p>
+      <w:r>
+        <w:t>Five minutes later the gate opened and John stepped through. Both John and Luke</w:t>
+      </w:r>
+      <w:r>
+        <w:t xml:space="preserve"> stepped back through the gate.</w:t>
+      </w:r>
+    </w:p>
+    <w:p>
+      <w:r>
+        <w:t>The others greeted Luke. “So how was it meeting the in-laws?” Harry asked.</w:t>
+      </w:r>
+    </w:p>
+    <w:p>
+      <w:r>
+        <w:t xml:space="preserve">“Exhausting,” Luke </w:t>
+      </w:r>
+      <w:r>
+        <w:t>said</w:t>
+      </w:r>
+      <w:r>
+        <w:t xml:space="preserve">. “We aren’t even dating. Life would be so much simpler if she were a common girl, then I wouldn’t have to worry about silly </w:t>
+      </w:r>
+      <w:r>
+        <w:t>etiquette</w:t>
       </w:r>
       <w:r>
         <w:t>.</w:t>
@@ -44747,1444 +46303,89 @@
         <w:t>“</w:t>
       </w:r>
       <w:r>
-        <w:t xml:space="preserve">I know,” Luke </w:t>
-      </w:r>
-      <w:r>
-        <w:t>agreed</w:t>
-      </w:r>
-      <w:r>
-        <w:t>. “</w:t>
-      </w:r>
-      <w:r>
-        <w:t>I locked it up because I d</w:t>
-      </w:r>
-      <w:r>
-        <w:t>id</w:t>
-      </w:r>
-      <w:r>
-        <w:t>n’t know what else to do with it</w:t>
-      </w:r>
-      <w:r>
-        <w:t>.”</w:t>
-      </w:r>
-    </w:p>
-    <w:p>
-      <w:r>
-        <w:t xml:space="preserve">“Can you change your element without the milk?” </w:t>
-      </w:r>
-      <w:r>
-        <w:t>Tabitha</w:t>
-      </w:r>
-      <w:r>
-        <w:t xml:space="preserve"> asked.</w:t>
-      </w:r>
-    </w:p>
-    <w:p>
-      <w:r>
-        <w:t>“I did it once when I visited Annie’s Life Force group. Unfortunately it has side effects, which is why I prefer the milk,” Luke said.</w:t>
-      </w:r>
-    </w:p>
-    <w:p>
-      <w:r>
-        <w:t>“What sort of side effects?” Steven asked.</w:t>
-      </w:r>
-    </w:p>
-    <w:p>
-      <w:r>
-        <w:t>“It turned him into a girl,” a voice called from behind.</w:t>
+        <w:t>You’re so lucky Harry. You can kiss and hug your girl whenever you want to.”</w:t>
+      </w:r>
+    </w:p>
+    <w:p>
+      <w:r>
+        <w:t>“You already have a girl you can hug and kiss whenever you want,” Harry said and wacked Luke on the back.</w:t>
+      </w:r>
+    </w:p>
+    <w:p>
+      <w:r>
+        <w:t xml:space="preserve">“And who might that be?” Luke asked innocently, </w:t>
+      </w:r>
+      <w:r>
+        <w:t>feigning ignorance</w:t>
+      </w:r>
+      <w:r>
+        <w:t>.</w:t>
+      </w:r>
+    </w:p>
+    <w:p>
+      <w:r>
+        <w:t>Carney slapped Harry upside the head. “That’s my sister you’re talking about.”</w:t>
+      </w:r>
+    </w:p>
+    <w:p>
+      <w:r>
+        <w:t xml:space="preserve">“Ow,” Harry </w:t>
+      </w:r>
+      <w:r>
+        <w:t>said</w:t>
+      </w:r>
+      <w:r>
+        <w:t xml:space="preserve"> and rubbed his head.</w:t>
+      </w:r>
+    </w:p>
+    <w:p>
+      <w:r>
+        <w:t xml:space="preserve">“Serves you right for being a pervert,” </w:t>
+      </w:r>
+      <w:r>
+        <w:t>Amarah</w:t>
+      </w:r>
+      <w:r>
+        <w:t xml:space="preserve"> </w:t>
+      </w:r>
+      <w:r>
+        <w:t>scolded</w:t>
+      </w:r>
+      <w:r>
+        <w:t>.</w:t>
+      </w:r>
+    </w:p>
+    <w:p>
+      <w:r>
+        <w:t>“Good night everyone, see you tomorrow,” Luke said and headed to the Devonshire hotel. Carney followed him and they headed for the gym. Exercise for Luke was a good way to clear his mind for dealing with what he must do.</w:t>
+      </w:r>
+    </w:p>
+    <w:p>
+      <w:r>
+        <w:t>Luke was still level one for Water, Metal, Lightning, Nature, Power</w:t>
+      </w:r>
+      <w:r>
+        <w:t>, and Light</w:t>
+      </w:r>
+      <w:r>
+        <w:t>. Having twelve elements meant twelve times the work as everyone else</w:t>
+      </w:r>
+      <w:r>
+        <w:t xml:space="preserve"> – corrections, eleven</w:t>
+      </w:r>
+      <w:r>
+        <w:t xml:space="preserve"> – </w:t>
+      </w:r>
+      <w:r>
+        <w:t>but still</w:t>
+      </w:r>
+      <w:r>
+        <w:t xml:space="preserve"> a pain.</w:t>
       </w:r>
     </w:p>
     <w:p>
       <w:r>
         <w:lastRenderedPageBreak/>
-        <w:t>Luke blushed red. “Do you want a rematch David? I’ll show you how manly my fist is.”</w:t>
-      </w:r>
-    </w:p>
-    <w:p>
-      <w:r>
-        <w:t xml:space="preserve">“You punch like a girl,” David </w:t>
-      </w:r>
-      <w:r>
-        <w:t>pointed out</w:t>
-      </w:r>
-      <w:r>
-        <w:t>.</w:t>
-      </w:r>
-    </w:p>
-    <w:p>
-      <w:r>
-        <w:t xml:space="preserve">“You didn’t think so last time,” Luke </w:t>
-      </w:r>
-      <w:r>
-        <w:t>disagreed</w:t>
-      </w:r>
-      <w:r>
-        <w:t>.</w:t>
-      </w:r>
-    </w:p>
-    <w:p>
-      <w:r>
-        <w:t>“That’s because you took me by surprise. I won’t fall for</w:t>
-      </w:r>
-      <w:r>
-        <w:t xml:space="preserve"> that a second time,” David denied</w:t>
-      </w:r>
-      <w:r>
-        <w:t>.</w:t>
-      </w:r>
-    </w:p>
-    <w:p>
-      <w:r>
-        <w:t>“Please you two,</w:t>
-      </w:r>
-      <w:r>
-        <w:t xml:space="preserve"> stop fighting,” </w:t>
-      </w:r>
-      <w:r>
-        <w:t xml:space="preserve">Jasmine </w:t>
-      </w:r>
-      <w:r>
-        <w:t>begged</w:t>
-      </w:r>
-      <w:r>
-        <w:t>.</w:t>
-      </w:r>
-    </w:p>
-    <w:p>
-      <w:r>
-        <w:t xml:space="preserve">Hartford </w:t>
-      </w:r>
-      <w:r>
-        <w:t>only laughed. “It’s all right dear. Young men should fight. It shows that they are friends.”</w:t>
-      </w:r>
-    </w:p>
-    <w:p>
-      <w:r>
-        <w:t xml:space="preserve">“I’m sorry but I can’t be friends with him,” Luke </w:t>
-      </w:r>
-      <w:r>
-        <w:t>objected</w:t>
-      </w:r>
-      <w:r>
-        <w:t>. “You know why I fought him, don’t you? It’s wrong to force people.”</w:t>
-      </w:r>
-    </w:p>
-    <w:p>
-      <w:r>
-        <w:t xml:space="preserve">Hartford </w:t>
-      </w:r>
-      <w:r>
-        <w:t>nodded. “We had a talked about that. He’s honor bound to quit the Firedogs team, unless you give him permission to rejoin.”</w:t>
-      </w:r>
-    </w:p>
-    <w:p>
-      <w:r>
-        <w:t xml:space="preserve">“The only way I’ll let him rejoin is if he begs forgiveness of everyone he hurt and changes his attitude. </w:t>
-      </w:r>
-      <w:r>
-        <w:t>I believe, i</w:t>
-      </w:r>
-      <w:r>
-        <w:t xml:space="preserve">t is the duty of royalty to take care of the people, not to take advantage of them,” Luke </w:t>
-      </w:r>
-      <w:r>
-        <w:t>scolded</w:t>
-      </w:r>
-      <w:r>
-        <w:t>.</w:t>
-      </w:r>
-    </w:p>
-    <w:p>
-      <w:r>
-        <w:t xml:space="preserve">“You’re right Luke,” </w:t>
-      </w:r>
-      <w:r>
-        <w:t xml:space="preserve">Hartford </w:t>
-      </w:r>
-      <w:r>
-        <w:t>agreed</w:t>
-      </w:r>
-      <w:r>
-        <w:t>. “What do you think of King Dar-mar?”</w:t>
-      </w:r>
-    </w:p>
-    <w:p>
-      <w:r>
-        <w:t xml:space="preserve">“I don’t like conquerors,” Luke </w:t>
-      </w:r>
-      <w:r>
-        <w:t>said</w:t>
-      </w:r>
-      <w:r>
-        <w:t>. “I’m glad I’m not his son.”</w:t>
-      </w:r>
-    </w:p>
-    <w:p>
-      <w:r>
-        <w:t xml:space="preserve">“Did you try the Skywalker surprise?” </w:t>
-      </w:r>
-      <w:r>
-        <w:t>Steven</w:t>
-      </w:r>
-      <w:r>
-        <w:t xml:space="preserve"> asked.</w:t>
-      </w:r>
-    </w:p>
-    <w:p>
-      <w:r>
-        <w:t xml:space="preserve">“Yes I did,” Luke </w:t>
-      </w:r>
-      <w:r>
-        <w:t>said</w:t>
-      </w:r>
-      <w:r>
-        <w:t>. “It’s something my dad would do. In our world we have a saga called Star Wars. Both Dar-mar and my dad seem to be Star Wars nuts. I was named after the hero of the story and father renamed himself Anakin. You need to watch it to understand.”</w:t>
-      </w:r>
-    </w:p>
-    <w:p>
-      <w:r>
-        <w:t xml:space="preserve">“You said it changed him,” </w:t>
-      </w:r>
-      <w:r>
-        <w:t>Tabitha</w:t>
-      </w:r>
-      <w:r>
-        <w:t xml:space="preserve"> said. “Did it really?”</w:t>
-      </w:r>
-    </w:p>
-    <w:p>
-      <w:r>
-        <w:lastRenderedPageBreak/>
-        <w:t>“Yes,” Annie said.</w:t>
-      </w:r>
-    </w:p>
-    <w:p>
-      <w:r>
-        <w:t>Luke got up and paced around the room, looking agitated.</w:t>
-      </w:r>
-    </w:p>
-    <w:p>
-      <w:r>
-        <w:t xml:space="preserve">Laughing, </w:t>
-      </w:r>
-      <w:r>
-        <w:t xml:space="preserve">David </w:t>
-      </w:r>
-      <w:r>
-        <w:t xml:space="preserve">motioned with his hands </w:t>
-      </w:r>
-      <w:r>
-        <w:t>and asked, “Did he have big or small…”</w:t>
-      </w:r>
-    </w:p>
-    <w:p>
-      <w:r>
-        <w:t>“Stop teasing him David,” Jasmine scolded.</w:t>
-      </w:r>
-    </w:p>
-    <w:p>
-      <w:r>
-        <w:t>“Dinner is ready,” a servant called. They adjourned to the dining room. Annie’s parents took the ends and Luke sat beside Annie.</w:t>
-      </w:r>
-    </w:p>
-    <w:p>
-      <w:r>
-        <w:t>“What do you think of our world?” Jasmine asked.</w:t>
-      </w:r>
-    </w:p>
-    <w:p>
-      <w:r>
-        <w:t>“I always dreamed of living in a world of magic,” Luke said. “It was a dream come true meeting your daughter. I only wish I could protect my friends from danger. We survived the preliminary trial only because our bicycles confused the antler dogs. In the last challenge, I only had to risk myself. I hope I can protect them when the next challenge comes.”</w:t>
-      </w:r>
-    </w:p>
-    <w:p>
-      <w:r>
-        <w:t>“You would have risked your life to help those gray children even if you didn’t have to,” Jasmine said.</w:t>
-      </w:r>
-    </w:p>
-    <w:p>
-      <w:r>
-        <w:t>“Life is magic. Magic is life,” Luke answered, expressing a thought that popped into his head. “Those who don’t respect life don’t deserve it.”</w:t>
-      </w:r>
-    </w:p>
-    <w:p>
-      <w:r>
-        <w:t xml:space="preserve">“A very noble sentiment, Luke,” Hartford </w:t>
-      </w:r>
-      <w:r>
-        <w:t>agreed</w:t>
-      </w:r>
-      <w:r>
-        <w:t>.</w:t>
-      </w:r>
-    </w:p>
-    <w:p>
-      <w:r>
-        <w:t>“Magic is so incredible,” Luke said in awe. “I wonder if there’s anything magic can’t do.”</w:t>
-      </w:r>
-    </w:p>
-    <w:p>
-      <w:r>
-        <w:t>“There are plenty of things magic can’t do,” Simon declared. “For instance you can’t change your gender or turn into another species.”</w:t>
-      </w:r>
-    </w:p>
-    <w:p>
-      <w:r>
-        <w:t xml:space="preserve">“They also said you can’t change your element and yet I do it all the time,” Luke </w:t>
-      </w:r>
-      <w:r>
-        <w:t>said</w:t>
-      </w:r>
-      <w:r>
-        <w:t>.</w:t>
-      </w:r>
-      <w:r>
-        <w:t xml:space="preserve"> “As for gender, that is also possible, as Annie can testify – although I prefer being a boy.</w:t>
-      </w:r>
-    </w:p>
-    <w:p>
-      <w:r>
-        <w:lastRenderedPageBreak/>
-        <w:t>“Don’t let other people’s opinion limit you. If you want to change your gender or species, I say, go for it.”</w:t>
-      </w:r>
-    </w:p>
-    <w:p>
-      <w:r>
-        <w:t>“How would you go about doing it?” Simon asked excitedly.</w:t>
-      </w:r>
-    </w:p>
-    <w:p>
-      <w:r>
-        <w:t>Luke thought back to his experience with the Life force group and how they changed his element. “I believe it has to do with the transfer of life force. It</w:t>
-      </w:r>
-      <w:r>
-        <w:t xml:space="preserve"> i</w:t>
-      </w:r>
-      <w:r>
-        <w:t>s – hard to explain. You should meet Dr. Banana Bones and his dig. They found ancient knowledge in that vault. You can also do it without magic, but you need to go to a scientifically advanced society for that.”</w:t>
-      </w:r>
-    </w:p>
-    <w:p>
-      <w:r>
-        <w:t>“There are plenty of shape-shifters, but I wouldn’t want to turn into a werewolf</w:t>
-      </w:r>
-      <w:r>
-        <w:t xml:space="preserve"> or something equally lame</w:t>
-      </w:r>
-      <w:r>
-        <w:t>,” Steven said.</w:t>
-      </w:r>
-    </w:p>
-    <w:p>
-      <w:r>
-        <w:t>Desert was served.</w:t>
-      </w:r>
-    </w:p>
-    <w:p>
-      <w:r>
-        <w:t xml:space="preserve">“There are Items </w:t>
-      </w:r>
-      <w:r>
-        <w:t>that</w:t>
-      </w:r>
-      <w:r>
-        <w:t xml:space="preserve"> do almost anything. Isn’t there something to do shape-shifting?” Luke asked.</w:t>
-      </w:r>
-    </w:p>
-    <w:p>
-      <w:r>
-        <w:t xml:space="preserve">“The control of life is the prerogative of the gods,” </w:t>
-      </w:r>
-      <w:r>
-        <w:t xml:space="preserve">Jasmine </w:t>
-      </w:r>
-      <w:r>
-        <w:t>said</w:t>
-      </w:r>
-      <w:r>
-        <w:t xml:space="preserve"> firmly</w:t>
-      </w:r>
-      <w:r>
-        <w:t>. “Machines and magical items can’t change the nature of life</w:t>
-      </w:r>
-      <w:r>
-        <w:t>.</w:t>
-      </w:r>
-      <w:r>
-        <w:t xml:space="preserve"> </w:t>
-      </w:r>
-      <w:r>
-        <w:t>A</w:t>
-      </w:r>
-      <w:r>
-        <w:t>lthough through advanced technology and black magic, Life can be distorted and bent to the will of the yielder.”</w:t>
-      </w:r>
-    </w:p>
-    <w:p>
-      <w:r>
-        <w:t xml:space="preserve">“I never saw anyone with black hair in school,” Luke </w:t>
-      </w:r>
-      <w:r>
-        <w:t>noted</w:t>
-      </w:r>
-      <w:r>
-        <w:t>.</w:t>
-      </w:r>
-    </w:p>
-    <w:p>
-      <w:r>
-        <w:t xml:space="preserve">“That’s because people who yield the Darkness element are forbidden from learning magic,” </w:t>
-      </w:r>
-      <w:r>
-        <w:t xml:space="preserve">Hartford </w:t>
-      </w:r>
-      <w:r>
-        <w:t>explained</w:t>
-      </w:r>
-      <w:r>
-        <w:t>.</w:t>
-      </w:r>
-    </w:p>
-    <w:p>
-      <w:r>
-        <w:t>“You’re frightened of them, aren’t you?” Luke asked. “It frightens me also, which is why I haven’t trained with it.”</w:t>
-      </w:r>
-    </w:p>
-    <w:p>
-      <w:r>
-        <w:t xml:space="preserve">“Someone in the grip of darkness could do anything,” </w:t>
-      </w:r>
-      <w:r>
-        <w:t xml:space="preserve">Hartford </w:t>
-      </w:r>
-      <w:r>
-        <w:t>explained</w:t>
-      </w:r>
-      <w:r>
-        <w:t>.</w:t>
-      </w:r>
-    </w:p>
-    <w:p>
-      <w:r>
-        <w:t xml:space="preserve">“It’s like the Death element. It’s a scary power. Life and Death, Light and Darkness,” Luke </w:t>
-      </w:r>
-      <w:r>
-        <w:t>nodded</w:t>
-      </w:r>
-      <w:r>
-        <w:t xml:space="preserve">. “Only one in a thousand can yield those </w:t>
-      </w:r>
-      <w:r>
-        <w:lastRenderedPageBreak/>
-        <w:t>powers. Tomorrow night, we’ll try to change some gray children into pink children. It might be interesting to watch, since it will be a historical event should it succeed. Then again, we don’t know if it’s possible – or if we have enough power to do it.”</w:t>
-      </w:r>
-    </w:p>
-    <w:p>
-      <w:r>
-        <w:t xml:space="preserve">“Don’t worry dear, we believe you can do it,” </w:t>
-      </w:r>
-      <w:r>
-        <w:t xml:space="preserve">Jasmine </w:t>
-      </w:r>
-      <w:r>
-        <w:t>reassured</w:t>
-      </w:r>
-      <w:r>
-        <w:t>.</w:t>
-      </w:r>
-    </w:p>
-    <w:p>
-      <w:r>
-        <w:t>“Thanks Annie’s mom,” Luke smiled, starting to relax</w:t>
-      </w:r>
-      <w:r>
-        <w:t>.</w:t>
-      </w:r>
-    </w:p>
-    <w:p>
-      <w:r>
-        <w:t xml:space="preserve">“Come, let’s go back to the family room,” </w:t>
-      </w:r>
-      <w:r>
-        <w:t xml:space="preserve">Jasmine </w:t>
-      </w:r>
-      <w:r>
-        <w:t>said.</w:t>
-      </w:r>
-    </w:p>
-    <w:p>
-      <w:r>
-        <w:t>“I’m going out,” David said and left.</w:t>
-      </w:r>
-    </w:p>
-    <w:p>
-      <w:r>
-        <w:t xml:space="preserve">They returned to the family room and </w:t>
-      </w:r>
-      <w:r>
-        <w:t xml:space="preserve">Jasmine </w:t>
-      </w:r>
-      <w:r>
-        <w:t>asked, “What kind of world do you come from?”</w:t>
-      </w:r>
-    </w:p>
-    <w:p>
-      <w:r>
-        <w:t>Luke began his description of his home. “We don’t believe in magic, we’ve discovered the Standard Model of physics and we are trying to understand life through biology and genetic engineering. We use machines for everything, like the bicycle I</w:t>
-      </w:r>
-      <w:r>
-        <w:t>’ll be</w:t>
-      </w:r>
-      <w:r>
-        <w:t xml:space="preserve"> teaching Annie to ride, when we have the time.</w:t>
-      </w:r>
-    </w:p>
-    <w:p>
-      <w:r>
-        <w:t xml:space="preserve">“Our </w:t>
-      </w:r>
-      <w:r>
-        <w:t xml:space="preserve">country </w:t>
-      </w:r>
-      <w:r>
-        <w:t xml:space="preserve">was </w:t>
-      </w:r>
-      <w:r>
-        <w:t>founded</w:t>
-      </w:r>
-      <w:r>
-        <w:t xml:space="preserve"> by people who rejected royalty</w:t>
-      </w:r>
-      <w:r>
-        <w:t>, but we</w:t>
-      </w:r>
-      <w:r>
-        <w:t xml:space="preserve"> a</w:t>
-      </w:r>
-      <w:r>
-        <w:t xml:space="preserve">re still fascinated by it. I live in a mountainous region which I </w:t>
-      </w:r>
-      <w:r>
-        <w:t>love</w:t>
-      </w:r>
-      <w:r>
-        <w:t>.</w:t>
-      </w:r>
-    </w:p>
-    <w:p>
-      <w:r>
-        <w:t xml:space="preserve">“What else can I say – none of us has tails and we only have these types of ears, and hair color is just shades of brown, black, blond, and </w:t>
-      </w:r>
-      <w:r>
-        <w:t>copper</w:t>
-      </w:r>
-      <w:r>
-        <w:t xml:space="preserve"> with no magical significance.</w:t>
-      </w:r>
-    </w:p>
-    <w:p>
-      <w:r>
-        <w:t>“I noticed that not everyone here is a wizard. Why is that?”</w:t>
-      </w:r>
-    </w:p>
-    <w:p>
-      <w:r>
-        <w:t xml:space="preserve">“That’s because not everyone is born with magical power,” </w:t>
-      </w:r>
-      <w:r>
-        <w:t xml:space="preserve">Hartford </w:t>
-      </w:r>
-      <w:r>
-        <w:t>stated</w:t>
-      </w:r>
-      <w:r>
-        <w:t>.</w:t>
-      </w:r>
-    </w:p>
-    <w:p>
-      <w:r>
-        <w:t>“I f</w:t>
-      </w:r>
-      <w:r>
-        <w:t>ind that hard to believe</w:t>
-      </w:r>
-      <w:r>
-        <w:t>. My friend Carney believed that too, until I got him to</w:t>
-      </w:r>
-      <w:r>
-        <w:t xml:space="preserve"> climb the </w:t>
-      </w:r>
-      <w:r>
-        <w:t>Testing S</w:t>
-      </w:r>
-      <w:r>
-        <w:t>teps of the Library,</w:t>
-      </w:r>
-      <w:r>
-        <w:t>”</w:t>
-      </w:r>
-      <w:r>
-        <w:t xml:space="preserve"> Luke explained.</w:t>
-      </w:r>
-      <w:r>
-        <w:t xml:space="preserve"> “He now goes to school with me.”</w:t>
-      </w:r>
-    </w:p>
-    <w:p>
-      <w:r>
-        <w:lastRenderedPageBreak/>
-        <w:t xml:space="preserve">“That’s impossible,” </w:t>
-      </w:r>
-      <w:r>
-        <w:t xml:space="preserve">Hartford </w:t>
-      </w:r>
-      <w:r>
-        <w:t>denied</w:t>
-      </w:r>
-      <w:r>
-        <w:t>. “A person without magical power can’t climb those steps. In fact, most people who attend the school don’t have sufficient power to climb the Trial Steps, which is why they have to pay full tuition.”</w:t>
-      </w:r>
-    </w:p>
-    <w:p>
-      <w:r>
-        <w:t xml:space="preserve">“Then you need to meet Carney,” Luke </w:t>
-      </w:r>
-      <w:r>
-        <w:t>challenged</w:t>
-      </w:r>
-      <w:r>
-        <w:t xml:space="preserve">. “He was assigned </w:t>
-      </w:r>
-      <w:r>
-        <w:t xml:space="preserve">to me as my personal assistant </w:t>
-      </w:r>
-      <w:r>
-        <w:t>when I came here. He’s very loyal, which is why I was able to get him to climb the steps. Once he graduates, he</w:t>
-      </w:r>
-      <w:r>
-        <w:t>’</w:t>
-      </w:r>
-      <w:r>
-        <w:t>ll be able to be anything he wants to be.</w:t>
-      </w:r>
-      <w:r>
-        <w:t>”</w:t>
-      </w:r>
-    </w:p>
-    <w:p>
-      <w:r>
-        <w:t>Luke paused and then said, “Here’s another tidbit of information. 100% of all Gray children activate, even though only 10% of the general population ever do. Why is that?</w:t>
-      </w:r>
-    </w:p>
-    <w:p>
-      <w:r>
-        <w:t xml:space="preserve">“I believe the key is </w:t>
-      </w:r>
-      <w:r>
-        <w:t>expectation</w:t>
-      </w:r>
-      <w:r>
-        <w:t xml:space="preserve">. </w:t>
-      </w:r>
-      <w:r>
-        <w:t>The gray children spend their lives waiting in terror for when they activate, while regular children are thought that’s impossible.</w:t>
-      </w:r>
-    </w:p>
-    <w:p>
-      <w:r>
-        <w:t>“</w:t>
-      </w:r>
-      <w:r>
-        <w:t>I believe that what the Trial Steps test isn’t magical ability</w:t>
-      </w:r>
-      <w:r>
-        <w:t>,</w:t>
-      </w:r>
-      <w:r>
-        <w:t xml:space="preserve"> but determination. Are you determined enough to overcome all ob</w:t>
-      </w:r>
-      <w:r>
-        <w:t>stacles and reach for your dreams</w:t>
-      </w:r>
-      <w:r>
-        <w:t>?</w:t>
-      </w:r>
-    </w:p>
-    <w:p>
-      <w:r>
-        <w:t>“Simon, you’re interested in shape-shifting. Consider joining our adventurer</w:t>
-      </w:r>
-      <w:r>
-        <w:t xml:space="preserve"> group</w:t>
-      </w:r>
-      <w:r>
-        <w:t xml:space="preserve">. We could use </w:t>
-      </w:r>
-      <w:r>
-        <w:t>the</w:t>
-      </w:r>
-      <w:r>
-        <w:t xml:space="preserve"> Metal element – that is if you don’t mind hanging around with a bunch of teenagers.”</w:t>
-      </w:r>
-    </w:p>
-    <w:p>
-      <w:r>
-        <w:t>“Do you really think it’s possible to shape-shift?” Simon asked.</w:t>
-      </w:r>
-    </w:p>
-    <w:p>
-      <w:r>
-        <w:t>Luke paused for a moment and then said, “Let me tell you a story. I’ve loved strawberry flavored milk since I was a child. By the way, milk in my world is only white and doesn’t have magical significance.</w:t>
-      </w:r>
-    </w:p>
-    <w:p>
-      <w:r>
-        <w:t xml:space="preserve">“Since I was a child, </w:t>
-      </w:r>
-      <w:r>
-        <w:t>m</w:t>
-      </w:r>
-      <w:r>
-        <w:t>y big brother Benny would tell me that my hair would turn pink if I drank too much milk. Guess what? When I arrived at the library, my hair did turn pink – right after drinking pink milk.</w:t>
-      </w:r>
-    </w:p>
-    <w:p>
-      <w:r>
-        <w:lastRenderedPageBreak/>
-        <w:t>“I then tried red milk and my hair turned red. I believe it was Benny’s childhood suggestion that did it, not any innate ability on my part. What I’m trying to say is that what I can do, you can do.”</w:t>
-      </w:r>
-    </w:p>
-    <w:p>
-      <w:r>
-        <w:t>Luke looked around, forgetting for a moment that he was among royalty. It was clear none believed his explanation.</w:t>
-      </w:r>
-    </w:p>
-    <w:p>
-      <w:r>
-        <w:t xml:space="preserve"> “What’s your favorite animal, the one you want to become?” Luke asked, looking intently at Simon.</w:t>
-      </w:r>
-    </w:p>
-    <w:p>
-      <w:r>
-        <w:t>“I want to become a dragon,” Simon said.</w:t>
-      </w:r>
-      <w:r>
-        <w:t xml:space="preserve"> “But my spirit beast is just a turtle.”</w:t>
-      </w:r>
-    </w:p>
-    <w:p>
-      <w:r>
-        <w:t>Luke got up and placed his palm on Simon’s head and gently squeezed his head. With the air of command, Luke said, “Close your eyes…”</w:t>
-      </w:r>
-    </w:p>
-    <w:p>
-      <w:r>
-        <w:t xml:space="preserve">“Not over here,” </w:t>
-      </w:r>
-      <w:r>
-        <w:t xml:space="preserve">Jasmine </w:t>
-      </w:r>
-      <w:r>
-        <w:t>scolded</w:t>
-      </w:r>
-      <w:r>
-        <w:t xml:space="preserve">. “I don’t want you </w:t>
-      </w:r>
-      <w:r>
-        <w:t>w</w:t>
-      </w:r>
-      <w:r>
-        <w:t>reck</w:t>
-      </w:r>
-      <w:r>
-        <w:t>ing</w:t>
-      </w:r>
-      <w:r>
-        <w:t xml:space="preserve"> the living-room.”</w:t>
-      </w:r>
-    </w:p>
-    <w:p>
-      <w:r>
-        <w:t>Luke looked around the room and knew everyone had faith that he could do the impossible – as if he had such power. The real power would of course come from Simon. Luke was just giving him confidence.</w:t>
-      </w:r>
-    </w:p>
-    <w:p>
-      <w:r>
-        <w:t xml:space="preserve">“Let’s go to the back yard,” </w:t>
-      </w:r>
-      <w:r>
-        <w:t xml:space="preserve">Hartford </w:t>
-      </w:r>
-      <w:r>
-        <w:t>suggested</w:t>
-      </w:r>
-      <w:r>
-        <w:t xml:space="preserve">. Everyone followed </w:t>
-      </w:r>
-      <w:r>
-        <w:t xml:space="preserve">Hartford </w:t>
-      </w:r>
-      <w:r>
-        <w:t>out of the palace. Lights came on as they exited the building.</w:t>
-      </w:r>
-    </w:p>
-    <w:p>
-      <w:r>
-        <w:t>Luke found himself on a manicured garden with a mixture of English, Japanese and other influences. He leisurely walked around the garden, trying to decide how best to make a dramatic impact.</w:t>
-      </w:r>
-    </w:p>
-    <w:p>
-      <w:r>
-        <w:t>“What is the exact type of dragon you want to become?” Luke asked.</w:t>
-      </w:r>
-    </w:p>
-    <w:p>
-      <w:r>
-        <w:t xml:space="preserve">“I want to become a steel king dragon,” Simon </w:t>
-      </w:r>
-      <w:r>
-        <w:t>confidently</w:t>
-      </w:r>
-      <w:r>
-        <w:t>. He brought out his oracle stone and showed Luke. It was a magnificent creature with steel grey wings and body.</w:t>
-      </w:r>
-    </w:p>
-    <w:p>
-      <w:r>
-        <w:lastRenderedPageBreak/>
-        <w:t xml:space="preserve">“Is this a good idea?” </w:t>
-      </w:r>
-      <w:r>
-        <w:t xml:space="preserve">Jasmine </w:t>
-      </w:r>
-      <w:r>
-        <w:t>asked</w:t>
-      </w:r>
-      <w:r>
-        <w:t xml:space="preserve"> worriedly</w:t>
-      </w:r>
-      <w:r>
-        <w:t>. “We’re treading on the domain of the gods.”</w:t>
-      </w:r>
-    </w:p>
-    <w:p>
-      <w:r>
-        <w:t xml:space="preserve">“If that’s true, then nothing will happen,” Luke </w:t>
-      </w:r>
-      <w:r>
-        <w:t>assured</w:t>
-      </w:r>
-      <w:r>
-        <w:t>. “I’m living proof that we have potential that most people don’t know or understand.”</w:t>
-      </w:r>
-    </w:p>
-    <w:p>
-      <w:r>
-        <w:t xml:space="preserve">“Simon is twenty-four years old,” </w:t>
-      </w:r>
-      <w:r>
-        <w:t xml:space="preserve">Hartford </w:t>
-      </w:r>
-      <w:r>
-        <w:t>said. “That’s old enough for him to know what he wants.”</w:t>
-      </w:r>
-    </w:p>
-    <w:p>
-      <w:r>
-        <w:t>“Have you had physical contact with them? Do you have one here?” Luke asked.</w:t>
-      </w:r>
-    </w:p>
-    <w:p>
-      <w:r>
-        <w:t>Simon shook his head. “They can’t be tamed.</w:t>
-      </w:r>
-      <w:r>
-        <w:t xml:space="preserve"> Captivity only kills them.</w:t>
-      </w:r>
-      <w:r>
-        <w:t>”</w:t>
-      </w:r>
-    </w:p>
-    <w:p>
-      <w:r>
-        <w:t>Luke walked up to Simon and placed his left palm on Simon’s forehead. He took a dramatic pose and slowly waved his right hand.</w:t>
-      </w:r>
-    </w:p>
-    <w:p>
-      <w:r>
-        <w:t xml:space="preserve">Speaking with as much authority as he could, Luke slowly </w:t>
-      </w:r>
-      <w:r>
-        <w:t>spoke.</w:t>
-      </w:r>
-      <w:r>
-        <w:t xml:space="preserve"> “Close your eyes Simon Peter </w:t>
-      </w:r>
-      <w:r>
-        <w:t>Will</w:t>
-      </w:r>
-      <w:r>
-        <w:t xml:space="preserve">-field of </w:t>
-      </w:r>
-      <w:proofErr w:type="spellStart"/>
-      <w:r>
-        <w:t>Levontry</w:t>
-      </w:r>
-      <w:proofErr w:type="spellEnd"/>
-      <w:r>
-        <w:t xml:space="preserve"> – </w:t>
-      </w:r>
-      <w:r>
-        <w:t xml:space="preserve">Imagine a steel king dragon in front of you. </w:t>
-      </w:r>
-      <w:r>
-        <w:t xml:space="preserve">Imagine making love to </w:t>
-      </w:r>
-      <w:r>
-        <w:t>it</w:t>
-      </w:r>
-      <w:r>
-        <w:t xml:space="preserve"> – Imagine their energy flowing through your body – your mind – your soul – Feel as if you’re looking through their eyes – Imaging being born – growing up – riding the winds – hunting – </w:t>
-      </w:r>
-      <w:r>
-        <w:t>k</w:t>
-      </w:r>
-      <w:r>
-        <w:t>now</w:t>
-      </w:r>
-      <w:r>
-        <w:t>ing</w:t>
-      </w:r>
-      <w:r>
-        <w:t xml:space="preserve"> that you are the master of your world – You have powers few dream of and others bow </w:t>
-      </w:r>
-      <w:r>
-        <w:t xml:space="preserve">down </w:t>
-      </w:r>
-      <w:r>
-        <w:t>to – Nod when you have the image.”</w:t>
-      </w:r>
-    </w:p>
-    <w:p>
-      <w:r>
-        <w:t xml:space="preserve">It was simple hypnotic suggestion that anyone with knowledge could do. </w:t>
-      </w:r>
-      <w:r>
-        <w:t>Luke waited while the family looked on. People looked from behind closed curtains.</w:t>
-      </w:r>
-    </w:p>
-    <w:p>
-      <w:r>
-        <w:t>Luke wished he had a Power element, but perhaps he could use the audience. He focused on the audience and felt himself absorbing their power.</w:t>
-      </w:r>
-    </w:p>
-    <w:p>
-      <w:r>
-        <w:t>Simon nodded.</w:t>
-      </w:r>
-    </w:p>
-    <w:p>
-      <w:r>
-        <w:lastRenderedPageBreak/>
-        <w:t xml:space="preserve">“Simon Peter </w:t>
-      </w:r>
-      <w:r>
-        <w:t>Will</w:t>
-      </w:r>
-      <w:r>
-        <w:t xml:space="preserve">-field of </w:t>
-      </w:r>
-      <w:proofErr w:type="spellStart"/>
-      <w:r>
-        <w:t>Levontry</w:t>
-      </w:r>
-      <w:proofErr w:type="spellEnd"/>
-      <w:r>
-        <w:t>, what do you feel? Speak in a loud commanding voice so everyone can hear.”</w:t>
-      </w:r>
-    </w:p>
-    <w:p>
-      <w:r>
-        <w:t xml:space="preserve">“I can feel what it’s like to be a </w:t>
-      </w:r>
-      <w:r>
-        <w:t>steel king dragon</w:t>
-      </w:r>
-      <w:r>
-        <w:t>,” Simon spoke aloud. “I can feel myself fly through the sky and can feel the power.”</w:t>
-      </w:r>
-    </w:p>
-    <w:p>
-      <w:r>
-        <w:t xml:space="preserve">Noting the greater audience, Luke knew it was </w:t>
-      </w:r>
-      <w:r>
-        <w:t>time</w:t>
-      </w:r>
-      <w:r>
-        <w:t>. “I, Avatar Luke Skywalker, call forth your inner dragon and hereby set it free to roam the sky as is its divine right,” Luke commanded. He focused on the image of the dragon and felt Power surging through him and into Simon.</w:t>
-      </w:r>
-    </w:p>
-    <w:p>
-      <w:r>
-        <w:t>The space around Simon seemed to distort and waver. A wave of energy surged out of Simon’s body, making Luke blink.</w:t>
-      </w:r>
-    </w:p>
-    <w:p>
-      <w:r>
-        <w:t xml:space="preserve">Standing in front of Luke was a </w:t>
-      </w:r>
-      <w:r>
-        <w:t xml:space="preserve">full-grown </w:t>
-      </w:r>
-      <w:r>
-        <w:t xml:space="preserve">steel </w:t>
-      </w:r>
-      <w:r>
-        <w:t xml:space="preserve">king </w:t>
-      </w:r>
-      <w:r>
-        <w:t xml:space="preserve">dragon. The </w:t>
-      </w:r>
-      <w:r>
-        <w:t>magnificent creature</w:t>
-      </w:r>
-      <w:r>
-        <w:t xml:space="preserve"> looked around and blinked. He spread his wings and flapped. The wind kicked up dust and caused a nearby lawn chair to </w:t>
-      </w:r>
-      <w:r>
-        <w:t>topple</w:t>
-      </w:r>
-      <w:r>
-        <w:t>.</w:t>
-      </w:r>
-    </w:p>
-    <w:p>
-      <w:r>
-        <w:t xml:space="preserve">Simon lifted up into the air, but then spiraled out of control and crashed. </w:t>
-      </w:r>
-      <w:r>
-        <w:t xml:space="preserve">Jasmine </w:t>
-      </w:r>
-      <w:r>
-        <w:t xml:space="preserve">moved forward involuntarily, worried that her baby was hurt. </w:t>
-      </w:r>
-      <w:r>
-        <w:t xml:space="preserve">Hartford </w:t>
-      </w:r>
-      <w:r>
-        <w:t>stopped her.</w:t>
-      </w:r>
-    </w:p>
-    <w:p>
-      <w:r>
-        <w:t>After several failed attempts, Simon got into the air and flew. Gaining confidence, he ascended into the sky.</w:t>
-      </w:r>
-    </w:p>
-    <w:p>
-      <w:r>
-        <w:t>“I can’t believe you actually did it,” Annie said and hugged Luke.</w:t>
-      </w:r>
-    </w:p>
-    <w:p>
-      <w:r>
-        <w:t xml:space="preserve">“I didn’t do anything,” Luke </w:t>
-      </w:r>
-      <w:r>
-        <w:t>said</w:t>
-      </w:r>
-      <w:r>
-        <w:t xml:space="preserve"> and hugged Annie back. “That was just acting. I’m betting he wanted to become a steel </w:t>
-      </w:r>
-      <w:r>
-        <w:t xml:space="preserve">king </w:t>
-      </w:r>
-      <w:r>
-        <w:t>dragon since he was a child.”</w:t>
-      </w:r>
-    </w:p>
-    <w:p>
-      <w:r>
-        <w:t xml:space="preserve">“You’re right,” </w:t>
-      </w:r>
-      <w:r>
-        <w:t xml:space="preserve">Jasmine </w:t>
-      </w:r>
-      <w:r>
-        <w:t>agreed</w:t>
-      </w:r>
-      <w:r>
-        <w:t xml:space="preserve">. “He’s been crazy about steel </w:t>
-      </w:r>
-      <w:r>
-        <w:t xml:space="preserve">king </w:t>
-      </w:r>
-      <w:r>
-        <w:t>dragons ever since he was five years old and saw one. How does he turn back?”</w:t>
-      </w:r>
-    </w:p>
-    <w:p>
-      <w:r>
-        <w:lastRenderedPageBreak/>
-        <w:t xml:space="preserve">“That’s a good question,” Luke </w:t>
-      </w:r>
-      <w:r>
-        <w:t>said</w:t>
-      </w:r>
-      <w:r>
-        <w:t>. “We need to wait for him to come back and is ready to change back. I can’t force him since I never trained with the Darkness element.”</w:t>
-      </w:r>
-    </w:p>
-    <w:p>
-      <w:r>
-        <w:t>Luke turned and looked at the palace. “Attention everyone, what you saw is a state secret. Please don’t tell anyone,” Luke commanded.</w:t>
-      </w:r>
-    </w:p>
-    <w:p>
-      <w:r>
-        <w:t xml:space="preserve">“How many people know about your abilities?” </w:t>
-      </w:r>
-      <w:r>
-        <w:t xml:space="preserve">Hartford </w:t>
-      </w:r>
-      <w:r>
-        <w:t>asked.</w:t>
-      </w:r>
-    </w:p>
-    <w:p>
-      <w:r>
-        <w:t xml:space="preserve">“I’m not sure,” Luke </w:t>
-      </w:r>
-      <w:r>
-        <w:t>pondered</w:t>
-      </w:r>
-      <w:r>
-        <w:t>. “</w:t>
-      </w:r>
-      <w:r>
-        <w:t>M</w:t>
-      </w:r>
-      <w:r>
-        <w:t xml:space="preserve">y </w:t>
-      </w:r>
-      <w:r>
-        <w:t>friends</w:t>
-      </w:r>
-      <w:r>
-        <w:t xml:space="preserve"> know</w:t>
-      </w:r>
-      <w:r>
-        <w:t>.</w:t>
-      </w:r>
-    </w:p>
-    <w:p>
-      <w:r>
-        <w:t>“There’s Proctor Molly, Dr. Banana Bones, Librarian Robert Lee, Head Librarian Lord Winfred. I can’t remember who else knows. I believe they can all be trusted to keep my secret.</w:t>
-      </w:r>
-    </w:p>
-    <w:p>
-      <w:r>
-        <w:t>“I changed in front of the Life Force group, but they didn’t seem to notice.</w:t>
-      </w:r>
-      <w:r>
-        <w:t xml:space="preserve"> I doubt they will recognize me.”</w:t>
-      </w:r>
-    </w:p>
-    <w:p>
-      <w:r>
-        <w:t>The emperor blew a whistle and a butler walked up to him. “Yes</w:t>
-      </w:r>
-      <w:r>
-        <w:t xml:space="preserve"> </w:t>
-      </w:r>
-      <w:r>
-        <w:t>majesty?” he said in the manner all butlers had – no doubt the product of going to butler school.</w:t>
-      </w:r>
-    </w:p>
-    <w:p>
-      <w:r>
-        <w:t xml:space="preserve">“Bernard, please tell the staff that what happened here is a state secret. No one must talk about or discuss it,” </w:t>
-      </w:r>
-      <w:r>
-        <w:t xml:space="preserve">Hartford </w:t>
-      </w:r>
-      <w:r>
-        <w:t>commanded</w:t>
-      </w:r>
-      <w:r>
-        <w:t>.</w:t>
-      </w:r>
-    </w:p>
-    <w:p>
-      <w:r>
-        <w:t>“As you wish,” Bernard said, bowed and left.</w:t>
-      </w:r>
-    </w:p>
-    <w:p>
-      <w:r>
-        <w:t xml:space="preserve">“All those gray children will find out tomorrow,” Annie </w:t>
-      </w:r>
-      <w:r>
-        <w:t>noted</w:t>
-      </w:r>
-      <w:r>
-        <w:t>.</w:t>
-      </w:r>
-    </w:p>
-    <w:p>
-      <w:r>
-        <w:t xml:space="preserve">“That can’t be helped,” Luke said. “I forgot about that. </w:t>
-      </w:r>
-      <w:r>
-        <w:t>A bunch of</w:t>
-      </w:r>
-      <w:r>
-        <w:t xml:space="preserve"> pink healers helped me train with the Death element, in preparation for tomorrow. We</w:t>
-      </w:r>
-      <w:r>
-        <w:t>’</w:t>
-      </w:r>
-      <w:r>
-        <w:t>ll also be using people with the Power element, since I don’t have enough power</w:t>
-      </w:r>
-      <w:r>
-        <w:t>, I assume</w:t>
-      </w:r>
-      <w:r>
-        <w:t>.”</w:t>
-      </w:r>
-    </w:p>
-    <w:p>
-      <w:r>
-        <w:t xml:space="preserve">Luke looked at Simon flying overhead in the darkening sky. “I wonder what it’s like to fly like that,” Luke </w:t>
-      </w:r>
-      <w:r>
-        <w:t>murmured</w:t>
-      </w:r>
-      <w:r>
-        <w:t>. “It doesn’t matter</w:t>
-      </w:r>
-      <w:r>
-        <w:t xml:space="preserve"> since</w:t>
-      </w:r>
-      <w:r>
-        <w:t xml:space="preserve"> I don’t have the time.”</w:t>
-      </w:r>
-    </w:p>
-    <w:p>
-      <w:r>
-        <w:t xml:space="preserve">“How long will he be up there?” </w:t>
-      </w:r>
-      <w:r>
-        <w:t xml:space="preserve">Jasmine </w:t>
-      </w:r>
-      <w:r>
-        <w:t>asked.</w:t>
-      </w:r>
-    </w:p>
-    <w:p>
-      <w:r>
-        <w:lastRenderedPageBreak/>
-        <w:t xml:space="preserve">“I have no idea, Annie’s mom,” Luke </w:t>
-      </w:r>
-      <w:r>
-        <w:t>said</w:t>
-      </w:r>
-      <w:r>
-        <w:t xml:space="preserve">. “Call me if </w:t>
-      </w:r>
-      <w:r>
-        <w:t>there’s a problem</w:t>
-      </w:r>
-      <w:r>
-        <w:t>.”</w:t>
-      </w:r>
-    </w:p>
-    <w:p>
-      <w:r>
-        <w:t xml:space="preserve">“Let’s head back,” </w:t>
-      </w:r>
-      <w:r>
-        <w:t xml:space="preserve">Hartford </w:t>
-      </w:r>
-      <w:r>
-        <w:t>suggested</w:t>
-      </w:r>
-      <w:r>
-        <w:t>. “Let Simon enjoy his newfound freedom.”</w:t>
-      </w:r>
-    </w:p>
-    <w:p>
-      <w:r>
-        <w:t>“I should be going,” Luke said. “I don’t want to overstay my welcome.”</w:t>
-      </w:r>
-    </w:p>
-    <w:p>
-      <w:r>
-        <w:t xml:space="preserve">Jasmine </w:t>
-      </w:r>
-      <w:r>
-        <w:t>gave Luke a hug and said, “You’re a good boy Luke. Come visit whenever you have free time. We’ll instruct the guards to allow you full access.”</w:t>
-      </w:r>
-    </w:p>
-    <w:p>
-      <w:r>
-        <w:t>“Thanks Annie’s mom,” Luke said and stepped back from the mother. He bowed to them and said, “Good night Annie’s mom, Annie’s dad, everyone. Good night Annie.” The family said goodnight to him and he went back into the palace.</w:t>
-      </w:r>
-    </w:p>
-    <w:p>
-      <w:r>
-        <w:t>Luke exited the royal suite and headed for the guest gateyard. Ten minutes later he re</w:t>
-      </w:r>
-      <w:r>
-        <w:t>alized he was lost. If it was the afternoon, he would have continued searching. However, it was getting late and he didn’t want to inconvenience John.</w:t>
-      </w:r>
-    </w:p>
-    <w:p>
-      <w:r>
-        <w:t>“Excuse me,” Luke called to the passerby. “Where is the guest gateyard?”</w:t>
-      </w:r>
-    </w:p>
-    <w:p>
-      <w:r>
-        <w:t>The answer sent him back the way he came</w:t>
-      </w:r>
-      <w:r>
-        <w:t>. Several more inquiries later brought him to his destination</w:t>
-      </w:r>
-      <w:r>
-        <w:t xml:space="preserve">. </w:t>
-      </w:r>
-      <w:r>
-        <w:t xml:space="preserve">Finally </w:t>
-      </w:r>
-      <w:r>
-        <w:t>Luke called John. “Hi John, I’m ready to be picked up.”</w:t>
-      </w:r>
-    </w:p>
-    <w:p>
-      <w:r>
-        <w:t>“Okay,” John said. “Be there in five minutes.”</w:t>
-      </w:r>
-    </w:p>
-    <w:p>
-      <w:r>
-        <w:t>Five minutes later the gate opened and John stepped through. Both John and Luke</w:t>
-      </w:r>
-      <w:r>
-        <w:t xml:space="preserve"> stepped back through the gate.</w:t>
-      </w:r>
-    </w:p>
-    <w:p>
-      <w:r>
-        <w:t>The others greeted Luke. “So how was it meeting the in-laws?” Harry asked.</w:t>
-      </w:r>
-    </w:p>
-    <w:p>
-      <w:r>
-        <w:lastRenderedPageBreak/>
-        <w:t xml:space="preserve">“Exhausting,” Luke </w:t>
-      </w:r>
-      <w:r>
-        <w:t>said</w:t>
-      </w:r>
-      <w:r>
-        <w:t xml:space="preserve">. “We aren’t even dating. Life would be so much simpler if she were a common girl, then I wouldn’t have to worry about silly </w:t>
-      </w:r>
-      <w:r>
-        <w:t>etiquette</w:t>
-      </w:r>
-      <w:r>
-        <w:t>.</w:t>
-      </w:r>
-    </w:p>
-    <w:p>
-      <w:r>
-        <w:t>“</w:t>
-      </w:r>
-      <w:r>
-        <w:t>You’re so lucky Harry. You can kiss and hug your girl whenever you want to.”</w:t>
-      </w:r>
-    </w:p>
-    <w:p>
-      <w:r>
-        <w:t>“You already have a girl you can hug and kiss whenever you want,” Harry said and wacked Luke on the back.</w:t>
-      </w:r>
-    </w:p>
-    <w:p>
-      <w:r>
-        <w:t xml:space="preserve">“And who might that be?” Luke asked innocently, </w:t>
-      </w:r>
-      <w:r>
-        <w:t>feigning ignorance</w:t>
-      </w:r>
-      <w:r>
-        <w:t>.</w:t>
-      </w:r>
-    </w:p>
-    <w:p>
-      <w:r>
-        <w:t>Carney slapped Harry upside the head. “That’s my sister you’re talking about.”</w:t>
-      </w:r>
-    </w:p>
-    <w:p>
-      <w:r>
-        <w:t xml:space="preserve">“Ow,” Harry </w:t>
-      </w:r>
-      <w:r>
-        <w:t>said</w:t>
-      </w:r>
-      <w:r>
-        <w:t xml:space="preserve"> and rubbed his head.</w:t>
-      </w:r>
-    </w:p>
-    <w:p>
-      <w:r>
-        <w:t xml:space="preserve">“Serves you right for being a pervert,” </w:t>
-      </w:r>
-      <w:r>
-        <w:t>Amarah</w:t>
-      </w:r>
-      <w:r>
-        <w:t xml:space="preserve"> </w:t>
-      </w:r>
-      <w:r>
-        <w:t>scolded</w:t>
-      </w:r>
-      <w:r>
-        <w:t>.</w:t>
-      </w:r>
-    </w:p>
-    <w:p>
-      <w:r>
-        <w:t>“Good night everyone, see you tomorrow,” Luke said and headed to the Devonshire hotel. Carney followed him and they headed for the gym. Exercise for Luke was a good way to clear his mind for dealing with what he must do.</w:t>
-      </w:r>
-    </w:p>
-    <w:p>
-      <w:r>
-        <w:t>Luke was still level one for Water, Metal, Lightning, Nature, Power</w:t>
-      </w:r>
-      <w:r>
-        <w:t>, and Light</w:t>
-      </w:r>
-      <w:r>
-        <w:t>. Having twelve elements meant twelve times the work as everyone else</w:t>
-      </w:r>
-      <w:r>
-        <w:t xml:space="preserve"> – corrections, eleven</w:t>
-      </w:r>
-      <w:r>
-        <w:t xml:space="preserve"> – </w:t>
-      </w:r>
-      <w:r>
-        <w:t>but still</w:t>
-      </w:r>
-      <w:r>
-        <w:t xml:space="preserve"> a pain.</w:t>
-      </w:r>
-    </w:p>
-    <w:p>
-      <w:r>
         <w:t>“Carney, I’m going to train in Water,” Luke said. “You go to sleep.”</w:t>
       </w:r>
     </w:p>
@@ -46215,11 +46416,7 @@
     </w:p>
     <w:p>
       <w:r>
-        <w:t xml:space="preserve">Switching back to red, Luke went to the washroom and did his morning routine. Brooding all the way down to the restaurant, Luke </w:t>
-      </w:r>
-      <w:r>
-        <w:lastRenderedPageBreak/>
-        <w:t>hardly noticed Carney by his side. He was nervous for several reasons, the least of which was dealing with the gray children.</w:t>
+        <w:t>Switching back to red, Luke went to the washroom and did his morning routine. Brooding all the way down to the restaurant, Luke hardly noticed Carney by his side. He was nervous for several reasons, the least of which was dealing with the gray children.</w:t>
       </w:r>
     </w:p>
     <w:p>
@@ -46321,6 +46518,7 @@
     </w:p>
     <w:p>
       <w:r>
+        <w:lastRenderedPageBreak/>
         <w:t>Luke looked around, realizing he had spaced out. The rest of the class laughed.</w:t>
       </w:r>
     </w:p>
@@ -46336,113 +46534,113 @@
     </w:p>
     <w:p>
       <w:r>
+        <w:t>Luke got up and spoke. “The elements are organized according to the five Platonic solids.</w:t>
+      </w:r>
+    </w:p>
+    <w:p>
+      <w:r>
+        <w:t xml:space="preserve">“The four-sided </w:t>
+      </w:r>
+      <w:r>
+        <w:t>Tetrahedron</w:t>
+      </w:r>
+      <w:r>
+        <w:t xml:space="preserve"> has Earth, Water, Air, and Fire to give the base elements.</w:t>
+      </w:r>
+    </w:p>
+    <w:p>
+      <w:r>
+        <w:t xml:space="preserve">“Add Metal and Lightning to get the six-sided </w:t>
+      </w:r>
+      <w:r>
+        <w:t>Hexahedron</w:t>
+      </w:r>
+      <w:r>
+        <w:t xml:space="preserve"> or cube. This gives us the extended elements.</w:t>
+      </w:r>
+    </w:p>
+    <w:p>
+      <w:r>
+        <w:t xml:space="preserve">“Add Nature and Power to get the eight-sided </w:t>
+      </w:r>
+      <w:r>
+        <w:t>Octahedron</w:t>
+      </w:r>
+      <w:r>
+        <w:t>. This gives us the natural elements.</w:t>
+      </w:r>
+    </w:p>
+    <w:p>
+      <w:r>
+        <w:t xml:space="preserve">“Add Life, Death, Light and Dark to get the twelve-sided </w:t>
+      </w:r>
+      <w:r>
+        <w:t>Dodecahedron</w:t>
+      </w:r>
+      <w:r>
+        <w:t>. This gives us the master elements.</w:t>
+      </w:r>
+    </w:p>
+    <w:p>
+      <w:r>
+        <w:t xml:space="preserve">“Add the four Divine elements and four Demonic elements to get the twenty-sided </w:t>
+      </w:r>
+      <w:r>
+        <w:t>Icosahedron</w:t>
+      </w:r>
+      <w:r>
+        <w:t>, which we know almost nothing about</w:t>
+      </w:r>
+      <w:r>
+        <w:t>.”</w:t>
+      </w:r>
+    </w:p>
+    <w:p>
+      <w:r>
+        <w:t xml:space="preserve">“That is correct Candidate Luke. You may sit down,” Crandon </w:t>
+      </w:r>
+      <w:r>
+        <w:t>nodded</w:t>
+      </w:r>
+      <w:r>
+        <w:t>.</w:t>
+      </w:r>
+    </w:p>
+    <w:p>
+      <w:r>
+        <w:t>That woke Luke up, but he was still distracted during class. Lunch came around and Annie asked, “What’s the matter Luke, you seem</w:t>
+      </w:r>
+      <w:r>
+        <w:t>ed</w:t>
+      </w:r>
+      <w:r>
+        <w:t xml:space="preserve"> distracted all morning?”</w:t>
+      </w:r>
+    </w:p>
+    <w:p>
+      <w:r>
+        <w:t>“Firedog practice is today and I’m feeling nervous about it,” Luke confided.</w:t>
+      </w:r>
+    </w:p>
+    <w:p>
+      <w:r>
+        <w:t>“I wouldn’t go back if I were you,” Sara said.</w:t>
+      </w:r>
+    </w:p>
+    <w:p>
+      <w:r>
+        <w:t xml:space="preserve">“Me neither,” Jane </w:t>
+      </w:r>
+      <w:r>
+        <w:t>said</w:t>
+      </w:r>
+      <w:r>
+        <w:t>.</w:t>
+      </w:r>
+    </w:p>
+    <w:p>
+      <w:r>
         <w:lastRenderedPageBreak/>
-        <w:t>Luke got up and spoke. “The elements are organized according to the five Platonic solids.</w:t>
-      </w:r>
-    </w:p>
-    <w:p>
-      <w:r>
-        <w:t xml:space="preserve">“The four-sided </w:t>
-      </w:r>
-      <w:r>
-        <w:t>Tetrahedron</w:t>
-      </w:r>
-      <w:r>
-        <w:t xml:space="preserve"> has Earth, Water, Air, and Fire to give the base elements.</w:t>
-      </w:r>
-    </w:p>
-    <w:p>
-      <w:r>
-        <w:t xml:space="preserve">“Add Metal and Lightning to get the six-sided </w:t>
-      </w:r>
-      <w:r>
-        <w:t>Hexahedron</w:t>
-      </w:r>
-      <w:r>
-        <w:t xml:space="preserve"> or cube. This gives us the extended elements.</w:t>
-      </w:r>
-    </w:p>
-    <w:p>
-      <w:r>
-        <w:t xml:space="preserve">“Add Nature and Power to get the eight-sided </w:t>
-      </w:r>
-      <w:r>
-        <w:t>Octahedron</w:t>
-      </w:r>
-      <w:r>
-        <w:t>. This gives us the natural elements.</w:t>
-      </w:r>
-    </w:p>
-    <w:p>
-      <w:r>
-        <w:t xml:space="preserve">“Add Life, Death, Light and Dark to get the twelve-sided </w:t>
-      </w:r>
-      <w:r>
-        <w:t>Dodecahedron</w:t>
-      </w:r>
-      <w:r>
-        <w:t>. This gives us the master elements.</w:t>
-      </w:r>
-    </w:p>
-    <w:p>
-      <w:r>
-        <w:t xml:space="preserve">“Add the four Divine elements and four Demonic elements to get the twenty-sided </w:t>
-      </w:r>
-      <w:r>
-        <w:t>Icosahedron</w:t>
-      </w:r>
-      <w:r>
-        <w:t>, which we know almost nothing about</w:t>
-      </w:r>
-      <w:r>
-        <w:t>.”</w:t>
-      </w:r>
-    </w:p>
-    <w:p>
-      <w:r>
-        <w:t xml:space="preserve">“That is correct Candidate Luke. You may sit down,” Crandon </w:t>
-      </w:r>
-      <w:r>
-        <w:t>nodded</w:t>
-      </w:r>
-      <w:r>
-        <w:t>.</w:t>
-      </w:r>
-    </w:p>
-    <w:p>
-      <w:r>
-        <w:t>That woke Luke up, but he was still distracted during class. Lunch came around and Annie asked, “What’s the matter Luke, you seem</w:t>
-      </w:r>
-      <w:r>
-        <w:t>ed</w:t>
-      </w:r>
-      <w:r>
-        <w:t xml:space="preserve"> distracted all morning?”</w:t>
-      </w:r>
-    </w:p>
-    <w:p>
-      <w:r>
-        <w:t>“Firedog practice is today and I’m feeling nervous about it,” Luke confided.</w:t>
-      </w:r>
-    </w:p>
-    <w:p>
-      <w:r>
-        <w:t>“I wouldn’t go back if I were you,” Sara said.</w:t>
-      </w:r>
-    </w:p>
-    <w:p>
-      <w:r>
-        <w:t xml:space="preserve">“Me neither,” Jane </w:t>
-      </w:r>
-      <w:r>
-        <w:t>said</w:t>
-      </w:r>
-      <w:r>
-        <w:t>.</w:t>
-      </w:r>
-    </w:p>
-    <w:p>
-      <w:r>
         <w:t>“They’re just a bunch of disgusting perverts</w:t>
       </w:r>
       <w:r>
@@ -46470,7 +46668,6 @@
         <w:rPr>
           <w:i/>
         </w:rPr>
-        <w:lastRenderedPageBreak/>
         <w:t>‘</w:t>
       </w:r>
       <w:r>
@@ -46578,6 +46775,7 @@
     </w:p>
     <w:p>
       <w:r>
+        <w:lastRenderedPageBreak/>
         <w:t>“What the hell are you doing here?” Dean asked angrily.</w:t>
       </w:r>
     </w:p>
@@ -46611,7 +46809,6 @@
     </w:p>
     <w:p>
       <w:r>
-        <w:lastRenderedPageBreak/>
         <w:t xml:space="preserve">“You know full well why that happened,” Luke </w:t>
       </w:r>
       <w:r>
@@ -46734,6 +46931,7 @@
     </w:p>
     <w:p>
       <w:r>
+        <w:lastRenderedPageBreak/>
         <w:t>“And the only way for you to win is to insult people,” Luke countered.</w:t>
       </w:r>
     </w:p>
@@ -46744,93 +46942,93 @@
     </w:p>
     <w:p>
       <w:r>
+        <w:t>After an hour of grueling training, Luke headed to his room to change and shower. Arriving at the library, Luke greeted his friends and sat down with them.</w:t>
+      </w:r>
+    </w:p>
+    <w:p>
+      <w:r>
+        <w:t>“Carol wants to come also,” Carney said.</w:t>
+      </w:r>
+    </w:p>
+    <w:p>
+      <w:r>
+        <w:t>“How do you keep in contact with her?” Luke asked.</w:t>
+      </w:r>
+    </w:p>
+    <w:p>
+      <w:r>
+        <w:t xml:space="preserve">“We have a phone at home,” Carney </w:t>
+      </w:r>
+      <w:r>
+        <w:t>explained</w:t>
+      </w:r>
+      <w:r>
+        <w:t xml:space="preserve">. “Just like the TV </w:t>
+      </w:r>
+      <w:proofErr w:type="gramStart"/>
+      <w:r>
+        <w:t>company</w:t>
+      </w:r>
+      <w:proofErr w:type="gramEnd"/>
+      <w:r>
+        <w:t>, the phone company can make their equipment work at a distance. Their customers don’t need to be wizards to use the equipment.”</w:t>
+      </w:r>
+    </w:p>
+    <w:p>
+      <w:r>
+        <w:t xml:space="preserve">Luke glanced at the others, and seeing that there was no objections, said, “Only if </w:t>
+      </w:r>
+      <w:r>
+        <w:t>her</w:t>
+      </w:r>
+      <w:r>
+        <w:t xml:space="preserve"> parents approve.”</w:t>
+      </w:r>
+    </w:p>
+    <w:p>
+      <w:r>
+        <w:t>The stepped into the gate and arrived at the restaurant.</w:t>
+      </w:r>
+    </w:p>
+    <w:p>
+      <w:r>
+        <w:t>“Let’s eat before we go,” Luke said.</w:t>
+      </w:r>
+    </w:p>
+    <w:p>
+      <w:r>
+        <w:t>They stepped into the restaurant and Carol gave Luke a hug.</w:t>
+      </w:r>
+    </w:p>
+    <w:p>
+      <w:r>
+        <w:t>A waiter stepped up to them and John said, “Table for ten.” The restaurant was relevantly empty since it was only 5:40PM.</w:t>
+      </w:r>
+    </w:p>
+    <w:p>
+      <w:r>
+        <w:t>The waiter guided them to tables and gave them menus. The party spent the next five minutes looking at the menus. Finally they called the waiter and placed their orders.</w:t>
+      </w:r>
+    </w:p>
+    <w:p>
+      <w:r>
+        <w:t xml:space="preserve">“While we wait, let’s study,” John </w:t>
+      </w:r>
+      <w:r>
+        <w:t>suggested</w:t>
+      </w:r>
+      <w:r>
+        <w:t>.</w:t>
+      </w:r>
+    </w:p>
+    <w:p>
+      <w:r>
+        <w:t>Twenty minutes later food came. They ate while discussing magic.</w:t>
+      </w:r>
+    </w:p>
+    <w:p>
+      <w:r>
         <w:lastRenderedPageBreak/>
-        <w:t>After an hour of grueling training, Luke headed to his room to change and shower. Arriving at the library, Luke greeted his friends and sat down with them.</w:t>
-      </w:r>
-    </w:p>
-    <w:p>
-      <w:r>
-        <w:t>“Carol wants to come also,” Carney said.</w:t>
-      </w:r>
-    </w:p>
-    <w:p>
-      <w:r>
-        <w:t>“How do you keep in contact with her?” Luke asked.</w:t>
-      </w:r>
-    </w:p>
-    <w:p>
-      <w:r>
-        <w:t xml:space="preserve">“We have a phone at home,” Carney </w:t>
-      </w:r>
-      <w:r>
-        <w:t>explained</w:t>
-      </w:r>
-      <w:r>
-        <w:t xml:space="preserve">. “Just like the TV </w:t>
-      </w:r>
-      <w:proofErr w:type="gramStart"/>
-      <w:r>
-        <w:t>company</w:t>
-      </w:r>
-      <w:proofErr w:type="gramEnd"/>
-      <w:r>
-        <w:t>, the phone company can make their equipment work at a distance. Their customers don’t need to be wizards to use the equipment.”</w:t>
-      </w:r>
-    </w:p>
-    <w:p>
-      <w:r>
-        <w:t xml:space="preserve">Luke glanced at the others, and seeing that there was no objections, said, “Only if </w:t>
-      </w:r>
-      <w:r>
-        <w:t>her</w:t>
-      </w:r>
-      <w:r>
-        <w:t xml:space="preserve"> parents approve.”</w:t>
-      </w:r>
-    </w:p>
-    <w:p>
-      <w:r>
-        <w:t>The stepped into the gate and arrived at the restaurant.</w:t>
-      </w:r>
-    </w:p>
-    <w:p>
-      <w:r>
-        <w:t>“Let’s eat before we go,” Luke said.</w:t>
-      </w:r>
-    </w:p>
-    <w:p>
-      <w:r>
-        <w:t>They stepped into the restaurant and Carol gave Luke a hug.</w:t>
-      </w:r>
-    </w:p>
-    <w:p>
-      <w:r>
-        <w:t>A waiter stepped up to them and John said, “Table for ten.” The restaurant was relevantly empty since it was only 5:40PM.</w:t>
-      </w:r>
-    </w:p>
-    <w:p>
-      <w:r>
-        <w:t>The waiter guided them to tables and gave them menus. The party spent the next five minutes looking at the menus. Finally they called the waiter and placed their orders.</w:t>
-      </w:r>
-    </w:p>
-    <w:p>
-      <w:r>
-        <w:t xml:space="preserve">“While we wait, let’s study,” John </w:t>
-      </w:r>
-      <w:r>
-        <w:t>suggested</w:t>
-      </w:r>
-      <w:r>
-        <w:t>.</w:t>
-      </w:r>
-    </w:p>
-    <w:p>
-      <w:r>
-        <w:t>Twenty minutes later food came. They ate while discussing magic.</w:t>
-      </w:r>
-    </w:p>
-    <w:p>
-      <w:r>
         <w:t>Meal finished, they called the waiter and squared their bills. John then said, “Waiter, please call Mrs. Andrews. Tell her Luke needs to speak to her.”</w:t>
       </w:r>
     </w:p>
@@ -46841,7 +47039,6 @@
     </w:p>
     <w:p>
       <w:r>
-        <w:lastRenderedPageBreak/>
         <w:t>Mrs. Andrews came up to them and greeted them. “Good evening Candidate Luke, kids</w:t>
       </w:r>
       <w:r>
@@ -46949,6 +47146,7 @@
     </w:p>
     <w:p>
       <w:r>
+        <w:lastRenderedPageBreak/>
         <w:t>Just then they were interrupted when the restaurant door opened and Molly stepped in.</w:t>
       </w:r>
     </w:p>
@@ -46965,100 +47163,100 @@
     </w:p>
     <w:p>
       <w:r>
+        <w:t>“Where’re you going?” Carol asked.</w:t>
+      </w:r>
+    </w:p>
+    <w:p>
+      <w:r>
+        <w:t xml:space="preserve">“I’m sorry but that’s a secret,” Molly </w:t>
+      </w:r>
+      <w:r>
+        <w:t>stated</w:t>
+      </w:r>
+      <w:r>
+        <w:t>.</w:t>
+      </w:r>
+    </w:p>
+    <w:p>
+      <w:r>
+        <w:t>“Carol already knows all my secrets,” Luke, who hated the concept of secrets, said.</w:t>
+      </w:r>
+    </w:p>
+    <w:p>
+      <w:r>
+        <w:t xml:space="preserve">“Carol already knows that Luke is a great big pervert and she’s fine with it,” Harry </w:t>
+      </w:r>
+      <w:r>
+        <w:t>agreed</w:t>
+      </w:r>
+      <w:r>
+        <w:t>.</w:t>
+      </w:r>
+    </w:p>
+    <w:p>
+      <w:r>
+        <w:t xml:space="preserve">“Shut up Harry,” Luke </w:t>
+      </w:r>
+      <w:r>
+        <w:t>scolded</w:t>
+      </w:r>
+      <w:r>
+        <w:t xml:space="preserve"> and threw a pea at Harry.</w:t>
+      </w:r>
+    </w:p>
+    <w:p>
+      <w:r>
+        <w:t xml:space="preserve">Molly placed </w:t>
+      </w:r>
+      <w:r>
+        <w:t>her</w:t>
+      </w:r>
+      <w:r>
+        <w:t xml:space="preserve"> oracle stone to her ear and closed her eyes. Seconds later she opened them and said, “Dr. Bones said </w:t>
+      </w:r>
+      <w:proofErr w:type="gramStart"/>
+      <w:r>
+        <w:t>it’s</w:t>
+      </w:r>
+      <w:proofErr w:type="gramEnd"/>
+      <w:r>
+        <w:t xml:space="preserve"> okay for her to come.”</w:t>
+      </w:r>
+    </w:p>
+    <w:p>
+      <w:r>
+        <w:t>Luke looked at Mrs. Andrews. She wasn’t bothered as she had complete faith in the Powers That Be, whether they deserved that trust or not.</w:t>
+      </w:r>
+    </w:p>
+    <w:p>
+      <w:r>
+        <w:t xml:space="preserve">“Mrs. Andrews, if all goes well – your daughter will be seeing – something incredible,” Luke </w:t>
+      </w:r>
+      <w:r>
+        <w:t>promised</w:t>
+      </w:r>
+      <w:r>
+        <w:t>.</w:t>
+      </w:r>
+    </w:p>
+    <w:p>
+      <w:r>
+        <w:t>Luke got up and headed for the door. The others got up as well and they headed for the door.</w:t>
+      </w:r>
+    </w:p>
+    <w:p>
+      <w:r>
+        <w:t>As they stepped out, Molly asked, “Is there a problem Candidate Luke? You look distracted.”</w:t>
+      </w:r>
+    </w:p>
+    <w:p>
+      <w:r>
+        <w:t>“It bothers me how much faith people have in the ruling class here,” Luke said. “For instance, Carol’s mother has no doubt that her daughter will be safe with me. It didn’t cross her mind that I could be a pervert.</w:t>
+      </w:r>
+    </w:p>
+    <w:p>
+      <w:r>
         <w:lastRenderedPageBreak/>
-        <w:t>“Where’re you going?” Carol asked.</w:t>
-      </w:r>
-    </w:p>
-    <w:p>
-      <w:r>
-        <w:t xml:space="preserve">“I’m sorry but that’s a secret,” Molly </w:t>
-      </w:r>
-      <w:r>
-        <w:t>stated</w:t>
-      </w:r>
-      <w:r>
-        <w:t>.</w:t>
-      </w:r>
-    </w:p>
-    <w:p>
-      <w:r>
-        <w:t>“Carol already knows all my secrets,” Luke, who hated the concept of secrets, said.</w:t>
-      </w:r>
-    </w:p>
-    <w:p>
-      <w:r>
-        <w:t xml:space="preserve">“Carol already knows that Luke is a great big pervert and she’s fine with it,” Harry </w:t>
-      </w:r>
-      <w:r>
-        <w:t>agreed</w:t>
-      </w:r>
-      <w:r>
-        <w:t>.</w:t>
-      </w:r>
-    </w:p>
-    <w:p>
-      <w:r>
-        <w:t xml:space="preserve">“Shut up Harry,” Luke </w:t>
-      </w:r>
-      <w:r>
-        <w:t>scolded</w:t>
-      </w:r>
-      <w:r>
-        <w:t xml:space="preserve"> and threw a pea at Harry.</w:t>
-      </w:r>
-    </w:p>
-    <w:p>
-      <w:r>
-        <w:t xml:space="preserve">Molly placed </w:t>
-      </w:r>
-      <w:r>
-        <w:t>her</w:t>
-      </w:r>
-      <w:r>
-        <w:t xml:space="preserve"> oracle stone to her ear and closed her eyes. Seconds later she opened them and said, “Dr. Bones said </w:t>
-      </w:r>
-      <w:proofErr w:type="gramStart"/>
-      <w:r>
-        <w:t>it’s</w:t>
-      </w:r>
-      <w:proofErr w:type="gramEnd"/>
-      <w:r>
-        <w:t xml:space="preserve"> okay for her to come.”</w:t>
-      </w:r>
-    </w:p>
-    <w:p>
-      <w:r>
-        <w:t>Luke looked at Mrs. Andrews. She wasn’t bothered as she had complete faith in the Powers That Be, whether they deserved that trust or not.</w:t>
-      </w:r>
-    </w:p>
-    <w:p>
-      <w:r>
-        <w:t xml:space="preserve">“Mrs. Andrews, if all goes well – your daughter will be seeing – something incredible,” Luke </w:t>
-      </w:r>
-      <w:r>
-        <w:t>promised</w:t>
-      </w:r>
-      <w:r>
-        <w:t>.</w:t>
-      </w:r>
-    </w:p>
-    <w:p>
-      <w:r>
-        <w:t>Luke got up and headed for the door. The others got up as well and they headed for the door.</w:t>
-      </w:r>
-    </w:p>
-    <w:p>
-      <w:r>
-        <w:t>As they stepped out, Molly asked, “Is there a problem Candidate Luke? You look distracted.”</w:t>
-      </w:r>
-    </w:p>
-    <w:p>
-      <w:r>
-        <w:t>“It bothers me how much faith people have in the ruling class here,” Luke said. “For instance, Carol’s mother has no doubt that her daughter will be safe with me. It didn’t cross her mind that I could be a pervert.</w:t>
-      </w:r>
-    </w:p>
-    <w:p>
-      <w:r>
         <w:t>“I was thought by my father that such blind faith is bad for a country. Only when each person is master of themselves can a better society be formed.”</w:t>
       </w:r>
     </w:p>
@@ -47069,7 +47267,6 @@
     </w:p>
     <w:p>
       <w:r>
-        <w:lastRenderedPageBreak/>
         <w:t xml:space="preserve">“That’s impossible,” Luke </w:t>
       </w:r>
       <w:r>
@@ -47127,7 +47324,11 @@
     </w:p>
     <w:p>
       <w:r>
-        <w:t>Dr. Bones greeted them. “Welcome my friends to the Winter-field hospital for magical maladies. This is one of the many rooms where family can meet their children. In a few minutes we shall begin the experiment. The boy we selected is expected to activate in a few days. We haven’t told his parents because we don’t want to give them false hope.</w:t>
+        <w:t xml:space="preserve">Dr. Bones greeted them. “Welcome my friends to the Winter-field hospital for magical maladies. This is one of the many rooms where family can meet their children. In a few minutes we shall begin the experiment. The boy we selected is expected to activate in a few </w:t>
+      </w:r>
+      <w:r>
+        <w:lastRenderedPageBreak/>
+        <w:t>days. We haven’t told his parents because we don’t want to give them false hope.</w:t>
       </w:r>
     </w:p>
     <w:p>
@@ -47151,196 +47352,196 @@
     </w:p>
     <w:p>
       <w:r>
+        <w:t>Dr. Bones opened a door and Luke stepped through. Carol tried to follow but Luke stopped her. “I’m sorry Carol but you can’t come with me. Your power hasn’t activated yet.”</w:t>
+      </w:r>
+    </w:p>
+    <w:p>
+      <w:r>
+        <w:t>“What do you mean?” Carol asked as the door closed behind Luke.</w:t>
+      </w:r>
+    </w:p>
+    <w:p>
+      <w:r>
+        <w:t>“Please watch and I’ll explain what’s going on,” Dr. Bones said.</w:t>
+      </w:r>
+    </w:p>
+    <w:p>
+      <w:r>
+        <w:t xml:space="preserve">Carol looked through the window and saw Luke approach a table with a canister with a poison label on it. “What’s he doing with that </w:t>
+      </w:r>
+      <w:proofErr w:type="gramStart"/>
+      <w:r>
+        <w:t>can</w:t>
+      </w:r>
+      <w:proofErr w:type="gramEnd"/>
+      <w:r>
+        <w:t xml:space="preserve"> of poison? He’s not going to drink it, is he? He’ll die,” </w:t>
+      </w:r>
+      <w:r>
+        <w:t xml:space="preserve">the frightened </w:t>
+      </w:r>
+      <w:r>
+        <w:t xml:space="preserve">Carol </w:t>
+      </w:r>
+      <w:r>
+        <w:t>exclaimed</w:t>
+      </w:r>
+      <w:r>
+        <w:t>.</w:t>
+      </w:r>
+    </w:p>
+    <w:p>
+      <w:r>
+        <w:t xml:space="preserve">“He won’t die,” Dr. Bones </w:t>
+      </w:r>
+      <w:r>
+        <w:t>reassured</w:t>
+      </w:r>
+      <w:r>
+        <w:t>. “Just watch.”</w:t>
+      </w:r>
+    </w:p>
+    <w:p>
+      <w:r>
+        <w:t xml:space="preserve">Luke took several deep breaths and </w:t>
+      </w:r>
+      <w:r>
+        <w:t>took a sip</w:t>
+      </w:r>
+      <w:r>
+        <w:t>. He grimaced from the taste and his body shuddered. Seconds later his hair turned gr</w:t>
+      </w:r>
+      <w:r>
+        <w:t>e</w:t>
+      </w:r>
+      <w:r>
+        <w:t>y.</w:t>
+      </w:r>
+    </w:p>
+    <w:p>
+      <w:r>
+        <w:t>Luke’s demeanor changed. All life drained from him and he had the appearance of an animated copse.</w:t>
+      </w:r>
+    </w:p>
+    <w:p>
+      <w:r>
+        <w:t xml:space="preserve">Carol cringed next to Carney and cried, “What happed to Luke? </w:t>
+      </w:r>
+      <w:r>
+        <w:t>Is he dead</w:t>
+      </w:r>
+      <w:r>
+        <w:t>?”</w:t>
+      </w:r>
+    </w:p>
+    <w:p>
+      <w:r>
+        <w:t xml:space="preserve">“He’s fine Carol,” Dr. Bones </w:t>
+      </w:r>
+      <w:r>
+        <w:t>assured</w:t>
+      </w:r>
+      <w:r>
+        <w:t xml:space="preserve">. “He’s now one of </w:t>
+      </w:r>
+      <w:r>
+        <w:t>several</w:t>
+      </w:r>
+      <w:r>
+        <w:t xml:space="preserve"> do</w:t>
+      </w:r>
+      <w:r>
+        <w:t xml:space="preserve">zen necromancers known to exist – </w:t>
+      </w:r>
+      <w:r>
+        <w:t xml:space="preserve">Unfortunately they aren’t usable </w:t>
+      </w:r>
+      <w:r>
+        <w:t>…</w:t>
+      </w:r>
+      <w:r>
+        <w:t>”</w:t>
+      </w:r>
+    </w:p>
+    <w:p>
+      <w:r>
+        <w:t xml:space="preserve">A door opened </w:t>
+      </w:r>
+      <w:r>
+        <w:t>and a</w:t>
+      </w:r>
+      <w:r>
+        <w:t xml:space="preserve"> </w:t>
+      </w:r>
+      <w:r>
+        <w:t xml:space="preserve">doctor, </w:t>
+      </w:r>
+      <w:r>
+        <w:t>two golems</w:t>
+      </w:r>
+      <w:r>
+        <w:t>,</w:t>
+      </w:r>
+      <w:r>
+        <w:t xml:space="preserve"> </w:t>
+      </w:r>
+      <w:r>
+        <w:t>and</w:t>
+      </w:r>
+      <w:r>
+        <w:t xml:space="preserve"> a gray</w:t>
+      </w:r>
+      <w:r>
+        <w:t>-</w:t>
+      </w:r>
+      <w:r>
+        <w:t>haired boy</w:t>
+      </w:r>
+      <w:r>
+        <w:t xml:space="preserve"> entered</w:t>
+      </w:r>
+      <w:r>
+        <w:t>.</w:t>
+      </w:r>
+    </w:p>
+    <w:p>
+      <w:r>
+        <w:t xml:space="preserve">“Daniel, please sit on that chair. Luke, please sit on the other chair,” </w:t>
+      </w:r>
+      <w:r>
+        <w:t>the doctor</w:t>
+      </w:r>
+      <w:r>
+        <w:t xml:space="preserve"> </w:t>
+      </w:r>
+      <w:r>
+        <w:t>instructed</w:t>
+      </w:r>
+      <w:r>
+        <w:t>. Luke and the thirteen</w:t>
+      </w:r>
+      <w:r>
+        <w:t>-</w:t>
+      </w:r>
+      <w:r>
+        <w:t>year</w:t>
+      </w:r>
+      <w:r>
+        <w:t>-</w:t>
+      </w:r>
+      <w:r>
+        <w:t>old boy took their seats.</w:t>
+      </w:r>
+    </w:p>
+    <w:p>
+      <w:r>
         <w:lastRenderedPageBreak/>
-        <w:t>Dr. Bones opened a door and Luke stepped through. Carol tried to follow but Luke stopped her. “I’m sorry Carol but you can’t come with me. Your power hasn’t activated yet.”</w:t>
-      </w:r>
-    </w:p>
-    <w:p>
-      <w:r>
-        <w:t>“What do you mean?” Carol asked as the door closed behind Luke.</w:t>
-      </w:r>
-    </w:p>
-    <w:p>
-      <w:r>
-        <w:t>“Please watch and I’ll explain what’s going on,” Dr. Bones said.</w:t>
-      </w:r>
-    </w:p>
-    <w:p>
-      <w:r>
-        <w:t xml:space="preserve">Carol looked through the window and saw Luke approach a table with a canister with a poison label on it. “What’s he doing with that </w:t>
-      </w:r>
-      <w:proofErr w:type="gramStart"/>
-      <w:r>
-        <w:t>can</w:t>
-      </w:r>
-      <w:proofErr w:type="gramEnd"/>
-      <w:r>
-        <w:t xml:space="preserve"> of poison? He’s not going to drink it, is he? He’ll die,” </w:t>
-      </w:r>
-      <w:r>
-        <w:t xml:space="preserve">the frightened </w:t>
-      </w:r>
-      <w:r>
-        <w:t xml:space="preserve">Carol </w:t>
-      </w:r>
-      <w:r>
-        <w:t>exclaimed</w:t>
-      </w:r>
-      <w:r>
-        <w:t>.</w:t>
-      </w:r>
-    </w:p>
-    <w:p>
-      <w:r>
-        <w:t xml:space="preserve">“He won’t die,” Dr. Bones </w:t>
-      </w:r>
-      <w:r>
-        <w:t>reassured</w:t>
-      </w:r>
-      <w:r>
-        <w:t>. “Just watch.”</w:t>
-      </w:r>
-    </w:p>
-    <w:p>
-      <w:r>
-        <w:t xml:space="preserve">Luke took several deep breaths and </w:t>
-      </w:r>
-      <w:r>
-        <w:t>took a sip</w:t>
-      </w:r>
-      <w:r>
-        <w:t>. He grimaced from the taste and his body shuddered. Seconds later his hair turned gr</w:t>
-      </w:r>
-      <w:r>
-        <w:t>e</w:t>
-      </w:r>
-      <w:r>
-        <w:t>y.</w:t>
-      </w:r>
-    </w:p>
-    <w:p>
-      <w:r>
-        <w:t>Luke’s demeanor changed. All life drained from him and he had the appearance of an animated copse.</w:t>
-      </w:r>
-    </w:p>
-    <w:p>
-      <w:r>
-        <w:t xml:space="preserve">Carol cringed next to Carney and cried, “What happed to Luke? </w:t>
-      </w:r>
-      <w:r>
-        <w:t>Is he dead</w:t>
-      </w:r>
-      <w:r>
-        <w:t>?”</w:t>
-      </w:r>
-    </w:p>
-    <w:p>
-      <w:r>
-        <w:t xml:space="preserve">“He’s fine Carol,” Dr. Bones </w:t>
-      </w:r>
-      <w:r>
-        <w:t>assured</w:t>
-      </w:r>
-      <w:r>
-        <w:t xml:space="preserve">. “He’s now one of </w:t>
-      </w:r>
-      <w:r>
-        <w:t>several</w:t>
-      </w:r>
-      <w:r>
-        <w:t xml:space="preserve"> do</w:t>
-      </w:r>
-      <w:r>
-        <w:t xml:space="preserve">zen necromancers known to exist – </w:t>
-      </w:r>
-      <w:r>
-        <w:t xml:space="preserve">Unfortunately they aren’t usable </w:t>
-      </w:r>
-      <w:r>
-        <w:t>…</w:t>
-      </w:r>
-      <w:r>
-        <w:t>”</w:t>
-      </w:r>
-    </w:p>
-    <w:p>
-      <w:r>
-        <w:t xml:space="preserve">A door opened </w:t>
-      </w:r>
-      <w:r>
-        <w:t>and a</w:t>
-      </w:r>
-      <w:r>
-        <w:t xml:space="preserve"> </w:t>
-      </w:r>
-      <w:r>
-        <w:t xml:space="preserve">doctor, </w:t>
-      </w:r>
-      <w:r>
-        <w:t>two golems</w:t>
-      </w:r>
-      <w:r>
-        <w:t>,</w:t>
-      </w:r>
-      <w:r>
-        <w:t xml:space="preserve"> </w:t>
-      </w:r>
-      <w:r>
-        <w:t>and</w:t>
-      </w:r>
-      <w:r>
-        <w:t xml:space="preserve"> a gray</w:t>
-      </w:r>
-      <w:r>
-        <w:t>-</w:t>
-      </w:r>
-      <w:r>
-        <w:t>haired boy</w:t>
-      </w:r>
-      <w:r>
-        <w:t xml:space="preserve"> entered</w:t>
-      </w:r>
-      <w:r>
-        <w:t>.</w:t>
-      </w:r>
-    </w:p>
-    <w:p>
-      <w:r>
-        <w:t xml:space="preserve">“Daniel, please sit on that chair. Luke, please sit on the other chair,” </w:t>
-      </w:r>
-      <w:r>
-        <w:t>the doctor</w:t>
-      </w:r>
-      <w:r>
-        <w:t xml:space="preserve"> </w:t>
+        <w:t xml:space="preserve">“Okay Luke, imagine your life force merging with Daniel’s life force,” the nurse </w:t>
       </w:r>
       <w:r>
         <w:t>instructed</w:t>
       </w:r>
       <w:r>
-        <w:t>. Luke and the thirteen</w:t>
-      </w:r>
-      <w:r>
-        <w:t>-</w:t>
-      </w:r>
-      <w:r>
-        <w:t>year</w:t>
-      </w:r>
-      <w:r>
-        <w:t>-</w:t>
-      </w:r>
-      <w:r>
-        <w:t>old boy took their seats.</w:t>
-      </w:r>
-    </w:p>
-    <w:p>
-      <w:r>
-        <w:t xml:space="preserve">“Okay Luke, imagine your life force merging with Daniel’s life force,” the nurse </w:t>
-      </w:r>
-      <w:r>
-        <w:t>instructed</w:t>
-      </w:r>
-      <w:r>
         <w:t>.</w:t>
       </w:r>
     </w:p>
@@ -47351,7 +47552,6 @@
     </w:p>
     <w:p>
       <w:r>
-        <w:lastRenderedPageBreak/>
         <w:t xml:space="preserve">“Now cast the spell: </w:t>
       </w:r>
       <w:r>
@@ -47464,398 +47664,395 @@
     </w:p>
     <w:p>
       <w:r>
+        <w:lastRenderedPageBreak/>
         <w:t>All thoughts disappeared from Luke’s mind as he had the most incredible experience of his life. Luke wanted to kiss Annie for months and finally his wish was granted.</w:t>
       </w:r>
     </w:p>
     <w:p>
       <w:r>
+        <w:t>The heavenly kiss was rudely interrupted as Carol shoved herself between the two.</w:t>
+      </w:r>
+    </w:p>
+    <w:p>
+      <w:r>
+        <w:t>“Carol, what do you think you’re doing?” Annie shouted at Carol.</w:t>
+      </w:r>
+    </w:p>
+    <w:p>
+      <w:r>
+        <w:t>“You have no right to kiss him,” Carol said angrily. “He’s my master, not yours.”</w:t>
+      </w:r>
+    </w:p>
+    <w:p>
+      <w:r>
+        <w:t>“Carol, I’m neither your master nor your boyfriend,” Luke scolded, angry that his kiss was cut short. “I’m just your brother’s friend.”</w:t>
+      </w:r>
+    </w:p>
+    <w:p>
+      <w:r>
+        <w:t>Carol’s lip quivered as a cry threatened to come forth. She turned around and ran from the room with tears streaming down her face.</w:t>
+      </w:r>
+    </w:p>
+    <w:p>
+      <w:r>
+        <w:t>Luke</w:t>
+      </w:r>
+      <w:r>
+        <w:t xml:space="preserve"> stared, knowing he</w:t>
+      </w:r>
+      <w:r>
+        <w:t xml:space="preserve"> had put his </w:t>
+      </w:r>
+      <w:r>
+        <w:t>proverbial</w:t>
+      </w:r>
+      <w:r>
+        <w:t xml:space="preserve"> foot in his mouth. He hurt the child, but didn’t know what to do.</w:t>
+      </w:r>
+    </w:p>
+    <w:p>
+      <w:r>
+        <w:t xml:space="preserve">“Don’t just stand there like an idiot,” Annie </w:t>
+      </w:r>
+      <w:r>
+        <w:t>scolded</w:t>
+      </w:r>
+      <w:r>
+        <w:t>. “Go after her.”</w:t>
+      </w:r>
+    </w:p>
+    <w:p>
+      <w:r>
+        <w:t>“And do what?” Luke asked and ran out the door.</w:t>
+      </w:r>
+    </w:p>
+    <w:p>
+      <w:r>
+        <w:t>Luke glanced left and right</w:t>
+      </w:r>
+      <w:r>
+        <w:t>, spotting</w:t>
+      </w:r>
+      <w:r>
+        <w:t xml:space="preserve"> Carol</w:t>
+      </w:r>
+      <w:r>
+        <w:t xml:space="preserve"> near the end of a corridor</w:t>
+      </w:r>
+      <w:r>
+        <w:t>. Luke ran down the corridor, but was intercepted by an orderly.</w:t>
+      </w:r>
+    </w:p>
+    <w:p>
+      <w:r>
+        <w:t>“Doctor, I we need your help. Please hurry,” the orderly said and pushed him from behind.</w:t>
+      </w:r>
+    </w:p>
+    <w:p>
+      <w:r>
+        <w:t>“Hold it,” Luke said as he was forced to run alongside the orderly. “I’m not a doctor. I’m just a first year with a power level of four.”</w:t>
+      </w:r>
+    </w:p>
+    <w:p>
+      <w:proofErr w:type="gramStart"/>
+      <w:r>
+        <w:t xml:space="preserve">“That’s good enough,” the orderly </w:t>
+      </w:r>
+      <w:r>
+        <w:t>assured</w:t>
+      </w:r>
+      <w:r>
+        <w:t>.</w:t>
+      </w:r>
+      <w:proofErr w:type="gramEnd"/>
+      <w:r>
+        <w:t xml:space="preserve"> “You can give first aid. Please hurry.”</w:t>
+      </w:r>
+    </w:p>
+    <w:p>
+      <w:r>
         <w:lastRenderedPageBreak/>
-        <w:t>The heavenly kiss was rudely interrupted as Carol shoved herself between the two.</w:t>
-      </w:r>
-    </w:p>
-    <w:p>
-      <w:r>
-        <w:t>“Carol, what do you think you’re doing?” Annie shouted at Carol.</w:t>
-      </w:r>
-    </w:p>
-    <w:p>
-      <w:r>
-        <w:t>“You have no right to kiss him,” Carol said angrily. “He’s my master, not yours.”</w:t>
-      </w:r>
-    </w:p>
-    <w:p>
-      <w:r>
-        <w:t>“Carol, I’m neither your master nor your boyfriend,” Luke scolded, angry that his kiss was cut short. “I’m just your brother’s friend.”</w:t>
-      </w:r>
-    </w:p>
-    <w:p>
-      <w:r>
-        <w:t>Carol’s lip quivered as a cry threatened to come forth. She turned around and ran from the room with tears streaming down her face.</w:t>
-      </w:r>
-    </w:p>
-    <w:p>
-      <w:r>
-        <w:t>Luke</w:t>
-      </w:r>
-      <w:r>
-        <w:t xml:space="preserve"> stared, knowing he</w:t>
-      </w:r>
-      <w:r>
-        <w:t xml:space="preserve"> had put his </w:t>
-      </w:r>
-      <w:r>
-        <w:t>proverbial</w:t>
-      </w:r>
-      <w:r>
-        <w:t xml:space="preserve"> foot in his mouth. He hurt the child, but didn’t know what to do.</w:t>
-      </w:r>
-    </w:p>
-    <w:p>
-      <w:r>
-        <w:t xml:space="preserve">“Don’t just stand there like an idiot,” Annie </w:t>
-      </w:r>
-      <w:r>
-        <w:t>scolded</w:t>
-      </w:r>
-      <w:r>
-        <w:t>. “Go after her.”</w:t>
-      </w:r>
-    </w:p>
-    <w:p>
-      <w:r>
-        <w:t>“And do what?” Luke asked and ran out the door.</w:t>
-      </w:r>
-    </w:p>
-    <w:p>
-      <w:r>
-        <w:t>Luke glanced left and right</w:t>
-      </w:r>
-      <w:r>
-        <w:t>, spotting</w:t>
-      </w:r>
-      <w:r>
-        <w:t xml:space="preserve"> Carol</w:t>
-      </w:r>
-      <w:r>
-        <w:t xml:space="preserve"> near the end of a corridor</w:t>
-      </w:r>
-      <w:r>
-        <w:t>. Luke ran down the corridor, but was intercepted by an orderly.</w:t>
-      </w:r>
-    </w:p>
-    <w:p>
-      <w:r>
-        <w:t>“Doctor, I we need your help. Please hurry,” the orderly said and pushed him from behind.</w:t>
-      </w:r>
-    </w:p>
-    <w:p>
-      <w:r>
-        <w:t>“Hold it,” Luke said as he was forced to run alongside the orderly. “I’m not a doctor. I’m just a first year with a power level of four.”</w:t>
-      </w:r>
-    </w:p>
-    <w:p>
-      <w:proofErr w:type="gramStart"/>
-      <w:r>
-        <w:t xml:space="preserve">“That’s good enough,” the orderly </w:t>
-      </w:r>
-      <w:r>
-        <w:t>assured</w:t>
-      </w:r>
-      <w:r>
-        <w:t>.</w:t>
-      </w:r>
-      <w:proofErr w:type="gramEnd"/>
-      <w:r>
-        <w:t xml:space="preserve"> “You can give first aid. Please hurry.”</w:t>
-      </w:r>
-    </w:p>
-    <w:p>
-      <w:r>
         <w:t>Torn between two obligations, Luke followed the orderly into a large room filled with injured people. Luke stared at the people in surprise, wondering what was going on and why they needed his help.</w:t>
       </w:r>
     </w:p>
     <w:p>
       <w:r>
+        <w:t>“Please hurry,” the orderly said and guided Luke to the nearest patient. The patient was bandaged up but was holding a stomach injury.</w:t>
+      </w:r>
+    </w:p>
+    <w:p>
+      <w:r>
+        <w:t>Luke realized with a shock that all the patients had physical injuries. They were the victims of an attack or a natural disaster.</w:t>
+      </w:r>
+    </w:p>
+    <w:p>
+      <w:r>
+        <w:t>Luke focused his attention on the patient and placed his hands over the injured man’s stomach. Focusing his energy on the wound, Luke cast the healing spell.</w:t>
+      </w:r>
+    </w:p>
+    <w:p>
+      <w:r>
+        <w:t>The power flowed from Luke’s hands and into the patient. In his mind’s eye, Luke could see the man’s internal organs heal and blood and stuff returning to their correct locations.</w:t>
+      </w:r>
+    </w:p>
+    <w:p>
+      <w:r>
+        <w:t>“That’s enough,” a pink haired doctor said. “Good work. Now work on that woman.”</w:t>
+      </w:r>
+    </w:p>
+    <w:p>
+      <w:r>
+        <w:t>A steady stream of patients entered and exited as pink-haired women nursed the injured people back to health.</w:t>
+      </w:r>
+    </w:p>
+    <w:p>
+      <w:r>
+        <w:t xml:space="preserve">Luke grabbed a glass of pink cow milk from an orderly and quickly finished it. Energies restored, Luke </w:t>
+      </w:r>
+      <w:r>
+        <w:t>continued working</w:t>
+      </w:r>
+      <w:r>
+        <w:t>.</w:t>
+      </w:r>
+    </w:p>
+    <w:p>
+      <w:r>
+        <w:t xml:space="preserve">A little over three hours, </w:t>
+      </w:r>
+      <w:r>
+        <w:t>a pit</w:t>
+      </w:r>
+      <w:r>
+        <w:t xml:space="preserve"> stop</w:t>
+      </w:r>
+      <w:r>
+        <w:t xml:space="preserve">, </w:t>
+      </w:r>
+      <w:r>
+        <w:t xml:space="preserve">and </w:t>
+      </w:r>
+      <w:r>
+        <w:t>56</w:t>
+      </w:r>
+      <w:r>
+        <w:t xml:space="preserve"> patients later, the flood of patients ended.</w:t>
+      </w:r>
+    </w:p>
+    <w:p>
+      <w:r>
+        <w:t xml:space="preserve">Luke walked wearingly to where Annie </w:t>
+      </w:r>
+      <w:r>
+        <w:t>sat</w:t>
+      </w:r>
+      <w:r>
+        <w:t xml:space="preserve"> with a glass of pink cow milk in her hand.</w:t>
+      </w:r>
+    </w:p>
+    <w:p>
+      <w:r>
+        <w:t>What looked like the head doctor approached them and bowed. She too was exhausted. “Thank you Princess Anastasia, Candidate Luke for your help. We greatly appreciate it. I am Dr. Wanda, head doctor here at Winter-field.”</w:t>
+      </w:r>
+    </w:p>
+    <w:p>
+      <w:r>
         <w:lastRenderedPageBreak/>
-        <w:t>“Please hurry,” the orderly said and guided Luke to the nearest patient. The patient was bandaged up but was holding a stomach injury.</w:t>
-      </w:r>
-    </w:p>
-    <w:p>
-      <w:r>
-        <w:t>Luke realized with a shock that all the patients had physical injuries. They were the victims of an attack or a natural disaster.</w:t>
-      </w:r>
-    </w:p>
-    <w:p>
-      <w:r>
-        <w:t>Luke focused his attention on the patient and placed his hands over the injured man’s stomach. Focusing his energy on the wound, Luke cast the healing spell.</w:t>
-      </w:r>
-    </w:p>
-    <w:p>
-      <w:r>
-        <w:t>The power flowed from Luke’s hands and into the patient. In his mind’s eye, Luke could see the man’s internal organs heal and blood and stuff returning to their correct locations.</w:t>
-      </w:r>
-    </w:p>
-    <w:p>
-      <w:r>
-        <w:t>“That’s enough,” a pink haired doctor said. “Good work. Now work on that woman.”</w:t>
-      </w:r>
-    </w:p>
-    <w:p>
-      <w:r>
-        <w:t>A steady stream of patients entered and exited as pink-haired women nursed the injured people back to health.</w:t>
-      </w:r>
-    </w:p>
-    <w:p>
-      <w:r>
-        <w:t xml:space="preserve">Luke grabbed a glass of pink cow milk from an orderly and quickly finished it. Energies restored, Luke </w:t>
-      </w:r>
-      <w:r>
-        <w:t>continued working</w:t>
-      </w:r>
-      <w:r>
-        <w:t>.</w:t>
-      </w:r>
-    </w:p>
-    <w:p>
-      <w:r>
-        <w:t xml:space="preserve">A little over three hours, </w:t>
-      </w:r>
-      <w:r>
-        <w:t>a pit</w:t>
-      </w:r>
-      <w:r>
-        <w:t xml:space="preserve"> stop</w:t>
-      </w:r>
-      <w:r>
-        <w:t xml:space="preserve">, </w:t>
-      </w:r>
-      <w:r>
-        <w:t xml:space="preserve">and </w:t>
-      </w:r>
-      <w:r>
-        <w:t>56</w:t>
-      </w:r>
-      <w:r>
-        <w:t xml:space="preserve"> patients later, the flood of patients ended.</w:t>
-      </w:r>
-    </w:p>
-    <w:p>
-      <w:r>
-        <w:t xml:space="preserve">Luke walked wearingly to where Annie </w:t>
-      </w:r>
-      <w:r>
-        <w:t>sat</w:t>
-      </w:r>
-      <w:r>
-        <w:t xml:space="preserve"> with a glass of pink cow milk in her hand.</w:t>
-      </w:r>
-    </w:p>
-    <w:p>
-      <w:r>
-        <w:t>What looked like the head doctor approached them and bowed. She too was exhausted. “Thank you Princess Anastasia, Candidate Luke for your help. We greatly appreciate it. I am Dr. Wanda, head doctor here at Winter-field.”</w:t>
-      </w:r>
-    </w:p>
-    <w:p>
-      <w:r>
-        <w:t xml:space="preserve">Dr. Wanda took a glass of pink cow milk from an orderly and closed her eyes. “This stuff is incredible for restoring one’s Life energy, but </w:t>
-      </w:r>
+        <w:t>Dr. Wanda took a glass of pink cow milk from an orderly and closed her eyes. “This stuff is incredible for restoring one’s Life energy, but you can only drink so much of it. It’s going to take me days to get back to normal.”</w:t>
+      </w:r>
+    </w:p>
+    <w:p>
+      <w:r>
+        <w:t>“Dr. Wanda, how come there were so many patients? Is that normal?” Annie asked.</w:t>
+      </w:r>
+    </w:p>
+    <w:p>
+      <w:r>
+        <w:t xml:space="preserve">“Goodness no,” Dr. Wanda </w:t>
+      </w:r>
+      <w:r>
+        <w:t>said</w:t>
+      </w:r>
+      <w:r>
+        <w:t xml:space="preserve">. “The problem was that recently there was a monster attack in the kingdom of Ra. That’s a rural kingdom on the Earth-like planet of Ramon. There were over three thousand victims. </w:t>
+      </w:r>
+      <w:r>
+        <w:t>This was just one of many a</w:t>
+      </w:r>
+      <w:r>
+        <w:t>ttacks recently, but this was the worst. By the way, that’s classified information.”</w:t>
+      </w:r>
+    </w:p>
+    <w:p>
+      <w:r>
+        <w:t>Dr. Wanda put her glass down after finishing her milk. She took out her oracle stone and a map of the room appeared. Three pink hearts showed their locations. Near each heart were their names and power level. Dr. Wanda had a power level of 87. Annie was marked with eight and Luke had six.</w:t>
+      </w:r>
+    </w:p>
+    <w:p>
+      <w:r>
+        <w:t>High healing power slowed down the aging process, so Dr. Wanda’s age was unknowable.</w:t>
+      </w:r>
+    </w:p>
+    <w:p>
+      <w:r>
+        <w:t xml:space="preserve">“You have both increased your power levels. Good work,” Dr. Wanda </w:t>
+      </w:r>
+      <w:r>
+        <w:t>commended</w:t>
+      </w:r>
+      <w:r>
+        <w:t>.</w:t>
+      </w:r>
+    </w:p>
+    <w:p>
+      <w:r>
+        <w:t xml:space="preserve">“I hear there’s never enough pinks,” Annie </w:t>
+      </w:r>
+      <w:r>
+        <w:t>nodded</w:t>
+      </w:r>
+      <w:r>
+        <w:t>. “Call us if there’s an emergency again.”</w:t>
+      </w:r>
+    </w:p>
+    <w:p>
+      <w:r>
+        <w:t>“By the way, I’m registered as Red in school,” Luke said. “Please don’t tell anyone what I can do.”</w:t>
+      </w:r>
+    </w:p>
+    <w:p>
+      <w:r>
+        <w:t>Dr. Wanda nodded with understanding. “People who have two elements are one in a million. Most people treat them as monsters. I promise not to tell anyone.”</w:t>
+      </w:r>
+    </w:p>
+    <w:p>
       <w:r>
         <w:lastRenderedPageBreak/>
-        <w:t>you can only drink so much of it. It’s going to take me days to get back to normal.”</w:t>
-      </w:r>
-    </w:p>
-    <w:p>
-      <w:r>
-        <w:t>“Dr. Wanda, how come there were so many patients? Is that normal?” Annie asked.</w:t>
-      </w:r>
-    </w:p>
-    <w:p>
-      <w:r>
-        <w:t xml:space="preserve">“Goodness no,” Dr. Wanda </w:t>
+        <w:t>“I won’t keep you Dr. Wanda,” Luke said. “Besides, I have a little girl to find. I hurt her feelings by accident.”</w:t>
+      </w:r>
+    </w:p>
+    <w:p>
+      <w:r>
+        <w:t xml:space="preserve">Luke bowed and headed for the exit. Now where </w:t>
+      </w:r>
+      <w:r>
+        <w:t>c</w:t>
+      </w:r>
+      <w:r>
+        <w:t>ould Carol be? It wasn’t as if he could close his eyes and sense her presence.</w:t>
+      </w:r>
+    </w:p>
+    <w:p>
+      <w:r>
+        <w:t>Luke entered the hallway and found the gang there. Carol was there as well and she looked grumpy.</w:t>
+      </w:r>
+    </w:p>
+    <w:p>
+      <w:r>
+        <w:t>Luke walked towards Carol to try to give her a hug but she just hid behind Carney.</w:t>
+      </w:r>
+    </w:p>
+    <w:p>
+      <w:r>
+        <w:t>“I’m sorry Carol,” Luke said</w:t>
+      </w:r>
+      <w:r>
+        <w:t xml:space="preserve"> softly</w:t>
+      </w:r>
+      <w:r>
+        <w:t>. “I didn’t mean to hurt you. If you want, I can be your uncle. I’ll still take you to fun places. What do you say?”</w:t>
+      </w:r>
+    </w:p>
+    <w:p>
+      <w:r>
+        <w:t xml:space="preserve">Luke sat down on his haunches and held his hands out to her. Carol’s reluctance slowly faded and she </w:t>
+      </w:r>
+      <w:r>
+        <w:t>inched</w:t>
+      </w:r>
+      <w:r>
+        <w:t xml:space="preserve"> towards Luke. When she was withi</w:t>
+      </w:r>
+      <w:r>
+        <w:t>n arm’s length, Luke grabbed her</w:t>
+      </w:r>
+      <w:r>
+        <w:t xml:space="preserve"> and tickled her.</w:t>
+      </w:r>
+    </w:p>
+    <w:p>
+      <w:r>
+        <w:t xml:space="preserve">Carol giggled. After a few moments, she stopped giggling and gave Luke a hug. “I love you Luke,” she </w:t>
+      </w:r>
+      <w:r>
+        <w:t>murmured</w:t>
+      </w:r>
+      <w:r>
+        <w:t>.</w:t>
+      </w:r>
+    </w:p>
+    <w:p>
+      <w:r>
+        <w:t xml:space="preserve">“I love you too sweetheart,” Luke </w:t>
       </w:r>
       <w:r>
         <w:t>said</w:t>
       </w:r>
       <w:r>
-        <w:t xml:space="preserve">. “The problem was that recently there was a monster attack in the kingdom of Ra. That’s a rural kingdom on the Earth-like planet of Ramon. There were over three thousand victims. </w:t>
-      </w:r>
-      <w:r>
-        <w:t>This was just one of many a</w:t>
-      </w:r>
-      <w:r>
-        <w:t>ttacks recently, but this was the worst. By the way, that’s classified information.”</w:t>
-      </w:r>
-    </w:p>
-    <w:p>
-      <w:r>
-        <w:t>Dr. Wanda put her glass down after finishing her milk. She took out her oracle stone and a map of the room appeared. Three pink hearts showed their locations. Near each heart were their names and power level. Dr. Wanda had a power level of 87. Annie was marked with eight and Luke had six.</w:t>
-      </w:r>
-    </w:p>
-    <w:p>
-      <w:r>
-        <w:t>High healing power slowed down the aging process, so Dr. Wanda’s age was unknowable.</w:t>
-      </w:r>
-    </w:p>
-    <w:p>
-      <w:r>
-        <w:t xml:space="preserve">“You have both increased your power levels. Good work,” Dr. Wanda </w:t>
-      </w:r>
-      <w:r>
-        <w:t>commended</w:t>
-      </w:r>
-      <w:r>
-        <w:t>.</w:t>
-      </w:r>
-    </w:p>
-    <w:p>
-      <w:r>
-        <w:t xml:space="preserve">“I hear there’s never enough pinks,” Annie </w:t>
-      </w:r>
-      <w:r>
-        <w:t>nodded</w:t>
-      </w:r>
-      <w:r>
-        <w:t>. “Call us if there’s an emergency again.”</w:t>
-      </w:r>
-    </w:p>
-    <w:p>
-      <w:r>
-        <w:t>“By the way, I’m registered as Red in school,” Luke said. “Please don’t tell anyone what I can do.”</w:t>
-      </w:r>
-    </w:p>
-    <w:p>
-      <w:r>
-        <w:t>Dr. Wanda nodded with understanding. “People who have two elements are one in a million. Most people treat them as monsters. I promise not to tell anyone.”</w:t>
-      </w:r>
-    </w:p>
-    <w:p>
-      <w:r>
-        <w:t>“I won’t keep you Dr. Wanda,” Luke said. “Besides, I have a little girl to find. I hurt her feelings by accident.”</w:t>
+        <w:t xml:space="preserve"> and kissed her on the </w:t>
+      </w:r>
+      <w:r>
+        <w:t>cheek</w:t>
+      </w:r>
+      <w:r>
+        <w:t>. “Come on Carol, it’s time to go on an adventure. The world is filled with magic and wonder and I want you to know just how privileged you are.”</w:t>
+      </w:r>
+    </w:p>
+    <w:p>
+      <w:r>
+        <w:t>Luke turned to John and said, “Lead on, Mc. Duff. And damn be the one who said – there’s adventure – enough – or something like that.”</w:t>
+      </w:r>
+    </w:p>
+    <w:p>
+      <w:r>
+        <w:t>A though entered Luke’s mind. “By the way, what’s Carol’s bed time?”</w:t>
+      </w:r>
+    </w:p>
+    <w:p>
+      <w:r>
+        <w:t xml:space="preserve">“It’s 8:00PM,” Carney </w:t>
+      </w:r>
+      <w:r>
+        <w:t>said</w:t>
+      </w:r>
+      <w:r>
+        <w:t>.</w:t>
+      </w:r>
+    </w:p>
+    <w:p>
+      <w:r>
+        <w:t>“Nibbling nibbles,” Luke exclaimed. “It</w:t>
+      </w:r>
+      <w:r>
+        <w:t xml:space="preserve"> i</w:t>
+      </w:r>
+      <w:r>
+        <w:t>s 10:23PM, way past Carol’s bed time. Come on Carol, it’s time to go home.”</w:t>
+      </w:r>
+    </w:p>
+    <w:p>
+      <w:r>
+        <w:t>“But I want to go on an adventure with you,” Carol complained.</w:t>
       </w:r>
     </w:p>
     <w:p>
       <w:r>
         <w:lastRenderedPageBreak/>
-        <w:t xml:space="preserve">Luke bowed and headed for the exit. Now where </w:t>
-      </w:r>
-      <w:r>
-        <w:t>c</w:t>
-      </w:r>
-      <w:r>
-        <w:t>ould Carol be? It wasn’t as if he could close his eyes and sense her presence.</w:t>
-      </w:r>
-    </w:p>
-    <w:p>
-      <w:r>
-        <w:t>Luke entered the hallway and found the gang there. Carol was there as well and she looked grumpy.</w:t>
-      </w:r>
-    </w:p>
-    <w:p>
-      <w:r>
-        <w:t>Luke walked towards Carol to try to give her a hug but she just hid behind Carney.</w:t>
-      </w:r>
-    </w:p>
-    <w:p>
-      <w:r>
-        <w:t>“I’m sorry Carol,” Luke said</w:t>
-      </w:r>
-      <w:r>
-        <w:t xml:space="preserve"> softly</w:t>
-      </w:r>
-      <w:r>
-        <w:t>. “I didn’t mean to hurt you. If you want, I can be your uncle. I’ll still take you to fun places. What do you say?”</w:t>
-      </w:r>
-    </w:p>
-    <w:p>
-      <w:r>
-        <w:t xml:space="preserve">Luke sat down on his haunches and held his hands out to her. Carol’s reluctance slowly faded and she </w:t>
-      </w:r>
-      <w:r>
-        <w:t>inched</w:t>
-      </w:r>
-      <w:r>
-        <w:t xml:space="preserve"> towards Luke. When she was withi</w:t>
-      </w:r>
-      <w:r>
-        <w:t>n arm’s length, Luke grabbed her</w:t>
-      </w:r>
-      <w:r>
-        <w:t xml:space="preserve"> and tickled her.</w:t>
-      </w:r>
-    </w:p>
-    <w:p>
-      <w:r>
-        <w:t xml:space="preserve">Carol giggled. After a few moments, she stopped giggling and gave Luke a hug. “I love you Luke,” she </w:t>
-      </w:r>
-      <w:r>
-        <w:t>murmured</w:t>
-      </w:r>
-      <w:r>
-        <w:t>.</w:t>
-      </w:r>
-    </w:p>
-    <w:p>
-      <w:r>
-        <w:t xml:space="preserve">“I love you too sweetheart,” Luke </w:t>
-      </w:r>
-      <w:r>
-        <w:t>said</w:t>
-      </w:r>
-      <w:r>
-        <w:t xml:space="preserve"> and kissed her on the </w:t>
-      </w:r>
-      <w:r>
-        <w:t>cheek</w:t>
-      </w:r>
-      <w:r>
-        <w:t>. “Come on Carol, it’s time to go on an adventure. The world is filled with magic and wonder and I want you to know just how privileged you are.”</w:t>
-      </w:r>
-    </w:p>
-    <w:p>
-      <w:r>
-        <w:t>Luke turned to John and said, “Lead on, Mc. Duff. And damn be the one who said – there’s adventure – enough – or something like that.”</w:t>
-      </w:r>
-    </w:p>
-    <w:p>
-      <w:r>
-        <w:t>A though entered Luke’s mind. “By the way, what’s Carol’s bed time?”</w:t>
-      </w:r>
-    </w:p>
-    <w:p>
-      <w:r>
-        <w:t xml:space="preserve">“It’s 8:00PM,” Carney </w:t>
-      </w:r>
-      <w:r>
-        <w:t>said</w:t>
-      </w:r>
-      <w:r>
-        <w:t>.</w:t>
-      </w:r>
-    </w:p>
-    <w:p>
-      <w:r>
-        <w:t>“Nibbling nibbles,” Luke exclaimed. “It</w:t>
-      </w:r>
-      <w:r>
-        <w:t xml:space="preserve"> i</w:t>
-      </w:r>
-      <w:r>
-        <w:t>s 10:23PM, way past Carol’s bed time. Come on Carol, it’s time to go home.”</w:t>
-      </w:r>
-    </w:p>
-    <w:p>
-      <w:r>
-        <w:t>“But I want to go on an adventure with you,” Carol complained.</w:t>
-      </w:r>
-    </w:p>
-    <w:p>
-      <w:r>
         <w:t>“Sorry, baby love,” Luke said and scratched Carol behind the ears. “You need your rest.”</w:t>
       </w:r>
     </w:p>
     <w:p>
       <w:r>
-        <w:lastRenderedPageBreak/>
         <w:t>“Actually it’s too late for all of us,” John noted. “No hunt for today.”</w:t>
       </w:r>
     </w:p>
@@ -47969,7 +48166,7 @@
       <w:pPr>
         <w:pStyle w:val="H2"/>
       </w:pPr>
-      <w:bookmarkStart w:id="20" w:name="_Toc239330733"/>
+      <w:bookmarkStart w:id="20" w:name="_Toc239763712"/>
       <w:r>
         <w:lastRenderedPageBreak/>
         <w:t>Monsters Explained</w:t>
@@ -53164,7 +53361,7 @@
       <w:pPr>
         <w:pStyle w:val="H2"/>
       </w:pPr>
-      <w:bookmarkStart w:id="21" w:name="_Toc239330734"/>
+      <w:bookmarkStart w:id="21" w:name="_Toc239763713"/>
       <w:r>
         <w:lastRenderedPageBreak/>
         <w:t>N</w:t>
@@ -53593,7 +53790,7 @@
       <w:pPr>
         <w:pStyle w:val="H2"/>
       </w:pPr>
-      <w:bookmarkStart w:id="22" w:name="_Toc239330735"/>
+      <w:bookmarkStart w:id="22" w:name="_Toc239763714"/>
       <w:r>
         <w:lastRenderedPageBreak/>
         <w:t>Wedding</w:t>
@@ -54658,15 +54855,7 @@
     </w:p>
     <w:p>
       <w:r>
-        <w:t xml:space="preserve">“No way </w:t>
-      </w:r>
-      <w:proofErr w:type="spellStart"/>
-      <w:r>
-        <w:t>bub</w:t>
-      </w:r>
-      <w:proofErr w:type="spellEnd"/>
-      <w:r>
-        <w:t>, I don’t want my hair turning purple. I’m fine with blond hair,” Benny said. “Mum, I have a big match tonight. If I win, I’ll be one step closer to becoming professional. I’ll be coming home late.”</w:t>
+        <w:t>“No way bub, I don’t want my hair turning purple. I’m fine with blond hair,” Benny said. “Mum, I have a big match tonight. If I win, I’ll be one step closer to becoming professional. I’ll be coming home late.”</w:t>
       </w:r>
     </w:p>
     <w:p>
@@ -58739,7 +58928,7 @@
       <w:pPr>
         <w:pStyle w:val="H2"/>
       </w:pPr>
-      <w:bookmarkStart w:id="23" w:name="_Toc239330736"/>
+      <w:bookmarkStart w:id="23" w:name="_Toc239763715"/>
       <w:r>
         <w:lastRenderedPageBreak/>
         <w:t>Any Day is a Good Day to Kick Ass</w:t>
@@ -58989,15 +59178,7 @@
     </w:p>
     <w:p>
       <w:r>
-        <w:t xml:space="preserve">“No way </w:t>
-      </w:r>
-      <w:proofErr w:type="spellStart"/>
-      <w:r>
-        <w:t>bub</w:t>
-      </w:r>
-      <w:proofErr w:type="spellEnd"/>
-      <w:r>
-        <w:t xml:space="preserve">,” Benny </w:t>
+        <w:t xml:space="preserve">“No way bub,” Benny </w:t>
       </w:r>
       <w:r>
         <w:t>said</w:t>
@@ -59654,7 +59835,7 @@
       <w:pPr>
         <w:pStyle w:val="H2"/>
       </w:pPr>
-      <w:bookmarkStart w:id="24" w:name="_Toc239330737"/>
+      <w:bookmarkStart w:id="24" w:name="_Toc239763716"/>
       <w:r>
         <w:lastRenderedPageBreak/>
         <w:t>The Next Challenge</w:t>
@@ -62150,7 +62331,7 @@
       <w:pPr>
         <w:pStyle w:val="H2"/>
       </w:pPr>
-      <w:bookmarkStart w:id="25" w:name="_Toc239330738"/>
+      <w:bookmarkStart w:id="25" w:name="_Toc239763717"/>
       <w:r>
         <w:lastRenderedPageBreak/>
         <w:t xml:space="preserve">The </w:t>
@@ -66467,7 +66648,7 @@
       <w:pPr>
         <w:pStyle w:val="H2"/>
       </w:pPr>
-      <w:bookmarkStart w:id="26" w:name="_Toc239330739"/>
+      <w:bookmarkStart w:id="26" w:name="_Toc239763718"/>
       <w:r>
         <w:lastRenderedPageBreak/>
         <w:t>Revelations</w:t>
@@ -68055,7 +68236,7 @@
       <w:pPr>
         <w:pStyle w:val="H2"/>
       </w:pPr>
-      <w:bookmarkStart w:id="27" w:name="_Toc239330740"/>
+      <w:bookmarkStart w:id="27" w:name="_Toc239763719"/>
       <w:r>
         <w:lastRenderedPageBreak/>
         <w:t>Family Reunion</w:t>
@@ -71259,7 +71440,7 @@
         <w:rPr>
           <w:noProof/>
         </w:rPr>
-        <w:t>480</w:t>
+        <w:t>24</w:t>
       </w:r>
     </w:fldSimple>
   </w:p>
@@ -71278,7 +71459,7 @@
         <w:rPr>
           <w:noProof/>
         </w:rPr>
-        <w:t>481</w:t>
+        <w:t>25</w:t>
       </w:r>
     </w:fldSimple>
   </w:p>
@@ -73189,7 +73370,7 @@
 </file>
 
 <file path=customXml/itemProps1.xml><?xml version="1.0" encoding="utf-8"?>
-<ds:datastoreItem xmlns:ds="http://schemas.openxmlformats.org/officeDocument/2006/customXml" ds:itemID="{95364848-1AD7-4971-AC23-674D52FA4873}">
+<ds:datastoreItem xmlns:ds="http://schemas.openxmlformats.org/officeDocument/2006/customXml" ds:itemID="{68BEE28F-C4F6-41D5-8311-B1C067C36BF3}">
   <ds:schemaRefs>
     <ds:schemaRef ds:uri="http://schemas.openxmlformats.org/officeDocument/2006/bibliography"/>
   </ds:schemaRefs>
